--- a/docs/HYTEK_RFY_Tools_User_Guide.docx
+++ b/docs/HYTEK_RFY_Tools_User_Guide.docx
@@ -1,5 +1,5 @@
 
-<file path=word/document.xml><?xml version="1.0" encoding="UTF-8" standalone="yes"?><w:document mc:Ignorable="w14 w15 wp14" xmlns:wpc="http://schemas.microsoft.com/office/word/2010/wordprocessingCanvas" xmlns:mc="http://schemas.openxmlformats.org/markup-compatibility/2006" xmlns:o="urn:schemas-microsoft-com:office:office" xmlns:r="http://schemas.openxmlformats.org/officeDocument/2006/relationships" xmlns:m="http://schemas.openxmlformats.org/officeDocument/2006/math" xmlns:v="urn:schemas-microsoft-com:vml" xmlns:wp14="http://schemas.microsoft.com/office/word/2010/wordprocessingDrawing" xmlns:wp="http://schemas.openxmlformats.org/drawingml/2006/wordprocessingDrawing" xmlns:w10="urn:schemas-microsoft-com:office:word" xmlns:w="http://schemas.openxmlformats.org/wordprocessingml/2006/main" xmlns:w14="http://schemas.microsoft.com/office/word/2010/wordml" xmlns:w15="http://schemas.microsoft.com/office/word/2012/wordml" xmlns:wpg="http://schemas.microsoft.com/office/word/2010/wordprocessingGroup" xmlns:wpi="http://schemas.microsoft.com/office/word/2010/wordprocessingInk" xmlns:wne="http://schemas.microsoft.com/office/word/2006/wordml" xmlns:wps="http://schemas.microsoft.com/office/word/2010/wordprocessingShape" xmlns:cx="http://schemas.microsoft.com/office/drawing/2014/chartex" xmlns:cx1="http://schemas.microsoft.com/office/drawing/2015/9/8/chartex" xmlns:cx2="http://schemas.microsoft.com/office/drawing/2015/10/21/chartex" xmlns:cx3="http://schemas.microsoft.com/office/drawing/2016/5/9/chartex" xmlns:cx4="http://schemas.microsoft.com/office/drawing/2016/5/10/chartex" xmlns:cx5="http://schemas.microsoft.com/office/drawing/2016/5/11/chartex" xmlns:cx6="http://schemas.microsoft.com/office/drawing/2016/5/12/chartex" xmlns:cx7="http://schemas.microsoft.com/office/drawing/2016/5/13/chartex" xmlns:cx8="http://schemas.microsoft.com/office/drawing/2016/5/14/chartex" xmlns:aink="http://schemas.microsoft.com/office/drawing/2016/ink" xmlns:am3d="http://schemas.microsoft.com/office/drawing/2017/model3d" xmlns:w16cex="http://schemas.microsoft.com/office/word/2018/wordml/cex" xmlns:w16cid="http://schemas.microsoft.com/office/word/2016/wordml/cid" xmlns:w16="http://schemas.microsoft.com/office/word/2018/wordml" xmlns:w16sdtdh="http://schemas.microsoft.com/office/word/2020/wordml/sdtdatahash" xmlns:w16se="http://schemas.microsoft.com/office/word/2015/wordml/symex"><w:body><w:p><w:pPr><w:spacing w:after="240" w:before="600"/><w:jc w:val="center"/></w:pPr><w:r><w:drawing><wp:inline distT="0" distB="0" distL="0" distR="0"><wp:extent cx="2286000" cy="762000"/><wp:effectExtent t="0" r="0" b="0" l="0"/><wp:docPr id="1" name="" descr="" title=""/><wp:cNvGraphicFramePr><a:graphicFrameLocks xmlns:a="http://schemas.openxmlformats.org/drawingml/2006/main" noChangeAspect="1"/></wp:cNvGraphicFramePr><a:graphic xmlns:a="http://schemas.openxmlformats.org/drawingml/2006/main"><a:graphicData uri="http://schemas.openxmlformats.org/drawingml/2006/picture"><pic:pic xmlns:pic="http://schemas.openxmlformats.org/drawingml/2006/picture"><pic:nvPicPr><pic:cNvPr id="0" name="" descr=""/><pic:cNvPicPr><a:picLocks noChangeAspect="1" noChangeArrowheads="1"/></pic:cNvPicPr></pic:nvPicPr><pic:blipFill><a:blip r:embed="rId9" cstate="none"/><a:srcRect/><a:stretch><a:fillRect/></a:stretch></pic:blipFill><pic:spPr bwMode="auto"><a:xfrm><a:off x="0" y="0"/><a:ext cx="2286000" cy="762000"/></a:xfrm><a:prstGeom prst="rect"><a:avLst/></a:prstGeom></pic:spPr></pic:pic></a:graphicData></a:graphic></wp:inline></w:drawing></w:r></w:p><w:p><w:pPr><w:spacing w:after="240"/><w:jc w:val="center"/></w:pPr><w:r><w:rPr><w:rFonts w:ascii="Arial" w:cs="Arial" w:eastAsia="Arial" w:hAnsi="Arial"/><w:b/><w:bCs/><w:color w:val="231F20"/><w:sz w:val="44"/><w:szCs w:val="44"/></w:rPr><w:t xml:space="preserve">HYTEK RFY Tools — User Guide</w:t></w:r></w:p><w:p><w:pPr><w:spacing w:after="480"/><w:jc w:val="center"/></w:pPr><w:r><w:rPr><w:rFonts w:ascii="Arial" w:cs="Arial" w:eastAsia="Arial" w:hAnsi="Arial"/><w:i/><w:iCs/><w:color w:val="666666"/><w:sz w:val="24"/><w:szCs w:val="24"/></w:rPr><w:t xml:space="preserve">How to use the rule editor, regression dashboard, and what every edit actually changes</w:t></w:r></w:p><w:p><w:pPr><w:spacing w:after="480"/><w:jc w:val="center"/></w:pPr><w:r><w:rPr><w:rFonts w:ascii="Arial" w:cs="Arial" w:eastAsia="Arial" w:hAnsi="Arial"/><w:color w:val="666666"/><w:sz w:val="18"/><w:szCs w:val="18"/></w:rPr><w:t xml:space="preserve">Generated 03/05/2026 · hytek-rfy-tools.vercel.app</w:t></w:r></w:p><w:p><w:r><w:br w:type="page"/></w:r></w:p><w:p><w:pPr><w:spacing w:after="200" w:before="360"/></w:pPr><w:r><w:rPr><w:rFonts w:ascii="Arial" w:cs="Arial" w:eastAsia="Arial" w:hAnsi="Arial"/><w:b/><w:bCs/><w:color w:val="231F20"/><w:sz w:val="32"/><w:szCs w:val="32"/></w:rPr><w:t xml:space="preserve">1. What is HYTEK RFY Tools?</w:t></w:r></w:p><w:p><w:pPr><w:spacing w:after="120"/></w:pPr><w:r><w:rPr><w:rFonts w:ascii="Arial" w:cs="Arial" w:eastAsia="Arial" w:hAnsi="Arial"/><w:color w:val="333333"/><w:sz w:val="21"/><w:szCs w:val="21"/></w:rPr><w:t xml:space="preserve">HYTEK RFY Tools is the standalone web app that replaces FrameCAD Detailer for HYTEK&apos;s F300i rollformer. It does three things:</w:t></w:r></w:p><w:p><w:pPr><w:pStyle w:val="ListParagraph"/><w:numPr><w:ilvl w:val="0"/><w:numId w:val="2"/></w:numPr><w:spacing w:after="60"/></w:pPr><w:r><w:rPr><w:rFonts w:ascii="Arial" w:cs="Arial" w:eastAsia="Arial" w:hAnsi="Arial"/><w:color w:val="333333"/><w:sz w:val="21"/><w:szCs w:val="21"/></w:rPr><w:t xml:space="preserve">Decodes encrypted .rfy files and emits readable XML, CSV, and op summaries.</w:t></w:r></w:p><w:p><w:pPr><w:pStyle w:val="ListParagraph"/><w:numPr><w:ilvl w:val="0"/><w:numId w:val="2"/></w:numPr><w:spacing w:after="60"/></w:pPr><w:r><w:rPr><w:rFonts w:ascii="Arial" w:cs="Arial" w:eastAsia="Arial" w:hAnsi="Arial"/><w:color w:val="333333"/><w:sz w:val="21"/><w:szCs w:val="21"/></w:rPr><w:t xml:space="preserve">Encodes RFY files from input XML using HYTEK&apos;s own machine setups and frame-type rules — bypassing Detailer entirely.</w:t></w:r></w:p><w:p><w:pPr><w:pStyle w:val="ListParagraph"/><w:numPr><w:ilvl w:val="0"/><w:numId w:val="2"/></w:numPr><w:spacing w:after="60"/></w:pPr><w:r><w:rPr><w:rFonts w:ascii="Arial" w:cs="Arial" w:eastAsia="Arial" w:hAnsi="Arial"/><w:color w:val="333333"/><w:sz w:val="21"/><w:szCs w:val="21"/></w:rPr><w:t xml:space="preserve">Lets you edit the rule sets that drive the encoder, save named templates, roll back, and verify output via a regression dashboard.</w:t></w:r></w:p><w:p><w:pPr><w:spacing w:after="120"/></w:pPr><w:r><w:rPr><w:rFonts w:ascii="Arial" w:cs="Arial" w:eastAsia="Arial" w:hAnsi="Arial"/><w:b/><w:bCs/><w:color w:val="333333"/><w:sz w:val="21"/><w:szCs w:val="21"/></w:rPr><w:t xml:space="preserve">Live URL: https://hytek-rfy-tools.vercel.app</w:t></w:r></w:p><w:p><w:pPr><w:spacing w:after="160" w:before="280"/></w:pPr><w:r><w:rPr><w:rFonts w:ascii="Arial" w:cs="Arial" w:eastAsia="Arial" w:hAnsi="Arial"/><w:b/><w:bCs/><w:color w:val="231F20"/><w:sz w:val="26"/><w:szCs w:val="26"/></w:rPr><w:t xml:space="preserve">Why this app exists</w:t></w:r></w:p><w:p><w:pPr><w:spacing w:after="120"/></w:pPr><w:r><w:rPr><w:rFonts w:ascii="Arial" w:cs="Arial" w:eastAsia="Arial" w:hAnsi="Arial"/><w:color w:val="333333"/><w:sz w:val="21"/><w:szCs w:val="21"/></w:rPr><w:t xml:space="preserve">FrameCAD Detailer 5.3.4.0 is end-of-life — the licence on the workshop PC has already expired (showed &quot;01 Jan 1970&quot;). When it stops opening jobs, the F300i has no way to receive new RFY files unless we generate them ourselves. HYTEK RFY Tools is that fallback.</w:t></w:r></w:p><w:p><w:pPr><w:spacing w:after="120"/></w:pPr><w:r><w:rPr><w:rFonts w:ascii="Arial" w:cs="Arial" w:eastAsia="Arial" w:hAnsi="Arial"/><w:color w:val="333333"/><w:sz w:val="21"/><w:szCs w:val="21"/></w:rPr><w:t xml:space="preserve">Two of the bigger &quot;insurance policy&quot; features are the Rules Manager and the Regression Dashboard — between them, you can edit any rule HYTEK uses, prove the new rule still matches Detailer reference output, and revert if it goes wrong.</w:t></w:r></w:p><w:p><w:pPr><w:spacing w:after="160" w:before="280"/></w:pPr><w:r><w:rPr><w:rFonts w:ascii="Arial" w:cs="Arial" w:eastAsia="Arial" w:hAnsi="Arial"/><w:b/><w:bCs/><w:color w:val="231F20"/><w:sz w:val="26"/><w:szCs w:val="26"/></w:rPr><w:t xml:space="preserve">The three apps you&apos;ll use most</w:t></w:r></w:p><w:tbl><w:tblPr><w:tblW w:type="dxa" w:w="9500"/><w:tblBorders><w:top w:val="single" w:color="auto" w:sz="4"/><w:left w:val="single" w:color="auto" w:sz="4"/><w:bottom w:val="single" w:color="auto" w:sz="4"/><w:right w:val="single" w:color="auto" w:sz="4"/><w:insideH w:val="single" w:color="auto" w:sz="4"/><w:insideV w:val="single" w:color="auto" w:sz="4"/></w:tblBorders></w:tblPr><w:tblGrid><w:gridCol w:w="100"/><w:gridCol w:w="100"/></w:tblGrid><w:tr><w:tc><w:tcPr><w:tcW w:type="dxa" w:w="3000"/><w:tcBorders><w:top w:val="single" w:color="DDDDDD" w:sz="1"/><w:left w:val="single" w:color="DDDDDD" w:sz="1"/><w:bottom w:val="single" w:color="DDDDDD" w:sz="1"/><w:right w:val="single" w:color="DDDDDD" w:sz="1"/></w:tcBorders><w:shd w:fill="231F20" w:val="clear"/><w:tcMar><w:top w:type="dxa" w:w="80"/><w:left w:type="dxa" w:w="120"/><w:bottom w:type="dxa" w:w="80"/><w:right w:type="dxa" w:w="120"/></w:tcMar></w:tcPr><w:p><w:r><w:rPr><w:rFonts w:ascii="Arial" w:cs="Arial" w:eastAsia="Arial" w:hAnsi="Arial"/><w:b/><w:bCs/><w:color w:val="FFFFFF"/><w:sz w:val="20"/><w:szCs w:val="20"/></w:rPr><w:t xml:space="preserve">Field / Setting</w:t></w:r></w:p></w:tc><w:tc><w:tcPr><w:tcW w:type="dxa" w:w="6500"/><w:tcBorders><w:top w:val="single" w:color="DDDDDD" w:sz="1"/><w:left w:val="single" w:color="DDDDDD" w:sz="1"/><w:bottom w:val="single" w:color="DDDDDD" w:sz="1"/><w:right w:val="single" w:color="DDDDDD" w:sz="1"/></w:tcBorders><w:shd w:fill="231F20" w:val="clear"/><w:tcMar><w:top w:type="dxa" w:w="80"/><w:left w:type="dxa" w:w="120"/><w:bottom w:type="dxa" w:w="80"/><w:right w:type="dxa" w:w="120"/></w:tcMar></w:tcPr><w:p><w:r><w:rPr><w:rFonts w:ascii="Arial" w:cs="Arial" w:eastAsia="Arial" w:hAnsi="Arial"/><w:b/><w:bCs/><w:color w:val="FFFFFF"/><w:sz w:val="20"/><w:szCs w:val="20"/></w:rPr><w:t xml:space="preserve">What an edit changes</w:t></w:r></w:p></w:tc></w:tr><w:tr><w:tc><w:tcPr><w:tcW w:type="dxa" w:w="3000"/><w:tcBorders><w:top w:val="single" w:color="DDDDDD" w:sz="1"/><w:left w:val="single" w:color="DDDDDD" w:sz="1"/><w:bottom w:val="single" w:color="DDDDDD" w:sz="1"/><w:right w:val="single" w:color="DDDDDD" w:sz="1"/></w:tcBorders><w:shd w:fill="F5F5F5" w:val="clear"/><w:tcMar><w:top w:type="dxa" w:w="80"/><w:left w:type="dxa" w:w="120"/><w:bottom w:type="dxa" w:w="80"/><w:right w:type="dxa" w:w="120"/></w:tcMar></w:tcPr><w:p><w:pPr><w:jc w:val="left"/></w:pPr><w:r><w:rPr><w:rFonts w:ascii="Arial" w:cs="Arial" w:eastAsia="Arial" w:hAnsi="Arial"/><w:b/><w:bCs/><w:color w:val="333333"/><w:sz w:val="20"/><w:szCs w:val="20"/></w:rPr><w:t xml:space="preserve">/</w:t></w:r></w:p></w:tc><w:tc><w:tcPr><w:tcW w:type="dxa" w:w="6500"/><w:tcBorders><w:top w:val="single" w:color="DDDDDD" w:sz="1"/><w:left w:val="single" w:color="DDDDDD" w:sz="1"/><w:bottom w:val="single" w:color="DDDDDD" w:sz="1"/><w:right w:val="single" w:color="DDDDDD" w:sz="1"/></w:tcBorders><w:shd w:fill="F5F5F5" w:val="clear"/><w:tcMar><w:top w:type="dxa" w:w="80"/><w:left w:type="dxa" w:w="120"/><w:bottom w:type="dxa" w:w="80"/><w:right w:type="dxa" w:w="120"/></w:tcMar></w:tcPr><w:p><w:pPr><w:jc w:val="left"/></w:pPr><w:r><w:rPr><w:rFonts w:ascii="Arial" w:cs="Arial" w:eastAsia="Arial" w:hAnsi="Arial"/><w:color w:val="333333"/><w:sz w:val="20"/><w:szCs w:val="20"/></w:rPr><w:t xml:space="preserve">Home page. Drop RFY/XML/CSV files in to decode, re-encode, or convert. Doesn&apos;t change any rules — just runs the codec.</w:t></w:r></w:p></w:tc></w:tr><w:tr><w:tc><w:tcPr><w:tcW w:type="dxa" w:w="3000"/><w:tcBorders><w:top w:val="single" w:color="DDDDDD" w:sz="1"/><w:left w:val="single" w:color="DDDDDD" w:sz="1"/><w:bottom w:val="single" w:color="DDDDDD" w:sz="1"/><w:right w:val="single" w:color="DDDDDD" w:sz="1"/></w:tcBorders><w:shd w:fill="FFFFFF" w:val="clear"/><w:tcMar><w:top w:type="dxa" w:w="80"/><w:left w:type="dxa" w:w="120"/><w:bottom w:type="dxa" w:w="80"/><w:right w:type="dxa" w:w="120"/></w:tcMar></w:tcPr><w:p><w:pPr><w:jc w:val="left"/></w:pPr><w:r><w:rPr><w:rFonts w:ascii="Arial" w:cs="Arial" w:eastAsia="Arial" w:hAnsi="Arial"/><w:b/><w:bCs/><w:color w:val="333333"/><w:sz w:val="20"/><w:szCs w:val="20"/></w:rPr><w:t xml:space="preserve">/rules</w:t></w:r></w:p></w:tc><w:tc><w:tcPr><w:tcW w:type="dxa" w:w="6500"/><w:tcBorders><w:top w:val="single" w:color="DDDDDD" w:sz="1"/><w:left w:val="single" w:color="DDDDDD" w:sz="1"/><w:bottom w:val="single" w:color="DDDDDD" w:sz="1"/><w:right w:val="single" w:color="DDDDDD" w:sz="1"/></w:tcBorders><w:shd w:fill="FFFFFF" w:val="clear"/><w:tcMar><w:top w:type="dxa" w:w="80"/><w:left w:type="dxa" w:w="120"/><w:bottom w:type="dxa" w:w="80"/><w:right w:type="dxa" w:w="120"/></w:tcMar></w:tcPr><w:p><w:pPr><w:jc w:val="left"/></w:pPr><w:r><w:rPr><w:rFonts w:ascii="Arial" w:cs="Arial" w:eastAsia="Arial" w:hAnsi="Arial"/><w:color w:val="333333"/><w:sz w:val="20"/><w:szCs w:val="20"/></w:rPr><w:t xml:space="preserve">Rules Manager. Edit machine setups (per-profile dimples, swages, lip notches) and frame types (which rule applies to LBW vs FJ vs LIN). Versioned templates with rollback.</w:t></w:r></w:p></w:tc></w:tr><w:tr><w:tc><w:tcPr><w:tcW w:type="dxa" w:w="3000"/><w:tcBorders><w:top w:val="single" w:color="DDDDDD" w:sz="1"/><w:left w:val="single" w:color="DDDDDD" w:sz="1"/><w:bottom w:val="single" w:color="DDDDDD" w:sz="1"/><w:right w:val="single" w:color="DDDDDD" w:sz="1"/></w:tcBorders><w:shd w:fill="F5F5F5" w:val="clear"/><w:tcMar><w:top w:type="dxa" w:w="80"/><w:left w:type="dxa" w:w="120"/><w:bottom w:type="dxa" w:w="80"/><w:right w:type="dxa" w:w="120"/></w:tcMar></w:tcPr><w:p><w:pPr><w:jc w:val="left"/></w:pPr><w:r><w:rPr><w:rFonts w:ascii="Arial" w:cs="Arial" w:eastAsia="Arial" w:hAnsi="Arial"/><w:b/><w:bCs/><w:color w:val="333333"/><w:sz w:val="20"/><w:szCs w:val="20"/></w:rPr><w:t xml:space="preserve">/rules/tooling</w:t></w:r></w:p></w:tc><w:tc><w:tcPr><w:tcW w:type="dxa" w:w="6500"/><w:tcBorders><w:top w:val="single" w:color="DDDDDD" w:sz="1"/><w:left w:val="single" w:color="DDDDDD" w:sz="1"/><w:bottom w:val="single" w:color="DDDDDD" w:sz="1"/><w:right w:val="single" w:color="DDDDDD" w:sz="1"/></w:tcBorders><w:shd w:fill="F5F5F5" w:val="clear"/><w:tcMar><w:top w:type="dxa" w:w="80"/><w:left w:type="dxa" w:w="120"/><w:bottom w:type="dxa" w:w="80"/><w:right w:type="dxa" w:w="120"/></w:tcMar></w:tcPr><w:p><w:pPr><w:jc w:val="left"/></w:pPr><w:r><w:rPr><w:rFonts w:ascii="Arial" w:cs="Arial" w:eastAsia="Arial" w:hAnsi="Arial"/><w:color w:val="333333"/><w:sz w:val="20"/><w:szCs w:val="20"/></w:rPr><w:t xml:space="preserve">Tooling Rules Registry (read-only for now). Lists every per-stick rule the encoder runs — useful when you&apos;re trying to figure out &quot;why is this notch in the wrong place?&quot;.</w:t></w:r></w:p></w:tc></w:tr><w:tr><w:tc><w:tcPr><w:tcW w:type="dxa" w:w="3000"/><w:tcBorders><w:top w:val="single" w:color="DDDDDD" w:sz="1"/><w:left w:val="single" w:color="DDDDDD" w:sz="1"/><w:bottom w:val="single" w:color="DDDDDD" w:sz="1"/><w:right w:val="single" w:color="DDDDDD" w:sz="1"/></w:tcBorders><w:shd w:fill="FFFFFF" w:val="clear"/><w:tcMar><w:top w:type="dxa" w:w="80"/><w:left w:type="dxa" w:w="120"/><w:bottom w:type="dxa" w:w="80"/><w:right w:type="dxa" w:w="120"/></w:tcMar></w:tcPr><w:p><w:pPr><w:jc w:val="left"/></w:pPr><w:r><w:rPr><w:rFonts w:ascii="Arial" w:cs="Arial" w:eastAsia="Arial" w:hAnsi="Arial"/><w:b/><w:bCs/><w:color w:val="333333"/><w:sz w:val="20"/><w:szCs w:val="20"/></w:rPr><w:t xml:space="preserve">/regression</w:t></w:r></w:p></w:tc><w:tc><w:tcPr><w:tcW w:type="dxa" w:w="6500"/><w:tcBorders><w:top w:val="single" w:color="DDDDDD" w:sz="1"/><w:left w:val="single" w:color="DDDDDD" w:sz="1"/><w:bottom w:val="single" w:color="DDDDDD" w:sz="1"/><w:right w:val="single" w:color="DDDDDD" w:sz="1"/></w:tcBorders><w:shd w:fill="FFFFFF" w:val="clear"/><w:tcMar><w:top w:type="dxa" w:w="80"/><w:left w:type="dxa" w:w="120"/><w:bottom w:type="dxa" w:w="80"/><w:right w:type="dxa" w:w="120"/></w:tcMar></w:tcPr><w:p><w:pPr><w:jc w:val="left"/></w:pPr><w:r><w:rPr><w:rFonts w:ascii="Arial" w:cs="Arial" w:eastAsia="Arial" w:hAnsi="Arial"/><w:color w:val="333333"/><w:sz w:val="20"/><w:szCs w:val="20"/></w:rPr><w:t xml:space="preserve">Match Regression Dashboard. Runs the codec across the test corpus and shows op-level + CSV-level match % vs Detailer reference. Use this to prove a rule edit didn&apos;t break anything.</w:t></w:r></w:p></w:tc></w:tr></w:tbl><w:p><w:r><w:br w:type="page"/></w:r></w:p><w:p><w:pPr><w:spacing w:after="200" w:before="360"/></w:pPr><w:r><w:rPr><w:rFonts w:ascii="Arial" w:cs="Arial" w:eastAsia="Arial" w:hAnsi="Arial"/><w:b/><w:bCs/><w:color w:val="231F20"/><w:sz w:val="32"/><w:szCs w:val="32"/></w:rPr><w:t xml:space="preserve">2. Home page (/) — File conversion</w:t></w:r></w:p><w:p><w:pPr><w:spacing w:after="120"/></w:pPr><w:r><w:rPr><w:rFonts w:ascii="Arial" w:cs="Arial" w:eastAsia="Arial" w:hAnsi="Arial"/><w:color w:val="333333"/><w:sz w:val="21"/><w:szCs w:val="21"/></w:rPr><w:t xml:space="preserve">This is the default landing page. Use it for one-off file work — decoding a single .rfy to inspect its operations, or running a batch encode from XML.</w:t></w:r></w:p><w:p><w:pPr><w:spacing w:after="160" w:before="280"/></w:pPr><w:r><w:rPr><w:rFonts w:ascii="Arial" w:cs="Arial" w:eastAsia="Arial" w:hAnsi="Arial"/><w:b/><w:bCs/><w:color w:val="231F20"/><w:sz w:val="26"/><w:szCs w:val="26"/></w:rPr><w:t xml:space="preserve">What the home page does</w:t></w:r></w:p><0/><w:p><w:pPr><w:spacing w:after="160" w:before="280"/></w:pPr><w:r><w:rPr><w:rFonts w:ascii="Arial" w:cs="Arial" w:eastAsia="Arial" w:hAnsi="Arial"/><w:b/><w:bCs/><w:color w:val="231F20"/><w:sz w:val="26"/><w:szCs w:val="26"/></w:rPr><w:t xml:space="preserve">What an edit on the home page DOES NOT change</w:t></w:r></w:p><w:p><w:pPr><w:shd w:fill="FFF3C0" w:val="clear"/><w:spacing w:after="200" w:before="100"/></w:pPr><w:r><w:rPr><w:rFonts w:ascii="Arial" w:cs="Arial" w:eastAsia="Arial" w:hAnsi="Arial"/><w:b/><w:bCs/><w:color w:val="231F20"/><w:sz w:val="21"/><w:szCs w:val="21"/></w:rPr><w:t xml:space="preserve">⚠ Home page is read-only against the rules. Drag-and-dropping a file there NEVER edits a machine setup, frame type, or tooling rule. Only the Rules Manager (/rules) edits rules.</w:t></w:r></w:p><w:p><w:r><w:br w:type="page"/></w:r></w:p><w:p><w:pPr><w:spacing w:after="200" w:before="360"/></w:pPr><w:r><w:rPr><w:rFonts w:ascii="Arial" w:cs="Arial" w:eastAsia="Arial" w:hAnsi="Arial"/><w:b/><w:bCs/><w:color w:val="231F20"/><w:sz w:val="32"/><w:szCs w:val="32"/></w:rPr><w:t xml:space="preserve">3. Rules Manager (/rules) — the rule editor</w:t></w:r></w:p><w:p><w:pPr><w:spacing w:after="120"/></w:pPr><w:r><w:rPr><w:rFonts w:ascii="Arial" w:cs="Arial" w:eastAsia="Arial" w:hAnsi="Arial"/><w:color w:val="333333"/><w:sz w:val="21"/><w:szCs w:val="21"/></w:rPr><w:t xml:space="preserve">This is the page where you change how the encoder behaves. Three concepts to keep straight:</w:t></w:r></w:p><w:p><w:pPr><w:pStyle w:val="ListParagraph"/><w:numPr><w:ilvl w:val="0"/><w:numId w:val="3"/></w:numPr><w:spacing w:after="80"/></w:pPr><w:r><w:rPr><w:rFonts w:ascii="Arial" w:cs="Arial" w:eastAsia="Arial" w:hAnsi="Arial"/><w:color w:val="333333"/><w:sz w:val="21"/><w:szCs w:val="21"/></w:rPr><w:t xml:space="preserve">Rulesets — named snapshots of the entire HYTEK rule set. &quot;default&quot; is read-only and shipped with the app (extracted from FrameCAD Detailer&apos;s .sups files). You can save named copies (e.g., &quot;experiment-2026-05-15&quot;) to experiment without breaking anything.</w:t></w:r></w:p><w:p><w:pPr><w:pStyle w:val="ListParagraph"/><w:numPr><w:ilvl w:val="0"/><w:numId w:val="3"/></w:numPr><w:spacing w:after="80"/></w:pPr><w:r><w:rPr><w:rFonts w:ascii="Arial" w:cs="Arial" w:eastAsia="Arial" w:hAnsi="Arial"/><w:color w:val="333333"/><w:sz w:val="21"/><w:szCs w:val="21"/></w:rPr><w:t xml:space="preserve">Machine types — per-profile rules: which dimples, swages, lip notches, anchor bolts go on a 70mm profile vs 89mm vs 89×0.95 etc. Driven by HYTEK MACHINE_FRAME TYPES on the Y: drive.</w:t></w:r></w:p><w:p><w:pPr><w:pStyle w:val="ListParagraph"/><w:numPr><w:ilvl w:val="0"/><w:numId w:val="3"/></w:numPr><w:spacing w:after="80"/></w:pPr><w:r><w:rPr><w:rFonts w:ascii="Arial" w:cs="Arial" w:eastAsia="Arial" w:hAnsi="Arial"/><w:color w:val="333333"/><w:sz w:val="21"/><w:szCs w:val="21"/></w:rPr><w:t xml:space="preserve">Frame types — which rule profile applies to which frame name (LBW = load-bearing wall, NLBW = non-load-bearing, FJ = floor joist, LIN = linear truss, RP = roof panel, etc.).</w:t></w:r></w:p><w:p><w:pPr><w:spacing w:after="160" w:before="280"/></w:pPr><w:r><w:rPr><w:rFonts w:ascii="Arial" w:cs="Arial" w:eastAsia="Arial" w:hAnsi="Arial"/><w:b/><w:bCs/><w:color w:val="231F20"/><w:sz w:val="26"/><w:szCs w:val="26"/></w:rPr><w:t xml:space="preserve">3.1  The ruleset selector (top of page)</w:t></w:r></w:p><w:p><w:pPr><w:spacing w:after="120"/></w:pPr><w:r><w:rPr><w:rFonts w:ascii="Arial" w:cs="Arial" w:eastAsia="Arial" w:hAnsi="Arial"/><w:color w:val="333333"/><w:sz w:val="21"/><w:szCs w:val="21"/></w:rPr><w:t xml:space="preserve">This is the band at the top with the active ruleset name + four buttons:</w:t></w:r></w:p><w:tbl><w:tblPr><w:tblW w:type="dxa" w:w="9500"/><w:tblBorders><w:top w:val="single" w:color="auto" w:sz="4"/><w:left w:val="single" w:color="auto" w:sz="4"/><w:bottom w:val="single" w:color="auto" w:sz="4"/><w:right w:val="single" w:color="auto" w:sz="4"/><w:insideH w:val="single" w:color="auto" w:sz="4"/><w:insideV w:val="single" w:color="auto" w:sz="4"/></w:tblBorders></w:tblPr><w:tblGrid><w:gridCol w:w="100"/><w:gridCol w:w="100"/></w:tblGrid><w:tr><w:tc><w:tcPr><w:tcW w:type="dxa" w:w="3000"/><w:tcBorders><w:top w:val="single" w:color="DDDDDD" w:sz="1"/><w:left w:val="single" w:color="DDDDDD" w:sz="1"/><w:bottom w:val="single" w:color="DDDDDD" w:sz="1"/><w:right w:val="single" w:color="DDDDDD" w:sz="1"/></w:tcBorders><w:shd w:fill="231F20" w:val="clear"/><w:tcMar><w:top w:type="dxa" w:w="80"/><w:left w:type="dxa" w:w="120"/><w:bottom w:type="dxa" w:w="80"/><w:right w:type="dxa" w:w="120"/></w:tcMar></w:tcPr><w:p><w:r><w:rPr><w:rFonts w:ascii="Arial" w:cs="Arial" w:eastAsia="Arial" w:hAnsi="Arial"/><w:b/><w:bCs/><w:color w:val="FFFFFF"/><w:sz w:val="20"/><w:szCs w:val="20"/></w:rPr><w:t xml:space="preserve">Field / Setting</w:t></w:r></w:p></w:tc><w:tc><w:tcPr><w:tcW w:type="dxa" w:w="6500"/><w:tcBorders><w:top w:val="single" w:color="DDDDDD" w:sz="1"/><w:left w:val="single" w:color="DDDDDD" w:sz="1"/><w:bottom w:val="single" w:color="DDDDDD" w:sz="1"/><w:right w:val="single" w:color="DDDDDD" w:sz="1"/></w:tcBorders><w:shd w:fill="231F20" w:val="clear"/><w:tcMar><w:top w:type="dxa" w:w="80"/><w:left w:type="dxa" w:w="120"/><w:bottom w:type="dxa" w:w="80"/><w:right w:type="dxa" w:w="120"/></w:tcMar></w:tcPr><w:p><w:r><w:rPr><w:rFonts w:ascii="Arial" w:cs="Arial" w:eastAsia="Arial" w:hAnsi="Arial"/><w:b/><w:bCs/><w:color w:val="FFFFFF"/><w:sz w:val="20"/><w:szCs w:val="20"/></w:rPr><w:t xml:space="preserve">What an edit changes</w:t></w:r></w:p></w:tc></w:tr><w:tr><w:tc><w:tcPr><w:tcW w:type="dxa" w:w="3000"/><w:tcBorders><w:top w:val="single" w:color="DDDDDD" w:sz="1"/><w:left w:val="single" w:color="DDDDDD" w:sz="1"/><w:bottom w:val="single" w:color="DDDDDD" w:sz="1"/><w:right w:val="single" w:color="DDDDDD" w:sz="1"/></w:tcBorders><w:shd w:fill="F5F5F5" w:val="clear"/><w:tcMar><w:top w:type="dxa" w:w="80"/><w:left w:type="dxa" w:w="120"/><w:bottom w:type="dxa" w:w="80"/><w:right w:type="dxa" w:w="120"/></w:tcMar></w:tcPr><w:p><w:pPr><w:jc w:val="left"/></w:pPr><w:r><w:rPr><w:rFonts w:ascii="Arial" w:cs="Arial" w:eastAsia="Arial" w:hAnsi="Arial"/><w:b/><w:bCs/><w:color w:val="333333"/><w:sz w:val="20"/><w:szCs w:val="20"/></w:rPr><w:t xml:space="preserve">Active ruleset</w:t></w:r></w:p></w:tc><w:tc><w:tcPr><w:tcW w:type="dxa" w:w="6500"/><w:tcBorders><w:top w:val="single" w:color="DDDDDD" w:sz="1"/><w:left w:val="single" w:color="DDDDDD" w:sz="1"/><w:bottom w:val="single" w:color="DDDDDD" w:sz="1"/><w:right w:val="single" w:color="DDDDDD" w:sz="1"/></w:tcBorders><w:shd w:fill="F5F5F5" w:val="clear"/><w:tcMar><w:top w:type="dxa" w:w="80"/><w:left w:type="dxa" w:w="120"/><w:bottom w:type="dxa" w:w="80"/><w:right w:type="dxa" w:w="120"/></w:tcMar></w:tcPr><w:p><w:pPr><w:jc w:val="left"/></w:pPr><w:r><w:rPr><w:rFonts w:ascii="Arial" w:cs="Arial" w:eastAsia="Arial" w:hAnsi="Arial"/><w:color w:val="333333"/><w:sz w:val="20"/><w:szCs w:val="20"/></w:rPr><w:t xml:space="preserve">The ruleset currently being used by the encoder. The name appears next to a READ-ONLY badge if it&apos;s &quot;default&quot;.</w:t></w:r></w:p></w:tc></w:tr><w:tr><w:tc><w:tcPr><w:tcW w:type="dxa" w:w="3000"/><w:tcBorders><w:top w:val="single" w:color="DDDDDD" w:sz="1"/><w:left w:val="single" w:color="DDDDDD" w:sz="1"/><w:bottom w:val="single" w:color="DDDDDD" w:sz="1"/><w:right w:val="single" w:color="DDDDDD" w:sz="1"/></w:tcBorders><w:shd w:fill="FFFFFF" w:val="clear"/><w:tcMar><w:top w:type="dxa" w:w="80"/><w:left w:type="dxa" w:w="120"/><w:bottom w:type="dxa" w:w="80"/><w:right w:type="dxa" w:w="120"/></w:tcMar></w:tcPr><w:p><w:pPr><w:jc w:val="left"/></w:pPr><w:r><w:rPr><w:rFonts w:ascii="Arial" w:cs="Arial" w:eastAsia="Arial" w:hAnsi="Arial"/><w:b/><w:bCs/><w:color w:val="333333"/><w:sz w:val="20"/><w:szCs w:val="20"/></w:rPr><w:t xml:space="preserve">Save As New</w:t></w:r></w:p></w:tc><w:tc><w:tcPr><w:tcW w:type="dxa" w:w="6500"/><w:tcBorders><w:top w:val="single" w:color="DDDDDD" w:sz="1"/><w:left w:val="single" w:color="DDDDDD" w:sz="1"/><w:bottom w:val="single" w:color="DDDDDD" w:sz="1"/><w:right w:val="single" w:color="DDDDDD" w:sz="1"/></w:tcBorders><w:shd w:fill="FFFFFF" w:val="clear"/><w:tcMar><w:top w:type="dxa" w:w="80"/><w:left w:type="dxa" w:w="120"/><w:bottom w:type="dxa" w:w="80"/><w:right w:type="dxa" w:w="120"/></w:tcMar></w:tcPr><w:p><w:pPr><w:jc w:val="left"/></w:pPr><w:r><w:rPr><w:rFonts w:ascii="Arial" w:cs="Arial" w:eastAsia="Arial" w:hAnsi="Arial"/><w:color w:val="333333"/><w:sz w:val="20"/><w:szCs w:val="20"/></w:rPr><w:t xml:space="preserve">Clones the active ruleset to a new named copy. You give it a name (e.g., &quot;experiment-2026-05-15&quot;) and an optional description. The new copy becomes editable — original stays untouched.</w:t></w:r></w:p></w:tc></w:tr><w:tr><w:tc><w:tcPr><w:tcW w:type="dxa" w:w="3000"/><w:tcBorders><w:top w:val="single" w:color="DDDDDD" w:sz="1"/><w:left w:val="single" w:color="DDDDDD" w:sz="1"/><w:bottom w:val="single" w:color="DDDDDD" w:sz="1"/><w:right w:val="single" w:color="DDDDDD" w:sz="1"/></w:tcBorders><w:shd w:fill="F5F5F5" w:val="clear"/><w:tcMar><w:top w:type="dxa" w:w="80"/><w:left w:type="dxa" w:w="120"/><w:bottom w:type="dxa" w:w="80"/><w:right w:type="dxa" w:w="120"/></w:tcMar></w:tcPr><w:p><w:pPr><w:jc w:val="left"/></w:pPr><w:r><w:rPr><w:rFonts w:ascii="Arial" w:cs="Arial" w:eastAsia="Arial" w:hAnsi="Arial"/><w:b/><w:bCs/><w:color w:val="333333"/><w:sz w:val="20"/><w:szCs w:val="20"/></w:rPr><w:t xml:space="preserve">Revert</w:t></w:r></w:p></w:tc><w:tc><w:tcPr><w:tcW w:type="dxa" w:w="6500"/><w:tcBorders><w:top w:val="single" w:color="DDDDDD" w:sz="1"/><w:left w:val="single" w:color="DDDDDD" w:sz="1"/><w:bottom w:val="single" w:color="DDDDDD" w:sz="1"/><w:right w:val="single" w:color="DDDDDD" w:sz="1"/></w:tcBorders><w:shd w:fill="F5F5F5" w:val="clear"/><w:tcMar><w:top w:type="dxa" w:w="80"/><w:left w:type="dxa" w:w="120"/><w:bottom w:type="dxa" w:w="80"/><w:right w:type="dxa" w:w="120"/></w:tcMar></w:tcPr><w:p><w:pPr><w:jc w:val="left"/></w:pPr><w:r><w:rPr><w:rFonts w:ascii="Arial" w:cs="Arial" w:eastAsia="Arial" w:hAnsi="Arial"/><w:color w:val="333333"/><w:sz w:val="20"/><w:szCs w:val="20"/></w:rPr><w:t xml:space="preserve">Discards in-memory edits and re-loads the active ruleset from disk. Use this if you&apos;ve made changes you don&apos;t want to keep but haven&apos;t saved yet.</w:t></w:r></w:p></w:tc></w:tr><w:tr><w:tc><w:tcPr><w:tcW w:type="dxa" w:w="3000"/><w:tcBorders><w:top w:val="single" w:color="DDDDDD" w:sz="1"/><w:left w:val="single" w:color="DDDDDD" w:sz="1"/><w:bottom w:val="single" w:color="DDDDDD" w:sz="1"/><w:right w:val="single" w:color="DDDDDD" w:sz="1"/></w:tcBorders><w:shd w:fill="FFFFFF" w:val="clear"/><w:tcMar><w:top w:type="dxa" w:w="80"/><w:left w:type="dxa" w:w="120"/><w:bottom w:type="dxa" w:w="80"/><w:right w:type="dxa" w:w="120"/></w:tcMar></w:tcPr><w:p><w:pPr><w:jc w:val="left"/></w:pPr><w:r><w:rPr><w:rFonts w:ascii="Arial" w:cs="Arial" w:eastAsia="Arial" w:hAnsi="Arial"/><w:b/><w:bCs/><w:color w:val="333333"/><w:sz w:val="20"/><w:szCs w:val="20"/></w:rPr><w:t xml:space="preserve">Delete</w:t></w:r></w:p></w:tc><w:tc><w:tcPr><w:tcW w:type="dxa" w:w="6500"/><w:tcBorders><w:top w:val="single" w:color="DDDDDD" w:sz="1"/><w:left w:val="single" w:color="DDDDDD" w:sz="1"/><w:bottom w:val="single" w:color="DDDDDD" w:sz="1"/><w:right w:val="single" w:color="DDDDDD" w:sz="1"/></w:tcBorders><w:shd w:fill="FFFFFF" w:val="clear"/><w:tcMar><w:top w:type="dxa" w:w="80"/><w:left w:type="dxa" w:w="120"/><w:bottom w:type="dxa" w:w="80"/><w:right w:type="dxa" w:w="120"/></w:tcMar></w:tcPr><w:p><w:pPr><w:jc w:val="left"/></w:pPr><w:r><w:rPr><w:rFonts w:ascii="Arial" w:cs="Arial" w:eastAsia="Arial" w:hAnsi="Arial"/><w:color w:val="333333"/><w:sz w:val="20"/><w:szCs w:val="20"/></w:rPr><w:t xml:space="preserve">Permanently deletes a NON-default named ruleset. Default cannot be deleted. The currently-active ruleset cannot be deleted (switch to another first).</w:t></w:r></w:p></w:tc></w:tr><w:tr><w:tc><w:tcPr><w:tcW w:type="dxa" w:w="3000"/><w:tcBorders><w:top w:val="single" w:color="DDDDDD" w:sz="1"/><w:left w:val="single" w:color="DDDDDD" w:sz="1"/><w:bottom w:val="single" w:color="DDDDDD" w:sz="1"/><w:right w:val="single" w:color="DDDDDD" w:sz="1"/></w:tcBorders><w:shd w:fill="F5F5F5" w:val="clear"/><w:tcMar><w:top w:type="dxa" w:w="80"/><w:left w:type="dxa" w:w="120"/><w:bottom w:type="dxa" w:w="80"/><w:right w:type="dxa" w:w="120"/></w:tcMar></w:tcPr><w:p><w:pPr><w:jc w:val="left"/></w:pPr><w:r><w:rPr><w:rFonts w:ascii="Arial" w:cs="Arial" w:eastAsia="Arial" w:hAnsi="Arial"/><w:b/><w:bCs/><w:color w:val="333333"/><w:sz w:val="20"/><w:szCs w:val="20"/></w:rPr><w:t xml:space="preserve">Switch</w:t></w:r></w:p></w:tc><w:tc><w:tcPr><w:tcW w:type="dxa" w:w="6500"/><w:tcBorders><w:top w:val="single" w:color="DDDDDD" w:sz="1"/><w:left w:val="single" w:color="DDDDDD" w:sz="1"/><w:bottom w:val="single" w:color="DDDDDD" w:sz="1"/><w:right w:val="single" w:color="DDDDDD" w:sz="1"/></w:tcBorders><w:shd w:fill="F5F5F5" w:val="clear"/><w:tcMar><w:top w:type="dxa" w:w="80"/><w:left w:type="dxa" w:w="120"/><w:bottom w:type="dxa" w:w="80"/><w:right w:type="dxa" w:w="120"/></w:tcMar></w:tcPr><w:p><w:pPr><w:jc w:val="left"/></w:pPr><w:r><w:rPr><w:rFonts w:ascii="Arial" w:cs="Arial" w:eastAsia="Arial" w:hAnsi="Arial"/><w:color w:val="333333"/><w:sz w:val="20"/><w:szCs w:val="20"/></w:rPr><w:t xml:space="preserve">Changes which ruleset is active. The encoder immediately uses the newly-selected ruleset for any subsequent encode/decode.</w:t></w:r></w:p></w:tc></w:tr></w:tbl><w:p><w:pPr><w:shd w:fill="FFF3C0" w:val="clear"/><w:spacing w:after="200" w:before="100"/></w:pPr><w:r><w:rPr><w:rFonts w:ascii="Arial" w:cs="Arial" w:eastAsia="Arial" w:hAnsi="Arial"/><w:b/><w:bCs/><w:color w:val="231F20"/><w:sz w:val="21"/><w:szCs w:val="21"/></w:rPr><w:t xml:space="preserve">Rule of thumb: don&apos;t edit &quot;default&quot;. Click Save As New first, name your experiment, then edit the copy. If anything goes wrong, switch back to &quot;default&quot; and you&apos;re restored to factory rules.</w:t></w:r></w:p><w:p><w:pPr><w:spacing w:after="160" w:before="280"/></w:pPr><w:r><w:rPr><w:rFonts w:ascii="Arial" w:cs="Arial" w:eastAsia="Arial" w:hAnsi="Arial"/><w:b/><w:bCs/><w:color w:val="231F20"/><w:sz w:val="26"/><w:szCs w:val="26"/></w:rPr><w:t xml:space="preserve">3.2  Machine Types tab — per-profile rules</w:t></w:r></w:p><w:p><w:pPr><w:spacing w:after="120"/></w:pPr><w:r><w:rPr><w:rFonts w:ascii="Arial" w:cs="Arial" w:eastAsia="Arial" w:hAnsi="Arial"/><w:color w:val="333333"/><w:sz w:val="21"/><w:szCs w:val="21"/></w:rPr><w:t xml:space="preserve">Each machine type is a profile (70S41 0.75, 89S41 1.15, etc.) with these editable settings:</w:t></w:r></w:p><w:tbl><w:tblPr><w:tblW w:type="dxa" w:w="9500"/><w:tblBorders><w:top w:val="single" w:color="auto" w:sz="4"/><w:left w:val="single" w:color="auto" w:sz="4"/><w:bottom w:val="single" w:color="auto" w:sz="4"/><w:right w:val="single" w:color="auto" w:sz="4"/><w:insideH w:val="single" w:color="auto" w:sz="4"/><w:insideV w:val="single" w:color="auto" w:sz="4"/></w:tblBorders></w:tblPr><w:tblGrid><w:gridCol w:w="100"/><w:gridCol w:w="100"/></w:tblGrid><w:tr><w:tc><w:tcPr><w:tcW w:type="dxa" w:w="3000"/><w:tcBorders><w:top w:val="single" w:color="DDDDDD" w:sz="1"/><w:left w:val="single" w:color="DDDDDD" w:sz="1"/><w:bottom w:val="single" w:color="DDDDDD" w:sz="1"/><w:right w:val="single" w:color="DDDDDD" w:sz="1"/></w:tcBorders><w:shd w:fill="231F20" w:val="clear"/><w:tcMar><w:top w:type="dxa" w:w="80"/><w:left w:type="dxa" w:w="120"/><w:bottom w:type="dxa" w:w="80"/><w:right w:type="dxa" w:w="120"/></w:tcMar></w:tcPr><w:p><w:r><w:rPr><w:rFonts w:ascii="Arial" w:cs="Arial" w:eastAsia="Arial" w:hAnsi="Arial"/><w:b/><w:bCs/><w:color w:val="FFFFFF"/><w:sz w:val="20"/><w:szCs w:val="20"/></w:rPr><w:t xml:space="preserve">Field / Setting</w:t></w:r></w:p></w:tc><w:tc><w:tcPr><w:tcW w:type="dxa" w:w="6500"/><w:tcBorders><w:top w:val="single" w:color="DDDDDD" w:sz="1"/><w:left w:val="single" w:color="DDDDDD" w:sz="1"/><w:bottom w:val="single" w:color="DDDDDD" w:sz="1"/><w:right w:val="single" w:color="DDDDDD" w:sz="1"/></w:tcBorders><w:shd w:fill="231F20" w:val="clear"/><w:tcMar><w:top w:type="dxa" w:w="80"/><w:left w:type="dxa" w:w="120"/><w:bottom w:type="dxa" w:w="80"/><w:right w:type="dxa" w:w="120"/></w:tcMar></w:tcPr><w:p><w:r><w:rPr><w:rFonts w:ascii="Arial" w:cs="Arial" w:eastAsia="Arial" w:hAnsi="Arial"/><w:b/><w:bCs/><w:color w:val="FFFFFF"/><w:sz w:val="20"/><w:szCs w:val="20"/></w:rPr><w:t xml:space="preserve">What an edit changes</w:t></w:r></w:p></w:tc></w:tr><w:tr><w:tc><w:tcPr><w:tcW w:type="dxa" w:w="3000"/><w:tcBorders><w:top w:val="single" w:color="DDDDDD" w:sz="1"/><w:left w:val="single" w:color="DDDDDD" w:sz="1"/><w:bottom w:val="single" w:color="DDDDDD" w:sz="1"/><w:right w:val="single" w:color="DDDDDD" w:sz="1"/></w:tcBorders><w:shd w:fill="F5F5F5" w:val="clear"/><w:tcMar><w:top w:type="dxa" w:w="80"/><w:left w:type="dxa" w:w="120"/><w:bottom w:type="dxa" w:w="80"/><w:right w:type="dxa" w:w="120"/></w:tcMar></w:tcPr><w:p><w:pPr><w:jc w:val="left"/></w:pPr><w:r><w:rPr><w:rFonts w:ascii="Arial" w:cs="Arial" w:eastAsia="Arial" w:hAnsi="Arial"/><w:b/><w:bCs/><w:color w:val="333333"/><w:sz w:val="20"/><w:szCs w:val="20"/></w:rPr><w:t xml:space="preserve">Profile name</w:t></w:r></w:p></w:tc><w:tc><w:tcPr><w:tcW w:type="dxa" w:w="6500"/><w:tcBorders><w:top w:val="single" w:color="DDDDDD" w:sz="1"/><w:left w:val="single" w:color="DDDDDD" w:sz="1"/><w:bottom w:val="single" w:color="DDDDDD" w:sz="1"/><w:right w:val="single" w:color="DDDDDD" w:sz="1"/></w:tcBorders><w:shd w:fill="F5F5F5" w:val="clear"/><w:tcMar><w:top w:type="dxa" w:w="80"/><w:left w:type="dxa" w:w="120"/><w:bottom w:type="dxa" w:w="80"/><w:right w:type="dxa" w:w="120"/></w:tcMar></w:tcPr><w:p><w:pPr><w:jc w:val="left"/></w:pPr><w:r><w:rPr><w:rFonts w:ascii="Arial" w:cs="Arial" w:eastAsia="Arial" w:hAnsi="Arial"/><w:color w:val="333333"/><w:sz w:val="20"/><w:szCs w:val="20"/></w:rPr><w:t xml:space="preserve">The display name. Cosmetic — doesn&apos;t change behaviour. Good for adding context like &quot;70S41 0.75 — exterior load-bearing&quot;.</w:t></w:r></w:p></w:tc></w:tr><w:tr><w:tc><w:tcPr><w:tcW w:type="dxa" w:w="3000"/><w:tcBorders><w:top w:val="single" w:color="DDDDDD" w:sz="1"/><w:left w:val="single" w:color="DDDDDD" w:sz="1"/><w:bottom w:val="single" w:color="DDDDDD" w:sz="1"/><w:right w:val="single" w:color="DDDDDD" w:sz="1"/></w:tcBorders><w:shd w:fill="FFFFFF" w:val="clear"/><w:tcMar><w:top w:type="dxa" w:w="80"/><w:left w:type="dxa" w:w="120"/><w:bottom w:type="dxa" w:w="80"/><w:right w:type="dxa" w:w="120"/></w:tcMar></w:tcPr><w:p><w:pPr><w:jc w:val="left"/></w:pPr><w:r><w:rPr><w:rFonts w:ascii="Arial" w:cs="Arial" w:eastAsia="Arial" w:hAnsi="Arial"/><w:b/><w:bCs/><w:color w:val="333333"/><w:sz w:val="20"/><w:szCs w:val="20"/></w:rPr><w:t xml:space="preserve">End Clearance</w:t></w:r></w:p></w:tc><w:tc><w:tcPr><w:tcW w:type="dxa" w:w="6500"/><w:tcBorders><w:top w:val="single" w:color="DDDDDD" w:sz="1"/><w:left w:val="single" w:color="DDDDDD" w:sz="1"/><w:bottom w:val="single" w:color="DDDDDD" w:sz="1"/><w:right w:val="single" w:color="DDDDDD" w:sz="1"/></w:tcBorders><w:shd w:fill="FFFFFF" w:val="clear"/><w:tcMar><w:top w:type="dxa" w:w="80"/><w:left w:type="dxa" w:w="120"/><w:bottom w:type="dxa" w:w="80"/><w:right w:type="dxa" w:w="120"/></w:tcMar></w:tcPr><w:p><w:pPr><w:jc w:val="left"/></w:pPr><w:r><w:rPr><w:rFonts w:ascii="Arial" w:cs="Arial" w:eastAsia="Arial" w:hAnsi="Arial"/><w:color w:val="333333"/><w:sz w:val="20"/><w:szCs w:val="20"/></w:rPr><w:t xml:space="preserve">How much steel is trimmed from each end of plates and chords. Default is 4mm on 70mm and 89mm. Editing this CHANGES every plate/chord stick length output by the encoder by ±delta on each end.</w:t></w:r></w:p></w:tc></w:tr><w:tr><w:tc><w:tcPr><w:tcW w:type="dxa" w:w="3000"/><w:tcBorders><w:top w:val="single" w:color="DDDDDD" w:sz="1"/><w:left w:val="single" w:color="DDDDDD" w:sz="1"/><w:bottom w:val="single" w:color="DDDDDD" w:sz="1"/><w:right w:val="single" w:color="DDDDDD" w:sz="1"/></w:tcBorders><w:shd w:fill="F5F5F5" w:val="clear"/><w:tcMar><w:top w:type="dxa" w:w="80"/><w:left w:type="dxa" w:w="120"/><w:bottom w:type="dxa" w:w="80"/><w:right w:type="dxa" w:w="120"/></w:tcMar></w:tcPr><w:p><w:pPr><w:jc w:val="left"/></w:pPr><w:r><w:rPr><w:rFonts w:ascii="Arial" w:cs="Arial" w:eastAsia="Arial" w:hAnsi="Arial"/><w:b/><w:bCs/><w:color w:val="333333"/><w:sz w:val="20"/><w:szCs w:val="20"/></w:rPr><w:t xml:space="preserve">Stud End Trim</w:t></w:r></w:p></w:tc><w:tc><w:tcPr><w:tcW w:type="dxa" w:w="6500"/><w:tcBorders><w:top w:val="single" w:color="DDDDDD" w:sz="1"/><w:left w:val="single" w:color="DDDDDD" w:sz="1"/><w:bottom w:val="single" w:color="DDDDDD" w:sz="1"/><w:right w:val="single" w:color="DDDDDD" w:sz="1"/></w:tcBorders><w:shd w:fill="F5F5F5" w:val="clear"/><w:tcMar><w:top w:type="dxa" w:w="80"/><w:left w:type="dxa" w:w="120"/><w:bottom w:type="dxa" w:w="80"/><w:right w:type="dxa" w:w="120"/></w:tcMar></w:tcPr><w:p><w:pPr><w:jc w:val="left"/></w:pPr><w:r><w:rPr><w:rFonts w:ascii="Arial" w:cs="Arial" w:eastAsia="Arial" w:hAnsi="Arial"/><w:color w:val="333333"/><w:sz w:val="20"/><w:szCs w:val="20"/></w:rPr><w:t xml:space="preserve">Trim from each end of full studs (default 2mm). Editing changes stud lengths in the encoded RFY and all derived tool positions (the InnerDimple at 16.5mm shifts with this).</w:t></w:r></w:p></w:tc></w:tr><w:tr><w:tc><w:tcPr><w:tcW w:type="dxa" w:w="3000"/><w:tcBorders><w:top w:val="single" w:color="DDDDDD" w:sz="1"/><w:left w:val="single" w:color="DDDDDD" w:sz="1"/><w:bottom w:val="single" w:color="DDDDDD" w:sz="1"/><w:right w:val="single" w:color="DDDDDD" w:sz="1"/></w:tcBorders><w:shd w:fill="FFFFFF" w:val="clear"/><w:tcMar><w:top w:type="dxa" w:w="80"/><w:left w:type="dxa" w:w="120"/><w:bottom w:type="dxa" w:w="80"/><w:right w:type="dxa" w:w="120"/></w:tcMar></w:tcPr><w:p><w:pPr><w:jc w:val="left"/></w:pPr><w:r><w:rPr><w:rFonts w:ascii="Arial" w:cs="Arial" w:eastAsia="Arial" w:hAnsi="Arial"/><w:b/><w:bCs/><w:color w:val="333333"/><w:sz w:val="20"/><w:szCs w:val="20"/></w:rPr><w:t xml:space="preserve">Header Trim</w:t></w:r></w:p></w:tc><w:tc><w:tcPr><w:tcW w:type="dxa" w:w="6500"/><w:tcBorders><w:top w:val="single" w:color="DDDDDD" w:sz="1"/><w:left w:val="single" w:color="DDDDDD" w:sz="1"/><w:bottom w:val="single" w:color="DDDDDD" w:sz="1"/><w:right w:val="single" w:color="DDDDDD" w:sz="1"/></w:tcBorders><w:shd w:fill="FFFFFF" w:val="clear"/><w:tcMar><w:top w:type="dxa" w:w="80"/><w:left w:type="dxa" w:w="120"/><w:bottom w:type="dxa" w:w="80"/><w:right w:type="dxa" w:w="120"/></w:tcMar></w:tcPr><w:p><w:pPr><w:jc w:val="left"/></w:pPr><w:r><w:rPr><w:rFonts w:ascii="Arial" w:cs="Arial" w:eastAsia="Arial" w:hAnsi="Arial"/><w:color w:val="333333"/><w:sz w:val="20"/><w:szCs w:val="20"/></w:rPr><w:t xml:space="preserve">Trim from each end of H-prefix headers (default 1mm). Same effect as Stud End Trim but only for headers.</w:t></w:r></w:p></w:tc></w:tr><w:tr><w:tc><w:tcPr><w:tcW w:type="dxa" w:w="3000"/><w:tcBorders><w:top w:val="single" w:color="DDDDDD" w:sz="1"/><w:left w:val="single" w:color="DDDDDD" w:sz="1"/><w:bottom w:val="single" w:color="DDDDDD" w:sz="1"/><w:right w:val="single" w:color="DDDDDD" w:sz="1"/></w:tcBorders><w:shd w:fill="F5F5F5" w:val="clear"/><w:tcMar><w:top w:type="dxa" w:w="80"/><w:left w:type="dxa" w:w="120"/><w:bottom w:type="dxa" w:w="80"/><w:right w:type="dxa" w:w="120"/></w:tcMar></w:tcPr><w:p><w:pPr><w:jc w:val="left"/></w:pPr><w:r><w:rPr><w:rFonts w:ascii="Arial" w:cs="Arial" w:eastAsia="Arial" w:hAnsi="Arial"/><w:b/><w:bCs/><w:color w:val="333333"/><w:sz w:val="20"/><w:szCs w:val="20"/></w:rPr><w:t xml:space="preserve">Nog Trim</w:t></w:r></w:p></w:tc><w:tc><w:tcPr><w:tcW w:type="dxa" w:w="6500"/><w:tcBorders><w:top w:val="single" w:color="DDDDDD" w:sz="1"/><w:left w:val="single" w:color="DDDDDD" w:sz="1"/><w:bottom w:val="single" w:color="DDDDDD" w:sz="1"/><w:right w:val="single" w:color="DDDDDD" w:sz="1"/></w:tcBorders><w:shd w:fill="F5F5F5" w:val="clear"/><w:tcMar><w:top w:type="dxa" w:w="80"/><w:left w:type="dxa" w:w="120"/><w:bottom w:type="dxa" w:w="80"/><w:right w:type="dxa" w:w="120"/></w:tcMar></w:tcPr><w:p><w:pPr><w:jc w:val="left"/></w:pPr><w:r><w:rPr><w:rFonts w:ascii="Arial" w:cs="Arial" w:eastAsia="Arial" w:hAnsi="Arial"/><w:color w:val="333333"/><w:sz w:val="20"/><w:szCs w:val="20"/></w:rPr><w:t xml:space="preserve">Trim from each end of nog/noggin sticks. Conditional — uses 4mm if the nog spans the full plate width, 1mm otherwise.</w:t></w:r></w:p></w:tc></w:tr><w:tr><w:tc><w:tcPr><w:tcW w:type="dxa" w:w="3000"/><w:tcBorders><w:top w:val="single" w:color="DDDDDD" w:sz="1"/><w:left w:val="single" w:color="DDDDDD" w:sz="1"/><w:bottom w:val="single" w:color="DDDDDD" w:sz="1"/><w:right w:val="single" w:color="DDDDDD" w:sz="1"/></w:tcBorders><w:shd w:fill="FFFFFF" w:val="clear"/><w:tcMar><w:top w:type="dxa" w:w="80"/><w:left w:type="dxa" w:w="120"/><w:bottom w:type="dxa" w:w="80"/><w:right w:type="dxa" w:w="120"/></w:tcMar></w:tcPr><w:p><w:pPr><w:jc w:val="left"/></w:pPr><w:r><w:rPr><w:rFonts w:ascii="Arial" w:cs="Arial" w:eastAsia="Arial" w:hAnsi="Arial"/><w:b/><w:bCs/><w:color w:val="333333"/><w:sz w:val="20"/><w:szCs w:val="20"/></w:rPr><w:t xml:space="preserve">Service Hole positions</w:t></w:r></w:p></w:tc><w:tc><w:tcPr><w:tcW w:type="dxa" w:w="6500"/><w:tcBorders><w:top w:val="single" w:color="DDDDDD" w:sz="1"/><w:left w:val="single" w:color="DDDDDD" w:sz="1"/><w:bottom w:val="single" w:color="DDDDDD" w:sz="1"/><w:right w:val="single" w:color="DDDDDD" w:sz="1"/></w:tcBorders><w:shd w:fill="FFFFFF" w:val="clear"/><w:tcMar><w:top w:type="dxa" w:w="80"/><w:left w:type="dxa" w:w="120"/><w:bottom w:type="dxa" w:w="80"/><w:right w:type="dxa" w:w="120"/></w:tcMar></w:tcPr><w:p><w:pPr><w:jc w:val="left"/></w:pPr><w:r><w:rPr><w:rFonts w:ascii="Arial" w:cs="Arial" w:eastAsia="Arial" w:hAnsi="Arial"/><w:color w:val="333333"/><w:sz w:val="20"/><w:szCs w:val="20"/></w:rPr><w:t xml:space="preserve">List of fixed offsets (e.g., 296mm, 446mm) where SERVICE HOLE punches go on studs. Editing the list changes which positions appear in every stud&apos;s tooling.</w:t></w:r></w:p></w:tc></w:tr><w:tr><w:tc><w:tcPr><w:tcW w:type="dxa" w:w="3000"/><w:tcBorders><w:top w:val="single" w:color="DDDDDD" w:sz="1"/><w:left w:val="single" w:color="DDDDDD" w:sz="1"/><w:bottom w:val="single" w:color="DDDDDD" w:sz="1"/><w:right w:val="single" w:color="DDDDDD" w:sz="1"/></w:tcBorders><w:shd w:fill="F5F5F5" w:val="clear"/><w:tcMar><w:top w:type="dxa" w:w="80"/><w:left w:type="dxa" w:w="120"/><w:bottom w:type="dxa" w:w="80"/><w:right w:type="dxa" w:w="120"/></w:tcMar></w:tcPr><w:p><w:pPr><w:jc w:val="left"/></w:pPr><w:r><w:rPr><w:rFonts w:ascii="Arial" w:cs="Arial" w:eastAsia="Arial" w:hAnsi="Arial"/><w:b/><w:bCs/><w:color w:val="333333"/><w:sz w:val="20"/><w:szCs w:val="20"/></w:rPr><w:t xml:space="preserve">Swage cap rule</w:t></w:r></w:p></w:tc><w:tc><w:tcPr><w:tcW w:type="dxa" w:w="6500"/><w:tcBorders><w:top w:val="single" w:color="DDDDDD" w:sz="1"/><w:left w:val="single" w:color="DDDDDD" w:sz="1"/><w:bottom w:val="single" w:color="DDDDDD" w:sz="1"/><w:right w:val="single" w:color="DDDDDD" w:sz="1"/></w:tcBorders><w:shd w:fill="F5F5F5" w:val="clear"/><w:tcMar><w:top w:type="dxa" w:w="80"/><w:left w:type="dxa" w:w="120"/><w:bottom w:type="dxa" w:w="80"/><w:right w:type="dxa" w:w="120"/></w:tcMar></w:tcPr><w:p><w:pPr><w:jc w:val="left"/></w:pPr><w:r><w:rPr><w:rFonts w:ascii="Arial" w:cs="Arial" w:eastAsia="Arial" w:hAnsi="Arial"/><w:color w:val="333333"/><w:sz w:val="20"/><w:szCs w:val="20"/></w:rPr><w:t xml:space="preserve">Spans where a Swage gets emitted at each stick end (default [0..39] start cap and [length-39..length] end cap). Affects every stud, plate, nog, brace.</w:t></w:r></w:p></w:tc></w:tr><w:tr><w:tc><w:tcPr><w:tcW w:type="dxa" w:w="3000"/><w:tcBorders><w:top w:val="single" w:color="DDDDDD" w:sz="1"/><w:left w:val="single" w:color="DDDDDD" w:sz="1"/><w:bottom w:val="single" w:color="DDDDDD" w:sz="1"/><w:right w:val="single" w:color="DDDDDD" w:sz="1"/></w:tcBorders><w:shd w:fill="FFFFFF" w:val="clear"/><w:tcMar><w:top w:type="dxa" w:w="80"/><w:left w:type="dxa" w:w="120"/><w:bottom w:type="dxa" w:w="80"/><w:right w:type="dxa" w:w="120"/></w:tcMar></w:tcPr><w:p><w:pPr><w:jc w:val="left"/></w:pPr><w:r><w:rPr><w:rFonts w:ascii="Arial" w:cs="Arial" w:eastAsia="Arial" w:hAnsi="Arial"/><w:b/><w:bCs/><w:color w:val="333333"/><w:sz w:val="20"/><w:szCs w:val="20"/></w:rPr><w:t xml:space="preserve">Inner Dimple positions</w:t></w:r></w:p></w:tc><w:tc><w:tcPr><w:tcW w:type="dxa" w:w="6500"/><w:tcBorders><w:top w:val="single" w:color="DDDDDD" w:sz="1"/><w:left w:val="single" w:color="DDDDDD" w:sz="1"/><w:bottom w:val="single" w:color="DDDDDD" w:sz="1"/><w:right w:val="single" w:color="DDDDDD" w:sz="1"/></w:tcBorders><w:shd w:fill="FFFFFF" w:val="clear"/><w:tcMar><w:top w:type="dxa" w:w="80"/><w:left w:type="dxa" w:w="120"/><w:bottom w:type="dxa" w:w="80"/><w:right w:type="dxa" w:w="120"/></w:tcMar></w:tcPr><w:p><w:pPr><w:jc w:val="left"/></w:pPr><w:r><w:rPr><w:rFonts w:ascii="Arial" w:cs="Arial" w:eastAsia="Arial" w:hAnsi="Arial"/><w:color w:val="333333"/><w:sz w:val="20"/><w:szCs w:val="20"/></w:rPr><w:t xml:space="preserve">Fixed-offset dimples on plates and studs (e.g., 16.5mm cap dimple). Editing reshapes the cap pattern.</w:t></w:r></w:p></w:tc></w:tr><w:tr><w:tc><w:tcPr><w:tcW w:type="dxa" w:w="3000"/><w:tcBorders><w:top w:val="single" w:color="DDDDDD" w:sz="1"/><w:left w:val="single" w:color="DDDDDD" w:sz="1"/><w:bottom w:val="single" w:color="DDDDDD" w:sz="1"/><w:right w:val="single" w:color="DDDDDD" w:sz="1"/></w:tcBorders><w:shd w:fill="F5F5F5" w:val="clear"/><w:tcMar><w:top w:type="dxa" w:w="80"/><w:left w:type="dxa" w:w="120"/><w:bottom w:type="dxa" w:w="80"/><w:right w:type="dxa" w:w="120"/></w:tcMar></w:tcPr><w:p><w:pPr><w:jc w:val="left"/></w:pPr><w:r><w:rPr><w:rFonts w:ascii="Arial" w:cs="Arial" w:eastAsia="Arial" w:hAnsi="Arial"/><w:b/><w:bCs/><w:color w:val="333333"/><w:sz w:val="20"/><w:szCs w:val="20"/></w:rPr><w:t xml:space="preserve">Lip Notch span rules</w:t></w:r></w:p></w:tc><w:tc><w:tcPr><w:tcW w:type="dxa" w:w="6500"/><w:tcBorders><w:top w:val="single" w:color="DDDDDD" w:sz="1"/><w:left w:val="single" w:color="DDDDDD" w:sz="1"/><w:bottom w:val="single" w:color="DDDDDD" w:sz="1"/><w:right w:val="single" w:color="DDDDDD" w:sz="1"/></w:tcBorders><w:shd w:fill="F5F5F5" w:val="clear"/><w:tcMar><w:top w:type="dxa" w:w="80"/><w:left w:type="dxa" w:w="120"/><w:bottom w:type="dxa" w:w="80"/><w:right w:type="dxa" w:w="120"/></w:tcMar></w:tcPr><w:p><w:pPr><w:jc w:val="left"/></w:pPr><w:r><w:rPr><w:rFonts w:ascii="Arial" w:cs="Arial" w:eastAsia="Arial" w:hAnsi="Arial"/><w:color w:val="333333"/><w:sz w:val="20"/><w:szCs w:val="20"/></w:rPr><w:t xml:space="preserve">Where LipNotch spans appear (offsets, strides). Affects how many LIP NOTCH cells appear at each crossing in the CSV.</w:t></w:r></w:p></w:tc></w:tr><w:tr><w:tc><w:tcPr><w:tcW w:type="dxa" w:w="3000"/><w:tcBorders><w:top w:val="single" w:color="DDDDDD" w:sz="1"/><w:left w:val="single" w:color="DDDDDD" w:sz="1"/><w:bottom w:val="single" w:color="DDDDDD" w:sz="1"/><w:right w:val="single" w:color="DDDDDD" w:sz="1"/></w:tcBorders><w:shd w:fill="FFFFFF" w:val="clear"/><w:tcMar><w:top w:type="dxa" w:w="80"/><w:left w:type="dxa" w:w="120"/><w:bottom w:type="dxa" w:w="80"/><w:right w:type="dxa" w:w="120"/></w:tcMar></w:tcPr><w:p><w:pPr><w:jc w:val="left"/></w:pPr><w:r><w:rPr><w:rFonts w:ascii="Arial" w:cs="Arial" w:eastAsia="Arial" w:hAnsi="Arial"/><w:b/><w:bCs/><w:color w:val="333333"/><w:sz w:val="20"/><w:szCs w:val="20"/></w:rPr><w:t xml:space="preserve">Bolt offsets (anchor bolts)</w:t></w:r></w:p></w:tc><w:tc><w:tcPr><w:tcW w:type="dxa" w:w="6500"/><w:tcBorders><w:top w:val="single" w:color="DDDDDD" w:sz="1"/><w:left w:val="single" w:color="DDDDDD" w:sz="1"/><w:bottom w:val="single" w:color="DDDDDD" w:sz="1"/><w:right w:val="single" w:color="DDDDDD" w:sz="1"/></w:tcBorders><w:shd w:fill="FFFFFF" w:val="clear"/><w:tcMar><w:top w:type="dxa" w:w="80"/><w:left w:type="dxa" w:w="120"/><w:bottom w:type="dxa" w:w="80"/><w:right w:type="dxa" w:w="120"/></w:tcMar></w:tcPr><w:p><w:pPr><w:jc w:val="left"/></w:pPr><w:r><w:rPr><w:rFonts w:ascii="Arial" w:cs="Arial" w:eastAsia="Arial" w:hAnsi="Arial"/><w:color w:val="333333"/><w:sz w:val="20"/><w:szCs w:val="20"/></w:rPr><w:t xml:space="preserve">Where ANCHOR holes go on bottom plates of ground-floor walls. 70mm: 62mm offset. 89mm: 62mm offset gauge&lt;1.0 only.</w:t></w:r></w:p></w:tc></w:tr><w:tr><w:tc><w:tcPr><w:tcW w:type="dxa" w:w="3000"/><w:tcBorders><w:top w:val="single" w:color="DDDDDD" w:sz="1"/><w:left w:val="single" w:color="DDDDDD" w:sz="1"/><w:bottom w:val="single" w:color="DDDDDD" w:sz="1"/><w:right w:val="single" w:color="DDDDDD" w:sz="1"/></w:tcBorders><w:shd w:fill="F5F5F5" w:val="clear"/><w:tcMar><w:top w:type="dxa" w:w="80"/><w:left w:type="dxa" w:w="120"/><w:bottom w:type="dxa" w:w="80"/><w:right w:type="dxa" w:w="120"/></w:tcMar></w:tcPr><w:p><w:pPr><w:jc w:val="left"/></w:pPr><w:r><w:rPr><w:rFonts w:ascii="Arial" w:cs="Arial" w:eastAsia="Arial" w:hAnsi="Arial"/><w:b/><w:bCs/><w:color w:val="333333"/><w:sz w:val="20"/><w:szCs w:val="20"/></w:rPr><w:t xml:space="preserve">Web Bolt holes</w:t></w:r></w:p></w:tc><w:tc><w:tcPr><w:tcW w:type="dxa" w:w="6500"/><w:tcBorders><w:top w:val="single" w:color="DDDDDD" w:sz="1"/><w:left w:val="single" w:color="DDDDDD" w:sz="1"/><w:bottom w:val="single" w:color="DDDDDD" w:sz="1"/><w:right w:val="single" w:color="DDDDDD" w:sz="1"/></w:tcBorders><w:shd w:fill="F5F5F5" w:val="clear"/><w:tcMar><w:top w:type="dxa" w:w="80"/><w:left w:type="dxa" w:w="120"/><w:bottom w:type="dxa" w:w="80"/><w:right w:type="dxa" w:w="120"/></w:tcMar></w:tcPr><w:p><w:pPr><w:jc w:val="left"/></w:pPr><w:r><w:rPr><w:rFonts w:ascii="Arial" w:cs="Arial" w:eastAsia="Arial" w:hAnsi="Arial"/><w:color w:val="333333"/><w:sz w:val="20"/><w:szCs w:val="20"/></w:rPr><w:t xml:space="preserve">Where BOLT HOLES (Web tool) go on plates. Ground-floor only on 70mm; ground-floor + gauge&lt;1.0 only on 89mm.</w:t></w:r></w:p></w:tc></w:tr></w:tbl><w:p><w:pPr><w:shd w:fill="FFF3C0" w:val="clear"/><w:spacing w:after="200" w:before="100"/></w:pPr><w:r><w:rPr><w:rFonts w:ascii="Arial" w:cs="Arial" w:eastAsia="Arial" w:hAnsi="Arial"/><w:b/><w:bCs/><w:color w:val="231F20"/><w:sz w:val="21"/><w:szCs w:val="21"/></w:rPr><w:t xml:space="preserve">Every number you change here propagates to EVERY stick that uses that profile. A 1mm change in End Clearance shifts every cap dimple, every swage start/end, and every cell position in the CSV by 1mm.</w:t></w:r></w:p><w:p><w:pPr><w:spacing w:after="160" w:before="280"/></w:pPr><w:r><w:rPr><w:rFonts w:ascii="Arial" w:cs="Arial" w:eastAsia="Arial" w:hAnsi="Arial"/><w:b/><w:bCs/><w:color w:val="231F20"/><w:sz w:val="26"/><w:szCs w:val="26"/></w:rPr><w:t xml:space="preserve">3.3  Frame Types tab — which rule profile to use</w:t></w:r></w:p><w:p><w:pPr><w:spacing w:after="120"/></w:pPr><w:r><w:rPr><w:rFonts w:ascii="Arial" w:cs="Arial" w:eastAsia="Arial" w:hAnsi="Arial"/><w:color w:val="333333"/><w:sz w:val="21"/><w:szCs w:val="21"/></w:rPr><w:t xml:space="preserve">Frame types map a frame&apos;s NAME PATTERN to a rule profile. The encoder looks at the frame name (&quot;GF-LBW-70.075&quot;, &quot;PC7-1&quot;, &quot;L1101&quot;) and decides which set of rules applies.</w:t></w:r></w:p><w:tbl><w:tblPr><w:tblW w:type="dxa" w:w="9500"/><w:tblBorders><w:top w:val="single" w:color="auto" w:sz="4"/><w:left w:val="single" w:color="auto" w:sz="4"/><w:bottom w:val="single" w:color="auto" w:sz="4"/><w:right w:val="single" w:color="auto" w:sz="4"/><w:insideH w:val="single" w:color="auto" w:sz="4"/><w:insideV w:val="single" w:color="auto" w:sz="4"/></w:tblBorders></w:tblPr><w:tblGrid><w:gridCol w:w="100"/><w:gridCol w:w="100"/></w:tblGrid><w:tr><w:tc><w:tcPr><w:tcW w:type="dxa" w:w="3000"/><w:tcBorders><w:top w:val="single" w:color="DDDDDD" w:sz="1"/><w:left w:val="single" w:color="DDDDDD" w:sz="1"/><w:bottom w:val="single" w:color="DDDDDD" w:sz="1"/><w:right w:val="single" w:color="DDDDDD" w:sz="1"/></w:tcBorders><w:shd w:fill="231F20" w:val="clear"/><w:tcMar><w:top w:type="dxa" w:w="80"/><w:left w:type="dxa" w:w="120"/><w:bottom w:type="dxa" w:w="80"/><w:right w:type="dxa" w:w="120"/></w:tcMar></w:tcPr><w:p><w:r><w:rPr><w:rFonts w:ascii="Arial" w:cs="Arial" w:eastAsia="Arial" w:hAnsi="Arial"/><w:b/><w:bCs/><w:color w:val="FFFFFF"/><w:sz w:val="20"/><w:szCs w:val="20"/></w:rPr><w:t xml:space="preserve">Field / Setting</w:t></w:r></w:p></w:tc><w:tc><w:tcPr><w:tcW w:type="dxa" w:w="6500"/><w:tcBorders><w:top w:val="single" w:color="DDDDDD" w:sz="1"/><w:left w:val="single" w:color="DDDDDD" w:sz="1"/><w:bottom w:val="single" w:color="DDDDDD" w:sz="1"/><w:right w:val="single" w:color="DDDDDD" w:sz="1"/></w:tcBorders><w:shd w:fill="231F20" w:val="clear"/><w:tcMar><w:top w:type="dxa" w:w="80"/><w:left w:type="dxa" w:w="120"/><w:bottom w:type="dxa" w:w="80"/><w:right w:type="dxa" w:w="120"/></w:tcMar></w:tcPr><w:p><w:r><w:rPr><w:rFonts w:ascii="Arial" w:cs="Arial" w:eastAsia="Arial" w:hAnsi="Arial"/><w:b/><w:bCs/><w:color w:val="FFFFFF"/><w:sz w:val="20"/><w:szCs w:val="20"/></w:rPr><w:t xml:space="preserve">What an edit changes</w:t></w:r></w:p></w:tc></w:tr><w:tr><w:tc><w:tcPr><w:tcW w:type="dxa" w:w="3000"/><w:tcBorders><w:top w:val="single" w:color="DDDDDD" w:sz="1"/><w:left w:val="single" w:color="DDDDDD" w:sz="1"/><w:bottom w:val="single" w:color="DDDDDD" w:sz="1"/><w:right w:val="single" w:color="DDDDDD" w:sz="1"/></w:tcBorders><w:shd w:fill="F5F5F5" w:val="clear"/><w:tcMar><w:top w:type="dxa" w:w="80"/><w:left w:type="dxa" w:w="120"/><w:bottom w:type="dxa" w:w="80"/><w:right w:type="dxa" w:w="120"/></w:tcMar></w:tcPr><w:p><w:pPr><w:jc w:val="left"/></w:pPr><w:r><w:rPr><w:rFonts w:ascii="Arial" w:cs="Arial" w:eastAsia="Arial" w:hAnsi="Arial"/><w:b/><w:bCs/><w:color w:val="333333"/><w:sz w:val="20"/><w:szCs w:val="20"/></w:rPr><w:t xml:space="preserve">Frame type code</w:t></w:r></w:p></w:tc><w:tc><w:tcPr><w:tcW w:type="dxa" w:w="6500"/><w:tcBorders><w:top w:val="single" w:color="DDDDDD" w:sz="1"/><w:left w:val="single" w:color="DDDDDD" w:sz="1"/><w:bottom w:val="single" w:color="DDDDDD" w:sz="1"/><w:right w:val="single" w:color="DDDDDD" w:sz="1"/></w:tcBorders><w:shd w:fill="F5F5F5" w:val="clear"/><w:tcMar><w:top w:type="dxa" w:w="80"/><w:left w:type="dxa" w:w="120"/><w:bottom w:type="dxa" w:w="80"/><w:right w:type="dxa" w:w="120"/></w:tcMar></w:tcPr><w:p><w:pPr><w:jc w:val="left"/></w:pPr><w:r><w:rPr><w:rFonts w:ascii="Arial" w:cs="Arial" w:eastAsia="Arial" w:hAnsi="Arial"/><w:color w:val="333333"/><w:sz w:val="20"/><w:szCs w:val="20"/></w:rPr><w:t xml:space="preserve">The category prefix in the frame name. LBW, NLBW, FJ, LIN, RP, TIN, CP, MH, TB2B, etc.</w:t></w:r></w:p></w:tc></w:tr><w:tr><w:tc><w:tcPr><w:tcW w:type="dxa" w:w="3000"/><w:tcBorders><w:top w:val="single" w:color="DDDDDD" w:sz="1"/><w:left w:val="single" w:color="DDDDDD" w:sz="1"/><w:bottom w:val="single" w:color="DDDDDD" w:sz="1"/><w:right w:val="single" w:color="DDDDDD" w:sz="1"/></w:tcBorders><w:shd w:fill="FFFFFF" w:val="clear"/><w:tcMar><w:top w:type="dxa" w:w="80"/><w:left w:type="dxa" w:w="120"/><w:bottom w:type="dxa" w:w="80"/><w:right w:type="dxa" w:w="120"/></w:tcMar></w:tcPr><w:p><w:pPr><w:jc w:val="left"/></w:pPr><w:r><w:rPr><w:rFonts w:ascii="Arial" w:cs="Arial" w:eastAsia="Arial" w:hAnsi="Arial"/><w:b/><w:bCs/><w:color w:val="333333"/><w:sz w:val="20"/><w:szCs w:val="20"/></w:rPr><w:t xml:space="preserve">Display name</w:t></w:r></w:p></w:tc><w:tc><w:tcPr><w:tcW w:type="dxa" w:w="6500"/><w:tcBorders><w:top w:val="single" w:color="DDDDDD" w:sz="1"/><w:left w:val="single" w:color="DDDDDD" w:sz="1"/><w:bottom w:val="single" w:color="DDDDDD" w:sz="1"/><w:right w:val="single" w:color="DDDDDD" w:sz="1"/></w:tcBorders><w:shd w:fill="FFFFFF" w:val="clear"/><w:tcMar><w:top w:type="dxa" w:w="80"/><w:left w:type="dxa" w:w="120"/><w:bottom w:type="dxa" w:w="80"/><w:right w:type="dxa" w:w="120"/></w:tcMar></w:tcPr><w:p><w:pPr><w:jc w:val="left"/></w:pPr><w:r><w:rPr><w:rFonts w:ascii="Arial" w:cs="Arial" w:eastAsia="Arial" w:hAnsi="Arial"/><w:color w:val="333333"/><w:sz w:val="20"/><w:szCs w:val="20"/></w:rPr><w:t xml:space="preserve">Cosmetic. &quot;Load-Bearing Wall&quot; vs &quot;Non-Load-Bearing Wall&quot; etc.</w:t></w:r></w:p></w:tc></w:tr><w:tr><w:tc><w:tcPr><w:tcW w:type="dxa" w:w="3000"/><w:tcBorders><w:top w:val="single" w:color="DDDDDD" w:sz="1"/><w:left w:val="single" w:color="DDDDDD" w:sz="1"/><w:bottom w:val="single" w:color="DDDDDD" w:sz="1"/><w:right w:val="single" w:color="DDDDDD" w:sz="1"/></w:tcBorders><w:shd w:fill="F5F5F5" w:val="clear"/><w:tcMar><w:top w:type="dxa" w:w="80"/><w:left w:type="dxa" w:w="120"/><w:bottom w:type="dxa" w:w="80"/><w:right w:type="dxa" w:w="120"/></w:tcMar></w:tcPr><w:p><w:pPr><w:jc w:val="left"/></w:pPr><w:r><w:rPr><w:rFonts w:ascii="Arial" w:cs="Arial" w:eastAsia="Arial" w:hAnsi="Arial"/><w:b/><w:bCs/><w:color w:val="333333"/><w:sz w:val="20"/><w:szCs w:val="20"/></w:rPr><w:t xml:space="preserve">Rule profile assignment</w:t></w:r></w:p></w:tc><w:tc><w:tcPr><w:tcW w:type="dxa" w:w="6500"/><w:tcBorders><w:top w:val="single" w:color="DDDDDD" w:sz="1"/><w:left w:val="single" w:color="DDDDDD" w:sz="1"/><w:bottom w:val="single" w:color="DDDDDD" w:sz="1"/><w:right w:val="single" w:color="DDDDDD" w:sz="1"/></w:tcBorders><w:shd w:fill="F5F5F5" w:val="clear"/><w:tcMar><w:top w:type="dxa" w:w="80"/><w:left w:type="dxa" w:w="120"/><w:bottom w:type="dxa" w:w="80"/><w:right w:type="dxa" w:w="120"/></w:tcMar></w:tcPr><w:p><w:pPr><w:jc w:val="left"/></w:pPr><w:r><w:rPr><w:rFonts w:ascii="Arial" w:cs="Arial" w:eastAsia="Arial" w:hAnsi="Arial"/><w:color w:val="333333"/><w:sz w:val="20"/><w:szCs w:val="20"/></w:rPr><w:t xml:space="preserve">Which machine-type profile the frame uses. Editing this changes which dimples/swages/notches get emitted for every frame matching this code.</w:t></w:r></w:p></w:tc></w:tr><w:tr><w:tc><w:tcPr><w:tcW w:type="dxa" w:w="3000"/><w:tcBorders><w:top w:val="single" w:color="DDDDDD" w:sz="1"/><w:left w:val="single" w:color="DDDDDD" w:sz="1"/><w:bottom w:val="single" w:color="DDDDDD" w:sz="1"/><w:right w:val="single" w:color="DDDDDD" w:sz="1"/></w:tcBorders><w:shd w:fill="FFFFFF" w:val="clear"/><w:tcMar><w:top w:type="dxa" w:w="80"/><w:left w:type="dxa" w:w="120"/><w:bottom w:type="dxa" w:w="80"/><w:right w:type="dxa" w:w="120"/></w:tcMar></w:tcPr><w:p><w:pPr><w:jc w:val="left"/></w:pPr><w:r><w:rPr><w:rFonts w:ascii="Arial" w:cs="Arial" w:eastAsia="Arial" w:hAnsi="Arial"/><w:b/><w:bCs/><w:color w:val="333333"/><w:sz w:val="20"/><w:szCs w:val="20"/></w:rPr><w:t xml:space="preserve">Trim rules</w:t></w:r></w:p></w:tc><w:tc><w:tcPr><w:tcW w:type="dxa" w:w="6500"/><w:tcBorders><w:top w:val="single" w:color="DDDDDD" w:sz="1"/><w:left w:val="single" w:color="DDDDDD" w:sz="1"/><w:bottom w:val="single" w:color="DDDDDD" w:sz="1"/><w:right w:val="single" w:color="DDDDDD" w:sz="1"/></w:tcBorders><w:shd w:fill="FFFFFF" w:val="clear"/><w:tcMar><w:top w:type="dxa" w:w="80"/><w:left w:type="dxa" w:w="120"/><w:bottom w:type="dxa" w:w="80"/><w:right w:type="dxa" w:w="120"/></w:tcMar></w:tcPr><w:p><w:pPr><w:jc w:val="left"/></w:pPr><w:r><w:rPr><w:rFonts w:ascii="Arial" w:cs="Arial" w:eastAsia="Arial" w:hAnsi="Arial"/><w:color w:val="333333"/><w:sz w:val="20"/><w:szCs w:val="20"/></w:rPr><w:t xml:space="preserve">Frame-level trim overrides — e.g., LIN frames don&apos;t trim chord ends (verified vs LINEAR_TRUSS_TESTING reference). Editing here lets you flip whether a frame type gets the standard 4mm trim or skips it.</w:t></w:r></w:p></w:tc></w:tr><w:tr><w:tc><w:tcPr><w:tcW w:type="dxa" w:w="3000"/><w:tcBorders><w:top w:val="single" w:color="DDDDDD" w:sz="1"/><w:left w:val="single" w:color="DDDDDD" w:sz="1"/><w:bottom w:val="single" w:color="DDDDDD" w:sz="1"/><w:right w:val="single" w:color="DDDDDD" w:sz="1"/></w:tcBorders><w:shd w:fill="F5F5F5" w:val="clear"/><w:tcMar><w:top w:type="dxa" w:w="80"/><w:left w:type="dxa" w:w="120"/><w:bottom w:type="dxa" w:w="80"/><w:right w:type="dxa" w:w="120"/></w:tcMar></w:tcPr><w:p><w:pPr><w:jc w:val="left"/></w:pPr><w:r><w:rPr><w:rFonts w:ascii="Arial" w:cs="Arial" w:eastAsia="Arial" w:hAnsi="Arial"/><w:b/><w:bCs/><w:color w:val="333333"/><w:sz w:val="20"/><w:szCs w:val="20"/></w:rPr><w:t xml:space="preserve">Special-case flags</w:t></w:r></w:p></w:tc><w:tc><w:tcPr><w:tcW w:type="dxa" w:w="6500"/><w:tcBorders><w:top w:val="single" w:color="DDDDDD" w:sz="1"/><w:left w:val="single" w:color="DDDDDD" w:sz="1"/><w:bottom w:val="single" w:color="DDDDDD" w:sz="1"/><w:right w:val="single" w:color="DDDDDD" w:sz="1"/></w:tcBorders><w:shd w:fill="F5F5F5" w:val="clear"/><w:tcMar><w:top w:type="dxa" w:w="80"/><w:left w:type="dxa" w:w="120"/><w:bottom w:type="dxa" w:w="80"/><w:right w:type="dxa" w:w="120"/></w:tcMar></w:tcPr><w:p><w:pPr><w:jc w:val="left"/></w:pPr><w:r><w:rPr><w:rFonts w:ascii="Arial" w:cs="Arial" w:eastAsia="Arial" w:hAnsi="Arial"/><w:color w:val="333333"/><w:sz w:val="20"/><w:szCs w:val="20"/></w:rPr><w:t xml:space="preserve">Booleans like &quot;isShearWall&quot;, &quot;hasContinuousNog&quot;. These gate empirical rules added during the 75% match push.</w:t></w:r></w:p></w:tc></w:tr></w:tbl><w:p><w:pPr><w:spacing w:after="160" w:before="280"/></w:pPr><w:r><w:rPr><w:rFonts w:ascii="Arial" w:cs="Arial" w:eastAsia="Arial" w:hAnsi="Arial"/><w:b/><w:bCs/><w:color w:val="231F20"/><w:sz w:val="26"/><w:szCs w:val="26"/></w:rPr><w:t xml:space="preserve">3.4  Save flow</w:t></w:r></w:p><w:p><w:pPr><w:spacing w:after="120"/></w:pPr><w:r><w:rPr><w:rFonts w:ascii="Arial" w:cs="Arial" w:eastAsia="Arial" w:hAnsi="Arial"/><w:color w:val="333333"/><w:sz w:val="21"/><w:szCs w:val="21"/></w:rPr><w:t xml:space="preserve">Two save buttons:</w:t></w:r></w:p><w:p><w:pPr><w:pStyle w:val="ListParagraph"/><w:numPr><w:ilvl w:val="0"/><w:numId w:val="3"/></w:numPr><w:spacing w:after="80"/></w:pPr><w:r><w:rPr><w:rFonts w:ascii="Arial" w:cs="Arial" w:eastAsia="Arial" w:hAnsi="Arial"/><w:color w:val="333333"/><w:sz w:val="21"/><w:szCs w:val="21"/></w:rPr><w:t xml:space="preserve">💾 Save to Active Ruleset — writes your in-memory edits to the active ruleset&apos;s machine-types.json or frame-types.json on disk. Default ruleset is read-only and will reject this with a 403.</w:t></w:r></w:p><w:p><w:pPr><w:pStyle w:val="ListParagraph"/><w:numPr><w:ilvl w:val="0"/><w:numId w:val="3"/></w:numPr><w:spacing w:after="80"/></w:pPr><w:r><w:rPr><w:rFonts w:ascii="Arial" w:cs="Arial" w:eastAsia="Arial" w:hAnsi="Arial"/><w:color w:val="333333"/><w:sz w:val="21"/><w:szCs w:val="21"/></w:rPr><w:t xml:space="preserve">Save As New (in the ruleset selector) — creates a new ruleset by cloning the active one + applying your edits.</w:t></w:r></w:p><w:p><w:pPr><w:shd w:fill="FFF3C0" w:val="clear"/><w:spacing w:after="200" w:before="100"/></w:pPr><w:r><w:rPr><w:rFonts w:ascii="Arial" w:cs="Arial" w:eastAsia="Arial" w:hAnsi="Arial"/><w:b/><w:bCs/><w:color w:val="231F20"/><w:sz w:val="21"/><w:szCs w:val="21"/></w:rPr><w:t xml:space="preserve">If you forget to click Save, your edits are lost on a page refresh. Look for the dirty indicator (highlighted Save button) — it&apos;s the only signal that there&apos;s unsaved work.</w:t></w:r></w:p><w:p><w:r><w:br w:type="page"/></w:r></w:p><w:p><w:pPr><w:spacing w:after="200" w:before="360"/></w:pPr><w:r><w:rPr><w:rFonts w:ascii="Arial" w:cs="Arial" w:eastAsia="Arial" w:hAnsi="Arial"/><w:b/><w:bCs/><w:color w:val="231F20"/><w:sz w:val="32"/><w:szCs w:val="32"/></w:rPr><w:t xml:space="preserve">4. Tooling Rules Registry (/rules/tooling)</w:t></w:r></w:p><w:p><w:pPr><w:spacing w:after="120"/></w:pPr><w:r><w:rPr><w:rFonts w:ascii="Arial" w:cs="Arial" w:eastAsia="Arial" w:hAnsi="Arial"/><w:color w:val="333333"/><w:sz w:val="21"/><w:szCs w:val="21"/></w:rPr><w:t xml:space="preserve">This page lists every PER-STICK rule the encoder applies. It&apos;s currently read-only — useful when you&apos;re debugging &quot;why is this notch at the wrong position?&quot; — but the data lives in src/rules/table.ts in the codec repo and you can edit it there.</w:t></w:r></w:p><w:p><w:pPr><w:spacing w:after="160" w:before="280"/></w:pPr><w:r><w:rPr><w:rFonts w:ascii="Arial" w:cs="Arial" w:eastAsia="Arial" w:hAnsi="Arial"/><w:b/><w:bCs/><w:color w:val="231F20"/><w:sz w:val="26"/><w:szCs w:val="26"/></w:rPr><w:t xml:space="preserve">What&apos;s in the registry</w:t></w:r></w:p><0/><w:p><w:pPr><w:spacing w:after="160" w:before="280"/></w:pPr><w:r><w:rPr><w:rFonts w:ascii="Arial" w:cs="Arial" w:eastAsia="Arial" w:hAnsi="Arial"/><w:b/><w:bCs/><w:color w:val="231F20"/><w:sz w:val="26"/><w:szCs w:val="26"/></w:rPr><w:t xml:space="preserve">Why look here</w:t></w:r></w:p><w:p><w:pPr><w:spacing w:after="120"/></w:pPr><w:r><w:rPr><w:rFonts w:ascii="Arial" w:cs="Arial" w:eastAsia="Arial" w:hAnsi="Arial"/><w:color w:val="333333"/><w:sz w:val="21"/><w:szCs w:val="21"/></w:rPr><w:t xml:space="preserve">When the cut steel comes out wrong, this is the first place to look. Find the rule that emitted the wrong op, then either:</w:t></w:r></w:p><0/><w:p><w:r><w:br w:type="page"/></w:r></w:p><w:p><w:pPr><w:spacing w:after="200" w:before="360"/></w:pPr><w:r><w:rPr><w:rFonts w:ascii="Arial" w:cs="Arial" w:eastAsia="Arial" w:hAnsi="Arial"/><w:b/><w:bCs/><w:color w:val="231F20"/><w:sz w:val="32"/><w:szCs w:val="32"/></w:rPr><w:t xml:space="preserve">5. Match Regression Dashboard (/regression)</w:t></w:r></w:p><w:p><w:pPr><w:spacing w:after="120"/></w:pPr><w:r><w:rPr><w:rFonts w:ascii="Arial" w:cs="Arial" w:eastAsia="Arial" w:hAnsi="Arial"/><w:color w:val="333333"/><w:sz w:val="21"/><w:szCs w:val="21"/></w:rPr><w:t xml:space="preserve">The regression dashboard runs the codec against the entire test corpus and shows how many operations match the Detailer reference output. Use it AFTER editing rules to verify the change didn&apos;t break anything.</w:t></w:r></w:p><w:p><w:pPr><w:spacing w:after="160" w:before="280"/></w:pPr><w:r><w:rPr><w:rFonts w:ascii="Arial" w:cs="Arial" w:eastAsia="Arial" w:hAnsi="Arial"/><w:b/><w:bCs/><w:color w:val="231F20"/><w:sz w:val="26"/><w:szCs w:val="26"/></w:rPr><w:t xml:space="preserve">5.1  Reading the summary tiles</w:t></w:r></w:p><w:tbl><w:tblPr><w:tblW w:type="dxa" w:w="9500"/><w:tblBorders><w:top w:val="single" w:color="auto" w:sz="4"/><w:left w:val="single" w:color="auto" w:sz="4"/><w:bottom w:val="single" w:color="auto" w:sz="4"/><w:right w:val="single" w:color="auto" w:sz="4"/><w:insideH w:val="single" w:color="auto" w:sz="4"/><w:insideV w:val="single" w:color="auto" w:sz="4"/></w:tblBorders></w:tblPr><w:tblGrid><w:gridCol w:w="100"/><w:gridCol w:w="100"/></w:tblGrid><w:tr><w:tc><w:tcPr><w:tcW w:type="dxa" w:w="3000"/><w:tcBorders><w:top w:val="single" w:color="DDDDDD" w:sz="1"/><w:left w:val="single" w:color="DDDDDD" w:sz="1"/><w:bottom w:val="single" w:color="DDDDDD" w:sz="1"/><w:right w:val="single" w:color="DDDDDD" w:sz="1"/></w:tcBorders><w:shd w:fill="231F20" w:val="clear"/><w:tcMar><w:top w:type="dxa" w:w="80"/><w:left w:type="dxa" w:w="120"/><w:bottom w:type="dxa" w:w="80"/><w:right w:type="dxa" w:w="120"/></w:tcMar></w:tcPr><w:p><w:r><w:rPr><w:rFonts w:ascii="Arial" w:cs="Arial" w:eastAsia="Arial" w:hAnsi="Arial"/><w:b/><w:bCs/><w:color w:val="FFFFFF"/><w:sz w:val="20"/><w:szCs w:val="20"/></w:rPr><w:t xml:space="preserve">Field / Setting</w:t></w:r></w:p></w:tc><w:tc><w:tcPr><w:tcW w:type="dxa" w:w="6500"/><w:tcBorders><w:top w:val="single" w:color="DDDDDD" w:sz="1"/><w:left w:val="single" w:color="DDDDDD" w:sz="1"/><w:bottom w:val="single" w:color="DDDDDD" w:sz="1"/><w:right w:val="single" w:color="DDDDDD" w:sz="1"/></w:tcBorders><w:shd w:fill="231F20" w:val="clear"/><w:tcMar><w:top w:type="dxa" w:w="80"/><w:left w:type="dxa" w:w="120"/><w:bottom w:type="dxa" w:w="80"/><w:right w:type="dxa" w:w="120"/></w:tcMar></w:tcPr><w:p><w:r><w:rPr><w:rFonts w:ascii="Arial" w:cs="Arial" w:eastAsia="Arial" w:hAnsi="Arial"/><w:b/><w:bCs/><w:color w:val="FFFFFF"/><w:sz w:val="20"/><w:szCs w:val="20"/></w:rPr><w:t xml:space="preserve">What an edit changes</w:t></w:r></w:p></w:tc></w:tr><w:tr><w:tc><w:tcPr><w:tcW w:type="dxa" w:w="3000"/><w:tcBorders><w:top w:val="single" w:color="DDDDDD" w:sz="1"/><w:left w:val="single" w:color="DDDDDD" w:sz="1"/><w:bottom w:val="single" w:color="DDDDDD" w:sz="1"/><w:right w:val="single" w:color="DDDDDD" w:sz="1"/></w:tcBorders><w:shd w:fill="F5F5F5" w:val="clear"/><w:tcMar><w:top w:type="dxa" w:w="80"/><w:left w:type="dxa" w:w="120"/><w:bottom w:type="dxa" w:w="80"/><w:right w:type="dxa" w:w="120"/></w:tcMar></w:tcPr><w:p><w:pPr><w:jc w:val="left"/></w:pPr><w:r><w:rPr><w:rFonts w:ascii="Arial" w:cs="Arial" w:eastAsia="Arial" w:hAnsi="Arial"/><w:b/><w:bCs/><w:color w:val="333333"/><w:sz w:val="20"/><w:szCs w:val="20"/></w:rPr><w:t xml:space="preserve">Overall match %</w:t></w:r></w:p></w:tc><w:tc><w:tcPr><w:tcW w:type="dxa" w:w="6500"/><w:tcBorders><w:top w:val="single" w:color="DDDDDD" w:sz="1"/><w:left w:val="single" w:color="DDDDDD" w:sz="1"/><w:bottom w:val="single" w:color="DDDDDD" w:sz="1"/><w:right w:val="single" w:color="DDDDDD" w:sz="1"/></w:tcBorders><w:shd w:fill="F5F5F5" w:val="clear"/><w:tcMar><w:top w:type="dxa" w:w="80"/><w:left w:type="dxa" w:w="120"/><w:bottom w:type="dxa" w:w="80"/><w:right w:type="dxa" w:w="120"/></w:tcMar></w:tcPr><w:p><w:pPr><w:jc w:val="left"/></w:pPr><w:r><w:rPr><w:rFonts w:ascii="Arial" w:cs="Arial" w:eastAsia="Arial" w:hAnsi="Arial"/><w:color w:val="333333"/><w:sz w:val="20"/><w:szCs w:val="20"/></w:rPr><w:t xml:space="preserve">Op-level match across the whole corpus. Currently 75.45% on 40 jobs (target: 100% via Frida capture once Detailer reinstalls).</w:t></w:r></w:p></w:tc></w:tr><w:tr><w:tc><w:tcPr><w:tcW w:type="dxa" w:w="3000"/><w:tcBorders><w:top w:val="single" w:color="DDDDDD" w:sz="1"/><w:left w:val="single" w:color="DDDDDD" w:sz="1"/><w:bottom w:val="single" w:color="DDDDDD" w:sz="1"/><w:right w:val="single" w:color="DDDDDD" w:sz="1"/></w:tcBorders><w:shd w:fill="FFFFFF" w:val="clear"/><w:tcMar><w:top w:type="dxa" w:w="80"/><w:left w:type="dxa" w:w="120"/><w:bottom w:type="dxa" w:w="80"/><w:right w:type="dxa" w:w="120"/></w:tcMar></w:tcPr><w:p><w:pPr><w:jc w:val="left"/></w:pPr><w:r><w:rPr><w:rFonts w:ascii="Arial" w:cs="Arial" w:eastAsia="Arial" w:hAnsi="Arial"/><w:b/><w:bCs/><w:color w:val="333333"/><w:sz w:val="20"/><w:szCs w:val="20"/></w:rPr><w:t xml:space="preserve">Jobs</w:t></w:r></w:p></w:tc><w:tc><w:tcPr><w:tcW w:type="dxa" w:w="6500"/><w:tcBorders><w:top w:val="single" w:color="DDDDDD" w:sz="1"/><w:left w:val="single" w:color="DDDDDD" w:sz="1"/><w:bottom w:val="single" w:color="DDDDDD" w:sz="1"/><w:right w:val="single" w:color="DDDDDD" w:sz="1"/></w:tcBorders><w:shd w:fill="FFFFFF" w:val="clear"/><w:tcMar><w:top w:type="dxa" w:w="80"/><w:left w:type="dxa" w:w="120"/><w:bottom w:type="dxa" w:w="80"/><w:right w:type="dxa" w:w="120"/></w:tcMar></w:tcPr><w:p><w:pPr><w:jc w:val="left"/></w:pPr><w:r><w:rPr><w:rFonts w:ascii="Arial" w:cs="Arial" w:eastAsia="Arial" w:hAnsi="Arial"/><w:color w:val="333333"/><w:sz w:val="20"/><w:szCs w:val="20"/></w:rPr><w:t xml:space="preserve">Total number of XML/RFY pairs the harness ran. Each pair = one frame + one expected RFY.</w:t></w:r></w:p></w:tc></w:tr><w:tr><w:tc><w:tcPr><w:tcW w:type="dxa" w:w="3000"/><w:tcBorders><w:top w:val="single" w:color="DDDDDD" w:sz="1"/><w:left w:val="single" w:color="DDDDDD" w:sz="1"/><w:bottom w:val="single" w:color="DDDDDD" w:sz="1"/><w:right w:val="single" w:color="DDDDDD" w:sz="1"/></w:tcBorders><w:shd w:fill="F5F5F5" w:val="clear"/><w:tcMar><w:top w:type="dxa" w:w="80"/><w:left w:type="dxa" w:w="120"/><w:bottom w:type="dxa" w:w="80"/><w:right w:type="dxa" w:w="120"/></w:tcMar></w:tcPr><w:p><w:pPr><w:jc w:val="left"/></w:pPr><w:r><w:rPr><w:rFonts w:ascii="Arial" w:cs="Arial" w:eastAsia="Arial" w:hAnsi="Arial"/><w:b/><w:bCs/><w:color w:val="333333"/><w:sz w:val="20"/><w:szCs w:val="20"/></w:rPr><w:t xml:space="preserve">At 100%</w:t></w:r></w:p></w:tc><w:tc><w:tcPr><w:tcW w:type="dxa" w:w="6500"/><w:tcBorders><w:top w:val="single" w:color="DDDDDD" w:sz="1"/><w:left w:val="single" w:color="DDDDDD" w:sz="1"/><w:bottom w:val="single" w:color="DDDDDD" w:sz="1"/><w:right w:val="single" w:color="DDDDDD" w:sz="1"/></w:tcBorders><w:shd w:fill="F5F5F5" w:val="clear"/><w:tcMar><w:top w:type="dxa" w:w="80"/><w:left w:type="dxa" w:w="120"/><w:bottom w:type="dxa" w:w="80"/><w:right w:type="dxa" w:w="120"/></w:tcMar></w:tcPr><w:p><w:pPr><w:jc w:val="left"/></w:pPr><w:r><w:rPr><w:rFonts w:ascii="Arial" w:cs="Arial" w:eastAsia="Arial" w:hAnsi="Arial"/><w:color w:val="333333"/><w:sz w:val="20"/><w:szCs w:val="20"/></w:rPr><w:t xml:space="preserve">Number of jobs that match Detailer exactly. CP-89.075 currently sits at 100% (96 ops). Goal is to get every category there.</w:t></w:r></w:p></w:tc></w:tr><w:tr><w:tc><w:tcPr><w:tcW w:type="dxa" w:w="3000"/><w:tcBorders><w:top w:val="single" w:color="DDDDDD" w:sz="1"/><w:left w:val="single" w:color="DDDDDD" w:sz="1"/><w:bottom w:val="single" w:color="DDDDDD" w:sz="1"/><w:right w:val="single" w:color="DDDDDD" w:sz="1"/></w:tcBorders><w:shd w:fill="FFFFFF" w:val="clear"/><w:tcMar><w:top w:type="dxa" w:w="80"/><w:left w:type="dxa" w:w="120"/><w:bottom w:type="dxa" w:w="80"/><w:right w:type="dxa" w:w="120"/></w:tcMar></w:tcPr><w:p><w:pPr><w:jc w:val="left"/></w:pPr><w:r><w:rPr><w:rFonts w:ascii="Arial" w:cs="Arial" w:eastAsia="Arial" w:hAnsi="Arial"/><w:b/><w:bCs/><w:color w:val="333333"/><w:sz w:val="20"/><w:szCs w:val="20"/></w:rPr><w:t xml:space="preserve">Errors</w:t></w:r></w:p></w:tc><w:tc><w:tcPr><w:tcW w:type="dxa" w:w="6500"/><w:tcBorders><w:top w:val="single" w:color="DDDDDD" w:sz="1"/><w:left w:val="single" w:color="DDDDDD" w:sz="1"/><w:bottom w:val="single" w:color="DDDDDD" w:sz="1"/><w:right w:val="single" w:color="DDDDDD" w:sz="1"/></w:tcBorders><w:shd w:fill="FFFFFF" w:val="clear"/><w:tcMar><w:top w:type="dxa" w:w="80"/><w:left w:type="dxa" w:w="120"/><w:bottom w:type="dxa" w:w="80"/><w:right w:type="dxa" w:w="120"/></w:tcMar></w:tcPr><w:p><w:pPr><w:jc w:val="left"/></w:pPr><w:r><w:rPr><w:rFonts w:ascii="Arial" w:cs="Arial" w:eastAsia="Arial" w:hAnsi="Arial"/><w:color w:val="333333"/><w:sz w:val="20"/><w:szCs w:val="20"/></w:rPr><w:t xml:space="preserve">Jobs that failed to run (codec crash, malformed input). 0 = clean run.</w:t></w:r></w:p></w:tc></w:tr><w:tr><w:tc><w:tcPr><w:tcW w:type="dxa" w:w="3000"/><w:tcBorders><w:top w:val="single" w:color="DDDDDD" w:sz="1"/><w:left w:val="single" w:color="DDDDDD" w:sz="1"/><w:bottom w:val="single" w:color="DDDDDD" w:sz="1"/><w:right w:val="single" w:color="DDDDDD" w:sz="1"/></w:tcBorders><w:shd w:fill="F5F5F5" w:val="clear"/><w:tcMar><w:top w:type="dxa" w:w="80"/><w:left w:type="dxa" w:w="120"/><w:bottom w:type="dxa" w:w="80"/><w:right w:type="dxa" w:w="120"/></w:tcMar></w:tcPr><w:p><w:pPr><w:jc w:val="left"/></w:pPr><w:r><w:rPr><w:rFonts w:ascii="Arial" w:cs="Arial" w:eastAsia="Arial" w:hAnsi="Arial"/><w:b/><w:bCs/><w:color w:val="333333"/><w:sz w:val="20"/><w:szCs w:val="20"/></w:rPr><w:t xml:space="preserve">CSV full pipeline %</w:t></w:r></w:p></w:tc><w:tc><w:tcPr><w:tcW w:type="dxa" w:w="6500"/><w:tcBorders><w:top w:val="single" w:color="DDDDDD" w:sz="1"/><w:left w:val="single" w:color="DDDDDD" w:sz="1"/><w:bottom w:val="single" w:color="DDDDDD" w:sz="1"/><w:right w:val="single" w:color="DDDDDD" w:sz="1"/></w:tcBorders><w:shd w:fill="F5F5F5" w:val="clear"/><w:tcMar><w:top w:type="dxa" w:w="80"/><w:left w:type="dxa" w:w="120"/><w:bottom w:type="dxa" w:w="80"/><w:right w:type="dxa" w:w="120"/></w:tcMar></w:tcPr><w:p><w:pPr><w:jc w:val="left"/></w:pPr><w:r><w:rPr><w:rFonts w:ascii="Arial" w:cs="Arial" w:eastAsia="Arial" w:hAnsi="Arial"/><w:color w:val="333333"/><w:sz w:val="20"/><w:szCs w:val="20"/></w:rPr><w:t xml:space="preserve">NEW. Row-level CSV match: ours-csv vs Detailer-csv. Currently 25.1% on HG260044 (full pipeline). Lower than op-level because CSV reordering + FILLER rules add row-level differences not visible in the RFY.</w:t></w:r></w:p></w:tc></w:tr><w:tr><w:tc><w:tcPr><w:tcW w:type="dxa" w:w="3000"/><w:tcBorders><w:top w:val="single" w:color="DDDDDD" w:sz="1"/><w:left w:val="single" w:color="DDDDDD" w:sz="1"/><w:bottom w:val="single" w:color="DDDDDD" w:sz="1"/><w:right w:val="single" w:color="DDDDDD" w:sz="1"/></w:tcBorders><w:shd w:fill="FFFFFF" w:val="clear"/><w:tcMar><w:top w:type="dxa" w:w="80"/><w:left w:type="dxa" w:w="120"/><w:bottom w:type="dxa" w:w="80"/><w:right w:type="dxa" w:w="120"/></w:tcMar></w:tcPr><w:p><w:pPr><w:jc w:val="left"/></w:pPr><w:r><w:rPr><w:rFonts w:ascii="Arial" w:cs="Arial" w:eastAsia="Arial" w:hAnsi="Arial"/><w:b/><w:bCs/><w:color w:val="333333"/><w:sz w:val="20"/><w:szCs w:val="20"/></w:rPr><w:t xml:space="preserve">CSV emission %</w:t></w:r></w:p></w:tc><w:tc><w:tcPr><w:tcW w:type="dxa" w:w="6500"/><w:tcBorders><w:top w:val="single" w:color="DDDDDD" w:sz="1"/><w:left w:val="single" w:color="DDDDDD" w:sz="1"/><w:bottom w:val="single" w:color="DDDDDD" w:sz="1"/><w:right w:val="single" w:color="DDDDDD" w:sz="1"/></w:tcBorders><w:shd w:fill="FFFFFF" w:val="clear"/><w:tcMar><w:top w:type="dxa" w:w="80"/><w:left w:type="dxa" w:w="120"/><w:bottom w:type="dxa" w:w="80"/><w:right w:type="dxa" w:w="120"/></w:tcMar></w:tcPr><w:p><w:pPr><w:jc w:val="left"/></w:pPr><w:r><w:rPr><w:rFonts w:ascii="Arial" w:cs="Arial" w:eastAsia="Arial" w:hAnsi="Arial"/><w:color w:val="333333"/><w:sz w:val="20"/><w:szCs w:val="20"/></w:rPr><w:t xml:space="preserve">Decoder→csv accuracy alone — measures whether documentToCsvs() correctly emits Detailer&apos;s CSV format from a known-good RFY. Currently 48.9%.</w:t></w:r></w:p></w:tc></w:tr><w:tr><w:tc><w:tcPr><w:tcW w:type="dxa" w:w="3000"/><w:tcBorders><w:top w:val="single" w:color="DDDDDD" w:sz="1"/><w:left w:val="single" w:color="DDDDDD" w:sz="1"/><w:bottom w:val="single" w:color="DDDDDD" w:sz="1"/><w:right w:val="single" w:color="DDDDDD" w:sz="1"/></w:tcBorders><w:shd w:fill="F5F5F5" w:val="clear"/><w:tcMar><w:top w:type="dxa" w:w="80"/><w:left w:type="dxa" w:w="120"/><w:bottom w:type="dxa" w:w="80"/><w:right w:type="dxa" w:w="120"/></w:tcMar></w:tcPr><w:p><w:pPr><w:jc w:val="left"/></w:pPr><w:r><w:rPr><w:rFonts w:ascii="Arial" w:cs="Arial" w:eastAsia="Arial" w:hAnsi="Arial"/><w:b/><w:bCs/><w:color w:val="333333"/><w:sz w:val="20"/><w:szCs w:val="20"/></w:rPr><w:t xml:space="preserve">CSV rule-gen %</w:t></w:r></w:p></w:tc><w:tc><w:tcPr><w:tcW w:type="dxa" w:w="6500"/><w:tcBorders><w:top w:val="single" w:color="DDDDDD" w:sz="1"/><w:left w:val="single" w:color="DDDDDD" w:sz="1"/><w:bottom w:val="single" w:color="DDDDDD" w:sz="1"/><w:right w:val="single" w:color="DDDDDD" w:sz="1"/></w:tcBorders><w:shd w:fill="F5F5F5" w:val="clear"/><w:tcMar><w:top w:type="dxa" w:w="80"/><w:left w:type="dxa" w:w="120"/><w:bottom w:type="dxa" w:w="80"/><w:right w:type="dxa" w:w="120"/></w:tcMar></w:tcPr><w:p><w:pPr><w:jc w:val="left"/></w:pPr><w:r><w:rPr><w:rFonts w:ascii="Arial" w:cs="Arial" w:eastAsia="Arial" w:hAnsi="Arial"/><w:color w:val="333333"/><w:sz w:val="20"/><w:szCs w:val="20"/></w:rPr><w:t xml:space="preserve">Synthesize→csv accuracy — measures the rule generation through the CSV lens. Currently 30.6%.</w:t></w:r></w:p></w:tc></w:tr></w:tbl><w:p><w:pPr><w:spacing w:after="160" w:before="280"/></w:pPr><w:r><w:rPr><w:rFonts w:ascii="Arial" w:cs="Arial" w:eastAsia="Arial" w:hAnsi="Arial"/><w:b/><w:bCs/><w:color w:val="231F20"/><w:sz w:val="26"/><w:szCs w:val="26"/></w:rPr><w:t xml:space="preserve">5.2  By-category view</w:t></w:r></w:p><w:p><w:pPr><w:spacing w:after="120"/></w:pPr><w:r><w:rPr><w:rFonts w:ascii="Arial" w:cs="Arial" w:eastAsia="Arial" w:hAnsi="Arial"/><w:color w:val="333333"/><w:sz w:val="21"/><w:szCs w:val="21"/></w:rPr><w:t xml:space="preserve">Below the tiles is a per-category breakdown (CP-89.075, NLBW-89.075, LBW-89.075, etc.). The bar chart shows the match % visually; numbers next to it are matched / total ops in that category.</w:t></w:r></w:p><w:p><w:pPr><w:spacing w:after="120"/></w:pPr><w:r><w:rPr><w:rFonts w:ascii="Arial" w:cs="Arial" w:eastAsia="Arial" w:hAnsi="Arial"/><w:color w:val="333333"/><w:sz w:val="21"/><w:szCs w:val="21"/></w:rPr><w:t xml:space="preserve">CSV match % appears in sky-blue beside each category when a paired .csv reference is available.</w:t></w:r></w:p><w:p><w:pPr><w:spacing w:after="160" w:before="280"/></w:pPr><w:r><w:rPr><w:rFonts w:ascii="Arial" w:cs="Arial" w:eastAsia="Arial" w:hAnsi="Arial"/><w:b/><w:bCs/><w:color w:val="231F20"/><w:sz w:val="26"/><w:szCs w:val="26"/></w:rPr><w:t xml:space="preserve">5.3  Job-list view + drill-down</w:t></w:r></w:p><w:p><w:pPr><w:spacing w:after="120"/></w:pPr><w:r><w:rPr><w:rFonts w:ascii="Arial" w:cs="Arial" w:eastAsia="Arial" w:hAnsi="Arial"/><w:color w:val="333333"/><w:sz w:val="21"/><w:szCs w:val="21"/></w:rPr><w:t xml:space="preserve">Below the categories is a sortable job list. Click any job to expand:</w:t></w:r></w:p><0/><w:p><w:pPr><w:spacing w:after="160" w:before="280"/></w:pPr><w:r><w:rPr><w:rFonts w:ascii="Arial" w:cs="Arial" w:eastAsia="Arial" w:hAnsi="Arial"/><w:b/><w:bCs/><w:color w:val="231F20"/><w:sz w:val="26"/><w:szCs w:val="26"/></w:rPr><w:t xml:space="preserve">5.4  Refresh button</w:t></w:r></w:p><w:p><w:pPr><w:spacing w:after="120"/></w:pPr><w:r><w:rPr><w:rFonts w:ascii="Arial" w:cs="Arial" w:eastAsia="Arial" w:hAnsi="Arial"/><w:color w:val="333333"/><w:sz w:val="21"/><w:szCs w:val="21"/></w:rPr><w:t xml:space="preserve">The dashboard caches results in memory. Click Refresh to re-run the corpus diff after a rule edit. Takes 1-3 minutes for the full 40-job run on a warm machine.</w:t></w:r></w:p><w:p><w:pPr><w:shd w:fill="FFF3C0" w:val="clear"/><w:spacing w:after="200" w:before="100"/></w:pPr><w:r><w:rPr><w:rFonts w:ascii="Arial" w:cs="Arial" w:eastAsia="Arial" w:hAnsi="Arial"/><w:b/><w:bCs/><w:color w:val="231F20"/><w:sz w:val="21"/><w:szCs w:val="21"/></w:rPr><w:t xml:space="preserve">Workflow: edit rules → Save → click Refresh on /regression → check the overall match % went UP not DOWN. If it dropped, revert the ruleset and try again.</w:t></w:r></w:p><w:p><w:pPr><w:spacing w:after="160" w:before="280"/></w:pPr><w:r><w:rPr><w:rFonts w:ascii="Arial" w:cs="Arial" w:eastAsia="Arial" w:hAnsi="Arial"/><w:b/><w:bCs/><w:color w:val="231F20"/><w:sz w:val="26"/><w:szCs w:val="26"/></w:rPr><w:t xml:space="preserve">5.5  Local-only</w:t></w:r></w:p><w:p><w:pPr><w:spacing w:after="120"/></w:pPr><w:r><w:rPr><w:rFonts w:ascii="Arial" w:cs="Arial" w:eastAsia="Arial" w:hAnsi="Arial"/><w:color w:val="333333"/><w:sz w:val="21"/><w:szCs w:val="21"/></w:rPr><w:t xml:space="preserve">The dashboard can only run on a machine where the test corpus is on disk. On Vercel and other hosted environments it shows an amber info card explaining this — that&apos;s not an error, just informational.</w:t></w:r></w:p><w:p><w:r><w:br w:type="page"/></w:r></w:p><w:p><w:pPr><w:spacing w:after="200" w:before="360"/></w:pPr><w:r><w:rPr><w:rFonts w:ascii="Arial" w:cs="Arial" w:eastAsia="Arial" w:hAnsi="Arial"/><w:b/><w:bCs/><w:color w:val="231F20"/><w:sz w:val="32"/><w:szCs w:val="32"/></w:rPr><w:t xml:space="preserve">6. &quot;What does editing X change?&quot; — quick reference</w:t></w:r></w:p><w:p><w:pPr><w:spacing w:after="120"/></w:pPr><w:r><w:rPr><w:rFonts w:ascii="Arial" w:cs="Arial" w:eastAsia="Arial" w:hAnsi="Arial"/><w:color w:val="333333"/><w:sz w:val="21"/><w:szCs w:val="21"/></w:rPr><w:t xml:space="preserve">Use this as a lookup before you change anything in /rules. Every entry tells you exactly what downstream effect to expect.</w:t></w:r></w:p><w:p><w:pPr><w:spacing w:after="160" w:before="280"/></w:pPr><w:r><w:rPr><w:rFonts w:ascii="Arial" w:cs="Arial" w:eastAsia="Arial" w:hAnsi="Arial"/><w:b/><w:bCs/><w:color w:val="231F20"/><w:sz w:val="26"/><w:szCs w:val="26"/></w:rPr><w:t xml:space="preserve">6.1  Edits that change EVERY stick of a profile</w:t></w:r></w:p><w:tbl><w:tblPr><w:tblW w:type="dxa" w:w="9500"/><w:tblBorders><w:top w:val="single" w:color="auto" w:sz="4"/><w:left w:val="single" w:color="auto" w:sz="4"/><w:bottom w:val="single" w:color="auto" w:sz="4"/><w:right w:val="single" w:color="auto" w:sz="4"/><w:insideH w:val="single" w:color="auto" w:sz="4"/><w:insideV w:val="single" w:color="auto" w:sz="4"/></w:tblBorders></w:tblPr><w:tblGrid><w:gridCol w:w="100"/><w:gridCol w:w="100"/></w:tblGrid><w:tr><w:tc><w:tcPr><w:tcW w:type="dxa" w:w="3000"/><w:tcBorders><w:top w:val="single" w:color="DDDDDD" w:sz="1"/><w:left w:val="single" w:color="DDDDDD" w:sz="1"/><w:bottom w:val="single" w:color="DDDDDD" w:sz="1"/><w:right w:val="single" w:color="DDDDDD" w:sz="1"/></w:tcBorders><w:shd w:fill="231F20" w:val="clear"/><w:tcMar><w:top w:type="dxa" w:w="80"/><w:left w:type="dxa" w:w="120"/><w:bottom w:type="dxa" w:w="80"/><w:right w:type="dxa" w:w="120"/></w:tcMar></w:tcPr><w:p><w:r><w:rPr><w:rFonts w:ascii="Arial" w:cs="Arial" w:eastAsia="Arial" w:hAnsi="Arial"/><w:b/><w:bCs/><w:color w:val="FFFFFF"/><w:sz w:val="20"/><w:szCs w:val="20"/></w:rPr><w:t xml:space="preserve">Field / Setting</w:t></w:r></w:p></w:tc><w:tc><w:tcPr><w:tcW w:type="dxa" w:w="6500"/><w:tcBorders><w:top w:val="single" w:color="DDDDDD" w:sz="1"/><w:left w:val="single" w:color="DDDDDD" w:sz="1"/><w:bottom w:val="single" w:color="DDDDDD" w:sz="1"/><w:right w:val="single" w:color="DDDDDD" w:sz="1"/></w:tcBorders><w:shd w:fill="231F20" w:val="clear"/><w:tcMar><w:top w:type="dxa" w:w="80"/><w:left w:type="dxa" w:w="120"/><w:bottom w:type="dxa" w:w="80"/><w:right w:type="dxa" w:w="120"/></w:tcMar></w:tcPr><w:p><w:r><w:rPr><w:rFonts w:ascii="Arial" w:cs="Arial" w:eastAsia="Arial" w:hAnsi="Arial"/><w:b/><w:bCs/><w:color w:val="FFFFFF"/><w:sz w:val="20"/><w:szCs w:val="20"/></w:rPr><w:t xml:space="preserve">What an edit changes</w:t></w:r></w:p></w:tc></w:tr><w:tr><w:tc><w:tcPr><w:tcW w:type="dxa" w:w="3000"/><w:tcBorders><w:top w:val="single" w:color="DDDDDD" w:sz="1"/><w:left w:val="single" w:color="DDDDDD" w:sz="1"/><w:bottom w:val="single" w:color="DDDDDD" w:sz="1"/><w:right w:val="single" w:color="DDDDDD" w:sz="1"/></w:tcBorders><w:shd w:fill="F5F5F5" w:val="clear"/><w:tcMar><w:top w:type="dxa" w:w="80"/><w:left w:type="dxa" w:w="120"/><w:bottom w:type="dxa" w:w="80"/><w:right w:type="dxa" w:w="120"/></w:tcMar></w:tcPr><w:p><w:pPr><w:jc w:val="left"/></w:pPr><w:r><w:rPr><w:rFonts w:ascii="Arial" w:cs="Arial" w:eastAsia="Arial" w:hAnsi="Arial"/><w:b/><w:bCs/><w:color w:val="333333"/><w:sz w:val="20"/><w:szCs w:val="20"/></w:rPr><w:t xml:space="preserve">End Clearance (mm)</w:t></w:r></w:p></w:tc><w:tc><w:tcPr><w:tcW w:type="dxa" w:w="6500"/><w:tcBorders><w:top w:val="single" w:color="DDDDDD" w:sz="1"/><w:left w:val="single" w:color="DDDDDD" w:sz="1"/><w:bottom w:val="single" w:color="DDDDDD" w:sz="1"/><w:right w:val="single" w:color="DDDDDD" w:sz="1"/></w:tcBorders><w:shd w:fill="F5F5F5" w:val="clear"/><w:tcMar><w:top w:type="dxa" w:w="80"/><w:left w:type="dxa" w:w="120"/><w:bottom w:type="dxa" w:w="80"/><w:right w:type="dxa" w:w="120"/></w:tcMar></w:tcPr><w:p><w:pPr><w:jc w:val="left"/></w:pPr><w:r><w:rPr><w:rFonts w:ascii="Arial" w:cs="Arial" w:eastAsia="Arial" w:hAnsi="Arial"/><w:color w:val="333333"/><w:sz w:val="20"/><w:szCs w:val="20"/></w:rPr><w:t xml:space="preserve">Every plate/chord on every frame using this profile gets ±delta in length. All cap dimple/swage/notch positions shift by the same delta. SERVICE HOLE positions are absolute and don&apos;t shift.</w:t></w:r></w:p></w:tc></w:tr><w:tr><w:tc><w:tcPr><w:tcW w:type="dxa" w:w="3000"/><w:tcBorders><w:top w:val="single" w:color="DDDDDD" w:sz="1"/><w:left w:val="single" w:color="DDDDDD" w:sz="1"/><w:bottom w:val="single" w:color="DDDDDD" w:sz="1"/><w:right w:val="single" w:color="DDDDDD" w:sz="1"/></w:tcBorders><w:shd w:fill="FFFFFF" w:val="clear"/><w:tcMar><w:top w:type="dxa" w:w="80"/><w:left w:type="dxa" w:w="120"/><w:bottom w:type="dxa" w:w="80"/><w:right w:type="dxa" w:w="120"/></w:tcMar></w:tcPr><w:p><w:pPr><w:jc w:val="left"/></w:pPr><w:r><w:rPr><w:rFonts w:ascii="Arial" w:cs="Arial" w:eastAsia="Arial" w:hAnsi="Arial"/><w:b/><w:bCs/><w:color w:val="333333"/><w:sz w:val="20"/><w:szCs w:val="20"/></w:rPr><w:t xml:space="preserve">Stud End Trim (mm)</w:t></w:r></w:p></w:tc><w:tc><w:tcPr><w:tcW w:type="dxa" w:w="6500"/><w:tcBorders><w:top w:val="single" w:color="DDDDDD" w:sz="1"/><w:left w:val="single" w:color="DDDDDD" w:sz="1"/><w:bottom w:val="single" w:color="DDDDDD" w:sz="1"/><w:right w:val="single" w:color="DDDDDD" w:sz="1"/></w:tcBorders><w:shd w:fill="FFFFFF" w:val="clear"/><w:tcMar><w:top w:type="dxa" w:w="80"/><w:left w:type="dxa" w:w="120"/><w:bottom w:type="dxa" w:w="80"/><w:right w:type="dxa" w:w="120"/></w:tcMar></w:tcPr><w:p><w:pPr><w:jc w:val="left"/></w:pPr><w:r><w:rPr><w:rFonts w:ascii="Arial" w:cs="Arial" w:eastAsia="Arial" w:hAnsi="Arial"/><w:color w:val="333333"/><w:sz w:val="20"/><w:szCs w:val="20"/></w:rPr><w:t xml:space="preserve">Every stud&apos;s length and every position-from-stick-end op (e.g., end-cap Swage at length-27.5, end-cap LipNotch at length-24).</w:t></w:r></w:p></w:tc></w:tr><w:tr><w:tc><w:tcPr><w:tcW w:type="dxa" w:w="3000"/><w:tcBorders><w:top w:val="single" w:color="DDDDDD" w:sz="1"/><w:left w:val="single" w:color="DDDDDD" w:sz="1"/><w:bottom w:val="single" w:color="DDDDDD" w:sz="1"/><w:right w:val="single" w:color="DDDDDD" w:sz="1"/></w:tcBorders><w:shd w:fill="F5F5F5" w:val="clear"/><w:tcMar><w:top w:type="dxa" w:w="80"/><w:left w:type="dxa" w:w="120"/><w:bottom w:type="dxa" w:w="80"/><w:right w:type="dxa" w:w="120"/></w:tcMar></w:tcPr><w:p><w:pPr><w:jc w:val="left"/></w:pPr><w:r><w:rPr><w:rFonts w:ascii="Arial" w:cs="Arial" w:eastAsia="Arial" w:hAnsi="Arial"/><w:b/><w:bCs/><w:color w:val="333333"/><w:sz w:val="20"/><w:szCs w:val="20"/></w:rPr><w:t xml:space="preserve">Service Hole positions list</w:t></w:r></w:p></w:tc><w:tc><w:tcPr><w:tcW w:type="dxa" w:w="6500"/><w:tcBorders><w:top w:val="single" w:color="DDDDDD" w:sz="1"/><w:left w:val="single" w:color="DDDDDD" w:sz="1"/><w:bottom w:val="single" w:color="DDDDDD" w:sz="1"/><w:right w:val="single" w:color="DDDDDD" w:sz="1"/></w:tcBorders><w:shd w:fill="F5F5F5" w:val="clear"/><w:tcMar><w:top w:type="dxa" w:w="80"/><w:left w:type="dxa" w:w="120"/><w:bottom w:type="dxa" w:w="80"/><w:right w:type="dxa" w:w="120"/></w:tcMar></w:tcPr><w:p><w:pPr><w:jc w:val="left"/></w:pPr><w:r><w:rPr><w:rFonts w:ascii="Arial" w:cs="Arial" w:eastAsia="Arial" w:hAnsi="Arial"/><w:color w:val="333333"/><w:sz w:val="20"/><w:szCs w:val="20"/></w:rPr><w:t xml:space="preserve">Every stud and topplate gets these exact positions emitted as SERVICE HOLE cells. Adding 596 to the list = a new SERVICE HOLE,596 in every relevant stick. Removing one = that hole disappears.</w:t></w:r></w:p></w:tc></w:tr><w:tr><w:tc><w:tcPr><w:tcW w:type="dxa" w:w="3000"/><w:tcBorders><w:top w:val="single" w:color="DDDDDD" w:sz="1"/><w:left w:val="single" w:color="DDDDDD" w:sz="1"/><w:bottom w:val="single" w:color="DDDDDD" w:sz="1"/><w:right w:val="single" w:color="DDDDDD" w:sz="1"/></w:tcBorders><w:shd w:fill="FFFFFF" w:val="clear"/><w:tcMar><w:top w:type="dxa" w:w="80"/><w:left w:type="dxa" w:w="120"/><w:bottom w:type="dxa" w:w="80"/><w:right w:type="dxa" w:w="120"/></w:tcMar></w:tcPr><w:p><w:pPr><w:jc w:val="left"/></w:pPr><w:r><w:rPr><w:rFonts w:ascii="Arial" w:cs="Arial" w:eastAsia="Arial" w:hAnsi="Arial"/><w:b/><w:bCs/><w:color w:val="333333"/><w:sz w:val="20"/><w:szCs w:val="20"/></w:rPr><w:t xml:space="preserve">InnerDimple offsets</w:t></w:r></w:p></w:tc><w:tc><w:tcPr><w:tcW w:type="dxa" w:w="6500"/><w:tcBorders><w:top w:val="single" w:color="DDDDDD" w:sz="1"/><w:left w:val="single" w:color="DDDDDD" w:sz="1"/><w:bottom w:val="single" w:color="DDDDDD" w:sz="1"/><w:right w:val="single" w:color="DDDDDD" w:sz="1"/></w:tcBorders><w:shd w:fill="FFFFFF" w:val="clear"/><w:tcMar><w:top w:type="dxa" w:w="80"/><w:left w:type="dxa" w:w="120"/><w:bottom w:type="dxa" w:w="80"/><w:right w:type="dxa" w:w="120"/></w:tcMar></w:tcPr><w:p><w:pPr><w:jc w:val="left"/></w:pPr><w:r><w:rPr><w:rFonts w:ascii="Arial" w:cs="Arial" w:eastAsia="Arial" w:hAnsi="Arial"/><w:color w:val="333333"/><w:sz w:val="20"/><w:szCs w:val="20"/></w:rPr><w:t xml:space="preserve">Cap dimple positions on plates/studs (16.5mm = standard). Changing this shifts the visible cap pattern for every stick.</w:t></w:r></w:p></w:tc></w:tr><w:tr><w:tc><w:tcPr><w:tcW w:type="dxa" w:w="3000"/><w:tcBorders><w:top w:val="single" w:color="DDDDDD" w:sz="1"/><w:left w:val="single" w:color="DDDDDD" w:sz="1"/><w:bottom w:val="single" w:color="DDDDDD" w:sz="1"/><w:right w:val="single" w:color="DDDDDD" w:sz="1"/></w:tcBorders><w:shd w:fill="F5F5F5" w:val="clear"/><w:tcMar><w:top w:type="dxa" w:w="80"/><w:left w:type="dxa" w:w="120"/><w:bottom w:type="dxa" w:w="80"/><w:right w:type="dxa" w:w="120"/></w:tcMar></w:tcPr><w:p><w:pPr><w:jc w:val="left"/></w:pPr><w:r><w:rPr><w:rFonts w:ascii="Arial" w:cs="Arial" w:eastAsia="Arial" w:hAnsi="Arial"/><w:b/><w:bCs/><w:color w:val="333333"/><w:sz w:val="20"/><w:szCs w:val="20"/></w:rPr><w:t xml:space="preserve">Swage span offset</w:t></w:r></w:p></w:tc><w:tc><w:tcPr><w:tcW w:type="dxa" w:w="6500"/><w:tcBorders><w:top w:val="single" w:color="DDDDDD" w:sz="1"/><w:left w:val="single" w:color="DDDDDD" w:sz="1"/><w:bottom w:val="single" w:color="DDDDDD" w:sz="1"/><w:right w:val="single" w:color="DDDDDD" w:sz="1"/></w:tcBorders><w:shd w:fill="F5F5F5" w:val="clear"/><w:tcMar><w:top w:type="dxa" w:w="80"/><w:left w:type="dxa" w:w="120"/><w:bottom w:type="dxa" w:w="80"/><w:right w:type="dxa" w:w="120"/></w:tcMar></w:tcPr><w:p><w:pPr><w:jc w:val="left"/></w:pPr><w:r><w:rPr><w:rFonts w:ascii="Arial" w:cs="Arial" w:eastAsia="Arial" w:hAnsi="Arial"/><w:color w:val="333333"/><w:sz w:val="20"/><w:szCs w:val="20"/></w:rPr><w:t xml:space="preserve">Default 27.5mm = SWAGE,27.5 at start, SWAGE,length-27.5 at end. Changing it changes the LEADING and TRAILING swage positions on every stick.</w:t></w:r></w:p></w:tc></w:tr><w:tr><w:tc><w:tcPr><w:tcW w:type="dxa" w:w="3000"/><w:tcBorders><w:top w:val="single" w:color="DDDDDD" w:sz="1"/><w:left w:val="single" w:color="DDDDDD" w:sz="1"/><w:bottom w:val="single" w:color="DDDDDD" w:sz="1"/><w:right w:val="single" w:color="DDDDDD" w:sz="1"/></w:tcBorders><w:shd w:fill="FFFFFF" w:val="clear"/><w:tcMar><w:top w:type="dxa" w:w="80"/><w:left w:type="dxa" w:w="120"/><w:bottom w:type="dxa" w:w="80"/><w:right w:type="dxa" w:w="120"/></w:tcMar></w:tcPr><w:p><w:pPr><w:jc w:val="left"/></w:pPr><w:r><w:rPr><w:rFonts w:ascii="Arial" w:cs="Arial" w:eastAsia="Arial" w:hAnsi="Arial"/><w:b/><w:bCs/><w:color w:val="333333"/><w:sz w:val="20"/><w:szCs w:val="20"/></w:rPr><w:t xml:space="preserve">Lip Notch stride</w:t></w:r></w:p></w:tc><w:tc><w:tcPr><w:tcW w:type="dxa" w:w="6500"/><w:tcBorders><w:top w:val="single" w:color="DDDDDD" w:sz="1"/><w:left w:val="single" w:color="DDDDDD" w:sz="1"/><w:bottom w:val="single" w:color="DDDDDD" w:sz="1"/><w:right w:val="single" w:color="DDDDDD" w:sz="1"/></w:tcBorders><w:shd w:fill="FFFFFF" w:val="clear"/><w:tcMar><w:top w:type="dxa" w:w="80"/><w:left w:type="dxa" w:w="120"/><w:bottom w:type="dxa" w:w="80"/><w:right w:type="dxa" w:w="120"/></w:tcMar></w:tcPr><w:p><w:pPr><w:jc w:val="left"/></w:pPr><w:r><w:rPr><w:rFonts w:ascii="Arial" w:cs="Arial" w:eastAsia="Arial" w:hAnsi="Arial"/><w:color w:val="333333"/><w:sz w:val="20"/><w:szCs w:val="20"/></w:rPr><w:t xml:space="preserve">Affects how dense the LIP NOTCH cells are along long spans. Default stride 48mm = positions every 48mm. Wider stride = fewer notches per span.</w:t></w:r></w:p></w:tc></w:tr><w:tr><w:tc><w:tcPr><w:tcW w:type="dxa" w:w="3000"/><w:tcBorders><w:top w:val="single" w:color="DDDDDD" w:sz="1"/><w:left w:val="single" w:color="DDDDDD" w:sz="1"/><w:bottom w:val="single" w:color="DDDDDD" w:sz="1"/><w:right w:val="single" w:color="DDDDDD" w:sz="1"/></w:tcBorders><w:shd w:fill="F5F5F5" w:val="clear"/><w:tcMar><w:top w:type="dxa" w:w="80"/><w:left w:type="dxa" w:w="120"/><w:bottom w:type="dxa" w:w="80"/><w:right w:type="dxa" w:w="120"/></w:tcMar></w:tcPr><w:p><w:pPr><w:jc w:val="left"/></w:pPr><w:r><w:rPr><w:rFonts w:ascii="Arial" w:cs="Arial" w:eastAsia="Arial" w:hAnsi="Arial"/><w:b/><w:bCs/><w:color w:val="333333"/><w:sz w:val="20"/><w:szCs w:val="20"/></w:rPr><w:t xml:space="preserve">Anchor Bolt offset (70mm)</w:t></w:r></w:p></w:tc><w:tc><w:tcPr><w:tcW w:type="dxa" w:w="6500"/><w:tcBorders><w:top w:val="single" w:color="DDDDDD" w:sz="1"/><w:left w:val="single" w:color="DDDDDD" w:sz="1"/><w:bottom w:val="single" w:color="DDDDDD" w:sz="1"/><w:right w:val="single" w:color="DDDDDD" w:sz="1"/></w:tcBorders><w:shd w:fill="F5F5F5" w:val="clear"/><w:tcMar><w:top w:type="dxa" w:w="80"/><w:left w:type="dxa" w:w="120"/><w:bottom w:type="dxa" w:w="80"/><w:right w:type="dxa" w:w="120"/></w:tcMar></w:tcPr><w:p><w:pPr><w:jc w:val="left"/></w:pPr><w:r><w:rPr><w:rFonts w:ascii="Arial" w:cs="Arial" w:eastAsia="Arial" w:hAnsi="Arial"/><w:color w:val="333333"/><w:sz w:val="20"/><w:szCs w:val="20"/></w:rPr><w:t xml:space="preserve">Position of ANCHOR holes on ground-floor bottom plates. Edit this and every ground-floor B-plate at this profile changes where it gets anchored.</w:t></w:r></w:p></w:tc></w:tr><w:tr><w:tc><w:tcPr><w:tcW w:type="dxa" w:w="3000"/><w:tcBorders><w:top w:val="single" w:color="DDDDDD" w:sz="1"/><w:left w:val="single" w:color="DDDDDD" w:sz="1"/><w:bottom w:val="single" w:color="DDDDDD" w:sz="1"/><w:right w:val="single" w:color="DDDDDD" w:sz="1"/></w:tcBorders><w:shd w:fill="FFFFFF" w:val="clear"/><w:tcMar><w:top w:type="dxa" w:w="80"/><w:left w:type="dxa" w:w="120"/><w:bottom w:type="dxa" w:w="80"/><w:right w:type="dxa" w:w="120"/></w:tcMar></w:tcPr><w:p><w:pPr><w:jc w:val="left"/></w:pPr><w:r><w:rPr><w:rFonts w:ascii="Arial" w:cs="Arial" w:eastAsia="Arial" w:hAnsi="Arial"/><w:b/><w:bCs/><w:color w:val="333333"/><w:sz w:val="20"/><w:szCs w:val="20"/></w:rPr><w:t xml:space="preserve">Web Bolt offset</w:t></w:r></w:p></w:tc><w:tc><w:tcPr><w:tcW w:type="dxa" w:w="6500"/><w:tcBorders><w:top w:val="single" w:color="DDDDDD" w:sz="1"/><w:left w:val="single" w:color="DDDDDD" w:sz="1"/><w:bottom w:val="single" w:color="DDDDDD" w:sz="1"/><w:right w:val="single" w:color="DDDDDD" w:sz="1"/></w:tcBorders><w:shd w:fill="FFFFFF" w:val="clear"/><w:tcMar><w:top w:type="dxa" w:w="80"/><w:left w:type="dxa" w:w="120"/><w:bottom w:type="dxa" w:w="80"/><w:right w:type="dxa" w:w="120"/></w:tcMar></w:tcPr><w:p><w:pPr><w:jc w:val="left"/></w:pPr><w:r><w:rPr><w:rFonts w:ascii="Arial" w:cs="Arial" w:eastAsia="Arial" w:hAnsi="Arial"/><w:color w:val="333333"/><w:sz w:val="20"/><w:szCs w:val="20"/></w:rPr><w:t xml:space="preserve">Position of BOLT HOLES (Web tool) on plates. Same gating as ANCHOR — ground-floor walls only.</w:t></w:r></w:p></w:tc></w:tr></w:tbl><w:p><w:pPr><w:spacing w:after="160" w:before="280"/></w:pPr><w:r><w:rPr><w:rFonts w:ascii="Arial" w:cs="Arial" w:eastAsia="Arial" w:hAnsi="Arial"/><w:b/><w:bCs/><w:color w:val="231F20"/><w:sz w:val="26"/><w:szCs w:val="26"/></w:rPr><w:t xml:space="preserve">6.2  Edits that change a SUBSET of frames</w:t></w:r></w:p><w:tbl><w:tblPr><w:tblW w:type="dxa" w:w="9500"/><w:tblBorders><w:top w:val="single" w:color="auto" w:sz="4"/><w:left w:val="single" w:color="auto" w:sz="4"/><w:bottom w:val="single" w:color="auto" w:sz="4"/><w:right w:val="single" w:color="auto" w:sz="4"/><w:insideH w:val="single" w:color="auto" w:sz="4"/><w:insideV w:val="single" w:color="auto" w:sz="4"/></w:tblBorders></w:tblPr><w:tblGrid><w:gridCol w:w="100"/><w:gridCol w:w="100"/></w:tblGrid><w:tr><w:tc><w:tcPr><w:tcW w:type="dxa" w:w="3000"/><w:tcBorders><w:top w:val="single" w:color="DDDDDD" w:sz="1"/><w:left w:val="single" w:color="DDDDDD" w:sz="1"/><w:bottom w:val="single" w:color="DDDDDD" w:sz="1"/><w:right w:val="single" w:color="DDDDDD" w:sz="1"/></w:tcBorders><w:shd w:fill="231F20" w:val="clear"/><w:tcMar><w:top w:type="dxa" w:w="80"/><w:left w:type="dxa" w:w="120"/><w:bottom w:type="dxa" w:w="80"/><w:right w:type="dxa" w:w="120"/></w:tcMar></w:tcPr><w:p><w:r><w:rPr><w:rFonts w:ascii="Arial" w:cs="Arial" w:eastAsia="Arial" w:hAnsi="Arial"/><w:b/><w:bCs/><w:color w:val="FFFFFF"/><w:sz w:val="20"/><w:szCs w:val="20"/></w:rPr><w:t xml:space="preserve">Field / Setting</w:t></w:r></w:p></w:tc><w:tc><w:tcPr><w:tcW w:type="dxa" w:w="6500"/><w:tcBorders><w:top w:val="single" w:color="DDDDDD" w:sz="1"/><w:left w:val="single" w:color="DDDDDD" w:sz="1"/><w:bottom w:val="single" w:color="DDDDDD" w:sz="1"/><w:right w:val="single" w:color="DDDDDD" w:sz="1"/></w:tcBorders><w:shd w:fill="231F20" w:val="clear"/><w:tcMar><w:top w:type="dxa" w:w="80"/><w:left w:type="dxa" w:w="120"/><w:bottom w:type="dxa" w:w="80"/><w:right w:type="dxa" w:w="120"/></w:tcMar></w:tcPr><w:p><w:r><w:rPr><w:rFonts w:ascii="Arial" w:cs="Arial" w:eastAsia="Arial" w:hAnsi="Arial"/><w:b/><w:bCs/><w:color w:val="FFFFFF"/><w:sz w:val="20"/><w:szCs w:val="20"/></w:rPr><w:t xml:space="preserve">What an edit changes</w:t></w:r></w:p></w:tc></w:tr><w:tr><w:tc><w:tcPr><w:tcW w:type="dxa" w:w="3000"/><w:tcBorders><w:top w:val="single" w:color="DDDDDD" w:sz="1"/><w:left w:val="single" w:color="DDDDDD" w:sz="1"/><w:bottom w:val="single" w:color="DDDDDD" w:sz="1"/><w:right w:val="single" w:color="DDDDDD" w:sz="1"/></w:tcBorders><w:shd w:fill="F5F5F5" w:val="clear"/><w:tcMar><w:top w:type="dxa" w:w="80"/><w:left w:type="dxa" w:w="120"/><w:bottom w:type="dxa" w:w="80"/><w:right w:type="dxa" w:w="120"/></w:tcMar></w:tcPr><w:p><w:pPr><w:jc w:val="left"/></w:pPr><w:r><w:rPr><w:rFonts w:ascii="Arial" w:cs="Arial" w:eastAsia="Arial" w:hAnsi="Arial"/><w:b/><w:bCs/><w:color w:val="333333"/><w:sz w:val="20"/><w:szCs w:val="20"/></w:rPr><w:t xml:space="preserve">Frame type → Profile mapping</w:t></w:r></w:p></w:tc><w:tc><w:tcPr><w:tcW w:type="dxa" w:w="6500"/><w:tcBorders><w:top w:val="single" w:color="DDDDDD" w:sz="1"/><w:left w:val="single" w:color="DDDDDD" w:sz="1"/><w:bottom w:val="single" w:color="DDDDDD" w:sz="1"/><w:right w:val="single" w:color="DDDDDD" w:sz="1"/></w:tcBorders><w:shd w:fill="F5F5F5" w:val="clear"/><w:tcMar><w:top w:type="dxa" w:w="80"/><w:left w:type="dxa" w:w="120"/><w:bottom w:type="dxa" w:w="80"/><w:right w:type="dxa" w:w="120"/></w:tcMar></w:tcPr><w:p><w:pPr><w:jc w:val="left"/></w:pPr><w:r><w:rPr><w:rFonts w:ascii="Arial" w:cs="Arial" w:eastAsia="Arial" w:hAnsi="Arial"/><w:color w:val="333333"/><w:sz w:val="20"/><w:szCs w:val="20"/></w:rPr><w:t xml:space="preserve">Reassigns which machine-type rules fire for an entire frame category. Changing LBW from 70S41_0.75 to 89S41_0.75 makes every load-bearing wall use the heavier profile rules — which adds anchor bolts, changes cap pattern, etc.</w:t></w:r></w:p></w:tc></w:tr><w:tr><w:tc><w:tcPr><w:tcW w:type="dxa" w:w="3000"/><w:tcBorders><w:top w:val="single" w:color="DDDDDD" w:sz="1"/><w:left w:val="single" w:color="DDDDDD" w:sz="1"/><w:bottom w:val="single" w:color="DDDDDD" w:sz="1"/><w:right w:val="single" w:color="DDDDDD" w:sz="1"/></w:tcBorders><w:shd w:fill="FFFFFF" w:val="clear"/><w:tcMar><w:top w:type="dxa" w:w="80"/><w:left w:type="dxa" w:w="120"/><w:bottom w:type="dxa" w:w="80"/><w:right w:type="dxa" w:w="120"/></w:tcMar></w:tcPr><w:p><w:pPr><w:jc w:val="left"/></w:pPr><w:r><w:rPr><w:rFonts w:ascii="Arial" w:cs="Arial" w:eastAsia="Arial" w:hAnsi="Arial"/><w:b/><w:bCs/><w:color w:val="333333"/><w:sz w:val="20"/><w:szCs w:val="20"/></w:rPr><w:t xml:space="preserve">LIN trim override</w:t></w:r></w:p></w:tc><w:tc><w:tcPr><w:tcW w:type="dxa" w:w="6500"/><w:tcBorders><w:top w:val="single" w:color="DDDDDD" w:sz="1"/><w:left w:val="single" w:color="DDDDDD" w:sz="1"/><w:bottom w:val="single" w:color="DDDDDD" w:sz="1"/><w:right w:val="single" w:color="DDDDDD" w:sz="1"/></w:tcBorders><w:shd w:fill="FFFFFF" w:val="clear"/><w:tcMar><w:top w:type="dxa" w:w="80"/><w:left w:type="dxa" w:w="120"/><w:bottom w:type="dxa" w:w="80"/><w:right w:type="dxa" w:w="120"/></w:tcMar></w:tcPr><w:p><w:pPr><w:jc w:val="left"/></w:pPr><w:r><w:rPr><w:rFonts w:ascii="Arial" w:cs="Arial" w:eastAsia="Arial" w:hAnsi="Arial"/><w:color w:val="333333"/><w:sz w:val="20"/><w:szCs w:val="20"/></w:rPr><w:t xml:space="preserve">LIN (Linear Truss) frames don&apos;t trim chord ends. Toggling this on/off adds or removes 4mm/end on every LIN chord stick.</w:t></w:r></w:p></w:tc></w:tr><w:tr><w:tc><w:tcPr><w:tcW w:type="dxa" w:w="3000"/><w:tcBorders><w:top w:val="single" w:color="DDDDDD" w:sz="1"/><w:left w:val="single" w:color="DDDDDD" w:sz="1"/><w:bottom w:val="single" w:color="DDDDDD" w:sz="1"/><w:right w:val="single" w:color="DDDDDD" w:sz="1"/></w:tcBorders><w:shd w:fill="F5F5F5" w:val="clear"/><w:tcMar><w:top w:type="dxa" w:w="80"/><w:left w:type="dxa" w:w="120"/><w:bottom w:type="dxa" w:w="80"/><w:right w:type="dxa" w:w="120"/></w:tcMar></w:tcPr><w:p><w:pPr><w:jc w:val="left"/></w:pPr><w:r><w:rPr><w:rFonts w:ascii="Arial" w:cs="Arial" w:eastAsia="Arial" w:hAnsi="Arial"/><w:b/><w:bCs/><w:color w:val="333333"/><w:sz w:val="20"/><w:szCs w:val="20"/></w:rPr><w:t xml:space="preserve">Raking-frame Chamfer rule</w:t></w:r></w:p></w:tc><w:tc><w:tcPr><w:tcW w:type="dxa" w:w="6500"/><w:tcBorders><w:top w:val="single" w:color="DDDDDD" w:sz="1"/><w:left w:val="single" w:color="DDDDDD" w:sz="1"/><w:bottom w:val="single" w:color="DDDDDD" w:sz="1"/><w:right w:val="single" w:color="DDDDDD" w:sz="1"/></w:tcBorders><w:shd w:fill="F5F5F5" w:val="clear"/><w:tcMar><w:top w:type="dxa" w:w="80"/><w:left w:type="dxa" w:w="120"/><w:bottom w:type="dxa" w:w="80"/><w:right w:type="dxa" w:w="120"/></w:tcMar></w:tcPr><w:p><w:pPr><w:jc w:val="left"/></w:pPr><w:r><w:rPr><w:rFonts w:ascii="Arial" w:cs="Arial" w:eastAsia="Arial" w:hAnsi="Arial"/><w:color w:val="333333"/><w:sz w:val="20"/><w:szCs w:val="20"/></w:rPr><w:t xml:space="preserve">Sloped-top-plate walls get Chamfer@end on full studs and Chamfer@start/end on the high side of the top plate. Disabling this skips chamfers on raking walls.</w:t></w:r></w:p></w:tc></w:tr><w:tr><w:tc><w:tcPr><w:tcW w:type="dxa" w:w="3000"/><w:tcBorders><w:top w:val="single" w:color="DDDDDD" w:sz="1"/><w:left w:val="single" w:color="DDDDDD" w:sz="1"/><w:bottom w:val="single" w:color="DDDDDD" w:sz="1"/><w:right w:val="single" w:color="DDDDDD" w:sz="1"/></w:tcBorders><w:shd w:fill="FFFFFF" w:val="clear"/><w:tcMar><w:top w:type="dxa" w:w="80"/><w:left w:type="dxa" w:w="120"/><w:bottom w:type="dxa" w:w="80"/><w:right w:type="dxa" w:w="120"/></w:tcMar></w:tcPr><w:p><w:pPr><w:jc w:val="left"/></w:pPr><w:r><w:rPr><w:rFonts w:ascii="Arial" w:cs="Arial" w:eastAsia="Arial" w:hAnsi="Arial"/><w:b/><w:bCs/><w:color w:val="333333"/><w:sz w:val="20"/><w:szCs w:val="20"/></w:rPr><w:t xml:space="preserve">RP no-Chamfer override</w:t></w:r></w:p></w:tc><w:tc><w:tcPr><w:tcW w:type="dxa" w:w="6500"/><w:tcBorders><w:top w:val="single" w:color="DDDDDD" w:sz="1"/><w:left w:val="single" w:color="DDDDDD" w:sz="1"/><w:bottom w:val="single" w:color="DDDDDD" w:sz="1"/><w:right w:val="single" w:color="DDDDDD" w:sz="1"/></w:tcBorders><w:shd w:fill="FFFFFF" w:val="clear"/><w:tcMar><w:top w:type="dxa" w:w="80"/><w:left w:type="dxa" w:w="120"/><w:bottom w:type="dxa" w:w="80"/><w:right w:type="dxa" w:w="120"/></w:tcMar></w:tcPr><w:p><w:pPr><w:jc w:val="left"/></w:pPr><w:r><w:rPr><w:rFonts w:ascii="Arial" w:cs="Arial" w:eastAsia="Arial" w:hAnsi="Arial"/><w:color w:val="333333"/><w:sz w:val="20"/><w:szCs w:val="20"/></w:rPr><w:t xml:space="preserve">Roof panels (RP frames) don&apos;t get Chamfers, despite their sloped top plates. This rule prevents the raking-frame logic from firing on RP.</w:t></w:r></w:p></w:tc></w:tr><w:tr><w:tc><w:tcPr><w:tcW w:type="dxa" w:w="3000"/><w:tcBorders><w:top w:val="single" w:color="DDDDDD" w:sz="1"/><w:left w:val="single" w:color="DDDDDD" w:sz="1"/><w:bottom w:val="single" w:color="DDDDDD" w:sz="1"/><w:right w:val="single" w:color="DDDDDD" w:sz="1"/></w:tcBorders><w:shd w:fill="F5F5F5" w:val="clear"/><w:tcMar><w:top w:type="dxa" w:w="80"/><w:left w:type="dxa" w:w="120"/><w:bottom w:type="dxa" w:w="80"/><w:right w:type="dxa" w:w="120"/></w:tcMar></w:tcPr><w:p><w:pPr><w:jc w:val="left"/></w:pPr><w:r><w:rPr><w:rFonts w:ascii="Arial" w:cs="Arial" w:eastAsia="Arial" w:hAnsi="Arial"/><w:b/><w:bCs/><w:color w:val="333333"/><w:sz w:val="20"/><w:szCs w:val="20"/></w:rPr><w:t xml:space="preserve">FJ short-stub paired notch</w:t></w:r></w:p></w:tc><w:tc><w:tcPr><w:tcW w:type="dxa" w:w="6500"/><w:tcBorders><w:top w:val="single" w:color="DDDDDD" w:sz="1"/><w:left w:val="single" w:color="DDDDDD" w:sz="1"/><w:bottom w:val="single" w:color="DDDDDD" w:sz="1"/><w:right w:val="single" w:color="DDDDDD" w:sz="1"/></w:tcBorders><w:shd w:fill="F5F5F5" w:val="clear"/><w:tcMar><w:top w:type="dxa" w:w="80"/><w:left w:type="dxa" w:w="120"/><w:bottom w:type="dxa" w:w="80"/><w:right w:type="dxa" w:w="120"/></w:tcMar></w:tcPr><w:p><w:pPr><w:jc w:val="left"/></w:pPr><w:r><w:rPr><w:rFonts w:ascii="Arial" w:cs="Arial" w:eastAsia="Arial" w:hAnsi="Arial"/><w:color w:val="333333"/><w:sz w:val="20"/><w:szCs w:val="20"/></w:rPr><w:t xml:space="preserve">Short FJ chord stubs (length ≤ 250mm) get paired InnerNotch alongside their LipNotch caps. Toggling this changes cap patterns on every short FJ stub.</w:t></w:r></w:p></w:tc></w:tr><w:tr><w:tc><w:tcPr><w:tcW w:type="dxa" w:w="3000"/><w:tcBorders><w:top w:val="single" w:color="DDDDDD" w:sz="1"/><w:left w:val="single" w:color="DDDDDD" w:sz="1"/><w:bottom w:val="single" w:color="DDDDDD" w:sz="1"/><w:right w:val="single" w:color="DDDDDD" w:sz="1"/></w:tcBorders><w:shd w:fill="FFFFFF" w:val="clear"/><w:tcMar><w:top w:type="dxa" w:w="80"/><w:left w:type="dxa" w:w="120"/><w:bottom w:type="dxa" w:w="80"/><w:right w:type="dxa" w:w="120"/></w:tcMar></w:tcPr><w:p><w:pPr><w:jc w:val="left"/></w:pPr><w:r><w:rPr><w:rFonts w:ascii="Arial" w:cs="Arial" w:eastAsia="Arial" w:hAnsi="Arial"/><w:b/><w:bCs/><w:color w:val="333333"/><w:sz w:val="20"/><w:szCs w:val="20"/></w:rPr><w:t xml:space="preserve">Continuous-nog Swage rule</w:t></w:r></w:p></w:tc><w:tc><w:tcPr><w:tcW w:type="dxa" w:w="6500"/><w:tcBorders><w:top w:val="single" w:color="DDDDDD" w:sz="1"/><w:left w:val="single" w:color="DDDDDD" w:sz="1"/><w:bottom w:val="single" w:color="DDDDDD" w:sz="1"/><w:right w:val="single" w:color="DDDDDD" w:sz="1"/></w:tcBorders><w:shd w:fill="FFFFFF" w:val="clear"/><w:tcMar><w:top w:type="dxa" w:w="80"/><w:left w:type="dxa" w:w="120"/><w:bottom w:type="dxa" w:w="80"/><w:right w:type="dxa" w:w="120"/></w:tcMar></w:tcPr><w:p><w:pPr><w:jc w:val="left"/></w:pPr><w:r><w:rPr><w:rFonts w:ascii="Arial" w:cs="Arial" w:eastAsia="Arial" w:hAnsi="Arial"/><w:color w:val="333333"/><w:sz w:val="20"/><w:szCs w:val="20"/></w:rPr><w:t xml:space="preserve">Swages on interior S studs at nog crossings. Disabling this removes ~10-30 ops per LBW frame.</w:t></w:r></w:p></w:tc></w:tr></w:tbl><w:p><w:pPr><w:spacing w:after="160" w:before="280"/></w:pPr><w:r><w:rPr><w:rFonts w:ascii="Arial" w:cs="Arial" w:eastAsia="Arial" w:hAnsi="Arial"/><w:b/><w:bCs/><w:color w:val="231F20"/><w:sz w:val="26"/><w:szCs w:val="26"/></w:rPr><w:t xml:space="preserve">6.3  Edits that ONLY affect CSV output</w:t></w:r></w:p><w:tbl><w:tblPr><w:tblW w:type="dxa" w:w="9500"/><w:tblBorders><w:top w:val="single" w:color="auto" w:sz="4"/><w:left w:val="single" w:color="auto" w:sz="4"/><w:bottom w:val="single" w:color="auto" w:sz="4"/><w:right w:val="single" w:color="auto" w:sz="4"/><w:insideH w:val="single" w:color="auto" w:sz="4"/><w:insideV w:val="single" w:color="auto" w:sz="4"/></w:tblBorders></w:tblPr><w:tblGrid><w:gridCol w:w="100"/><w:gridCol w:w="100"/></w:tblGrid><w:tr><w:tc><w:tcPr><w:tcW w:type="dxa" w:w="3000"/><w:tcBorders><w:top w:val="single" w:color="DDDDDD" w:sz="1"/><w:left w:val="single" w:color="DDDDDD" w:sz="1"/><w:bottom w:val="single" w:color="DDDDDD" w:sz="1"/><w:right w:val="single" w:color="DDDDDD" w:sz="1"/></w:tcBorders><w:shd w:fill="231F20" w:val="clear"/><w:tcMar><w:top w:type="dxa" w:w="80"/><w:left w:type="dxa" w:w="120"/><w:bottom w:type="dxa" w:w="80"/><w:right w:type="dxa" w:w="120"/></w:tcMar></w:tcPr><w:p><w:r><w:rPr><w:rFonts w:ascii="Arial" w:cs="Arial" w:eastAsia="Arial" w:hAnsi="Arial"/><w:b/><w:bCs/><w:color w:val="FFFFFF"/><w:sz w:val="20"/><w:szCs w:val="20"/></w:rPr><w:t xml:space="preserve">Field / Setting</w:t></w:r></w:p></w:tc><w:tc><w:tcPr><w:tcW w:type="dxa" w:w="6500"/><w:tcBorders><w:top w:val="single" w:color="DDDDDD" w:sz="1"/><w:left w:val="single" w:color="DDDDDD" w:sz="1"/><w:bottom w:val="single" w:color="DDDDDD" w:sz="1"/><w:right w:val="single" w:color="DDDDDD" w:sz="1"/></w:tcBorders><w:shd w:fill="231F20" w:val="clear"/><w:tcMar><w:top w:type="dxa" w:w="80"/><w:left w:type="dxa" w:w="120"/><w:bottom w:type="dxa" w:w="80"/><w:right w:type="dxa" w:w="120"/></w:tcMar></w:tcPr><w:p><w:r><w:rPr><w:rFonts w:ascii="Arial" w:cs="Arial" w:eastAsia="Arial" w:hAnsi="Arial"/><w:b/><w:bCs/><w:color w:val="FFFFFF"/><w:sz w:val="20"/><w:szCs w:val="20"/></w:rPr><w:t xml:space="preserve">What an edit changes</w:t></w:r></w:p></w:tc></w:tr><w:tr><w:tc><w:tcPr><w:tcW w:type="dxa" w:w="3000"/><w:tcBorders><w:top w:val="single" w:color="DDDDDD" w:sz="1"/><w:left w:val="single" w:color="DDDDDD" w:sz="1"/><w:bottom w:val="single" w:color="DDDDDD" w:sz="1"/><w:right w:val="single" w:color="DDDDDD" w:sz="1"/></w:tcBorders><w:shd w:fill="F5F5F5" w:val="clear"/><w:tcMar><w:top w:type="dxa" w:w="80"/><w:left w:type="dxa" w:w="120"/><w:bottom w:type="dxa" w:w="80"/><w:right w:type="dxa" w:w="120"/></w:tcMar></w:tcPr><w:p><w:pPr><w:jc w:val="left"/></w:pPr><w:r><w:rPr><w:rFonts w:ascii="Arial" w:cs="Arial" w:eastAsia="Arial" w:hAnsi="Arial"/><w:b/><w:bCs/><w:color w:val="333333"/><w:sz w:val="20"/><w:szCs w:val="20"/></w:rPr><w:t xml:space="preserve">Tool-type CSV label mapping</w:t></w:r></w:p></w:tc><w:tc><w:tcPr><w:tcW w:type="dxa" w:w="6500"/><w:tcBorders><w:top w:val="single" w:color="DDDDDD" w:sz="1"/><w:left w:val="single" w:color="DDDDDD" w:sz="1"/><w:bottom w:val="single" w:color="DDDDDD" w:sz="1"/><w:right w:val="single" w:color="DDDDDD" w:sz="1"/></w:tcBorders><w:shd w:fill="F5F5F5" w:val="clear"/><w:tcMar><w:top w:type="dxa" w:w="80"/><w:left w:type="dxa" w:w="120"/><w:bottom w:type="dxa" w:w="80"/><w:right w:type="dxa" w:w="120"/></w:tcMar></w:tcPr><w:p><w:pPr><w:jc w:val="left"/></w:pPr><w:r><w:rPr><w:rFonts w:ascii="Arial" w:cs="Arial" w:eastAsia="Arial" w:hAnsi="Arial"/><w:color w:val="333333"/><w:sz w:val="20"/><w:szCs w:val="20"/></w:rPr><w:t xml:space="preserve">How RFY tool types render in the CSV. Bolt → ANCHOR, Web → BOLT HOLES, InnerNotch → WEB NOTCH. Swapping these changes the CSV but NOT the encoded RFY (the F300i reads RFY directly).</w:t></w:r></w:p></w:tc></w:tr><w:tr><w:tc><w:tcPr><w:tcW w:type="dxa" w:w="3000"/><w:tcBorders><w:top w:val="single" w:color="DDDDDD" w:sz="1"/><w:left w:val="single" w:color="DDDDDD" w:sz="1"/><w:bottom w:val="single" w:color="DDDDDD" w:sz="1"/><w:right w:val="single" w:color="DDDDDD" w:sz="1"/></w:tcBorders><w:shd w:fill="FFFFFF" w:val="clear"/><w:tcMar><w:top w:type="dxa" w:w="80"/><w:left w:type="dxa" w:w="120"/><w:bottom w:type="dxa" w:w="80"/><w:right w:type="dxa" w:w="120"/></w:tcMar></w:tcPr><w:p><w:pPr><w:jc w:val="left"/></w:pPr><w:r><w:rPr><w:rFonts w:ascii="Arial" w:cs="Arial" w:eastAsia="Arial" w:hAnsi="Arial"/><w:b/><w:bCs/><w:color w:val="333333"/><w:sz w:val="20"/><w:szCs w:val="20"/></w:rPr><w:t xml:space="preserve">Length-column precision</w:t></w:r></w:p></w:tc><w:tc><w:tcPr><w:tcW w:type="dxa" w:w="6500"/><w:tcBorders><w:top w:val="single" w:color="DDDDDD" w:sz="1"/><w:left w:val="single" w:color="DDDDDD" w:sz="1"/><w:bottom w:val="single" w:color="DDDDDD" w:sz="1"/><w:right w:val="single" w:color="DDDDDD" w:sz="1"/></w:tcBorders><w:shd w:fill="FFFFFF" w:val="clear"/><w:tcMar><w:top w:type="dxa" w:w="80"/><w:left w:type="dxa" w:w="120"/><w:bottom w:type="dxa" w:w="80"/><w:right w:type="dxa" w:w="120"/></w:tcMar></w:tcPr><w:p><w:pPr><w:jc w:val="left"/></w:pPr><w:r><w:rPr><w:rFonts w:ascii="Arial" w:cs="Arial" w:eastAsia="Arial" w:hAnsi="Arial"/><w:color w:val="333333"/><w:sz w:val="20"/><w:szCs w:val="20"/></w:rPr><w:t xml:space="preserve">2-decimal vs 1-decimal for the length column in the CSV. Detailer uses 2-decimal for diagonal Kb braces (1377.73). 1-decimal everywhere else.</w:t></w:r></w:p></w:tc></w:tr><w:tr><w:tc><w:tcPr><w:tcW w:type="dxa" w:w="3000"/><w:tcBorders><w:top w:val="single" w:color="DDDDDD" w:sz="1"/><w:left w:val="single" w:color="DDDDDD" w:sz="1"/><w:bottom w:val="single" w:color="DDDDDD" w:sz="1"/><w:right w:val="single" w:color="DDDDDD" w:sz="1"/></w:tcBorders><w:shd w:fill="F5F5F5" w:val="clear"/><w:tcMar><w:top w:type="dxa" w:w="80"/><w:left w:type="dxa" w:w="120"/><w:bottom w:type="dxa" w:w="80"/><w:right w:type="dxa" w:w="120"/></w:tcMar></w:tcPr><w:p><w:pPr><w:jc w:val="left"/></w:pPr><w:r><w:rPr><w:rFonts w:ascii="Arial" w:cs="Arial" w:eastAsia="Arial" w:hAnsi="Arial"/><w:b/><w:bCs/><w:color w:val="333333"/><w:sz w:val="20"/><w:szCs w:val="20"/></w:rPr><w:t xml:space="preserve">FILLER row insertion</w:t></w:r></w:p></w:tc><w:tc><w:tcPr><w:tcW w:type="dxa" w:w="6500"/><w:tcBorders><w:top w:val="single" w:color="DDDDDD" w:sz="1"/><w:left w:val="single" w:color="DDDDDD" w:sz="1"/><w:bottom w:val="single" w:color="DDDDDD" w:sz="1"/><w:right w:val="single" w:color="DDDDDD" w:sz="1"/></w:tcBorders><w:shd w:fill="F5F5F5" w:val="clear"/><w:tcMar><w:top w:type="dxa" w:w="80"/><w:left w:type="dxa" w:w="120"/><w:bottom w:type="dxa" w:w="80"/><w:right w:type="dxa" w:w="120"/></w:tcMar></w:tcPr><w:p><w:pPr><w:jc w:val="left"/></w:pPr><w:r><w:rPr><w:rFonts w:ascii="Arial" w:cs="Arial" w:eastAsia="Arial" w:hAnsi="Arial"/><w:color w:val="333333"/><w:sz w:val="20"/><w:szCs w:val="20"/></w:rPr><w:t xml:space="preserve">FILLER rows separate W/Kb groups from default sticks in the CSV. Disabling this removes ~141 rows per LBW job in our output (Detailer always emits them).</w:t></w:r></w:p></w:tc></w:tr><w:tr><w:tc><w:tcPr><w:tcW w:type="dxa" w:w="3000"/><w:tcBorders><w:top w:val="single" w:color="DDDDDD" w:sz="1"/><w:left w:val="single" w:color="DDDDDD" w:sz="1"/><w:bottom w:val="single" w:color="DDDDDD" w:sz="1"/><w:right w:val="single" w:color="DDDDDD" w:sz="1"/></w:tcBorders><w:shd w:fill="FFFFFF" w:val="clear"/><w:tcMar><w:top w:type="dxa" w:w="80"/><w:left w:type="dxa" w:w="120"/><w:bottom w:type="dxa" w:w="80"/><w:right w:type="dxa" w:w="120"/></w:tcMar></w:tcPr><w:p><w:pPr><w:jc w:val="left"/></w:pPr><w:r><w:rPr><w:rFonts w:ascii="Arial" w:cs="Arial" w:eastAsia="Arial" w:hAnsi="Arial"/><w:b/><w:bCs/><w:color w:val="333333"/><w:sz w:val="20"/><w:szCs w:val="20"/></w:rPr><w:t xml:space="preserve">DETAILS-per-frame</w:t></w:r></w:p></w:tc><w:tc><w:tcPr><w:tcW w:type="dxa" w:w="6500"/><w:tcBorders><w:top w:val="single" w:color="DDDDDD" w:sz="1"/><w:left w:val="single" w:color="DDDDDD" w:sz="1"/><w:bottom w:val="single" w:color="DDDDDD" w:sz="1"/><w:right w:val="single" w:color="DDDDDD" w:sz="1"/></w:tcBorders><w:shd w:fill="FFFFFF" w:val="clear"/><w:tcMar><w:top w:type="dxa" w:w="80"/><w:left w:type="dxa" w:w="120"/><w:bottom w:type="dxa" w:w="80"/><w:right w:type="dxa" w:w="120"/></w:tcMar></w:tcPr><w:p><w:pPr><w:jc w:val="left"/></w:pPr><w:r><w:rPr><w:rFonts w:ascii="Arial" w:cs="Arial" w:eastAsia="Arial" w:hAnsi="Arial"/><w:color w:val="333333"/><w:sz w:val="20"/><w:szCs w:val="20"/></w:rPr><w:t xml:space="preserve">Detailer emits a DETAILS,job#1-1,plan header before every frame. Disabling this drops to one DETAILS row per file (legacy behavior).</w:t></w:r></w:p></w:tc></w:tr></w:tbl><w:p><w:r><w:br w:type="page"/></w:r></w:p><w:p><w:pPr><w:spacing w:after="200" w:before="360"/></w:pPr><w:r><w:rPr><w:rFonts w:ascii="Arial" w:cs="Arial" w:eastAsia="Arial" w:hAnsi="Arial"/><w:b/><w:bCs/><w:color w:val="231F20"/><w:sz w:val="32"/><w:szCs w:val="32"/></w:rPr><w:t xml:space="preserve">7. Common workflows</w:t></w:r></w:p><w:p><w:pPr><w:spacing w:after="160" w:before="280"/></w:pPr><w:r><w:rPr><w:rFonts w:ascii="Arial" w:cs="Arial" w:eastAsia="Arial" w:hAnsi="Arial"/><w:b/><w:bCs/><w:color w:val="231F20"/><w:sz w:val="26"/><w:szCs w:val="26"/></w:rPr><w:t xml:space="preserve">7.1  &quot;The cut steel came out wrong on this frame&quot;</w:t></w:r></w:p><w:p><w:pPr><w:pStyle w:val="ListParagraph"/><w:numPr><w:ilvl w:val="0"/><w:numId w:val="3"/></w:numPr><w:spacing w:after="80"/></w:pPr><w:r><w:rPr><w:rFonts w:ascii="Arial" w:cs="Arial" w:eastAsia="Arial" w:hAnsi="Arial"/><w:color w:val="333333"/><w:sz w:val="21"/><w:szCs w:val="21"/></w:rPr><w:t xml:space="preserve">Open /rules/tooling. Find the rule for the role + profile combo (e.g., Stud, 70mm, gauge 0.75).</w:t></w:r></w:p><w:p><w:pPr><w:pStyle w:val="ListParagraph"/><w:numPr><w:ilvl w:val="0"/><w:numId w:val="3"/></w:numPr><w:spacing w:after="80"/></w:pPr><w:r><w:rPr><w:rFonts w:ascii="Arial" w:cs="Arial" w:eastAsia="Arial" w:hAnsi="Arial"/><w:color w:val="333333"/><w:sz w:val="21"/><w:szCs w:val="21"/></w:rPr><w:t xml:space="preserve">Identify which rule fired the wrong op. Note the offset, predicate, and tool type.</w:t></w:r></w:p><w:p><w:pPr><w:pStyle w:val="ListParagraph"/><w:numPr><w:ilvl w:val="0"/><w:numId w:val="3"/></w:numPr><w:spacing w:after="80"/></w:pPr><w:r><w:rPr><w:rFonts w:ascii="Arial" w:cs="Arial" w:eastAsia="Arial" w:hAnsi="Arial"/><w:color w:val="333333"/><w:sz w:val="21"/><w:szCs w:val="21"/></w:rPr><w:t xml:space="preserve">Open /rules. Click Save As New to clone the active ruleset to &quot;fix-2026-05-XX&quot;.</w:t></w:r></w:p><w:p><w:pPr><w:pStyle w:val="ListParagraph"/><w:numPr><w:ilvl w:val="0"/><w:numId w:val="3"/></w:numPr><w:spacing w:after="80"/></w:pPr><w:r><w:rPr><w:rFonts w:ascii="Arial" w:cs="Arial" w:eastAsia="Arial" w:hAnsi="Arial"/><w:color w:val="333333"/><w:sz w:val="21"/><w:szCs w:val="21"/></w:rPr><w:t xml:space="preserve">Edit the relevant Machine Type setting (e.g., Service Hole positions, Swage offset).</w:t></w:r></w:p><w:p><w:pPr><w:pStyle w:val="ListParagraph"/><w:numPr><w:ilvl w:val="0"/><w:numId w:val="3"/></w:numPr><w:spacing w:after="80"/></w:pPr><w:r><w:rPr><w:rFonts w:ascii="Arial" w:cs="Arial" w:eastAsia="Arial" w:hAnsi="Arial"/><w:color w:val="333333"/><w:sz w:val="21"/><w:szCs w:val="21"/></w:rPr><w:t xml:space="preserve">Click Save to Active Ruleset.</w:t></w:r></w:p><w:p><w:pPr><w:pStyle w:val="ListParagraph"/><w:numPr><w:ilvl w:val="0"/><w:numId w:val="3"/></w:numPr><w:spacing w:after="80"/></w:pPr><w:r><w:rPr><w:rFonts w:ascii="Arial" w:cs="Arial" w:eastAsia="Arial" w:hAnsi="Arial"/><w:color w:val="333333"/><w:sz w:val="21"/><w:szCs w:val="21"/></w:rPr><w:t xml:space="preserve">Open /regression. Click Refresh.</w:t></w:r></w:p><w:p><w:pPr><w:pStyle w:val="ListParagraph"/><w:numPr><w:ilvl w:val="0"/><w:numId w:val="3"/></w:numPr><w:spacing w:after="80"/></w:pPr><w:r><w:rPr><w:rFonts w:ascii="Arial" w:cs="Arial" w:eastAsia="Arial" w:hAnsi="Arial"/><w:color w:val="333333"/><w:sz w:val="21"/><w:szCs w:val="21"/></w:rPr><w:t xml:space="preserve">Compare the new overall match % to the previous one (75.45%). UP = good. DOWN = revert and try again.</w:t></w:r></w:p><w:p><w:pPr><w:pStyle w:val="ListParagraph"/><w:numPr><w:ilvl w:val="0"/><w:numId w:val="3"/></w:numPr><w:spacing w:after="80"/></w:pPr><w:r><w:rPr><w:rFonts w:ascii="Arial" w:cs="Arial" w:eastAsia="Arial" w:hAnsi="Arial"/><w:color w:val="333333"/><w:sz w:val="21"/><w:szCs w:val="21"/></w:rPr><w:t xml:space="preserve">If it&apos;s good, drill into the original problem job to confirm the specific stick is now correct.</w:t></w:r></w:p><w:p><w:pPr><w:spacing w:after="160" w:before="280"/></w:pPr><w:r><w:rPr><w:rFonts w:ascii="Arial" w:cs="Arial" w:eastAsia="Arial" w:hAnsi="Arial"/><w:b/><w:bCs/><w:color w:val="231F20"/><w:sz w:val="26"/><w:szCs w:val="26"/></w:rPr><w:t xml:space="preserve">7.2  &quot;I want to experiment without breaking anything&quot;</w:t></w:r></w:p><w:p><w:pPr><w:pStyle w:val="ListParagraph"/><w:numPr><w:ilvl w:val="0"/><w:numId w:val="3"/></w:numPr><w:spacing w:after="80"/></w:pPr><w:r><w:rPr><w:rFonts w:ascii="Arial" w:cs="Arial" w:eastAsia="Arial" w:hAnsi="Arial"/><w:color w:val="333333"/><w:sz w:val="21"/><w:szCs w:val="21"/></w:rPr><w:t xml:space="preserve">Open /rules. Click Save As New. Name it &quot;experiment-YYYY-MM-DD&quot;.</w:t></w:r></w:p><w:p><w:pPr><w:pStyle w:val="ListParagraph"/><w:numPr><w:ilvl w:val="0"/><w:numId w:val="3"/></w:numPr><w:spacing w:after="80"/></w:pPr><w:r><w:rPr><w:rFonts w:ascii="Arial" w:cs="Arial" w:eastAsia="Arial" w:hAnsi="Arial"/><w:color w:val="333333"/><w:sz w:val="21"/><w:szCs w:val="21"/></w:rPr><w:t xml:space="preserve">Click that ruleset to make it active.</w:t></w:r></w:p><w:p><w:pPr><w:pStyle w:val="ListParagraph"/><w:numPr><w:ilvl w:val="0"/><w:numId w:val="3"/></w:numPr><w:spacing w:after="80"/></w:pPr><w:r><w:rPr><w:rFonts w:ascii="Arial" w:cs="Arial" w:eastAsia="Arial" w:hAnsi="Arial"/><w:color w:val="333333"/><w:sz w:val="21"/><w:szCs w:val="21"/></w:rPr><w:t xml:space="preserve">Edit anything you like.</w:t></w:r></w:p><w:p><w:pPr><w:pStyle w:val="ListParagraph"/><w:numPr><w:ilvl w:val="0"/><w:numId w:val="3"/></w:numPr><w:spacing w:after="80"/></w:pPr><w:r><w:rPr><w:rFonts w:ascii="Arial" w:cs="Arial" w:eastAsia="Arial" w:hAnsi="Arial"/><w:color w:val="333333"/><w:sz w:val="21"/><w:szCs w:val="21"/></w:rPr><w:t xml:space="preserve">Save. Test on /regression.</w:t></w:r></w:p><w:p><w:pPr><w:pStyle w:val="ListParagraph"/><w:numPr><w:ilvl w:val="0"/><w:numId w:val="3"/></w:numPr><w:spacing w:after="80"/></w:pPr><w:r><w:rPr><w:rFonts w:ascii="Arial" w:cs="Arial" w:eastAsia="Arial" w:hAnsi="Arial"/><w:color w:val="333333"/><w:sz w:val="21"/><w:szCs w:val="21"/></w:rPr><w:t xml:space="preserve">If it goes wrong, click &quot;default&quot; in the ruleset selector — you&apos;re restored to factory rules.</w:t></w:r></w:p><w:p><w:pPr><w:pStyle w:val="ListParagraph"/><w:numPr><w:ilvl w:val="0"/><w:numId w:val="3"/></w:numPr><w:spacing w:after="80"/></w:pPr><w:r><w:rPr><w:rFonts w:ascii="Arial" w:cs="Arial" w:eastAsia="Arial" w:hAnsi="Arial"/><w:color w:val="333333"/><w:sz w:val="21"/><w:szCs w:val="21"/></w:rPr><w:t xml:space="preserve">If it goes right, leave the ruleset as-is. The default ruleset is untouched and always available as a fallback.</w:t></w:r></w:p><w:p><w:pPr><w:spacing w:after="160" w:before="280"/></w:pPr><w:r><w:rPr><w:rFonts w:ascii="Arial" w:cs="Arial" w:eastAsia="Arial" w:hAnsi="Arial"/><w:b/><w:bCs/><w:color w:val="231F20"/><w:sz w:val="26"/><w:szCs w:val="26"/></w:rPr><w:t xml:space="preserve">7.3  &quot;I need to roll back a change I made yesterday&quot;</w:t></w:r></w:p><w:p><w:pPr><w:pStyle w:val="ListParagraph"/><w:numPr><w:ilvl w:val="0"/><w:numId w:val="3"/></w:numPr><w:spacing w:after="80"/></w:pPr><w:r><w:rPr><w:rFonts w:ascii="Arial" w:cs="Arial" w:eastAsia="Arial" w:hAnsi="Arial"/><w:color w:val="333333"/><w:sz w:val="21"/><w:szCs w:val="21"/></w:rPr><w:t xml:space="preserve">Open /rules.</w:t></w:r></w:p><w:p><w:pPr><w:pStyle w:val="ListParagraph"/><w:numPr><w:ilvl w:val="0"/><w:numId w:val="3"/></w:numPr><w:spacing w:after="80"/></w:pPr><w:r><w:rPr><w:rFonts w:ascii="Arial" w:cs="Arial" w:eastAsia="Arial" w:hAnsi="Arial"/><w:color w:val="333333"/><w:sz w:val="21"/><w:szCs w:val="21"/></w:rPr><w:t xml:space="preserve">In the ruleset selector dropdown, switch back to &quot;default&quot; or to whichever named ruleset was last good.</w:t></w:r></w:p><w:p><w:pPr><w:pStyle w:val="ListParagraph"/><w:numPr><w:ilvl w:val="0"/><w:numId w:val="3"/></w:numPr><w:spacing w:after="80"/></w:pPr><w:r><w:rPr><w:rFonts w:ascii="Arial" w:cs="Arial" w:eastAsia="Arial" w:hAnsi="Arial"/><w:color w:val="333333"/><w:sz w:val="21"/><w:szCs w:val="21"/></w:rPr><w:t xml:space="preserve">Encoder immediately uses the older rules — no rebuild, no restart needed.</w:t></w:r></w:p><w:p><w:pPr><w:pStyle w:val="ListParagraph"/><w:numPr><w:ilvl w:val="0"/><w:numId w:val="3"/></w:numPr><w:spacing w:after="80"/></w:pPr><w:r><w:rPr><w:rFonts w:ascii="Arial" w:cs="Arial" w:eastAsia="Arial" w:hAnsi="Arial"/><w:color w:val="333333"/><w:sz w:val="21"/><w:szCs w:val="21"/></w:rPr><w:t xml:space="preserve">If the bad ruleset is no longer wanted, click Delete on it (cannot delete default, cannot delete active — switch first).</w:t></w:r></w:p><w:p><w:pPr><w:spacing w:after="160" w:before="280"/></w:pPr><w:r><w:rPr><w:rFonts w:ascii="Arial" w:cs="Arial" w:eastAsia="Arial" w:hAnsi="Arial"/><w:b/><w:bCs/><w:color w:val="231F20"/><w:sz w:val="26"/><w:szCs w:val="26"/></w:rPr><w:t xml:space="preserve">7.4  &quot;I want to verify that ruleset X still produces correct output&quot;</w:t></w:r></w:p><w:p><w:pPr><w:pStyle w:val="ListParagraph"/><w:numPr><w:ilvl w:val="0"/><w:numId w:val="3"/></w:numPr><w:spacing w:after="80"/></w:pPr><w:r><w:rPr><w:rFonts w:ascii="Arial" w:cs="Arial" w:eastAsia="Arial" w:hAnsi="Arial"/><w:color w:val="333333"/><w:sz w:val="21"/><w:szCs w:val="21"/></w:rPr><w:t xml:space="preserve">Open /rules. Switch to ruleset X via the selector.</w:t></w:r></w:p><w:p><w:pPr><w:pStyle w:val="ListParagraph"/><w:numPr><w:ilvl w:val="0"/><w:numId w:val="3"/></w:numPr><w:spacing w:after="80"/></w:pPr><w:r><w:rPr><w:rFonts w:ascii="Arial" w:cs="Arial" w:eastAsia="Arial" w:hAnsi="Arial"/><w:color w:val="333333"/><w:sz w:val="21"/><w:szCs w:val="21"/></w:rPr><w:t xml:space="preserve">Open /regression. Click Refresh — wait 1-3 minutes.</w:t></w:r></w:p><w:p><w:pPr><w:pStyle w:val="ListParagraph"/><w:numPr><w:ilvl w:val="0"/><w:numId w:val="3"/></w:numPr><w:spacing w:after="80"/></w:pPr><w:r><w:rPr><w:rFonts w:ascii="Arial" w:cs="Arial" w:eastAsia="Arial" w:hAnsi="Arial"/><w:color w:val="333333"/><w:sz w:val="21"/><w:szCs w:val="21"/></w:rPr><w:t xml:space="preserve">Read the overall match %. 75.45% is the current factory baseline.</w:t></w:r></w:p><w:p><w:pPr><w:pStyle w:val="ListParagraph"/><w:numPr><w:ilvl w:val="0"/><w:numId w:val="3"/></w:numPr><w:spacing w:after="80"/></w:pPr><w:r><w:rPr><w:rFonts w:ascii="Arial" w:cs="Arial" w:eastAsia="Arial" w:hAnsi="Arial"/><w:color w:val="333333"/><w:sz w:val="21"/><w:szCs w:val="21"/></w:rPr><w:t xml:space="preserve">Drill into any category that dropped to find the regression.</w:t></w:r></w:p><w:p><w:r><w:br w:type="page"/></w:r></w:p><w:p><w:pPr><w:spacing w:after="200" w:before="360"/></w:pPr><w:r><w:rPr><w:rFonts w:ascii="Arial" w:cs="Arial" w:eastAsia="Arial" w:hAnsi="Arial"/><w:b/><w:bCs/><w:color w:val="231F20"/><w:sz w:val="32"/><w:szCs w:val="32"/></w:rPr><w:t xml:space="preserve">8. Troubleshooting</w:t></w:r></w:p><w:p><w:pPr><w:spacing w:after="160" w:before="280"/></w:pPr><w:r><w:rPr><w:rFonts w:ascii="Arial" w:cs="Arial" w:eastAsia="Arial" w:hAnsi="Arial"/><w:b/><w:bCs/><w:color w:val="231F20"/><w:sz w:val="26"/><w:szCs w:val="26"/></w:rPr><w:t xml:space="preserve">&quot;Unexpected token &apos;﻿&apos; is not valid JSON&quot;</w:t></w:r></w:p><w:p><w:pPr><w:spacing w:after="120"/></w:pPr><w:r><w:rPr><w:rFonts w:ascii="Arial" w:cs="Arial" w:eastAsia="Arial" w:hAnsi="Arial"/><w:color w:val="333333"/><w:sz w:val="21"/><w:szCs w:val="21"/></w:rPr><w:t xml:space="preserve">Cause: A ruleset JSON file has a UTF-8 byte-order mark (BOM) at the start. The BOM-stripping reader in lib/rulesets.ts handles this transparently as of 2026-05-03, but if you see this error after restoring an older ruleset, run:</w:t></w:r></w:p><w:p><w:pPr><w:shd w:fill="F5F5F5" w:val="clear"/><w:spacing w:after="120"/></w:pPr><w:r><w:rPr><w:rFonts w:ascii="Consolas" w:cs="Consolas" w:eastAsia="Consolas" w:hAnsi="Consolas"/><w:color w:val="333333"/><w:sz w:val="19"/><w:szCs w:val="19"/></w:rPr><w:t xml:space="preserve">cd hytek-rfy-tools &amp;&amp; node -e &quot;[&apos;frame-types.json&apos;,&apos;machine-types.json&apos;].forEach(f=&gt;{const fs=require(&apos;fs&apos;);const p=&apos;data/rulesets/default/&apos;+f;let r=fs.readFileSync(p,&apos;utf8&apos;);if(r.charCodeAt(0)===0xFEFF){fs.writeFileSync(p,r.slice(1),&apos;utf8&apos;);console.log(&apos;stripped&apos;,p)}})&quot;</w:t></w:r></w:p><w:p><w:pPr><w:spacing w:after="160" w:before="280"/></w:pPr><w:r><w:rPr><w:rFonts w:ascii="Arial" w:cs="Arial" w:eastAsia="Arial" w:hAnsi="Arial"/><w:b/><w:bCs/><w:color w:val="231F20"/><w:sz w:val="26"/><w:szCs w:val="26"/></w:rPr><w:t xml:space="preserve">&quot;Corpus directory not found&quot; on /regression</w:t></w:r></w:p><w:p><w:pPr><w:spacing w:after="120"/></w:pPr><w:r><w:rPr><w:rFonts w:ascii="Arial" w:cs="Arial" w:eastAsia="Arial" w:hAnsi="Arial"/><w:color w:val="333333"/><w:sz w:val="21"/><w:szCs w:val="21"/></w:rPr><w:t xml:space="preserve">Expected on Vercel and other hosted environments. The dashboard runs the diff harness against a local Windows path and can only work on a machine that has the corpus on disk. Set the CORPUS_DIR environment variable to point at the corpus folder, or run the dashboard locally.</w:t></w:r></w:p><w:p><w:pPr><w:spacing w:after="160" w:before="280"/></w:pPr><w:r><w:rPr><w:rFonts w:ascii="Arial" w:cs="Arial" w:eastAsia="Arial" w:hAnsi="Arial"/><w:b/><w:bCs/><w:color w:val="231F20"/><w:sz w:val="26"/><w:szCs w:val="26"/></w:rPr><w:t xml:space="preserve">&quot;Ruleset is read-only&quot; when trying to save</w:t></w:r></w:p><w:p><w:pPr><w:spacing w:after="120"/></w:pPr><w:r><w:rPr><w:rFonts w:ascii="Arial" w:cs="Arial" w:eastAsia="Arial" w:hAnsi="Arial"/><w:color w:val="333333"/><w:sz w:val="21"/><w:szCs w:val="21"/></w:rPr><w:t xml:space="preserve">You&apos;re trying to save to the &quot;default&quot; ruleset, which is protected. Click Save As New first to create an editable copy, then save into that copy.</w:t></w:r></w:p><w:p><w:pPr><w:spacing w:after="160" w:before="280"/></w:pPr><w:r><w:rPr><w:rFonts w:ascii="Arial" w:cs="Arial" w:eastAsia="Arial" w:hAnsi="Arial"/><w:b/><w:bCs/><w:color w:val="231F20"/><w:sz w:val="26"/><w:szCs w:val="26"/></w:rPr><w:t xml:space="preserve">Dirty indicator stays on after saving</w:t></w:r></w:p><w:p><w:pPr><w:spacing w:after="120"/></w:pPr><w:r><w:rPr><w:rFonts w:ascii="Arial" w:cs="Arial" w:eastAsia="Arial" w:hAnsi="Arial"/><w:color w:val="333333"/><w:sz w:val="21"/><w:szCs w:val="21"/></w:rPr><w:t xml:space="preserve">Refresh the page. The save endpoint returned 200 but the local React state didn&apos;t reset — known minor bug, will be fixed in a follow-up.</w:t></w:r></w:p><w:p><w:pPr><w:spacing w:after="160" w:before="280"/></w:pPr><w:r><w:rPr><w:rFonts w:ascii="Arial" w:cs="Arial" w:eastAsia="Arial" w:hAnsi="Arial"/><w:b/><w:bCs/><w:color w:val="231F20"/><w:sz w:val="26"/><w:szCs w:val="26"/></w:rPr><w:t xml:space="preserve">Encoded RFY rejected by F300i</w:t></w:r></w:p><w:p><w:pPr><w:spacing w:after="120"/></w:pPr><w:r><w:rPr><w:rFonts w:ascii="Arial" w:cs="Arial" w:eastAsia="Arial" w:hAnsi="Arial"/><w:color w:val="333333"/><w:sz w:val="21"/><w:szCs w:val="21"/></w:rPr><w:t xml:space="preserve">Most common cause: profile metric label says &quot;70 C 41&quot; instead of &quot;70 S 41&quot;. Detailer always normalises shape to &quot;S&quot; — the encoder now does the same as of 2026-05-03. If you have older RFY files generated before that fix, re-encode them.</w:t></w:r></w:p><w:p><w:r><w:br w:type="page"/></w:r></w:p><w:p><w:pPr><w:spacing w:after="200" w:before="360"/></w:pPr><w:r><w:rPr><w:rFonts w:ascii="Arial" w:cs="Arial" w:eastAsia="Arial" w:hAnsi="Arial"/><w:b/><w:bCs/><w:color w:val="231F20"/><w:sz w:val="32"/><w:szCs w:val="32"/></w:rPr><w:t xml:space="preserve">9. Reference</w:t></w:r></w:p><w:p><w:pPr><w:spacing w:after="160" w:before="280"/></w:pPr><w:r><w:rPr><w:rFonts w:ascii="Arial" w:cs="Arial" w:eastAsia="Arial" w:hAnsi="Arial"/><w:b/><w:bCs/><w:color w:val="231F20"/><w:sz w:val="26"/><w:szCs w:val="26"/></w:rPr><w:t xml:space="preserve">Brand colors (per HYTEK Group Brand Manual)</w:t></w:r></w:p><w:tbl><w:tblPr><w:tblW w:type="dxa" w:w="9500"/><w:tblBorders><w:top w:val="single" w:color="auto" w:sz="4"/><w:left w:val="single" w:color="auto" w:sz="4"/><w:bottom w:val="single" w:color="auto" w:sz="4"/><w:right w:val="single" w:color="auto" w:sz="4"/><w:insideH w:val="single" w:color="auto" w:sz="4"/><w:insideV w:val="single" w:color="auto" w:sz="4"/></w:tblBorders></w:tblPr><w:tblGrid><w:gridCol w:w="100"/><w:gridCol w:w="100"/></w:tblGrid><w:tr><w:tc><w:tcPr><w:tcW w:type="dxa" w:w="3000"/><w:tcBorders><w:top w:val="single" w:color="DDDDDD" w:sz="1"/><w:left w:val="single" w:color="DDDDDD" w:sz="1"/><w:bottom w:val="single" w:color="DDDDDD" w:sz="1"/><w:right w:val="single" w:color="DDDDDD" w:sz="1"/></w:tcBorders><w:shd w:fill="231F20" w:val="clear"/><w:tcMar><w:top w:type="dxa" w:w="80"/><w:left w:type="dxa" w:w="120"/><w:bottom w:type="dxa" w:w="80"/><w:right w:type="dxa" w:w="120"/></w:tcMar></w:tcPr><w:p><w:r><w:rPr><w:rFonts w:ascii="Arial" w:cs="Arial" w:eastAsia="Arial" w:hAnsi="Arial"/><w:b/><w:bCs/><w:color w:val="FFFFFF"/><w:sz w:val="20"/><w:szCs w:val="20"/></w:rPr><w:t xml:space="preserve">Field / Setting</w:t></w:r></w:p></w:tc><w:tc><w:tcPr><w:tcW w:type="dxa" w:w="6500"/><w:tcBorders><w:top w:val="single" w:color="DDDDDD" w:sz="1"/><w:left w:val="single" w:color="DDDDDD" w:sz="1"/><w:bottom w:val="single" w:color="DDDDDD" w:sz="1"/><w:right w:val="single" w:color="DDDDDD" w:sz="1"/></w:tcBorders><w:shd w:fill="231F20" w:val="clear"/><w:tcMar><w:top w:type="dxa" w:w="80"/><w:left w:type="dxa" w:w="120"/><w:bottom w:type="dxa" w:w="80"/><w:right w:type="dxa" w:w="120"/></w:tcMar></w:tcPr><w:p><w:r><w:rPr><w:rFonts w:ascii="Arial" w:cs="Arial" w:eastAsia="Arial" w:hAnsi="Arial"/><w:b/><w:bCs/><w:color w:val="FFFFFF"/><w:sz w:val="20"/><w:szCs w:val="20"/></w:rPr><w:t xml:space="preserve">What an edit changes</w:t></w:r></w:p></w:tc></w:tr><w:tr><w:tc><w:tcPr><w:tcW w:type="dxa" w:w="3000"/><w:tcBorders><w:top w:val="single" w:color="DDDDDD" w:sz="1"/><w:left w:val="single" w:color="DDDDDD" w:sz="1"/><w:bottom w:val="single" w:color="DDDDDD" w:sz="1"/><w:right w:val="single" w:color="DDDDDD" w:sz="1"/></w:tcBorders><w:shd w:fill="F5F5F5" w:val="clear"/><w:tcMar><w:top w:type="dxa" w:w="80"/><w:left w:type="dxa" w:w="120"/><w:bottom w:type="dxa" w:w="80"/><w:right w:type="dxa" w:w="120"/></w:tcMar></w:tcPr><w:p><w:pPr><w:jc w:val="left"/></w:pPr><w:r><w:rPr><w:rFonts w:ascii="Arial" w:cs="Arial" w:eastAsia="Arial" w:hAnsi="Arial"/><w:b/><w:bCs/><w:color w:val="333333"/><w:sz w:val="20"/><w:szCs w:val="20"/></w:rPr><w:t xml:space="preserve">Yellow</w:t></w:r></w:p></w:tc><w:tc><w:tcPr><w:tcW w:type="dxa" w:w="6500"/><w:tcBorders><w:top w:val="single" w:color="DDDDDD" w:sz="1"/><w:left w:val="single" w:color="DDDDDD" w:sz="1"/><w:bottom w:val="single" w:color="DDDDDD" w:sz="1"/><w:right w:val="single" w:color="DDDDDD" w:sz="1"/></w:tcBorders><w:shd w:fill="F5F5F5" w:val="clear"/><w:tcMar><w:top w:type="dxa" w:w="80"/><w:left w:type="dxa" w:w="120"/><w:bottom w:type="dxa" w:w="80"/><w:right w:type="dxa" w:w="120"/></w:tcMar></w:tcPr><w:p><w:pPr><w:jc w:val="left"/></w:pPr><w:r><w:rPr><w:rFonts w:ascii="Arial" w:cs="Arial" w:eastAsia="Arial" w:hAnsi="Arial"/><w:color w:val="333333"/><w:sz w:val="20"/><w:szCs w:val="20"/></w:rPr><w:t xml:space="preserve">#FFCB05 — primary brand color</w:t></w:r></w:p></w:tc></w:tr><w:tr><w:tc><w:tcPr><w:tcW w:type="dxa" w:w="3000"/><w:tcBorders><w:top w:val="single" w:color="DDDDDD" w:sz="1"/><w:left w:val="single" w:color="DDDDDD" w:sz="1"/><w:bottom w:val="single" w:color="DDDDDD" w:sz="1"/><w:right w:val="single" w:color="DDDDDD" w:sz="1"/></w:tcBorders><w:shd w:fill="FFFFFF" w:val="clear"/><w:tcMar><w:top w:type="dxa" w:w="80"/><w:left w:type="dxa" w:w="120"/><w:bottom w:type="dxa" w:w="80"/><w:right w:type="dxa" w:w="120"/></w:tcMar></w:tcPr><w:p><w:pPr><w:jc w:val="left"/></w:pPr><w:r><w:rPr><w:rFonts w:ascii="Arial" w:cs="Arial" w:eastAsia="Arial" w:hAnsi="Arial"/><w:b/><w:bCs/><w:color w:val="333333"/><w:sz w:val="20"/><w:szCs w:val="20"/></w:rPr><w:t xml:space="preserve">Black</w:t></w:r></w:p></w:tc><w:tc><w:tcPr><w:tcW w:type="dxa" w:w="6500"/><w:tcBorders><w:top w:val="single" w:color="DDDDDD" w:sz="1"/><w:left w:val="single" w:color="DDDDDD" w:sz="1"/><w:bottom w:val="single" w:color="DDDDDD" w:sz="1"/><w:right w:val="single" w:color="DDDDDD" w:sz="1"/></w:tcBorders><w:shd w:fill="FFFFFF" w:val="clear"/><w:tcMar><w:top w:type="dxa" w:w="80"/><w:left w:type="dxa" w:w="120"/><w:bottom w:type="dxa" w:w="80"/><w:right w:type="dxa" w:w="120"/></w:tcMar></w:tcPr><w:p><w:pPr><w:jc w:val="left"/></w:pPr><w:r><w:rPr><w:rFonts w:ascii="Arial" w:cs="Arial" w:eastAsia="Arial" w:hAnsi="Arial"/><w:color w:val="333333"/><w:sz w:val="20"/><w:szCs w:val="20"/></w:rPr><w:t xml:space="preserve">#231F20 — primary background</w:t></w:r></w:p></w:tc></w:tr><w:tr><w:tc><w:tcPr><w:tcW w:type="dxa" w:w="3000"/><w:tcBorders><w:top w:val="single" w:color="DDDDDD" w:sz="1"/><w:left w:val="single" w:color="DDDDDD" w:sz="1"/><w:bottom w:val="single" w:color="DDDDDD" w:sz="1"/><w:right w:val="single" w:color="DDDDDD" w:sz="1"/></w:tcBorders><w:shd w:fill="F5F5F5" w:val="clear"/><w:tcMar><w:top w:type="dxa" w:w="80"/><w:left w:type="dxa" w:w="120"/><w:bottom w:type="dxa" w:w="80"/><w:right w:type="dxa" w:w="120"/></w:tcMar></w:tcPr><w:p><w:pPr><w:jc w:val="left"/></w:pPr><w:r><w:rPr><w:rFonts w:ascii="Arial" w:cs="Arial" w:eastAsia="Arial" w:hAnsi="Arial"/><w:b/><w:bCs/><w:color w:val="333333"/><w:sz w:val="20"/><w:szCs w:val="20"/></w:rPr><w:t xml:space="preserve">Logo file</w:t></w:r></w:p></w:tc><w:tc><w:tcPr><w:tcW w:type="dxa" w:w="6500"/><w:tcBorders><w:top w:val="single" w:color="DDDDDD" w:sz="1"/><w:left w:val="single" w:color="DDDDDD" w:sz="1"/><w:bottom w:val="single" w:color="DDDDDD" w:sz="1"/><w:right w:val="single" w:color="DDDDDD" w:sz="1"/></w:tcBorders><w:shd w:fill="F5F5F5" w:val="clear"/><w:tcMar><w:top w:type="dxa" w:w="80"/><w:left w:type="dxa" w:w="120"/><w:bottom w:type="dxa" w:w="80"/><w:right w:type="dxa" w:w="120"/></w:tcMar></w:tcPr><w:p><w:pPr><w:jc w:val="left"/></w:pPr><w:r><w:rPr><w:rFonts w:ascii="Arial" w:cs="Arial" w:eastAsia="Arial" w:hAnsi="Arial"/><w:color w:val="333333"/><w:sz w:val="20"/><w:szCs w:val="20"/></w:rPr><w:t xml:space="preserve">/hytek-group-logo.png (yellow on transparent — for dark backgrounds)</w:t></w:r></w:p></w:tc></w:tr><w:tr><w:tc><w:tcPr><w:tcW w:type="dxa" w:w="3000"/><w:tcBorders><w:top w:val="single" w:color="DDDDDD" w:sz="1"/><w:left w:val="single" w:color="DDDDDD" w:sz="1"/><w:bottom w:val="single" w:color="DDDDDD" w:sz="1"/><w:right w:val="single" w:color="DDDDDD" w:sz="1"/></w:tcBorders><w:shd w:fill="FFFFFF" w:val="clear"/><w:tcMar><w:top w:type="dxa" w:w="80"/><w:left w:type="dxa" w:w="120"/><w:bottom w:type="dxa" w:w="80"/><w:right w:type="dxa" w:w="120"/></w:tcMar></w:tcPr><w:p><w:pPr><w:jc w:val="left"/></w:pPr><w:r><w:rPr><w:rFonts w:ascii="Arial" w:cs="Arial" w:eastAsia="Arial" w:hAnsi="Arial"/><w:b/><w:bCs/><w:color w:val="333333"/><w:sz w:val="20"/><w:szCs w:val="20"/></w:rPr><w:t xml:space="preserve">Logo, inverted</w:t></w:r></w:p></w:tc><w:tc><w:tcPr><w:tcW w:type="dxa" w:w="6500"/><w:tcBorders><w:top w:val="single" w:color="DDDDDD" w:sz="1"/><w:left w:val="single" w:color="DDDDDD" w:sz="1"/><w:bottom w:val="single" w:color="DDDDDD" w:sz="1"/><w:right w:val="single" w:color="DDDDDD" w:sz="1"/></w:tcBorders><w:shd w:fill="FFFFFF" w:val="clear"/><w:tcMar><w:top w:type="dxa" w:w="80"/><w:left w:type="dxa" w:w="120"/><w:bottom w:type="dxa" w:w="80"/><w:right w:type="dxa" w:w="120"/></w:tcMar></w:tcPr><w:p><w:pPr><w:jc w:val="left"/></w:pPr><w:r><w:rPr><w:rFonts w:ascii="Arial" w:cs="Arial" w:eastAsia="Arial" w:hAnsi="Arial"/><w:color w:val="333333"/><w:sz w:val="20"/><w:szCs w:val="20"/></w:rPr><w:t xml:space="preserve">/hytek-group-logo-inverted.png (for light backgrounds)</w:t></w:r></w:p></w:tc></w:tr><w:tr><w:tc><w:tcPr><w:tcW w:type="dxa" w:w="3000"/><w:tcBorders><w:top w:val="single" w:color="DDDDDD" w:sz="1"/><w:left w:val="single" w:color="DDDDDD" w:sz="1"/><w:bottom w:val="single" w:color="DDDDDD" w:sz="1"/><w:right w:val="single" w:color="DDDDDD" w:sz="1"/></w:tcBorders><w:shd w:fill="F5F5F5" w:val="clear"/><w:tcMar><w:top w:type="dxa" w:w="80"/><w:left w:type="dxa" w:w="120"/><w:bottom w:type="dxa" w:w="80"/><w:right w:type="dxa" w:w="120"/></w:tcMar></w:tcPr><w:p><w:pPr><w:jc w:val="left"/></w:pPr><w:r><w:rPr><w:rFonts w:ascii="Arial" w:cs="Arial" w:eastAsia="Arial" w:hAnsi="Arial"/><w:b/><w:bCs/><w:color w:val="333333"/><w:sz w:val="20"/><w:szCs w:val="20"/></w:rPr><w:t xml:space="preserve">Logo, monochrome</w:t></w:r></w:p></w:tc><w:tc><w:tcPr><w:tcW w:type="dxa" w:w="6500"/><w:tcBorders><w:top w:val="single" w:color="DDDDDD" w:sz="1"/><w:left w:val="single" w:color="DDDDDD" w:sz="1"/><w:bottom w:val="single" w:color="DDDDDD" w:sz="1"/><w:right w:val="single" w:color="DDDDDD" w:sz="1"/></w:tcBorders><w:shd w:fill="F5F5F5" w:val="clear"/><w:tcMar><w:top w:type="dxa" w:w="80"/><w:left w:type="dxa" w:w="120"/><w:bottom w:type="dxa" w:w="80"/><w:right w:type="dxa" w:w="120"/></w:tcMar></w:tcPr><w:p><w:pPr><w:jc w:val="left"/></w:pPr><w:r><w:rPr><w:rFonts w:ascii="Arial" w:cs="Arial" w:eastAsia="Arial" w:hAnsi="Arial"/><w:color w:val="333333"/><w:sz w:val="20"/><w:szCs w:val="20"/></w:rPr><w:t xml:space="preserve">/hytek-group-logo-bw.png (print, faxes, low-color contexts)</w:t></w:r></w:p></w:tc></w:tr></w:tbl><w:p><w:pPr><w:spacing w:after="160" w:before="280"/></w:pPr><w:r><w:rPr><w:rFonts w:ascii="Arial" w:cs="Arial" w:eastAsia="Arial" w:hAnsi="Arial"/><w:b/><w:bCs/><w:color w:val="231F20"/><w:sz w:val="26"/><w:szCs w:val="26"/></w:rPr><w:t xml:space="preserve">Repos</w:t></w:r></w:p><w:tbl><w:tblPr><w:tblW w:type="dxa" w:w="9500"/><w:tblBorders><w:top w:val="single" w:color="auto" w:sz="4"/><w:left w:val="single" w:color="auto" w:sz="4"/><w:bottom w:val="single" w:color="auto" w:sz="4"/><w:right w:val="single" w:color="auto" w:sz="4"/><w:insideH w:val="single" w:color="auto" w:sz="4"/><w:insideV w:val="single" w:color="auto" w:sz="4"/></w:tblBorders></w:tblPr><w:tblGrid><w:gridCol w:w="100"/><w:gridCol w:w="100"/></w:tblGrid><w:tr><w:tc><w:tcPr><w:tcW w:type="dxa" w:w="3000"/><w:tcBorders><w:top w:val="single" w:color="DDDDDD" w:sz="1"/><w:left w:val="single" w:color="DDDDDD" w:sz="1"/><w:bottom w:val="single" w:color="DDDDDD" w:sz="1"/><w:right w:val="single" w:color="DDDDDD" w:sz="1"/></w:tcBorders><w:shd w:fill="231F20" w:val="clear"/><w:tcMar><w:top w:type="dxa" w:w="80"/><w:left w:type="dxa" w:w="120"/><w:bottom w:type="dxa" w:w="80"/><w:right w:type="dxa" w:w="120"/></w:tcMar></w:tcPr><w:p><w:r><w:rPr><w:rFonts w:ascii="Arial" w:cs="Arial" w:eastAsia="Arial" w:hAnsi="Arial"/><w:b/><w:bCs/><w:color w:val="FFFFFF"/><w:sz w:val="20"/><w:szCs w:val="20"/></w:rPr><w:t xml:space="preserve">Field / Setting</w:t></w:r></w:p></w:tc><w:tc><w:tcPr><w:tcW w:type="dxa" w:w="6500"/><w:tcBorders><w:top w:val="single" w:color="DDDDDD" w:sz="1"/><w:left w:val="single" w:color="DDDDDD" w:sz="1"/><w:bottom w:val="single" w:color="DDDDDD" w:sz="1"/><w:right w:val="single" w:color="DDDDDD" w:sz="1"/></w:tcBorders><w:shd w:fill="231F20" w:val="clear"/><w:tcMar><w:top w:type="dxa" w:w="80"/><w:left w:type="dxa" w:w="120"/><w:bottom w:type="dxa" w:w="80"/><w:right w:type="dxa" w:w="120"/></w:tcMar></w:tcPr><w:p><w:r><w:rPr><w:rFonts w:ascii="Arial" w:cs="Arial" w:eastAsia="Arial" w:hAnsi="Arial"/><w:b/><w:bCs/><w:color w:val="FFFFFF"/><w:sz w:val="20"/><w:szCs w:val="20"/></w:rPr><w:t xml:space="preserve">What an edit changes</w:t></w:r></w:p></w:tc></w:tr><w:tr><w:tc><w:tcPr><w:tcW w:type="dxa" w:w="3000"/><w:tcBorders><w:top w:val="single" w:color="DDDDDD" w:sz="1"/><w:left w:val="single" w:color="DDDDDD" w:sz="1"/><w:bottom w:val="single" w:color="DDDDDD" w:sz="1"/><w:right w:val="single" w:color="DDDDDD" w:sz="1"/></w:tcBorders><w:shd w:fill="F5F5F5" w:val="clear"/><w:tcMar><w:top w:type="dxa" w:w="80"/><w:left w:type="dxa" w:w="120"/><w:bottom w:type="dxa" w:w="80"/><w:right w:type="dxa" w:w="120"/></w:tcMar></w:tcPr><w:p><w:pPr><w:jc w:val="left"/></w:pPr><w:r><w:rPr><w:rFonts w:ascii="Arial" w:cs="Arial" w:eastAsia="Arial" w:hAnsi="Arial"/><w:b/><w:bCs/><w:color w:val="333333"/><w:sz w:val="20"/><w:szCs w:val="20"/></w:rPr><w:t xml:space="preserve">hytek-rfy-tools</w:t></w:r></w:p></w:tc><w:tc><w:tcPr><w:tcW w:type="dxa" w:w="6500"/><w:tcBorders><w:top w:val="single" w:color="DDDDDD" w:sz="1"/><w:left w:val="single" w:color="DDDDDD" w:sz="1"/><w:bottom w:val="single" w:color="DDDDDD" w:sz="1"/><w:right w:val="single" w:color="DDDDDD" w:sz="1"/></w:tcBorders><w:shd w:fill="F5F5F5" w:val="clear"/><w:tcMar><w:top w:type="dxa" w:w="80"/><w:left w:type="dxa" w:w="120"/><w:bottom w:type="dxa" w:w="80"/><w:right w:type="dxa" w:w="120"/></w:tcMar></w:tcPr><w:p><w:pPr><w:jc w:val="left"/></w:pPr><w:r><w:rPr><w:rFonts w:ascii="Arial" w:cs="Arial" w:eastAsia="Arial" w:hAnsi="Arial"/><w:color w:val="333333"/><w:sz w:val="20"/><w:szCs w:val="20"/></w:rPr><w:t xml:space="preserve">https://github.com/scotttextor/hytek-rfy-tools — this app (Next.js).</w:t></w:r></w:p></w:tc></w:tr><w:tr><w:tc><w:tcPr><w:tcW w:type="dxa" w:w="3000"/><w:tcBorders><w:top w:val="single" w:color="DDDDDD" w:sz="1"/><w:left w:val="single" w:color="DDDDDD" w:sz="1"/><w:bottom w:val="single" w:color="DDDDDD" w:sz="1"/><w:right w:val="single" w:color="DDDDDD" w:sz="1"/></w:tcBorders><w:shd w:fill="FFFFFF" w:val="clear"/><w:tcMar><w:top w:type="dxa" w:w="80"/><w:left w:type="dxa" w:w="120"/><w:bottom w:type="dxa" w:w="80"/><w:right w:type="dxa" w:w="120"/></w:tcMar></w:tcPr><w:p><w:pPr><w:jc w:val="left"/></w:pPr><w:r><w:rPr><w:rFonts w:ascii="Arial" w:cs="Arial" w:eastAsia="Arial" w:hAnsi="Arial"/><w:b/><w:bCs/><w:color w:val="333333"/><w:sz w:val="20"/><w:szCs w:val="20"/></w:rPr><w:t xml:space="preserve">hytek-rfy-codec</w:t></w:r></w:p></w:tc><w:tc><w:tcPr><w:tcW w:type="dxa" w:w="6500"/><w:tcBorders><w:top w:val="single" w:color="DDDDDD" w:sz="1"/><w:left w:val="single" w:color="DDDDDD" w:sz="1"/><w:bottom w:val="single" w:color="DDDDDD" w:sz="1"/><w:right w:val="single" w:color="DDDDDD" w:sz="1"/></w:tcBorders><w:shd w:fill="FFFFFF" w:val="clear"/><w:tcMar><w:top w:type="dxa" w:w="80"/><w:left w:type="dxa" w:w="120"/><w:bottom w:type="dxa" w:w="80"/><w:right w:type="dxa" w:w="120"/></w:tcMar></w:tcPr><w:p><w:pPr><w:jc w:val="left"/></w:pPr><w:r><w:rPr><w:rFonts w:ascii="Arial" w:cs="Arial" w:eastAsia="Arial" w:hAnsi="Arial"/><w:color w:val="333333"/><w:sz w:val="20"/><w:szCs w:val="20"/></w:rPr><w:t xml:space="preserve">https://github.com/scotttextor/hytek-rfy-codec — the codec library (decoder/encoder/rules).</w:t></w:r></w:p></w:tc></w:tr><w:tr><w:tc><w:tcPr><w:tcW w:type="dxa" w:w="3000"/><w:tcBorders><w:top w:val="single" w:color="DDDDDD" w:sz="1"/><w:left w:val="single" w:color="DDDDDD" w:sz="1"/><w:bottom w:val="single" w:color="DDDDDD" w:sz="1"/><w:right w:val="single" w:color="DDDDDD" w:sz="1"/></w:tcBorders><w:shd w:fill="F5F5F5" w:val="clear"/><w:tcMar><w:top w:type="dxa" w:w="80"/><w:left w:type="dxa" w:w="120"/><w:bottom w:type="dxa" w:w="80"/><w:right w:type="dxa" w:w="120"/></w:tcMar></w:tcPr><w:p><w:pPr><w:jc w:val="left"/></w:pPr><w:r><w:rPr><w:rFonts w:ascii="Arial" w:cs="Arial" w:eastAsia="Arial" w:hAnsi="Arial"/><w:b/><w:bCs/><w:color w:val="333333"/><w:sz w:val="20"/><w:szCs w:val="20"/></w:rPr><w:t xml:space="preserve">Live URL</w:t></w:r></w:p></w:tc><w:tc><w:tcPr><w:tcW w:type="dxa" w:w="6500"/><w:tcBorders><w:top w:val="single" w:color="DDDDDD" w:sz="1"/><w:left w:val="single" w:color="DDDDDD" w:sz="1"/><w:bottom w:val="single" w:color="DDDDDD" w:sz="1"/><w:right w:val="single" w:color="DDDDDD" w:sz="1"/></w:tcBorders><w:shd w:fill="F5F5F5" w:val="clear"/><w:tcMar><w:top w:type="dxa" w:w="80"/><w:left w:type="dxa" w:w="120"/><w:bottom w:type="dxa" w:w="80"/><w:right w:type="dxa" w:w="120"/></w:tcMar></w:tcPr><w:p><w:pPr><w:jc w:val="left"/></w:pPr><w:r><w:rPr><w:rFonts w:ascii="Arial" w:cs="Arial" w:eastAsia="Arial" w:hAnsi="Arial"/><w:color w:val="333333"/><w:sz w:val="20"/><w:szCs w:val="20"/></w:rPr><w:t xml:space="preserve">https://hytek-rfy-tools.vercel.app — auto-deploys from master.</w:t></w:r></w:p></w:tc></w:tr></w:tbl><w:p><w:pPr><w:spacing w:after="160" w:before="280"/></w:pPr><w:r><w:rPr><w:rFonts w:ascii="Arial" w:cs="Arial" w:eastAsia="Arial" w:hAnsi="Arial"/><w:b/><w:bCs/><w:color w:val="231F20"/><w:sz w:val="26"/><w:szCs w:val="26"/></w:rPr><w:t xml:space="preserve">Source-of-truth files</w:t></w:r></w:p><w:tbl><w:tblPr><w:tblW w:type="dxa" w:w="9500"/><w:tblBorders><w:top w:val="single" w:color="auto" w:sz="4"/><w:left w:val="single" w:color="auto" w:sz="4"/><w:bottom w:val="single" w:color="auto" w:sz="4"/><w:right w:val="single" w:color="auto" w:sz="4"/><w:insideH w:val="single" w:color="auto" w:sz="4"/><w:insideV w:val="single" w:color="auto" w:sz="4"/></w:tblBorders></w:tblPr><w:tblGrid><w:gridCol w:w="100"/><w:gridCol w:w="100"/></w:tblGrid><w:tr><w:tc><w:tcPr><w:tcW w:type="dxa" w:w="3000"/><w:tcBorders><w:top w:val="single" w:color="DDDDDD" w:sz="1"/><w:left w:val="single" w:color="DDDDDD" w:sz="1"/><w:bottom w:val="single" w:color="DDDDDD" w:sz="1"/><w:right w:val="single" w:color="DDDDDD" w:sz="1"/></w:tcBorders><w:shd w:fill="231F20" w:val="clear"/><w:tcMar><w:top w:type="dxa" w:w="80"/><w:left w:type="dxa" w:w="120"/><w:bottom w:type="dxa" w:w="80"/><w:right w:type="dxa" w:w="120"/></w:tcMar></w:tcPr><w:p><w:r><w:rPr><w:rFonts w:ascii="Arial" w:cs="Arial" w:eastAsia="Arial" w:hAnsi="Arial"/><w:b/><w:bCs/><w:color w:val="FFFFFF"/><w:sz w:val="20"/><w:szCs w:val="20"/></w:rPr><w:t xml:space="preserve">Field / Setting</w:t></w:r></w:p></w:tc><w:tc><w:tcPr><w:tcW w:type="dxa" w:w="6500"/><w:tcBorders><w:top w:val="single" w:color="DDDDDD" w:sz="1"/><w:left w:val="single" w:color="DDDDDD" w:sz="1"/><w:bottom w:val="single" w:color="DDDDDD" w:sz="1"/><w:right w:val="single" w:color="DDDDDD" w:sz="1"/></w:tcBorders><w:shd w:fill="231F20" w:val="clear"/><w:tcMar><w:top w:type="dxa" w:w="80"/><w:left w:type="dxa" w:w="120"/><w:bottom w:type="dxa" w:w="80"/><w:right w:type="dxa" w:w="120"/></w:tcMar></w:tcPr><w:p><w:r><w:rPr><w:rFonts w:ascii="Arial" w:cs="Arial" w:eastAsia="Arial" w:hAnsi="Arial"/><w:b/><w:bCs/><w:color w:val="FFFFFF"/><w:sz w:val="20"/><w:szCs w:val="20"/></w:rPr><w:t xml:space="preserve">What an edit changes</w:t></w:r></w:p></w:tc></w:tr><w:tr><w:tc><w:tcPr><w:tcW w:type="dxa" w:w="3000"/><w:tcBorders><w:top w:val="single" w:color="DDDDDD" w:sz="1"/><w:left w:val="single" w:color="DDDDDD" w:sz="1"/><w:bottom w:val="single" w:color="DDDDDD" w:sz="1"/><w:right w:val="single" w:color="DDDDDD" w:sz="1"/></w:tcBorders><w:shd w:fill="F5F5F5" w:val="clear"/><w:tcMar><w:top w:type="dxa" w:w="80"/><w:left w:type="dxa" w:w="120"/><w:bottom w:type="dxa" w:w="80"/><w:right w:type="dxa" w:w="120"/></w:tcMar></w:tcPr><w:p><w:pPr><w:jc w:val="left"/></w:pPr><w:r><w:rPr><w:rFonts w:ascii="Arial" w:cs="Arial" w:eastAsia="Arial" w:hAnsi="Arial"/><w:b/><w:bCs/><w:color w:val="333333"/><w:sz w:val="20"/><w:szCs w:val="20"/></w:rPr><w:t xml:space="preserve">Machine setups (factory)</w:t></w:r></w:p></w:tc><w:tc><w:tcPr><w:tcW w:type="dxa" w:w="6500"/><w:tcBorders><w:top w:val="single" w:color="DDDDDD" w:sz="1"/><w:left w:val="single" w:color="DDDDDD" w:sz="1"/><w:bottom w:val="single" w:color="DDDDDD" w:sz="1"/><w:right w:val="single" w:color="DDDDDD" w:sz="1"/></w:tcBorders><w:shd w:fill="F5F5F5" w:val="clear"/><w:tcMar><w:top w:type="dxa" w:w="80"/><w:left w:type="dxa" w:w="120"/><w:bottom w:type="dxa" w:w="80"/><w:right w:type="dxa" w:w="120"/></w:tcMar></w:tcPr><w:p><w:pPr><w:jc w:val="left"/></w:pPr><w:r><w:rPr><w:rFonts w:ascii="Arial" w:cs="Arial" w:eastAsia="Arial" w:hAnsi="Arial"/><w:color w:val="333333"/><w:sz w:val="20"/><w:szCs w:val="20"/></w:rPr><w:t xml:space="preserve">Y:\(08) DETAILING\(13) FRAMECAD\FrameCAD DETAILER\HYTEK MACHINE_FRAME TYPES\</w:t></w:r></w:p></w:tc></w:tr><w:tr><w:tc><w:tcPr><w:tcW w:type="dxa" w:w="3000"/><w:tcBorders><w:top w:val="single" w:color="DDDDDD" w:sz="1"/><w:left w:val="single" w:color="DDDDDD" w:sz="1"/><w:bottom w:val="single" w:color="DDDDDD" w:sz="1"/><w:right w:val="single" w:color="DDDDDD" w:sz="1"/></w:tcBorders><w:shd w:fill="FFFFFF" w:val="clear"/><w:tcMar><w:top w:type="dxa" w:w="80"/><w:left w:type="dxa" w:w="120"/><w:bottom w:type="dxa" w:w="80"/><w:right w:type="dxa" w:w="120"/></w:tcMar></w:tcPr><w:p><w:pPr><w:jc w:val="left"/></w:pPr><w:r><w:rPr><w:rFonts w:ascii="Arial" w:cs="Arial" w:eastAsia="Arial" w:hAnsi="Arial"/><w:b/><w:bCs/><w:color w:val="333333"/><w:sz w:val="20"/><w:szCs w:val="20"/></w:rPr><w:t xml:space="preserve">Machine setups (default ruleset)</w:t></w:r></w:p></w:tc><w:tc><w:tcPr><w:tcW w:type="dxa" w:w="6500"/><w:tcBorders><w:top w:val="single" w:color="DDDDDD" w:sz="1"/><w:left w:val="single" w:color="DDDDDD" w:sz="1"/><w:bottom w:val="single" w:color="DDDDDD" w:sz="1"/><w:right w:val="single" w:color="DDDDDD" w:sz="1"/></w:tcBorders><w:shd w:fill="FFFFFF" w:val="clear"/><w:tcMar><w:top w:type="dxa" w:w="80"/><w:left w:type="dxa" w:w="120"/><w:bottom w:type="dxa" w:w="80"/><w:right w:type="dxa" w:w="120"/></w:tcMar></w:tcPr><w:p><w:pPr><w:jc w:val="left"/></w:pPr><w:r><w:rPr><w:rFonts w:ascii="Arial" w:cs="Arial" w:eastAsia="Arial" w:hAnsi="Arial"/><w:color w:val="333333"/><w:sz w:val="20"/><w:szCs w:val="20"/></w:rPr><w:t xml:space="preserve">data/rulesets/default/machine-types.json (in repo)</w:t></w:r></w:p></w:tc></w:tr><w:tr><w:tc><w:tcPr><w:tcW w:type="dxa" w:w="3000"/><w:tcBorders><w:top w:val="single" w:color="DDDDDD" w:sz="1"/><w:left w:val="single" w:color="DDDDDD" w:sz="1"/><w:bottom w:val="single" w:color="DDDDDD" w:sz="1"/><w:right w:val="single" w:color="DDDDDD" w:sz="1"/></w:tcBorders><w:shd w:fill="F5F5F5" w:val="clear"/><w:tcMar><w:top w:type="dxa" w:w="80"/><w:left w:type="dxa" w:w="120"/><w:bottom w:type="dxa" w:w="80"/><w:right w:type="dxa" w:w="120"/></w:tcMar></w:tcPr><w:p><w:pPr><w:jc w:val="left"/></w:pPr><w:r><w:rPr><w:rFonts w:ascii="Arial" w:cs="Arial" w:eastAsia="Arial" w:hAnsi="Arial"/><w:b/><w:bCs/><w:color w:val="333333"/><w:sz w:val="20"/><w:szCs w:val="20"/></w:rPr><w:t xml:space="preserve">Frame types (factory)</w:t></w:r></w:p></w:tc><w:tc><w:tcPr><w:tcW w:type="dxa" w:w="6500"/><w:tcBorders><w:top w:val="single" w:color="DDDDDD" w:sz="1"/><w:left w:val="single" w:color="DDDDDD" w:sz="1"/><w:bottom w:val="single" w:color="DDDDDD" w:sz="1"/><w:right w:val="single" w:color="DDDDDD" w:sz="1"/></w:tcBorders><w:shd w:fill="F5F5F5" w:val="clear"/><w:tcMar><w:top w:type="dxa" w:w="80"/><w:left w:type="dxa" w:w="120"/><w:bottom w:type="dxa" w:w="80"/><w:right w:type="dxa" w:w="120"/></w:tcMar></w:tcPr><w:p><w:pPr><w:jc w:val="left"/></w:pPr><w:r><w:rPr><w:rFonts w:ascii="Arial" w:cs="Arial" w:eastAsia="Arial" w:hAnsi="Arial"/><w:color w:val="333333"/><w:sz w:val="20"/><w:szCs w:val="20"/></w:rPr><w:t xml:space="preserve">Y:\(08) DETAILING\(13) FRAMECAD\FrameCAD DETAILER\HYTEK MACHINE_FRAME TYPES\</w:t></w:r></w:p></w:tc></w:tr><w:tr><w:tc><w:tcPr><w:tcW w:type="dxa" w:w="3000"/><w:tcBorders><w:top w:val="single" w:color="DDDDDD" w:sz="1"/><w:left w:val="single" w:color="DDDDDD" w:sz="1"/><w:bottom w:val="single" w:color="DDDDDD" w:sz="1"/><w:right w:val="single" w:color="DDDDDD" w:sz="1"/></w:tcBorders><w:shd w:fill="FFFFFF" w:val="clear"/><w:tcMar><w:top w:type="dxa" w:w="80"/><w:left w:type="dxa" w:w="120"/><w:bottom w:type="dxa" w:w="80"/><w:right w:type="dxa" w:w="120"/></w:tcMar></w:tcPr><w:p><w:pPr><w:jc w:val="left"/></w:pPr><w:r><w:rPr><w:rFonts w:ascii="Arial" w:cs="Arial" w:eastAsia="Arial" w:hAnsi="Arial"/><w:b/><w:bCs/><w:color w:val="333333"/><w:sz w:val="20"/><w:szCs w:val="20"/></w:rPr><w:t xml:space="preserve">Frame types (default ruleset)</w:t></w:r></w:p></w:tc><w:tc><w:tcPr><w:tcW w:type="dxa" w:w="6500"/><w:tcBorders><w:top w:val="single" w:color="DDDDDD" w:sz="1"/><w:left w:val="single" w:color="DDDDDD" w:sz="1"/><w:bottom w:val="single" w:color="DDDDDD" w:sz="1"/><w:right w:val="single" w:color="DDDDDD" w:sz="1"/></w:tcBorders><w:shd w:fill="FFFFFF" w:val="clear"/><w:tcMar><w:top w:type="dxa" w:w="80"/><w:left w:type="dxa" w:w="120"/><w:bottom w:type="dxa" w:w="80"/><w:right w:type="dxa" w:w="120"/></w:tcMar></w:tcPr><w:p><w:pPr><w:jc w:val="left"/></w:pPr><w:r><w:rPr><w:rFonts w:ascii="Arial" w:cs="Arial" w:eastAsia="Arial" w:hAnsi="Arial"/><w:color w:val="333333"/><w:sz w:val="20"/><w:szCs w:val="20"/></w:rPr><w:t xml:space="preserve">data/rulesets/default/frame-types.json (in repo)</w:t></w:r></w:p></w:tc></w:tr><w:tr><w:tc><w:tcPr><w:tcW w:type="dxa" w:w="3000"/><w:tcBorders><w:top w:val="single" w:color="DDDDDD" w:sz="1"/><w:left w:val="single" w:color="DDDDDD" w:sz="1"/><w:bottom w:val="single" w:color="DDDDDD" w:sz="1"/><w:right w:val="single" w:color="DDDDDD" w:sz="1"/></w:tcBorders><w:shd w:fill="F5F5F5" w:val="clear"/><w:tcMar><w:top w:type="dxa" w:w="80"/><w:left w:type="dxa" w:w="120"/><w:bottom w:type="dxa" w:w="80"/><w:right w:type="dxa" w:w="120"/></w:tcMar></w:tcPr><w:p><w:pPr><w:jc w:val="left"/></w:pPr><w:r><w:rPr><w:rFonts w:ascii="Arial" w:cs="Arial" w:eastAsia="Arial" w:hAnsi="Arial"/><w:b/><w:bCs/><w:color w:val="333333"/><w:sz w:val="20"/><w:szCs w:val="20"/></w:rPr><w:t xml:space="preserve">Per-stick rule table</w:t></w:r></w:p></w:tc><w:tc><w:tcPr><w:tcW w:type="dxa" w:w="6500"/><w:tcBorders><w:top w:val="single" w:color="DDDDDD" w:sz="1"/><w:left w:val="single" w:color="DDDDDD" w:sz="1"/><w:bottom w:val="single" w:color="DDDDDD" w:sz="1"/><w:right w:val="single" w:color="DDDDDD" w:sz="1"/></w:tcBorders><w:shd w:fill="F5F5F5" w:val="clear"/><w:tcMar><w:top w:type="dxa" w:w="80"/><w:left w:type="dxa" w:w="120"/><w:bottom w:type="dxa" w:w="80"/><w:right w:type="dxa" w:w="120"/></w:tcMar></w:tcPr><w:p><w:pPr><w:jc w:val="left"/></w:pPr><w:r><w:rPr><w:rFonts w:ascii="Arial" w:cs="Arial" w:eastAsia="Arial" w:hAnsi="Arial"/><w:color w:val="333333"/><w:sz w:val="20"/><w:szCs w:val="20"/></w:rPr><w:t xml:space="preserve">src/rules/table.ts in hytek-rfy-codec (the encoder&apos;s rule registry)</w:t></w:r></w:p></w:tc></w:tr><w:tr><w:tc><w:tcPr><w:tcW w:type="dxa" w:w="3000"/><w:tcBorders><w:top w:val="single" w:color="DDDDDD" w:sz="1"/><w:left w:val="single" w:color="DDDDDD" w:sz="1"/><w:bottom w:val="single" w:color="DDDDDD" w:sz="1"/><w:right w:val="single" w:color="DDDDDD" w:sz="1"/></w:tcBorders><w:shd w:fill="FFFFFF" w:val="clear"/><w:tcMar><w:top w:type="dxa" w:w="80"/><w:left w:type="dxa" w:w="120"/><w:bottom w:type="dxa" w:w="80"/><w:right w:type="dxa" w:w="120"/></w:tcMar></w:tcPr><w:p><w:pPr><w:jc w:val="left"/></w:pPr><w:r><w:rPr><w:rFonts w:ascii="Arial" w:cs="Arial" w:eastAsia="Arial" w:hAnsi="Arial"/><w:b/><w:bCs/><w:color w:val="333333"/><w:sz w:val="20"/><w:szCs w:val="20"/></w:rPr><w:t xml:space="preserve">Frame-context rules</w:t></w:r></w:p></w:tc><w:tc><w:tcPr><w:tcW w:type="dxa" w:w="6500"/><w:tcBorders><w:top w:val="single" w:color="DDDDDD" w:sz="1"/><w:left w:val="single" w:color="DDDDDD" w:sz="1"/><w:bottom w:val="single" w:color="DDDDDD" w:sz="1"/><w:right w:val="single" w:color="DDDDDD" w:sz="1"/></w:tcBorders><w:shd w:fill="FFFFFF" w:val="clear"/><w:tcMar><w:top w:type="dxa" w:w="80"/><w:left w:type="dxa" w:w="120"/><w:bottom w:type="dxa" w:w="80"/><w:right w:type="dxa" w:w="120"/></w:tcMar></w:tcPr><w:p><w:pPr><w:jc w:val="left"/></w:pPr><w:r><w:rPr><w:rFonts w:ascii="Arial" w:cs="Arial" w:eastAsia="Arial" w:hAnsi="Arial"/><w:color w:val="333333"/><w:sz w:val="20"/><w:szCs w:val="20"/></w:rPr><w:t xml:space="preserve">src/rules/frame-context.ts in hytek-rfy-codec</w:t></w:r></w:p></w:tc></w:tr></w:tbl><w:p><w:pPr><w:spacing w:after="160" w:before="280"/></w:pPr><w:r><w:rPr><w:rFonts w:ascii="Arial" w:cs="Arial" w:eastAsia="Arial" w:hAnsi="Arial"/><w:b/><w:bCs/><w:color w:val="231F20"/><w:sz w:val="26"/><w:szCs w:val="26"/></w:rPr><w:t xml:space="preserve">Diff harness scripts</w:t></w:r></w:p><w:tbl><w:tblPr><w:tblW w:type="dxa" w:w="9500"/><w:tblBorders><w:top w:val="single" w:color="auto" w:sz="4"/><w:left w:val="single" w:color="auto" w:sz="4"/><w:bottom w:val="single" w:color="auto" w:sz="4"/><w:right w:val="single" w:color="auto" w:sz="4"/><w:insideH w:val="single" w:color="auto" w:sz="4"/><w:insideV w:val="single" w:color="auto" w:sz="4"/></w:tblBorders></w:tblPr><w:tblGrid><w:gridCol w:w="100"/><w:gridCol w:w="100"/></w:tblGrid><w:tr><w:tc><w:tcPr><w:tcW w:type="dxa" w:w="3000"/><w:tcBorders><w:top w:val="single" w:color="DDDDDD" w:sz="1"/><w:left w:val="single" w:color="DDDDDD" w:sz="1"/><w:bottom w:val="single" w:color="DDDDDD" w:sz="1"/><w:right w:val="single" w:color="DDDDDD" w:sz="1"/></w:tcBorders><w:shd w:fill="231F20" w:val="clear"/><w:tcMar><w:top w:type="dxa" w:w="80"/><w:left w:type="dxa" w:w="120"/><w:bottom w:type="dxa" w:w="80"/><w:right w:type="dxa" w:w="120"/></w:tcMar></w:tcPr><w:p><w:r><w:rPr><w:rFonts w:ascii="Arial" w:cs="Arial" w:eastAsia="Arial" w:hAnsi="Arial"/><w:b/><w:bCs/><w:color w:val="FFFFFF"/><w:sz w:val="20"/><w:szCs w:val="20"/></w:rPr><w:t xml:space="preserve">Field / Setting</w:t></w:r></w:p></w:tc><w:tc><w:tcPr><w:tcW w:type="dxa" w:w="6500"/><w:tcBorders><w:top w:val="single" w:color="DDDDDD" w:sz="1"/><w:left w:val="single" w:color="DDDDDD" w:sz="1"/><w:bottom w:val="single" w:color="DDDDDD" w:sz="1"/><w:right w:val="single" w:color="DDDDDD" w:sz="1"/></w:tcBorders><w:shd w:fill="231F20" w:val="clear"/><w:tcMar><w:top w:type="dxa" w:w="80"/><w:left w:type="dxa" w:w="120"/><w:bottom w:type="dxa" w:w="80"/><w:right w:type="dxa" w:w="120"/></w:tcMar></w:tcPr><w:p><w:r><w:rPr><w:rFonts w:ascii="Arial" w:cs="Arial" w:eastAsia="Arial" w:hAnsi="Arial"/><w:b/><w:bCs/><w:color w:val="FFFFFF"/><w:sz w:val="20"/><w:szCs w:val="20"/></w:rPr><w:t xml:space="preserve">What an edit changes</w:t></w:r></w:p></w:tc></w:tr><w:tr><w:tc><w:tcPr><w:tcW w:type="dxa" w:w="3000"/><w:tcBorders><w:top w:val="single" w:color="DDDDDD" w:sz="1"/><w:left w:val="single" w:color="DDDDDD" w:sz="1"/><w:bottom w:val="single" w:color="DDDDDD" w:sz="1"/><w:right w:val="single" w:color="DDDDDD" w:sz="1"/></w:tcBorders><w:shd w:fill="F5F5F5" w:val="clear"/><w:tcMar><w:top w:type="dxa" w:w="80"/><w:left w:type="dxa" w:w="120"/><w:bottom w:type="dxa" w:w="80"/><w:right w:type="dxa" w:w="120"/></w:tcMar></w:tcPr><w:p><w:pPr><w:jc w:val="left"/></w:pPr><w:r><w:rPr><w:rFonts w:ascii="Arial" w:cs="Arial" w:eastAsia="Arial" w:hAnsi="Arial"/><w:b/><w:bCs/><w:color w:val="333333"/><w:sz w:val="20"/><w:szCs w:val="20"/></w:rPr><w:t xml:space="preserve">scripts/diff-vs-detailer.mjs</w:t></w:r></w:p></w:tc><w:tc><w:tcPr><w:tcW w:type="dxa" w:w="6500"/><w:tcBorders><w:top w:val="single" w:color="DDDDDD" w:sz="1"/><w:left w:val="single" w:color="DDDDDD" w:sz="1"/><w:bottom w:val="single" w:color="DDDDDD" w:sz="1"/><w:right w:val="single" w:color="DDDDDD" w:sz="1"/></w:tcBorders><w:shd w:fill="F5F5F5" w:val="clear"/><w:tcMar><w:top w:type="dxa" w:w="80"/><w:left w:type="dxa" w:w="120"/><w:bottom w:type="dxa" w:w="80"/><w:right w:type="dxa" w:w="120"/></w:tcMar></w:tcPr><w:p><w:pPr><w:jc w:val="left"/></w:pPr><w:r><w:rPr><w:rFonts w:ascii="Arial" w:cs="Arial" w:eastAsia="Arial" w:hAnsi="Arial"/><w:color w:val="333333"/><w:sz w:val="20"/><w:szCs w:val="20"/></w:rPr><w:t xml:space="preserve">Op-level diff: input.xml + ref.rfy → matched/missing/extra ops report.</w:t></w:r></w:p></w:tc></w:tr><w:tr><w:tc><w:tcPr><w:tcW w:type="dxa" w:w="3000"/><w:tcBorders><w:top w:val="single" w:color="DDDDDD" w:sz="1"/><w:left w:val="single" w:color="DDDDDD" w:sz="1"/><w:bottom w:val="single" w:color="DDDDDD" w:sz="1"/><w:right w:val="single" w:color="DDDDDD" w:sz="1"/></w:tcBorders><w:shd w:fill="FFFFFF" w:val="clear"/><w:tcMar><w:top w:type="dxa" w:w="80"/><w:left w:type="dxa" w:w="120"/><w:bottom w:type="dxa" w:w="80"/><w:right w:type="dxa" w:w="120"/></w:tcMar></w:tcPr><w:p><w:pPr><w:jc w:val="left"/></w:pPr><w:r><w:rPr><w:rFonts w:ascii="Arial" w:cs="Arial" w:eastAsia="Arial" w:hAnsi="Arial"/><w:b/><w:bCs/><w:color w:val="333333"/><w:sz w:val="20"/><w:szCs w:val="20"/></w:rPr><w:t xml:space="preserve">scripts/diff-sweep.mjs</w:t></w:r></w:p></w:tc><w:tc><w:tcPr><w:tcW w:type="dxa" w:w="6500"/><w:tcBorders><w:top w:val="single" w:color="DDDDDD" w:sz="1"/><w:left w:val="single" w:color="DDDDDD" w:sz="1"/><w:bottom w:val="single" w:color="DDDDDD" w:sz="1"/><w:right w:val="single" w:color="DDDDDD" w:sz="1"/></w:tcBorders><w:shd w:fill="FFFFFF" w:val="clear"/><w:tcMar><w:top w:type="dxa" w:w="80"/><w:left w:type="dxa" w:w="120"/><w:bottom w:type="dxa" w:w="80"/><w:right w:type="dxa" w:w="120"/></w:tcMar></w:tcPr><w:p><w:pPr><w:jc w:val="left"/></w:pPr><w:r><w:rPr><w:rFonts w:ascii="Arial" w:cs="Arial" w:eastAsia="Arial" w:hAnsi="Arial"/><w:color w:val="333333"/><w:sz w:val="20"/><w:szCs w:val="20"/></w:rPr><w:t xml:space="preserve">Op-level corpus sweep — runs diff-vs-detailer over every paired job in a folder.</w:t></w:r></w:p></w:tc></w:tr><w:tr><w:tc><w:tcPr><w:tcW w:type="dxa" w:w="3000"/><w:tcBorders><w:top w:val="single" w:color="DDDDDD" w:sz="1"/><w:left w:val="single" w:color="DDDDDD" w:sz="1"/><w:bottom w:val="single" w:color="DDDDDD" w:sz="1"/><w:right w:val="single" w:color="DDDDDD" w:sz="1"/></w:tcBorders><w:shd w:fill="F5F5F5" w:val="clear"/><w:tcMar><w:top w:type="dxa" w:w="80"/><w:left w:type="dxa" w:w="120"/><w:bottom w:type="dxa" w:w="80"/><w:right w:type="dxa" w:w="120"/></w:tcMar></w:tcPr><w:p><w:pPr><w:jc w:val="left"/></w:pPr><w:r><w:rPr><w:rFonts w:ascii="Arial" w:cs="Arial" w:eastAsia="Arial" w:hAnsi="Arial"/><w:b/><w:bCs/><w:color w:val="333333"/><w:sz w:val="20"/><w:szCs w:val="20"/></w:rPr><w:t xml:space="preserve">scripts/csv-diff-roundtrip.mjs</w:t></w:r></w:p></w:tc><w:tc><w:tcPr><w:tcW w:type="dxa" w:w="6500"/><w:tcBorders><w:top w:val="single" w:color="DDDDDD" w:sz="1"/><w:left w:val="single" w:color="DDDDDD" w:sz="1"/><w:bottom w:val="single" w:color="DDDDDD" w:sz="1"/><w:right w:val="single" w:color="DDDDDD" w:sz="1"/></w:tcBorders><w:shd w:fill="F5F5F5" w:val="clear"/><w:tcMar><w:top w:type="dxa" w:w="80"/><w:left w:type="dxa" w:w="120"/><w:bottom w:type="dxa" w:w="80"/><w:right w:type="dxa" w:w="120"/></w:tcMar></w:tcPr><w:p><w:pPr><w:jc w:val="left"/></w:pPr><w:r><w:rPr><w:rFonts w:ascii="Arial" w:cs="Arial" w:eastAsia="Arial" w:hAnsi="Arial"/><w:color w:val="333333"/><w:sz w:val="20"/><w:szCs w:val="20"/></w:rPr><w:t xml:space="preserve">Round-trip CSV diff: decode ref.rfy → CSV vs Detailer&apos;s emitted CSV.</w:t></w:r></w:p></w:tc></w:tr><w:tr><w:tc><w:tcPr><w:tcW w:type="dxa" w:w="3000"/><w:tcBorders><w:top w:val="single" w:color="DDDDDD" w:sz="1"/><w:left w:val="single" w:color="DDDDDD" w:sz="1"/><w:bottom w:val="single" w:color="DDDDDD" w:sz="1"/><w:right w:val="single" w:color="DDDDDD" w:sz="1"/></w:tcBorders><w:shd w:fill="FFFFFF" w:val="clear"/><w:tcMar><w:top w:type="dxa" w:w="80"/><w:left w:type="dxa" w:w="120"/><w:bottom w:type="dxa" w:w="80"/><w:right w:type="dxa" w:w="120"/></w:tcMar></w:tcPr><w:p><w:pPr><w:jc w:val="left"/></w:pPr><w:r><w:rPr><w:rFonts w:ascii="Arial" w:cs="Arial" w:eastAsia="Arial" w:hAnsi="Arial"/><w:b/><w:bCs/><w:color w:val="333333"/><w:sz w:val="20"/><w:szCs w:val="20"/></w:rPr><w:t xml:space="preserve">scripts/csv-diff-vs-detailer.mjs</w:t></w:r></w:p></w:tc><w:tc><w:tcPr><w:tcW w:type="dxa" w:w="6500"/><w:tcBorders><w:top w:val="single" w:color="DDDDDD" w:sz="1"/><w:left w:val="single" w:color="DDDDDD" w:sz="1"/><w:bottom w:val="single" w:color="DDDDDD" w:sz="1"/><w:right w:val="single" w:color="DDDDDD" w:sz="1"/></w:tcBorders><w:shd w:fill="FFFFFF" w:val="clear"/><w:tcMar><w:top w:type="dxa" w:w="80"/><w:left w:type="dxa" w:w="120"/><w:bottom w:type="dxa" w:w="80"/><w:right w:type="dxa" w:w="120"/></w:tcMar></w:tcPr><w:p><w:pPr><w:jc w:val="left"/></w:pPr><w:r><w:rPr><w:rFonts w:ascii="Arial" w:cs="Arial" w:eastAsia="Arial" w:hAnsi="Arial"/><w:color w:val="333333"/><w:sz w:val="20"/><w:szCs w:val="20"/></w:rPr><w:t xml:space="preserve">Full-pipeline CSV diff: ours-csv vs ref-from-rfy-csv vs Detailer-csv.</w:t></w:r></w:p></w:tc></w:tr><w:tr><w:tc><w:tcPr><w:tcW w:type="dxa" w:w="3000"/><w:tcBorders><w:top w:val="single" w:color="DDDDDD" w:sz="1"/><w:left w:val="single" w:color="DDDDDD" w:sz="1"/><w:bottom w:val="single" w:color="DDDDDD" w:sz="1"/><w:right w:val="single" w:color="DDDDDD" w:sz="1"/></w:tcBorders><w:shd w:fill="F5F5F5" w:val="clear"/><w:tcMar><w:top w:type="dxa" w:w="80"/><w:left w:type="dxa" w:w="120"/><w:bottom w:type="dxa" w:w="80"/><w:right w:type="dxa" w:w="120"/></w:tcMar></w:tcPr><w:p><w:pPr><w:jc w:val="left"/></w:pPr><w:r><w:rPr><w:rFonts w:ascii="Arial" w:cs="Arial" w:eastAsia="Arial" w:hAnsi="Arial"/><w:b/><w:bCs/><w:color w:val="333333"/><w:sz w:val="20"/><w:szCs w:val="20"/></w:rPr><w:t xml:space="preserve">scripts/csv-diff-pipeline.mjs</w:t></w:r></w:p></w:tc><w:tc><w:tcPr><w:tcW w:type="dxa" w:w="6500"/><w:tcBorders><w:top w:val="single" w:color="DDDDDD" w:sz="1"/><w:left w:val="single" w:color="DDDDDD" w:sz="1"/><w:bottom w:val="single" w:color="DDDDDD" w:sz="1"/><w:right w:val="single" w:color="DDDDDD" w:sz="1"/></w:tcBorders><w:shd w:fill="F5F5F5" w:val="clear"/><w:tcMar><w:top w:type="dxa" w:w="80"/><w:left w:type="dxa" w:w="120"/><w:bottom w:type="dxa" w:w="80"/><w:right w:type="dxa" w:w="120"/></w:tcMar></w:tcPr><w:p><w:pPr><w:jc w:val="left"/></w:pPr><w:r><w:rPr><w:rFonts w:ascii="Arial" w:cs="Arial" w:eastAsia="Arial" w:hAnsi="Arial"/><w:color w:val="333333"/><w:sz w:val="20"/><w:szCs w:val="20"/></w:rPr><w:t xml:space="preserve">One-shot wrapper running both RFY and CSV diffs.</w:t></w:r></w:p></w:tc></w:tr><w:tr><w:tc><w:tcPr><w:tcW w:type="dxa" w:w="3000"/><w:tcBorders><w:top w:val="single" w:color="DDDDDD" w:sz="1"/><w:left w:val="single" w:color="DDDDDD" w:sz="1"/><w:bottom w:val="single" w:color="DDDDDD" w:sz="1"/><w:right w:val="single" w:color="DDDDDD" w:sz="1"/></w:tcBorders><w:shd w:fill="FFFFFF" w:val="clear"/><w:tcMar><w:top w:type="dxa" w:w="80"/><w:left w:type="dxa" w:w="120"/><w:bottom w:type="dxa" w:w="80"/><w:right w:type="dxa" w:w="120"/></w:tcMar></w:tcPr><w:p><w:pPr><w:jc w:val="left"/></w:pPr><w:r><w:rPr><w:rFonts w:ascii="Arial" w:cs="Arial" w:eastAsia="Arial" w:hAnsi="Arial"/><w:b/><w:bCs/><w:color w:val="333333"/><w:sz w:val="20"/><w:szCs w:val="20"/></w:rPr><w:t xml:space="preserve">scripts/csv-diff-sweep.mjs</w:t></w:r></w:p></w:tc><w:tc><w:tcPr><w:tcW w:type="dxa" w:w="6500"/><w:tcBorders><w:top w:val="single" w:color="DDDDDD" w:sz="1"/><w:left w:val="single" w:color="DDDDDD" w:sz="1"/><w:bottom w:val="single" w:color="DDDDDD" w:sz="1"/><w:right w:val="single" w:color="DDDDDD" w:sz="1"/></w:tcBorders><w:shd w:fill="FFFFFF" w:val="clear"/><w:tcMar><w:top w:type="dxa" w:w="80"/><w:left w:type="dxa" w:w="120"/><w:bottom w:type="dxa" w:w="80"/><w:right w:type="dxa" w:w="120"/></w:tcMar></w:tcPr><w:p><w:pPr><w:jc w:val="left"/></w:pPr><w:r><w:rPr><w:rFonts w:ascii="Arial" w:cs="Arial" w:eastAsia="Arial" w:hAnsi="Arial"/><w:color w:val="333333"/><w:sz w:val="20"/><w:szCs w:val="20"/></w:rPr><w:t xml:space="preserve">CSV-level corpus sweep with 3-way summary table.</w:t></w:r></w:p></w:tc></w:tr></w:tbl><w:sectPr><w:headerReference w:type="default" r:id="rId7"/><w:footerReference w:type="default" r:id="rId8"/><w:pgSz w:w="11906" w:h="16838" w:orient="portrait"/><w:pgMar w:top="720" w:right="720" w:bottom="720" w:left="720" w:header="708" w:footer="708" w:gutter="0"/><w:pgNumType/><w:docGrid w:linePitch="360"/></w:sectPr></w:body></w:document>
+<file path=word/document.xml><?xml version="1.0" encoding="UTF-8" standalone="yes"?><w:document mc:Ignorable="w14 w15 wp14" xmlns:wpc="http://schemas.microsoft.com/office/word/2010/wordprocessingCanvas" xmlns:mc="http://schemas.openxmlformats.org/markup-compatibility/2006" xmlns:o="urn:schemas-microsoft-com:office:office" xmlns:r="http://schemas.openxmlformats.org/officeDocument/2006/relationships" xmlns:m="http://schemas.openxmlformats.org/officeDocument/2006/math" xmlns:v="urn:schemas-microsoft-com:vml" xmlns:wp14="http://schemas.microsoft.com/office/word/2010/wordprocessingDrawing" xmlns:wp="http://schemas.openxmlformats.org/drawingml/2006/wordprocessingDrawing" xmlns:w10="urn:schemas-microsoft-com:office:word" xmlns:w="http://schemas.openxmlformats.org/wordprocessingml/2006/main" xmlns:w14="http://schemas.microsoft.com/office/word/2010/wordml" xmlns:w15="http://schemas.microsoft.com/office/word/2012/wordml" xmlns:wpg="http://schemas.microsoft.com/office/word/2010/wordprocessingGroup" xmlns:wpi="http://schemas.microsoft.com/office/word/2010/wordprocessingInk" xmlns:wne="http://schemas.microsoft.com/office/word/2006/wordml" xmlns:wps="http://schemas.microsoft.com/office/word/2010/wordprocessingShape" xmlns:cx="http://schemas.microsoft.com/office/drawing/2014/chartex" xmlns:cx1="http://schemas.microsoft.com/office/drawing/2015/9/8/chartex" xmlns:cx2="http://schemas.microsoft.com/office/drawing/2015/10/21/chartex" xmlns:cx3="http://schemas.microsoft.com/office/drawing/2016/5/9/chartex" xmlns:cx4="http://schemas.microsoft.com/office/drawing/2016/5/10/chartex" xmlns:cx5="http://schemas.microsoft.com/office/drawing/2016/5/11/chartex" xmlns:cx6="http://schemas.microsoft.com/office/drawing/2016/5/12/chartex" xmlns:cx7="http://schemas.microsoft.com/office/drawing/2016/5/13/chartex" xmlns:cx8="http://schemas.microsoft.com/office/drawing/2016/5/14/chartex" xmlns:aink="http://schemas.microsoft.com/office/drawing/2016/ink" xmlns:am3d="http://schemas.microsoft.com/office/drawing/2017/model3d" xmlns:w16cex="http://schemas.microsoft.com/office/word/2018/wordml/cex" xmlns:w16cid="http://schemas.microsoft.com/office/word/2016/wordml/cid" xmlns:w16="http://schemas.microsoft.com/office/word/2018/wordml" xmlns:w16sdtdh="http://schemas.microsoft.com/office/word/2020/wordml/sdtdatahash" xmlns:w16se="http://schemas.microsoft.com/office/word/2015/wordml/symex"><w:body><w:p><w:pPr><w:spacing w:after="240"/><w:jc w:val="center"/></w:pPr><w:r><w:rPr><w:rFonts w:ascii="Arial" w:cs="Arial" w:eastAsia="Arial" w:hAnsi="Arial"/><w:b/><w:bCs/><w:color w:val="231F20"/><w:sz w:val="44"/><w:szCs w:val="44"/></w:rPr><w:t xml:space="preserve">HYTEK RFY Tools — User Guide</w:t></w:r></w:p><w:p><w:pPr><w:spacing w:after="480"/><w:jc w:val="center"/></w:pPr><w:r><w:rPr><w:rFonts w:ascii="Arial" w:cs="Arial" w:eastAsia="Arial" w:hAnsi="Arial"/><w:i/><w:iCs/><w:color w:val="666666"/><w:sz w:val="24"/><w:szCs w:val="24"/></w:rPr><w:t xml:space="preserve">How to use the rule editor, regression dashboard, and what every edit actually changes</w:t></w:r></w:p><w:p><w:pPr><w:spacing w:after="480"/><w:jc w:val="center"/></w:pPr><w:r><w:rPr><w:rFonts w:ascii="Arial" w:cs="Arial" w:eastAsia="Arial" w:hAnsi="Arial"/><w:color w:val="666666"/><w:sz w:val="18"/><w:szCs w:val="18"/></w:rPr><w:t xml:space="preserve">Generated 03/05/2026 · hytek-rfy-tools.vercel.app</w:t></w:r></w:p><w:p><w:r><w:br w:type="page"/></w:r></w:p><w:p><w:pPr><w:spacing w:after="200" w:before="360"/></w:pPr><w:r><w:rPr><w:rFonts w:ascii="Arial" w:cs="Arial" w:eastAsia="Arial" w:hAnsi="Arial"/><w:b/><w:bCs/><w:color w:val="231F20"/><w:sz w:val="32"/><w:szCs w:val="32"/></w:rPr><w:t xml:space="preserve">1. What is HYTEK RFY Tools?</w:t></w:r></w:p><w:p><w:pPr><w:spacing w:after="120"/></w:pPr><w:r><w:rPr><w:rFonts w:ascii="Arial" w:cs="Arial" w:eastAsia="Arial" w:hAnsi="Arial"/><w:color w:val="333333"/><w:sz w:val="21"/><w:szCs w:val="21"/></w:rPr><w:t xml:space="preserve">HYTEK RFY Tools is the standalone web app that replaces FrameCAD Detailer for HYTEK&apos;s F300i rollformer. It does three things:</w:t></w:r></w:p><w:p><w:pPr><w:pStyle w:val="ListParagraph"/><w:numPr><w:ilvl w:val="0"/><w:numId w:val="2"/></w:numPr><w:spacing w:after="60"/></w:pPr><w:r><w:rPr><w:rFonts w:ascii="Arial" w:cs="Arial" w:eastAsia="Arial" w:hAnsi="Arial"/><w:color w:val="333333"/><w:sz w:val="21"/><w:szCs w:val="21"/></w:rPr><w:t xml:space="preserve">Decodes encrypted .rfy files and emits readable XML, CSV, and op summaries.</w:t></w:r></w:p><w:p><w:pPr><w:pStyle w:val="ListParagraph"/><w:numPr><w:ilvl w:val="0"/><w:numId w:val="2"/></w:numPr><w:spacing w:after="60"/></w:pPr><w:r><w:rPr><w:rFonts w:ascii="Arial" w:cs="Arial" w:eastAsia="Arial" w:hAnsi="Arial"/><w:color w:val="333333"/><w:sz w:val="21"/><w:szCs w:val="21"/></w:rPr><w:t xml:space="preserve">Encodes RFY files from input XML using HYTEK&apos;s own machine setups and frame-type rules — bypassing Detailer entirely.</w:t></w:r></w:p><w:p><w:pPr><w:pStyle w:val="ListParagraph"/><w:numPr><w:ilvl w:val="0"/><w:numId w:val="2"/></w:numPr><w:spacing w:after="60"/></w:pPr><w:r><w:rPr><w:rFonts w:ascii="Arial" w:cs="Arial" w:eastAsia="Arial" w:hAnsi="Arial"/><w:color w:val="333333"/><w:sz w:val="21"/><w:szCs w:val="21"/></w:rPr><w:t xml:space="preserve">Lets you edit the rule sets that drive the encoder, save named templates, roll back, and verify output via a regression dashboard.</w:t></w:r></w:p><w:p><w:pPr><w:spacing w:after="120"/></w:pPr><w:r><w:rPr><w:rFonts w:ascii="Arial" w:cs="Arial" w:eastAsia="Arial" w:hAnsi="Arial"/><w:b/><w:bCs/><w:color w:val="333333"/><w:sz w:val="21"/><w:szCs w:val="21"/></w:rPr><w:t xml:space="preserve">Live URL: https://hytek-rfy-tools.vercel.app</w:t></w:r></w:p><w:p><w:pPr><w:spacing w:after="160" w:before="280"/></w:pPr><w:r><w:rPr><w:rFonts w:ascii="Arial" w:cs="Arial" w:eastAsia="Arial" w:hAnsi="Arial"/><w:b/><w:bCs/><w:color w:val="231F20"/><w:sz w:val="26"/><w:szCs w:val="26"/></w:rPr><w:t xml:space="preserve">Why this app exists</w:t></w:r></w:p><w:p><w:pPr><w:spacing w:after="120"/></w:pPr><w:r><w:rPr><w:rFonts w:ascii="Arial" w:cs="Arial" w:eastAsia="Arial" w:hAnsi="Arial"/><w:color w:val="333333"/><w:sz w:val="21"/><w:szCs w:val="21"/></w:rPr><w:t xml:space="preserve">FrameCAD Detailer 5.3.4.0 is end-of-life — the licence on the workshop PC has already expired (showed &quot;01 Jan 1970&quot;). When it stops opening jobs, the F300i has no way to receive new RFY files unless we generate them ourselves. HYTEK RFY Tools is that fallback.</w:t></w:r></w:p><w:p><w:pPr><w:spacing w:after="120"/></w:pPr><w:r><w:rPr><w:rFonts w:ascii="Arial" w:cs="Arial" w:eastAsia="Arial" w:hAnsi="Arial"/><w:color w:val="333333"/><w:sz w:val="21"/><w:szCs w:val="21"/></w:rPr><w:t xml:space="preserve">Two of the bigger &quot;insurance policy&quot; features are the Rules Manager and the Regression Dashboard — between them, you can edit any rule HYTEK uses, prove the new rule still matches Detailer reference output, and revert if it goes wrong.</w:t></w:r></w:p><w:p><w:pPr><w:spacing w:after="160" w:before="280"/></w:pPr><w:r><w:rPr><w:rFonts w:ascii="Arial" w:cs="Arial" w:eastAsia="Arial" w:hAnsi="Arial"/><w:b/><w:bCs/><w:color w:val="231F20"/><w:sz w:val="26"/><w:szCs w:val="26"/></w:rPr><w:t xml:space="preserve">The three apps you&apos;ll use most</w:t></w:r></w:p><w:tbl><w:tblPr><w:tblW w:type="dxa" w:w="9500"/><w:tblBorders><w:top w:val="single" w:color="auto" w:sz="4"/><w:left w:val="single" w:color="auto" w:sz="4"/><w:bottom w:val="single" w:color="auto" w:sz="4"/><w:right w:val="single" w:color="auto" w:sz="4"/><w:insideH w:val="single" w:color="auto" w:sz="4"/><w:insideV w:val="single" w:color="auto" w:sz="4"/></w:tblBorders></w:tblPr><w:tblGrid><w:gridCol w:w="100"/><w:gridCol w:w="100"/></w:tblGrid><w:tr><w:tc><w:tcPr><w:tcW w:type="dxa" w:w="3000"/><w:tcBorders><w:top w:val="single" w:color="DDDDDD" w:sz="1"/><w:left w:val="single" w:color="DDDDDD" w:sz="1"/><w:bottom w:val="single" w:color="DDDDDD" w:sz="1"/><w:right w:val="single" w:color="DDDDDD" w:sz="1"/></w:tcBorders><w:shd w:fill="231F20" w:val="clear"/><w:tcMar><w:top w:type="dxa" w:w="80"/><w:left w:type="dxa" w:w="120"/><w:bottom w:type="dxa" w:w="80"/><w:right w:type="dxa" w:w="120"/></w:tcMar></w:tcPr><w:p><w:r><w:rPr><w:rFonts w:ascii="Arial" w:cs="Arial" w:eastAsia="Arial" w:hAnsi="Arial"/><w:b/><w:bCs/><w:color w:val="FFFFFF"/><w:sz w:val="20"/><w:szCs w:val="20"/></w:rPr><w:t xml:space="preserve">Field / Setting</w:t></w:r></w:p></w:tc><w:tc><w:tcPr><w:tcW w:type="dxa" w:w="6500"/><w:tcBorders><w:top w:val="single" w:color="DDDDDD" w:sz="1"/><w:left w:val="single" w:color="DDDDDD" w:sz="1"/><w:bottom w:val="single" w:color="DDDDDD" w:sz="1"/><w:right w:val="single" w:color="DDDDDD" w:sz="1"/></w:tcBorders><w:shd w:fill="231F20" w:val="clear"/><w:tcMar><w:top w:type="dxa" w:w="80"/><w:left w:type="dxa" w:w="120"/><w:bottom w:type="dxa" w:w="80"/><w:right w:type="dxa" w:w="120"/></w:tcMar></w:tcPr><w:p><w:r><w:rPr><w:rFonts w:ascii="Arial" w:cs="Arial" w:eastAsia="Arial" w:hAnsi="Arial"/><w:b/><w:bCs/><w:color w:val="FFFFFF"/><w:sz w:val="20"/><w:szCs w:val="20"/></w:rPr><w:t xml:space="preserve">What an edit changes</w:t></w:r></w:p></w:tc></w:tr><w:tr><w:tc><w:tcPr><w:tcW w:type="dxa" w:w="3000"/><w:tcBorders><w:top w:val="single" w:color="DDDDDD" w:sz="1"/><w:left w:val="single" w:color="DDDDDD" w:sz="1"/><w:bottom w:val="single" w:color="DDDDDD" w:sz="1"/><w:right w:val="single" w:color="DDDDDD" w:sz="1"/></w:tcBorders><w:shd w:fill="F5F5F5" w:val="clear"/><w:tcMar><w:top w:type="dxa" w:w="80"/><w:left w:type="dxa" w:w="120"/><w:bottom w:type="dxa" w:w="80"/><w:right w:type="dxa" w:w="120"/></w:tcMar></w:tcPr><w:p><w:pPr><w:jc w:val="left"/></w:pPr><w:r><w:rPr><w:rFonts w:ascii="Arial" w:cs="Arial" w:eastAsia="Arial" w:hAnsi="Arial"/><w:b/><w:bCs/><w:color w:val="333333"/><w:sz w:val="20"/><w:szCs w:val="20"/></w:rPr><w:t xml:space="preserve">/</w:t></w:r></w:p></w:tc><w:tc><w:tcPr><w:tcW w:type="dxa" w:w="6500"/><w:tcBorders><w:top w:val="single" w:color="DDDDDD" w:sz="1"/><w:left w:val="single" w:color="DDDDDD" w:sz="1"/><w:bottom w:val="single" w:color="DDDDDD" w:sz="1"/><w:right w:val="single" w:color="DDDDDD" w:sz="1"/></w:tcBorders><w:shd w:fill="F5F5F5" w:val="clear"/><w:tcMar><w:top w:type="dxa" w:w="80"/><w:left w:type="dxa" w:w="120"/><w:bottom w:type="dxa" w:w="80"/><w:right w:type="dxa" w:w="120"/></w:tcMar></w:tcPr><w:p><w:pPr><w:jc w:val="left"/></w:pPr><w:r><w:rPr><w:rFonts w:ascii="Arial" w:cs="Arial" w:eastAsia="Arial" w:hAnsi="Arial"/><w:color w:val="333333"/><w:sz w:val="20"/><w:szCs w:val="20"/></w:rPr><w:t xml:space="preserve">Home page. Drop RFY/XML/CSV files in to decode, re-encode, or convert. Doesn&apos;t change any rules — just runs the codec.</w:t></w:r></w:p></w:tc></w:tr><w:tr><w:tc><w:tcPr><w:tcW w:type="dxa" w:w="3000"/><w:tcBorders><w:top w:val="single" w:color="DDDDDD" w:sz="1"/><w:left w:val="single" w:color="DDDDDD" w:sz="1"/><w:bottom w:val="single" w:color="DDDDDD" w:sz="1"/><w:right w:val="single" w:color="DDDDDD" w:sz="1"/></w:tcBorders><w:shd w:fill="FFFFFF" w:val="clear"/><w:tcMar><w:top w:type="dxa" w:w="80"/><w:left w:type="dxa" w:w="120"/><w:bottom w:type="dxa" w:w="80"/><w:right w:type="dxa" w:w="120"/></w:tcMar></w:tcPr><w:p><w:pPr><w:jc w:val="left"/></w:pPr><w:r><w:rPr><w:rFonts w:ascii="Arial" w:cs="Arial" w:eastAsia="Arial" w:hAnsi="Arial"/><w:b/><w:bCs/><w:color w:val="333333"/><w:sz w:val="20"/><w:szCs w:val="20"/></w:rPr><w:t xml:space="preserve">/rules</w:t></w:r></w:p></w:tc><w:tc><w:tcPr><w:tcW w:type="dxa" w:w="6500"/><w:tcBorders><w:top w:val="single" w:color="DDDDDD" w:sz="1"/><w:left w:val="single" w:color="DDDDDD" w:sz="1"/><w:bottom w:val="single" w:color="DDDDDD" w:sz="1"/><w:right w:val="single" w:color="DDDDDD" w:sz="1"/></w:tcBorders><w:shd w:fill="FFFFFF" w:val="clear"/><w:tcMar><w:top w:type="dxa" w:w="80"/><w:left w:type="dxa" w:w="120"/><w:bottom w:type="dxa" w:w="80"/><w:right w:type="dxa" w:w="120"/></w:tcMar></w:tcPr><w:p><w:pPr><w:jc w:val="left"/></w:pPr><w:r><w:rPr><w:rFonts w:ascii="Arial" w:cs="Arial" w:eastAsia="Arial" w:hAnsi="Arial"/><w:color w:val="333333"/><w:sz w:val="20"/><w:szCs w:val="20"/></w:rPr><w:t xml:space="preserve">Rules Manager. Edit machine setups (per-profile dimples, swages, lip notches) and frame types (which rule applies to LBW vs FJ vs LIN). Versioned templates with rollback.</w:t></w:r></w:p></w:tc></w:tr><w:tr><w:tc><w:tcPr><w:tcW w:type="dxa" w:w="3000"/><w:tcBorders><w:top w:val="single" w:color="DDDDDD" w:sz="1"/><w:left w:val="single" w:color="DDDDDD" w:sz="1"/><w:bottom w:val="single" w:color="DDDDDD" w:sz="1"/><w:right w:val="single" w:color="DDDDDD" w:sz="1"/></w:tcBorders><w:shd w:fill="F5F5F5" w:val="clear"/><w:tcMar><w:top w:type="dxa" w:w="80"/><w:left w:type="dxa" w:w="120"/><w:bottom w:type="dxa" w:w="80"/><w:right w:type="dxa" w:w="120"/></w:tcMar></w:tcPr><w:p><w:pPr><w:jc w:val="left"/></w:pPr><w:r><w:rPr><w:rFonts w:ascii="Arial" w:cs="Arial" w:eastAsia="Arial" w:hAnsi="Arial"/><w:b/><w:bCs/><w:color w:val="333333"/><w:sz w:val="20"/><w:szCs w:val="20"/></w:rPr><w:t xml:space="preserve">/rules/tooling</w:t></w:r></w:p></w:tc><w:tc><w:tcPr><w:tcW w:type="dxa" w:w="6500"/><w:tcBorders><w:top w:val="single" w:color="DDDDDD" w:sz="1"/><w:left w:val="single" w:color="DDDDDD" w:sz="1"/><w:bottom w:val="single" w:color="DDDDDD" w:sz="1"/><w:right w:val="single" w:color="DDDDDD" w:sz="1"/></w:tcBorders><w:shd w:fill="F5F5F5" w:val="clear"/><w:tcMar><w:top w:type="dxa" w:w="80"/><w:left w:type="dxa" w:w="120"/><w:bottom w:type="dxa" w:w="80"/><w:right w:type="dxa" w:w="120"/></w:tcMar></w:tcPr><w:p><w:pPr><w:jc w:val="left"/></w:pPr><w:r><w:rPr><w:rFonts w:ascii="Arial" w:cs="Arial" w:eastAsia="Arial" w:hAnsi="Arial"/><w:color w:val="333333"/><w:sz w:val="20"/><w:szCs w:val="20"/></w:rPr><w:t xml:space="preserve">Tooling Rules Registry (read-only for now). Lists every per-stick rule the encoder runs — useful when you&apos;re trying to figure out &quot;why is this notch in the wrong place?&quot;.</w:t></w:r></w:p></w:tc></w:tr><w:tr><w:tc><w:tcPr><w:tcW w:type="dxa" w:w="3000"/><w:tcBorders><w:top w:val="single" w:color="DDDDDD" w:sz="1"/><w:left w:val="single" w:color="DDDDDD" w:sz="1"/><w:bottom w:val="single" w:color="DDDDDD" w:sz="1"/><w:right w:val="single" w:color="DDDDDD" w:sz="1"/></w:tcBorders><w:shd w:fill="FFFFFF" w:val="clear"/><w:tcMar><w:top w:type="dxa" w:w="80"/><w:left w:type="dxa" w:w="120"/><w:bottom w:type="dxa" w:w="80"/><w:right w:type="dxa" w:w="120"/></w:tcMar></w:tcPr><w:p><w:pPr><w:jc w:val="left"/></w:pPr><w:r><w:rPr><w:rFonts w:ascii="Arial" w:cs="Arial" w:eastAsia="Arial" w:hAnsi="Arial"/><w:b/><w:bCs/><w:color w:val="333333"/><w:sz w:val="20"/><w:szCs w:val="20"/></w:rPr><w:t xml:space="preserve">/regression</w:t></w:r></w:p></w:tc><w:tc><w:tcPr><w:tcW w:type="dxa" w:w="6500"/><w:tcBorders><w:top w:val="single" w:color="DDDDDD" w:sz="1"/><w:left w:val="single" w:color="DDDDDD" w:sz="1"/><w:bottom w:val="single" w:color="DDDDDD" w:sz="1"/><w:right w:val="single" w:color="DDDDDD" w:sz="1"/></w:tcBorders><w:shd w:fill="FFFFFF" w:val="clear"/><w:tcMar><w:top w:type="dxa" w:w="80"/><w:left w:type="dxa" w:w="120"/><w:bottom w:type="dxa" w:w="80"/><w:right w:type="dxa" w:w="120"/></w:tcMar></w:tcPr><w:p><w:pPr><w:jc w:val="left"/></w:pPr><w:r><w:rPr><w:rFonts w:ascii="Arial" w:cs="Arial" w:eastAsia="Arial" w:hAnsi="Arial"/><w:color w:val="333333"/><w:sz w:val="20"/><w:szCs w:val="20"/></w:rPr><w:t xml:space="preserve">Match Regression Dashboard. Runs the codec across the test corpus and shows op-level + CSV-level match % vs Detailer reference. Use this to prove a rule edit didn&apos;t break anything.</w:t></w:r></w:p></w:tc></w:tr></w:tbl><w:p><w:r><w:br w:type="page"/></w:r></w:p><w:p><w:pPr><w:spacing w:after="200" w:before="360"/></w:pPr><w:r><w:rPr><w:rFonts w:ascii="Arial" w:cs="Arial" w:eastAsia="Arial" w:hAnsi="Arial"/><w:b/><w:bCs/><w:color w:val="231F20"/><w:sz w:val="32"/><w:szCs w:val="32"/></w:rPr><w:t xml:space="preserve">2. Home page (/) — File conversion</w:t></w:r></w:p><w:p><w:pPr><w:spacing w:after="120"/></w:pPr><w:r><w:rPr><w:rFonts w:ascii="Arial" w:cs="Arial" w:eastAsia="Arial" w:hAnsi="Arial"/><w:color w:val="333333"/><w:sz w:val="21"/><w:szCs w:val="21"/></w:rPr><w:t xml:space="preserve">This is the default landing page. Use it for one-off file work — decoding a single .rfy to inspect its operations, or running a batch encode from XML.</w:t></w:r></w:p><w:p><w:pPr><w:spacing w:after="160" w:before="280"/></w:pPr><w:r><w:rPr><w:rFonts w:ascii="Arial" w:cs="Arial" w:eastAsia="Arial" w:hAnsi="Arial"/><w:b/><w:bCs/><w:color w:val="231F20"/><w:sz w:val="26"/><w:szCs w:val="26"/></w:rPr><w:t xml:space="preserve">What the home page does</w:t></w:r></w:p><0/><w:p><w:pPr><w:spacing w:after="160" w:before="280"/></w:pPr><w:r><w:rPr><w:rFonts w:ascii="Arial" w:cs="Arial" w:eastAsia="Arial" w:hAnsi="Arial"/><w:b/><w:bCs/><w:color w:val="231F20"/><w:sz w:val="26"/><w:szCs w:val="26"/></w:rPr><w:t xml:space="preserve">What an edit on the home page DOES NOT change</w:t></w:r></w:p><w:p><w:pPr><w:shd w:fill="FFF3C0" w:val="clear"/><w:spacing w:after="200" w:before="100"/></w:pPr><w:r><w:rPr><w:rFonts w:ascii="Arial" w:cs="Arial" w:eastAsia="Arial" w:hAnsi="Arial"/><w:b/><w:bCs/><w:color w:val="231F20"/><w:sz w:val="21"/><w:szCs w:val="21"/></w:rPr><w:t xml:space="preserve">⚠ Home page is read-only against the rules. Drag-and-dropping a file there NEVER edits a machine setup, frame type, or tooling rule. Only the Rules Manager (/rules) edits rules.</w:t></w:r></w:p><w:p><w:r><w:br w:type="page"/></w:r></w:p><w:p><w:pPr><w:spacing w:after="200" w:before="360"/></w:pPr><w:r><w:rPr><w:rFonts w:ascii="Arial" w:cs="Arial" w:eastAsia="Arial" w:hAnsi="Arial"/><w:b/><w:bCs/><w:color w:val="231F20"/><w:sz w:val="32"/><w:szCs w:val="32"/></w:rPr><w:t xml:space="preserve">3. Rules Manager (/rules) — the rule editor</w:t></w:r></w:p><w:p><w:pPr><w:spacing w:after="120"/></w:pPr><w:r><w:rPr><w:rFonts w:ascii="Arial" w:cs="Arial" w:eastAsia="Arial" w:hAnsi="Arial"/><w:color w:val="333333"/><w:sz w:val="21"/><w:szCs w:val="21"/></w:rPr><w:t xml:space="preserve">This is the page where you change how the encoder behaves. Three concepts to keep straight:</w:t></w:r></w:p><w:p><w:pPr><w:pStyle w:val="ListParagraph"/><w:numPr><w:ilvl w:val="0"/><w:numId w:val="3"/></w:numPr><w:spacing w:after="80"/></w:pPr><w:r><w:rPr><w:rFonts w:ascii="Arial" w:cs="Arial" w:eastAsia="Arial" w:hAnsi="Arial"/><w:color w:val="333333"/><w:sz w:val="21"/><w:szCs w:val="21"/></w:rPr><w:t xml:space="preserve">Rulesets — named snapshots of the entire HYTEK rule set. &quot;default&quot; is read-only and shipped with the app (extracted from FrameCAD Detailer&apos;s .sups files). You can save named copies (e.g., &quot;experiment-2026-05-15&quot;) to experiment without breaking anything.</w:t></w:r></w:p><w:p><w:pPr><w:pStyle w:val="ListParagraph"/><w:numPr><w:ilvl w:val="0"/><w:numId w:val="3"/></w:numPr><w:spacing w:after="80"/></w:pPr><w:r><w:rPr><w:rFonts w:ascii="Arial" w:cs="Arial" w:eastAsia="Arial" w:hAnsi="Arial"/><w:color w:val="333333"/><w:sz w:val="21"/><w:szCs w:val="21"/></w:rPr><w:t xml:space="preserve">Machine types — per-profile rules: which dimples, swages, lip notches, anchor bolts go on a 70mm profile vs 89mm vs 89×0.95 etc. Driven by HYTEK MACHINE_FRAME TYPES on the Y: drive.</w:t></w:r></w:p><w:p><w:pPr><w:pStyle w:val="ListParagraph"/><w:numPr><w:ilvl w:val="0"/><w:numId w:val="3"/></w:numPr><w:spacing w:after="80"/></w:pPr><w:r><w:rPr><w:rFonts w:ascii="Arial" w:cs="Arial" w:eastAsia="Arial" w:hAnsi="Arial"/><w:color w:val="333333"/><w:sz w:val="21"/><w:szCs w:val="21"/></w:rPr><w:t xml:space="preserve">Frame types — which rule profile applies to which frame name (LBW = load-bearing wall, NLBW = non-load-bearing, FJ = floor joist, LIN = linear truss, RP = roof panel, etc.).</w:t></w:r></w:p><w:p><w:pPr><w:spacing w:after="160" w:before="280"/></w:pPr><w:r><w:rPr><w:rFonts w:ascii="Arial" w:cs="Arial" w:eastAsia="Arial" w:hAnsi="Arial"/><w:b/><w:bCs/><w:color w:val="231F20"/><w:sz w:val="26"/><w:szCs w:val="26"/></w:rPr><w:t xml:space="preserve">3.1  The ruleset selector (top of page)</w:t></w:r></w:p><w:p><w:pPr><w:spacing w:after="120"/></w:pPr><w:r><w:rPr><w:rFonts w:ascii="Arial" w:cs="Arial" w:eastAsia="Arial" w:hAnsi="Arial"/><w:color w:val="333333"/><w:sz w:val="21"/><w:szCs w:val="21"/></w:rPr><w:t xml:space="preserve">This is the band at the top with the active ruleset name + four buttons:</w:t></w:r></w:p><w:tbl><w:tblPr><w:tblW w:type="dxa" w:w="9500"/><w:tblBorders><w:top w:val="single" w:color="auto" w:sz="4"/><w:left w:val="single" w:color="auto" w:sz="4"/><w:bottom w:val="single" w:color="auto" w:sz="4"/><w:right w:val="single" w:color="auto" w:sz="4"/><w:insideH w:val="single" w:color="auto" w:sz="4"/><w:insideV w:val="single" w:color="auto" w:sz="4"/></w:tblBorders></w:tblPr><w:tblGrid><w:gridCol w:w="100"/><w:gridCol w:w="100"/></w:tblGrid><w:tr><w:tc><w:tcPr><w:tcW w:type="dxa" w:w="3000"/><w:tcBorders><w:top w:val="single" w:color="DDDDDD" w:sz="1"/><w:left w:val="single" w:color="DDDDDD" w:sz="1"/><w:bottom w:val="single" w:color="DDDDDD" w:sz="1"/><w:right w:val="single" w:color="DDDDDD" w:sz="1"/></w:tcBorders><w:shd w:fill="231F20" w:val="clear"/><w:tcMar><w:top w:type="dxa" w:w="80"/><w:left w:type="dxa" w:w="120"/><w:bottom w:type="dxa" w:w="80"/><w:right w:type="dxa" w:w="120"/></w:tcMar></w:tcPr><w:p><w:r><w:rPr><w:rFonts w:ascii="Arial" w:cs="Arial" w:eastAsia="Arial" w:hAnsi="Arial"/><w:b/><w:bCs/><w:color w:val="FFFFFF"/><w:sz w:val="20"/><w:szCs w:val="20"/></w:rPr><w:t xml:space="preserve">Field / Setting</w:t></w:r></w:p></w:tc><w:tc><w:tcPr><w:tcW w:type="dxa" w:w="6500"/><w:tcBorders><w:top w:val="single" w:color="DDDDDD" w:sz="1"/><w:left w:val="single" w:color="DDDDDD" w:sz="1"/><w:bottom w:val="single" w:color="DDDDDD" w:sz="1"/><w:right w:val="single" w:color="DDDDDD" w:sz="1"/></w:tcBorders><w:shd w:fill="231F20" w:val="clear"/><w:tcMar><w:top w:type="dxa" w:w="80"/><w:left w:type="dxa" w:w="120"/><w:bottom w:type="dxa" w:w="80"/><w:right w:type="dxa" w:w="120"/></w:tcMar></w:tcPr><w:p><w:r><w:rPr><w:rFonts w:ascii="Arial" w:cs="Arial" w:eastAsia="Arial" w:hAnsi="Arial"/><w:b/><w:bCs/><w:color w:val="FFFFFF"/><w:sz w:val="20"/><w:szCs w:val="20"/></w:rPr><w:t xml:space="preserve">What an edit changes</w:t></w:r></w:p></w:tc></w:tr><w:tr><w:tc><w:tcPr><w:tcW w:type="dxa" w:w="3000"/><w:tcBorders><w:top w:val="single" w:color="DDDDDD" w:sz="1"/><w:left w:val="single" w:color="DDDDDD" w:sz="1"/><w:bottom w:val="single" w:color="DDDDDD" w:sz="1"/><w:right w:val="single" w:color="DDDDDD" w:sz="1"/></w:tcBorders><w:shd w:fill="F5F5F5" w:val="clear"/><w:tcMar><w:top w:type="dxa" w:w="80"/><w:left w:type="dxa" w:w="120"/><w:bottom w:type="dxa" w:w="80"/><w:right w:type="dxa" w:w="120"/></w:tcMar></w:tcPr><w:p><w:pPr><w:jc w:val="left"/></w:pPr><w:r><w:rPr><w:rFonts w:ascii="Arial" w:cs="Arial" w:eastAsia="Arial" w:hAnsi="Arial"/><w:b/><w:bCs/><w:color w:val="333333"/><w:sz w:val="20"/><w:szCs w:val="20"/></w:rPr><w:t xml:space="preserve">Active ruleset</w:t></w:r></w:p></w:tc><w:tc><w:tcPr><w:tcW w:type="dxa" w:w="6500"/><w:tcBorders><w:top w:val="single" w:color="DDDDDD" w:sz="1"/><w:left w:val="single" w:color="DDDDDD" w:sz="1"/><w:bottom w:val="single" w:color="DDDDDD" w:sz="1"/><w:right w:val="single" w:color="DDDDDD" w:sz="1"/></w:tcBorders><w:shd w:fill="F5F5F5" w:val="clear"/><w:tcMar><w:top w:type="dxa" w:w="80"/><w:left w:type="dxa" w:w="120"/><w:bottom w:type="dxa" w:w="80"/><w:right w:type="dxa" w:w="120"/></w:tcMar></w:tcPr><w:p><w:pPr><w:jc w:val="left"/></w:pPr><w:r><w:rPr><w:rFonts w:ascii="Arial" w:cs="Arial" w:eastAsia="Arial" w:hAnsi="Arial"/><w:color w:val="333333"/><w:sz w:val="20"/><w:szCs w:val="20"/></w:rPr><w:t xml:space="preserve">The ruleset currently being used by the encoder. The name appears next to a READ-ONLY badge if it&apos;s &quot;default&quot;.</w:t></w:r></w:p></w:tc></w:tr><w:tr><w:tc><w:tcPr><w:tcW w:type="dxa" w:w="3000"/><w:tcBorders><w:top w:val="single" w:color="DDDDDD" w:sz="1"/><w:left w:val="single" w:color="DDDDDD" w:sz="1"/><w:bottom w:val="single" w:color="DDDDDD" w:sz="1"/><w:right w:val="single" w:color="DDDDDD" w:sz="1"/></w:tcBorders><w:shd w:fill="FFFFFF" w:val="clear"/><w:tcMar><w:top w:type="dxa" w:w="80"/><w:left w:type="dxa" w:w="120"/><w:bottom w:type="dxa" w:w="80"/><w:right w:type="dxa" w:w="120"/></w:tcMar></w:tcPr><w:p><w:pPr><w:jc w:val="left"/></w:pPr><w:r><w:rPr><w:rFonts w:ascii="Arial" w:cs="Arial" w:eastAsia="Arial" w:hAnsi="Arial"/><w:b/><w:bCs/><w:color w:val="333333"/><w:sz w:val="20"/><w:szCs w:val="20"/></w:rPr><w:t xml:space="preserve">Save As New</w:t></w:r></w:p></w:tc><w:tc><w:tcPr><w:tcW w:type="dxa" w:w="6500"/><w:tcBorders><w:top w:val="single" w:color="DDDDDD" w:sz="1"/><w:left w:val="single" w:color="DDDDDD" w:sz="1"/><w:bottom w:val="single" w:color="DDDDDD" w:sz="1"/><w:right w:val="single" w:color="DDDDDD" w:sz="1"/></w:tcBorders><w:shd w:fill="FFFFFF" w:val="clear"/><w:tcMar><w:top w:type="dxa" w:w="80"/><w:left w:type="dxa" w:w="120"/><w:bottom w:type="dxa" w:w="80"/><w:right w:type="dxa" w:w="120"/></w:tcMar></w:tcPr><w:p><w:pPr><w:jc w:val="left"/></w:pPr><w:r><w:rPr><w:rFonts w:ascii="Arial" w:cs="Arial" w:eastAsia="Arial" w:hAnsi="Arial"/><w:color w:val="333333"/><w:sz w:val="20"/><w:szCs w:val="20"/></w:rPr><w:t xml:space="preserve">Clones the active ruleset to a new named copy. You give it a name (e.g., &quot;experiment-2026-05-15&quot;) and an optional description. The new copy becomes editable — original stays untouched.</w:t></w:r></w:p></w:tc></w:tr><w:tr><w:tc><w:tcPr><w:tcW w:type="dxa" w:w="3000"/><w:tcBorders><w:top w:val="single" w:color="DDDDDD" w:sz="1"/><w:left w:val="single" w:color="DDDDDD" w:sz="1"/><w:bottom w:val="single" w:color="DDDDDD" w:sz="1"/><w:right w:val="single" w:color="DDDDDD" w:sz="1"/></w:tcBorders><w:shd w:fill="F5F5F5" w:val="clear"/><w:tcMar><w:top w:type="dxa" w:w="80"/><w:left w:type="dxa" w:w="120"/><w:bottom w:type="dxa" w:w="80"/><w:right w:type="dxa" w:w="120"/></w:tcMar></w:tcPr><w:p><w:pPr><w:jc w:val="left"/></w:pPr><w:r><w:rPr><w:rFonts w:ascii="Arial" w:cs="Arial" w:eastAsia="Arial" w:hAnsi="Arial"/><w:b/><w:bCs/><w:color w:val="333333"/><w:sz w:val="20"/><w:szCs w:val="20"/></w:rPr><w:t xml:space="preserve">Revert</w:t></w:r></w:p></w:tc><w:tc><w:tcPr><w:tcW w:type="dxa" w:w="6500"/><w:tcBorders><w:top w:val="single" w:color="DDDDDD" w:sz="1"/><w:left w:val="single" w:color="DDDDDD" w:sz="1"/><w:bottom w:val="single" w:color="DDDDDD" w:sz="1"/><w:right w:val="single" w:color="DDDDDD" w:sz="1"/></w:tcBorders><w:shd w:fill="F5F5F5" w:val="clear"/><w:tcMar><w:top w:type="dxa" w:w="80"/><w:left w:type="dxa" w:w="120"/><w:bottom w:type="dxa" w:w="80"/><w:right w:type="dxa" w:w="120"/></w:tcMar></w:tcPr><w:p><w:pPr><w:jc w:val="left"/></w:pPr><w:r><w:rPr><w:rFonts w:ascii="Arial" w:cs="Arial" w:eastAsia="Arial" w:hAnsi="Arial"/><w:color w:val="333333"/><w:sz w:val="20"/><w:szCs w:val="20"/></w:rPr><w:t xml:space="preserve">Discards in-memory edits and re-loads the active ruleset from disk. Use this if you&apos;ve made changes you don&apos;t want to keep but haven&apos;t saved yet.</w:t></w:r></w:p></w:tc></w:tr><w:tr><w:tc><w:tcPr><w:tcW w:type="dxa" w:w="3000"/><w:tcBorders><w:top w:val="single" w:color="DDDDDD" w:sz="1"/><w:left w:val="single" w:color="DDDDDD" w:sz="1"/><w:bottom w:val="single" w:color="DDDDDD" w:sz="1"/><w:right w:val="single" w:color="DDDDDD" w:sz="1"/></w:tcBorders><w:shd w:fill="FFFFFF" w:val="clear"/><w:tcMar><w:top w:type="dxa" w:w="80"/><w:left w:type="dxa" w:w="120"/><w:bottom w:type="dxa" w:w="80"/><w:right w:type="dxa" w:w="120"/></w:tcMar></w:tcPr><w:p><w:pPr><w:jc w:val="left"/></w:pPr><w:r><w:rPr><w:rFonts w:ascii="Arial" w:cs="Arial" w:eastAsia="Arial" w:hAnsi="Arial"/><w:b/><w:bCs/><w:color w:val="333333"/><w:sz w:val="20"/><w:szCs w:val="20"/></w:rPr><w:t xml:space="preserve">Delete</w:t></w:r></w:p></w:tc><w:tc><w:tcPr><w:tcW w:type="dxa" w:w="6500"/><w:tcBorders><w:top w:val="single" w:color="DDDDDD" w:sz="1"/><w:left w:val="single" w:color="DDDDDD" w:sz="1"/><w:bottom w:val="single" w:color="DDDDDD" w:sz="1"/><w:right w:val="single" w:color="DDDDDD" w:sz="1"/></w:tcBorders><w:shd w:fill="FFFFFF" w:val="clear"/><w:tcMar><w:top w:type="dxa" w:w="80"/><w:left w:type="dxa" w:w="120"/><w:bottom w:type="dxa" w:w="80"/><w:right w:type="dxa" w:w="120"/></w:tcMar></w:tcPr><w:p><w:pPr><w:jc w:val="left"/></w:pPr><w:r><w:rPr><w:rFonts w:ascii="Arial" w:cs="Arial" w:eastAsia="Arial" w:hAnsi="Arial"/><w:color w:val="333333"/><w:sz w:val="20"/><w:szCs w:val="20"/></w:rPr><w:t xml:space="preserve">Permanently deletes a NON-default named ruleset. Default cannot be deleted. The currently-active ruleset cannot be deleted (switch to another first).</w:t></w:r></w:p></w:tc></w:tr><w:tr><w:tc><w:tcPr><w:tcW w:type="dxa" w:w="3000"/><w:tcBorders><w:top w:val="single" w:color="DDDDDD" w:sz="1"/><w:left w:val="single" w:color="DDDDDD" w:sz="1"/><w:bottom w:val="single" w:color="DDDDDD" w:sz="1"/><w:right w:val="single" w:color="DDDDDD" w:sz="1"/></w:tcBorders><w:shd w:fill="F5F5F5" w:val="clear"/><w:tcMar><w:top w:type="dxa" w:w="80"/><w:left w:type="dxa" w:w="120"/><w:bottom w:type="dxa" w:w="80"/><w:right w:type="dxa" w:w="120"/></w:tcMar></w:tcPr><w:p><w:pPr><w:jc w:val="left"/></w:pPr><w:r><w:rPr><w:rFonts w:ascii="Arial" w:cs="Arial" w:eastAsia="Arial" w:hAnsi="Arial"/><w:b/><w:bCs/><w:color w:val="333333"/><w:sz w:val="20"/><w:szCs w:val="20"/></w:rPr><w:t xml:space="preserve">Switch</w:t></w:r></w:p></w:tc><w:tc><w:tcPr><w:tcW w:type="dxa" w:w="6500"/><w:tcBorders><w:top w:val="single" w:color="DDDDDD" w:sz="1"/><w:left w:val="single" w:color="DDDDDD" w:sz="1"/><w:bottom w:val="single" w:color="DDDDDD" w:sz="1"/><w:right w:val="single" w:color="DDDDDD" w:sz="1"/></w:tcBorders><w:shd w:fill="F5F5F5" w:val="clear"/><w:tcMar><w:top w:type="dxa" w:w="80"/><w:left w:type="dxa" w:w="120"/><w:bottom w:type="dxa" w:w="80"/><w:right w:type="dxa" w:w="120"/></w:tcMar></w:tcPr><w:p><w:pPr><w:jc w:val="left"/></w:pPr><w:r><w:rPr><w:rFonts w:ascii="Arial" w:cs="Arial" w:eastAsia="Arial" w:hAnsi="Arial"/><w:color w:val="333333"/><w:sz w:val="20"/><w:szCs w:val="20"/></w:rPr><w:t xml:space="preserve">Changes which ruleset is active. The encoder immediately uses the newly-selected ruleset for any subsequent encode/decode.</w:t></w:r></w:p></w:tc></w:tr></w:tbl><w:p><w:pPr><w:shd w:fill="FFF3C0" w:val="clear"/><w:spacing w:after="200" w:before="100"/></w:pPr><w:r><w:rPr><w:rFonts w:ascii="Arial" w:cs="Arial" w:eastAsia="Arial" w:hAnsi="Arial"/><w:b/><w:bCs/><w:color w:val="231F20"/><w:sz w:val="21"/><w:szCs w:val="21"/></w:rPr><w:t xml:space="preserve">Rule of thumb: don&apos;t edit &quot;default&quot;. Click Save As New first, name your experiment, then edit the copy. If anything goes wrong, switch back to &quot;default&quot; and you&apos;re restored to factory rules.</w:t></w:r></w:p><w:p><w:pPr><w:spacing w:after="160" w:before="280"/></w:pPr><w:r><w:rPr><w:rFonts w:ascii="Arial" w:cs="Arial" w:eastAsia="Arial" w:hAnsi="Arial"/><w:b/><w:bCs/><w:color w:val="231F20"/><w:sz w:val="26"/><w:szCs w:val="26"/></w:rPr><w:t xml:space="preserve">3.2  Machine Types tab — per-profile rules</w:t></w:r></w:p><w:p><w:pPr><w:spacing w:after="120"/></w:pPr><w:r><w:rPr><w:rFonts w:ascii="Arial" w:cs="Arial" w:eastAsia="Arial" w:hAnsi="Arial"/><w:color w:val="333333"/><w:sz w:val="21"/><w:szCs w:val="21"/></w:rPr><w:t xml:space="preserve">Each machine type is a profile (70S41 0.75, 89S41 1.15, etc.) with these editable settings:</w:t></w:r></w:p><w:tbl><w:tblPr><w:tblW w:type="dxa" w:w="9500"/><w:tblBorders><w:top w:val="single" w:color="auto" w:sz="4"/><w:left w:val="single" w:color="auto" w:sz="4"/><w:bottom w:val="single" w:color="auto" w:sz="4"/><w:right w:val="single" w:color="auto" w:sz="4"/><w:insideH w:val="single" w:color="auto" w:sz="4"/><w:insideV w:val="single" w:color="auto" w:sz="4"/></w:tblBorders></w:tblPr><w:tblGrid><w:gridCol w:w="100"/><w:gridCol w:w="100"/></w:tblGrid><w:tr><w:tc><w:tcPr><w:tcW w:type="dxa" w:w="3000"/><w:tcBorders><w:top w:val="single" w:color="DDDDDD" w:sz="1"/><w:left w:val="single" w:color="DDDDDD" w:sz="1"/><w:bottom w:val="single" w:color="DDDDDD" w:sz="1"/><w:right w:val="single" w:color="DDDDDD" w:sz="1"/></w:tcBorders><w:shd w:fill="231F20" w:val="clear"/><w:tcMar><w:top w:type="dxa" w:w="80"/><w:left w:type="dxa" w:w="120"/><w:bottom w:type="dxa" w:w="80"/><w:right w:type="dxa" w:w="120"/></w:tcMar></w:tcPr><w:p><w:r><w:rPr><w:rFonts w:ascii="Arial" w:cs="Arial" w:eastAsia="Arial" w:hAnsi="Arial"/><w:b/><w:bCs/><w:color w:val="FFFFFF"/><w:sz w:val="20"/><w:szCs w:val="20"/></w:rPr><w:t xml:space="preserve">Field / Setting</w:t></w:r></w:p></w:tc><w:tc><w:tcPr><w:tcW w:type="dxa" w:w="6500"/><w:tcBorders><w:top w:val="single" w:color="DDDDDD" w:sz="1"/><w:left w:val="single" w:color="DDDDDD" w:sz="1"/><w:bottom w:val="single" w:color="DDDDDD" w:sz="1"/><w:right w:val="single" w:color="DDDDDD" w:sz="1"/></w:tcBorders><w:shd w:fill="231F20" w:val="clear"/><w:tcMar><w:top w:type="dxa" w:w="80"/><w:left w:type="dxa" w:w="120"/><w:bottom w:type="dxa" w:w="80"/><w:right w:type="dxa" w:w="120"/></w:tcMar></w:tcPr><w:p><w:r><w:rPr><w:rFonts w:ascii="Arial" w:cs="Arial" w:eastAsia="Arial" w:hAnsi="Arial"/><w:b/><w:bCs/><w:color w:val="FFFFFF"/><w:sz w:val="20"/><w:szCs w:val="20"/></w:rPr><w:t xml:space="preserve">What an edit changes</w:t></w:r></w:p></w:tc></w:tr><w:tr><w:tc><w:tcPr><w:tcW w:type="dxa" w:w="3000"/><w:tcBorders><w:top w:val="single" w:color="DDDDDD" w:sz="1"/><w:left w:val="single" w:color="DDDDDD" w:sz="1"/><w:bottom w:val="single" w:color="DDDDDD" w:sz="1"/><w:right w:val="single" w:color="DDDDDD" w:sz="1"/></w:tcBorders><w:shd w:fill="F5F5F5" w:val="clear"/><w:tcMar><w:top w:type="dxa" w:w="80"/><w:left w:type="dxa" w:w="120"/><w:bottom w:type="dxa" w:w="80"/><w:right w:type="dxa" w:w="120"/></w:tcMar></w:tcPr><w:p><w:pPr><w:jc w:val="left"/></w:pPr><w:r><w:rPr><w:rFonts w:ascii="Arial" w:cs="Arial" w:eastAsia="Arial" w:hAnsi="Arial"/><w:b/><w:bCs/><w:color w:val="333333"/><w:sz w:val="20"/><w:szCs w:val="20"/></w:rPr><w:t xml:space="preserve">Profile name</w:t></w:r></w:p></w:tc><w:tc><w:tcPr><w:tcW w:type="dxa" w:w="6500"/><w:tcBorders><w:top w:val="single" w:color="DDDDDD" w:sz="1"/><w:left w:val="single" w:color="DDDDDD" w:sz="1"/><w:bottom w:val="single" w:color="DDDDDD" w:sz="1"/><w:right w:val="single" w:color="DDDDDD" w:sz="1"/></w:tcBorders><w:shd w:fill="F5F5F5" w:val="clear"/><w:tcMar><w:top w:type="dxa" w:w="80"/><w:left w:type="dxa" w:w="120"/><w:bottom w:type="dxa" w:w="80"/><w:right w:type="dxa" w:w="120"/></w:tcMar></w:tcPr><w:p><w:pPr><w:jc w:val="left"/></w:pPr><w:r><w:rPr><w:rFonts w:ascii="Arial" w:cs="Arial" w:eastAsia="Arial" w:hAnsi="Arial"/><w:color w:val="333333"/><w:sz w:val="20"/><w:szCs w:val="20"/></w:rPr><w:t xml:space="preserve">The display name. Cosmetic — doesn&apos;t change behaviour. Good for adding context like &quot;70S41 0.75 — exterior load-bearing&quot;.</w:t></w:r></w:p></w:tc></w:tr><w:tr><w:tc><w:tcPr><w:tcW w:type="dxa" w:w="3000"/><w:tcBorders><w:top w:val="single" w:color="DDDDDD" w:sz="1"/><w:left w:val="single" w:color="DDDDDD" w:sz="1"/><w:bottom w:val="single" w:color="DDDDDD" w:sz="1"/><w:right w:val="single" w:color="DDDDDD" w:sz="1"/></w:tcBorders><w:shd w:fill="FFFFFF" w:val="clear"/><w:tcMar><w:top w:type="dxa" w:w="80"/><w:left w:type="dxa" w:w="120"/><w:bottom w:type="dxa" w:w="80"/><w:right w:type="dxa" w:w="120"/></w:tcMar></w:tcPr><w:p><w:pPr><w:jc w:val="left"/></w:pPr><w:r><w:rPr><w:rFonts w:ascii="Arial" w:cs="Arial" w:eastAsia="Arial" w:hAnsi="Arial"/><w:b/><w:bCs/><w:color w:val="333333"/><w:sz w:val="20"/><w:szCs w:val="20"/></w:rPr><w:t xml:space="preserve">End Clearance</w:t></w:r></w:p></w:tc><w:tc><w:tcPr><w:tcW w:type="dxa" w:w="6500"/><w:tcBorders><w:top w:val="single" w:color="DDDDDD" w:sz="1"/><w:left w:val="single" w:color="DDDDDD" w:sz="1"/><w:bottom w:val="single" w:color="DDDDDD" w:sz="1"/><w:right w:val="single" w:color="DDDDDD" w:sz="1"/></w:tcBorders><w:shd w:fill="FFFFFF" w:val="clear"/><w:tcMar><w:top w:type="dxa" w:w="80"/><w:left w:type="dxa" w:w="120"/><w:bottom w:type="dxa" w:w="80"/><w:right w:type="dxa" w:w="120"/></w:tcMar></w:tcPr><w:p><w:pPr><w:jc w:val="left"/></w:pPr><w:r><w:rPr><w:rFonts w:ascii="Arial" w:cs="Arial" w:eastAsia="Arial" w:hAnsi="Arial"/><w:color w:val="333333"/><w:sz w:val="20"/><w:szCs w:val="20"/></w:rPr><w:t xml:space="preserve">How much steel is trimmed from each end of plates and chords. Default is 4mm on 70mm and 89mm. Editing this CHANGES every plate/chord stick length output by the encoder by ±delta on each end.</w:t></w:r></w:p></w:tc></w:tr><w:tr><w:tc><w:tcPr><w:tcW w:type="dxa" w:w="3000"/><w:tcBorders><w:top w:val="single" w:color="DDDDDD" w:sz="1"/><w:left w:val="single" w:color="DDDDDD" w:sz="1"/><w:bottom w:val="single" w:color="DDDDDD" w:sz="1"/><w:right w:val="single" w:color="DDDDDD" w:sz="1"/></w:tcBorders><w:shd w:fill="F5F5F5" w:val="clear"/><w:tcMar><w:top w:type="dxa" w:w="80"/><w:left w:type="dxa" w:w="120"/><w:bottom w:type="dxa" w:w="80"/><w:right w:type="dxa" w:w="120"/></w:tcMar></w:tcPr><w:p><w:pPr><w:jc w:val="left"/></w:pPr><w:r><w:rPr><w:rFonts w:ascii="Arial" w:cs="Arial" w:eastAsia="Arial" w:hAnsi="Arial"/><w:b/><w:bCs/><w:color w:val="333333"/><w:sz w:val="20"/><w:szCs w:val="20"/></w:rPr><w:t xml:space="preserve">Stud End Trim</w:t></w:r></w:p></w:tc><w:tc><w:tcPr><w:tcW w:type="dxa" w:w="6500"/><w:tcBorders><w:top w:val="single" w:color="DDDDDD" w:sz="1"/><w:left w:val="single" w:color="DDDDDD" w:sz="1"/><w:bottom w:val="single" w:color="DDDDDD" w:sz="1"/><w:right w:val="single" w:color="DDDDDD" w:sz="1"/></w:tcBorders><w:shd w:fill="F5F5F5" w:val="clear"/><w:tcMar><w:top w:type="dxa" w:w="80"/><w:left w:type="dxa" w:w="120"/><w:bottom w:type="dxa" w:w="80"/><w:right w:type="dxa" w:w="120"/></w:tcMar></w:tcPr><w:p><w:pPr><w:jc w:val="left"/></w:pPr><w:r><w:rPr><w:rFonts w:ascii="Arial" w:cs="Arial" w:eastAsia="Arial" w:hAnsi="Arial"/><w:color w:val="333333"/><w:sz w:val="20"/><w:szCs w:val="20"/></w:rPr><w:t xml:space="preserve">Trim from each end of full studs (default 2mm). Editing changes stud lengths in the encoded RFY and all derived tool positions (the InnerDimple at 16.5mm shifts with this).</w:t></w:r></w:p></w:tc></w:tr><w:tr><w:tc><w:tcPr><w:tcW w:type="dxa" w:w="3000"/><w:tcBorders><w:top w:val="single" w:color="DDDDDD" w:sz="1"/><w:left w:val="single" w:color="DDDDDD" w:sz="1"/><w:bottom w:val="single" w:color="DDDDDD" w:sz="1"/><w:right w:val="single" w:color="DDDDDD" w:sz="1"/></w:tcBorders><w:shd w:fill="FFFFFF" w:val="clear"/><w:tcMar><w:top w:type="dxa" w:w="80"/><w:left w:type="dxa" w:w="120"/><w:bottom w:type="dxa" w:w="80"/><w:right w:type="dxa" w:w="120"/></w:tcMar></w:tcPr><w:p><w:pPr><w:jc w:val="left"/></w:pPr><w:r><w:rPr><w:rFonts w:ascii="Arial" w:cs="Arial" w:eastAsia="Arial" w:hAnsi="Arial"/><w:b/><w:bCs/><w:color w:val="333333"/><w:sz w:val="20"/><w:szCs w:val="20"/></w:rPr><w:t xml:space="preserve">Header Trim</w:t></w:r></w:p></w:tc><w:tc><w:tcPr><w:tcW w:type="dxa" w:w="6500"/><w:tcBorders><w:top w:val="single" w:color="DDDDDD" w:sz="1"/><w:left w:val="single" w:color="DDDDDD" w:sz="1"/><w:bottom w:val="single" w:color="DDDDDD" w:sz="1"/><w:right w:val="single" w:color="DDDDDD" w:sz="1"/></w:tcBorders><w:shd w:fill="FFFFFF" w:val="clear"/><w:tcMar><w:top w:type="dxa" w:w="80"/><w:left w:type="dxa" w:w="120"/><w:bottom w:type="dxa" w:w="80"/><w:right w:type="dxa" w:w="120"/></w:tcMar></w:tcPr><w:p><w:pPr><w:jc w:val="left"/></w:pPr><w:r><w:rPr><w:rFonts w:ascii="Arial" w:cs="Arial" w:eastAsia="Arial" w:hAnsi="Arial"/><w:color w:val="333333"/><w:sz w:val="20"/><w:szCs w:val="20"/></w:rPr><w:t xml:space="preserve">Trim from each end of H-prefix headers (default 1mm). Same effect as Stud End Trim but only for headers.</w:t></w:r></w:p></w:tc></w:tr><w:tr><w:tc><w:tcPr><w:tcW w:type="dxa" w:w="3000"/><w:tcBorders><w:top w:val="single" w:color="DDDDDD" w:sz="1"/><w:left w:val="single" w:color="DDDDDD" w:sz="1"/><w:bottom w:val="single" w:color="DDDDDD" w:sz="1"/><w:right w:val="single" w:color="DDDDDD" w:sz="1"/></w:tcBorders><w:shd w:fill="F5F5F5" w:val="clear"/><w:tcMar><w:top w:type="dxa" w:w="80"/><w:left w:type="dxa" w:w="120"/><w:bottom w:type="dxa" w:w="80"/><w:right w:type="dxa" w:w="120"/></w:tcMar></w:tcPr><w:p><w:pPr><w:jc w:val="left"/></w:pPr><w:r><w:rPr><w:rFonts w:ascii="Arial" w:cs="Arial" w:eastAsia="Arial" w:hAnsi="Arial"/><w:b/><w:bCs/><w:color w:val="333333"/><w:sz w:val="20"/><w:szCs w:val="20"/></w:rPr><w:t xml:space="preserve">Nog Trim</w:t></w:r></w:p></w:tc><w:tc><w:tcPr><w:tcW w:type="dxa" w:w="6500"/><w:tcBorders><w:top w:val="single" w:color="DDDDDD" w:sz="1"/><w:left w:val="single" w:color="DDDDDD" w:sz="1"/><w:bottom w:val="single" w:color="DDDDDD" w:sz="1"/><w:right w:val="single" w:color="DDDDDD" w:sz="1"/></w:tcBorders><w:shd w:fill="F5F5F5" w:val="clear"/><w:tcMar><w:top w:type="dxa" w:w="80"/><w:left w:type="dxa" w:w="120"/><w:bottom w:type="dxa" w:w="80"/><w:right w:type="dxa" w:w="120"/></w:tcMar></w:tcPr><w:p><w:pPr><w:jc w:val="left"/></w:pPr><w:r><w:rPr><w:rFonts w:ascii="Arial" w:cs="Arial" w:eastAsia="Arial" w:hAnsi="Arial"/><w:color w:val="333333"/><w:sz w:val="20"/><w:szCs w:val="20"/></w:rPr><w:t xml:space="preserve">Trim from each end of nog/noggin sticks. Conditional — uses 4mm if the nog spans the full plate width, 1mm otherwise.</w:t></w:r></w:p></w:tc></w:tr><w:tr><w:tc><w:tcPr><w:tcW w:type="dxa" w:w="3000"/><w:tcBorders><w:top w:val="single" w:color="DDDDDD" w:sz="1"/><w:left w:val="single" w:color="DDDDDD" w:sz="1"/><w:bottom w:val="single" w:color="DDDDDD" w:sz="1"/><w:right w:val="single" w:color="DDDDDD" w:sz="1"/></w:tcBorders><w:shd w:fill="FFFFFF" w:val="clear"/><w:tcMar><w:top w:type="dxa" w:w="80"/><w:left w:type="dxa" w:w="120"/><w:bottom w:type="dxa" w:w="80"/><w:right w:type="dxa" w:w="120"/></w:tcMar></w:tcPr><w:p><w:pPr><w:jc w:val="left"/></w:pPr><w:r><w:rPr><w:rFonts w:ascii="Arial" w:cs="Arial" w:eastAsia="Arial" w:hAnsi="Arial"/><w:b/><w:bCs/><w:color w:val="333333"/><w:sz w:val="20"/><w:szCs w:val="20"/></w:rPr><w:t xml:space="preserve">Service Hole positions</w:t></w:r></w:p></w:tc><w:tc><w:tcPr><w:tcW w:type="dxa" w:w="6500"/><w:tcBorders><w:top w:val="single" w:color="DDDDDD" w:sz="1"/><w:left w:val="single" w:color="DDDDDD" w:sz="1"/><w:bottom w:val="single" w:color="DDDDDD" w:sz="1"/><w:right w:val="single" w:color="DDDDDD" w:sz="1"/></w:tcBorders><w:shd w:fill="FFFFFF" w:val="clear"/><w:tcMar><w:top w:type="dxa" w:w="80"/><w:left w:type="dxa" w:w="120"/><w:bottom w:type="dxa" w:w="80"/><w:right w:type="dxa" w:w="120"/></w:tcMar></w:tcPr><w:p><w:pPr><w:jc w:val="left"/></w:pPr><w:r><w:rPr><w:rFonts w:ascii="Arial" w:cs="Arial" w:eastAsia="Arial" w:hAnsi="Arial"/><w:color w:val="333333"/><w:sz w:val="20"/><w:szCs w:val="20"/></w:rPr><w:t xml:space="preserve">List of fixed offsets (e.g., 296mm, 446mm) where SERVICE HOLE punches go on studs. Editing the list changes which positions appear in every stud&apos;s tooling.</w:t></w:r></w:p></w:tc></w:tr><w:tr><w:tc><w:tcPr><w:tcW w:type="dxa" w:w="3000"/><w:tcBorders><w:top w:val="single" w:color="DDDDDD" w:sz="1"/><w:left w:val="single" w:color="DDDDDD" w:sz="1"/><w:bottom w:val="single" w:color="DDDDDD" w:sz="1"/><w:right w:val="single" w:color="DDDDDD" w:sz="1"/></w:tcBorders><w:shd w:fill="F5F5F5" w:val="clear"/><w:tcMar><w:top w:type="dxa" w:w="80"/><w:left w:type="dxa" w:w="120"/><w:bottom w:type="dxa" w:w="80"/><w:right w:type="dxa" w:w="120"/></w:tcMar></w:tcPr><w:p><w:pPr><w:jc w:val="left"/></w:pPr><w:r><w:rPr><w:rFonts w:ascii="Arial" w:cs="Arial" w:eastAsia="Arial" w:hAnsi="Arial"/><w:b/><w:bCs/><w:color w:val="333333"/><w:sz w:val="20"/><w:szCs w:val="20"/></w:rPr><w:t xml:space="preserve">Swage cap rule</w:t></w:r></w:p></w:tc><w:tc><w:tcPr><w:tcW w:type="dxa" w:w="6500"/><w:tcBorders><w:top w:val="single" w:color="DDDDDD" w:sz="1"/><w:left w:val="single" w:color="DDDDDD" w:sz="1"/><w:bottom w:val="single" w:color="DDDDDD" w:sz="1"/><w:right w:val="single" w:color="DDDDDD" w:sz="1"/></w:tcBorders><w:shd w:fill="F5F5F5" w:val="clear"/><w:tcMar><w:top w:type="dxa" w:w="80"/><w:left w:type="dxa" w:w="120"/><w:bottom w:type="dxa" w:w="80"/><w:right w:type="dxa" w:w="120"/></w:tcMar></w:tcPr><w:p><w:pPr><w:jc w:val="left"/></w:pPr><w:r><w:rPr><w:rFonts w:ascii="Arial" w:cs="Arial" w:eastAsia="Arial" w:hAnsi="Arial"/><w:color w:val="333333"/><w:sz w:val="20"/><w:szCs w:val="20"/></w:rPr><w:t xml:space="preserve">Spans where a Swage gets emitted at each stick end (default [0..39] start cap and [length-39..length] end cap). Affects every stud, plate, nog, brace.</w:t></w:r></w:p></w:tc></w:tr><w:tr><w:tc><w:tcPr><w:tcW w:type="dxa" w:w="3000"/><w:tcBorders><w:top w:val="single" w:color="DDDDDD" w:sz="1"/><w:left w:val="single" w:color="DDDDDD" w:sz="1"/><w:bottom w:val="single" w:color="DDDDDD" w:sz="1"/><w:right w:val="single" w:color="DDDDDD" w:sz="1"/></w:tcBorders><w:shd w:fill="FFFFFF" w:val="clear"/><w:tcMar><w:top w:type="dxa" w:w="80"/><w:left w:type="dxa" w:w="120"/><w:bottom w:type="dxa" w:w="80"/><w:right w:type="dxa" w:w="120"/></w:tcMar></w:tcPr><w:p><w:pPr><w:jc w:val="left"/></w:pPr><w:r><w:rPr><w:rFonts w:ascii="Arial" w:cs="Arial" w:eastAsia="Arial" w:hAnsi="Arial"/><w:b/><w:bCs/><w:color w:val="333333"/><w:sz w:val="20"/><w:szCs w:val="20"/></w:rPr><w:t xml:space="preserve">Inner Dimple positions</w:t></w:r></w:p></w:tc><w:tc><w:tcPr><w:tcW w:type="dxa" w:w="6500"/><w:tcBorders><w:top w:val="single" w:color="DDDDDD" w:sz="1"/><w:left w:val="single" w:color="DDDDDD" w:sz="1"/><w:bottom w:val="single" w:color="DDDDDD" w:sz="1"/><w:right w:val="single" w:color="DDDDDD" w:sz="1"/></w:tcBorders><w:shd w:fill="FFFFFF" w:val="clear"/><w:tcMar><w:top w:type="dxa" w:w="80"/><w:left w:type="dxa" w:w="120"/><w:bottom w:type="dxa" w:w="80"/><w:right w:type="dxa" w:w="120"/></w:tcMar></w:tcPr><w:p><w:pPr><w:jc w:val="left"/></w:pPr><w:r><w:rPr><w:rFonts w:ascii="Arial" w:cs="Arial" w:eastAsia="Arial" w:hAnsi="Arial"/><w:color w:val="333333"/><w:sz w:val="20"/><w:szCs w:val="20"/></w:rPr><w:t xml:space="preserve">Fixed-offset dimples on plates and studs (e.g., 16.5mm cap dimple). Editing reshapes the cap pattern.</w:t></w:r></w:p></w:tc></w:tr><w:tr><w:tc><w:tcPr><w:tcW w:type="dxa" w:w="3000"/><w:tcBorders><w:top w:val="single" w:color="DDDDDD" w:sz="1"/><w:left w:val="single" w:color="DDDDDD" w:sz="1"/><w:bottom w:val="single" w:color="DDDDDD" w:sz="1"/><w:right w:val="single" w:color="DDDDDD" w:sz="1"/></w:tcBorders><w:shd w:fill="F5F5F5" w:val="clear"/><w:tcMar><w:top w:type="dxa" w:w="80"/><w:left w:type="dxa" w:w="120"/><w:bottom w:type="dxa" w:w="80"/><w:right w:type="dxa" w:w="120"/></w:tcMar></w:tcPr><w:p><w:pPr><w:jc w:val="left"/></w:pPr><w:r><w:rPr><w:rFonts w:ascii="Arial" w:cs="Arial" w:eastAsia="Arial" w:hAnsi="Arial"/><w:b/><w:bCs/><w:color w:val="333333"/><w:sz w:val="20"/><w:szCs w:val="20"/></w:rPr><w:t xml:space="preserve">Lip Notch span rules</w:t></w:r></w:p></w:tc><w:tc><w:tcPr><w:tcW w:type="dxa" w:w="6500"/><w:tcBorders><w:top w:val="single" w:color="DDDDDD" w:sz="1"/><w:left w:val="single" w:color="DDDDDD" w:sz="1"/><w:bottom w:val="single" w:color="DDDDDD" w:sz="1"/><w:right w:val="single" w:color="DDDDDD" w:sz="1"/></w:tcBorders><w:shd w:fill="F5F5F5" w:val="clear"/><w:tcMar><w:top w:type="dxa" w:w="80"/><w:left w:type="dxa" w:w="120"/><w:bottom w:type="dxa" w:w="80"/><w:right w:type="dxa" w:w="120"/></w:tcMar></w:tcPr><w:p><w:pPr><w:jc w:val="left"/></w:pPr><w:r><w:rPr><w:rFonts w:ascii="Arial" w:cs="Arial" w:eastAsia="Arial" w:hAnsi="Arial"/><w:color w:val="333333"/><w:sz w:val="20"/><w:szCs w:val="20"/></w:rPr><w:t xml:space="preserve">Where LipNotch spans appear (offsets, strides). Affects how many LIP NOTCH cells appear at each crossing in the CSV.</w:t></w:r></w:p></w:tc></w:tr><w:tr><w:tc><w:tcPr><w:tcW w:type="dxa" w:w="3000"/><w:tcBorders><w:top w:val="single" w:color="DDDDDD" w:sz="1"/><w:left w:val="single" w:color="DDDDDD" w:sz="1"/><w:bottom w:val="single" w:color="DDDDDD" w:sz="1"/><w:right w:val="single" w:color="DDDDDD" w:sz="1"/></w:tcBorders><w:shd w:fill="FFFFFF" w:val="clear"/><w:tcMar><w:top w:type="dxa" w:w="80"/><w:left w:type="dxa" w:w="120"/><w:bottom w:type="dxa" w:w="80"/><w:right w:type="dxa" w:w="120"/></w:tcMar></w:tcPr><w:p><w:pPr><w:jc w:val="left"/></w:pPr><w:r><w:rPr><w:rFonts w:ascii="Arial" w:cs="Arial" w:eastAsia="Arial" w:hAnsi="Arial"/><w:b/><w:bCs/><w:color w:val="333333"/><w:sz w:val="20"/><w:szCs w:val="20"/></w:rPr><w:t xml:space="preserve">Bolt offsets (anchor bolts)</w:t></w:r></w:p></w:tc><w:tc><w:tcPr><w:tcW w:type="dxa" w:w="6500"/><w:tcBorders><w:top w:val="single" w:color="DDDDDD" w:sz="1"/><w:left w:val="single" w:color="DDDDDD" w:sz="1"/><w:bottom w:val="single" w:color="DDDDDD" w:sz="1"/><w:right w:val="single" w:color="DDDDDD" w:sz="1"/></w:tcBorders><w:shd w:fill="FFFFFF" w:val="clear"/><w:tcMar><w:top w:type="dxa" w:w="80"/><w:left w:type="dxa" w:w="120"/><w:bottom w:type="dxa" w:w="80"/><w:right w:type="dxa" w:w="120"/></w:tcMar></w:tcPr><w:p><w:pPr><w:jc w:val="left"/></w:pPr><w:r><w:rPr><w:rFonts w:ascii="Arial" w:cs="Arial" w:eastAsia="Arial" w:hAnsi="Arial"/><w:color w:val="333333"/><w:sz w:val="20"/><w:szCs w:val="20"/></w:rPr><w:t xml:space="preserve">Where ANCHOR holes go on bottom plates of ground-floor walls. 70mm: 62mm offset. 89mm: 62mm offset gauge&lt;1.0 only.</w:t></w:r></w:p></w:tc></w:tr><w:tr><w:tc><w:tcPr><w:tcW w:type="dxa" w:w="3000"/><w:tcBorders><w:top w:val="single" w:color="DDDDDD" w:sz="1"/><w:left w:val="single" w:color="DDDDDD" w:sz="1"/><w:bottom w:val="single" w:color="DDDDDD" w:sz="1"/><w:right w:val="single" w:color="DDDDDD" w:sz="1"/></w:tcBorders><w:shd w:fill="F5F5F5" w:val="clear"/><w:tcMar><w:top w:type="dxa" w:w="80"/><w:left w:type="dxa" w:w="120"/><w:bottom w:type="dxa" w:w="80"/><w:right w:type="dxa" w:w="120"/></w:tcMar></w:tcPr><w:p><w:pPr><w:jc w:val="left"/></w:pPr><w:r><w:rPr><w:rFonts w:ascii="Arial" w:cs="Arial" w:eastAsia="Arial" w:hAnsi="Arial"/><w:b/><w:bCs/><w:color w:val="333333"/><w:sz w:val="20"/><w:szCs w:val="20"/></w:rPr><w:t xml:space="preserve">Web Bolt holes</w:t></w:r></w:p></w:tc><w:tc><w:tcPr><w:tcW w:type="dxa" w:w="6500"/><w:tcBorders><w:top w:val="single" w:color="DDDDDD" w:sz="1"/><w:left w:val="single" w:color="DDDDDD" w:sz="1"/><w:bottom w:val="single" w:color="DDDDDD" w:sz="1"/><w:right w:val="single" w:color="DDDDDD" w:sz="1"/></w:tcBorders><w:shd w:fill="F5F5F5" w:val="clear"/><w:tcMar><w:top w:type="dxa" w:w="80"/><w:left w:type="dxa" w:w="120"/><w:bottom w:type="dxa" w:w="80"/><w:right w:type="dxa" w:w="120"/></w:tcMar></w:tcPr><w:p><w:pPr><w:jc w:val="left"/></w:pPr><w:r><w:rPr><w:rFonts w:ascii="Arial" w:cs="Arial" w:eastAsia="Arial" w:hAnsi="Arial"/><w:color w:val="333333"/><w:sz w:val="20"/><w:szCs w:val="20"/></w:rPr><w:t xml:space="preserve">Where BOLT HOLES (Web tool) go on plates. Ground-floor only on 70mm; ground-floor + gauge&lt;1.0 only on 89mm.</w:t></w:r></w:p></w:tc></w:tr></w:tbl><w:p><w:pPr><w:shd w:fill="FFF3C0" w:val="clear"/><w:spacing w:after="200" w:before="100"/></w:pPr><w:r><w:rPr><w:rFonts w:ascii="Arial" w:cs="Arial" w:eastAsia="Arial" w:hAnsi="Arial"/><w:b/><w:bCs/><w:color w:val="231F20"/><w:sz w:val="21"/><w:szCs w:val="21"/></w:rPr><w:t xml:space="preserve">Every number you change here propagates to EVERY stick that uses that profile. A 1mm change in End Clearance shifts every cap dimple, every swage start/end, and every cell position in the CSV by 1mm.</w:t></w:r></w:p><w:p><w:pPr><w:spacing w:after="160" w:before="280"/></w:pPr><w:r><w:rPr><w:rFonts w:ascii="Arial" w:cs="Arial" w:eastAsia="Arial" w:hAnsi="Arial"/><w:b/><w:bCs/><w:color w:val="231F20"/><w:sz w:val="26"/><w:szCs w:val="26"/></w:rPr><w:t xml:space="preserve">3.3  Frame Types tab — which rule profile to use</w:t></w:r></w:p><w:p><w:pPr><w:spacing w:after="120"/></w:pPr><w:r><w:rPr><w:rFonts w:ascii="Arial" w:cs="Arial" w:eastAsia="Arial" w:hAnsi="Arial"/><w:color w:val="333333"/><w:sz w:val="21"/><w:szCs w:val="21"/></w:rPr><w:t xml:space="preserve">Frame types map a frame&apos;s NAME PATTERN to a rule profile. The encoder looks at the frame name (&quot;GF-LBW-70.075&quot;, &quot;PC7-1&quot;, &quot;L1101&quot;) and decides which set of rules applies.</w:t></w:r></w:p><w:tbl><w:tblPr><w:tblW w:type="dxa" w:w="9500"/><w:tblBorders><w:top w:val="single" w:color="auto" w:sz="4"/><w:left w:val="single" w:color="auto" w:sz="4"/><w:bottom w:val="single" w:color="auto" w:sz="4"/><w:right w:val="single" w:color="auto" w:sz="4"/><w:insideH w:val="single" w:color="auto" w:sz="4"/><w:insideV w:val="single" w:color="auto" w:sz="4"/></w:tblBorders></w:tblPr><w:tblGrid><w:gridCol w:w="100"/><w:gridCol w:w="100"/></w:tblGrid><w:tr><w:tc><w:tcPr><w:tcW w:type="dxa" w:w="3000"/><w:tcBorders><w:top w:val="single" w:color="DDDDDD" w:sz="1"/><w:left w:val="single" w:color="DDDDDD" w:sz="1"/><w:bottom w:val="single" w:color="DDDDDD" w:sz="1"/><w:right w:val="single" w:color="DDDDDD" w:sz="1"/></w:tcBorders><w:shd w:fill="231F20" w:val="clear"/><w:tcMar><w:top w:type="dxa" w:w="80"/><w:left w:type="dxa" w:w="120"/><w:bottom w:type="dxa" w:w="80"/><w:right w:type="dxa" w:w="120"/></w:tcMar></w:tcPr><w:p><w:r><w:rPr><w:rFonts w:ascii="Arial" w:cs="Arial" w:eastAsia="Arial" w:hAnsi="Arial"/><w:b/><w:bCs/><w:color w:val="FFFFFF"/><w:sz w:val="20"/><w:szCs w:val="20"/></w:rPr><w:t xml:space="preserve">Field / Setting</w:t></w:r></w:p></w:tc><w:tc><w:tcPr><w:tcW w:type="dxa" w:w="6500"/><w:tcBorders><w:top w:val="single" w:color="DDDDDD" w:sz="1"/><w:left w:val="single" w:color="DDDDDD" w:sz="1"/><w:bottom w:val="single" w:color="DDDDDD" w:sz="1"/><w:right w:val="single" w:color="DDDDDD" w:sz="1"/></w:tcBorders><w:shd w:fill="231F20" w:val="clear"/><w:tcMar><w:top w:type="dxa" w:w="80"/><w:left w:type="dxa" w:w="120"/><w:bottom w:type="dxa" w:w="80"/><w:right w:type="dxa" w:w="120"/></w:tcMar></w:tcPr><w:p><w:r><w:rPr><w:rFonts w:ascii="Arial" w:cs="Arial" w:eastAsia="Arial" w:hAnsi="Arial"/><w:b/><w:bCs/><w:color w:val="FFFFFF"/><w:sz w:val="20"/><w:szCs w:val="20"/></w:rPr><w:t xml:space="preserve">What an edit changes</w:t></w:r></w:p></w:tc></w:tr><w:tr><w:tc><w:tcPr><w:tcW w:type="dxa" w:w="3000"/><w:tcBorders><w:top w:val="single" w:color="DDDDDD" w:sz="1"/><w:left w:val="single" w:color="DDDDDD" w:sz="1"/><w:bottom w:val="single" w:color="DDDDDD" w:sz="1"/><w:right w:val="single" w:color="DDDDDD" w:sz="1"/></w:tcBorders><w:shd w:fill="F5F5F5" w:val="clear"/><w:tcMar><w:top w:type="dxa" w:w="80"/><w:left w:type="dxa" w:w="120"/><w:bottom w:type="dxa" w:w="80"/><w:right w:type="dxa" w:w="120"/></w:tcMar></w:tcPr><w:p><w:pPr><w:jc w:val="left"/></w:pPr><w:r><w:rPr><w:rFonts w:ascii="Arial" w:cs="Arial" w:eastAsia="Arial" w:hAnsi="Arial"/><w:b/><w:bCs/><w:color w:val="333333"/><w:sz w:val="20"/><w:szCs w:val="20"/></w:rPr><w:t xml:space="preserve">Frame type code</w:t></w:r></w:p></w:tc><w:tc><w:tcPr><w:tcW w:type="dxa" w:w="6500"/><w:tcBorders><w:top w:val="single" w:color="DDDDDD" w:sz="1"/><w:left w:val="single" w:color="DDDDDD" w:sz="1"/><w:bottom w:val="single" w:color="DDDDDD" w:sz="1"/><w:right w:val="single" w:color="DDDDDD" w:sz="1"/></w:tcBorders><w:shd w:fill="F5F5F5" w:val="clear"/><w:tcMar><w:top w:type="dxa" w:w="80"/><w:left w:type="dxa" w:w="120"/><w:bottom w:type="dxa" w:w="80"/><w:right w:type="dxa" w:w="120"/></w:tcMar></w:tcPr><w:p><w:pPr><w:jc w:val="left"/></w:pPr><w:r><w:rPr><w:rFonts w:ascii="Arial" w:cs="Arial" w:eastAsia="Arial" w:hAnsi="Arial"/><w:color w:val="333333"/><w:sz w:val="20"/><w:szCs w:val="20"/></w:rPr><w:t xml:space="preserve">The category prefix in the frame name. LBW, NLBW, FJ, LIN, RP, TIN, CP, MH, TB2B, etc.</w:t></w:r></w:p></w:tc></w:tr><w:tr><w:tc><w:tcPr><w:tcW w:type="dxa" w:w="3000"/><w:tcBorders><w:top w:val="single" w:color="DDDDDD" w:sz="1"/><w:left w:val="single" w:color="DDDDDD" w:sz="1"/><w:bottom w:val="single" w:color="DDDDDD" w:sz="1"/><w:right w:val="single" w:color="DDDDDD" w:sz="1"/></w:tcBorders><w:shd w:fill="FFFFFF" w:val="clear"/><w:tcMar><w:top w:type="dxa" w:w="80"/><w:left w:type="dxa" w:w="120"/><w:bottom w:type="dxa" w:w="80"/><w:right w:type="dxa" w:w="120"/></w:tcMar></w:tcPr><w:p><w:pPr><w:jc w:val="left"/></w:pPr><w:r><w:rPr><w:rFonts w:ascii="Arial" w:cs="Arial" w:eastAsia="Arial" w:hAnsi="Arial"/><w:b/><w:bCs/><w:color w:val="333333"/><w:sz w:val="20"/><w:szCs w:val="20"/></w:rPr><w:t xml:space="preserve">Display name</w:t></w:r></w:p></w:tc><w:tc><w:tcPr><w:tcW w:type="dxa" w:w="6500"/><w:tcBorders><w:top w:val="single" w:color="DDDDDD" w:sz="1"/><w:left w:val="single" w:color="DDDDDD" w:sz="1"/><w:bottom w:val="single" w:color="DDDDDD" w:sz="1"/><w:right w:val="single" w:color="DDDDDD" w:sz="1"/></w:tcBorders><w:shd w:fill="FFFFFF" w:val="clear"/><w:tcMar><w:top w:type="dxa" w:w="80"/><w:left w:type="dxa" w:w="120"/><w:bottom w:type="dxa" w:w="80"/><w:right w:type="dxa" w:w="120"/></w:tcMar></w:tcPr><w:p><w:pPr><w:jc w:val="left"/></w:pPr><w:r><w:rPr><w:rFonts w:ascii="Arial" w:cs="Arial" w:eastAsia="Arial" w:hAnsi="Arial"/><w:color w:val="333333"/><w:sz w:val="20"/><w:szCs w:val="20"/></w:rPr><w:t xml:space="preserve">Cosmetic. &quot;Load-Bearing Wall&quot; vs &quot;Non-Load-Bearing Wall&quot; etc.</w:t></w:r></w:p></w:tc></w:tr><w:tr><w:tc><w:tcPr><w:tcW w:type="dxa" w:w="3000"/><w:tcBorders><w:top w:val="single" w:color="DDDDDD" w:sz="1"/><w:left w:val="single" w:color="DDDDDD" w:sz="1"/><w:bottom w:val="single" w:color="DDDDDD" w:sz="1"/><w:right w:val="single" w:color="DDDDDD" w:sz="1"/></w:tcBorders><w:shd w:fill="F5F5F5" w:val="clear"/><w:tcMar><w:top w:type="dxa" w:w="80"/><w:left w:type="dxa" w:w="120"/><w:bottom w:type="dxa" w:w="80"/><w:right w:type="dxa" w:w="120"/></w:tcMar></w:tcPr><w:p><w:pPr><w:jc w:val="left"/></w:pPr><w:r><w:rPr><w:rFonts w:ascii="Arial" w:cs="Arial" w:eastAsia="Arial" w:hAnsi="Arial"/><w:b/><w:bCs/><w:color w:val="333333"/><w:sz w:val="20"/><w:szCs w:val="20"/></w:rPr><w:t xml:space="preserve">Rule profile assignment</w:t></w:r></w:p></w:tc><w:tc><w:tcPr><w:tcW w:type="dxa" w:w="6500"/><w:tcBorders><w:top w:val="single" w:color="DDDDDD" w:sz="1"/><w:left w:val="single" w:color="DDDDDD" w:sz="1"/><w:bottom w:val="single" w:color="DDDDDD" w:sz="1"/><w:right w:val="single" w:color="DDDDDD" w:sz="1"/></w:tcBorders><w:shd w:fill="F5F5F5" w:val="clear"/><w:tcMar><w:top w:type="dxa" w:w="80"/><w:left w:type="dxa" w:w="120"/><w:bottom w:type="dxa" w:w="80"/><w:right w:type="dxa" w:w="120"/></w:tcMar></w:tcPr><w:p><w:pPr><w:jc w:val="left"/></w:pPr><w:r><w:rPr><w:rFonts w:ascii="Arial" w:cs="Arial" w:eastAsia="Arial" w:hAnsi="Arial"/><w:color w:val="333333"/><w:sz w:val="20"/><w:szCs w:val="20"/></w:rPr><w:t xml:space="preserve">Which machine-type profile the frame uses. Editing this changes which dimples/swages/notches get emitted for every frame matching this code.</w:t></w:r></w:p></w:tc></w:tr><w:tr><w:tc><w:tcPr><w:tcW w:type="dxa" w:w="3000"/><w:tcBorders><w:top w:val="single" w:color="DDDDDD" w:sz="1"/><w:left w:val="single" w:color="DDDDDD" w:sz="1"/><w:bottom w:val="single" w:color="DDDDDD" w:sz="1"/><w:right w:val="single" w:color="DDDDDD" w:sz="1"/></w:tcBorders><w:shd w:fill="FFFFFF" w:val="clear"/><w:tcMar><w:top w:type="dxa" w:w="80"/><w:left w:type="dxa" w:w="120"/><w:bottom w:type="dxa" w:w="80"/><w:right w:type="dxa" w:w="120"/></w:tcMar></w:tcPr><w:p><w:pPr><w:jc w:val="left"/></w:pPr><w:r><w:rPr><w:rFonts w:ascii="Arial" w:cs="Arial" w:eastAsia="Arial" w:hAnsi="Arial"/><w:b/><w:bCs/><w:color w:val="333333"/><w:sz w:val="20"/><w:szCs w:val="20"/></w:rPr><w:t xml:space="preserve">Trim rules</w:t></w:r></w:p></w:tc><w:tc><w:tcPr><w:tcW w:type="dxa" w:w="6500"/><w:tcBorders><w:top w:val="single" w:color="DDDDDD" w:sz="1"/><w:left w:val="single" w:color="DDDDDD" w:sz="1"/><w:bottom w:val="single" w:color="DDDDDD" w:sz="1"/><w:right w:val="single" w:color="DDDDDD" w:sz="1"/></w:tcBorders><w:shd w:fill="FFFFFF" w:val="clear"/><w:tcMar><w:top w:type="dxa" w:w="80"/><w:left w:type="dxa" w:w="120"/><w:bottom w:type="dxa" w:w="80"/><w:right w:type="dxa" w:w="120"/></w:tcMar></w:tcPr><w:p><w:pPr><w:jc w:val="left"/></w:pPr><w:r><w:rPr><w:rFonts w:ascii="Arial" w:cs="Arial" w:eastAsia="Arial" w:hAnsi="Arial"/><w:color w:val="333333"/><w:sz w:val="20"/><w:szCs w:val="20"/></w:rPr><w:t xml:space="preserve">Frame-level trim overrides — e.g., LIN frames don&apos;t trim chord ends (verified vs LINEAR_TRUSS_TESTING reference). Editing here lets you flip whether a frame type gets the standard 4mm trim or skips it.</w:t></w:r></w:p></w:tc></w:tr><w:tr><w:tc><w:tcPr><w:tcW w:type="dxa" w:w="3000"/><w:tcBorders><w:top w:val="single" w:color="DDDDDD" w:sz="1"/><w:left w:val="single" w:color="DDDDDD" w:sz="1"/><w:bottom w:val="single" w:color="DDDDDD" w:sz="1"/><w:right w:val="single" w:color="DDDDDD" w:sz="1"/></w:tcBorders><w:shd w:fill="F5F5F5" w:val="clear"/><w:tcMar><w:top w:type="dxa" w:w="80"/><w:left w:type="dxa" w:w="120"/><w:bottom w:type="dxa" w:w="80"/><w:right w:type="dxa" w:w="120"/></w:tcMar></w:tcPr><w:p><w:pPr><w:jc w:val="left"/></w:pPr><w:r><w:rPr><w:rFonts w:ascii="Arial" w:cs="Arial" w:eastAsia="Arial" w:hAnsi="Arial"/><w:b/><w:bCs/><w:color w:val="333333"/><w:sz w:val="20"/><w:szCs w:val="20"/></w:rPr><w:t xml:space="preserve">Special-case flags</w:t></w:r></w:p></w:tc><w:tc><w:tcPr><w:tcW w:type="dxa" w:w="6500"/><w:tcBorders><w:top w:val="single" w:color="DDDDDD" w:sz="1"/><w:left w:val="single" w:color="DDDDDD" w:sz="1"/><w:bottom w:val="single" w:color="DDDDDD" w:sz="1"/><w:right w:val="single" w:color="DDDDDD" w:sz="1"/></w:tcBorders><w:shd w:fill="F5F5F5" w:val="clear"/><w:tcMar><w:top w:type="dxa" w:w="80"/><w:left w:type="dxa" w:w="120"/><w:bottom w:type="dxa" w:w="80"/><w:right w:type="dxa" w:w="120"/></w:tcMar></w:tcPr><w:p><w:pPr><w:jc w:val="left"/></w:pPr><w:r><w:rPr><w:rFonts w:ascii="Arial" w:cs="Arial" w:eastAsia="Arial" w:hAnsi="Arial"/><w:color w:val="333333"/><w:sz w:val="20"/><w:szCs w:val="20"/></w:rPr><w:t xml:space="preserve">Booleans like &quot;isShearWall&quot;, &quot;hasContinuousNog&quot;. These gate empirical rules added during the 75% match push.</w:t></w:r></w:p></w:tc></w:tr></w:tbl><w:p><w:pPr><w:spacing w:after="160" w:before="280"/></w:pPr><w:r><w:rPr><w:rFonts w:ascii="Arial" w:cs="Arial" w:eastAsia="Arial" w:hAnsi="Arial"/><w:b/><w:bCs/><w:color w:val="231F20"/><w:sz w:val="26"/><w:szCs w:val="26"/></w:rPr><w:t xml:space="preserve">3.4  Save flow</w:t></w:r></w:p><w:p><w:pPr><w:spacing w:after="120"/></w:pPr><w:r><w:rPr><w:rFonts w:ascii="Arial" w:cs="Arial" w:eastAsia="Arial" w:hAnsi="Arial"/><w:color w:val="333333"/><w:sz w:val="21"/><w:szCs w:val="21"/></w:rPr><w:t xml:space="preserve">Two save buttons:</w:t></w:r></w:p><w:p><w:pPr><w:pStyle w:val="ListParagraph"/><w:numPr><w:ilvl w:val="0"/><w:numId w:val="3"/></w:numPr><w:spacing w:after="80"/></w:pPr><w:r><w:rPr><w:rFonts w:ascii="Arial" w:cs="Arial" w:eastAsia="Arial" w:hAnsi="Arial"/><w:color w:val="333333"/><w:sz w:val="21"/><w:szCs w:val="21"/></w:rPr><w:t xml:space="preserve">💾 Save to Active Ruleset — writes your in-memory edits to the active ruleset&apos;s machine-types.json or frame-types.json on disk. Default ruleset is read-only and will reject this with a 403.</w:t></w:r></w:p><w:p><w:pPr><w:pStyle w:val="ListParagraph"/><w:numPr><w:ilvl w:val="0"/><w:numId w:val="3"/></w:numPr><w:spacing w:after="80"/></w:pPr><w:r><w:rPr><w:rFonts w:ascii="Arial" w:cs="Arial" w:eastAsia="Arial" w:hAnsi="Arial"/><w:color w:val="333333"/><w:sz w:val="21"/><w:szCs w:val="21"/></w:rPr><w:t xml:space="preserve">Save As New (in the ruleset selector) — creates a new ruleset by cloning the active one + applying your edits.</w:t></w:r></w:p><w:p><w:pPr><w:shd w:fill="FFF3C0" w:val="clear"/><w:spacing w:after="200" w:before="100"/></w:pPr><w:r><w:rPr><w:rFonts w:ascii="Arial" w:cs="Arial" w:eastAsia="Arial" w:hAnsi="Arial"/><w:b/><w:bCs/><w:color w:val="231F20"/><w:sz w:val="21"/><w:szCs w:val="21"/></w:rPr><w:t xml:space="preserve">If you forget to click Save, your edits are lost on a page refresh. Look for the dirty indicator (highlighted Save button) — it&apos;s the only signal that there&apos;s unsaved work.</w:t></w:r></w:p><w:p><w:r><w:br w:type="page"/></w:r></w:p><w:p><w:pPr><w:spacing w:after="200" w:before="360"/></w:pPr><w:r><w:rPr><w:rFonts w:ascii="Arial" w:cs="Arial" w:eastAsia="Arial" w:hAnsi="Arial"/><w:b/><w:bCs/><w:color w:val="231F20"/><w:sz w:val="32"/><w:szCs w:val="32"/></w:rPr><w:t xml:space="preserve">4. Tooling Rules Registry (/rules/tooling)</w:t></w:r></w:p><w:p><w:pPr><w:spacing w:after="120"/></w:pPr><w:r><w:rPr><w:rFonts w:ascii="Arial" w:cs="Arial" w:eastAsia="Arial" w:hAnsi="Arial"/><w:color w:val="333333"/><w:sz w:val="21"/><w:szCs w:val="21"/></w:rPr><w:t xml:space="preserve">This page lists every PER-STICK rule the encoder applies. It&apos;s currently read-only — useful when you&apos;re debugging &quot;why is this notch at the wrong position?&quot; — but the data lives in src/rules/table.ts in the codec repo and you can edit it there.</w:t></w:r></w:p><w:p><w:pPr><w:spacing w:after="160" w:before="280"/></w:pPr><w:r><w:rPr><w:rFonts w:ascii="Arial" w:cs="Arial" w:eastAsia="Arial" w:hAnsi="Arial"/><w:b/><w:bCs/><w:color w:val="231F20"/><w:sz w:val="26"/><w:szCs w:val="26"/></w:rPr><w:t xml:space="preserve">What&apos;s in the registry</w:t></w:r></w:p><0/><w:p><w:pPr><w:spacing w:after="160" w:before="280"/></w:pPr><w:r><w:rPr><w:rFonts w:ascii="Arial" w:cs="Arial" w:eastAsia="Arial" w:hAnsi="Arial"/><w:b/><w:bCs/><w:color w:val="231F20"/><w:sz w:val="26"/><w:szCs w:val="26"/></w:rPr><w:t xml:space="preserve">Why look here</w:t></w:r></w:p><w:p><w:pPr><w:spacing w:after="120"/></w:pPr><w:r><w:rPr><w:rFonts w:ascii="Arial" w:cs="Arial" w:eastAsia="Arial" w:hAnsi="Arial"/><w:color w:val="333333"/><w:sz w:val="21"/><w:szCs w:val="21"/></w:rPr><w:t xml:space="preserve">When the cut steel comes out wrong, this is the first place to look. Find the rule that emitted the wrong op, then either:</w:t></w:r></w:p><0/><w:p><w:r><w:br w:type="page"/></w:r></w:p><w:p><w:pPr><w:spacing w:after="200" w:before="360"/></w:pPr><w:r><w:rPr><w:rFonts w:ascii="Arial" w:cs="Arial" w:eastAsia="Arial" w:hAnsi="Arial"/><w:b/><w:bCs/><w:color w:val="231F20"/><w:sz w:val="32"/><w:szCs w:val="32"/></w:rPr><w:t xml:space="preserve">5. Match Regression Dashboard (/regression)</w:t></w:r></w:p><w:p><w:pPr><w:spacing w:after="120"/></w:pPr><w:r><w:rPr><w:rFonts w:ascii="Arial" w:cs="Arial" w:eastAsia="Arial" w:hAnsi="Arial"/><w:color w:val="333333"/><w:sz w:val="21"/><w:szCs w:val="21"/></w:rPr><w:t xml:space="preserve">The regression dashboard runs the codec against the entire test corpus and shows how many operations match the Detailer reference output. Use it AFTER editing rules to verify the change didn&apos;t break anything.</w:t></w:r></w:p><w:p><w:pPr><w:spacing w:after="160" w:before="280"/></w:pPr><w:r><w:rPr><w:rFonts w:ascii="Arial" w:cs="Arial" w:eastAsia="Arial" w:hAnsi="Arial"/><w:b/><w:bCs/><w:color w:val="231F20"/><w:sz w:val="26"/><w:szCs w:val="26"/></w:rPr><w:t xml:space="preserve">5.1  Reading the summary tiles</w:t></w:r></w:p><w:tbl><w:tblPr><w:tblW w:type="dxa" w:w="9500"/><w:tblBorders><w:top w:val="single" w:color="auto" w:sz="4"/><w:left w:val="single" w:color="auto" w:sz="4"/><w:bottom w:val="single" w:color="auto" w:sz="4"/><w:right w:val="single" w:color="auto" w:sz="4"/><w:insideH w:val="single" w:color="auto" w:sz="4"/><w:insideV w:val="single" w:color="auto" w:sz="4"/></w:tblBorders></w:tblPr><w:tblGrid><w:gridCol w:w="100"/><w:gridCol w:w="100"/></w:tblGrid><w:tr><w:tc><w:tcPr><w:tcW w:type="dxa" w:w="3000"/><w:tcBorders><w:top w:val="single" w:color="DDDDDD" w:sz="1"/><w:left w:val="single" w:color="DDDDDD" w:sz="1"/><w:bottom w:val="single" w:color="DDDDDD" w:sz="1"/><w:right w:val="single" w:color="DDDDDD" w:sz="1"/></w:tcBorders><w:shd w:fill="231F20" w:val="clear"/><w:tcMar><w:top w:type="dxa" w:w="80"/><w:left w:type="dxa" w:w="120"/><w:bottom w:type="dxa" w:w="80"/><w:right w:type="dxa" w:w="120"/></w:tcMar></w:tcPr><w:p><w:r><w:rPr><w:rFonts w:ascii="Arial" w:cs="Arial" w:eastAsia="Arial" w:hAnsi="Arial"/><w:b/><w:bCs/><w:color w:val="FFFFFF"/><w:sz w:val="20"/><w:szCs w:val="20"/></w:rPr><w:t xml:space="preserve">Field / Setting</w:t></w:r></w:p></w:tc><w:tc><w:tcPr><w:tcW w:type="dxa" w:w="6500"/><w:tcBorders><w:top w:val="single" w:color="DDDDDD" w:sz="1"/><w:left w:val="single" w:color="DDDDDD" w:sz="1"/><w:bottom w:val="single" w:color="DDDDDD" w:sz="1"/><w:right w:val="single" w:color="DDDDDD" w:sz="1"/></w:tcBorders><w:shd w:fill="231F20" w:val="clear"/><w:tcMar><w:top w:type="dxa" w:w="80"/><w:left w:type="dxa" w:w="120"/><w:bottom w:type="dxa" w:w="80"/><w:right w:type="dxa" w:w="120"/></w:tcMar></w:tcPr><w:p><w:r><w:rPr><w:rFonts w:ascii="Arial" w:cs="Arial" w:eastAsia="Arial" w:hAnsi="Arial"/><w:b/><w:bCs/><w:color w:val="FFFFFF"/><w:sz w:val="20"/><w:szCs w:val="20"/></w:rPr><w:t xml:space="preserve">What an edit changes</w:t></w:r></w:p></w:tc></w:tr><w:tr><w:tc><w:tcPr><w:tcW w:type="dxa" w:w="3000"/><w:tcBorders><w:top w:val="single" w:color="DDDDDD" w:sz="1"/><w:left w:val="single" w:color="DDDDDD" w:sz="1"/><w:bottom w:val="single" w:color="DDDDDD" w:sz="1"/><w:right w:val="single" w:color="DDDDDD" w:sz="1"/></w:tcBorders><w:shd w:fill="F5F5F5" w:val="clear"/><w:tcMar><w:top w:type="dxa" w:w="80"/><w:left w:type="dxa" w:w="120"/><w:bottom w:type="dxa" w:w="80"/><w:right w:type="dxa" w:w="120"/></w:tcMar></w:tcPr><w:p><w:pPr><w:jc w:val="left"/></w:pPr><w:r><w:rPr><w:rFonts w:ascii="Arial" w:cs="Arial" w:eastAsia="Arial" w:hAnsi="Arial"/><w:b/><w:bCs/><w:color w:val="333333"/><w:sz w:val="20"/><w:szCs w:val="20"/></w:rPr><w:t xml:space="preserve">Overall match %</w:t></w:r></w:p></w:tc><w:tc><w:tcPr><w:tcW w:type="dxa" w:w="6500"/><w:tcBorders><w:top w:val="single" w:color="DDDDDD" w:sz="1"/><w:left w:val="single" w:color="DDDDDD" w:sz="1"/><w:bottom w:val="single" w:color="DDDDDD" w:sz="1"/><w:right w:val="single" w:color="DDDDDD" w:sz="1"/></w:tcBorders><w:shd w:fill="F5F5F5" w:val="clear"/><w:tcMar><w:top w:type="dxa" w:w="80"/><w:left w:type="dxa" w:w="120"/><w:bottom w:type="dxa" w:w="80"/><w:right w:type="dxa" w:w="120"/></w:tcMar></w:tcPr><w:p><w:pPr><w:jc w:val="left"/></w:pPr><w:r><w:rPr><w:rFonts w:ascii="Arial" w:cs="Arial" w:eastAsia="Arial" w:hAnsi="Arial"/><w:color w:val="333333"/><w:sz w:val="20"/><w:szCs w:val="20"/></w:rPr><w:t xml:space="preserve">Op-level match across the whole corpus. Currently 75.45% on 40 jobs (target: 100% via Frida capture once Detailer reinstalls).</w:t></w:r></w:p></w:tc></w:tr><w:tr><w:tc><w:tcPr><w:tcW w:type="dxa" w:w="3000"/><w:tcBorders><w:top w:val="single" w:color="DDDDDD" w:sz="1"/><w:left w:val="single" w:color="DDDDDD" w:sz="1"/><w:bottom w:val="single" w:color="DDDDDD" w:sz="1"/><w:right w:val="single" w:color="DDDDDD" w:sz="1"/></w:tcBorders><w:shd w:fill="FFFFFF" w:val="clear"/><w:tcMar><w:top w:type="dxa" w:w="80"/><w:left w:type="dxa" w:w="120"/><w:bottom w:type="dxa" w:w="80"/><w:right w:type="dxa" w:w="120"/></w:tcMar></w:tcPr><w:p><w:pPr><w:jc w:val="left"/></w:pPr><w:r><w:rPr><w:rFonts w:ascii="Arial" w:cs="Arial" w:eastAsia="Arial" w:hAnsi="Arial"/><w:b/><w:bCs/><w:color w:val="333333"/><w:sz w:val="20"/><w:szCs w:val="20"/></w:rPr><w:t xml:space="preserve">Jobs</w:t></w:r></w:p></w:tc><w:tc><w:tcPr><w:tcW w:type="dxa" w:w="6500"/><w:tcBorders><w:top w:val="single" w:color="DDDDDD" w:sz="1"/><w:left w:val="single" w:color="DDDDDD" w:sz="1"/><w:bottom w:val="single" w:color="DDDDDD" w:sz="1"/><w:right w:val="single" w:color="DDDDDD" w:sz="1"/></w:tcBorders><w:shd w:fill="FFFFFF" w:val="clear"/><w:tcMar><w:top w:type="dxa" w:w="80"/><w:left w:type="dxa" w:w="120"/><w:bottom w:type="dxa" w:w="80"/><w:right w:type="dxa" w:w="120"/></w:tcMar></w:tcPr><w:p><w:pPr><w:jc w:val="left"/></w:pPr><w:r><w:rPr><w:rFonts w:ascii="Arial" w:cs="Arial" w:eastAsia="Arial" w:hAnsi="Arial"/><w:color w:val="333333"/><w:sz w:val="20"/><w:szCs w:val="20"/></w:rPr><w:t xml:space="preserve">Total number of XML/RFY pairs the harness ran. Each pair = one frame + one expected RFY.</w:t></w:r></w:p></w:tc></w:tr><w:tr><w:tc><w:tcPr><w:tcW w:type="dxa" w:w="3000"/><w:tcBorders><w:top w:val="single" w:color="DDDDDD" w:sz="1"/><w:left w:val="single" w:color="DDDDDD" w:sz="1"/><w:bottom w:val="single" w:color="DDDDDD" w:sz="1"/><w:right w:val="single" w:color="DDDDDD" w:sz="1"/></w:tcBorders><w:shd w:fill="F5F5F5" w:val="clear"/><w:tcMar><w:top w:type="dxa" w:w="80"/><w:left w:type="dxa" w:w="120"/><w:bottom w:type="dxa" w:w="80"/><w:right w:type="dxa" w:w="120"/></w:tcMar></w:tcPr><w:p><w:pPr><w:jc w:val="left"/></w:pPr><w:r><w:rPr><w:rFonts w:ascii="Arial" w:cs="Arial" w:eastAsia="Arial" w:hAnsi="Arial"/><w:b/><w:bCs/><w:color w:val="333333"/><w:sz w:val="20"/><w:szCs w:val="20"/></w:rPr><w:t xml:space="preserve">At 100%</w:t></w:r></w:p></w:tc><w:tc><w:tcPr><w:tcW w:type="dxa" w:w="6500"/><w:tcBorders><w:top w:val="single" w:color="DDDDDD" w:sz="1"/><w:left w:val="single" w:color="DDDDDD" w:sz="1"/><w:bottom w:val="single" w:color="DDDDDD" w:sz="1"/><w:right w:val="single" w:color="DDDDDD" w:sz="1"/></w:tcBorders><w:shd w:fill="F5F5F5" w:val="clear"/><w:tcMar><w:top w:type="dxa" w:w="80"/><w:left w:type="dxa" w:w="120"/><w:bottom w:type="dxa" w:w="80"/><w:right w:type="dxa" w:w="120"/></w:tcMar></w:tcPr><w:p><w:pPr><w:jc w:val="left"/></w:pPr><w:r><w:rPr><w:rFonts w:ascii="Arial" w:cs="Arial" w:eastAsia="Arial" w:hAnsi="Arial"/><w:color w:val="333333"/><w:sz w:val="20"/><w:szCs w:val="20"/></w:rPr><w:t xml:space="preserve">Number of jobs that match Detailer exactly. CP-89.075 currently sits at 100% (96 ops). Goal is to get every category there.</w:t></w:r></w:p></w:tc></w:tr><w:tr><w:tc><w:tcPr><w:tcW w:type="dxa" w:w="3000"/><w:tcBorders><w:top w:val="single" w:color="DDDDDD" w:sz="1"/><w:left w:val="single" w:color="DDDDDD" w:sz="1"/><w:bottom w:val="single" w:color="DDDDDD" w:sz="1"/><w:right w:val="single" w:color="DDDDDD" w:sz="1"/></w:tcBorders><w:shd w:fill="FFFFFF" w:val="clear"/><w:tcMar><w:top w:type="dxa" w:w="80"/><w:left w:type="dxa" w:w="120"/><w:bottom w:type="dxa" w:w="80"/><w:right w:type="dxa" w:w="120"/></w:tcMar></w:tcPr><w:p><w:pPr><w:jc w:val="left"/></w:pPr><w:r><w:rPr><w:rFonts w:ascii="Arial" w:cs="Arial" w:eastAsia="Arial" w:hAnsi="Arial"/><w:b/><w:bCs/><w:color w:val="333333"/><w:sz w:val="20"/><w:szCs w:val="20"/></w:rPr><w:t xml:space="preserve">Errors</w:t></w:r></w:p></w:tc><w:tc><w:tcPr><w:tcW w:type="dxa" w:w="6500"/><w:tcBorders><w:top w:val="single" w:color="DDDDDD" w:sz="1"/><w:left w:val="single" w:color="DDDDDD" w:sz="1"/><w:bottom w:val="single" w:color="DDDDDD" w:sz="1"/><w:right w:val="single" w:color="DDDDDD" w:sz="1"/></w:tcBorders><w:shd w:fill="FFFFFF" w:val="clear"/><w:tcMar><w:top w:type="dxa" w:w="80"/><w:left w:type="dxa" w:w="120"/><w:bottom w:type="dxa" w:w="80"/><w:right w:type="dxa" w:w="120"/></w:tcMar></w:tcPr><w:p><w:pPr><w:jc w:val="left"/></w:pPr><w:r><w:rPr><w:rFonts w:ascii="Arial" w:cs="Arial" w:eastAsia="Arial" w:hAnsi="Arial"/><w:color w:val="333333"/><w:sz w:val="20"/><w:szCs w:val="20"/></w:rPr><w:t xml:space="preserve">Jobs that failed to run (codec crash, malformed input). 0 = clean run.</w:t></w:r></w:p></w:tc></w:tr><w:tr><w:tc><w:tcPr><w:tcW w:type="dxa" w:w="3000"/><w:tcBorders><w:top w:val="single" w:color="DDDDDD" w:sz="1"/><w:left w:val="single" w:color="DDDDDD" w:sz="1"/><w:bottom w:val="single" w:color="DDDDDD" w:sz="1"/><w:right w:val="single" w:color="DDDDDD" w:sz="1"/></w:tcBorders><w:shd w:fill="F5F5F5" w:val="clear"/><w:tcMar><w:top w:type="dxa" w:w="80"/><w:left w:type="dxa" w:w="120"/><w:bottom w:type="dxa" w:w="80"/><w:right w:type="dxa" w:w="120"/></w:tcMar></w:tcPr><w:p><w:pPr><w:jc w:val="left"/></w:pPr><w:r><w:rPr><w:rFonts w:ascii="Arial" w:cs="Arial" w:eastAsia="Arial" w:hAnsi="Arial"/><w:b/><w:bCs/><w:color w:val="333333"/><w:sz w:val="20"/><w:szCs w:val="20"/></w:rPr><w:t xml:space="preserve">CSV full pipeline %</w:t></w:r></w:p></w:tc><w:tc><w:tcPr><w:tcW w:type="dxa" w:w="6500"/><w:tcBorders><w:top w:val="single" w:color="DDDDDD" w:sz="1"/><w:left w:val="single" w:color="DDDDDD" w:sz="1"/><w:bottom w:val="single" w:color="DDDDDD" w:sz="1"/><w:right w:val="single" w:color="DDDDDD" w:sz="1"/></w:tcBorders><w:shd w:fill="F5F5F5" w:val="clear"/><w:tcMar><w:top w:type="dxa" w:w="80"/><w:left w:type="dxa" w:w="120"/><w:bottom w:type="dxa" w:w="80"/><w:right w:type="dxa" w:w="120"/></w:tcMar></w:tcPr><w:p><w:pPr><w:jc w:val="left"/></w:pPr><w:r><w:rPr><w:rFonts w:ascii="Arial" w:cs="Arial" w:eastAsia="Arial" w:hAnsi="Arial"/><w:color w:val="333333"/><w:sz w:val="20"/><w:szCs w:val="20"/></w:rPr><w:t xml:space="preserve">NEW. Row-level CSV match: ours-csv vs Detailer-csv. Currently 25.1% on HG260044 (full pipeline). Lower than op-level because CSV reordering + FILLER rules add row-level differences not visible in the RFY.</w:t></w:r></w:p></w:tc></w:tr><w:tr><w:tc><w:tcPr><w:tcW w:type="dxa" w:w="3000"/><w:tcBorders><w:top w:val="single" w:color="DDDDDD" w:sz="1"/><w:left w:val="single" w:color="DDDDDD" w:sz="1"/><w:bottom w:val="single" w:color="DDDDDD" w:sz="1"/><w:right w:val="single" w:color="DDDDDD" w:sz="1"/></w:tcBorders><w:shd w:fill="FFFFFF" w:val="clear"/><w:tcMar><w:top w:type="dxa" w:w="80"/><w:left w:type="dxa" w:w="120"/><w:bottom w:type="dxa" w:w="80"/><w:right w:type="dxa" w:w="120"/></w:tcMar></w:tcPr><w:p><w:pPr><w:jc w:val="left"/></w:pPr><w:r><w:rPr><w:rFonts w:ascii="Arial" w:cs="Arial" w:eastAsia="Arial" w:hAnsi="Arial"/><w:b/><w:bCs/><w:color w:val="333333"/><w:sz w:val="20"/><w:szCs w:val="20"/></w:rPr><w:t xml:space="preserve">CSV emission %</w:t></w:r></w:p></w:tc><w:tc><w:tcPr><w:tcW w:type="dxa" w:w="6500"/><w:tcBorders><w:top w:val="single" w:color="DDDDDD" w:sz="1"/><w:left w:val="single" w:color="DDDDDD" w:sz="1"/><w:bottom w:val="single" w:color="DDDDDD" w:sz="1"/><w:right w:val="single" w:color="DDDDDD" w:sz="1"/></w:tcBorders><w:shd w:fill="FFFFFF" w:val="clear"/><w:tcMar><w:top w:type="dxa" w:w="80"/><w:left w:type="dxa" w:w="120"/><w:bottom w:type="dxa" w:w="80"/><w:right w:type="dxa" w:w="120"/></w:tcMar></w:tcPr><w:p><w:pPr><w:jc w:val="left"/></w:pPr><w:r><w:rPr><w:rFonts w:ascii="Arial" w:cs="Arial" w:eastAsia="Arial" w:hAnsi="Arial"/><w:color w:val="333333"/><w:sz w:val="20"/><w:szCs w:val="20"/></w:rPr><w:t xml:space="preserve">Decoder→csv accuracy alone — measures whether documentToCsvs() correctly emits Detailer&apos;s CSV format from a known-good RFY. Currently 48.9%.</w:t></w:r></w:p></w:tc></w:tr><w:tr><w:tc><w:tcPr><w:tcW w:type="dxa" w:w="3000"/><w:tcBorders><w:top w:val="single" w:color="DDDDDD" w:sz="1"/><w:left w:val="single" w:color="DDDDDD" w:sz="1"/><w:bottom w:val="single" w:color="DDDDDD" w:sz="1"/><w:right w:val="single" w:color="DDDDDD" w:sz="1"/></w:tcBorders><w:shd w:fill="F5F5F5" w:val="clear"/><w:tcMar><w:top w:type="dxa" w:w="80"/><w:left w:type="dxa" w:w="120"/><w:bottom w:type="dxa" w:w="80"/><w:right w:type="dxa" w:w="120"/></w:tcMar></w:tcPr><w:p><w:pPr><w:jc w:val="left"/></w:pPr><w:r><w:rPr><w:rFonts w:ascii="Arial" w:cs="Arial" w:eastAsia="Arial" w:hAnsi="Arial"/><w:b/><w:bCs/><w:color w:val="333333"/><w:sz w:val="20"/><w:szCs w:val="20"/></w:rPr><w:t xml:space="preserve">CSV rule-gen %</w:t></w:r></w:p></w:tc><w:tc><w:tcPr><w:tcW w:type="dxa" w:w="6500"/><w:tcBorders><w:top w:val="single" w:color="DDDDDD" w:sz="1"/><w:left w:val="single" w:color="DDDDDD" w:sz="1"/><w:bottom w:val="single" w:color="DDDDDD" w:sz="1"/><w:right w:val="single" w:color="DDDDDD" w:sz="1"/></w:tcBorders><w:shd w:fill="F5F5F5" w:val="clear"/><w:tcMar><w:top w:type="dxa" w:w="80"/><w:left w:type="dxa" w:w="120"/><w:bottom w:type="dxa" w:w="80"/><w:right w:type="dxa" w:w="120"/></w:tcMar></w:tcPr><w:p><w:pPr><w:jc w:val="left"/></w:pPr><w:r><w:rPr><w:rFonts w:ascii="Arial" w:cs="Arial" w:eastAsia="Arial" w:hAnsi="Arial"/><w:color w:val="333333"/><w:sz w:val="20"/><w:szCs w:val="20"/></w:rPr><w:t xml:space="preserve">Synthesize→csv accuracy — measures the rule generation through the CSV lens. Currently 30.6%.</w:t></w:r></w:p></w:tc></w:tr></w:tbl><w:p><w:pPr><w:spacing w:after="160" w:before="280"/></w:pPr><w:r><w:rPr><w:rFonts w:ascii="Arial" w:cs="Arial" w:eastAsia="Arial" w:hAnsi="Arial"/><w:b/><w:bCs/><w:color w:val="231F20"/><w:sz w:val="26"/><w:szCs w:val="26"/></w:rPr><w:t xml:space="preserve">5.2  By-category view</w:t></w:r></w:p><w:p><w:pPr><w:spacing w:after="120"/></w:pPr><w:r><w:rPr><w:rFonts w:ascii="Arial" w:cs="Arial" w:eastAsia="Arial" w:hAnsi="Arial"/><w:color w:val="333333"/><w:sz w:val="21"/><w:szCs w:val="21"/></w:rPr><w:t xml:space="preserve">Below the tiles is a per-category breakdown (CP-89.075, NLBW-89.075, LBW-89.075, etc.). The bar chart shows the match % visually; numbers next to it are matched / total ops in that category.</w:t></w:r></w:p><w:p><w:pPr><w:spacing w:after="120"/></w:pPr><w:r><w:rPr><w:rFonts w:ascii="Arial" w:cs="Arial" w:eastAsia="Arial" w:hAnsi="Arial"/><w:color w:val="333333"/><w:sz w:val="21"/><w:szCs w:val="21"/></w:rPr><w:t xml:space="preserve">CSV match % appears in sky-blue beside each category when a paired .csv reference is available.</w:t></w:r></w:p><w:p><w:pPr><w:spacing w:after="160" w:before="280"/></w:pPr><w:r><w:rPr><w:rFonts w:ascii="Arial" w:cs="Arial" w:eastAsia="Arial" w:hAnsi="Arial"/><w:b/><w:bCs/><w:color w:val="231F20"/><w:sz w:val="26"/><w:szCs w:val="26"/></w:rPr><w:t xml:space="preserve">5.3  Job-list view + drill-down</w:t></w:r></w:p><w:p><w:pPr><w:spacing w:after="120"/></w:pPr><w:r><w:rPr><w:rFonts w:ascii="Arial" w:cs="Arial" w:eastAsia="Arial" w:hAnsi="Arial"/><w:color w:val="333333"/><w:sz w:val="21"/><w:szCs w:val="21"/></w:rPr><w:t xml:space="preserve">Below the categories is a sortable job list. Click any job to expand:</w:t></w:r></w:p><0/><w:p><w:pPr><w:spacing w:after="160" w:before="280"/></w:pPr><w:r><w:rPr><w:rFonts w:ascii="Arial" w:cs="Arial" w:eastAsia="Arial" w:hAnsi="Arial"/><w:b/><w:bCs/><w:color w:val="231F20"/><w:sz w:val="26"/><w:szCs w:val="26"/></w:rPr><w:t xml:space="preserve">5.4  Refresh button</w:t></w:r></w:p><w:p><w:pPr><w:spacing w:after="120"/></w:pPr><w:r><w:rPr><w:rFonts w:ascii="Arial" w:cs="Arial" w:eastAsia="Arial" w:hAnsi="Arial"/><w:color w:val="333333"/><w:sz w:val="21"/><w:szCs w:val="21"/></w:rPr><w:t xml:space="preserve">The dashboard caches results in memory. Click Refresh to re-run the corpus diff after a rule edit. Takes 1-3 minutes for the full 40-job run on a warm machine.</w:t></w:r></w:p><w:p><w:pPr><w:shd w:fill="FFF3C0" w:val="clear"/><w:spacing w:after="200" w:before="100"/></w:pPr><w:r><w:rPr><w:rFonts w:ascii="Arial" w:cs="Arial" w:eastAsia="Arial" w:hAnsi="Arial"/><w:b/><w:bCs/><w:color w:val="231F20"/><w:sz w:val="21"/><w:szCs w:val="21"/></w:rPr><w:t xml:space="preserve">Workflow: edit rules → Save → click Refresh on /regression → check the overall match % went UP not DOWN. If it dropped, revert the ruleset and try again.</w:t></w:r></w:p><w:p><w:pPr><w:spacing w:after="160" w:before="280"/></w:pPr><w:r><w:rPr><w:rFonts w:ascii="Arial" w:cs="Arial" w:eastAsia="Arial" w:hAnsi="Arial"/><w:b/><w:bCs/><w:color w:val="231F20"/><w:sz w:val="26"/><w:szCs w:val="26"/></w:rPr><w:t xml:space="preserve">5.5  Local-only</w:t></w:r></w:p><w:p><w:pPr><w:spacing w:after="120"/></w:pPr><w:r><w:rPr><w:rFonts w:ascii="Arial" w:cs="Arial" w:eastAsia="Arial" w:hAnsi="Arial"/><w:color w:val="333333"/><w:sz w:val="21"/><w:szCs w:val="21"/></w:rPr><w:t xml:space="preserve">The dashboard can only run on a machine where the test corpus is on disk. On Vercel and other hosted environments it shows an amber info card explaining this — that&apos;s not an error, just informational.</w:t></w:r></w:p><w:p><w:r><w:br w:type="page"/></w:r></w:p><w:p><w:pPr><w:spacing w:after="200" w:before="360"/></w:pPr><w:r><w:rPr><w:rFonts w:ascii="Arial" w:cs="Arial" w:eastAsia="Arial" w:hAnsi="Arial"/><w:b/><w:bCs/><w:color w:val="231F20"/><w:sz w:val="32"/><w:szCs w:val="32"/></w:rPr><w:t xml:space="preserve">6. &quot;What does editing X change?&quot; — quick reference</w:t></w:r></w:p><w:p><w:pPr><w:spacing w:after="120"/></w:pPr><w:r><w:rPr><w:rFonts w:ascii="Arial" w:cs="Arial" w:eastAsia="Arial" w:hAnsi="Arial"/><w:color w:val="333333"/><w:sz w:val="21"/><w:szCs w:val="21"/></w:rPr><w:t xml:space="preserve">Use this as a lookup before you change anything in /rules. Every entry tells you exactly what downstream effect to expect.</w:t></w:r></w:p><w:p><w:pPr><w:spacing w:after="160" w:before="280"/></w:pPr><w:r><w:rPr><w:rFonts w:ascii="Arial" w:cs="Arial" w:eastAsia="Arial" w:hAnsi="Arial"/><w:b/><w:bCs/><w:color w:val="231F20"/><w:sz w:val="26"/><w:szCs w:val="26"/></w:rPr><w:t xml:space="preserve">6.1  Edits that change EVERY stick of a profile</w:t></w:r></w:p><w:tbl><w:tblPr><w:tblW w:type="dxa" w:w="9500"/><w:tblBorders><w:top w:val="single" w:color="auto" w:sz="4"/><w:left w:val="single" w:color="auto" w:sz="4"/><w:bottom w:val="single" w:color="auto" w:sz="4"/><w:right w:val="single" w:color="auto" w:sz="4"/><w:insideH w:val="single" w:color="auto" w:sz="4"/><w:insideV w:val="single" w:color="auto" w:sz="4"/></w:tblBorders></w:tblPr><w:tblGrid><w:gridCol w:w="100"/><w:gridCol w:w="100"/></w:tblGrid><w:tr><w:tc><w:tcPr><w:tcW w:type="dxa" w:w="3000"/><w:tcBorders><w:top w:val="single" w:color="DDDDDD" w:sz="1"/><w:left w:val="single" w:color="DDDDDD" w:sz="1"/><w:bottom w:val="single" w:color="DDDDDD" w:sz="1"/><w:right w:val="single" w:color="DDDDDD" w:sz="1"/></w:tcBorders><w:shd w:fill="231F20" w:val="clear"/><w:tcMar><w:top w:type="dxa" w:w="80"/><w:left w:type="dxa" w:w="120"/><w:bottom w:type="dxa" w:w="80"/><w:right w:type="dxa" w:w="120"/></w:tcMar></w:tcPr><w:p><w:r><w:rPr><w:rFonts w:ascii="Arial" w:cs="Arial" w:eastAsia="Arial" w:hAnsi="Arial"/><w:b/><w:bCs/><w:color w:val="FFFFFF"/><w:sz w:val="20"/><w:szCs w:val="20"/></w:rPr><w:t xml:space="preserve">Field / Setting</w:t></w:r></w:p></w:tc><w:tc><w:tcPr><w:tcW w:type="dxa" w:w="6500"/><w:tcBorders><w:top w:val="single" w:color="DDDDDD" w:sz="1"/><w:left w:val="single" w:color="DDDDDD" w:sz="1"/><w:bottom w:val="single" w:color="DDDDDD" w:sz="1"/><w:right w:val="single" w:color="DDDDDD" w:sz="1"/></w:tcBorders><w:shd w:fill="231F20" w:val="clear"/><w:tcMar><w:top w:type="dxa" w:w="80"/><w:left w:type="dxa" w:w="120"/><w:bottom w:type="dxa" w:w="80"/><w:right w:type="dxa" w:w="120"/></w:tcMar></w:tcPr><w:p><w:r><w:rPr><w:rFonts w:ascii="Arial" w:cs="Arial" w:eastAsia="Arial" w:hAnsi="Arial"/><w:b/><w:bCs/><w:color w:val="FFFFFF"/><w:sz w:val="20"/><w:szCs w:val="20"/></w:rPr><w:t xml:space="preserve">What an edit changes</w:t></w:r></w:p></w:tc></w:tr><w:tr><w:tc><w:tcPr><w:tcW w:type="dxa" w:w="3000"/><w:tcBorders><w:top w:val="single" w:color="DDDDDD" w:sz="1"/><w:left w:val="single" w:color="DDDDDD" w:sz="1"/><w:bottom w:val="single" w:color="DDDDDD" w:sz="1"/><w:right w:val="single" w:color="DDDDDD" w:sz="1"/></w:tcBorders><w:shd w:fill="F5F5F5" w:val="clear"/><w:tcMar><w:top w:type="dxa" w:w="80"/><w:left w:type="dxa" w:w="120"/><w:bottom w:type="dxa" w:w="80"/><w:right w:type="dxa" w:w="120"/></w:tcMar></w:tcPr><w:p><w:pPr><w:jc w:val="left"/></w:pPr><w:r><w:rPr><w:rFonts w:ascii="Arial" w:cs="Arial" w:eastAsia="Arial" w:hAnsi="Arial"/><w:b/><w:bCs/><w:color w:val="333333"/><w:sz w:val="20"/><w:szCs w:val="20"/></w:rPr><w:t xml:space="preserve">End Clearance (mm)</w:t></w:r></w:p></w:tc><w:tc><w:tcPr><w:tcW w:type="dxa" w:w="6500"/><w:tcBorders><w:top w:val="single" w:color="DDDDDD" w:sz="1"/><w:left w:val="single" w:color="DDDDDD" w:sz="1"/><w:bottom w:val="single" w:color="DDDDDD" w:sz="1"/><w:right w:val="single" w:color="DDDDDD" w:sz="1"/></w:tcBorders><w:shd w:fill="F5F5F5" w:val="clear"/><w:tcMar><w:top w:type="dxa" w:w="80"/><w:left w:type="dxa" w:w="120"/><w:bottom w:type="dxa" w:w="80"/><w:right w:type="dxa" w:w="120"/></w:tcMar></w:tcPr><w:p><w:pPr><w:jc w:val="left"/></w:pPr><w:r><w:rPr><w:rFonts w:ascii="Arial" w:cs="Arial" w:eastAsia="Arial" w:hAnsi="Arial"/><w:color w:val="333333"/><w:sz w:val="20"/><w:szCs w:val="20"/></w:rPr><w:t xml:space="preserve">Every plate/chord on every frame using this profile gets ±delta in length. All cap dimple/swage/notch positions shift by the same delta. SERVICE HOLE positions are absolute and don&apos;t shift.</w:t></w:r></w:p></w:tc></w:tr><w:tr><w:tc><w:tcPr><w:tcW w:type="dxa" w:w="3000"/><w:tcBorders><w:top w:val="single" w:color="DDDDDD" w:sz="1"/><w:left w:val="single" w:color="DDDDDD" w:sz="1"/><w:bottom w:val="single" w:color="DDDDDD" w:sz="1"/><w:right w:val="single" w:color="DDDDDD" w:sz="1"/></w:tcBorders><w:shd w:fill="FFFFFF" w:val="clear"/><w:tcMar><w:top w:type="dxa" w:w="80"/><w:left w:type="dxa" w:w="120"/><w:bottom w:type="dxa" w:w="80"/><w:right w:type="dxa" w:w="120"/></w:tcMar></w:tcPr><w:p><w:pPr><w:jc w:val="left"/></w:pPr><w:r><w:rPr><w:rFonts w:ascii="Arial" w:cs="Arial" w:eastAsia="Arial" w:hAnsi="Arial"/><w:b/><w:bCs/><w:color w:val="333333"/><w:sz w:val="20"/><w:szCs w:val="20"/></w:rPr><w:t xml:space="preserve">Stud End Trim (mm)</w:t></w:r></w:p></w:tc><w:tc><w:tcPr><w:tcW w:type="dxa" w:w="6500"/><w:tcBorders><w:top w:val="single" w:color="DDDDDD" w:sz="1"/><w:left w:val="single" w:color="DDDDDD" w:sz="1"/><w:bottom w:val="single" w:color="DDDDDD" w:sz="1"/><w:right w:val="single" w:color="DDDDDD" w:sz="1"/></w:tcBorders><w:shd w:fill="FFFFFF" w:val="clear"/><w:tcMar><w:top w:type="dxa" w:w="80"/><w:left w:type="dxa" w:w="120"/><w:bottom w:type="dxa" w:w="80"/><w:right w:type="dxa" w:w="120"/></w:tcMar></w:tcPr><w:p><w:pPr><w:jc w:val="left"/></w:pPr><w:r><w:rPr><w:rFonts w:ascii="Arial" w:cs="Arial" w:eastAsia="Arial" w:hAnsi="Arial"/><w:color w:val="333333"/><w:sz w:val="20"/><w:szCs w:val="20"/></w:rPr><w:t xml:space="preserve">Every stud&apos;s length and every position-from-stick-end op (e.g., end-cap Swage at length-27.5, end-cap LipNotch at length-24).</w:t></w:r></w:p></w:tc></w:tr><w:tr><w:tc><w:tcPr><w:tcW w:type="dxa" w:w="3000"/><w:tcBorders><w:top w:val="single" w:color="DDDDDD" w:sz="1"/><w:left w:val="single" w:color="DDDDDD" w:sz="1"/><w:bottom w:val="single" w:color="DDDDDD" w:sz="1"/><w:right w:val="single" w:color="DDDDDD" w:sz="1"/></w:tcBorders><w:shd w:fill="F5F5F5" w:val="clear"/><w:tcMar><w:top w:type="dxa" w:w="80"/><w:left w:type="dxa" w:w="120"/><w:bottom w:type="dxa" w:w="80"/><w:right w:type="dxa" w:w="120"/></w:tcMar></w:tcPr><w:p><w:pPr><w:jc w:val="left"/></w:pPr><w:r><w:rPr><w:rFonts w:ascii="Arial" w:cs="Arial" w:eastAsia="Arial" w:hAnsi="Arial"/><w:b/><w:bCs/><w:color w:val="333333"/><w:sz w:val="20"/><w:szCs w:val="20"/></w:rPr><w:t xml:space="preserve">Service Hole positions list</w:t></w:r></w:p></w:tc><w:tc><w:tcPr><w:tcW w:type="dxa" w:w="6500"/><w:tcBorders><w:top w:val="single" w:color="DDDDDD" w:sz="1"/><w:left w:val="single" w:color="DDDDDD" w:sz="1"/><w:bottom w:val="single" w:color="DDDDDD" w:sz="1"/><w:right w:val="single" w:color="DDDDDD" w:sz="1"/></w:tcBorders><w:shd w:fill="F5F5F5" w:val="clear"/><w:tcMar><w:top w:type="dxa" w:w="80"/><w:left w:type="dxa" w:w="120"/><w:bottom w:type="dxa" w:w="80"/><w:right w:type="dxa" w:w="120"/></w:tcMar></w:tcPr><w:p><w:pPr><w:jc w:val="left"/></w:pPr><w:r><w:rPr><w:rFonts w:ascii="Arial" w:cs="Arial" w:eastAsia="Arial" w:hAnsi="Arial"/><w:color w:val="333333"/><w:sz w:val="20"/><w:szCs w:val="20"/></w:rPr><w:t xml:space="preserve">Every stud and topplate gets these exact positions emitted as SERVICE HOLE cells. Adding 596 to the list = a new SERVICE HOLE,596 in every relevant stick. Removing one = that hole disappears.</w:t></w:r></w:p></w:tc></w:tr><w:tr><w:tc><w:tcPr><w:tcW w:type="dxa" w:w="3000"/><w:tcBorders><w:top w:val="single" w:color="DDDDDD" w:sz="1"/><w:left w:val="single" w:color="DDDDDD" w:sz="1"/><w:bottom w:val="single" w:color="DDDDDD" w:sz="1"/><w:right w:val="single" w:color="DDDDDD" w:sz="1"/></w:tcBorders><w:shd w:fill="FFFFFF" w:val="clear"/><w:tcMar><w:top w:type="dxa" w:w="80"/><w:left w:type="dxa" w:w="120"/><w:bottom w:type="dxa" w:w="80"/><w:right w:type="dxa" w:w="120"/></w:tcMar></w:tcPr><w:p><w:pPr><w:jc w:val="left"/></w:pPr><w:r><w:rPr><w:rFonts w:ascii="Arial" w:cs="Arial" w:eastAsia="Arial" w:hAnsi="Arial"/><w:b/><w:bCs/><w:color w:val="333333"/><w:sz w:val="20"/><w:szCs w:val="20"/></w:rPr><w:t xml:space="preserve">InnerDimple offsets</w:t></w:r></w:p></w:tc><w:tc><w:tcPr><w:tcW w:type="dxa" w:w="6500"/><w:tcBorders><w:top w:val="single" w:color="DDDDDD" w:sz="1"/><w:left w:val="single" w:color="DDDDDD" w:sz="1"/><w:bottom w:val="single" w:color="DDDDDD" w:sz="1"/><w:right w:val="single" w:color="DDDDDD" w:sz="1"/></w:tcBorders><w:shd w:fill="FFFFFF" w:val="clear"/><w:tcMar><w:top w:type="dxa" w:w="80"/><w:left w:type="dxa" w:w="120"/><w:bottom w:type="dxa" w:w="80"/><w:right w:type="dxa" w:w="120"/></w:tcMar></w:tcPr><w:p><w:pPr><w:jc w:val="left"/></w:pPr><w:r><w:rPr><w:rFonts w:ascii="Arial" w:cs="Arial" w:eastAsia="Arial" w:hAnsi="Arial"/><w:color w:val="333333"/><w:sz w:val="20"/><w:szCs w:val="20"/></w:rPr><w:t xml:space="preserve">Cap dimple positions on plates/studs (16.5mm = standard). Changing this shifts the visible cap pattern for every stick.</w:t></w:r></w:p></w:tc></w:tr><w:tr><w:tc><w:tcPr><w:tcW w:type="dxa" w:w="3000"/><w:tcBorders><w:top w:val="single" w:color="DDDDDD" w:sz="1"/><w:left w:val="single" w:color="DDDDDD" w:sz="1"/><w:bottom w:val="single" w:color="DDDDDD" w:sz="1"/><w:right w:val="single" w:color="DDDDDD" w:sz="1"/></w:tcBorders><w:shd w:fill="F5F5F5" w:val="clear"/><w:tcMar><w:top w:type="dxa" w:w="80"/><w:left w:type="dxa" w:w="120"/><w:bottom w:type="dxa" w:w="80"/><w:right w:type="dxa" w:w="120"/></w:tcMar></w:tcPr><w:p><w:pPr><w:jc w:val="left"/></w:pPr><w:r><w:rPr><w:rFonts w:ascii="Arial" w:cs="Arial" w:eastAsia="Arial" w:hAnsi="Arial"/><w:b/><w:bCs/><w:color w:val="333333"/><w:sz w:val="20"/><w:szCs w:val="20"/></w:rPr><w:t xml:space="preserve">Swage span offset</w:t></w:r></w:p></w:tc><w:tc><w:tcPr><w:tcW w:type="dxa" w:w="6500"/><w:tcBorders><w:top w:val="single" w:color="DDDDDD" w:sz="1"/><w:left w:val="single" w:color="DDDDDD" w:sz="1"/><w:bottom w:val="single" w:color="DDDDDD" w:sz="1"/><w:right w:val="single" w:color="DDDDDD" w:sz="1"/></w:tcBorders><w:shd w:fill="F5F5F5" w:val="clear"/><w:tcMar><w:top w:type="dxa" w:w="80"/><w:left w:type="dxa" w:w="120"/><w:bottom w:type="dxa" w:w="80"/><w:right w:type="dxa" w:w="120"/></w:tcMar></w:tcPr><w:p><w:pPr><w:jc w:val="left"/></w:pPr><w:r><w:rPr><w:rFonts w:ascii="Arial" w:cs="Arial" w:eastAsia="Arial" w:hAnsi="Arial"/><w:color w:val="333333"/><w:sz w:val="20"/><w:szCs w:val="20"/></w:rPr><w:t xml:space="preserve">Default 27.5mm = SWAGE,27.5 at start, SWAGE,length-27.5 at end. Changing it changes the LEADING and TRAILING swage positions on every stick.</w:t></w:r></w:p></w:tc></w:tr><w:tr><w:tc><w:tcPr><w:tcW w:type="dxa" w:w="3000"/><w:tcBorders><w:top w:val="single" w:color="DDDDDD" w:sz="1"/><w:left w:val="single" w:color="DDDDDD" w:sz="1"/><w:bottom w:val="single" w:color="DDDDDD" w:sz="1"/><w:right w:val="single" w:color="DDDDDD" w:sz="1"/></w:tcBorders><w:shd w:fill="FFFFFF" w:val="clear"/><w:tcMar><w:top w:type="dxa" w:w="80"/><w:left w:type="dxa" w:w="120"/><w:bottom w:type="dxa" w:w="80"/><w:right w:type="dxa" w:w="120"/></w:tcMar></w:tcPr><w:p><w:pPr><w:jc w:val="left"/></w:pPr><w:r><w:rPr><w:rFonts w:ascii="Arial" w:cs="Arial" w:eastAsia="Arial" w:hAnsi="Arial"/><w:b/><w:bCs/><w:color w:val="333333"/><w:sz w:val="20"/><w:szCs w:val="20"/></w:rPr><w:t xml:space="preserve">Lip Notch stride</w:t></w:r></w:p></w:tc><w:tc><w:tcPr><w:tcW w:type="dxa" w:w="6500"/><w:tcBorders><w:top w:val="single" w:color="DDDDDD" w:sz="1"/><w:left w:val="single" w:color="DDDDDD" w:sz="1"/><w:bottom w:val="single" w:color="DDDDDD" w:sz="1"/><w:right w:val="single" w:color="DDDDDD" w:sz="1"/></w:tcBorders><w:shd w:fill="FFFFFF" w:val="clear"/><w:tcMar><w:top w:type="dxa" w:w="80"/><w:left w:type="dxa" w:w="120"/><w:bottom w:type="dxa" w:w="80"/><w:right w:type="dxa" w:w="120"/></w:tcMar></w:tcPr><w:p><w:pPr><w:jc w:val="left"/></w:pPr><w:r><w:rPr><w:rFonts w:ascii="Arial" w:cs="Arial" w:eastAsia="Arial" w:hAnsi="Arial"/><w:color w:val="333333"/><w:sz w:val="20"/><w:szCs w:val="20"/></w:rPr><w:t xml:space="preserve">Affects how dense the LIP NOTCH cells are along long spans. Default stride 48mm = positions every 48mm. Wider stride = fewer notches per span.</w:t></w:r></w:p></w:tc></w:tr><w:tr><w:tc><w:tcPr><w:tcW w:type="dxa" w:w="3000"/><w:tcBorders><w:top w:val="single" w:color="DDDDDD" w:sz="1"/><w:left w:val="single" w:color="DDDDDD" w:sz="1"/><w:bottom w:val="single" w:color="DDDDDD" w:sz="1"/><w:right w:val="single" w:color="DDDDDD" w:sz="1"/></w:tcBorders><w:shd w:fill="F5F5F5" w:val="clear"/><w:tcMar><w:top w:type="dxa" w:w="80"/><w:left w:type="dxa" w:w="120"/><w:bottom w:type="dxa" w:w="80"/><w:right w:type="dxa" w:w="120"/></w:tcMar></w:tcPr><w:p><w:pPr><w:jc w:val="left"/></w:pPr><w:r><w:rPr><w:rFonts w:ascii="Arial" w:cs="Arial" w:eastAsia="Arial" w:hAnsi="Arial"/><w:b/><w:bCs/><w:color w:val="333333"/><w:sz w:val="20"/><w:szCs w:val="20"/></w:rPr><w:t xml:space="preserve">Anchor Bolt offset (70mm)</w:t></w:r></w:p></w:tc><w:tc><w:tcPr><w:tcW w:type="dxa" w:w="6500"/><w:tcBorders><w:top w:val="single" w:color="DDDDDD" w:sz="1"/><w:left w:val="single" w:color="DDDDDD" w:sz="1"/><w:bottom w:val="single" w:color="DDDDDD" w:sz="1"/><w:right w:val="single" w:color="DDDDDD" w:sz="1"/></w:tcBorders><w:shd w:fill="F5F5F5" w:val="clear"/><w:tcMar><w:top w:type="dxa" w:w="80"/><w:left w:type="dxa" w:w="120"/><w:bottom w:type="dxa" w:w="80"/><w:right w:type="dxa" w:w="120"/></w:tcMar></w:tcPr><w:p><w:pPr><w:jc w:val="left"/></w:pPr><w:r><w:rPr><w:rFonts w:ascii="Arial" w:cs="Arial" w:eastAsia="Arial" w:hAnsi="Arial"/><w:color w:val="333333"/><w:sz w:val="20"/><w:szCs w:val="20"/></w:rPr><w:t xml:space="preserve">Position of ANCHOR holes on ground-floor bottom plates. Edit this and every ground-floor B-plate at this profile changes where it gets anchored.</w:t></w:r></w:p></w:tc></w:tr><w:tr><w:tc><w:tcPr><w:tcW w:type="dxa" w:w="3000"/><w:tcBorders><w:top w:val="single" w:color="DDDDDD" w:sz="1"/><w:left w:val="single" w:color="DDDDDD" w:sz="1"/><w:bottom w:val="single" w:color="DDDDDD" w:sz="1"/><w:right w:val="single" w:color="DDDDDD" w:sz="1"/></w:tcBorders><w:shd w:fill="FFFFFF" w:val="clear"/><w:tcMar><w:top w:type="dxa" w:w="80"/><w:left w:type="dxa" w:w="120"/><w:bottom w:type="dxa" w:w="80"/><w:right w:type="dxa" w:w="120"/></w:tcMar></w:tcPr><w:p><w:pPr><w:jc w:val="left"/></w:pPr><w:r><w:rPr><w:rFonts w:ascii="Arial" w:cs="Arial" w:eastAsia="Arial" w:hAnsi="Arial"/><w:b/><w:bCs/><w:color w:val="333333"/><w:sz w:val="20"/><w:szCs w:val="20"/></w:rPr><w:t xml:space="preserve">Web Bolt offset</w:t></w:r></w:p></w:tc><w:tc><w:tcPr><w:tcW w:type="dxa" w:w="6500"/><w:tcBorders><w:top w:val="single" w:color="DDDDDD" w:sz="1"/><w:left w:val="single" w:color="DDDDDD" w:sz="1"/><w:bottom w:val="single" w:color="DDDDDD" w:sz="1"/><w:right w:val="single" w:color="DDDDDD" w:sz="1"/></w:tcBorders><w:shd w:fill="FFFFFF" w:val="clear"/><w:tcMar><w:top w:type="dxa" w:w="80"/><w:left w:type="dxa" w:w="120"/><w:bottom w:type="dxa" w:w="80"/><w:right w:type="dxa" w:w="120"/></w:tcMar></w:tcPr><w:p><w:pPr><w:jc w:val="left"/></w:pPr><w:r><w:rPr><w:rFonts w:ascii="Arial" w:cs="Arial" w:eastAsia="Arial" w:hAnsi="Arial"/><w:color w:val="333333"/><w:sz w:val="20"/><w:szCs w:val="20"/></w:rPr><w:t xml:space="preserve">Position of BOLT HOLES (Web tool) on plates. Same gating as ANCHOR — ground-floor walls only.</w:t></w:r></w:p></w:tc></w:tr></w:tbl><w:p><w:pPr><w:spacing w:after="160" w:before="280"/></w:pPr><w:r><w:rPr><w:rFonts w:ascii="Arial" w:cs="Arial" w:eastAsia="Arial" w:hAnsi="Arial"/><w:b/><w:bCs/><w:color w:val="231F20"/><w:sz w:val="26"/><w:szCs w:val="26"/></w:rPr><w:t xml:space="preserve">6.2  Edits that change a SUBSET of frames</w:t></w:r></w:p><w:tbl><w:tblPr><w:tblW w:type="dxa" w:w="9500"/><w:tblBorders><w:top w:val="single" w:color="auto" w:sz="4"/><w:left w:val="single" w:color="auto" w:sz="4"/><w:bottom w:val="single" w:color="auto" w:sz="4"/><w:right w:val="single" w:color="auto" w:sz="4"/><w:insideH w:val="single" w:color="auto" w:sz="4"/><w:insideV w:val="single" w:color="auto" w:sz="4"/></w:tblBorders></w:tblPr><w:tblGrid><w:gridCol w:w="100"/><w:gridCol w:w="100"/></w:tblGrid><w:tr><w:tc><w:tcPr><w:tcW w:type="dxa" w:w="3000"/><w:tcBorders><w:top w:val="single" w:color="DDDDDD" w:sz="1"/><w:left w:val="single" w:color="DDDDDD" w:sz="1"/><w:bottom w:val="single" w:color="DDDDDD" w:sz="1"/><w:right w:val="single" w:color="DDDDDD" w:sz="1"/></w:tcBorders><w:shd w:fill="231F20" w:val="clear"/><w:tcMar><w:top w:type="dxa" w:w="80"/><w:left w:type="dxa" w:w="120"/><w:bottom w:type="dxa" w:w="80"/><w:right w:type="dxa" w:w="120"/></w:tcMar></w:tcPr><w:p><w:r><w:rPr><w:rFonts w:ascii="Arial" w:cs="Arial" w:eastAsia="Arial" w:hAnsi="Arial"/><w:b/><w:bCs/><w:color w:val="FFFFFF"/><w:sz w:val="20"/><w:szCs w:val="20"/></w:rPr><w:t xml:space="preserve">Field / Setting</w:t></w:r></w:p></w:tc><w:tc><w:tcPr><w:tcW w:type="dxa" w:w="6500"/><w:tcBorders><w:top w:val="single" w:color="DDDDDD" w:sz="1"/><w:left w:val="single" w:color="DDDDDD" w:sz="1"/><w:bottom w:val="single" w:color="DDDDDD" w:sz="1"/><w:right w:val="single" w:color="DDDDDD" w:sz="1"/></w:tcBorders><w:shd w:fill="231F20" w:val="clear"/><w:tcMar><w:top w:type="dxa" w:w="80"/><w:left w:type="dxa" w:w="120"/><w:bottom w:type="dxa" w:w="80"/><w:right w:type="dxa" w:w="120"/></w:tcMar></w:tcPr><w:p><w:r><w:rPr><w:rFonts w:ascii="Arial" w:cs="Arial" w:eastAsia="Arial" w:hAnsi="Arial"/><w:b/><w:bCs/><w:color w:val="FFFFFF"/><w:sz w:val="20"/><w:szCs w:val="20"/></w:rPr><w:t xml:space="preserve">What an edit changes</w:t></w:r></w:p></w:tc></w:tr><w:tr><w:tc><w:tcPr><w:tcW w:type="dxa" w:w="3000"/><w:tcBorders><w:top w:val="single" w:color="DDDDDD" w:sz="1"/><w:left w:val="single" w:color="DDDDDD" w:sz="1"/><w:bottom w:val="single" w:color="DDDDDD" w:sz="1"/><w:right w:val="single" w:color="DDDDDD" w:sz="1"/></w:tcBorders><w:shd w:fill="F5F5F5" w:val="clear"/><w:tcMar><w:top w:type="dxa" w:w="80"/><w:left w:type="dxa" w:w="120"/><w:bottom w:type="dxa" w:w="80"/><w:right w:type="dxa" w:w="120"/></w:tcMar></w:tcPr><w:p><w:pPr><w:jc w:val="left"/></w:pPr><w:r><w:rPr><w:rFonts w:ascii="Arial" w:cs="Arial" w:eastAsia="Arial" w:hAnsi="Arial"/><w:b/><w:bCs/><w:color w:val="333333"/><w:sz w:val="20"/><w:szCs w:val="20"/></w:rPr><w:t xml:space="preserve">Frame type → Profile mapping</w:t></w:r></w:p></w:tc><w:tc><w:tcPr><w:tcW w:type="dxa" w:w="6500"/><w:tcBorders><w:top w:val="single" w:color="DDDDDD" w:sz="1"/><w:left w:val="single" w:color="DDDDDD" w:sz="1"/><w:bottom w:val="single" w:color="DDDDDD" w:sz="1"/><w:right w:val="single" w:color="DDDDDD" w:sz="1"/></w:tcBorders><w:shd w:fill="F5F5F5" w:val="clear"/><w:tcMar><w:top w:type="dxa" w:w="80"/><w:left w:type="dxa" w:w="120"/><w:bottom w:type="dxa" w:w="80"/><w:right w:type="dxa" w:w="120"/></w:tcMar></w:tcPr><w:p><w:pPr><w:jc w:val="left"/></w:pPr><w:r><w:rPr><w:rFonts w:ascii="Arial" w:cs="Arial" w:eastAsia="Arial" w:hAnsi="Arial"/><w:color w:val="333333"/><w:sz w:val="20"/><w:szCs w:val="20"/></w:rPr><w:t xml:space="preserve">Reassigns which machine-type rules fire for an entire frame category. Changing LBW from 70S41_0.75 to 89S41_0.75 makes every load-bearing wall use the heavier profile rules — which adds anchor bolts, changes cap pattern, etc.</w:t></w:r></w:p></w:tc></w:tr><w:tr><w:tc><w:tcPr><w:tcW w:type="dxa" w:w="3000"/><w:tcBorders><w:top w:val="single" w:color="DDDDDD" w:sz="1"/><w:left w:val="single" w:color="DDDDDD" w:sz="1"/><w:bottom w:val="single" w:color="DDDDDD" w:sz="1"/><w:right w:val="single" w:color="DDDDDD" w:sz="1"/></w:tcBorders><w:shd w:fill="FFFFFF" w:val="clear"/><w:tcMar><w:top w:type="dxa" w:w="80"/><w:left w:type="dxa" w:w="120"/><w:bottom w:type="dxa" w:w="80"/><w:right w:type="dxa" w:w="120"/></w:tcMar></w:tcPr><w:p><w:pPr><w:jc w:val="left"/></w:pPr><w:r><w:rPr><w:rFonts w:ascii="Arial" w:cs="Arial" w:eastAsia="Arial" w:hAnsi="Arial"/><w:b/><w:bCs/><w:color w:val="333333"/><w:sz w:val="20"/><w:szCs w:val="20"/></w:rPr><w:t xml:space="preserve">LIN trim override</w:t></w:r></w:p></w:tc><w:tc><w:tcPr><w:tcW w:type="dxa" w:w="6500"/><w:tcBorders><w:top w:val="single" w:color="DDDDDD" w:sz="1"/><w:left w:val="single" w:color="DDDDDD" w:sz="1"/><w:bottom w:val="single" w:color="DDDDDD" w:sz="1"/><w:right w:val="single" w:color="DDDDDD" w:sz="1"/></w:tcBorders><w:shd w:fill="FFFFFF" w:val="clear"/><w:tcMar><w:top w:type="dxa" w:w="80"/><w:left w:type="dxa" w:w="120"/><w:bottom w:type="dxa" w:w="80"/><w:right w:type="dxa" w:w="120"/></w:tcMar></w:tcPr><w:p><w:pPr><w:jc w:val="left"/></w:pPr><w:r><w:rPr><w:rFonts w:ascii="Arial" w:cs="Arial" w:eastAsia="Arial" w:hAnsi="Arial"/><w:color w:val="333333"/><w:sz w:val="20"/><w:szCs w:val="20"/></w:rPr><w:t xml:space="preserve">LIN (Linear Truss) frames don&apos;t trim chord ends. Toggling this on/off adds or removes 4mm/end on every LIN chord stick.</w:t></w:r></w:p></w:tc></w:tr><w:tr><w:tc><w:tcPr><w:tcW w:type="dxa" w:w="3000"/><w:tcBorders><w:top w:val="single" w:color="DDDDDD" w:sz="1"/><w:left w:val="single" w:color="DDDDDD" w:sz="1"/><w:bottom w:val="single" w:color="DDDDDD" w:sz="1"/><w:right w:val="single" w:color="DDDDDD" w:sz="1"/></w:tcBorders><w:shd w:fill="F5F5F5" w:val="clear"/><w:tcMar><w:top w:type="dxa" w:w="80"/><w:left w:type="dxa" w:w="120"/><w:bottom w:type="dxa" w:w="80"/><w:right w:type="dxa" w:w="120"/></w:tcMar></w:tcPr><w:p><w:pPr><w:jc w:val="left"/></w:pPr><w:r><w:rPr><w:rFonts w:ascii="Arial" w:cs="Arial" w:eastAsia="Arial" w:hAnsi="Arial"/><w:b/><w:bCs/><w:color w:val="333333"/><w:sz w:val="20"/><w:szCs w:val="20"/></w:rPr><w:t xml:space="preserve">Raking-frame Chamfer rule</w:t></w:r></w:p></w:tc><w:tc><w:tcPr><w:tcW w:type="dxa" w:w="6500"/><w:tcBorders><w:top w:val="single" w:color="DDDDDD" w:sz="1"/><w:left w:val="single" w:color="DDDDDD" w:sz="1"/><w:bottom w:val="single" w:color="DDDDDD" w:sz="1"/><w:right w:val="single" w:color="DDDDDD" w:sz="1"/></w:tcBorders><w:shd w:fill="F5F5F5" w:val="clear"/><w:tcMar><w:top w:type="dxa" w:w="80"/><w:left w:type="dxa" w:w="120"/><w:bottom w:type="dxa" w:w="80"/><w:right w:type="dxa" w:w="120"/></w:tcMar></w:tcPr><w:p><w:pPr><w:jc w:val="left"/></w:pPr><w:r><w:rPr><w:rFonts w:ascii="Arial" w:cs="Arial" w:eastAsia="Arial" w:hAnsi="Arial"/><w:color w:val="333333"/><w:sz w:val="20"/><w:szCs w:val="20"/></w:rPr><w:t xml:space="preserve">Sloped-top-plate walls get Chamfer@end on full studs and Chamfer@start/end on the high side of the top plate. Disabling this skips chamfers on raking walls.</w:t></w:r></w:p></w:tc></w:tr><w:tr><w:tc><w:tcPr><w:tcW w:type="dxa" w:w="3000"/><w:tcBorders><w:top w:val="single" w:color="DDDDDD" w:sz="1"/><w:left w:val="single" w:color="DDDDDD" w:sz="1"/><w:bottom w:val="single" w:color="DDDDDD" w:sz="1"/><w:right w:val="single" w:color="DDDDDD" w:sz="1"/></w:tcBorders><w:shd w:fill="FFFFFF" w:val="clear"/><w:tcMar><w:top w:type="dxa" w:w="80"/><w:left w:type="dxa" w:w="120"/><w:bottom w:type="dxa" w:w="80"/><w:right w:type="dxa" w:w="120"/></w:tcMar></w:tcPr><w:p><w:pPr><w:jc w:val="left"/></w:pPr><w:r><w:rPr><w:rFonts w:ascii="Arial" w:cs="Arial" w:eastAsia="Arial" w:hAnsi="Arial"/><w:b/><w:bCs/><w:color w:val="333333"/><w:sz w:val="20"/><w:szCs w:val="20"/></w:rPr><w:t xml:space="preserve">RP no-Chamfer override</w:t></w:r></w:p></w:tc><w:tc><w:tcPr><w:tcW w:type="dxa" w:w="6500"/><w:tcBorders><w:top w:val="single" w:color="DDDDDD" w:sz="1"/><w:left w:val="single" w:color="DDDDDD" w:sz="1"/><w:bottom w:val="single" w:color="DDDDDD" w:sz="1"/><w:right w:val="single" w:color="DDDDDD" w:sz="1"/></w:tcBorders><w:shd w:fill="FFFFFF" w:val="clear"/><w:tcMar><w:top w:type="dxa" w:w="80"/><w:left w:type="dxa" w:w="120"/><w:bottom w:type="dxa" w:w="80"/><w:right w:type="dxa" w:w="120"/></w:tcMar></w:tcPr><w:p><w:pPr><w:jc w:val="left"/></w:pPr><w:r><w:rPr><w:rFonts w:ascii="Arial" w:cs="Arial" w:eastAsia="Arial" w:hAnsi="Arial"/><w:color w:val="333333"/><w:sz w:val="20"/><w:szCs w:val="20"/></w:rPr><w:t xml:space="preserve">Roof panels (RP frames) don&apos;t get Chamfers, despite their sloped top plates. This rule prevents the raking-frame logic from firing on RP.</w:t></w:r></w:p></w:tc></w:tr><w:tr><w:tc><w:tcPr><w:tcW w:type="dxa" w:w="3000"/><w:tcBorders><w:top w:val="single" w:color="DDDDDD" w:sz="1"/><w:left w:val="single" w:color="DDDDDD" w:sz="1"/><w:bottom w:val="single" w:color="DDDDDD" w:sz="1"/><w:right w:val="single" w:color="DDDDDD" w:sz="1"/></w:tcBorders><w:shd w:fill="F5F5F5" w:val="clear"/><w:tcMar><w:top w:type="dxa" w:w="80"/><w:left w:type="dxa" w:w="120"/><w:bottom w:type="dxa" w:w="80"/><w:right w:type="dxa" w:w="120"/></w:tcMar></w:tcPr><w:p><w:pPr><w:jc w:val="left"/></w:pPr><w:r><w:rPr><w:rFonts w:ascii="Arial" w:cs="Arial" w:eastAsia="Arial" w:hAnsi="Arial"/><w:b/><w:bCs/><w:color w:val="333333"/><w:sz w:val="20"/><w:szCs w:val="20"/></w:rPr><w:t xml:space="preserve">FJ short-stub paired notch</w:t></w:r></w:p></w:tc><w:tc><w:tcPr><w:tcW w:type="dxa" w:w="6500"/><w:tcBorders><w:top w:val="single" w:color="DDDDDD" w:sz="1"/><w:left w:val="single" w:color="DDDDDD" w:sz="1"/><w:bottom w:val="single" w:color="DDDDDD" w:sz="1"/><w:right w:val="single" w:color="DDDDDD" w:sz="1"/></w:tcBorders><w:shd w:fill="F5F5F5" w:val="clear"/><w:tcMar><w:top w:type="dxa" w:w="80"/><w:left w:type="dxa" w:w="120"/><w:bottom w:type="dxa" w:w="80"/><w:right w:type="dxa" w:w="120"/></w:tcMar></w:tcPr><w:p><w:pPr><w:jc w:val="left"/></w:pPr><w:r><w:rPr><w:rFonts w:ascii="Arial" w:cs="Arial" w:eastAsia="Arial" w:hAnsi="Arial"/><w:color w:val="333333"/><w:sz w:val="20"/><w:szCs w:val="20"/></w:rPr><w:t xml:space="preserve">Short FJ chord stubs (length ≤ 250mm) get paired InnerNotch alongside their LipNotch caps. Toggling this changes cap patterns on every short FJ stub.</w:t></w:r></w:p></w:tc></w:tr><w:tr><w:tc><w:tcPr><w:tcW w:type="dxa" w:w="3000"/><w:tcBorders><w:top w:val="single" w:color="DDDDDD" w:sz="1"/><w:left w:val="single" w:color="DDDDDD" w:sz="1"/><w:bottom w:val="single" w:color="DDDDDD" w:sz="1"/><w:right w:val="single" w:color="DDDDDD" w:sz="1"/></w:tcBorders><w:shd w:fill="FFFFFF" w:val="clear"/><w:tcMar><w:top w:type="dxa" w:w="80"/><w:left w:type="dxa" w:w="120"/><w:bottom w:type="dxa" w:w="80"/><w:right w:type="dxa" w:w="120"/></w:tcMar></w:tcPr><w:p><w:pPr><w:jc w:val="left"/></w:pPr><w:r><w:rPr><w:rFonts w:ascii="Arial" w:cs="Arial" w:eastAsia="Arial" w:hAnsi="Arial"/><w:b/><w:bCs/><w:color w:val="333333"/><w:sz w:val="20"/><w:szCs w:val="20"/></w:rPr><w:t xml:space="preserve">Continuous-nog Swage rule</w:t></w:r></w:p></w:tc><w:tc><w:tcPr><w:tcW w:type="dxa" w:w="6500"/><w:tcBorders><w:top w:val="single" w:color="DDDDDD" w:sz="1"/><w:left w:val="single" w:color="DDDDDD" w:sz="1"/><w:bottom w:val="single" w:color="DDDDDD" w:sz="1"/><w:right w:val="single" w:color="DDDDDD" w:sz="1"/></w:tcBorders><w:shd w:fill="FFFFFF" w:val="clear"/><w:tcMar><w:top w:type="dxa" w:w="80"/><w:left w:type="dxa" w:w="120"/><w:bottom w:type="dxa" w:w="80"/><w:right w:type="dxa" w:w="120"/></w:tcMar></w:tcPr><w:p><w:pPr><w:jc w:val="left"/></w:pPr><w:r><w:rPr><w:rFonts w:ascii="Arial" w:cs="Arial" w:eastAsia="Arial" w:hAnsi="Arial"/><w:color w:val="333333"/><w:sz w:val="20"/><w:szCs w:val="20"/></w:rPr><w:t xml:space="preserve">Swages on interior S studs at nog crossings. Disabling this removes ~10-30 ops per LBW frame.</w:t></w:r></w:p></w:tc></w:tr></w:tbl><w:p><w:pPr><w:spacing w:after="160" w:before="280"/></w:pPr><w:r><w:rPr><w:rFonts w:ascii="Arial" w:cs="Arial" w:eastAsia="Arial" w:hAnsi="Arial"/><w:b/><w:bCs/><w:color w:val="231F20"/><w:sz w:val="26"/><w:szCs w:val="26"/></w:rPr><w:t xml:space="preserve">6.3  Edits that ONLY affect CSV output</w:t></w:r></w:p><w:tbl><w:tblPr><w:tblW w:type="dxa" w:w="9500"/><w:tblBorders><w:top w:val="single" w:color="auto" w:sz="4"/><w:left w:val="single" w:color="auto" w:sz="4"/><w:bottom w:val="single" w:color="auto" w:sz="4"/><w:right w:val="single" w:color="auto" w:sz="4"/><w:insideH w:val="single" w:color="auto" w:sz="4"/><w:insideV w:val="single" w:color="auto" w:sz="4"/></w:tblBorders></w:tblPr><w:tblGrid><w:gridCol w:w="100"/><w:gridCol w:w="100"/></w:tblGrid><w:tr><w:tc><w:tcPr><w:tcW w:type="dxa" w:w="3000"/><w:tcBorders><w:top w:val="single" w:color="DDDDDD" w:sz="1"/><w:left w:val="single" w:color="DDDDDD" w:sz="1"/><w:bottom w:val="single" w:color="DDDDDD" w:sz="1"/><w:right w:val="single" w:color="DDDDDD" w:sz="1"/></w:tcBorders><w:shd w:fill="231F20" w:val="clear"/><w:tcMar><w:top w:type="dxa" w:w="80"/><w:left w:type="dxa" w:w="120"/><w:bottom w:type="dxa" w:w="80"/><w:right w:type="dxa" w:w="120"/></w:tcMar></w:tcPr><w:p><w:r><w:rPr><w:rFonts w:ascii="Arial" w:cs="Arial" w:eastAsia="Arial" w:hAnsi="Arial"/><w:b/><w:bCs/><w:color w:val="FFFFFF"/><w:sz w:val="20"/><w:szCs w:val="20"/></w:rPr><w:t xml:space="preserve">Field / Setting</w:t></w:r></w:p></w:tc><w:tc><w:tcPr><w:tcW w:type="dxa" w:w="6500"/><w:tcBorders><w:top w:val="single" w:color="DDDDDD" w:sz="1"/><w:left w:val="single" w:color="DDDDDD" w:sz="1"/><w:bottom w:val="single" w:color="DDDDDD" w:sz="1"/><w:right w:val="single" w:color="DDDDDD" w:sz="1"/></w:tcBorders><w:shd w:fill="231F20" w:val="clear"/><w:tcMar><w:top w:type="dxa" w:w="80"/><w:left w:type="dxa" w:w="120"/><w:bottom w:type="dxa" w:w="80"/><w:right w:type="dxa" w:w="120"/></w:tcMar></w:tcPr><w:p><w:r><w:rPr><w:rFonts w:ascii="Arial" w:cs="Arial" w:eastAsia="Arial" w:hAnsi="Arial"/><w:b/><w:bCs/><w:color w:val="FFFFFF"/><w:sz w:val="20"/><w:szCs w:val="20"/></w:rPr><w:t xml:space="preserve">What an edit changes</w:t></w:r></w:p></w:tc></w:tr><w:tr><w:tc><w:tcPr><w:tcW w:type="dxa" w:w="3000"/><w:tcBorders><w:top w:val="single" w:color="DDDDDD" w:sz="1"/><w:left w:val="single" w:color="DDDDDD" w:sz="1"/><w:bottom w:val="single" w:color="DDDDDD" w:sz="1"/><w:right w:val="single" w:color="DDDDDD" w:sz="1"/></w:tcBorders><w:shd w:fill="F5F5F5" w:val="clear"/><w:tcMar><w:top w:type="dxa" w:w="80"/><w:left w:type="dxa" w:w="120"/><w:bottom w:type="dxa" w:w="80"/><w:right w:type="dxa" w:w="120"/></w:tcMar></w:tcPr><w:p><w:pPr><w:jc w:val="left"/></w:pPr><w:r><w:rPr><w:rFonts w:ascii="Arial" w:cs="Arial" w:eastAsia="Arial" w:hAnsi="Arial"/><w:b/><w:bCs/><w:color w:val="333333"/><w:sz w:val="20"/><w:szCs w:val="20"/></w:rPr><w:t xml:space="preserve">Tool-type CSV label mapping</w:t></w:r></w:p></w:tc><w:tc><w:tcPr><w:tcW w:type="dxa" w:w="6500"/><w:tcBorders><w:top w:val="single" w:color="DDDDDD" w:sz="1"/><w:left w:val="single" w:color="DDDDDD" w:sz="1"/><w:bottom w:val="single" w:color="DDDDDD" w:sz="1"/><w:right w:val="single" w:color="DDDDDD" w:sz="1"/></w:tcBorders><w:shd w:fill="F5F5F5" w:val="clear"/><w:tcMar><w:top w:type="dxa" w:w="80"/><w:left w:type="dxa" w:w="120"/><w:bottom w:type="dxa" w:w="80"/><w:right w:type="dxa" w:w="120"/></w:tcMar></w:tcPr><w:p><w:pPr><w:jc w:val="left"/></w:pPr><w:r><w:rPr><w:rFonts w:ascii="Arial" w:cs="Arial" w:eastAsia="Arial" w:hAnsi="Arial"/><w:color w:val="333333"/><w:sz w:val="20"/><w:szCs w:val="20"/></w:rPr><w:t xml:space="preserve">How RFY tool types render in the CSV. Bolt → ANCHOR, Web → BOLT HOLES, InnerNotch → WEB NOTCH. Swapping these changes the CSV but NOT the encoded RFY (the F300i reads RFY directly).</w:t></w:r></w:p></w:tc></w:tr><w:tr><w:tc><w:tcPr><w:tcW w:type="dxa" w:w="3000"/><w:tcBorders><w:top w:val="single" w:color="DDDDDD" w:sz="1"/><w:left w:val="single" w:color="DDDDDD" w:sz="1"/><w:bottom w:val="single" w:color="DDDDDD" w:sz="1"/><w:right w:val="single" w:color="DDDDDD" w:sz="1"/></w:tcBorders><w:shd w:fill="FFFFFF" w:val="clear"/><w:tcMar><w:top w:type="dxa" w:w="80"/><w:left w:type="dxa" w:w="120"/><w:bottom w:type="dxa" w:w="80"/><w:right w:type="dxa" w:w="120"/></w:tcMar></w:tcPr><w:p><w:pPr><w:jc w:val="left"/></w:pPr><w:r><w:rPr><w:rFonts w:ascii="Arial" w:cs="Arial" w:eastAsia="Arial" w:hAnsi="Arial"/><w:b/><w:bCs/><w:color w:val="333333"/><w:sz w:val="20"/><w:szCs w:val="20"/></w:rPr><w:t xml:space="preserve">Length-column precision</w:t></w:r></w:p></w:tc><w:tc><w:tcPr><w:tcW w:type="dxa" w:w="6500"/><w:tcBorders><w:top w:val="single" w:color="DDDDDD" w:sz="1"/><w:left w:val="single" w:color="DDDDDD" w:sz="1"/><w:bottom w:val="single" w:color="DDDDDD" w:sz="1"/><w:right w:val="single" w:color="DDDDDD" w:sz="1"/></w:tcBorders><w:shd w:fill="FFFFFF" w:val="clear"/><w:tcMar><w:top w:type="dxa" w:w="80"/><w:left w:type="dxa" w:w="120"/><w:bottom w:type="dxa" w:w="80"/><w:right w:type="dxa" w:w="120"/></w:tcMar></w:tcPr><w:p><w:pPr><w:jc w:val="left"/></w:pPr><w:r><w:rPr><w:rFonts w:ascii="Arial" w:cs="Arial" w:eastAsia="Arial" w:hAnsi="Arial"/><w:color w:val="333333"/><w:sz w:val="20"/><w:szCs w:val="20"/></w:rPr><w:t xml:space="preserve">2-decimal vs 1-decimal for the length column in the CSV. Detailer uses 2-decimal for diagonal Kb braces (1377.73). 1-decimal everywhere else.</w:t></w:r></w:p></w:tc></w:tr><w:tr><w:tc><w:tcPr><w:tcW w:type="dxa" w:w="3000"/><w:tcBorders><w:top w:val="single" w:color="DDDDDD" w:sz="1"/><w:left w:val="single" w:color="DDDDDD" w:sz="1"/><w:bottom w:val="single" w:color="DDDDDD" w:sz="1"/><w:right w:val="single" w:color="DDDDDD" w:sz="1"/></w:tcBorders><w:shd w:fill="F5F5F5" w:val="clear"/><w:tcMar><w:top w:type="dxa" w:w="80"/><w:left w:type="dxa" w:w="120"/><w:bottom w:type="dxa" w:w="80"/><w:right w:type="dxa" w:w="120"/></w:tcMar></w:tcPr><w:p><w:pPr><w:jc w:val="left"/></w:pPr><w:r><w:rPr><w:rFonts w:ascii="Arial" w:cs="Arial" w:eastAsia="Arial" w:hAnsi="Arial"/><w:b/><w:bCs/><w:color w:val="333333"/><w:sz w:val="20"/><w:szCs w:val="20"/></w:rPr><w:t xml:space="preserve">FILLER row insertion</w:t></w:r></w:p></w:tc><w:tc><w:tcPr><w:tcW w:type="dxa" w:w="6500"/><w:tcBorders><w:top w:val="single" w:color="DDDDDD" w:sz="1"/><w:left w:val="single" w:color="DDDDDD" w:sz="1"/><w:bottom w:val="single" w:color="DDDDDD" w:sz="1"/><w:right w:val="single" w:color="DDDDDD" w:sz="1"/></w:tcBorders><w:shd w:fill="F5F5F5" w:val="clear"/><w:tcMar><w:top w:type="dxa" w:w="80"/><w:left w:type="dxa" w:w="120"/><w:bottom w:type="dxa" w:w="80"/><w:right w:type="dxa" w:w="120"/></w:tcMar></w:tcPr><w:p><w:pPr><w:jc w:val="left"/></w:pPr><w:r><w:rPr><w:rFonts w:ascii="Arial" w:cs="Arial" w:eastAsia="Arial" w:hAnsi="Arial"/><w:color w:val="333333"/><w:sz w:val="20"/><w:szCs w:val="20"/></w:rPr><w:t xml:space="preserve">FILLER rows separate W/Kb groups from default sticks in the CSV. Disabling this removes ~141 rows per LBW job in our output (Detailer always emits them).</w:t></w:r></w:p></w:tc></w:tr><w:tr><w:tc><w:tcPr><w:tcW w:type="dxa" w:w="3000"/><w:tcBorders><w:top w:val="single" w:color="DDDDDD" w:sz="1"/><w:left w:val="single" w:color="DDDDDD" w:sz="1"/><w:bottom w:val="single" w:color="DDDDDD" w:sz="1"/><w:right w:val="single" w:color="DDDDDD" w:sz="1"/></w:tcBorders><w:shd w:fill="FFFFFF" w:val="clear"/><w:tcMar><w:top w:type="dxa" w:w="80"/><w:left w:type="dxa" w:w="120"/><w:bottom w:type="dxa" w:w="80"/><w:right w:type="dxa" w:w="120"/></w:tcMar></w:tcPr><w:p><w:pPr><w:jc w:val="left"/></w:pPr><w:r><w:rPr><w:rFonts w:ascii="Arial" w:cs="Arial" w:eastAsia="Arial" w:hAnsi="Arial"/><w:b/><w:bCs/><w:color w:val="333333"/><w:sz w:val="20"/><w:szCs w:val="20"/></w:rPr><w:t xml:space="preserve">DETAILS-per-frame</w:t></w:r></w:p></w:tc><w:tc><w:tcPr><w:tcW w:type="dxa" w:w="6500"/><w:tcBorders><w:top w:val="single" w:color="DDDDDD" w:sz="1"/><w:left w:val="single" w:color="DDDDDD" w:sz="1"/><w:bottom w:val="single" w:color="DDDDDD" w:sz="1"/><w:right w:val="single" w:color="DDDDDD" w:sz="1"/></w:tcBorders><w:shd w:fill="FFFFFF" w:val="clear"/><w:tcMar><w:top w:type="dxa" w:w="80"/><w:left w:type="dxa" w:w="120"/><w:bottom w:type="dxa" w:w="80"/><w:right w:type="dxa" w:w="120"/></w:tcMar></w:tcPr><w:p><w:pPr><w:jc w:val="left"/></w:pPr><w:r><w:rPr><w:rFonts w:ascii="Arial" w:cs="Arial" w:eastAsia="Arial" w:hAnsi="Arial"/><w:color w:val="333333"/><w:sz w:val="20"/><w:szCs w:val="20"/></w:rPr><w:t xml:space="preserve">Detailer emits a DETAILS,job#1-1,plan header before every frame. Disabling this drops to one DETAILS row per file (legacy behavior).</w:t></w:r></w:p></w:tc></w:tr></w:tbl><w:p><w:r><w:br w:type="page"/></w:r></w:p><w:p><w:pPr><w:spacing w:after="200" w:before="360"/></w:pPr><w:r><w:rPr><w:rFonts w:ascii="Arial" w:cs="Arial" w:eastAsia="Arial" w:hAnsi="Arial"/><w:b/><w:bCs/><w:color w:val="231F20"/><w:sz w:val="32"/><w:szCs w:val="32"/></w:rPr><w:t xml:space="preserve">7. Common workflows</w:t></w:r></w:p><w:p><w:pPr><w:spacing w:after="160" w:before="280"/></w:pPr><w:r><w:rPr><w:rFonts w:ascii="Arial" w:cs="Arial" w:eastAsia="Arial" w:hAnsi="Arial"/><w:b/><w:bCs/><w:color w:val="231F20"/><w:sz w:val="26"/><w:szCs w:val="26"/></w:rPr><w:t xml:space="preserve">7.1  &quot;The cut steel came out wrong on this frame&quot;</w:t></w:r></w:p><w:p><w:pPr><w:pStyle w:val="ListParagraph"/><w:numPr><w:ilvl w:val="0"/><w:numId w:val="3"/></w:numPr><w:spacing w:after="80"/></w:pPr><w:r><w:rPr><w:rFonts w:ascii="Arial" w:cs="Arial" w:eastAsia="Arial" w:hAnsi="Arial"/><w:color w:val="333333"/><w:sz w:val="21"/><w:szCs w:val="21"/></w:rPr><w:t xml:space="preserve">Open /rules/tooling. Find the rule for the role + profile combo (e.g., Stud, 70mm, gauge 0.75).</w:t></w:r></w:p><w:p><w:pPr><w:pStyle w:val="ListParagraph"/><w:numPr><w:ilvl w:val="0"/><w:numId w:val="3"/></w:numPr><w:spacing w:after="80"/></w:pPr><w:r><w:rPr><w:rFonts w:ascii="Arial" w:cs="Arial" w:eastAsia="Arial" w:hAnsi="Arial"/><w:color w:val="333333"/><w:sz w:val="21"/><w:szCs w:val="21"/></w:rPr><w:t xml:space="preserve">Identify which rule fired the wrong op. Note the offset, predicate, and tool type.</w:t></w:r></w:p><w:p><w:pPr><w:pStyle w:val="ListParagraph"/><w:numPr><w:ilvl w:val="0"/><w:numId w:val="3"/></w:numPr><w:spacing w:after="80"/></w:pPr><w:r><w:rPr><w:rFonts w:ascii="Arial" w:cs="Arial" w:eastAsia="Arial" w:hAnsi="Arial"/><w:color w:val="333333"/><w:sz w:val="21"/><w:szCs w:val="21"/></w:rPr><w:t xml:space="preserve">Open /rules. Click Save As New to clone the active ruleset to &quot;fix-2026-05-XX&quot;.</w:t></w:r></w:p><w:p><w:pPr><w:pStyle w:val="ListParagraph"/><w:numPr><w:ilvl w:val="0"/><w:numId w:val="3"/></w:numPr><w:spacing w:after="80"/></w:pPr><w:r><w:rPr><w:rFonts w:ascii="Arial" w:cs="Arial" w:eastAsia="Arial" w:hAnsi="Arial"/><w:color w:val="333333"/><w:sz w:val="21"/><w:szCs w:val="21"/></w:rPr><w:t xml:space="preserve">Edit the relevant Machine Type setting (e.g., Service Hole positions, Swage offset).</w:t></w:r></w:p><w:p><w:pPr><w:pStyle w:val="ListParagraph"/><w:numPr><w:ilvl w:val="0"/><w:numId w:val="3"/></w:numPr><w:spacing w:after="80"/></w:pPr><w:r><w:rPr><w:rFonts w:ascii="Arial" w:cs="Arial" w:eastAsia="Arial" w:hAnsi="Arial"/><w:color w:val="333333"/><w:sz w:val="21"/><w:szCs w:val="21"/></w:rPr><w:t xml:space="preserve">Click Save to Active Ruleset.</w:t></w:r></w:p><w:p><w:pPr><w:pStyle w:val="ListParagraph"/><w:numPr><w:ilvl w:val="0"/><w:numId w:val="3"/></w:numPr><w:spacing w:after="80"/></w:pPr><w:r><w:rPr><w:rFonts w:ascii="Arial" w:cs="Arial" w:eastAsia="Arial" w:hAnsi="Arial"/><w:color w:val="333333"/><w:sz w:val="21"/><w:szCs w:val="21"/></w:rPr><w:t xml:space="preserve">Open /regression. Click Refresh.</w:t></w:r></w:p><w:p><w:pPr><w:pStyle w:val="ListParagraph"/><w:numPr><w:ilvl w:val="0"/><w:numId w:val="3"/></w:numPr><w:spacing w:after="80"/></w:pPr><w:r><w:rPr><w:rFonts w:ascii="Arial" w:cs="Arial" w:eastAsia="Arial" w:hAnsi="Arial"/><w:color w:val="333333"/><w:sz w:val="21"/><w:szCs w:val="21"/></w:rPr><w:t xml:space="preserve">Compare the new overall match % to the previous one (75.45%). UP = good. DOWN = revert and try again.</w:t></w:r></w:p><w:p><w:pPr><w:pStyle w:val="ListParagraph"/><w:numPr><w:ilvl w:val="0"/><w:numId w:val="3"/></w:numPr><w:spacing w:after="80"/></w:pPr><w:r><w:rPr><w:rFonts w:ascii="Arial" w:cs="Arial" w:eastAsia="Arial" w:hAnsi="Arial"/><w:color w:val="333333"/><w:sz w:val="21"/><w:szCs w:val="21"/></w:rPr><w:t xml:space="preserve">If it&apos;s good, drill into the original problem job to confirm the specific stick is now correct.</w:t></w:r></w:p><w:p><w:pPr><w:spacing w:after="160" w:before="280"/></w:pPr><w:r><w:rPr><w:rFonts w:ascii="Arial" w:cs="Arial" w:eastAsia="Arial" w:hAnsi="Arial"/><w:b/><w:bCs/><w:color w:val="231F20"/><w:sz w:val="26"/><w:szCs w:val="26"/></w:rPr><w:t xml:space="preserve">7.2  &quot;I want to experiment without breaking anything&quot;</w:t></w:r></w:p><w:p><w:pPr><w:pStyle w:val="ListParagraph"/><w:numPr><w:ilvl w:val="0"/><w:numId w:val="3"/></w:numPr><w:spacing w:after="80"/></w:pPr><w:r><w:rPr><w:rFonts w:ascii="Arial" w:cs="Arial" w:eastAsia="Arial" w:hAnsi="Arial"/><w:color w:val="333333"/><w:sz w:val="21"/><w:szCs w:val="21"/></w:rPr><w:t xml:space="preserve">Open /rules. Click Save As New. Name it &quot;experiment-YYYY-MM-DD&quot;.</w:t></w:r></w:p><w:p><w:pPr><w:pStyle w:val="ListParagraph"/><w:numPr><w:ilvl w:val="0"/><w:numId w:val="3"/></w:numPr><w:spacing w:after="80"/></w:pPr><w:r><w:rPr><w:rFonts w:ascii="Arial" w:cs="Arial" w:eastAsia="Arial" w:hAnsi="Arial"/><w:color w:val="333333"/><w:sz w:val="21"/><w:szCs w:val="21"/></w:rPr><w:t xml:space="preserve">Click that ruleset to make it active.</w:t></w:r></w:p><w:p><w:pPr><w:pStyle w:val="ListParagraph"/><w:numPr><w:ilvl w:val="0"/><w:numId w:val="3"/></w:numPr><w:spacing w:after="80"/></w:pPr><w:r><w:rPr><w:rFonts w:ascii="Arial" w:cs="Arial" w:eastAsia="Arial" w:hAnsi="Arial"/><w:color w:val="333333"/><w:sz w:val="21"/><w:szCs w:val="21"/></w:rPr><w:t xml:space="preserve">Edit anything you like.</w:t></w:r></w:p><w:p><w:pPr><w:pStyle w:val="ListParagraph"/><w:numPr><w:ilvl w:val="0"/><w:numId w:val="3"/></w:numPr><w:spacing w:after="80"/></w:pPr><w:r><w:rPr><w:rFonts w:ascii="Arial" w:cs="Arial" w:eastAsia="Arial" w:hAnsi="Arial"/><w:color w:val="333333"/><w:sz w:val="21"/><w:szCs w:val="21"/></w:rPr><w:t xml:space="preserve">Save. Test on /regression.</w:t></w:r></w:p><w:p><w:pPr><w:pStyle w:val="ListParagraph"/><w:numPr><w:ilvl w:val="0"/><w:numId w:val="3"/></w:numPr><w:spacing w:after="80"/></w:pPr><w:r><w:rPr><w:rFonts w:ascii="Arial" w:cs="Arial" w:eastAsia="Arial" w:hAnsi="Arial"/><w:color w:val="333333"/><w:sz w:val="21"/><w:szCs w:val="21"/></w:rPr><w:t xml:space="preserve">If it goes wrong, click &quot;default&quot; in the ruleset selector — you&apos;re restored to factory rules.</w:t></w:r></w:p><w:p><w:pPr><w:pStyle w:val="ListParagraph"/><w:numPr><w:ilvl w:val="0"/><w:numId w:val="3"/></w:numPr><w:spacing w:after="80"/></w:pPr><w:r><w:rPr><w:rFonts w:ascii="Arial" w:cs="Arial" w:eastAsia="Arial" w:hAnsi="Arial"/><w:color w:val="333333"/><w:sz w:val="21"/><w:szCs w:val="21"/></w:rPr><w:t xml:space="preserve">If it goes right, leave the ruleset as-is. The default ruleset is untouched and always available as a fallback.</w:t></w:r></w:p><w:p><w:pPr><w:spacing w:after="160" w:before="280"/></w:pPr><w:r><w:rPr><w:rFonts w:ascii="Arial" w:cs="Arial" w:eastAsia="Arial" w:hAnsi="Arial"/><w:b/><w:bCs/><w:color w:val="231F20"/><w:sz w:val="26"/><w:szCs w:val="26"/></w:rPr><w:t xml:space="preserve">7.3  &quot;I need to roll back a change I made yesterday&quot;</w:t></w:r></w:p><w:p><w:pPr><w:pStyle w:val="ListParagraph"/><w:numPr><w:ilvl w:val="0"/><w:numId w:val="3"/></w:numPr><w:spacing w:after="80"/></w:pPr><w:r><w:rPr><w:rFonts w:ascii="Arial" w:cs="Arial" w:eastAsia="Arial" w:hAnsi="Arial"/><w:color w:val="333333"/><w:sz w:val="21"/><w:szCs w:val="21"/></w:rPr><w:t xml:space="preserve">Open /rules.</w:t></w:r></w:p><w:p><w:pPr><w:pStyle w:val="ListParagraph"/><w:numPr><w:ilvl w:val="0"/><w:numId w:val="3"/></w:numPr><w:spacing w:after="80"/></w:pPr><w:r><w:rPr><w:rFonts w:ascii="Arial" w:cs="Arial" w:eastAsia="Arial" w:hAnsi="Arial"/><w:color w:val="333333"/><w:sz w:val="21"/><w:szCs w:val="21"/></w:rPr><w:t xml:space="preserve">In the ruleset selector dropdown, switch back to &quot;default&quot; or to whichever named ruleset was last good.</w:t></w:r></w:p><w:p><w:pPr><w:pStyle w:val="ListParagraph"/><w:numPr><w:ilvl w:val="0"/><w:numId w:val="3"/></w:numPr><w:spacing w:after="80"/></w:pPr><w:r><w:rPr><w:rFonts w:ascii="Arial" w:cs="Arial" w:eastAsia="Arial" w:hAnsi="Arial"/><w:color w:val="333333"/><w:sz w:val="21"/><w:szCs w:val="21"/></w:rPr><w:t xml:space="preserve">Encoder immediately uses the older rules — no rebuild, no restart needed.</w:t></w:r></w:p><w:p><w:pPr><w:pStyle w:val="ListParagraph"/><w:numPr><w:ilvl w:val="0"/><w:numId w:val="3"/></w:numPr><w:spacing w:after="80"/></w:pPr><w:r><w:rPr><w:rFonts w:ascii="Arial" w:cs="Arial" w:eastAsia="Arial" w:hAnsi="Arial"/><w:color w:val="333333"/><w:sz w:val="21"/><w:szCs w:val="21"/></w:rPr><w:t xml:space="preserve">If the bad ruleset is no longer wanted, click Delete on it (cannot delete default, cannot delete active — switch first).</w:t></w:r></w:p><w:p><w:pPr><w:spacing w:after="160" w:before="280"/></w:pPr><w:r><w:rPr><w:rFonts w:ascii="Arial" w:cs="Arial" w:eastAsia="Arial" w:hAnsi="Arial"/><w:b/><w:bCs/><w:color w:val="231F20"/><w:sz w:val="26"/><w:szCs w:val="26"/></w:rPr><w:t xml:space="preserve">7.4  &quot;I want to verify that ruleset X still produces correct output&quot;</w:t></w:r></w:p><w:p><w:pPr><w:pStyle w:val="ListParagraph"/><w:numPr><w:ilvl w:val="0"/><w:numId w:val="3"/></w:numPr><w:spacing w:after="80"/></w:pPr><w:r><w:rPr><w:rFonts w:ascii="Arial" w:cs="Arial" w:eastAsia="Arial" w:hAnsi="Arial"/><w:color w:val="333333"/><w:sz w:val="21"/><w:szCs w:val="21"/></w:rPr><w:t xml:space="preserve">Open /rules. Switch to ruleset X via the selector.</w:t></w:r></w:p><w:p><w:pPr><w:pStyle w:val="ListParagraph"/><w:numPr><w:ilvl w:val="0"/><w:numId w:val="3"/></w:numPr><w:spacing w:after="80"/></w:pPr><w:r><w:rPr><w:rFonts w:ascii="Arial" w:cs="Arial" w:eastAsia="Arial" w:hAnsi="Arial"/><w:color w:val="333333"/><w:sz w:val="21"/><w:szCs w:val="21"/></w:rPr><w:t xml:space="preserve">Open /regression. Click Refresh — wait 1-3 minutes.</w:t></w:r></w:p><w:p><w:pPr><w:pStyle w:val="ListParagraph"/><w:numPr><w:ilvl w:val="0"/><w:numId w:val="3"/></w:numPr><w:spacing w:after="80"/></w:pPr><w:r><w:rPr><w:rFonts w:ascii="Arial" w:cs="Arial" w:eastAsia="Arial" w:hAnsi="Arial"/><w:color w:val="333333"/><w:sz w:val="21"/><w:szCs w:val="21"/></w:rPr><w:t xml:space="preserve">Read the overall match %. 75.45% is the current factory baseline.</w:t></w:r></w:p><w:p><w:pPr><w:pStyle w:val="ListParagraph"/><w:numPr><w:ilvl w:val="0"/><w:numId w:val="3"/></w:numPr><w:spacing w:after="80"/></w:pPr><w:r><w:rPr><w:rFonts w:ascii="Arial" w:cs="Arial" w:eastAsia="Arial" w:hAnsi="Arial"/><w:color w:val="333333"/><w:sz w:val="21"/><w:szCs w:val="21"/></w:rPr><w:t xml:space="preserve">Drill into any category that dropped to find the regression.</w:t></w:r></w:p><w:p><w:r><w:br w:type="page"/></w:r></w:p><w:p><w:pPr><w:spacing w:after="200" w:before="360"/></w:pPr><w:r><w:rPr><w:rFonts w:ascii="Arial" w:cs="Arial" w:eastAsia="Arial" w:hAnsi="Arial"/><w:b/><w:bCs/><w:color w:val="231F20"/><w:sz w:val="32"/><w:szCs w:val="32"/></w:rPr><w:t xml:space="preserve">8. Troubleshooting</w:t></w:r></w:p><w:p><w:pPr><w:spacing w:after="160" w:before="280"/></w:pPr><w:r><w:rPr><w:rFonts w:ascii="Arial" w:cs="Arial" w:eastAsia="Arial" w:hAnsi="Arial"/><w:b/><w:bCs/><w:color w:val="231F20"/><w:sz w:val="26"/><w:szCs w:val="26"/></w:rPr><w:t xml:space="preserve">&quot;Unexpected token &apos;﻿&apos; is not valid JSON&quot;</w:t></w:r></w:p><w:p><w:pPr><w:spacing w:after="120"/></w:pPr><w:r><w:rPr><w:rFonts w:ascii="Arial" w:cs="Arial" w:eastAsia="Arial" w:hAnsi="Arial"/><w:color w:val="333333"/><w:sz w:val="21"/><w:szCs w:val="21"/></w:rPr><w:t xml:space="preserve">Cause: A ruleset JSON file has a UTF-8 byte-order mark (BOM) at the start. The BOM-stripping reader in lib/rulesets.ts handles this transparently as of 2026-05-03, but if you see this error after restoring an older ruleset, run:</w:t></w:r></w:p><w:p><w:pPr><w:shd w:fill="F5F5F5" w:val="clear"/><w:spacing w:after="120"/></w:pPr><w:r><w:rPr><w:rFonts w:ascii="Consolas" w:cs="Consolas" w:eastAsia="Consolas" w:hAnsi="Consolas"/><w:color w:val="333333"/><w:sz w:val="19"/><w:szCs w:val="19"/></w:rPr><w:t xml:space="preserve">cd hytek-rfy-tools &amp;&amp; node -e &quot;[&apos;frame-types.json&apos;,&apos;machine-types.json&apos;].forEach(f=&gt;{const fs=require(&apos;fs&apos;);const p=&apos;data/rulesets/default/&apos;+f;let r=fs.readFileSync(p,&apos;utf8&apos;);if(r.charCodeAt(0)===0xFEFF){fs.writeFileSync(p,r.slice(1),&apos;utf8&apos;);console.log(&apos;stripped&apos;,p)}})&quot;</w:t></w:r></w:p><w:p><w:pPr><w:spacing w:after="160" w:before="280"/></w:pPr><w:r><w:rPr><w:rFonts w:ascii="Arial" w:cs="Arial" w:eastAsia="Arial" w:hAnsi="Arial"/><w:b/><w:bCs/><w:color w:val="231F20"/><w:sz w:val="26"/><w:szCs w:val="26"/></w:rPr><w:t xml:space="preserve">&quot;Corpus directory not found&quot; on /regression</w:t></w:r></w:p><w:p><w:pPr><w:spacing w:after="120"/></w:pPr><w:r><w:rPr><w:rFonts w:ascii="Arial" w:cs="Arial" w:eastAsia="Arial" w:hAnsi="Arial"/><w:color w:val="333333"/><w:sz w:val="21"/><w:szCs w:val="21"/></w:rPr><w:t xml:space="preserve">Expected on Vercel and other hosted environments. The dashboard runs the diff harness against a local Windows path and can only work on a machine that has the corpus on disk. Set the CORPUS_DIR environment variable to point at the corpus folder, or run the dashboard locally.</w:t></w:r></w:p><w:p><w:pPr><w:spacing w:after="160" w:before="280"/></w:pPr><w:r><w:rPr><w:rFonts w:ascii="Arial" w:cs="Arial" w:eastAsia="Arial" w:hAnsi="Arial"/><w:b/><w:bCs/><w:color w:val="231F20"/><w:sz w:val="26"/><w:szCs w:val="26"/></w:rPr><w:t xml:space="preserve">&quot;Ruleset is read-only&quot; when trying to save</w:t></w:r></w:p><w:p><w:pPr><w:spacing w:after="120"/></w:pPr><w:r><w:rPr><w:rFonts w:ascii="Arial" w:cs="Arial" w:eastAsia="Arial" w:hAnsi="Arial"/><w:color w:val="333333"/><w:sz w:val="21"/><w:szCs w:val="21"/></w:rPr><w:t xml:space="preserve">You&apos;re trying to save to the &quot;default&quot; ruleset, which is protected. Click Save As New first to create an editable copy, then save into that copy.</w:t></w:r></w:p><w:p><w:pPr><w:spacing w:after="160" w:before="280"/></w:pPr><w:r><w:rPr><w:rFonts w:ascii="Arial" w:cs="Arial" w:eastAsia="Arial" w:hAnsi="Arial"/><w:b/><w:bCs/><w:color w:val="231F20"/><w:sz w:val="26"/><w:szCs w:val="26"/></w:rPr><w:t xml:space="preserve">Dirty indicator stays on after saving</w:t></w:r></w:p><w:p><w:pPr><w:spacing w:after="120"/></w:pPr><w:r><w:rPr><w:rFonts w:ascii="Arial" w:cs="Arial" w:eastAsia="Arial" w:hAnsi="Arial"/><w:color w:val="333333"/><w:sz w:val="21"/><w:szCs w:val="21"/></w:rPr><w:t xml:space="preserve">Refresh the page. The save endpoint returned 200 but the local React state didn&apos;t reset — known minor bug, will be fixed in a follow-up.</w:t></w:r></w:p><w:p><w:pPr><w:spacing w:after="160" w:before="280"/></w:pPr><w:r><w:rPr><w:rFonts w:ascii="Arial" w:cs="Arial" w:eastAsia="Arial" w:hAnsi="Arial"/><w:b/><w:bCs/><w:color w:val="231F20"/><w:sz w:val="26"/><w:szCs w:val="26"/></w:rPr><w:t xml:space="preserve">Encoded RFY rejected by F300i</w:t></w:r></w:p><w:p><w:pPr><w:spacing w:after="120"/></w:pPr><w:r><w:rPr><w:rFonts w:ascii="Arial" w:cs="Arial" w:eastAsia="Arial" w:hAnsi="Arial"/><w:color w:val="333333"/><w:sz w:val="21"/><w:szCs w:val="21"/></w:rPr><w:t xml:space="preserve">Most common cause: profile metric label says &quot;70 C 41&quot; instead of &quot;70 S 41&quot;. Detailer always normalises shape to &quot;S&quot; — the encoder now does the same as of 2026-05-03. If you have older RFY files generated before that fix, re-encode them.</w:t></w:r></w:p><w:p><w:r><w:br w:type="page"/></w:r></w:p><w:p><w:pPr><w:spacing w:after="200" w:before="360"/></w:pPr><w:r><w:rPr><w:rFonts w:ascii="Arial" w:cs="Arial" w:eastAsia="Arial" w:hAnsi="Arial"/><w:b/><w:bCs/><w:color w:val="231F20"/><w:sz w:val="32"/><w:szCs w:val="32"/></w:rPr><w:t xml:space="preserve">9. Reference</w:t></w:r></w:p><w:p><w:pPr><w:spacing w:after="160" w:before="280"/></w:pPr><w:r><w:rPr><w:rFonts w:ascii="Arial" w:cs="Arial" w:eastAsia="Arial" w:hAnsi="Arial"/><w:b/><w:bCs/><w:color w:val="231F20"/><w:sz w:val="26"/><w:szCs w:val="26"/></w:rPr><w:t xml:space="preserve">Brand colors (per HYTEK Group Brand Manual)</w:t></w:r></w:p><w:tbl><w:tblPr><w:tblW w:type="dxa" w:w="9500"/><w:tblBorders><w:top w:val="single" w:color="auto" w:sz="4"/><w:left w:val="single" w:color="auto" w:sz="4"/><w:bottom w:val="single" w:color="auto" w:sz="4"/><w:right w:val="single" w:color="auto" w:sz="4"/><w:insideH w:val="single" w:color="auto" w:sz="4"/><w:insideV w:val="single" w:color="auto" w:sz="4"/></w:tblBorders></w:tblPr><w:tblGrid><w:gridCol w:w="100"/><w:gridCol w:w="100"/></w:tblGrid><w:tr><w:tc><w:tcPr><w:tcW w:type="dxa" w:w="3000"/><w:tcBorders><w:top w:val="single" w:color="DDDDDD" w:sz="1"/><w:left w:val="single" w:color="DDDDDD" w:sz="1"/><w:bottom w:val="single" w:color="DDDDDD" w:sz="1"/><w:right w:val="single" w:color="DDDDDD" w:sz="1"/></w:tcBorders><w:shd w:fill="231F20" w:val="clear"/><w:tcMar><w:top w:type="dxa" w:w="80"/><w:left w:type="dxa" w:w="120"/><w:bottom w:type="dxa" w:w="80"/><w:right w:type="dxa" w:w="120"/></w:tcMar></w:tcPr><w:p><w:r><w:rPr><w:rFonts w:ascii="Arial" w:cs="Arial" w:eastAsia="Arial" w:hAnsi="Arial"/><w:b/><w:bCs/><w:color w:val="FFFFFF"/><w:sz w:val="20"/><w:szCs w:val="20"/></w:rPr><w:t xml:space="preserve">Field / Setting</w:t></w:r></w:p></w:tc><w:tc><w:tcPr><w:tcW w:type="dxa" w:w="6500"/><w:tcBorders><w:top w:val="single" w:color="DDDDDD" w:sz="1"/><w:left w:val="single" w:color="DDDDDD" w:sz="1"/><w:bottom w:val="single" w:color="DDDDDD" w:sz="1"/><w:right w:val="single" w:color="DDDDDD" w:sz="1"/></w:tcBorders><w:shd w:fill="231F20" w:val="clear"/><w:tcMar><w:top w:type="dxa" w:w="80"/><w:left w:type="dxa" w:w="120"/><w:bottom w:type="dxa" w:w="80"/><w:right w:type="dxa" w:w="120"/></w:tcMar></w:tcPr><w:p><w:r><w:rPr><w:rFonts w:ascii="Arial" w:cs="Arial" w:eastAsia="Arial" w:hAnsi="Arial"/><w:b/><w:bCs/><w:color w:val="FFFFFF"/><w:sz w:val="20"/><w:szCs w:val="20"/></w:rPr><w:t xml:space="preserve">What an edit changes</w:t></w:r></w:p></w:tc></w:tr><w:tr><w:tc><w:tcPr><w:tcW w:type="dxa" w:w="3000"/><w:tcBorders><w:top w:val="single" w:color="DDDDDD" w:sz="1"/><w:left w:val="single" w:color="DDDDDD" w:sz="1"/><w:bottom w:val="single" w:color="DDDDDD" w:sz="1"/><w:right w:val="single" w:color="DDDDDD" w:sz="1"/></w:tcBorders><w:shd w:fill="F5F5F5" w:val="clear"/><w:tcMar><w:top w:type="dxa" w:w="80"/><w:left w:type="dxa" w:w="120"/><w:bottom w:type="dxa" w:w="80"/><w:right w:type="dxa" w:w="120"/></w:tcMar></w:tcPr><w:p><w:pPr><w:jc w:val="left"/></w:pPr><w:r><w:rPr><w:rFonts w:ascii="Arial" w:cs="Arial" w:eastAsia="Arial" w:hAnsi="Arial"/><w:b/><w:bCs/><w:color w:val="333333"/><w:sz w:val="20"/><w:szCs w:val="20"/></w:rPr><w:t xml:space="preserve">Yellow</w:t></w:r></w:p></w:tc><w:tc><w:tcPr><w:tcW w:type="dxa" w:w="6500"/><w:tcBorders><w:top w:val="single" w:color="DDDDDD" w:sz="1"/><w:left w:val="single" w:color="DDDDDD" w:sz="1"/><w:bottom w:val="single" w:color="DDDDDD" w:sz="1"/><w:right w:val="single" w:color="DDDDDD" w:sz="1"/></w:tcBorders><w:shd w:fill="F5F5F5" w:val="clear"/><w:tcMar><w:top w:type="dxa" w:w="80"/><w:left w:type="dxa" w:w="120"/><w:bottom w:type="dxa" w:w="80"/><w:right w:type="dxa" w:w="120"/></w:tcMar></w:tcPr><w:p><w:pPr><w:jc w:val="left"/></w:pPr><w:r><w:rPr><w:rFonts w:ascii="Arial" w:cs="Arial" w:eastAsia="Arial" w:hAnsi="Arial"/><w:color w:val="333333"/><w:sz w:val="20"/><w:szCs w:val="20"/></w:rPr><w:t xml:space="preserve">#FFCB05 — primary brand color</w:t></w:r></w:p></w:tc></w:tr><w:tr><w:tc><w:tcPr><w:tcW w:type="dxa" w:w="3000"/><w:tcBorders><w:top w:val="single" w:color="DDDDDD" w:sz="1"/><w:left w:val="single" w:color="DDDDDD" w:sz="1"/><w:bottom w:val="single" w:color="DDDDDD" w:sz="1"/><w:right w:val="single" w:color="DDDDDD" w:sz="1"/></w:tcBorders><w:shd w:fill="FFFFFF" w:val="clear"/><w:tcMar><w:top w:type="dxa" w:w="80"/><w:left w:type="dxa" w:w="120"/><w:bottom w:type="dxa" w:w="80"/><w:right w:type="dxa" w:w="120"/></w:tcMar></w:tcPr><w:p><w:pPr><w:jc w:val="left"/></w:pPr><w:r><w:rPr><w:rFonts w:ascii="Arial" w:cs="Arial" w:eastAsia="Arial" w:hAnsi="Arial"/><w:b/><w:bCs/><w:color w:val="333333"/><w:sz w:val="20"/><w:szCs w:val="20"/></w:rPr><w:t xml:space="preserve">Black</w:t></w:r></w:p></w:tc><w:tc><w:tcPr><w:tcW w:type="dxa" w:w="6500"/><w:tcBorders><w:top w:val="single" w:color="DDDDDD" w:sz="1"/><w:left w:val="single" w:color="DDDDDD" w:sz="1"/><w:bottom w:val="single" w:color="DDDDDD" w:sz="1"/><w:right w:val="single" w:color="DDDDDD" w:sz="1"/></w:tcBorders><w:shd w:fill="FFFFFF" w:val="clear"/><w:tcMar><w:top w:type="dxa" w:w="80"/><w:left w:type="dxa" w:w="120"/><w:bottom w:type="dxa" w:w="80"/><w:right w:type="dxa" w:w="120"/></w:tcMar></w:tcPr><w:p><w:pPr><w:jc w:val="left"/></w:pPr><w:r><w:rPr><w:rFonts w:ascii="Arial" w:cs="Arial" w:eastAsia="Arial" w:hAnsi="Arial"/><w:color w:val="333333"/><w:sz w:val="20"/><w:szCs w:val="20"/></w:rPr><w:t xml:space="preserve">#231F20 — primary background</w:t></w:r></w:p></w:tc></w:tr><w:tr><w:tc><w:tcPr><w:tcW w:type="dxa" w:w="3000"/><w:tcBorders><w:top w:val="single" w:color="DDDDDD" w:sz="1"/><w:left w:val="single" w:color="DDDDDD" w:sz="1"/><w:bottom w:val="single" w:color="DDDDDD" w:sz="1"/><w:right w:val="single" w:color="DDDDDD" w:sz="1"/></w:tcBorders><w:shd w:fill="F5F5F5" w:val="clear"/><w:tcMar><w:top w:type="dxa" w:w="80"/><w:left w:type="dxa" w:w="120"/><w:bottom w:type="dxa" w:w="80"/><w:right w:type="dxa" w:w="120"/></w:tcMar></w:tcPr><w:p><w:pPr><w:jc w:val="left"/></w:pPr><w:r><w:rPr><w:rFonts w:ascii="Arial" w:cs="Arial" w:eastAsia="Arial" w:hAnsi="Arial"/><w:b/><w:bCs/><w:color w:val="333333"/><w:sz w:val="20"/><w:szCs w:val="20"/></w:rPr><w:t xml:space="preserve">Logo file</w:t></w:r></w:p></w:tc><w:tc><w:tcPr><w:tcW w:type="dxa" w:w="6500"/><w:tcBorders><w:top w:val="single" w:color="DDDDDD" w:sz="1"/><w:left w:val="single" w:color="DDDDDD" w:sz="1"/><w:bottom w:val="single" w:color="DDDDDD" w:sz="1"/><w:right w:val="single" w:color="DDDDDD" w:sz="1"/></w:tcBorders><w:shd w:fill="F5F5F5" w:val="clear"/><w:tcMar><w:top w:type="dxa" w:w="80"/><w:left w:type="dxa" w:w="120"/><w:bottom w:type="dxa" w:w="80"/><w:right w:type="dxa" w:w="120"/></w:tcMar></w:tcPr><w:p><w:pPr><w:jc w:val="left"/></w:pPr><w:r><w:rPr><w:rFonts w:ascii="Arial" w:cs="Arial" w:eastAsia="Arial" w:hAnsi="Arial"/><w:color w:val="333333"/><w:sz w:val="20"/><w:szCs w:val="20"/></w:rPr><w:t xml:space="preserve">/hytek-group-logo.png (yellow on transparent — for dark backgrounds)</w:t></w:r></w:p></w:tc></w:tr><w:tr><w:tc><w:tcPr><w:tcW w:type="dxa" w:w="3000"/><w:tcBorders><w:top w:val="single" w:color="DDDDDD" w:sz="1"/><w:left w:val="single" w:color="DDDDDD" w:sz="1"/><w:bottom w:val="single" w:color="DDDDDD" w:sz="1"/><w:right w:val="single" w:color="DDDDDD" w:sz="1"/></w:tcBorders><w:shd w:fill="FFFFFF" w:val="clear"/><w:tcMar><w:top w:type="dxa" w:w="80"/><w:left w:type="dxa" w:w="120"/><w:bottom w:type="dxa" w:w="80"/><w:right w:type="dxa" w:w="120"/></w:tcMar></w:tcPr><w:p><w:pPr><w:jc w:val="left"/></w:pPr><w:r><w:rPr><w:rFonts w:ascii="Arial" w:cs="Arial" w:eastAsia="Arial" w:hAnsi="Arial"/><w:b/><w:bCs/><w:color w:val="333333"/><w:sz w:val="20"/><w:szCs w:val="20"/></w:rPr><w:t xml:space="preserve">Logo, inverted</w:t></w:r></w:p></w:tc><w:tc><w:tcPr><w:tcW w:type="dxa" w:w="6500"/><w:tcBorders><w:top w:val="single" w:color="DDDDDD" w:sz="1"/><w:left w:val="single" w:color="DDDDDD" w:sz="1"/><w:bottom w:val="single" w:color="DDDDDD" w:sz="1"/><w:right w:val="single" w:color="DDDDDD" w:sz="1"/></w:tcBorders><w:shd w:fill="FFFFFF" w:val="clear"/><w:tcMar><w:top w:type="dxa" w:w="80"/><w:left w:type="dxa" w:w="120"/><w:bottom w:type="dxa" w:w="80"/><w:right w:type="dxa" w:w="120"/></w:tcMar></w:tcPr><w:p><w:pPr><w:jc w:val="left"/></w:pPr><w:r><w:rPr><w:rFonts w:ascii="Arial" w:cs="Arial" w:eastAsia="Arial" w:hAnsi="Arial"/><w:color w:val="333333"/><w:sz w:val="20"/><w:szCs w:val="20"/></w:rPr><w:t xml:space="preserve">/hytek-group-logo-inverted.png (for light backgrounds)</w:t></w:r></w:p></w:tc></w:tr><w:tr><w:tc><w:tcPr><w:tcW w:type="dxa" w:w="3000"/><w:tcBorders><w:top w:val="single" w:color="DDDDDD" w:sz="1"/><w:left w:val="single" w:color="DDDDDD" w:sz="1"/><w:bottom w:val="single" w:color="DDDDDD" w:sz="1"/><w:right w:val="single" w:color="DDDDDD" w:sz="1"/></w:tcBorders><w:shd w:fill="F5F5F5" w:val="clear"/><w:tcMar><w:top w:type="dxa" w:w="80"/><w:left w:type="dxa" w:w="120"/><w:bottom w:type="dxa" w:w="80"/><w:right w:type="dxa" w:w="120"/></w:tcMar></w:tcPr><w:p><w:pPr><w:jc w:val="left"/></w:pPr><w:r><w:rPr><w:rFonts w:ascii="Arial" w:cs="Arial" w:eastAsia="Arial" w:hAnsi="Arial"/><w:b/><w:bCs/><w:color w:val="333333"/><w:sz w:val="20"/><w:szCs w:val="20"/></w:rPr><w:t xml:space="preserve">Logo, monochrome</w:t></w:r></w:p></w:tc><w:tc><w:tcPr><w:tcW w:type="dxa" w:w="6500"/><w:tcBorders><w:top w:val="single" w:color="DDDDDD" w:sz="1"/><w:left w:val="single" w:color="DDDDDD" w:sz="1"/><w:bottom w:val="single" w:color="DDDDDD" w:sz="1"/><w:right w:val="single" w:color="DDDDDD" w:sz="1"/></w:tcBorders><w:shd w:fill="F5F5F5" w:val="clear"/><w:tcMar><w:top w:type="dxa" w:w="80"/><w:left w:type="dxa" w:w="120"/><w:bottom w:type="dxa" w:w="80"/><w:right w:type="dxa" w:w="120"/></w:tcMar></w:tcPr><w:p><w:pPr><w:jc w:val="left"/></w:pPr><w:r><w:rPr><w:rFonts w:ascii="Arial" w:cs="Arial" w:eastAsia="Arial" w:hAnsi="Arial"/><w:color w:val="333333"/><w:sz w:val="20"/><w:szCs w:val="20"/></w:rPr><w:t xml:space="preserve">/hytek-group-logo-bw.png (print, faxes, low-color contexts)</w:t></w:r></w:p></w:tc></w:tr></w:tbl><w:p><w:pPr><w:spacing w:after="160" w:before="280"/></w:pPr><w:r><w:rPr><w:rFonts w:ascii="Arial" w:cs="Arial" w:eastAsia="Arial" w:hAnsi="Arial"/><w:b/><w:bCs/><w:color w:val="231F20"/><w:sz w:val="26"/><w:szCs w:val="26"/></w:rPr><w:t xml:space="preserve">Repos</w:t></w:r></w:p><w:tbl><w:tblPr><w:tblW w:type="dxa" w:w="9500"/><w:tblBorders><w:top w:val="single" w:color="auto" w:sz="4"/><w:left w:val="single" w:color="auto" w:sz="4"/><w:bottom w:val="single" w:color="auto" w:sz="4"/><w:right w:val="single" w:color="auto" w:sz="4"/><w:insideH w:val="single" w:color="auto" w:sz="4"/><w:insideV w:val="single" w:color="auto" w:sz="4"/></w:tblBorders></w:tblPr><w:tblGrid><w:gridCol w:w="100"/><w:gridCol w:w="100"/></w:tblGrid><w:tr><w:tc><w:tcPr><w:tcW w:type="dxa" w:w="3000"/><w:tcBorders><w:top w:val="single" w:color="DDDDDD" w:sz="1"/><w:left w:val="single" w:color="DDDDDD" w:sz="1"/><w:bottom w:val="single" w:color="DDDDDD" w:sz="1"/><w:right w:val="single" w:color="DDDDDD" w:sz="1"/></w:tcBorders><w:shd w:fill="231F20" w:val="clear"/><w:tcMar><w:top w:type="dxa" w:w="80"/><w:left w:type="dxa" w:w="120"/><w:bottom w:type="dxa" w:w="80"/><w:right w:type="dxa" w:w="120"/></w:tcMar></w:tcPr><w:p><w:r><w:rPr><w:rFonts w:ascii="Arial" w:cs="Arial" w:eastAsia="Arial" w:hAnsi="Arial"/><w:b/><w:bCs/><w:color w:val="FFFFFF"/><w:sz w:val="20"/><w:szCs w:val="20"/></w:rPr><w:t xml:space="preserve">Field / Setting</w:t></w:r></w:p></w:tc><w:tc><w:tcPr><w:tcW w:type="dxa" w:w="6500"/><w:tcBorders><w:top w:val="single" w:color="DDDDDD" w:sz="1"/><w:left w:val="single" w:color="DDDDDD" w:sz="1"/><w:bottom w:val="single" w:color="DDDDDD" w:sz="1"/><w:right w:val="single" w:color="DDDDDD" w:sz="1"/></w:tcBorders><w:shd w:fill="231F20" w:val="clear"/><w:tcMar><w:top w:type="dxa" w:w="80"/><w:left w:type="dxa" w:w="120"/><w:bottom w:type="dxa" w:w="80"/><w:right w:type="dxa" w:w="120"/></w:tcMar></w:tcPr><w:p><w:r><w:rPr><w:rFonts w:ascii="Arial" w:cs="Arial" w:eastAsia="Arial" w:hAnsi="Arial"/><w:b/><w:bCs/><w:color w:val="FFFFFF"/><w:sz w:val="20"/><w:szCs w:val="20"/></w:rPr><w:t xml:space="preserve">What an edit changes</w:t></w:r></w:p></w:tc></w:tr><w:tr><w:tc><w:tcPr><w:tcW w:type="dxa" w:w="3000"/><w:tcBorders><w:top w:val="single" w:color="DDDDDD" w:sz="1"/><w:left w:val="single" w:color="DDDDDD" w:sz="1"/><w:bottom w:val="single" w:color="DDDDDD" w:sz="1"/><w:right w:val="single" w:color="DDDDDD" w:sz="1"/></w:tcBorders><w:shd w:fill="F5F5F5" w:val="clear"/><w:tcMar><w:top w:type="dxa" w:w="80"/><w:left w:type="dxa" w:w="120"/><w:bottom w:type="dxa" w:w="80"/><w:right w:type="dxa" w:w="120"/></w:tcMar></w:tcPr><w:p><w:pPr><w:jc w:val="left"/></w:pPr><w:r><w:rPr><w:rFonts w:ascii="Arial" w:cs="Arial" w:eastAsia="Arial" w:hAnsi="Arial"/><w:b/><w:bCs/><w:color w:val="333333"/><w:sz w:val="20"/><w:szCs w:val="20"/></w:rPr><w:t xml:space="preserve">hytek-rfy-tools</w:t></w:r></w:p></w:tc><w:tc><w:tcPr><w:tcW w:type="dxa" w:w="6500"/><w:tcBorders><w:top w:val="single" w:color="DDDDDD" w:sz="1"/><w:left w:val="single" w:color="DDDDDD" w:sz="1"/><w:bottom w:val="single" w:color="DDDDDD" w:sz="1"/><w:right w:val="single" w:color="DDDDDD" w:sz="1"/></w:tcBorders><w:shd w:fill="F5F5F5" w:val="clear"/><w:tcMar><w:top w:type="dxa" w:w="80"/><w:left w:type="dxa" w:w="120"/><w:bottom w:type="dxa" w:w="80"/><w:right w:type="dxa" w:w="120"/></w:tcMar></w:tcPr><w:p><w:pPr><w:jc w:val="left"/></w:pPr><w:r><w:rPr><w:rFonts w:ascii="Arial" w:cs="Arial" w:eastAsia="Arial" w:hAnsi="Arial"/><w:color w:val="333333"/><w:sz w:val="20"/><w:szCs w:val="20"/></w:rPr><w:t xml:space="preserve">https://github.com/scotttextor/hytek-rfy-tools — this app (Next.js).</w:t></w:r></w:p></w:tc></w:tr><w:tr><w:tc><w:tcPr><w:tcW w:type="dxa" w:w="3000"/><w:tcBorders><w:top w:val="single" w:color="DDDDDD" w:sz="1"/><w:left w:val="single" w:color="DDDDDD" w:sz="1"/><w:bottom w:val="single" w:color="DDDDDD" w:sz="1"/><w:right w:val="single" w:color="DDDDDD" w:sz="1"/></w:tcBorders><w:shd w:fill="FFFFFF" w:val="clear"/><w:tcMar><w:top w:type="dxa" w:w="80"/><w:left w:type="dxa" w:w="120"/><w:bottom w:type="dxa" w:w="80"/><w:right w:type="dxa" w:w="120"/></w:tcMar></w:tcPr><w:p><w:pPr><w:jc w:val="left"/></w:pPr><w:r><w:rPr><w:rFonts w:ascii="Arial" w:cs="Arial" w:eastAsia="Arial" w:hAnsi="Arial"/><w:b/><w:bCs/><w:color w:val="333333"/><w:sz w:val="20"/><w:szCs w:val="20"/></w:rPr><w:t xml:space="preserve">hytek-rfy-codec</w:t></w:r></w:p></w:tc><w:tc><w:tcPr><w:tcW w:type="dxa" w:w="6500"/><w:tcBorders><w:top w:val="single" w:color="DDDDDD" w:sz="1"/><w:left w:val="single" w:color="DDDDDD" w:sz="1"/><w:bottom w:val="single" w:color="DDDDDD" w:sz="1"/><w:right w:val="single" w:color="DDDDDD" w:sz="1"/></w:tcBorders><w:shd w:fill="FFFFFF" w:val="clear"/><w:tcMar><w:top w:type="dxa" w:w="80"/><w:left w:type="dxa" w:w="120"/><w:bottom w:type="dxa" w:w="80"/><w:right w:type="dxa" w:w="120"/></w:tcMar></w:tcPr><w:p><w:pPr><w:jc w:val="left"/></w:pPr><w:r><w:rPr><w:rFonts w:ascii="Arial" w:cs="Arial" w:eastAsia="Arial" w:hAnsi="Arial"/><w:color w:val="333333"/><w:sz w:val="20"/><w:szCs w:val="20"/></w:rPr><w:t xml:space="preserve">https://github.com/scotttextor/hytek-rfy-codec — the codec library (decoder/encoder/rules).</w:t></w:r></w:p></w:tc></w:tr><w:tr><w:tc><w:tcPr><w:tcW w:type="dxa" w:w="3000"/><w:tcBorders><w:top w:val="single" w:color="DDDDDD" w:sz="1"/><w:left w:val="single" w:color="DDDDDD" w:sz="1"/><w:bottom w:val="single" w:color="DDDDDD" w:sz="1"/><w:right w:val="single" w:color="DDDDDD" w:sz="1"/></w:tcBorders><w:shd w:fill="F5F5F5" w:val="clear"/><w:tcMar><w:top w:type="dxa" w:w="80"/><w:left w:type="dxa" w:w="120"/><w:bottom w:type="dxa" w:w="80"/><w:right w:type="dxa" w:w="120"/></w:tcMar></w:tcPr><w:p><w:pPr><w:jc w:val="left"/></w:pPr><w:r><w:rPr><w:rFonts w:ascii="Arial" w:cs="Arial" w:eastAsia="Arial" w:hAnsi="Arial"/><w:b/><w:bCs/><w:color w:val="333333"/><w:sz w:val="20"/><w:szCs w:val="20"/></w:rPr><w:t xml:space="preserve">Live URL</w:t></w:r></w:p></w:tc><w:tc><w:tcPr><w:tcW w:type="dxa" w:w="6500"/><w:tcBorders><w:top w:val="single" w:color="DDDDDD" w:sz="1"/><w:left w:val="single" w:color="DDDDDD" w:sz="1"/><w:bottom w:val="single" w:color="DDDDDD" w:sz="1"/><w:right w:val="single" w:color="DDDDDD" w:sz="1"/></w:tcBorders><w:shd w:fill="F5F5F5" w:val="clear"/><w:tcMar><w:top w:type="dxa" w:w="80"/><w:left w:type="dxa" w:w="120"/><w:bottom w:type="dxa" w:w="80"/><w:right w:type="dxa" w:w="120"/></w:tcMar></w:tcPr><w:p><w:pPr><w:jc w:val="left"/></w:pPr><w:r><w:rPr><w:rFonts w:ascii="Arial" w:cs="Arial" w:eastAsia="Arial" w:hAnsi="Arial"/><w:color w:val="333333"/><w:sz w:val="20"/><w:szCs w:val="20"/></w:rPr><w:t xml:space="preserve">https://hytek-rfy-tools.vercel.app — auto-deploys from master.</w:t></w:r></w:p></w:tc></w:tr></w:tbl><w:p><w:pPr><w:spacing w:after="160" w:before="280"/></w:pPr><w:r><w:rPr><w:rFonts w:ascii="Arial" w:cs="Arial" w:eastAsia="Arial" w:hAnsi="Arial"/><w:b/><w:bCs/><w:color w:val="231F20"/><w:sz w:val="26"/><w:szCs w:val="26"/></w:rPr><w:t xml:space="preserve">Source-of-truth files</w:t></w:r></w:p><w:tbl><w:tblPr><w:tblW w:type="dxa" w:w="9500"/><w:tblBorders><w:top w:val="single" w:color="auto" w:sz="4"/><w:left w:val="single" w:color="auto" w:sz="4"/><w:bottom w:val="single" w:color="auto" w:sz="4"/><w:right w:val="single" w:color="auto" w:sz="4"/><w:insideH w:val="single" w:color="auto" w:sz="4"/><w:insideV w:val="single" w:color="auto" w:sz="4"/></w:tblBorders></w:tblPr><w:tblGrid><w:gridCol w:w="100"/><w:gridCol w:w="100"/></w:tblGrid><w:tr><w:tc><w:tcPr><w:tcW w:type="dxa" w:w="3000"/><w:tcBorders><w:top w:val="single" w:color="DDDDDD" w:sz="1"/><w:left w:val="single" w:color="DDDDDD" w:sz="1"/><w:bottom w:val="single" w:color="DDDDDD" w:sz="1"/><w:right w:val="single" w:color="DDDDDD" w:sz="1"/></w:tcBorders><w:shd w:fill="231F20" w:val="clear"/><w:tcMar><w:top w:type="dxa" w:w="80"/><w:left w:type="dxa" w:w="120"/><w:bottom w:type="dxa" w:w="80"/><w:right w:type="dxa" w:w="120"/></w:tcMar></w:tcPr><w:p><w:r><w:rPr><w:rFonts w:ascii="Arial" w:cs="Arial" w:eastAsia="Arial" w:hAnsi="Arial"/><w:b/><w:bCs/><w:color w:val="FFFFFF"/><w:sz w:val="20"/><w:szCs w:val="20"/></w:rPr><w:t xml:space="preserve">Field / Setting</w:t></w:r></w:p></w:tc><w:tc><w:tcPr><w:tcW w:type="dxa" w:w="6500"/><w:tcBorders><w:top w:val="single" w:color="DDDDDD" w:sz="1"/><w:left w:val="single" w:color="DDDDDD" w:sz="1"/><w:bottom w:val="single" w:color="DDDDDD" w:sz="1"/><w:right w:val="single" w:color="DDDDDD" w:sz="1"/></w:tcBorders><w:shd w:fill="231F20" w:val="clear"/><w:tcMar><w:top w:type="dxa" w:w="80"/><w:left w:type="dxa" w:w="120"/><w:bottom w:type="dxa" w:w="80"/><w:right w:type="dxa" w:w="120"/></w:tcMar></w:tcPr><w:p><w:r><w:rPr><w:rFonts w:ascii="Arial" w:cs="Arial" w:eastAsia="Arial" w:hAnsi="Arial"/><w:b/><w:bCs/><w:color w:val="FFFFFF"/><w:sz w:val="20"/><w:szCs w:val="20"/></w:rPr><w:t xml:space="preserve">What an edit changes</w:t></w:r></w:p></w:tc></w:tr><w:tr><w:tc><w:tcPr><w:tcW w:type="dxa" w:w="3000"/><w:tcBorders><w:top w:val="single" w:color="DDDDDD" w:sz="1"/><w:left w:val="single" w:color="DDDDDD" w:sz="1"/><w:bottom w:val="single" w:color="DDDDDD" w:sz="1"/><w:right w:val="single" w:color="DDDDDD" w:sz="1"/></w:tcBorders><w:shd w:fill="F5F5F5" w:val="clear"/><w:tcMar><w:top w:type="dxa" w:w="80"/><w:left w:type="dxa" w:w="120"/><w:bottom w:type="dxa" w:w="80"/><w:right w:type="dxa" w:w="120"/></w:tcMar></w:tcPr><w:p><w:pPr><w:jc w:val="left"/></w:pPr><w:r><w:rPr><w:rFonts w:ascii="Arial" w:cs="Arial" w:eastAsia="Arial" w:hAnsi="Arial"/><w:b/><w:bCs/><w:color w:val="333333"/><w:sz w:val="20"/><w:szCs w:val="20"/></w:rPr><w:t xml:space="preserve">Machine setups (factory)</w:t></w:r></w:p></w:tc><w:tc><w:tcPr><w:tcW w:type="dxa" w:w="6500"/><w:tcBorders><w:top w:val="single" w:color="DDDDDD" w:sz="1"/><w:left w:val="single" w:color="DDDDDD" w:sz="1"/><w:bottom w:val="single" w:color="DDDDDD" w:sz="1"/><w:right w:val="single" w:color="DDDDDD" w:sz="1"/></w:tcBorders><w:shd w:fill="F5F5F5" w:val="clear"/><w:tcMar><w:top w:type="dxa" w:w="80"/><w:left w:type="dxa" w:w="120"/><w:bottom w:type="dxa" w:w="80"/><w:right w:type="dxa" w:w="120"/></w:tcMar></w:tcPr><w:p><w:pPr><w:jc w:val="left"/></w:pPr><w:r><w:rPr><w:rFonts w:ascii="Arial" w:cs="Arial" w:eastAsia="Arial" w:hAnsi="Arial"/><w:color w:val="333333"/><w:sz w:val="20"/><w:szCs w:val="20"/></w:rPr><w:t xml:space="preserve">Y:\(08) DETAILING\(13) FRAMECAD\FrameCAD DETAILER\HYTEK MACHINE_FRAME TYPES\</w:t></w:r></w:p></w:tc></w:tr><w:tr><w:tc><w:tcPr><w:tcW w:type="dxa" w:w="3000"/><w:tcBorders><w:top w:val="single" w:color="DDDDDD" w:sz="1"/><w:left w:val="single" w:color="DDDDDD" w:sz="1"/><w:bottom w:val="single" w:color="DDDDDD" w:sz="1"/><w:right w:val="single" w:color="DDDDDD" w:sz="1"/></w:tcBorders><w:shd w:fill="FFFFFF" w:val="clear"/><w:tcMar><w:top w:type="dxa" w:w="80"/><w:left w:type="dxa" w:w="120"/><w:bottom w:type="dxa" w:w="80"/><w:right w:type="dxa" w:w="120"/></w:tcMar></w:tcPr><w:p><w:pPr><w:jc w:val="left"/></w:pPr><w:r><w:rPr><w:rFonts w:ascii="Arial" w:cs="Arial" w:eastAsia="Arial" w:hAnsi="Arial"/><w:b/><w:bCs/><w:color w:val="333333"/><w:sz w:val="20"/><w:szCs w:val="20"/></w:rPr><w:t xml:space="preserve">Machine setups (default ruleset)</w:t></w:r></w:p></w:tc><w:tc><w:tcPr><w:tcW w:type="dxa" w:w="6500"/><w:tcBorders><w:top w:val="single" w:color="DDDDDD" w:sz="1"/><w:left w:val="single" w:color="DDDDDD" w:sz="1"/><w:bottom w:val="single" w:color="DDDDDD" w:sz="1"/><w:right w:val="single" w:color="DDDDDD" w:sz="1"/></w:tcBorders><w:shd w:fill="FFFFFF" w:val="clear"/><w:tcMar><w:top w:type="dxa" w:w="80"/><w:left w:type="dxa" w:w="120"/><w:bottom w:type="dxa" w:w="80"/><w:right w:type="dxa" w:w="120"/></w:tcMar></w:tcPr><w:p><w:pPr><w:jc w:val="left"/></w:pPr><w:r><w:rPr><w:rFonts w:ascii="Arial" w:cs="Arial" w:eastAsia="Arial" w:hAnsi="Arial"/><w:color w:val="333333"/><w:sz w:val="20"/><w:szCs w:val="20"/></w:rPr><w:t xml:space="preserve">data/rulesets/default/machine-types.json (in repo)</w:t></w:r></w:p></w:tc></w:tr><w:tr><w:tc><w:tcPr><w:tcW w:type="dxa" w:w="3000"/><w:tcBorders><w:top w:val="single" w:color="DDDDDD" w:sz="1"/><w:left w:val="single" w:color="DDDDDD" w:sz="1"/><w:bottom w:val="single" w:color="DDDDDD" w:sz="1"/><w:right w:val="single" w:color="DDDDDD" w:sz="1"/></w:tcBorders><w:shd w:fill="F5F5F5" w:val="clear"/><w:tcMar><w:top w:type="dxa" w:w="80"/><w:left w:type="dxa" w:w="120"/><w:bottom w:type="dxa" w:w="80"/><w:right w:type="dxa" w:w="120"/></w:tcMar></w:tcPr><w:p><w:pPr><w:jc w:val="left"/></w:pPr><w:r><w:rPr><w:rFonts w:ascii="Arial" w:cs="Arial" w:eastAsia="Arial" w:hAnsi="Arial"/><w:b/><w:bCs/><w:color w:val="333333"/><w:sz w:val="20"/><w:szCs w:val="20"/></w:rPr><w:t xml:space="preserve">Frame types (factory)</w:t></w:r></w:p></w:tc><w:tc><w:tcPr><w:tcW w:type="dxa" w:w="6500"/><w:tcBorders><w:top w:val="single" w:color="DDDDDD" w:sz="1"/><w:left w:val="single" w:color="DDDDDD" w:sz="1"/><w:bottom w:val="single" w:color="DDDDDD" w:sz="1"/><w:right w:val="single" w:color="DDDDDD" w:sz="1"/></w:tcBorders><w:shd w:fill="F5F5F5" w:val="clear"/><w:tcMar><w:top w:type="dxa" w:w="80"/><w:left w:type="dxa" w:w="120"/><w:bottom w:type="dxa" w:w="80"/><w:right w:type="dxa" w:w="120"/></w:tcMar></w:tcPr><w:p><w:pPr><w:jc w:val="left"/></w:pPr><w:r><w:rPr><w:rFonts w:ascii="Arial" w:cs="Arial" w:eastAsia="Arial" w:hAnsi="Arial"/><w:color w:val="333333"/><w:sz w:val="20"/><w:szCs w:val="20"/></w:rPr><w:t xml:space="preserve">Y:\(08) DETAILING\(13) FRAMECAD\FrameCAD DETAILER\HYTEK MACHINE_FRAME TYPES\</w:t></w:r></w:p></w:tc></w:tr><w:tr><w:tc><w:tcPr><w:tcW w:type="dxa" w:w="3000"/><w:tcBorders><w:top w:val="single" w:color="DDDDDD" w:sz="1"/><w:left w:val="single" w:color="DDDDDD" w:sz="1"/><w:bottom w:val="single" w:color="DDDDDD" w:sz="1"/><w:right w:val="single" w:color="DDDDDD" w:sz="1"/></w:tcBorders><w:shd w:fill="FFFFFF" w:val="clear"/><w:tcMar><w:top w:type="dxa" w:w="80"/><w:left w:type="dxa" w:w="120"/><w:bottom w:type="dxa" w:w="80"/><w:right w:type="dxa" w:w="120"/></w:tcMar></w:tcPr><w:p><w:pPr><w:jc w:val="left"/></w:pPr><w:r><w:rPr><w:rFonts w:ascii="Arial" w:cs="Arial" w:eastAsia="Arial" w:hAnsi="Arial"/><w:b/><w:bCs/><w:color w:val="333333"/><w:sz w:val="20"/><w:szCs w:val="20"/></w:rPr><w:t xml:space="preserve">Frame types (default ruleset)</w:t></w:r></w:p></w:tc><w:tc><w:tcPr><w:tcW w:type="dxa" w:w="6500"/><w:tcBorders><w:top w:val="single" w:color="DDDDDD" w:sz="1"/><w:left w:val="single" w:color="DDDDDD" w:sz="1"/><w:bottom w:val="single" w:color="DDDDDD" w:sz="1"/><w:right w:val="single" w:color="DDDDDD" w:sz="1"/></w:tcBorders><w:shd w:fill="FFFFFF" w:val="clear"/><w:tcMar><w:top w:type="dxa" w:w="80"/><w:left w:type="dxa" w:w="120"/><w:bottom w:type="dxa" w:w="80"/><w:right w:type="dxa" w:w="120"/></w:tcMar></w:tcPr><w:p><w:pPr><w:jc w:val="left"/></w:pPr><w:r><w:rPr><w:rFonts w:ascii="Arial" w:cs="Arial" w:eastAsia="Arial" w:hAnsi="Arial"/><w:color w:val="333333"/><w:sz w:val="20"/><w:szCs w:val="20"/></w:rPr><w:t xml:space="preserve">data/rulesets/default/frame-types.json (in repo)</w:t></w:r></w:p></w:tc></w:tr><w:tr><w:tc><w:tcPr><w:tcW w:type="dxa" w:w="3000"/><w:tcBorders><w:top w:val="single" w:color="DDDDDD" w:sz="1"/><w:left w:val="single" w:color="DDDDDD" w:sz="1"/><w:bottom w:val="single" w:color="DDDDDD" w:sz="1"/><w:right w:val="single" w:color="DDDDDD" w:sz="1"/></w:tcBorders><w:shd w:fill="F5F5F5" w:val="clear"/><w:tcMar><w:top w:type="dxa" w:w="80"/><w:left w:type="dxa" w:w="120"/><w:bottom w:type="dxa" w:w="80"/><w:right w:type="dxa" w:w="120"/></w:tcMar></w:tcPr><w:p><w:pPr><w:jc w:val="left"/></w:pPr><w:r><w:rPr><w:rFonts w:ascii="Arial" w:cs="Arial" w:eastAsia="Arial" w:hAnsi="Arial"/><w:b/><w:bCs/><w:color w:val="333333"/><w:sz w:val="20"/><w:szCs w:val="20"/></w:rPr><w:t xml:space="preserve">Per-stick rule table</w:t></w:r></w:p></w:tc><w:tc><w:tcPr><w:tcW w:type="dxa" w:w="6500"/><w:tcBorders><w:top w:val="single" w:color="DDDDDD" w:sz="1"/><w:left w:val="single" w:color="DDDDDD" w:sz="1"/><w:bottom w:val="single" w:color="DDDDDD" w:sz="1"/><w:right w:val="single" w:color="DDDDDD" w:sz="1"/></w:tcBorders><w:shd w:fill="F5F5F5" w:val="clear"/><w:tcMar><w:top w:type="dxa" w:w="80"/><w:left w:type="dxa" w:w="120"/><w:bottom w:type="dxa" w:w="80"/><w:right w:type="dxa" w:w="120"/></w:tcMar></w:tcPr><w:p><w:pPr><w:jc w:val="left"/></w:pPr><w:r><w:rPr><w:rFonts w:ascii="Arial" w:cs="Arial" w:eastAsia="Arial" w:hAnsi="Arial"/><w:color w:val="333333"/><w:sz w:val="20"/><w:szCs w:val="20"/></w:rPr><w:t xml:space="preserve">src/rules/table.ts in hytek-rfy-codec (the encoder&apos;s rule registry)</w:t></w:r></w:p></w:tc></w:tr><w:tr><w:tc><w:tcPr><w:tcW w:type="dxa" w:w="3000"/><w:tcBorders><w:top w:val="single" w:color="DDDDDD" w:sz="1"/><w:left w:val="single" w:color="DDDDDD" w:sz="1"/><w:bottom w:val="single" w:color="DDDDDD" w:sz="1"/><w:right w:val="single" w:color="DDDDDD" w:sz="1"/></w:tcBorders><w:shd w:fill="FFFFFF" w:val="clear"/><w:tcMar><w:top w:type="dxa" w:w="80"/><w:left w:type="dxa" w:w="120"/><w:bottom w:type="dxa" w:w="80"/><w:right w:type="dxa" w:w="120"/></w:tcMar></w:tcPr><w:p><w:pPr><w:jc w:val="left"/></w:pPr><w:r><w:rPr><w:rFonts w:ascii="Arial" w:cs="Arial" w:eastAsia="Arial" w:hAnsi="Arial"/><w:b/><w:bCs/><w:color w:val="333333"/><w:sz w:val="20"/><w:szCs w:val="20"/></w:rPr><w:t xml:space="preserve">Frame-context rules</w:t></w:r></w:p></w:tc><w:tc><w:tcPr><w:tcW w:type="dxa" w:w="6500"/><w:tcBorders><w:top w:val="single" w:color="DDDDDD" w:sz="1"/><w:left w:val="single" w:color="DDDDDD" w:sz="1"/><w:bottom w:val="single" w:color="DDDDDD" w:sz="1"/><w:right w:val="single" w:color="DDDDDD" w:sz="1"/></w:tcBorders><w:shd w:fill="FFFFFF" w:val="clear"/><w:tcMar><w:top w:type="dxa" w:w="80"/><w:left w:type="dxa" w:w="120"/><w:bottom w:type="dxa" w:w="80"/><w:right w:type="dxa" w:w="120"/></w:tcMar></w:tcPr><w:p><w:pPr><w:jc w:val="left"/></w:pPr><w:r><w:rPr><w:rFonts w:ascii="Arial" w:cs="Arial" w:eastAsia="Arial" w:hAnsi="Arial"/><w:color w:val="333333"/><w:sz w:val="20"/><w:szCs w:val="20"/></w:rPr><w:t xml:space="preserve">src/rules/frame-context.ts in hytek-rfy-codec</w:t></w:r></w:p></w:tc></w:tr></w:tbl><w:p><w:pPr><w:spacing w:after="160" w:before="280"/></w:pPr><w:r><w:rPr><w:rFonts w:ascii="Arial" w:cs="Arial" w:eastAsia="Arial" w:hAnsi="Arial"/><w:b/><w:bCs/><w:color w:val="231F20"/><w:sz w:val="26"/><w:szCs w:val="26"/></w:rPr><w:t xml:space="preserve">Diff harness scripts</w:t></w:r></w:p><w:tbl><w:tblPr><w:tblW w:type="dxa" w:w="9500"/><w:tblBorders><w:top w:val="single" w:color="auto" w:sz="4"/><w:left w:val="single" w:color="auto" w:sz="4"/><w:bottom w:val="single" w:color="auto" w:sz="4"/><w:right w:val="single" w:color="auto" w:sz="4"/><w:insideH w:val="single" w:color="auto" w:sz="4"/><w:insideV w:val="single" w:color="auto" w:sz="4"/></w:tblBorders></w:tblPr><w:tblGrid><w:gridCol w:w="100"/><w:gridCol w:w="100"/></w:tblGrid><w:tr><w:tc><w:tcPr><w:tcW w:type="dxa" w:w="3000"/><w:tcBorders><w:top w:val="single" w:color="DDDDDD" w:sz="1"/><w:left w:val="single" w:color="DDDDDD" w:sz="1"/><w:bottom w:val="single" w:color="DDDDDD" w:sz="1"/><w:right w:val="single" w:color="DDDDDD" w:sz="1"/></w:tcBorders><w:shd w:fill="231F20" w:val="clear"/><w:tcMar><w:top w:type="dxa" w:w="80"/><w:left w:type="dxa" w:w="120"/><w:bottom w:type="dxa" w:w="80"/><w:right w:type="dxa" w:w="120"/></w:tcMar></w:tcPr><w:p><w:r><w:rPr><w:rFonts w:ascii="Arial" w:cs="Arial" w:eastAsia="Arial" w:hAnsi="Arial"/><w:b/><w:bCs/><w:color w:val="FFFFFF"/><w:sz w:val="20"/><w:szCs w:val="20"/></w:rPr><w:t xml:space="preserve">Field / Setting</w:t></w:r></w:p></w:tc><w:tc><w:tcPr><w:tcW w:type="dxa" w:w="6500"/><w:tcBorders><w:top w:val="single" w:color="DDDDDD" w:sz="1"/><w:left w:val="single" w:color="DDDDDD" w:sz="1"/><w:bottom w:val="single" w:color="DDDDDD" w:sz="1"/><w:right w:val="single" w:color="DDDDDD" w:sz="1"/></w:tcBorders><w:shd w:fill="231F20" w:val="clear"/><w:tcMar><w:top w:type="dxa" w:w="80"/><w:left w:type="dxa" w:w="120"/><w:bottom w:type="dxa" w:w="80"/><w:right w:type="dxa" w:w="120"/></w:tcMar></w:tcPr><w:p><w:r><w:rPr><w:rFonts w:ascii="Arial" w:cs="Arial" w:eastAsia="Arial" w:hAnsi="Arial"/><w:b/><w:bCs/><w:color w:val="FFFFFF"/><w:sz w:val="20"/><w:szCs w:val="20"/></w:rPr><w:t xml:space="preserve">What an edit changes</w:t></w:r></w:p></w:tc></w:tr><w:tr><w:tc><w:tcPr><w:tcW w:type="dxa" w:w="3000"/><w:tcBorders><w:top w:val="single" w:color="DDDDDD" w:sz="1"/><w:left w:val="single" w:color="DDDDDD" w:sz="1"/><w:bottom w:val="single" w:color="DDDDDD" w:sz="1"/><w:right w:val="single" w:color="DDDDDD" w:sz="1"/></w:tcBorders><w:shd w:fill="F5F5F5" w:val="clear"/><w:tcMar><w:top w:type="dxa" w:w="80"/><w:left w:type="dxa" w:w="120"/><w:bottom w:type="dxa" w:w="80"/><w:right w:type="dxa" w:w="120"/></w:tcMar></w:tcPr><w:p><w:pPr><w:jc w:val="left"/></w:pPr><w:r><w:rPr><w:rFonts w:ascii="Arial" w:cs="Arial" w:eastAsia="Arial" w:hAnsi="Arial"/><w:b/><w:bCs/><w:color w:val="333333"/><w:sz w:val="20"/><w:szCs w:val="20"/></w:rPr><w:t xml:space="preserve">scripts/diff-vs-detailer.mjs</w:t></w:r></w:p></w:tc><w:tc><w:tcPr><w:tcW w:type="dxa" w:w="6500"/><w:tcBorders><w:top w:val="single" w:color="DDDDDD" w:sz="1"/><w:left w:val="single" w:color="DDDDDD" w:sz="1"/><w:bottom w:val="single" w:color="DDDDDD" w:sz="1"/><w:right w:val="single" w:color="DDDDDD" w:sz="1"/></w:tcBorders><w:shd w:fill="F5F5F5" w:val="clear"/><w:tcMar><w:top w:type="dxa" w:w="80"/><w:left w:type="dxa" w:w="120"/><w:bottom w:type="dxa" w:w="80"/><w:right w:type="dxa" w:w="120"/></w:tcMar></w:tcPr><w:p><w:pPr><w:jc w:val="left"/></w:pPr><w:r><w:rPr><w:rFonts w:ascii="Arial" w:cs="Arial" w:eastAsia="Arial" w:hAnsi="Arial"/><w:color w:val="333333"/><w:sz w:val="20"/><w:szCs w:val="20"/></w:rPr><w:t xml:space="preserve">Op-level diff: input.xml + ref.rfy → matched/missing/extra ops report.</w:t></w:r></w:p></w:tc></w:tr><w:tr><w:tc><w:tcPr><w:tcW w:type="dxa" w:w="3000"/><w:tcBorders><w:top w:val="single" w:color="DDDDDD" w:sz="1"/><w:left w:val="single" w:color="DDDDDD" w:sz="1"/><w:bottom w:val="single" w:color="DDDDDD" w:sz="1"/><w:right w:val="single" w:color="DDDDDD" w:sz="1"/></w:tcBorders><w:shd w:fill="FFFFFF" w:val="clear"/><w:tcMar><w:top w:type="dxa" w:w="80"/><w:left w:type="dxa" w:w="120"/><w:bottom w:type="dxa" w:w="80"/><w:right w:type="dxa" w:w="120"/></w:tcMar></w:tcPr><w:p><w:pPr><w:jc w:val="left"/></w:pPr><w:r><w:rPr><w:rFonts w:ascii="Arial" w:cs="Arial" w:eastAsia="Arial" w:hAnsi="Arial"/><w:b/><w:bCs/><w:color w:val="333333"/><w:sz w:val="20"/><w:szCs w:val="20"/></w:rPr><w:t xml:space="preserve">scripts/diff-sweep.mjs</w:t></w:r></w:p></w:tc><w:tc><w:tcPr><w:tcW w:type="dxa" w:w="6500"/><w:tcBorders><w:top w:val="single" w:color="DDDDDD" w:sz="1"/><w:left w:val="single" w:color="DDDDDD" w:sz="1"/><w:bottom w:val="single" w:color="DDDDDD" w:sz="1"/><w:right w:val="single" w:color="DDDDDD" w:sz="1"/></w:tcBorders><w:shd w:fill="FFFFFF" w:val="clear"/><w:tcMar><w:top w:type="dxa" w:w="80"/><w:left w:type="dxa" w:w="120"/><w:bottom w:type="dxa" w:w="80"/><w:right w:type="dxa" w:w="120"/></w:tcMar></w:tcPr><w:p><w:pPr><w:jc w:val="left"/></w:pPr><w:r><w:rPr><w:rFonts w:ascii="Arial" w:cs="Arial" w:eastAsia="Arial" w:hAnsi="Arial"/><w:color w:val="333333"/><w:sz w:val="20"/><w:szCs w:val="20"/></w:rPr><w:t xml:space="preserve">Op-level corpus sweep — runs diff-vs-detailer over every paired job in a folder.</w:t></w:r></w:p></w:tc></w:tr><w:tr><w:tc><w:tcPr><w:tcW w:type="dxa" w:w="3000"/><w:tcBorders><w:top w:val="single" w:color="DDDDDD" w:sz="1"/><w:left w:val="single" w:color="DDDDDD" w:sz="1"/><w:bottom w:val="single" w:color="DDDDDD" w:sz="1"/><w:right w:val="single" w:color="DDDDDD" w:sz="1"/></w:tcBorders><w:shd w:fill="F5F5F5" w:val="clear"/><w:tcMar><w:top w:type="dxa" w:w="80"/><w:left w:type="dxa" w:w="120"/><w:bottom w:type="dxa" w:w="80"/><w:right w:type="dxa" w:w="120"/></w:tcMar></w:tcPr><w:p><w:pPr><w:jc w:val="left"/></w:pPr><w:r><w:rPr><w:rFonts w:ascii="Arial" w:cs="Arial" w:eastAsia="Arial" w:hAnsi="Arial"/><w:b/><w:bCs/><w:color w:val="333333"/><w:sz w:val="20"/><w:szCs w:val="20"/></w:rPr><w:t xml:space="preserve">scripts/csv-diff-roundtrip.mjs</w:t></w:r></w:p></w:tc><w:tc><w:tcPr><w:tcW w:type="dxa" w:w="6500"/><w:tcBorders><w:top w:val="single" w:color="DDDDDD" w:sz="1"/><w:left w:val="single" w:color="DDDDDD" w:sz="1"/><w:bottom w:val="single" w:color="DDDDDD" w:sz="1"/><w:right w:val="single" w:color="DDDDDD" w:sz="1"/></w:tcBorders><w:shd w:fill="F5F5F5" w:val="clear"/><w:tcMar><w:top w:type="dxa" w:w="80"/><w:left w:type="dxa" w:w="120"/><w:bottom w:type="dxa" w:w="80"/><w:right w:type="dxa" w:w="120"/></w:tcMar></w:tcPr><w:p><w:pPr><w:jc w:val="left"/></w:pPr><w:r><w:rPr><w:rFonts w:ascii="Arial" w:cs="Arial" w:eastAsia="Arial" w:hAnsi="Arial"/><w:color w:val="333333"/><w:sz w:val="20"/><w:szCs w:val="20"/></w:rPr><w:t xml:space="preserve">Round-trip CSV diff: decode ref.rfy → CSV vs Detailer&apos;s emitted CSV.</w:t></w:r></w:p></w:tc></w:tr><w:tr><w:tc><w:tcPr><w:tcW w:type="dxa" w:w="3000"/><w:tcBorders><w:top w:val="single" w:color="DDDDDD" w:sz="1"/><w:left w:val="single" w:color="DDDDDD" w:sz="1"/><w:bottom w:val="single" w:color="DDDDDD" w:sz="1"/><w:right w:val="single" w:color="DDDDDD" w:sz="1"/></w:tcBorders><w:shd w:fill="FFFFFF" w:val="clear"/><w:tcMar><w:top w:type="dxa" w:w="80"/><w:left w:type="dxa" w:w="120"/><w:bottom w:type="dxa" w:w="80"/><w:right w:type="dxa" w:w="120"/></w:tcMar></w:tcPr><w:p><w:pPr><w:jc w:val="left"/></w:pPr><w:r><w:rPr><w:rFonts w:ascii="Arial" w:cs="Arial" w:eastAsia="Arial" w:hAnsi="Arial"/><w:b/><w:bCs/><w:color w:val="333333"/><w:sz w:val="20"/><w:szCs w:val="20"/></w:rPr><w:t xml:space="preserve">scripts/csv-diff-vs-detailer.mjs</w:t></w:r></w:p></w:tc><w:tc><w:tcPr><w:tcW w:type="dxa" w:w="6500"/><w:tcBorders><w:top w:val="single" w:color="DDDDDD" w:sz="1"/><w:left w:val="single" w:color="DDDDDD" w:sz="1"/><w:bottom w:val="single" w:color="DDDDDD" w:sz="1"/><w:right w:val="single" w:color="DDDDDD" w:sz="1"/></w:tcBorders><w:shd w:fill="FFFFFF" w:val="clear"/><w:tcMar><w:top w:type="dxa" w:w="80"/><w:left w:type="dxa" w:w="120"/><w:bottom w:type="dxa" w:w="80"/><w:right w:type="dxa" w:w="120"/></w:tcMar></w:tcPr><w:p><w:pPr><w:jc w:val="left"/></w:pPr><w:r><w:rPr><w:rFonts w:ascii="Arial" w:cs="Arial" w:eastAsia="Arial" w:hAnsi="Arial"/><w:color w:val="333333"/><w:sz w:val="20"/><w:szCs w:val="20"/></w:rPr><w:t xml:space="preserve">Full-pipeline CSV diff: ours-csv vs ref-from-rfy-csv vs Detailer-csv.</w:t></w:r></w:p></w:tc></w:tr><w:tr><w:tc><w:tcPr><w:tcW w:type="dxa" w:w="3000"/><w:tcBorders><w:top w:val="single" w:color="DDDDDD" w:sz="1"/><w:left w:val="single" w:color="DDDDDD" w:sz="1"/><w:bottom w:val="single" w:color="DDDDDD" w:sz="1"/><w:right w:val="single" w:color="DDDDDD" w:sz="1"/></w:tcBorders><w:shd w:fill="F5F5F5" w:val="clear"/><w:tcMar><w:top w:type="dxa" w:w="80"/><w:left w:type="dxa" w:w="120"/><w:bottom w:type="dxa" w:w="80"/><w:right w:type="dxa" w:w="120"/></w:tcMar></w:tcPr><w:p><w:pPr><w:jc w:val="left"/></w:pPr><w:r><w:rPr><w:rFonts w:ascii="Arial" w:cs="Arial" w:eastAsia="Arial" w:hAnsi="Arial"/><w:b/><w:bCs/><w:color w:val="333333"/><w:sz w:val="20"/><w:szCs w:val="20"/></w:rPr><w:t xml:space="preserve">scripts/csv-diff-pipeline.mjs</w:t></w:r></w:p></w:tc><w:tc><w:tcPr><w:tcW w:type="dxa" w:w="6500"/><w:tcBorders><w:top w:val="single" w:color="DDDDDD" w:sz="1"/><w:left w:val="single" w:color="DDDDDD" w:sz="1"/><w:bottom w:val="single" w:color="DDDDDD" w:sz="1"/><w:right w:val="single" w:color="DDDDDD" w:sz="1"/></w:tcBorders><w:shd w:fill="F5F5F5" w:val="clear"/><w:tcMar><w:top w:type="dxa" w:w="80"/><w:left w:type="dxa" w:w="120"/><w:bottom w:type="dxa" w:w="80"/><w:right w:type="dxa" w:w="120"/></w:tcMar></w:tcPr><w:p><w:pPr><w:jc w:val="left"/></w:pPr><w:r><w:rPr><w:rFonts w:ascii="Arial" w:cs="Arial" w:eastAsia="Arial" w:hAnsi="Arial"/><w:color w:val="333333"/><w:sz w:val="20"/><w:szCs w:val="20"/></w:rPr><w:t xml:space="preserve">One-shot wrapper running both RFY and CSV diffs.</w:t></w:r></w:p></w:tc></w:tr><w:tr><w:tc><w:tcPr><w:tcW w:type="dxa" w:w="3000"/><w:tcBorders><w:top w:val="single" w:color="DDDDDD" w:sz="1"/><w:left w:val="single" w:color="DDDDDD" w:sz="1"/><w:bottom w:val="single" w:color="DDDDDD" w:sz="1"/><w:right w:val="single" w:color="DDDDDD" w:sz="1"/></w:tcBorders><w:shd w:fill="FFFFFF" w:val="clear"/><w:tcMar><w:top w:type="dxa" w:w="80"/><w:left w:type="dxa" w:w="120"/><w:bottom w:type="dxa" w:w="80"/><w:right w:type="dxa" w:w="120"/></w:tcMar></w:tcPr><w:p><w:pPr><w:jc w:val="left"/></w:pPr><w:r><w:rPr><w:rFonts w:ascii="Arial" w:cs="Arial" w:eastAsia="Arial" w:hAnsi="Arial"/><w:b/><w:bCs/><w:color w:val="333333"/><w:sz w:val="20"/><w:szCs w:val="20"/></w:rPr><w:t xml:space="preserve">scripts/csv-diff-sweep.mjs</w:t></w:r></w:p></w:tc><w:tc><w:tcPr><w:tcW w:type="dxa" w:w="6500"/><w:tcBorders><w:top w:val="single" w:color="DDDDDD" w:sz="1"/><w:left w:val="single" w:color="DDDDDD" w:sz="1"/><w:bottom w:val="single" w:color="DDDDDD" w:sz="1"/><w:right w:val="single" w:color="DDDDDD" w:sz="1"/></w:tcBorders><w:shd w:fill="FFFFFF" w:val="clear"/><w:tcMar><w:top w:type="dxa" w:w="80"/><w:left w:type="dxa" w:w="120"/><w:bottom w:type="dxa" w:w="80"/><w:right w:type="dxa" w:w="120"/></w:tcMar></w:tcPr><w:p><w:pPr><w:jc w:val="left"/></w:pPr><w:r><w:rPr><w:rFonts w:ascii="Arial" w:cs="Arial" w:eastAsia="Arial" w:hAnsi="Arial"/><w:color w:val="333333"/><w:sz w:val="20"/><w:szCs w:val="20"/></w:rPr><w:t xml:space="preserve">CSV-level corpus sweep with 3-way summary table.</w:t></w:r></w:p></w:tc></w:tr></w:tbl><w:sectPr><w:headerReference w:type="default" r:id="rId7"/><w:footerReference w:type="default" r:id="rId8"/><w:pgSz w:w="11906" w:h="16838" w:orient="portrait"/><w:pgMar w:top="720" w:right="720" w:bottom="720" w:left="720" w:header="708" w:footer="708" w:gutter="0"/><w:pgNumType/><w:docGrid w:linePitch="360"/></w:sectPr></w:body></w:document>
 </file>
 
 <file path=word/comments.xml><?xml version="1.0" encoding="utf-8"?>

--- a/docs/HYTEK_RFY_Tools_User_Guide.docx
+++ b/docs/HYTEK_RFY_Tools_User_Guide.docx
@@ -1,5 +1,4108 @@
 
-<file path=word/document.xml><?xml version="1.0" encoding="UTF-8" standalone="yes"?><w:document mc:Ignorable="w14 w15 wp14" xmlns:wpc="http://schemas.microsoft.com/office/word/2010/wordprocessingCanvas" xmlns:mc="http://schemas.openxmlformats.org/markup-compatibility/2006" xmlns:o="urn:schemas-microsoft-com:office:office" xmlns:r="http://schemas.openxmlformats.org/officeDocument/2006/relationships" xmlns:m="http://schemas.openxmlformats.org/officeDocument/2006/math" xmlns:v="urn:schemas-microsoft-com:vml" xmlns:wp14="http://schemas.microsoft.com/office/word/2010/wordprocessingDrawing" xmlns:wp="http://schemas.openxmlformats.org/drawingml/2006/wordprocessingDrawing" xmlns:w10="urn:schemas-microsoft-com:office:word" xmlns:w="http://schemas.openxmlformats.org/wordprocessingml/2006/main" xmlns:w14="http://schemas.microsoft.com/office/word/2010/wordml" xmlns:w15="http://schemas.microsoft.com/office/word/2012/wordml" xmlns:wpg="http://schemas.microsoft.com/office/word/2010/wordprocessingGroup" xmlns:wpi="http://schemas.microsoft.com/office/word/2010/wordprocessingInk" xmlns:wne="http://schemas.microsoft.com/office/word/2006/wordml" xmlns:wps="http://schemas.microsoft.com/office/word/2010/wordprocessingShape" xmlns:cx="http://schemas.microsoft.com/office/drawing/2014/chartex" xmlns:cx1="http://schemas.microsoft.com/office/drawing/2015/9/8/chartex" xmlns:cx2="http://schemas.microsoft.com/office/drawing/2015/10/21/chartex" xmlns:cx3="http://schemas.microsoft.com/office/drawing/2016/5/9/chartex" xmlns:cx4="http://schemas.microsoft.com/office/drawing/2016/5/10/chartex" xmlns:cx5="http://schemas.microsoft.com/office/drawing/2016/5/11/chartex" xmlns:cx6="http://schemas.microsoft.com/office/drawing/2016/5/12/chartex" xmlns:cx7="http://schemas.microsoft.com/office/drawing/2016/5/13/chartex" xmlns:cx8="http://schemas.microsoft.com/office/drawing/2016/5/14/chartex" xmlns:aink="http://schemas.microsoft.com/office/drawing/2016/ink" xmlns:am3d="http://schemas.microsoft.com/office/drawing/2017/model3d" xmlns:w16cex="http://schemas.microsoft.com/office/word/2018/wordml/cex" xmlns:w16cid="http://schemas.microsoft.com/office/word/2016/wordml/cid" xmlns:w16="http://schemas.microsoft.com/office/word/2018/wordml" xmlns:w16sdtdh="http://schemas.microsoft.com/office/word/2020/wordml/sdtdatahash" xmlns:w16se="http://schemas.microsoft.com/office/word/2015/wordml/symex"><w:body><w:p><w:pPr><w:spacing w:after="240"/><w:jc w:val="center"/></w:pPr><w:r><w:rPr><w:rFonts w:ascii="Arial" w:cs="Arial" w:eastAsia="Arial" w:hAnsi="Arial"/><w:b/><w:bCs/><w:color w:val="231F20"/><w:sz w:val="44"/><w:szCs w:val="44"/></w:rPr><w:t xml:space="preserve">HYTEK RFY Tools — User Guide</w:t></w:r></w:p><w:p><w:pPr><w:spacing w:after="480"/><w:jc w:val="center"/></w:pPr><w:r><w:rPr><w:rFonts w:ascii="Arial" w:cs="Arial" w:eastAsia="Arial" w:hAnsi="Arial"/><w:i/><w:iCs/><w:color w:val="666666"/><w:sz w:val="24"/><w:szCs w:val="24"/></w:rPr><w:t xml:space="preserve">How to use the rule editor, regression dashboard, and what every edit actually changes</w:t></w:r></w:p><w:p><w:pPr><w:spacing w:after="480"/><w:jc w:val="center"/></w:pPr><w:r><w:rPr><w:rFonts w:ascii="Arial" w:cs="Arial" w:eastAsia="Arial" w:hAnsi="Arial"/><w:color w:val="666666"/><w:sz w:val="18"/><w:szCs w:val="18"/></w:rPr><w:t xml:space="preserve">Generated 03/05/2026 · hytek-rfy-tools.vercel.app</w:t></w:r></w:p><w:p><w:r><w:br w:type="page"/></w:r></w:p><w:p><w:pPr><w:spacing w:after="200" w:before="360"/></w:pPr><w:r><w:rPr><w:rFonts w:ascii="Arial" w:cs="Arial" w:eastAsia="Arial" w:hAnsi="Arial"/><w:b/><w:bCs/><w:color w:val="231F20"/><w:sz w:val="32"/><w:szCs w:val="32"/></w:rPr><w:t xml:space="preserve">1. What is HYTEK RFY Tools?</w:t></w:r></w:p><w:p><w:pPr><w:spacing w:after="120"/></w:pPr><w:r><w:rPr><w:rFonts w:ascii="Arial" w:cs="Arial" w:eastAsia="Arial" w:hAnsi="Arial"/><w:color w:val="333333"/><w:sz w:val="21"/><w:szCs w:val="21"/></w:rPr><w:t xml:space="preserve">HYTEK RFY Tools is the standalone web app that replaces FrameCAD Detailer for HYTEK&apos;s F300i rollformer. It does three things:</w:t></w:r></w:p><w:p><w:pPr><w:pStyle w:val="ListParagraph"/><w:numPr><w:ilvl w:val="0"/><w:numId w:val="2"/></w:numPr><w:spacing w:after="60"/></w:pPr><w:r><w:rPr><w:rFonts w:ascii="Arial" w:cs="Arial" w:eastAsia="Arial" w:hAnsi="Arial"/><w:color w:val="333333"/><w:sz w:val="21"/><w:szCs w:val="21"/></w:rPr><w:t xml:space="preserve">Decodes encrypted .rfy files and emits readable XML, CSV, and op summaries.</w:t></w:r></w:p><w:p><w:pPr><w:pStyle w:val="ListParagraph"/><w:numPr><w:ilvl w:val="0"/><w:numId w:val="2"/></w:numPr><w:spacing w:after="60"/></w:pPr><w:r><w:rPr><w:rFonts w:ascii="Arial" w:cs="Arial" w:eastAsia="Arial" w:hAnsi="Arial"/><w:color w:val="333333"/><w:sz w:val="21"/><w:szCs w:val="21"/></w:rPr><w:t xml:space="preserve">Encodes RFY files from input XML using HYTEK&apos;s own machine setups and frame-type rules — bypassing Detailer entirely.</w:t></w:r></w:p><w:p><w:pPr><w:pStyle w:val="ListParagraph"/><w:numPr><w:ilvl w:val="0"/><w:numId w:val="2"/></w:numPr><w:spacing w:after="60"/></w:pPr><w:r><w:rPr><w:rFonts w:ascii="Arial" w:cs="Arial" w:eastAsia="Arial" w:hAnsi="Arial"/><w:color w:val="333333"/><w:sz w:val="21"/><w:szCs w:val="21"/></w:rPr><w:t xml:space="preserve">Lets you edit the rule sets that drive the encoder, save named templates, roll back, and verify output via a regression dashboard.</w:t></w:r></w:p><w:p><w:pPr><w:spacing w:after="120"/></w:pPr><w:r><w:rPr><w:rFonts w:ascii="Arial" w:cs="Arial" w:eastAsia="Arial" w:hAnsi="Arial"/><w:b/><w:bCs/><w:color w:val="333333"/><w:sz w:val="21"/><w:szCs w:val="21"/></w:rPr><w:t xml:space="preserve">Live URL: https://hytek-rfy-tools.vercel.app</w:t></w:r></w:p><w:p><w:pPr><w:spacing w:after="160" w:before="280"/></w:pPr><w:r><w:rPr><w:rFonts w:ascii="Arial" w:cs="Arial" w:eastAsia="Arial" w:hAnsi="Arial"/><w:b/><w:bCs/><w:color w:val="231F20"/><w:sz w:val="26"/><w:szCs w:val="26"/></w:rPr><w:t xml:space="preserve">Why this app exists</w:t></w:r></w:p><w:p><w:pPr><w:spacing w:after="120"/></w:pPr><w:r><w:rPr><w:rFonts w:ascii="Arial" w:cs="Arial" w:eastAsia="Arial" w:hAnsi="Arial"/><w:color w:val="333333"/><w:sz w:val="21"/><w:szCs w:val="21"/></w:rPr><w:t xml:space="preserve">FrameCAD Detailer 5.3.4.0 is end-of-life — the licence on the workshop PC has already expired (showed &quot;01 Jan 1970&quot;). When it stops opening jobs, the F300i has no way to receive new RFY files unless we generate them ourselves. HYTEK RFY Tools is that fallback.</w:t></w:r></w:p><w:p><w:pPr><w:spacing w:after="120"/></w:pPr><w:r><w:rPr><w:rFonts w:ascii="Arial" w:cs="Arial" w:eastAsia="Arial" w:hAnsi="Arial"/><w:color w:val="333333"/><w:sz w:val="21"/><w:szCs w:val="21"/></w:rPr><w:t xml:space="preserve">Two of the bigger &quot;insurance policy&quot; features are the Rules Manager and the Regression Dashboard — between them, you can edit any rule HYTEK uses, prove the new rule still matches Detailer reference output, and revert if it goes wrong.</w:t></w:r></w:p><w:p><w:pPr><w:spacing w:after="160" w:before="280"/></w:pPr><w:r><w:rPr><w:rFonts w:ascii="Arial" w:cs="Arial" w:eastAsia="Arial" w:hAnsi="Arial"/><w:b/><w:bCs/><w:color w:val="231F20"/><w:sz w:val="26"/><w:szCs w:val="26"/></w:rPr><w:t xml:space="preserve">The three apps you&apos;ll use most</w:t></w:r></w:p><w:tbl><w:tblPr><w:tblW w:type="dxa" w:w="9500"/><w:tblBorders><w:top w:val="single" w:color="auto" w:sz="4"/><w:left w:val="single" w:color="auto" w:sz="4"/><w:bottom w:val="single" w:color="auto" w:sz="4"/><w:right w:val="single" w:color="auto" w:sz="4"/><w:insideH w:val="single" w:color="auto" w:sz="4"/><w:insideV w:val="single" w:color="auto" w:sz="4"/></w:tblBorders></w:tblPr><w:tblGrid><w:gridCol w:w="100"/><w:gridCol w:w="100"/></w:tblGrid><w:tr><w:tc><w:tcPr><w:tcW w:type="dxa" w:w="3000"/><w:tcBorders><w:top w:val="single" w:color="DDDDDD" w:sz="1"/><w:left w:val="single" w:color="DDDDDD" w:sz="1"/><w:bottom w:val="single" w:color="DDDDDD" w:sz="1"/><w:right w:val="single" w:color="DDDDDD" w:sz="1"/></w:tcBorders><w:shd w:fill="231F20" w:val="clear"/><w:tcMar><w:top w:type="dxa" w:w="80"/><w:left w:type="dxa" w:w="120"/><w:bottom w:type="dxa" w:w="80"/><w:right w:type="dxa" w:w="120"/></w:tcMar></w:tcPr><w:p><w:r><w:rPr><w:rFonts w:ascii="Arial" w:cs="Arial" w:eastAsia="Arial" w:hAnsi="Arial"/><w:b/><w:bCs/><w:color w:val="FFFFFF"/><w:sz w:val="20"/><w:szCs w:val="20"/></w:rPr><w:t xml:space="preserve">Field / Setting</w:t></w:r></w:p></w:tc><w:tc><w:tcPr><w:tcW w:type="dxa" w:w="6500"/><w:tcBorders><w:top w:val="single" w:color="DDDDDD" w:sz="1"/><w:left w:val="single" w:color="DDDDDD" w:sz="1"/><w:bottom w:val="single" w:color="DDDDDD" w:sz="1"/><w:right w:val="single" w:color="DDDDDD" w:sz="1"/></w:tcBorders><w:shd w:fill="231F20" w:val="clear"/><w:tcMar><w:top w:type="dxa" w:w="80"/><w:left w:type="dxa" w:w="120"/><w:bottom w:type="dxa" w:w="80"/><w:right w:type="dxa" w:w="120"/></w:tcMar></w:tcPr><w:p><w:r><w:rPr><w:rFonts w:ascii="Arial" w:cs="Arial" w:eastAsia="Arial" w:hAnsi="Arial"/><w:b/><w:bCs/><w:color w:val="FFFFFF"/><w:sz w:val="20"/><w:szCs w:val="20"/></w:rPr><w:t xml:space="preserve">What an edit changes</w:t></w:r></w:p></w:tc></w:tr><w:tr><w:tc><w:tcPr><w:tcW w:type="dxa" w:w="3000"/><w:tcBorders><w:top w:val="single" w:color="DDDDDD" w:sz="1"/><w:left w:val="single" w:color="DDDDDD" w:sz="1"/><w:bottom w:val="single" w:color="DDDDDD" w:sz="1"/><w:right w:val="single" w:color="DDDDDD" w:sz="1"/></w:tcBorders><w:shd w:fill="F5F5F5" w:val="clear"/><w:tcMar><w:top w:type="dxa" w:w="80"/><w:left w:type="dxa" w:w="120"/><w:bottom w:type="dxa" w:w="80"/><w:right w:type="dxa" w:w="120"/></w:tcMar></w:tcPr><w:p><w:pPr><w:jc w:val="left"/></w:pPr><w:r><w:rPr><w:rFonts w:ascii="Arial" w:cs="Arial" w:eastAsia="Arial" w:hAnsi="Arial"/><w:b/><w:bCs/><w:color w:val="333333"/><w:sz w:val="20"/><w:szCs w:val="20"/></w:rPr><w:t xml:space="preserve">/</w:t></w:r></w:p></w:tc><w:tc><w:tcPr><w:tcW w:type="dxa" w:w="6500"/><w:tcBorders><w:top w:val="single" w:color="DDDDDD" w:sz="1"/><w:left w:val="single" w:color="DDDDDD" w:sz="1"/><w:bottom w:val="single" w:color="DDDDDD" w:sz="1"/><w:right w:val="single" w:color="DDDDDD" w:sz="1"/></w:tcBorders><w:shd w:fill="F5F5F5" w:val="clear"/><w:tcMar><w:top w:type="dxa" w:w="80"/><w:left w:type="dxa" w:w="120"/><w:bottom w:type="dxa" w:w="80"/><w:right w:type="dxa" w:w="120"/></w:tcMar></w:tcPr><w:p><w:pPr><w:jc w:val="left"/></w:pPr><w:r><w:rPr><w:rFonts w:ascii="Arial" w:cs="Arial" w:eastAsia="Arial" w:hAnsi="Arial"/><w:color w:val="333333"/><w:sz w:val="20"/><w:szCs w:val="20"/></w:rPr><w:t xml:space="preserve">Home page. Drop RFY/XML/CSV files in to decode, re-encode, or convert. Doesn&apos;t change any rules — just runs the codec.</w:t></w:r></w:p></w:tc></w:tr><w:tr><w:tc><w:tcPr><w:tcW w:type="dxa" w:w="3000"/><w:tcBorders><w:top w:val="single" w:color="DDDDDD" w:sz="1"/><w:left w:val="single" w:color="DDDDDD" w:sz="1"/><w:bottom w:val="single" w:color="DDDDDD" w:sz="1"/><w:right w:val="single" w:color="DDDDDD" w:sz="1"/></w:tcBorders><w:shd w:fill="FFFFFF" w:val="clear"/><w:tcMar><w:top w:type="dxa" w:w="80"/><w:left w:type="dxa" w:w="120"/><w:bottom w:type="dxa" w:w="80"/><w:right w:type="dxa" w:w="120"/></w:tcMar></w:tcPr><w:p><w:pPr><w:jc w:val="left"/></w:pPr><w:r><w:rPr><w:rFonts w:ascii="Arial" w:cs="Arial" w:eastAsia="Arial" w:hAnsi="Arial"/><w:b/><w:bCs/><w:color w:val="333333"/><w:sz w:val="20"/><w:szCs w:val="20"/></w:rPr><w:t xml:space="preserve">/rules</w:t></w:r></w:p></w:tc><w:tc><w:tcPr><w:tcW w:type="dxa" w:w="6500"/><w:tcBorders><w:top w:val="single" w:color="DDDDDD" w:sz="1"/><w:left w:val="single" w:color="DDDDDD" w:sz="1"/><w:bottom w:val="single" w:color="DDDDDD" w:sz="1"/><w:right w:val="single" w:color="DDDDDD" w:sz="1"/></w:tcBorders><w:shd w:fill="FFFFFF" w:val="clear"/><w:tcMar><w:top w:type="dxa" w:w="80"/><w:left w:type="dxa" w:w="120"/><w:bottom w:type="dxa" w:w="80"/><w:right w:type="dxa" w:w="120"/></w:tcMar></w:tcPr><w:p><w:pPr><w:jc w:val="left"/></w:pPr><w:r><w:rPr><w:rFonts w:ascii="Arial" w:cs="Arial" w:eastAsia="Arial" w:hAnsi="Arial"/><w:color w:val="333333"/><w:sz w:val="20"/><w:szCs w:val="20"/></w:rPr><w:t xml:space="preserve">Rules Manager. Edit machine setups (per-profile dimples, swages, lip notches) and frame types (which rule applies to LBW vs FJ vs LIN). Versioned templates with rollback.</w:t></w:r></w:p></w:tc></w:tr><w:tr><w:tc><w:tcPr><w:tcW w:type="dxa" w:w="3000"/><w:tcBorders><w:top w:val="single" w:color="DDDDDD" w:sz="1"/><w:left w:val="single" w:color="DDDDDD" w:sz="1"/><w:bottom w:val="single" w:color="DDDDDD" w:sz="1"/><w:right w:val="single" w:color="DDDDDD" w:sz="1"/></w:tcBorders><w:shd w:fill="F5F5F5" w:val="clear"/><w:tcMar><w:top w:type="dxa" w:w="80"/><w:left w:type="dxa" w:w="120"/><w:bottom w:type="dxa" w:w="80"/><w:right w:type="dxa" w:w="120"/></w:tcMar></w:tcPr><w:p><w:pPr><w:jc w:val="left"/></w:pPr><w:r><w:rPr><w:rFonts w:ascii="Arial" w:cs="Arial" w:eastAsia="Arial" w:hAnsi="Arial"/><w:b/><w:bCs/><w:color w:val="333333"/><w:sz w:val="20"/><w:szCs w:val="20"/></w:rPr><w:t xml:space="preserve">/rules/tooling</w:t></w:r></w:p></w:tc><w:tc><w:tcPr><w:tcW w:type="dxa" w:w="6500"/><w:tcBorders><w:top w:val="single" w:color="DDDDDD" w:sz="1"/><w:left w:val="single" w:color="DDDDDD" w:sz="1"/><w:bottom w:val="single" w:color="DDDDDD" w:sz="1"/><w:right w:val="single" w:color="DDDDDD" w:sz="1"/></w:tcBorders><w:shd w:fill="F5F5F5" w:val="clear"/><w:tcMar><w:top w:type="dxa" w:w="80"/><w:left w:type="dxa" w:w="120"/><w:bottom w:type="dxa" w:w="80"/><w:right w:type="dxa" w:w="120"/></w:tcMar></w:tcPr><w:p><w:pPr><w:jc w:val="left"/></w:pPr><w:r><w:rPr><w:rFonts w:ascii="Arial" w:cs="Arial" w:eastAsia="Arial" w:hAnsi="Arial"/><w:color w:val="333333"/><w:sz w:val="20"/><w:szCs w:val="20"/></w:rPr><w:t xml:space="preserve">Tooling Rules Registry (read-only for now). Lists every per-stick rule the encoder runs — useful when you&apos;re trying to figure out &quot;why is this notch in the wrong place?&quot;.</w:t></w:r></w:p></w:tc></w:tr><w:tr><w:tc><w:tcPr><w:tcW w:type="dxa" w:w="3000"/><w:tcBorders><w:top w:val="single" w:color="DDDDDD" w:sz="1"/><w:left w:val="single" w:color="DDDDDD" w:sz="1"/><w:bottom w:val="single" w:color="DDDDDD" w:sz="1"/><w:right w:val="single" w:color="DDDDDD" w:sz="1"/></w:tcBorders><w:shd w:fill="FFFFFF" w:val="clear"/><w:tcMar><w:top w:type="dxa" w:w="80"/><w:left w:type="dxa" w:w="120"/><w:bottom w:type="dxa" w:w="80"/><w:right w:type="dxa" w:w="120"/></w:tcMar></w:tcPr><w:p><w:pPr><w:jc w:val="left"/></w:pPr><w:r><w:rPr><w:rFonts w:ascii="Arial" w:cs="Arial" w:eastAsia="Arial" w:hAnsi="Arial"/><w:b/><w:bCs/><w:color w:val="333333"/><w:sz w:val="20"/><w:szCs w:val="20"/></w:rPr><w:t xml:space="preserve">/regression</w:t></w:r></w:p></w:tc><w:tc><w:tcPr><w:tcW w:type="dxa" w:w="6500"/><w:tcBorders><w:top w:val="single" w:color="DDDDDD" w:sz="1"/><w:left w:val="single" w:color="DDDDDD" w:sz="1"/><w:bottom w:val="single" w:color="DDDDDD" w:sz="1"/><w:right w:val="single" w:color="DDDDDD" w:sz="1"/></w:tcBorders><w:shd w:fill="FFFFFF" w:val="clear"/><w:tcMar><w:top w:type="dxa" w:w="80"/><w:left w:type="dxa" w:w="120"/><w:bottom w:type="dxa" w:w="80"/><w:right w:type="dxa" w:w="120"/></w:tcMar></w:tcPr><w:p><w:pPr><w:jc w:val="left"/></w:pPr><w:r><w:rPr><w:rFonts w:ascii="Arial" w:cs="Arial" w:eastAsia="Arial" w:hAnsi="Arial"/><w:color w:val="333333"/><w:sz w:val="20"/><w:szCs w:val="20"/></w:rPr><w:t xml:space="preserve">Match Regression Dashboard. Runs the codec across the test corpus and shows op-level + CSV-level match % vs Detailer reference. Use this to prove a rule edit didn&apos;t break anything.</w:t></w:r></w:p></w:tc></w:tr></w:tbl><w:p><w:r><w:br w:type="page"/></w:r></w:p><w:p><w:pPr><w:spacing w:after="200" w:before="360"/></w:pPr><w:r><w:rPr><w:rFonts w:ascii="Arial" w:cs="Arial" w:eastAsia="Arial" w:hAnsi="Arial"/><w:b/><w:bCs/><w:color w:val="231F20"/><w:sz w:val="32"/><w:szCs w:val="32"/></w:rPr><w:t xml:space="preserve">2. Home page (/) — File conversion</w:t></w:r></w:p><w:p><w:pPr><w:spacing w:after="120"/></w:pPr><w:r><w:rPr><w:rFonts w:ascii="Arial" w:cs="Arial" w:eastAsia="Arial" w:hAnsi="Arial"/><w:color w:val="333333"/><w:sz w:val="21"/><w:szCs w:val="21"/></w:rPr><w:t xml:space="preserve">This is the default landing page. Use it for one-off file work — decoding a single .rfy to inspect its operations, or running a batch encode from XML.</w:t></w:r></w:p><w:p><w:pPr><w:spacing w:after="160" w:before="280"/></w:pPr><w:r><w:rPr><w:rFonts w:ascii="Arial" w:cs="Arial" w:eastAsia="Arial" w:hAnsi="Arial"/><w:b/><w:bCs/><w:color w:val="231F20"/><w:sz w:val="26"/><w:szCs w:val="26"/></w:rPr><w:t xml:space="preserve">What the home page does</w:t></w:r></w:p><0/><w:p><w:pPr><w:spacing w:after="160" w:before="280"/></w:pPr><w:r><w:rPr><w:rFonts w:ascii="Arial" w:cs="Arial" w:eastAsia="Arial" w:hAnsi="Arial"/><w:b/><w:bCs/><w:color w:val="231F20"/><w:sz w:val="26"/><w:szCs w:val="26"/></w:rPr><w:t xml:space="preserve">What an edit on the home page DOES NOT change</w:t></w:r></w:p><w:p><w:pPr><w:shd w:fill="FFF3C0" w:val="clear"/><w:spacing w:after="200" w:before="100"/></w:pPr><w:r><w:rPr><w:rFonts w:ascii="Arial" w:cs="Arial" w:eastAsia="Arial" w:hAnsi="Arial"/><w:b/><w:bCs/><w:color w:val="231F20"/><w:sz w:val="21"/><w:szCs w:val="21"/></w:rPr><w:t xml:space="preserve">⚠ Home page is read-only against the rules. Drag-and-dropping a file there NEVER edits a machine setup, frame type, or tooling rule. Only the Rules Manager (/rules) edits rules.</w:t></w:r></w:p><w:p><w:r><w:br w:type="page"/></w:r></w:p><w:p><w:pPr><w:spacing w:after="200" w:before="360"/></w:pPr><w:r><w:rPr><w:rFonts w:ascii="Arial" w:cs="Arial" w:eastAsia="Arial" w:hAnsi="Arial"/><w:b/><w:bCs/><w:color w:val="231F20"/><w:sz w:val="32"/><w:szCs w:val="32"/></w:rPr><w:t xml:space="preserve">3. Rules Manager (/rules) — the rule editor</w:t></w:r></w:p><w:p><w:pPr><w:spacing w:after="120"/></w:pPr><w:r><w:rPr><w:rFonts w:ascii="Arial" w:cs="Arial" w:eastAsia="Arial" w:hAnsi="Arial"/><w:color w:val="333333"/><w:sz w:val="21"/><w:szCs w:val="21"/></w:rPr><w:t xml:space="preserve">This is the page where you change how the encoder behaves. Three concepts to keep straight:</w:t></w:r></w:p><w:p><w:pPr><w:pStyle w:val="ListParagraph"/><w:numPr><w:ilvl w:val="0"/><w:numId w:val="3"/></w:numPr><w:spacing w:after="80"/></w:pPr><w:r><w:rPr><w:rFonts w:ascii="Arial" w:cs="Arial" w:eastAsia="Arial" w:hAnsi="Arial"/><w:color w:val="333333"/><w:sz w:val="21"/><w:szCs w:val="21"/></w:rPr><w:t xml:space="preserve">Rulesets — named snapshots of the entire HYTEK rule set. &quot;default&quot; is read-only and shipped with the app (extracted from FrameCAD Detailer&apos;s .sups files). You can save named copies (e.g., &quot;experiment-2026-05-15&quot;) to experiment without breaking anything.</w:t></w:r></w:p><w:p><w:pPr><w:pStyle w:val="ListParagraph"/><w:numPr><w:ilvl w:val="0"/><w:numId w:val="3"/></w:numPr><w:spacing w:after="80"/></w:pPr><w:r><w:rPr><w:rFonts w:ascii="Arial" w:cs="Arial" w:eastAsia="Arial" w:hAnsi="Arial"/><w:color w:val="333333"/><w:sz w:val="21"/><w:szCs w:val="21"/></w:rPr><w:t xml:space="preserve">Machine types — per-profile rules: which dimples, swages, lip notches, anchor bolts go on a 70mm profile vs 89mm vs 89×0.95 etc. Driven by HYTEK MACHINE_FRAME TYPES on the Y: drive.</w:t></w:r></w:p><w:p><w:pPr><w:pStyle w:val="ListParagraph"/><w:numPr><w:ilvl w:val="0"/><w:numId w:val="3"/></w:numPr><w:spacing w:after="80"/></w:pPr><w:r><w:rPr><w:rFonts w:ascii="Arial" w:cs="Arial" w:eastAsia="Arial" w:hAnsi="Arial"/><w:color w:val="333333"/><w:sz w:val="21"/><w:szCs w:val="21"/></w:rPr><w:t xml:space="preserve">Frame types — which rule profile applies to which frame name (LBW = load-bearing wall, NLBW = non-load-bearing, FJ = floor joist, LIN = linear truss, RP = roof panel, etc.).</w:t></w:r></w:p><w:p><w:pPr><w:spacing w:after="160" w:before="280"/></w:pPr><w:r><w:rPr><w:rFonts w:ascii="Arial" w:cs="Arial" w:eastAsia="Arial" w:hAnsi="Arial"/><w:b/><w:bCs/><w:color w:val="231F20"/><w:sz w:val="26"/><w:szCs w:val="26"/></w:rPr><w:t xml:space="preserve">3.1  The ruleset selector (top of page)</w:t></w:r></w:p><w:p><w:pPr><w:spacing w:after="120"/></w:pPr><w:r><w:rPr><w:rFonts w:ascii="Arial" w:cs="Arial" w:eastAsia="Arial" w:hAnsi="Arial"/><w:color w:val="333333"/><w:sz w:val="21"/><w:szCs w:val="21"/></w:rPr><w:t xml:space="preserve">This is the band at the top with the active ruleset name + four buttons:</w:t></w:r></w:p><w:tbl><w:tblPr><w:tblW w:type="dxa" w:w="9500"/><w:tblBorders><w:top w:val="single" w:color="auto" w:sz="4"/><w:left w:val="single" w:color="auto" w:sz="4"/><w:bottom w:val="single" w:color="auto" w:sz="4"/><w:right w:val="single" w:color="auto" w:sz="4"/><w:insideH w:val="single" w:color="auto" w:sz="4"/><w:insideV w:val="single" w:color="auto" w:sz="4"/></w:tblBorders></w:tblPr><w:tblGrid><w:gridCol w:w="100"/><w:gridCol w:w="100"/></w:tblGrid><w:tr><w:tc><w:tcPr><w:tcW w:type="dxa" w:w="3000"/><w:tcBorders><w:top w:val="single" w:color="DDDDDD" w:sz="1"/><w:left w:val="single" w:color="DDDDDD" w:sz="1"/><w:bottom w:val="single" w:color="DDDDDD" w:sz="1"/><w:right w:val="single" w:color="DDDDDD" w:sz="1"/></w:tcBorders><w:shd w:fill="231F20" w:val="clear"/><w:tcMar><w:top w:type="dxa" w:w="80"/><w:left w:type="dxa" w:w="120"/><w:bottom w:type="dxa" w:w="80"/><w:right w:type="dxa" w:w="120"/></w:tcMar></w:tcPr><w:p><w:r><w:rPr><w:rFonts w:ascii="Arial" w:cs="Arial" w:eastAsia="Arial" w:hAnsi="Arial"/><w:b/><w:bCs/><w:color w:val="FFFFFF"/><w:sz w:val="20"/><w:szCs w:val="20"/></w:rPr><w:t xml:space="preserve">Field / Setting</w:t></w:r></w:p></w:tc><w:tc><w:tcPr><w:tcW w:type="dxa" w:w="6500"/><w:tcBorders><w:top w:val="single" w:color="DDDDDD" w:sz="1"/><w:left w:val="single" w:color="DDDDDD" w:sz="1"/><w:bottom w:val="single" w:color="DDDDDD" w:sz="1"/><w:right w:val="single" w:color="DDDDDD" w:sz="1"/></w:tcBorders><w:shd w:fill="231F20" w:val="clear"/><w:tcMar><w:top w:type="dxa" w:w="80"/><w:left w:type="dxa" w:w="120"/><w:bottom w:type="dxa" w:w="80"/><w:right w:type="dxa" w:w="120"/></w:tcMar></w:tcPr><w:p><w:r><w:rPr><w:rFonts w:ascii="Arial" w:cs="Arial" w:eastAsia="Arial" w:hAnsi="Arial"/><w:b/><w:bCs/><w:color w:val="FFFFFF"/><w:sz w:val="20"/><w:szCs w:val="20"/></w:rPr><w:t xml:space="preserve">What an edit changes</w:t></w:r></w:p></w:tc></w:tr><w:tr><w:tc><w:tcPr><w:tcW w:type="dxa" w:w="3000"/><w:tcBorders><w:top w:val="single" w:color="DDDDDD" w:sz="1"/><w:left w:val="single" w:color="DDDDDD" w:sz="1"/><w:bottom w:val="single" w:color="DDDDDD" w:sz="1"/><w:right w:val="single" w:color="DDDDDD" w:sz="1"/></w:tcBorders><w:shd w:fill="F5F5F5" w:val="clear"/><w:tcMar><w:top w:type="dxa" w:w="80"/><w:left w:type="dxa" w:w="120"/><w:bottom w:type="dxa" w:w="80"/><w:right w:type="dxa" w:w="120"/></w:tcMar></w:tcPr><w:p><w:pPr><w:jc w:val="left"/></w:pPr><w:r><w:rPr><w:rFonts w:ascii="Arial" w:cs="Arial" w:eastAsia="Arial" w:hAnsi="Arial"/><w:b/><w:bCs/><w:color w:val="333333"/><w:sz w:val="20"/><w:szCs w:val="20"/></w:rPr><w:t xml:space="preserve">Active ruleset</w:t></w:r></w:p></w:tc><w:tc><w:tcPr><w:tcW w:type="dxa" w:w="6500"/><w:tcBorders><w:top w:val="single" w:color="DDDDDD" w:sz="1"/><w:left w:val="single" w:color="DDDDDD" w:sz="1"/><w:bottom w:val="single" w:color="DDDDDD" w:sz="1"/><w:right w:val="single" w:color="DDDDDD" w:sz="1"/></w:tcBorders><w:shd w:fill="F5F5F5" w:val="clear"/><w:tcMar><w:top w:type="dxa" w:w="80"/><w:left w:type="dxa" w:w="120"/><w:bottom w:type="dxa" w:w="80"/><w:right w:type="dxa" w:w="120"/></w:tcMar></w:tcPr><w:p><w:pPr><w:jc w:val="left"/></w:pPr><w:r><w:rPr><w:rFonts w:ascii="Arial" w:cs="Arial" w:eastAsia="Arial" w:hAnsi="Arial"/><w:color w:val="333333"/><w:sz w:val="20"/><w:szCs w:val="20"/></w:rPr><w:t xml:space="preserve">The ruleset currently being used by the encoder. The name appears next to a READ-ONLY badge if it&apos;s &quot;default&quot;.</w:t></w:r></w:p></w:tc></w:tr><w:tr><w:tc><w:tcPr><w:tcW w:type="dxa" w:w="3000"/><w:tcBorders><w:top w:val="single" w:color="DDDDDD" w:sz="1"/><w:left w:val="single" w:color="DDDDDD" w:sz="1"/><w:bottom w:val="single" w:color="DDDDDD" w:sz="1"/><w:right w:val="single" w:color="DDDDDD" w:sz="1"/></w:tcBorders><w:shd w:fill="FFFFFF" w:val="clear"/><w:tcMar><w:top w:type="dxa" w:w="80"/><w:left w:type="dxa" w:w="120"/><w:bottom w:type="dxa" w:w="80"/><w:right w:type="dxa" w:w="120"/></w:tcMar></w:tcPr><w:p><w:pPr><w:jc w:val="left"/></w:pPr><w:r><w:rPr><w:rFonts w:ascii="Arial" w:cs="Arial" w:eastAsia="Arial" w:hAnsi="Arial"/><w:b/><w:bCs/><w:color w:val="333333"/><w:sz w:val="20"/><w:szCs w:val="20"/></w:rPr><w:t xml:space="preserve">Save As New</w:t></w:r></w:p></w:tc><w:tc><w:tcPr><w:tcW w:type="dxa" w:w="6500"/><w:tcBorders><w:top w:val="single" w:color="DDDDDD" w:sz="1"/><w:left w:val="single" w:color="DDDDDD" w:sz="1"/><w:bottom w:val="single" w:color="DDDDDD" w:sz="1"/><w:right w:val="single" w:color="DDDDDD" w:sz="1"/></w:tcBorders><w:shd w:fill="FFFFFF" w:val="clear"/><w:tcMar><w:top w:type="dxa" w:w="80"/><w:left w:type="dxa" w:w="120"/><w:bottom w:type="dxa" w:w="80"/><w:right w:type="dxa" w:w="120"/></w:tcMar></w:tcPr><w:p><w:pPr><w:jc w:val="left"/></w:pPr><w:r><w:rPr><w:rFonts w:ascii="Arial" w:cs="Arial" w:eastAsia="Arial" w:hAnsi="Arial"/><w:color w:val="333333"/><w:sz w:val="20"/><w:szCs w:val="20"/></w:rPr><w:t xml:space="preserve">Clones the active ruleset to a new named copy. You give it a name (e.g., &quot;experiment-2026-05-15&quot;) and an optional description. The new copy becomes editable — original stays untouched.</w:t></w:r></w:p></w:tc></w:tr><w:tr><w:tc><w:tcPr><w:tcW w:type="dxa" w:w="3000"/><w:tcBorders><w:top w:val="single" w:color="DDDDDD" w:sz="1"/><w:left w:val="single" w:color="DDDDDD" w:sz="1"/><w:bottom w:val="single" w:color="DDDDDD" w:sz="1"/><w:right w:val="single" w:color="DDDDDD" w:sz="1"/></w:tcBorders><w:shd w:fill="F5F5F5" w:val="clear"/><w:tcMar><w:top w:type="dxa" w:w="80"/><w:left w:type="dxa" w:w="120"/><w:bottom w:type="dxa" w:w="80"/><w:right w:type="dxa" w:w="120"/></w:tcMar></w:tcPr><w:p><w:pPr><w:jc w:val="left"/></w:pPr><w:r><w:rPr><w:rFonts w:ascii="Arial" w:cs="Arial" w:eastAsia="Arial" w:hAnsi="Arial"/><w:b/><w:bCs/><w:color w:val="333333"/><w:sz w:val="20"/><w:szCs w:val="20"/></w:rPr><w:t xml:space="preserve">Revert</w:t></w:r></w:p></w:tc><w:tc><w:tcPr><w:tcW w:type="dxa" w:w="6500"/><w:tcBorders><w:top w:val="single" w:color="DDDDDD" w:sz="1"/><w:left w:val="single" w:color="DDDDDD" w:sz="1"/><w:bottom w:val="single" w:color="DDDDDD" w:sz="1"/><w:right w:val="single" w:color="DDDDDD" w:sz="1"/></w:tcBorders><w:shd w:fill="F5F5F5" w:val="clear"/><w:tcMar><w:top w:type="dxa" w:w="80"/><w:left w:type="dxa" w:w="120"/><w:bottom w:type="dxa" w:w="80"/><w:right w:type="dxa" w:w="120"/></w:tcMar></w:tcPr><w:p><w:pPr><w:jc w:val="left"/></w:pPr><w:r><w:rPr><w:rFonts w:ascii="Arial" w:cs="Arial" w:eastAsia="Arial" w:hAnsi="Arial"/><w:color w:val="333333"/><w:sz w:val="20"/><w:szCs w:val="20"/></w:rPr><w:t xml:space="preserve">Discards in-memory edits and re-loads the active ruleset from disk. Use this if you&apos;ve made changes you don&apos;t want to keep but haven&apos;t saved yet.</w:t></w:r></w:p></w:tc></w:tr><w:tr><w:tc><w:tcPr><w:tcW w:type="dxa" w:w="3000"/><w:tcBorders><w:top w:val="single" w:color="DDDDDD" w:sz="1"/><w:left w:val="single" w:color="DDDDDD" w:sz="1"/><w:bottom w:val="single" w:color="DDDDDD" w:sz="1"/><w:right w:val="single" w:color="DDDDDD" w:sz="1"/></w:tcBorders><w:shd w:fill="FFFFFF" w:val="clear"/><w:tcMar><w:top w:type="dxa" w:w="80"/><w:left w:type="dxa" w:w="120"/><w:bottom w:type="dxa" w:w="80"/><w:right w:type="dxa" w:w="120"/></w:tcMar></w:tcPr><w:p><w:pPr><w:jc w:val="left"/></w:pPr><w:r><w:rPr><w:rFonts w:ascii="Arial" w:cs="Arial" w:eastAsia="Arial" w:hAnsi="Arial"/><w:b/><w:bCs/><w:color w:val="333333"/><w:sz w:val="20"/><w:szCs w:val="20"/></w:rPr><w:t xml:space="preserve">Delete</w:t></w:r></w:p></w:tc><w:tc><w:tcPr><w:tcW w:type="dxa" w:w="6500"/><w:tcBorders><w:top w:val="single" w:color="DDDDDD" w:sz="1"/><w:left w:val="single" w:color="DDDDDD" w:sz="1"/><w:bottom w:val="single" w:color="DDDDDD" w:sz="1"/><w:right w:val="single" w:color="DDDDDD" w:sz="1"/></w:tcBorders><w:shd w:fill="FFFFFF" w:val="clear"/><w:tcMar><w:top w:type="dxa" w:w="80"/><w:left w:type="dxa" w:w="120"/><w:bottom w:type="dxa" w:w="80"/><w:right w:type="dxa" w:w="120"/></w:tcMar></w:tcPr><w:p><w:pPr><w:jc w:val="left"/></w:pPr><w:r><w:rPr><w:rFonts w:ascii="Arial" w:cs="Arial" w:eastAsia="Arial" w:hAnsi="Arial"/><w:color w:val="333333"/><w:sz w:val="20"/><w:szCs w:val="20"/></w:rPr><w:t xml:space="preserve">Permanently deletes a NON-default named ruleset. Default cannot be deleted. The currently-active ruleset cannot be deleted (switch to another first).</w:t></w:r></w:p></w:tc></w:tr><w:tr><w:tc><w:tcPr><w:tcW w:type="dxa" w:w="3000"/><w:tcBorders><w:top w:val="single" w:color="DDDDDD" w:sz="1"/><w:left w:val="single" w:color="DDDDDD" w:sz="1"/><w:bottom w:val="single" w:color="DDDDDD" w:sz="1"/><w:right w:val="single" w:color="DDDDDD" w:sz="1"/></w:tcBorders><w:shd w:fill="F5F5F5" w:val="clear"/><w:tcMar><w:top w:type="dxa" w:w="80"/><w:left w:type="dxa" w:w="120"/><w:bottom w:type="dxa" w:w="80"/><w:right w:type="dxa" w:w="120"/></w:tcMar></w:tcPr><w:p><w:pPr><w:jc w:val="left"/></w:pPr><w:r><w:rPr><w:rFonts w:ascii="Arial" w:cs="Arial" w:eastAsia="Arial" w:hAnsi="Arial"/><w:b/><w:bCs/><w:color w:val="333333"/><w:sz w:val="20"/><w:szCs w:val="20"/></w:rPr><w:t xml:space="preserve">Switch</w:t></w:r></w:p></w:tc><w:tc><w:tcPr><w:tcW w:type="dxa" w:w="6500"/><w:tcBorders><w:top w:val="single" w:color="DDDDDD" w:sz="1"/><w:left w:val="single" w:color="DDDDDD" w:sz="1"/><w:bottom w:val="single" w:color="DDDDDD" w:sz="1"/><w:right w:val="single" w:color="DDDDDD" w:sz="1"/></w:tcBorders><w:shd w:fill="F5F5F5" w:val="clear"/><w:tcMar><w:top w:type="dxa" w:w="80"/><w:left w:type="dxa" w:w="120"/><w:bottom w:type="dxa" w:w="80"/><w:right w:type="dxa" w:w="120"/></w:tcMar></w:tcPr><w:p><w:pPr><w:jc w:val="left"/></w:pPr><w:r><w:rPr><w:rFonts w:ascii="Arial" w:cs="Arial" w:eastAsia="Arial" w:hAnsi="Arial"/><w:color w:val="333333"/><w:sz w:val="20"/><w:szCs w:val="20"/></w:rPr><w:t xml:space="preserve">Changes which ruleset is active. The encoder immediately uses the newly-selected ruleset for any subsequent encode/decode.</w:t></w:r></w:p></w:tc></w:tr></w:tbl><w:p><w:pPr><w:shd w:fill="FFF3C0" w:val="clear"/><w:spacing w:after="200" w:before="100"/></w:pPr><w:r><w:rPr><w:rFonts w:ascii="Arial" w:cs="Arial" w:eastAsia="Arial" w:hAnsi="Arial"/><w:b/><w:bCs/><w:color w:val="231F20"/><w:sz w:val="21"/><w:szCs w:val="21"/></w:rPr><w:t xml:space="preserve">Rule of thumb: don&apos;t edit &quot;default&quot;. Click Save As New first, name your experiment, then edit the copy. If anything goes wrong, switch back to &quot;default&quot; and you&apos;re restored to factory rules.</w:t></w:r></w:p><w:p><w:pPr><w:spacing w:after="160" w:before="280"/></w:pPr><w:r><w:rPr><w:rFonts w:ascii="Arial" w:cs="Arial" w:eastAsia="Arial" w:hAnsi="Arial"/><w:b/><w:bCs/><w:color w:val="231F20"/><w:sz w:val="26"/><w:szCs w:val="26"/></w:rPr><w:t xml:space="preserve">3.2  Machine Types tab — per-profile rules</w:t></w:r></w:p><w:p><w:pPr><w:spacing w:after="120"/></w:pPr><w:r><w:rPr><w:rFonts w:ascii="Arial" w:cs="Arial" w:eastAsia="Arial" w:hAnsi="Arial"/><w:color w:val="333333"/><w:sz w:val="21"/><w:szCs w:val="21"/></w:rPr><w:t xml:space="preserve">Each machine type is a profile (70S41 0.75, 89S41 1.15, etc.) with these editable settings:</w:t></w:r></w:p><w:tbl><w:tblPr><w:tblW w:type="dxa" w:w="9500"/><w:tblBorders><w:top w:val="single" w:color="auto" w:sz="4"/><w:left w:val="single" w:color="auto" w:sz="4"/><w:bottom w:val="single" w:color="auto" w:sz="4"/><w:right w:val="single" w:color="auto" w:sz="4"/><w:insideH w:val="single" w:color="auto" w:sz="4"/><w:insideV w:val="single" w:color="auto" w:sz="4"/></w:tblBorders></w:tblPr><w:tblGrid><w:gridCol w:w="100"/><w:gridCol w:w="100"/></w:tblGrid><w:tr><w:tc><w:tcPr><w:tcW w:type="dxa" w:w="3000"/><w:tcBorders><w:top w:val="single" w:color="DDDDDD" w:sz="1"/><w:left w:val="single" w:color="DDDDDD" w:sz="1"/><w:bottom w:val="single" w:color="DDDDDD" w:sz="1"/><w:right w:val="single" w:color="DDDDDD" w:sz="1"/></w:tcBorders><w:shd w:fill="231F20" w:val="clear"/><w:tcMar><w:top w:type="dxa" w:w="80"/><w:left w:type="dxa" w:w="120"/><w:bottom w:type="dxa" w:w="80"/><w:right w:type="dxa" w:w="120"/></w:tcMar></w:tcPr><w:p><w:r><w:rPr><w:rFonts w:ascii="Arial" w:cs="Arial" w:eastAsia="Arial" w:hAnsi="Arial"/><w:b/><w:bCs/><w:color w:val="FFFFFF"/><w:sz w:val="20"/><w:szCs w:val="20"/></w:rPr><w:t xml:space="preserve">Field / Setting</w:t></w:r></w:p></w:tc><w:tc><w:tcPr><w:tcW w:type="dxa" w:w="6500"/><w:tcBorders><w:top w:val="single" w:color="DDDDDD" w:sz="1"/><w:left w:val="single" w:color="DDDDDD" w:sz="1"/><w:bottom w:val="single" w:color="DDDDDD" w:sz="1"/><w:right w:val="single" w:color="DDDDDD" w:sz="1"/></w:tcBorders><w:shd w:fill="231F20" w:val="clear"/><w:tcMar><w:top w:type="dxa" w:w="80"/><w:left w:type="dxa" w:w="120"/><w:bottom w:type="dxa" w:w="80"/><w:right w:type="dxa" w:w="120"/></w:tcMar></w:tcPr><w:p><w:r><w:rPr><w:rFonts w:ascii="Arial" w:cs="Arial" w:eastAsia="Arial" w:hAnsi="Arial"/><w:b/><w:bCs/><w:color w:val="FFFFFF"/><w:sz w:val="20"/><w:szCs w:val="20"/></w:rPr><w:t xml:space="preserve">What an edit changes</w:t></w:r></w:p></w:tc></w:tr><w:tr><w:tc><w:tcPr><w:tcW w:type="dxa" w:w="3000"/><w:tcBorders><w:top w:val="single" w:color="DDDDDD" w:sz="1"/><w:left w:val="single" w:color="DDDDDD" w:sz="1"/><w:bottom w:val="single" w:color="DDDDDD" w:sz="1"/><w:right w:val="single" w:color="DDDDDD" w:sz="1"/></w:tcBorders><w:shd w:fill="F5F5F5" w:val="clear"/><w:tcMar><w:top w:type="dxa" w:w="80"/><w:left w:type="dxa" w:w="120"/><w:bottom w:type="dxa" w:w="80"/><w:right w:type="dxa" w:w="120"/></w:tcMar></w:tcPr><w:p><w:pPr><w:jc w:val="left"/></w:pPr><w:r><w:rPr><w:rFonts w:ascii="Arial" w:cs="Arial" w:eastAsia="Arial" w:hAnsi="Arial"/><w:b/><w:bCs/><w:color w:val="333333"/><w:sz w:val="20"/><w:szCs w:val="20"/></w:rPr><w:t xml:space="preserve">Profile name</w:t></w:r></w:p></w:tc><w:tc><w:tcPr><w:tcW w:type="dxa" w:w="6500"/><w:tcBorders><w:top w:val="single" w:color="DDDDDD" w:sz="1"/><w:left w:val="single" w:color="DDDDDD" w:sz="1"/><w:bottom w:val="single" w:color="DDDDDD" w:sz="1"/><w:right w:val="single" w:color="DDDDDD" w:sz="1"/></w:tcBorders><w:shd w:fill="F5F5F5" w:val="clear"/><w:tcMar><w:top w:type="dxa" w:w="80"/><w:left w:type="dxa" w:w="120"/><w:bottom w:type="dxa" w:w="80"/><w:right w:type="dxa" w:w="120"/></w:tcMar></w:tcPr><w:p><w:pPr><w:jc w:val="left"/></w:pPr><w:r><w:rPr><w:rFonts w:ascii="Arial" w:cs="Arial" w:eastAsia="Arial" w:hAnsi="Arial"/><w:color w:val="333333"/><w:sz w:val="20"/><w:szCs w:val="20"/></w:rPr><w:t xml:space="preserve">The display name. Cosmetic — doesn&apos;t change behaviour. Good for adding context like &quot;70S41 0.75 — exterior load-bearing&quot;.</w:t></w:r></w:p></w:tc></w:tr><w:tr><w:tc><w:tcPr><w:tcW w:type="dxa" w:w="3000"/><w:tcBorders><w:top w:val="single" w:color="DDDDDD" w:sz="1"/><w:left w:val="single" w:color="DDDDDD" w:sz="1"/><w:bottom w:val="single" w:color="DDDDDD" w:sz="1"/><w:right w:val="single" w:color="DDDDDD" w:sz="1"/></w:tcBorders><w:shd w:fill="FFFFFF" w:val="clear"/><w:tcMar><w:top w:type="dxa" w:w="80"/><w:left w:type="dxa" w:w="120"/><w:bottom w:type="dxa" w:w="80"/><w:right w:type="dxa" w:w="120"/></w:tcMar></w:tcPr><w:p><w:pPr><w:jc w:val="left"/></w:pPr><w:r><w:rPr><w:rFonts w:ascii="Arial" w:cs="Arial" w:eastAsia="Arial" w:hAnsi="Arial"/><w:b/><w:bCs/><w:color w:val="333333"/><w:sz w:val="20"/><w:szCs w:val="20"/></w:rPr><w:t xml:space="preserve">End Clearance</w:t></w:r></w:p></w:tc><w:tc><w:tcPr><w:tcW w:type="dxa" w:w="6500"/><w:tcBorders><w:top w:val="single" w:color="DDDDDD" w:sz="1"/><w:left w:val="single" w:color="DDDDDD" w:sz="1"/><w:bottom w:val="single" w:color="DDDDDD" w:sz="1"/><w:right w:val="single" w:color="DDDDDD" w:sz="1"/></w:tcBorders><w:shd w:fill="FFFFFF" w:val="clear"/><w:tcMar><w:top w:type="dxa" w:w="80"/><w:left w:type="dxa" w:w="120"/><w:bottom w:type="dxa" w:w="80"/><w:right w:type="dxa" w:w="120"/></w:tcMar></w:tcPr><w:p><w:pPr><w:jc w:val="left"/></w:pPr><w:r><w:rPr><w:rFonts w:ascii="Arial" w:cs="Arial" w:eastAsia="Arial" w:hAnsi="Arial"/><w:color w:val="333333"/><w:sz w:val="20"/><w:szCs w:val="20"/></w:rPr><w:t xml:space="preserve">How much steel is trimmed from each end of plates and chords. Default is 4mm on 70mm and 89mm. Editing this CHANGES every plate/chord stick length output by the encoder by ±delta on each end.</w:t></w:r></w:p></w:tc></w:tr><w:tr><w:tc><w:tcPr><w:tcW w:type="dxa" w:w="3000"/><w:tcBorders><w:top w:val="single" w:color="DDDDDD" w:sz="1"/><w:left w:val="single" w:color="DDDDDD" w:sz="1"/><w:bottom w:val="single" w:color="DDDDDD" w:sz="1"/><w:right w:val="single" w:color="DDDDDD" w:sz="1"/></w:tcBorders><w:shd w:fill="F5F5F5" w:val="clear"/><w:tcMar><w:top w:type="dxa" w:w="80"/><w:left w:type="dxa" w:w="120"/><w:bottom w:type="dxa" w:w="80"/><w:right w:type="dxa" w:w="120"/></w:tcMar></w:tcPr><w:p><w:pPr><w:jc w:val="left"/></w:pPr><w:r><w:rPr><w:rFonts w:ascii="Arial" w:cs="Arial" w:eastAsia="Arial" w:hAnsi="Arial"/><w:b/><w:bCs/><w:color w:val="333333"/><w:sz w:val="20"/><w:szCs w:val="20"/></w:rPr><w:t xml:space="preserve">Stud End Trim</w:t></w:r></w:p></w:tc><w:tc><w:tcPr><w:tcW w:type="dxa" w:w="6500"/><w:tcBorders><w:top w:val="single" w:color="DDDDDD" w:sz="1"/><w:left w:val="single" w:color="DDDDDD" w:sz="1"/><w:bottom w:val="single" w:color="DDDDDD" w:sz="1"/><w:right w:val="single" w:color="DDDDDD" w:sz="1"/></w:tcBorders><w:shd w:fill="F5F5F5" w:val="clear"/><w:tcMar><w:top w:type="dxa" w:w="80"/><w:left w:type="dxa" w:w="120"/><w:bottom w:type="dxa" w:w="80"/><w:right w:type="dxa" w:w="120"/></w:tcMar></w:tcPr><w:p><w:pPr><w:jc w:val="left"/></w:pPr><w:r><w:rPr><w:rFonts w:ascii="Arial" w:cs="Arial" w:eastAsia="Arial" w:hAnsi="Arial"/><w:color w:val="333333"/><w:sz w:val="20"/><w:szCs w:val="20"/></w:rPr><w:t xml:space="preserve">Trim from each end of full studs (default 2mm). Editing changes stud lengths in the encoded RFY and all derived tool positions (the InnerDimple at 16.5mm shifts with this).</w:t></w:r></w:p></w:tc></w:tr><w:tr><w:tc><w:tcPr><w:tcW w:type="dxa" w:w="3000"/><w:tcBorders><w:top w:val="single" w:color="DDDDDD" w:sz="1"/><w:left w:val="single" w:color="DDDDDD" w:sz="1"/><w:bottom w:val="single" w:color="DDDDDD" w:sz="1"/><w:right w:val="single" w:color="DDDDDD" w:sz="1"/></w:tcBorders><w:shd w:fill="FFFFFF" w:val="clear"/><w:tcMar><w:top w:type="dxa" w:w="80"/><w:left w:type="dxa" w:w="120"/><w:bottom w:type="dxa" w:w="80"/><w:right w:type="dxa" w:w="120"/></w:tcMar></w:tcPr><w:p><w:pPr><w:jc w:val="left"/></w:pPr><w:r><w:rPr><w:rFonts w:ascii="Arial" w:cs="Arial" w:eastAsia="Arial" w:hAnsi="Arial"/><w:b/><w:bCs/><w:color w:val="333333"/><w:sz w:val="20"/><w:szCs w:val="20"/></w:rPr><w:t xml:space="preserve">Header Trim</w:t></w:r></w:p></w:tc><w:tc><w:tcPr><w:tcW w:type="dxa" w:w="6500"/><w:tcBorders><w:top w:val="single" w:color="DDDDDD" w:sz="1"/><w:left w:val="single" w:color="DDDDDD" w:sz="1"/><w:bottom w:val="single" w:color="DDDDDD" w:sz="1"/><w:right w:val="single" w:color="DDDDDD" w:sz="1"/></w:tcBorders><w:shd w:fill="FFFFFF" w:val="clear"/><w:tcMar><w:top w:type="dxa" w:w="80"/><w:left w:type="dxa" w:w="120"/><w:bottom w:type="dxa" w:w="80"/><w:right w:type="dxa" w:w="120"/></w:tcMar></w:tcPr><w:p><w:pPr><w:jc w:val="left"/></w:pPr><w:r><w:rPr><w:rFonts w:ascii="Arial" w:cs="Arial" w:eastAsia="Arial" w:hAnsi="Arial"/><w:color w:val="333333"/><w:sz w:val="20"/><w:szCs w:val="20"/></w:rPr><w:t xml:space="preserve">Trim from each end of H-prefix headers (default 1mm). Same effect as Stud End Trim but only for headers.</w:t></w:r></w:p></w:tc></w:tr><w:tr><w:tc><w:tcPr><w:tcW w:type="dxa" w:w="3000"/><w:tcBorders><w:top w:val="single" w:color="DDDDDD" w:sz="1"/><w:left w:val="single" w:color="DDDDDD" w:sz="1"/><w:bottom w:val="single" w:color="DDDDDD" w:sz="1"/><w:right w:val="single" w:color="DDDDDD" w:sz="1"/></w:tcBorders><w:shd w:fill="F5F5F5" w:val="clear"/><w:tcMar><w:top w:type="dxa" w:w="80"/><w:left w:type="dxa" w:w="120"/><w:bottom w:type="dxa" w:w="80"/><w:right w:type="dxa" w:w="120"/></w:tcMar></w:tcPr><w:p><w:pPr><w:jc w:val="left"/></w:pPr><w:r><w:rPr><w:rFonts w:ascii="Arial" w:cs="Arial" w:eastAsia="Arial" w:hAnsi="Arial"/><w:b/><w:bCs/><w:color w:val="333333"/><w:sz w:val="20"/><w:szCs w:val="20"/></w:rPr><w:t xml:space="preserve">Nog Trim</w:t></w:r></w:p></w:tc><w:tc><w:tcPr><w:tcW w:type="dxa" w:w="6500"/><w:tcBorders><w:top w:val="single" w:color="DDDDDD" w:sz="1"/><w:left w:val="single" w:color="DDDDDD" w:sz="1"/><w:bottom w:val="single" w:color="DDDDDD" w:sz="1"/><w:right w:val="single" w:color="DDDDDD" w:sz="1"/></w:tcBorders><w:shd w:fill="F5F5F5" w:val="clear"/><w:tcMar><w:top w:type="dxa" w:w="80"/><w:left w:type="dxa" w:w="120"/><w:bottom w:type="dxa" w:w="80"/><w:right w:type="dxa" w:w="120"/></w:tcMar></w:tcPr><w:p><w:pPr><w:jc w:val="left"/></w:pPr><w:r><w:rPr><w:rFonts w:ascii="Arial" w:cs="Arial" w:eastAsia="Arial" w:hAnsi="Arial"/><w:color w:val="333333"/><w:sz w:val="20"/><w:szCs w:val="20"/></w:rPr><w:t xml:space="preserve">Trim from each end of nog/noggin sticks. Conditional — uses 4mm if the nog spans the full plate width, 1mm otherwise.</w:t></w:r></w:p></w:tc></w:tr><w:tr><w:tc><w:tcPr><w:tcW w:type="dxa" w:w="3000"/><w:tcBorders><w:top w:val="single" w:color="DDDDDD" w:sz="1"/><w:left w:val="single" w:color="DDDDDD" w:sz="1"/><w:bottom w:val="single" w:color="DDDDDD" w:sz="1"/><w:right w:val="single" w:color="DDDDDD" w:sz="1"/></w:tcBorders><w:shd w:fill="FFFFFF" w:val="clear"/><w:tcMar><w:top w:type="dxa" w:w="80"/><w:left w:type="dxa" w:w="120"/><w:bottom w:type="dxa" w:w="80"/><w:right w:type="dxa" w:w="120"/></w:tcMar></w:tcPr><w:p><w:pPr><w:jc w:val="left"/></w:pPr><w:r><w:rPr><w:rFonts w:ascii="Arial" w:cs="Arial" w:eastAsia="Arial" w:hAnsi="Arial"/><w:b/><w:bCs/><w:color w:val="333333"/><w:sz w:val="20"/><w:szCs w:val="20"/></w:rPr><w:t xml:space="preserve">Service Hole positions</w:t></w:r></w:p></w:tc><w:tc><w:tcPr><w:tcW w:type="dxa" w:w="6500"/><w:tcBorders><w:top w:val="single" w:color="DDDDDD" w:sz="1"/><w:left w:val="single" w:color="DDDDDD" w:sz="1"/><w:bottom w:val="single" w:color="DDDDDD" w:sz="1"/><w:right w:val="single" w:color="DDDDDD" w:sz="1"/></w:tcBorders><w:shd w:fill="FFFFFF" w:val="clear"/><w:tcMar><w:top w:type="dxa" w:w="80"/><w:left w:type="dxa" w:w="120"/><w:bottom w:type="dxa" w:w="80"/><w:right w:type="dxa" w:w="120"/></w:tcMar></w:tcPr><w:p><w:pPr><w:jc w:val="left"/></w:pPr><w:r><w:rPr><w:rFonts w:ascii="Arial" w:cs="Arial" w:eastAsia="Arial" w:hAnsi="Arial"/><w:color w:val="333333"/><w:sz w:val="20"/><w:szCs w:val="20"/></w:rPr><w:t xml:space="preserve">List of fixed offsets (e.g., 296mm, 446mm) where SERVICE HOLE punches go on studs. Editing the list changes which positions appear in every stud&apos;s tooling.</w:t></w:r></w:p></w:tc></w:tr><w:tr><w:tc><w:tcPr><w:tcW w:type="dxa" w:w="3000"/><w:tcBorders><w:top w:val="single" w:color="DDDDDD" w:sz="1"/><w:left w:val="single" w:color="DDDDDD" w:sz="1"/><w:bottom w:val="single" w:color="DDDDDD" w:sz="1"/><w:right w:val="single" w:color="DDDDDD" w:sz="1"/></w:tcBorders><w:shd w:fill="F5F5F5" w:val="clear"/><w:tcMar><w:top w:type="dxa" w:w="80"/><w:left w:type="dxa" w:w="120"/><w:bottom w:type="dxa" w:w="80"/><w:right w:type="dxa" w:w="120"/></w:tcMar></w:tcPr><w:p><w:pPr><w:jc w:val="left"/></w:pPr><w:r><w:rPr><w:rFonts w:ascii="Arial" w:cs="Arial" w:eastAsia="Arial" w:hAnsi="Arial"/><w:b/><w:bCs/><w:color w:val="333333"/><w:sz w:val="20"/><w:szCs w:val="20"/></w:rPr><w:t xml:space="preserve">Swage cap rule</w:t></w:r></w:p></w:tc><w:tc><w:tcPr><w:tcW w:type="dxa" w:w="6500"/><w:tcBorders><w:top w:val="single" w:color="DDDDDD" w:sz="1"/><w:left w:val="single" w:color="DDDDDD" w:sz="1"/><w:bottom w:val="single" w:color="DDDDDD" w:sz="1"/><w:right w:val="single" w:color="DDDDDD" w:sz="1"/></w:tcBorders><w:shd w:fill="F5F5F5" w:val="clear"/><w:tcMar><w:top w:type="dxa" w:w="80"/><w:left w:type="dxa" w:w="120"/><w:bottom w:type="dxa" w:w="80"/><w:right w:type="dxa" w:w="120"/></w:tcMar></w:tcPr><w:p><w:pPr><w:jc w:val="left"/></w:pPr><w:r><w:rPr><w:rFonts w:ascii="Arial" w:cs="Arial" w:eastAsia="Arial" w:hAnsi="Arial"/><w:color w:val="333333"/><w:sz w:val="20"/><w:szCs w:val="20"/></w:rPr><w:t xml:space="preserve">Spans where a Swage gets emitted at each stick end (default [0..39] start cap and [length-39..length] end cap). Affects every stud, plate, nog, brace.</w:t></w:r></w:p></w:tc></w:tr><w:tr><w:tc><w:tcPr><w:tcW w:type="dxa" w:w="3000"/><w:tcBorders><w:top w:val="single" w:color="DDDDDD" w:sz="1"/><w:left w:val="single" w:color="DDDDDD" w:sz="1"/><w:bottom w:val="single" w:color="DDDDDD" w:sz="1"/><w:right w:val="single" w:color="DDDDDD" w:sz="1"/></w:tcBorders><w:shd w:fill="FFFFFF" w:val="clear"/><w:tcMar><w:top w:type="dxa" w:w="80"/><w:left w:type="dxa" w:w="120"/><w:bottom w:type="dxa" w:w="80"/><w:right w:type="dxa" w:w="120"/></w:tcMar></w:tcPr><w:p><w:pPr><w:jc w:val="left"/></w:pPr><w:r><w:rPr><w:rFonts w:ascii="Arial" w:cs="Arial" w:eastAsia="Arial" w:hAnsi="Arial"/><w:b/><w:bCs/><w:color w:val="333333"/><w:sz w:val="20"/><w:szCs w:val="20"/></w:rPr><w:t xml:space="preserve">Inner Dimple positions</w:t></w:r></w:p></w:tc><w:tc><w:tcPr><w:tcW w:type="dxa" w:w="6500"/><w:tcBorders><w:top w:val="single" w:color="DDDDDD" w:sz="1"/><w:left w:val="single" w:color="DDDDDD" w:sz="1"/><w:bottom w:val="single" w:color="DDDDDD" w:sz="1"/><w:right w:val="single" w:color="DDDDDD" w:sz="1"/></w:tcBorders><w:shd w:fill="FFFFFF" w:val="clear"/><w:tcMar><w:top w:type="dxa" w:w="80"/><w:left w:type="dxa" w:w="120"/><w:bottom w:type="dxa" w:w="80"/><w:right w:type="dxa" w:w="120"/></w:tcMar></w:tcPr><w:p><w:pPr><w:jc w:val="left"/></w:pPr><w:r><w:rPr><w:rFonts w:ascii="Arial" w:cs="Arial" w:eastAsia="Arial" w:hAnsi="Arial"/><w:color w:val="333333"/><w:sz w:val="20"/><w:szCs w:val="20"/></w:rPr><w:t xml:space="preserve">Fixed-offset dimples on plates and studs (e.g., 16.5mm cap dimple). Editing reshapes the cap pattern.</w:t></w:r></w:p></w:tc></w:tr><w:tr><w:tc><w:tcPr><w:tcW w:type="dxa" w:w="3000"/><w:tcBorders><w:top w:val="single" w:color="DDDDDD" w:sz="1"/><w:left w:val="single" w:color="DDDDDD" w:sz="1"/><w:bottom w:val="single" w:color="DDDDDD" w:sz="1"/><w:right w:val="single" w:color="DDDDDD" w:sz="1"/></w:tcBorders><w:shd w:fill="F5F5F5" w:val="clear"/><w:tcMar><w:top w:type="dxa" w:w="80"/><w:left w:type="dxa" w:w="120"/><w:bottom w:type="dxa" w:w="80"/><w:right w:type="dxa" w:w="120"/></w:tcMar></w:tcPr><w:p><w:pPr><w:jc w:val="left"/></w:pPr><w:r><w:rPr><w:rFonts w:ascii="Arial" w:cs="Arial" w:eastAsia="Arial" w:hAnsi="Arial"/><w:b/><w:bCs/><w:color w:val="333333"/><w:sz w:val="20"/><w:szCs w:val="20"/></w:rPr><w:t xml:space="preserve">Lip Notch span rules</w:t></w:r></w:p></w:tc><w:tc><w:tcPr><w:tcW w:type="dxa" w:w="6500"/><w:tcBorders><w:top w:val="single" w:color="DDDDDD" w:sz="1"/><w:left w:val="single" w:color="DDDDDD" w:sz="1"/><w:bottom w:val="single" w:color="DDDDDD" w:sz="1"/><w:right w:val="single" w:color="DDDDDD" w:sz="1"/></w:tcBorders><w:shd w:fill="F5F5F5" w:val="clear"/><w:tcMar><w:top w:type="dxa" w:w="80"/><w:left w:type="dxa" w:w="120"/><w:bottom w:type="dxa" w:w="80"/><w:right w:type="dxa" w:w="120"/></w:tcMar></w:tcPr><w:p><w:pPr><w:jc w:val="left"/></w:pPr><w:r><w:rPr><w:rFonts w:ascii="Arial" w:cs="Arial" w:eastAsia="Arial" w:hAnsi="Arial"/><w:color w:val="333333"/><w:sz w:val="20"/><w:szCs w:val="20"/></w:rPr><w:t xml:space="preserve">Where LipNotch spans appear (offsets, strides). Affects how many LIP NOTCH cells appear at each crossing in the CSV.</w:t></w:r></w:p></w:tc></w:tr><w:tr><w:tc><w:tcPr><w:tcW w:type="dxa" w:w="3000"/><w:tcBorders><w:top w:val="single" w:color="DDDDDD" w:sz="1"/><w:left w:val="single" w:color="DDDDDD" w:sz="1"/><w:bottom w:val="single" w:color="DDDDDD" w:sz="1"/><w:right w:val="single" w:color="DDDDDD" w:sz="1"/></w:tcBorders><w:shd w:fill="FFFFFF" w:val="clear"/><w:tcMar><w:top w:type="dxa" w:w="80"/><w:left w:type="dxa" w:w="120"/><w:bottom w:type="dxa" w:w="80"/><w:right w:type="dxa" w:w="120"/></w:tcMar></w:tcPr><w:p><w:pPr><w:jc w:val="left"/></w:pPr><w:r><w:rPr><w:rFonts w:ascii="Arial" w:cs="Arial" w:eastAsia="Arial" w:hAnsi="Arial"/><w:b/><w:bCs/><w:color w:val="333333"/><w:sz w:val="20"/><w:szCs w:val="20"/></w:rPr><w:t xml:space="preserve">Bolt offsets (anchor bolts)</w:t></w:r></w:p></w:tc><w:tc><w:tcPr><w:tcW w:type="dxa" w:w="6500"/><w:tcBorders><w:top w:val="single" w:color="DDDDDD" w:sz="1"/><w:left w:val="single" w:color="DDDDDD" w:sz="1"/><w:bottom w:val="single" w:color="DDDDDD" w:sz="1"/><w:right w:val="single" w:color="DDDDDD" w:sz="1"/></w:tcBorders><w:shd w:fill="FFFFFF" w:val="clear"/><w:tcMar><w:top w:type="dxa" w:w="80"/><w:left w:type="dxa" w:w="120"/><w:bottom w:type="dxa" w:w="80"/><w:right w:type="dxa" w:w="120"/></w:tcMar></w:tcPr><w:p><w:pPr><w:jc w:val="left"/></w:pPr><w:r><w:rPr><w:rFonts w:ascii="Arial" w:cs="Arial" w:eastAsia="Arial" w:hAnsi="Arial"/><w:color w:val="333333"/><w:sz w:val="20"/><w:szCs w:val="20"/></w:rPr><w:t xml:space="preserve">Where ANCHOR holes go on bottom plates of ground-floor walls. 70mm: 62mm offset. 89mm: 62mm offset gauge&lt;1.0 only.</w:t></w:r></w:p></w:tc></w:tr><w:tr><w:tc><w:tcPr><w:tcW w:type="dxa" w:w="3000"/><w:tcBorders><w:top w:val="single" w:color="DDDDDD" w:sz="1"/><w:left w:val="single" w:color="DDDDDD" w:sz="1"/><w:bottom w:val="single" w:color="DDDDDD" w:sz="1"/><w:right w:val="single" w:color="DDDDDD" w:sz="1"/></w:tcBorders><w:shd w:fill="F5F5F5" w:val="clear"/><w:tcMar><w:top w:type="dxa" w:w="80"/><w:left w:type="dxa" w:w="120"/><w:bottom w:type="dxa" w:w="80"/><w:right w:type="dxa" w:w="120"/></w:tcMar></w:tcPr><w:p><w:pPr><w:jc w:val="left"/></w:pPr><w:r><w:rPr><w:rFonts w:ascii="Arial" w:cs="Arial" w:eastAsia="Arial" w:hAnsi="Arial"/><w:b/><w:bCs/><w:color w:val="333333"/><w:sz w:val="20"/><w:szCs w:val="20"/></w:rPr><w:t xml:space="preserve">Web Bolt holes</w:t></w:r></w:p></w:tc><w:tc><w:tcPr><w:tcW w:type="dxa" w:w="6500"/><w:tcBorders><w:top w:val="single" w:color="DDDDDD" w:sz="1"/><w:left w:val="single" w:color="DDDDDD" w:sz="1"/><w:bottom w:val="single" w:color="DDDDDD" w:sz="1"/><w:right w:val="single" w:color="DDDDDD" w:sz="1"/></w:tcBorders><w:shd w:fill="F5F5F5" w:val="clear"/><w:tcMar><w:top w:type="dxa" w:w="80"/><w:left w:type="dxa" w:w="120"/><w:bottom w:type="dxa" w:w="80"/><w:right w:type="dxa" w:w="120"/></w:tcMar></w:tcPr><w:p><w:pPr><w:jc w:val="left"/></w:pPr><w:r><w:rPr><w:rFonts w:ascii="Arial" w:cs="Arial" w:eastAsia="Arial" w:hAnsi="Arial"/><w:color w:val="333333"/><w:sz w:val="20"/><w:szCs w:val="20"/></w:rPr><w:t xml:space="preserve">Where BOLT HOLES (Web tool) go on plates. Ground-floor only on 70mm; ground-floor + gauge&lt;1.0 only on 89mm.</w:t></w:r></w:p></w:tc></w:tr></w:tbl><w:p><w:pPr><w:shd w:fill="FFF3C0" w:val="clear"/><w:spacing w:after="200" w:before="100"/></w:pPr><w:r><w:rPr><w:rFonts w:ascii="Arial" w:cs="Arial" w:eastAsia="Arial" w:hAnsi="Arial"/><w:b/><w:bCs/><w:color w:val="231F20"/><w:sz w:val="21"/><w:szCs w:val="21"/></w:rPr><w:t xml:space="preserve">Every number you change here propagates to EVERY stick that uses that profile. A 1mm change in End Clearance shifts every cap dimple, every swage start/end, and every cell position in the CSV by 1mm.</w:t></w:r></w:p><w:p><w:pPr><w:spacing w:after="160" w:before="280"/></w:pPr><w:r><w:rPr><w:rFonts w:ascii="Arial" w:cs="Arial" w:eastAsia="Arial" w:hAnsi="Arial"/><w:b/><w:bCs/><w:color w:val="231F20"/><w:sz w:val="26"/><w:szCs w:val="26"/></w:rPr><w:t xml:space="preserve">3.3  Frame Types tab — which rule profile to use</w:t></w:r></w:p><w:p><w:pPr><w:spacing w:after="120"/></w:pPr><w:r><w:rPr><w:rFonts w:ascii="Arial" w:cs="Arial" w:eastAsia="Arial" w:hAnsi="Arial"/><w:color w:val="333333"/><w:sz w:val="21"/><w:szCs w:val="21"/></w:rPr><w:t xml:space="preserve">Frame types map a frame&apos;s NAME PATTERN to a rule profile. The encoder looks at the frame name (&quot;GF-LBW-70.075&quot;, &quot;PC7-1&quot;, &quot;L1101&quot;) and decides which set of rules applies.</w:t></w:r></w:p><w:tbl><w:tblPr><w:tblW w:type="dxa" w:w="9500"/><w:tblBorders><w:top w:val="single" w:color="auto" w:sz="4"/><w:left w:val="single" w:color="auto" w:sz="4"/><w:bottom w:val="single" w:color="auto" w:sz="4"/><w:right w:val="single" w:color="auto" w:sz="4"/><w:insideH w:val="single" w:color="auto" w:sz="4"/><w:insideV w:val="single" w:color="auto" w:sz="4"/></w:tblBorders></w:tblPr><w:tblGrid><w:gridCol w:w="100"/><w:gridCol w:w="100"/></w:tblGrid><w:tr><w:tc><w:tcPr><w:tcW w:type="dxa" w:w="3000"/><w:tcBorders><w:top w:val="single" w:color="DDDDDD" w:sz="1"/><w:left w:val="single" w:color="DDDDDD" w:sz="1"/><w:bottom w:val="single" w:color="DDDDDD" w:sz="1"/><w:right w:val="single" w:color="DDDDDD" w:sz="1"/></w:tcBorders><w:shd w:fill="231F20" w:val="clear"/><w:tcMar><w:top w:type="dxa" w:w="80"/><w:left w:type="dxa" w:w="120"/><w:bottom w:type="dxa" w:w="80"/><w:right w:type="dxa" w:w="120"/></w:tcMar></w:tcPr><w:p><w:r><w:rPr><w:rFonts w:ascii="Arial" w:cs="Arial" w:eastAsia="Arial" w:hAnsi="Arial"/><w:b/><w:bCs/><w:color w:val="FFFFFF"/><w:sz w:val="20"/><w:szCs w:val="20"/></w:rPr><w:t xml:space="preserve">Field / Setting</w:t></w:r></w:p></w:tc><w:tc><w:tcPr><w:tcW w:type="dxa" w:w="6500"/><w:tcBorders><w:top w:val="single" w:color="DDDDDD" w:sz="1"/><w:left w:val="single" w:color="DDDDDD" w:sz="1"/><w:bottom w:val="single" w:color="DDDDDD" w:sz="1"/><w:right w:val="single" w:color="DDDDDD" w:sz="1"/></w:tcBorders><w:shd w:fill="231F20" w:val="clear"/><w:tcMar><w:top w:type="dxa" w:w="80"/><w:left w:type="dxa" w:w="120"/><w:bottom w:type="dxa" w:w="80"/><w:right w:type="dxa" w:w="120"/></w:tcMar></w:tcPr><w:p><w:r><w:rPr><w:rFonts w:ascii="Arial" w:cs="Arial" w:eastAsia="Arial" w:hAnsi="Arial"/><w:b/><w:bCs/><w:color w:val="FFFFFF"/><w:sz w:val="20"/><w:szCs w:val="20"/></w:rPr><w:t xml:space="preserve">What an edit changes</w:t></w:r></w:p></w:tc></w:tr><w:tr><w:tc><w:tcPr><w:tcW w:type="dxa" w:w="3000"/><w:tcBorders><w:top w:val="single" w:color="DDDDDD" w:sz="1"/><w:left w:val="single" w:color="DDDDDD" w:sz="1"/><w:bottom w:val="single" w:color="DDDDDD" w:sz="1"/><w:right w:val="single" w:color="DDDDDD" w:sz="1"/></w:tcBorders><w:shd w:fill="F5F5F5" w:val="clear"/><w:tcMar><w:top w:type="dxa" w:w="80"/><w:left w:type="dxa" w:w="120"/><w:bottom w:type="dxa" w:w="80"/><w:right w:type="dxa" w:w="120"/></w:tcMar></w:tcPr><w:p><w:pPr><w:jc w:val="left"/></w:pPr><w:r><w:rPr><w:rFonts w:ascii="Arial" w:cs="Arial" w:eastAsia="Arial" w:hAnsi="Arial"/><w:b/><w:bCs/><w:color w:val="333333"/><w:sz w:val="20"/><w:szCs w:val="20"/></w:rPr><w:t xml:space="preserve">Frame type code</w:t></w:r></w:p></w:tc><w:tc><w:tcPr><w:tcW w:type="dxa" w:w="6500"/><w:tcBorders><w:top w:val="single" w:color="DDDDDD" w:sz="1"/><w:left w:val="single" w:color="DDDDDD" w:sz="1"/><w:bottom w:val="single" w:color="DDDDDD" w:sz="1"/><w:right w:val="single" w:color="DDDDDD" w:sz="1"/></w:tcBorders><w:shd w:fill="F5F5F5" w:val="clear"/><w:tcMar><w:top w:type="dxa" w:w="80"/><w:left w:type="dxa" w:w="120"/><w:bottom w:type="dxa" w:w="80"/><w:right w:type="dxa" w:w="120"/></w:tcMar></w:tcPr><w:p><w:pPr><w:jc w:val="left"/></w:pPr><w:r><w:rPr><w:rFonts w:ascii="Arial" w:cs="Arial" w:eastAsia="Arial" w:hAnsi="Arial"/><w:color w:val="333333"/><w:sz w:val="20"/><w:szCs w:val="20"/></w:rPr><w:t xml:space="preserve">The category prefix in the frame name. LBW, NLBW, FJ, LIN, RP, TIN, CP, MH, TB2B, etc.</w:t></w:r></w:p></w:tc></w:tr><w:tr><w:tc><w:tcPr><w:tcW w:type="dxa" w:w="3000"/><w:tcBorders><w:top w:val="single" w:color="DDDDDD" w:sz="1"/><w:left w:val="single" w:color="DDDDDD" w:sz="1"/><w:bottom w:val="single" w:color="DDDDDD" w:sz="1"/><w:right w:val="single" w:color="DDDDDD" w:sz="1"/></w:tcBorders><w:shd w:fill="FFFFFF" w:val="clear"/><w:tcMar><w:top w:type="dxa" w:w="80"/><w:left w:type="dxa" w:w="120"/><w:bottom w:type="dxa" w:w="80"/><w:right w:type="dxa" w:w="120"/></w:tcMar></w:tcPr><w:p><w:pPr><w:jc w:val="left"/></w:pPr><w:r><w:rPr><w:rFonts w:ascii="Arial" w:cs="Arial" w:eastAsia="Arial" w:hAnsi="Arial"/><w:b/><w:bCs/><w:color w:val="333333"/><w:sz w:val="20"/><w:szCs w:val="20"/></w:rPr><w:t xml:space="preserve">Display name</w:t></w:r></w:p></w:tc><w:tc><w:tcPr><w:tcW w:type="dxa" w:w="6500"/><w:tcBorders><w:top w:val="single" w:color="DDDDDD" w:sz="1"/><w:left w:val="single" w:color="DDDDDD" w:sz="1"/><w:bottom w:val="single" w:color="DDDDDD" w:sz="1"/><w:right w:val="single" w:color="DDDDDD" w:sz="1"/></w:tcBorders><w:shd w:fill="FFFFFF" w:val="clear"/><w:tcMar><w:top w:type="dxa" w:w="80"/><w:left w:type="dxa" w:w="120"/><w:bottom w:type="dxa" w:w="80"/><w:right w:type="dxa" w:w="120"/></w:tcMar></w:tcPr><w:p><w:pPr><w:jc w:val="left"/></w:pPr><w:r><w:rPr><w:rFonts w:ascii="Arial" w:cs="Arial" w:eastAsia="Arial" w:hAnsi="Arial"/><w:color w:val="333333"/><w:sz w:val="20"/><w:szCs w:val="20"/></w:rPr><w:t xml:space="preserve">Cosmetic. &quot;Load-Bearing Wall&quot; vs &quot;Non-Load-Bearing Wall&quot; etc.</w:t></w:r></w:p></w:tc></w:tr><w:tr><w:tc><w:tcPr><w:tcW w:type="dxa" w:w="3000"/><w:tcBorders><w:top w:val="single" w:color="DDDDDD" w:sz="1"/><w:left w:val="single" w:color="DDDDDD" w:sz="1"/><w:bottom w:val="single" w:color="DDDDDD" w:sz="1"/><w:right w:val="single" w:color="DDDDDD" w:sz="1"/></w:tcBorders><w:shd w:fill="F5F5F5" w:val="clear"/><w:tcMar><w:top w:type="dxa" w:w="80"/><w:left w:type="dxa" w:w="120"/><w:bottom w:type="dxa" w:w="80"/><w:right w:type="dxa" w:w="120"/></w:tcMar></w:tcPr><w:p><w:pPr><w:jc w:val="left"/></w:pPr><w:r><w:rPr><w:rFonts w:ascii="Arial" w:cs="Arial" w:eastAsia="Arial" w:hAnsi="Arial"/><w:b/><w:bCs/><w:color w:val="333333"/><w:sz w:val="20"/><w:szCs w:val="20"/></w:rPr><w:t xml:space="preserve">Rule profile assignment</w:t></w:r></w:p></w:tc><w:tc><w:tcPr><w:tcW w:type="dxa" w:w="6500"/><w:tcBorders><w:top w:val="single" w:color="DDDDDD" w:sz="1"/><w:left w:val="single" w:color="DDDDDD" w:sz="1"/><w:bottom w:val="single" w:color="DDDDDD" w:sz="1"/><w:right w:val="single" w:color="DDDDDD" w:sz="1"/></w:tcBorders><w:shd w:fill="F5F5F5" w:val="clear"/><w:tcMar><w:top w:type="dxa" w:w="80"/><w:left w:type="dxa" w:w="120"/><w:bottom w:type="dxa" w:w="80"/><w:right w:type="dxa" w:w="120"/></w:tcMar></w:tcPr><w:p><w:pPr><w:jc w:val="left"/></w:pPr><w:r><w:rPr><w:rFonts w:ascii="Arial" w:cs="Arial" w:eastAsia="Arial" w:hAnsi="Arial"/><w:color w:val="333333"/><w:sz w:val="20"/><w:szCs w:val="20"/></w:rPr><w:t xml:space="preserve">Which machine-type profile the frame uses. Editing this changes which dimples/swages/notches get emitted for every frame matching this code.</w:t></w:r></w:p></w:tc></w:tr><w:tr><w:tc><w:tcPr><w:tcW w:type="dxa" w:w="3000"/><w:tcBorders><w:top w:val="single" w:color="DDDDDD" w:sz="1"/><w:left w:val="single" w:color="DDDDDD" w:sz="1"/><w:bottom w:val="single" w:color="DDDDDD" w:sz="1"/><w:right w:val="single" w:color="DDDDDD" w:sz="1"/></w:tcBorders><w:shd w:fill="FFFFFF" w:val="clear"/><w:tcMar><w:top w:type="dxa" w:w="80"/><w:left w:type="dxa" w:w="120"/><w:bottom w:type="dxa" w:w="80"/><w:right w:type="dxa" w:w="120"/></w:tcMar></w:tcPr><w:p><w:pPr><w:jc w:val="left"/></w:pPr><w:r><w:rPr><w:rFonts w:ascii="Arial" w:cs="Arial" w:eastAsia="Arial" w:hAnsi="Arial"/><w:b/><w:bCs/><w:color w:val="333333"/><w:sz w:val="20"/><w:szCs w:val="20"/></w:rPr><w:t xml:space="preserve">Trim rules</w:t></w:r></w:p></w:tc><w:tc><w:tcPr><w:tcW w:type="dxa" w:w="6500"/><w:tcBorders><w:top w:val="single" w:color="DDDDDD" w:sz="1"/><w:left w:val="single" w:color="DDDDDD" w:sz="1"/><w:bottom w:val="single" w:color="DDDDDD" w:sz="1"/><w:right w:val="single" w:color="DDDDDD" w:sz="1"/></w:tcBorders><w:shd w:fill="FFFFFF" w:val="clear"/><w:tcMar><w:top w:type="dxa" w:w="80"/><w:left w:type="dxa" w:w="120"/><w:bottom w:type="dxa" w:w="80"/><w:right w:type="dxa" w:w="120"/></w:tcMar></w:tcPr><w:p><w:pPr><w:jc w:val="left"/></w:pPr><w:r><w:rPr><w:rFonts w:ascii="Arial" w:cs="Arial" w:eastAsia="Arial" w:hAnsi="Arial"/><w:color w:val="333333"/><w:sz w:val="20"/><w:szCs w:val="20"/></w:rPr><w:t xml:space="preserve">Frame-level trim overrides — e.g., LIN frames don&apos;t trim chord ends (verified vs LINEAR_TRUSS_TESTING reference). Editing here lets you flip whether a frame type gets the standard 4mm trim or skips it.</w:t></w:r></w:p></w:tc></w:tr><w:tr><w:tc><w:tcPr><w:tcW w:type="dxa" w:w="3000"/><w:tcBorders><w:top w:val="single" w:color="DDDDDD" w:sz="1"/><w:left w:val="single" w:color="DDDDDD" w:sz="1"/><w:bottom w:val="single" w:color="DDDDDD" w:sz="1"/><w:right w:val="single" w:color="DDDDDD" w:sz="1"/></w:tcBorders><w:shd w:fill="F5F5F5" w:val="clear"/><w:tcMar><w:top w:type="dxa" w:w="80"/><w:left w:type="dxa" w:w="120"/><w:bottom w:type="dxa" w:w="80"/><w:right w:type="dxa" w:w="120"/></w:tcMar></w:tcPr><w:p><w:pPr><w:jc w:val="left"/></w:pPr><w:r><w:rPr><w:rFonts w:ascii="Arial" w:cs="Arial" w:eastAsia="Arial" w:hAnsi="Arial"/><w:b/><w:bCs/><w:color w:val="333333"/><w:sz w:val="20"/><w:szCs w:val="20"/></w:rPr><w:t xml:space="preserve">Special-case flags</w:t></w:r></w:p></w:tc><w:tc><w:tcPr><w:tcW w:type="dxa" w:w="6500"/><w:tcBorders><w:top w:val="single" w:color="DDDDDD" w:sz="1"/><w:left w:val="single" w:color="DDDDDD" w:sz="1"/><w:bottom w:val="single" w:color="DDDDDD" w:sz="1"/><w:right w:val="single" w:color="DDDDDD" w:sz="1"/></w:tcBorders><w:shd w:fill="F5F5F5" w:val="clear"/><w:tcMar><w:top w:type="dxa" w:w="80"/><w:left w:type="dxa" w:w="120"/><w:bottom w:type="dxa" w:w="80"/><w:right w:type="dxa" w:w="120"/></w:tcMar></w:tcPr><w:p><w:pPr><w:jc w:val="left"/></w:pPr><w:r><w:rPr><w:rFonts w:ascii="Arial" w:cs="Arial" w:eastAsia="Arial" w:hAnsi="Arial"/><w:color w:val="333333"/><w:sz w:val="20"/><w:szCs w:val="20"/></w:rPr><w:t xml:space="preserve">Booleans like &quot;isShearWall&quot;, &quot;hasContinuousNog&quot;. These gate empirical rules added during the 75% match push.</w:t></w:r></w:p></w:tc></w:tr></w:tbl><w:p><w:pPr><w:spacing w:after="160" w:before="280"/></w:pPr><w:r><w:rPr><w:rFonts w:ascii="Arial" w:cs="Arial" w:eastAsia="Arial" w:hAnsi="Arial"/><w:b/><w:bCs/><w:color w:val="231F20"/><w:sz w:val="26"/><w:szCs w:val="26"/></w:rPr><w:t xml:space="preserve">3.4  Save flow</w:t></w:r></w:p><w:p><w:pPr><w:spacing w:after="120"/></w:pPr><w:r><w:rPr><w:rFonts w:ascii="Arial" w:cs="Arial" w:eastAsia="Arial" w:hAnsi="Arial"/><w:color w:val="333333"/><w:sz w:val="21"/><w:szCs w:val="21"/></w:rPr><w:t xml:space="preserve">Two save buttons:</w:t></w:r></w:p><w:p><w:pPr><w:pStyle w:val="ListParagraph"/><w:numPr><w:ilvl w:val="0"/><w:numId w:val="3"/></w:numPr><w:spacing w:after="80"/></w:pPr><w:r><w:rPr><w:rFonts w:ascii="Arial" w:cs="Arial" w:eastAsia="Arial" w:hAnsi="Arial"/><w:color w:val="333333"/><w:sz w:val="21"/><w:szCs w:val="21"/></w:rPr><w:t xml:space="preserve">💾 Save to Active Ruleset — writes your in-memory edits to the active ruleset&apos;s machine-types.json or frame-types.json on disk. Default ruleset is read-only and will reject this with a 403.</w:t></w:r></w:p><w:p><w:pPr><w:pStyle w:val="ListParagraph"/><w:numPr><w:ilvl w:val="0"/><w:numId w:val="3"/></w:numPr><w:spacing w:after="80"/></w:pPr><w:r><w:rPr><w:rFonts w:ascii="Arial" w:cs="Arial" w:eastAsia="Arial" w:hAnsi="Arial"/><w:color w:val="333333"/><w:sz w:val="21"/><w:szCs w:val="21"/></w:rPr><w:t xml:space="preserve">Save As New (in the ruleset selector) — creates a new ruleset by cloning the active one + applying your edits.</w:t></w:r></w:p><w:p><w:pPr><w:shd w:fill="FFF3C0" w:val="clear"/><w:spacing w:after="200" w:before="100"/></w:pPr><w:r><w:rPr><w:rFonts w:ascii="Arial" w:cs="Arial" w:eastAsia="Arial" w:hAnsi="Arial"/><w:b/><w:bCs/><w:color w:val="231F20"/><w:sz w:val="21"/><w:szCs w:val="21"/></w:rPr><w:t xml:space="preserve">If you forget to click Save, your edits are lost on a page refresh. Look for the dirty indicator (highlighted Save button) — it&apos;s the only signal that there&apos;s unsaved work.</w:t></w:r></w:p><w:p><w:r><w:br w:type="page"/></w:r></w:p><w:p><w:pPr><w:spacing w:after="200" w:before="360"/></w:pPr><w:r><w:rPr><w:rFonts w:ascii="Arial" w:cs="Arial" w:eastAsia="Arial" w:hAnsi="Arial"/><w:b/><w:bCs/><w:color w:val="231F20"/><w:sz w:val="32"/><w:szCs w:val="32"/></w:rPr><w:t xml:space="preserve">4. Tooling Rules Registry (/rules/tooling)</w:t></w:r></w:p><w:p><w:pPr><w:spacing w:after="120"/></w:pPr><w:r><w:rPr><w:rFonts w:ascii="Arial" w:cs="Arial" w:eastAsia="Arial" w:hAnsi="Arial"/><w:color w:val="333333"/><w:sz w:val="21"/><w:szCs w:val="21"/></w:rPr><w:t xml:space="preserve">This page lists every PER-STICK rule the encoder applies. It&apos;s currently read-only — useful when you&apos;re debugging &quot;why is this notch at the wrong position?&quot; — but the data lives in src/rules/table.ts in the codec repo and you can edit it there.</w:t></w:r></w:p><w:p><w:pPr><w:spacing w:after="160" w:before="280"/></w:pPr><w:r><w:rPr><w:rFonts w:ascii="Arial" w:cs="Arial" w:eastAsia="Arial" w:hAnsi="Arial"/><w:b/><w:bCs/><w:color w:val="231F20"/><w:sz w:val="26"/><w:szCs w:val="26"/></w:rPr><w:t xml:space="preserve">What&apos;s in the registry</w:t></w:r></w:p><0/><w:p><w:pPr><w:spacing w:after="160" w:before="280"/></w:pPr><w:r><w:rPr><w:rFonts w:ascii="Arial" w:cs="Arial" w:eastAsia="Arial" w:hAnsi="Arial"/><w:b/><w:bCs/><w:color w:val="231F20"/><w:sz w:val="26"/><w:szCs w:val="26"/></w:rPr><w:t xml:space="preserve">Why look here</w:t></w:r></w:p><w:p><w:pPr><w:spacing w:after="120"/></w:pPr><w:r><w:rPr><w:rFonts w:ascii="Arial" w:cs="Arial" w:eastAsia="Arial" w:hAnsi="Arial"/><w:color w:val="333333"/><w:sz w:val="21"/><w:szCs w:val="21"/></w:rPr><w:t xml:space="preserve">When the cut steel comes out wrong, this is the first place to look. Find the rule that emitted the wrong op, then either:</w:t></w:r></w:p><0/><w:p><w:r><w:br w:type="page"/></w:r></w:p><w:p><w:pPr><w:spacing w:after="200" w:before="360"/></w:pPr><w:r><w:rPr><w:rFonts w:ascii="Arial" w:cs="Arial" w:eastAsia="Arial" w:hAnsi="Arial"/><w:b/><w:bCs/><w:color w:val="231F20"/><w:sz w:val="32"/><w:szCs w:val="32"/></w:rPr><w:t xml:space="preserve">5. Match Regression Dashboard (/regression)</w:t></w:r></w:p><w:p><w:pPr><w:spacing w:after="120"/></w:pPr><w:r><w:rPr><w:rFonts w:ascii="Arial" w:cs="Arial" w:eastAsia="Arial" w:hAnsi="Arial"/><w:color w:val="333333"/><w:sz w:val="21"/><w:szCs w:val="21"/></w:rPr><w:t xml:space="preserve">The regression dashboard runs the codec against the entire test corpus and shows how many operations match the Detailer reference output. Use it AFTER editing rules to verify the change didn&apos;t break anything.</w:t></w:r></w:p><w:p><w:pPr><w:spacing w:after="160" w:before="280"/></w:pPr><w:r><w:rPr><w:rFonts w:ascii="Arial" w:cs="Arial" w:eastAsia="Arial" w:hAnsi="Arial"/><w:b/><w:bCs/><w:color w:val="231F20"/><w:sz w:val="26"/><w:szCs w:val="26"/></w:rPr><w:t xml:space="preserve">5.1  Reading the summary tiles</w:t></w:r></w:p><w:tbl><w:tblPr><w:tblW w:type="dxa" w:w="9500"/><w:tblBorders><w:top w:val="single" w:color="auto" w:sz="4"/><w:left w:val="single" w:color="auto" w:sz="4"/><w:bottom w:val="single" w:color="auto" w:sz="4"/><w:right w:val="single" w:color="auto" w:sz="4"/><w:insideH w:val="single" w:color="auto" w:sz="4"/><w:insideV w:val="single" w:color="auto" w:sz="4"/></w:tblBorders></w:tblPr><w:tblGrid><w:gridCol w:w="100"/><w:gridCol w:w="100"/></w:tblGrid><w:tr><w:tc><w:tcPr><w:tcW w:type="dxa" w:w="3000"/><w:tcBorders><w:top w:val="single" w:color="DDDDDD" w:sz="1"/><w:left w:val="single" w:color="DDDDDD" w:sz="1"/><w:bottom w:val="single" w:color="DDDDDD" w:sz="1"/><w:right w:val="single" w:color="DDDDDD" w:sz="1"/></w:tcBorders><w:shd w:fill="231F20" w:val="clear"/><w:tcMar><w:top w:type="dxa" w:w="80"/><w:left w:type="dxa" w:w="120"/><w:bottom w:type="dxa" w:w="80"/><w:right w:type="dxa" w:w="120"/></w:tcMar></w:tcPr><w:p><w:r><w:rPr><w:rFonts w:ascii="Arial" w:cs="Arial" w:eastAsia="Arial" w:hAnsi="Arial"/><w:b/><w:bCs/><w:color w:val="FFFFFF"/><w:sz w:val="20"/><w:szCs w:val="20"/></w:rPr><w:t xml:space="preserve">Field / Setting</w:t></w:r></w:p></w:tc><w:tc><w:tcPr><w:tcW w:type="dxa" w:w="6500"/><w:tcBorders><w:top w:val="single" w:color="DDDDDD" w:sz="1"/><w:left w:val="single" w:color="DDDDDD" w:sz="1"/><w:bottom w:val="single" w:color="DDDDDD" w:sz="1"/><w:right w:val="single" w:color="DDDDDD" w:sz="1"/></w:tcBorders><w:shd w:fill="231F20" w:val="clear"/><w:tcMar><w:top w:type="dxa" w:w="80"/><w:left w:type="dxa" w:w="120"/><w:bottom w:type="dxa" w:w="80"/><w:right w:type="dxa" w:w="120"/></w:tcMar></w:tcPr><w:p><w:r><w:rPr><w:rFonts w:ascii="Arial" w:cs="Arial" w:eastAsia="Arial" w:hAnsi="Arial"/><w:b/><w:bCs/><w:color w:val="FFFFFF"/><w:sz w:val="20"/><w:szCs w:val="20"/></w:rPr><w:t xml:space="preserve">What an edit changes</w:t></w:r></w:p></w:tc></w:tr><w:tr><w:tc><w:tcPr><w:tcW w:type="dxa" w:w="3000"/><w:tcBorders><w:top w:val="single" w:color="DDDDDD" w:sz="1"/><w:left w:val="single" w:color="DDDDDD" w:sz="1"/><w:bottom w:val="single" w:color="DDDDDD" w:sz="1"/><w:right w:val="single" w:color="DDDDDD" w:sz="1"/></w:tcBorders><w:shd w:fill="F5F5F5" w:val="clear"/><w:tcMar><w:top w:type="dxa" w:w="80"/><w:left w:type="dxa" w:w="120"/><w:bottom w:type="dxa" w:w="80"/><w:right w:type="dxa" w:w="120"/></w:tcMar></w:tcPr><w:p><w:pPr><w:jc w:val="left"/></w:pPr><w:r><w:rPr><w:rFonts w:ascii="Arial" w:cs="Arial" w:eastAsia="Arial" w:hAnsi="Arial"/><w:b/><w:bCs/><w:color w:val="333333"/><w:sz w:val="20"/><w:szCs w:val="20"/></w:rPr><w:t xml:space="preserve">Overall match %</w:t></w:r></w:p></w:tc><w:tc><w:tcPr><w:tcW w:type="dxa" w:w="6500"/><w:tcBorders><w:top w:val="single" w:color="DDDDDD" w:sz="1"/><w:left w:val="single" w:color="DDDDDD" w:sz="1"/><w:bottom w:val="single" w:color="DDDDDD" w:sz="1"/><w:right w:val="single" w:color="DDDDDD" w:sz="1"/></w:tcBorders><w:shd w:fill="F5F5F5" w:val="clear"/><w:tcMar><w:top w:type="dxa" w:w="80"/><w:left w:type="dxa" w:w="120"/><w:bottom w:type="dxa" w:w="80"/><w:right w:type="dxa" w:w="120"/></w:tcMar></w:tcPr><w:p><w:pPr><w:jc w:val="left"/></w:pPr><w:r><w:rPr><w:rFonts w:ascii="Arial" w:cs="Arial" w:eastAsia="Arial" w:hAnsi="Arial"/><w:color w:val="333333"/><w:sz w:val="20"/><w:szCs w:val="20"/></w:rPr><w:t xml:space="preserve">Op-level match across the whole corpus. Currently 75.45% on 40 jobs (target: 100% via Frida capture once Detailer reinstalls).</w:t></w:r></w:p></w:tc></w:tr><w:tr><w:tc><w:tcPr><w:tcW w:type="dxa" w:w="3000"/><w:tcBorders><w:top w:val="single" w:color="DDDDDD" w:sz="1"/><w:left w:val="single" w:color="DDDDDD" w:sz="1"/><w:bottom w:val="single" w:color="DDDDDD" w:sz="1"/><w:right w:val="single" w:color="DDDDDD" w:sz="1"/></w:tcBorders><w:shd w:fill="FFFFFF" w:val="clear"/><w:tcMar><w:top w:type="dxa" w:w="80"/><w:left w:type="dxa" w:w="120"/><w:bottom w:type="dxa" w:w="80"/><w:right w:type="dxa" w:w="120"/></w:tcMar></w:tcPr><w:p><w:pPr><w:jc w:val="left"/></w:pPr><w:r><w:rPr><w:rFonts w:ascii="Arial" w:cs="Arial" w:eastAsia="Arial" w:hAnsi="Arial"/><w:b/><w:bCs/><w:color w:val="333333"/><w:sz w:val="20"/><w:szCs w:val="20"/></w:rPr><w:t xml:space="preserve">Jobs</w:t></w:r></w:p></w:tc><w:tc><w:tcPr><w:tcW w:type="dxa" w:w="6500"/><w:tcBorders><w:top w:val="single" w:color="DDDDDD" w:sz="1"/><w:left w:val="single" w:color="DDDDDD" w:sz="1"/><w:bottom w:val="single" w:color="DDDDDD" w:sz="1"/><w:right w:val="single" w:color="DDDDDD" w:sz="1"/></w:tcBorders><w:shd w:fill="FFFFFF" w:val="clear"/><w:tcMar><w:top w:type="dxa" w:w="80"/><w:left w:type="dxa" w:w="120"/><w:bottom w:type="dxa" w:w="80"/><w:right w:type="dxa" w:w="120"/></w:tcMar></w:tcPr><w:p><w:pPr><w:jc w:val="left"/></w:pPr><w:r><w:rPr><w:rFonts w:ascii="Arial" w:cs="Arial" w:eastAsia="Arial" w:hAnsi="Arial"/><w:color w:val="333333"/><w:sz w:val="20"/><w:szCs w:val="20"/></w:rPr><w:t xml:space="preserve">Total number of XML/RFY pairs the harness ran. Each pair = one frame + one expected RFY.</w:t></w:r></w:p></w:tc></w:tr><w:tr><w:tc><w:tcPr><w:tcW w:type="dxa" w:w="3000"/><w:tcBorders><w:top w:val="single" w:color="DDDDDD" w:sz="1"/><w:left w:val="single" w:color="DDDDDD" w:sz="1"/><w:bottom w:val="single" w:color="DDDDDD" w:sz="1"/><w:right w:val="single" w:color="DDDDDD" w:sz="1"/></w:tcBorders><w:shd w:fill="F5F5F5" w:val="clear"/><w:tcMar><w:top w:type="dxa" w:w="80"/><w:left w:type="dxa" w:w="120"/><w:bottom w:type="dxa" w:w="80"/><w:right w:type="dxa" w:w="120"/></w:tcMar></w:tcPr><w:p><w:pPr><w:jc w:val="left"/></w:pPr><w:r><w:rPr><w:rFonts w:ascii="Arial" w:cs="Arial" w:eastAsia="Arial" w:hAnsi="Arial"/><w:b/><w:bCs/><w:color w:val="333333"/><w:sz w:val="20"/><w:szCs w:val="20"/></w:rPr><w:t xml:space="preserve">At 100%</w:t></w:r></w:p></w:tc><w:tc><w:tcPr><w:tcW w:type="dxa" w:w="6500"/><w:tcBorders><w:top w:val="single" w:color="DDDDDD" w:sz="1"/><w:left w:val="single" w:color="DDDDDD" w:sz="1"/><w:bottom w:val="single" w:color="DDDDDD" w:sz="1"/><w:right w:val="single" w:color="DDDDDD" w:sz="1"/></w:tcBorders><w:shd w:fill="F5F5F5" w:val="clear"/><w:tcMar><w:top w:type="dxa" w:w="80"/><w:left w:type="dxa" w:w="120"/><w:bottom w:type="dxa" w:w="80"/><w:right w:type="dxa" w:w="120"/></w:tcMar></w:tcPr><w:p><w:pPr><w:jc w:val="left"/></w:pPr><w:r><w:rPr><w:rFonts w:ascii="Arial" w:cs="Arial" w:eastAsia="Arial" w:hAnsi="Arial"/><w:color w:val="333333"/><w:sz w:val="20"/><w:szCs w:val="20"/></w:rPr><w:t xml:space="preserve">Number of jobs that match Detailer exactly. CP-89.075 currently sits at 100% (96 ops). Goal is to get every category there.</w:t></w:r></w:p></w:tc></w:tr><w:tr><w:tc><w:tcPr><w:tcW w:type="dxa" w:w="3000"/><w:tcBorders><w:top w:val="single" w:color="DDDDDD" w:sz="1"/><w:left w:val="single" w:color="DDDDDD" w:sz="1"/><w:bottom w:val="single" w:color="DDDDDD" w:sz="1"/><w:right w:val="single" w:color="DDDDDD" w:sz="1"/></w:tcBorders><w:shd w:fill="FFFFFF" w:val="clear"/><w:tcMar><w:top w:type="dxa" w:w="80"/><w:left w:type="dxa" w:w="120"/><w:bottom w:type="dxa" w:w="80"/><w:right w:type="dxa" w:w="120"/></w:tcMar></w:tcPr><w:p><w:pPr><w:jc w:val="left"/></w:pPr><w:r><w:rPr><w:rFonts w:ascii="Arial" w:cs="Arial" w:eastAsia="Arial" w:hAnsi="Arial"/><w:b/><w:bCs/><w:color w:val="333333"/><w:sz w:val="20"/><w:szCs w:val="20"/></w:rPr><w:t xml:space="preserve">Errors</w:t></w:r></w:p></w:tc><w:tc><w:tcPr><w:tcW w:type="dxa" w:w="6500"/><w:tcBorders><w:top w:val="single" w:color="DDDDDD" w:sz="1"/><w:left w:val="single" w:color="DDDDDD" w:sz="1"/><w:bottom w:val="single" w:color="DDDDDD" w:sz="1"/><w:right w:val="single" w:color="DDDDDD" w:sz="1"/></w:tcBorders><w:shd w:fill="FFFFFF" w:val="clear"/><w:tcMar><w:top w:type="dxa" w:w="80"/><w:left w:type="dxa" w:w="120"/><w:bottom w:type="dxa" w:w="80"/><w:right w:type="dxa" w:w="120"/></w:tcMar></w:tcPr><w:p><w:pPr><w:jc w:val="left"/></w:pPr><w:r><w:rPr><w:rFonts w:ascii="Arial" w:cs="Arial" w:eastAsia="Arial" w:hAnsi="Arial"/><w:color w:val="333333"/><w:sz w:val="20"/><w:szCs w:val="20"/></w:rPr><w:t xml:space="preserve">Jobs that failed to run (codec crash, malformed input). 0 = clean run.</w:t></w:r></w:p></w:tc></w:tr><w:tr><w:tc><w:tcPr><w:tcW w:type="dxa" w:w="3000"/><w:tcBorders><w:top w:val="single" w:color="DDDDDD" w:sz="1"/><w:left w:val="single" w:color="DDDDDD" w:sz="1"/><w:bottom w:val="single" w:color="DDDDDD" w:sz="1"/><w:right w:val="single" w:color="DDDDDD" w:sz="1"/></w:tcBorders><w:shd w:fill="F5F5F5" w:val="clear"/><w:tcMar><w:top w:type="dxa" w:w="80"/><w:left w:type="dxa" w:w="120"/><w:bottom w:type="dxa" w:w="80"/><w:right w:type="dxa" w:w="120"/></w:tcMar></w:tcPr><w:p><w:pPr><w:jc w:val="left"/></w:pPr><w:r><w:rPr><w:rFonts w:ascii="Arial" w:cs="Arial" w:eastAsia="Arial" w:hAnsi="Arial"/><w:b/><w:bCs/><w:color w:val="333333"/><w:sz w:val="20"/><w:szCs w:val="20"/></w:rPr><w:t xml:space="preserve">CSV full pipeline %</w:t></w:r></w:p></w:tc><w:tc><w:tcPr><w:tcW w:type="dxa" w:w="6500"/><w:tcBorders><w:top w:val="single" w:color="DDDDDD" w:sz="1"/><w:left w:val="single" w:color="DDDDDD" w:sz="1"/><w:bottom w:val="single" w:color="DDDDDD" w:sz="1"/><w:right w:val="single" w:color="DDDDDD" w:sz="1"/></w:tcBorders><w:shd w:fill="F5F5F5" w:val="clear"/><w:tcMar><w:top w:type="dxa" w:w="80"/><w:left w:type="dxa" w:w="120"/><w:bottom w:type="dxa" w:w="80"/><w:right w:type="dxa" w:w="120"/></w:tcMar></w:tcPr><w:p><w:pPr><w:jc w:val="left"/></w:pPr><w:r><w:rPr><w:rFonts w:ascii="Arial" w:cs="Arial" w:eastAsia="Arial" w:hAnsi="Arial"/><w:color w:val="333333"/><w:sz w:val="20"/><w:szCs w:val="20"/></w:rPr><w:t xml:space="preserve">NEW. Row-level CSV match: ours-csv vs Detailer-csv. Currently 25.1% on HG260044 (full pipeline). Lower than op-level because CSV reordering + FILLER rules add row-level differences not visible in the RFY.</w:t></w:r></w:p></w:tc></w:tr><w:tr><w:tc><w:tcPr><w:tcW w:type="dxa" w:w="3000"/><w:tcBorders><w:top w:val="single" w:color="DDDDDD" w:sz="1"/><w:left w:val="single" w:color="DDDDDD" w:sz="1"/><w:bottom w:val="single" w:color="DDDDDD" w:sz="1"/><w:right w:val="single" w:color="DDDDDD" w:sz="1"/></w:tcBorders><w:shd w:fill="FFFFFF" w:val="clear"/><w:tcMar><w:top w:type="dxa" w:w="80"/><w:left w:type="dxa" w:w="120"/><w:bottom w:type="dxa" w:w="80"/><w:right w:type="dxa" w:w="120"/></w:tcMar></w:tcPr><w:p><w:pPr><w:jc w:val="left"/></w:pPr><w:r><w:rPr><w:rFonts w:ascii="Arial" w:cs="Arial" w:eastAsia="Arial" w:hAnsi="Arial"/><w:b/><w:bCs/><w:color w:val="333333"/><w:sz w:val="20"/><w:szCs w:val="20"/></w:rPr><w:t xml:space="preserve">CSV emission %</w:t></w:r></w:p></w:tc><w:tc><w:tcPr><w:tcW w:type="dxa" w:w="6500"/><w:tcBorders><w:top w:val="single" w:color="DDDDDD" w:sz="1"/><w:left w:val="single" w:color="DDDDDD" w:sz="1"/><w:bottom w:val="single" w:color="DDDDDD" w:sz="1"/><w:right w:val="single" w:color="DDDDDD" w:sz="1"/></w:tcBorders><w:shd w:fill="FFFFFF" w:val="clear"/><w:tcMar><w:top w:type="dxa" w:w="80"/><w:left w:type="dxa" w:w="120"/><w:bottom w:type="dxa" w:w="80"/><w:right w:type="dxa" w:w="120"/></w:tcMar></w:tcPr><w:p><w:pPr><w:jc w:val="left"/></w:pPr><w:r><w:rPr><w:rFonts w:ascii="Arial" w:cs="Arial" w:eastAsia="Arial" w:hAnsi="Arial"/><w:color w:val="333333"/><w:sz w:val="20"/><w:szCs w:val="20"/></w:rPr><w:t xml:space="preserve">Decoder→csv accuracy alone — measures whether documentToCsvs() correctly emits Detailer&apos;s CSV format from a known-good RFY. Currently 48.9%.</w:t></w:r></w:p></w:tc></w:tr><w:tr><w:tc><w:tcPr><w:tcW w:type="dxa" w:w="3000"/><w:tcBorders><w:top w:val="single" w:color="DDDDDD" w:sz="1"/><w:left w:val="single" w:color="DDDDDD" w:sz="1"/><w:bottom w:val="single" w:color="DDDDDD" w:sz="1"/><w:right w:val="single" w:color="DDDDDD" w:sz="1"/></w:tcBorders><w:shd w:fill="F5F5F5" w:val="clear"/><w:tcMar><w:top w:type="dxa" w:w="80"/><w:left w:type="dxa" w:w="120"/><w:bottom w:type="dxa" w:w="80"/><w:right w:type="dxa" w:w="120"/></w:tcMar></w:tcPr><w:p><w:pPr><w:jc w:val="left"/></w:pPr><w:r><w:rPr><w:rFonts w:ascii="Arial" w:cs="Arial" w:eastAsia="Arial" w:hAnsi="Arial"/><w:b/><w:bCs/><w:color w:val="333333"/><w:sz w:val="20"/><w:szCs w:val="20"/></w:rPr><w:t xml:space="preserve">CSV rule-gen %</w:t></w:r></w:p></w:tc><w:tc><w:tcPr><w:tcW w:type="dxa" w:w="6500"/><w:tcBorders><w:top w:val="single" w:color="DDDDDD" w:sz="1"/><w:left w:val="single" w:color="DDDDDD" w:sz="1"/><w:bottom w:val="single" w:color="DDDDDD" w:sz="1"/><w:right w:val="single" w:color="DDDDDD" w:sz="1"/></w:tcBorders><w:shd w:fill="F5F5F5" w:val="clear"/><w:tcMar><w:top w:type="dxa" w:w="80"/><w:left w:type="dxa" w:w="120"/><w:bottom w:type="dxa" w:w="80"/><w:right w:type="dxa" w:w="120"/></w:tcMar></w:tcPr><w:p><w:pPr><w:jc w:val="left"/></w:pPr><w:r><w:rPr><w:rFonts w:ascii="Arial" w:cs="Arial" w:eastAsia="Arial" w:hAnsi="Arial"/><w:color w:val="333333"/><w:sz w:val="20"/><w:szCs w:val="20"/></w:rPr><w:t xml:space="preserve">Synthesize→csv accuracy — measures the rule generation through the CSV lens. Currently 30.6%.</w:t></w:r></w:p></w:tc></w:tr></w:tbl><w:p><w:pPr><w:spacing w:after="160" w:before="280"/></w:pPr><w:r><w:rPr><w:rFonts w:ascii="Arial" w:cs="Arial" w:eastAsia="Arial" w:hAnsi="Arial"/><w:b/><w:bCs/><w:color w:val="231F20"/><w:sz w:val="26"/><w:szCs w:val="26"/></w:rPr><w:t xml:space="preserve">5.2  By-category view</w:t></w:r></w:p><w:p><w:pPr><w:spacing w:after="120"/></w:pPr><w:r><w:rPr><w:rFonts w:ascii="Arial" w:cs="Arial" w:eastAsia="Arial" w:hAnsi="Arial"/><w:color w:val="333333"/><w:sz w:val="21"/><w:szCs w:val="21"/></w:rPr><w:t xml:space="preserve">Below the tiles is a per-category breakdown (CP-89.075, NLBW-89.075, LBW-89.075, etc.). The bar chart shows the match % visually; numbers next to it are matched / total ops in that category.</w:t></w:r></w:p><w:p><w:pPr><w:spacing w:after="120"/></w:pPr><w:r><w:rPr><w:rFonts w:ascii="Arial" w:cs="Arial" w:eastAsia="Arial" w:hAnsi="Arial"/><w:color w:val="333333"/><w:sz w:val="21"/><w:szCs w:val="21"/></w:rPr><w:t xml:space="preserve">CSV match % appears in sky-blue beside each category when a paired .csv reference is available.</w:t></w:r></w:p><w:p><w:pPr><w:spacing w:after="160" w:before="280"/></w:pPr><w:r><w:rPr><w:rFonts w:ascii="Arial" w:cs="Arial" w:eastAsia="Arial" w:hAnsi="Arial"/><w:b/><w:bCs/><w:color w:val="231F20"/><w:sz w:val="26"/><w:szCs w:val="26"/></w:rPr><w:t xml:space="preserve">5.3  Job-list view + drill-down</w:t></w:r></w:p><w:p><w:pPr><w:spacing w:after="120"/></w:pPr><w:r><w:rPr><w:rFonts w:ascii="Arial" w:cs="Arial" w:eastAsia="Arial" w:hAnsi="Arial"/><w:color w:val="333333"/><w:sz w:val="21"/><w:szCs w:val="21"/></w:rPr><w:t xml:space="preserve">Below the categories is a sortable job list. Click any job to expand:</w:t></w:r></w:p><0/><w:p><w:pPr><w:spacing w:after="160" w:before="280"/></w:pPr><w:r><w:rPr><w:rFonts w:ascii="Arial" w:cs="Arial" w:eastAsia="Arial" w:hAnsi="Arial"/><w:b/><w:bCs/><w:color w:val="231F20"/><w:sz w:val="26"/><w:szCs w:val="26"/></w:rPr><w:t xml:space="preserve">5.4  Refresh button</w:t></w:r></w:p><w:p><w:pPr><w:spacing w:after="120"/></w:pPr><w:r><w:rPr><w:rFonts w:ascii="Arial" w:cs="Arial" w:eastAsia="Arial" w:hAnsi="Arial"/><w:color w:val="333333"/><w:sz w:val="21"/><w:szCs w:val="21"/></w:rPr><w:t xml:space="preserve">The dashboard caches results in memory. Click Refresh to re-run the corpus diff after a rule edit. Takes 1-3 minutes for the full 40-job run on a warm machine.</w:t></w:r></w:p><w:p><w:pPr><w:shd w:fill="FFF3C0" w:val="clear"/><w:spacing w:after="200" w:before="100"/></w:pPr><w:r><w:rPr><w:rFonts w:ascii="Arial" w:cs="Arial" w:eastAsia="Arial" w:hAnsi="Arial"/><w:b/><w:bCs/><w:color w:val="231F20"/><w:sz w:val="21"/><w:szCs w:val="21"/></w:rPr><w:t xml:space="preserve">Workflow: edit rules → Save → click Refresh on /regression → check the overall match % went UP not DOWN. If it dropped, revert the ruleset and try again.</w:t></w:r></w:p><w:p><w:pPr><w:spacing w:after="160" w:before="280"/></w:pPr><w:r><w:rPr><w:rFonts w:ascii="Arial" w:cs="Arial" w:eastAsia="Arial" w:hAnsi="Arial"/><w:b/><w:bCs/><w:color w:val="231F20"/><w:sz w:val="26"/><w:szCs w:val="26"/></w:rPr><w:t xml:space="preserve">5.5  Local-only</w:t></w:r></w:p><w:p><w:pPr><w:spacing w:after="120"/></w:pPr><w:r><w:rPr><w:rFonts w:ascii="Arial" w:cs="Arial" w:eastAsia="Arial" w:hAnsi="Arial"/><w:color w:val="333333"/><w:sz w:val="21"/><w:szCs w:val="21"/></w:rPr><w:t xml:space="preserve">The dashboard can only run on a machine where the test corpus is on disk. On Vercel and other hosted environments it shows an amber info card explaining this — that&apos;s not an error, just informational.</w:t></w:r></w:p><w:p><w:r><w:br w:type="page"/></w:r></w:p><w:p><w:pPr><w:spacing w:after="200" w:before="360"/></w:pPr><w:r><w:rPr><w:rFonts w:ascii="Arial" w:cs="Arial" w:eastAsia="Arial" w:hAnsi="Arial"/><w:b/><w:bCs/><w:color w:val="231F20"/><w:sz w:val="32"/><w:szCs w:val="32"/></w:rPr><w:t xml:space="preserve">6. &quot;What does editing X change?&quot; — quick reference</w:t></w:r></w:p><w:p><w:pPr><w:spacing w:after="120"/></w:pPr><w:r><w:rPr><w:rFonts w:ascii="Arial" w:cs="Arial" w:eastAsia="Arial" w:hAnsi="Arial"/><w:color w:val="333333"/><w:sz w:val="21"/><w:szCs w:val="21"/></w:rPr><w:t xml:space="preserve">Use this as a lookup before you change anything in /rules. Every entry tells you exactly what downstream effect to expect.</w:t></w:r></w:p><w:p><w:pPr><w:spacing w:after="160" w:before="280"/></w:pPr><w:r><w:rPr><w:rFonts w:ascii="Arial" w:cs="Arial" w:eastAsia="Arial" w:hAnsi="Arial"/><w:b/><w:bCs/><w:color w:val="231F20"/><w:sz w:val="26"/><w:szCs w:val="26"/></w:rPr><w:t xml:space="preserve">6.1  Edits that change EVERY stick of a profile</w:t></w:r></w:p><w:tbl><w:tblPr><w:tblW w:type="dxa" w:w="9500"/><w:tblBorders><w:top w:val="single" w:color="auto" w:sz="4"/><w:left w:val="single" w:color="auto" w:sz="4"/><w:bottom w:val="single" w:color="auto" w:sz="4"/><w:right w:val="single" w:color="auto" w:sz="4"/><w:insideH w:val="single" w:color="auto" w:sz="4"/><w:insideV w:val="single" w:color="auto" w:sz="4"/></w:tblBorders></w:tblPr><w:tblGrid><w:gridCol w:w="100"/><w:gridCol w:w="100"/></w:tblGrid><w:tr><w:tc><w:tcPr><w:tcW w:type="dxa" w:w="3000"/><w:tcBorders><w:top w:val="single" w:color="DDDDDD" w:sz="1"/><w:left w:val="single" w:color="DDDDDD" w:sz="1"/><w:bottom w:val="single" w:color="DDDDDD" w:sz="1"/><w:right w:val="single" w:color="DDDDDD" w:sz="1"/></w:tcBorders><w:shd w:fill="231F20" w:val="clear"/><w:tcMar><w:top w:type="dxa" w:w="80"/><w:left w:type="dxa" w:w="120"/><w:bottom w:type="dxa" w:w="80"/><w:right w:type="dxa" w:w="120"/></w:tcMar></w:tcPr><w:p><w:r><w:rPr><w:rFonts w:ascii="Arial" w:cs="Arial" w:eastAsia="Arial" w:hAnsi="Arial"/><w:b/><w:bCs/><w:color w:val="FFFFFF"/><w:sz w:val="20"/><w:szCs w:val="20"/></w:rPr><w:t xml:space="preserve">Field / Setting</w:t></w:r></w:p></w:tc><w:tc><w:tcPr><w:tcW w:type="dxa" w:w="6500"/><w:tcBorders><w:top w:val="single" w:color="DDDDDD" w:sz="1"/><w:left w:val="single" w:color="DDDDDD" w:sz="1"/><w:bottom w:val="single" w:color="DDDDDD" w:sz="1"/><w:right w:val="single" w:color="DDDDDD" w:sz="1"/></w:tcBorders><w:shd w:fill="231F20" w:val="clear"/><w:tcMar><w:top w:type="dxa" w:w="80"/><w:left w:type="dxa" w:w="120"/><w:bottom w:type="dxa" w:w="80"/><w:right w:type="dxa" w:w="120"/></w:tcMar></w:tcPr><w:p><w:r><w:rPr><w:rFonts w:ascii="Arial" w:cs="Arial" w:eastAsia="Arial" w:hAnsi="Arial"/><w:b/><w:bCs/><w:color w:val="FFFFFF"/><w:sz w:val="20"/><w:szCs w:val="20"/></w:rPr><w:t xml:space="preserve">What an edit changes</w:t></w:r></w:p></w:tc></w:tr><w:tr><w:tc><w:tcPr><w:tcW w:type="dxa" w:w="3000"/><w:tcBorders><w:top w:val="single" w:color="DDDDDD" w:sz="1"/><w:left w:val="single" w:color="DDDDDD" w:sz="1"/><w:bottom w:val="single" w:color="DDDDDD" w:sz="1"/><w:right w:val="single" w:color="DDDDDD" w:sz="1"/></w:tcBorders><w:shd w:fill="F5F5F5" w:val="clear"/><w:tcMar><w:top w:type="dxa" w:w="80"/><w:left w:type="dxa" w:w="120"/><w:bottom w:type="dxa" w:w="80"/><w:right w:type="dxa" w:w="120"/></w:tcMar></w:tcPr><w:p><w:pPr><w:jc w:val="left"/></w:pPr><w:r><w:rPr><w:rFonts w:ascii="Arial" w:cs="Arial" w:eastAsia="Arial" w:hAnsi="Arial"/><w:b/><w:bCs/><w:color w:val="333333"/><w:sz w:val="20"/><w:szCs w:val="20"/></w:rPr><w:t xml:space="preserve">End Clearance (mm)</w:t></w:r></w:p></w:tc><w:tc><w:tcPr><w:tcW w:type="dxa" w:w="6500"/><w:tcBorders><w:top w:val="single" w:color="DDDDDD" w:sz="1"/><w:left w:val="single" w:color="DDDDDD" w:sz="1"/><w:bottom w:val="single" w:color="DDDDDD" w:sz="1"/><w:right w:val="single" w:color="DDDDDD" w:sz="1"/></w:tcBorders><w:shd w:fill="F5F5F5" w:val="clear"/><w:tcMar><w:top w:type="dxa" w:w="80"/><w:left w:type="dxa" w:w="120"/><w:bottom w:type="dxa" w:w="80"/><w:right w:type="dxa" w:w="120"/></w:tcMar></w:tcPr><w:p><w:pPr><w:jc w:val="left"/></w:pPr><w:r><w:rPr><w:rFonts w:ascii="Arial" w:cs="Arial" w:eastAsia="Arial" w:hAnsi="Arial"/><w:color w:val="333333"/><w:sz w:val="20"/><w:szCs w:val="20"/></w:rPr><w:t xml:space="preserve">Every plate/chord on every frame using this profile gets ±delta in length. All cap dimple/swage/notch positions shift by the same delta. SERVICE HOLE positions are absolute and don&apos;t shift.</w:t></w:r></w:p></w:tc></w:tr><w:tr><w:tc><w:tcPr><w:tcW w:type="dxa" w:w="3000"/><w:tcBorders><w:top w:val="single" w:color="DDDDDD" w:sz="1"/><w:left w:val="single" w:color="DDDDDD" w:sz="1"/><w:bottom w:val="single" w:color="DDDDDD" w:sz="1"/><w:right w:val="single" w:color="DDDDDD" w:sz="1"/></w:tcBorders><w:shd w:fill="FFFFFF" w:val="clear"/><w:tcMar><w:top w:type="dxa" w:w="80"/><w:left w:type="dxa" w:w="120"/><w:bottom w:type="dxa" w:w="80"/><w:right w:type="dxa" w:w="120"/></w:tcMar></w:tcPr><w:p><w:pPr><w:jc w:val="left"/></w:pPr><w:r><w:rPr><w:rFonts w:ascii="Arial" w:cs="Arial" w:eastAsia="Arial" w:hAnsi="Arial"/><w:b/><w:bCs/><w:color w:val="333333"/><w:sz w:val="20"/><w:szCs w:val="20"/></w:rPr><w:t xml:space="preserve">Stud End Trim (mm)</w:t></w:r></w:p></w:tc><w:tc><w:tcPr><w:tcW w:type="dxa" w:w="6500"/><w:tcBorders><w:top w:val="single" w:color="DDDDDD" w:sz="1"/><w:left w:val="single" w:color="DDDDDD" w:sz="1"/><w:bottom w:val="single" w:color="DDDDDD" w:sz="1"/><w:right w:val="single" w:color="DDDDDD" w:sz="1"/></w:tcBorders><w:shd w:fill="FFFFFF" w:val="clear"/><w:tcMar><w:top w:type="dxa" w:w="80"/><w:left w:type="dxa" w:w="120"/><w:bottom w:type="dxa" w:w="80"/><w:right w:type="dxa" w:w="120"/></w:tcMar></w:tcPr><w:p><w:pPr><w:jc w:val="left"/></w:pPr><w:r><w:rPr><w:rFonts w:ascii="Arial" w:cs="Arial" w:eastAsia="Arial" w:hAnsi="Arial"/><w:color w:val="333333"/><w:sz w:val="20"/><w:szCs w:val="20"/></w:rPr><w:t xml:space="preserve">Every stud&apos;s length and every position-from-stick-end op (e.g., end-cap Swage at length-27.5, end-cap LipNotch at length-24).</w:t></w:r></w:p></w:tc></w:tr><w:tr><w:tc><w:tcPr><w:tcW w:type="dxa" w:w="3000"/><w:tcBorders><w:top w:val="single" w:color="DDDDDD" w:sz="1"/><w:left w:val="single" w:color="DDDDDD" w:sz="1"/><w:bottom w:val="single" w:color="DDDDDD" w:sz="1"/><w:right w:val="single" w:color="DDDDDD" w:sz="1"/></w:tcBorders><w:shd w:fill="F5F5F5" w:val="clear"/><w:tcMar><w:top w:type="dxa" w:w="80"/><w:left w:type="dxa" w:w="120"/><w:bottom w:type="dxa" w:w="80"/><w:right w:type="dxa" w:w="120"/></w:tcMar></w:tcPr><w:p><w:pPr><w:jc w:val="left"/></w:pPr><w:r><w:rPr><w:rFonts w:ascii="Arial" w:cs="Arial" w:eastAsia="Arial" w:hAnsi="Arial"/><w:b/><w:bCs/><w:color w:val="333333"/><w:sz w:val="20"/><w:szCs w:val="20"/></w:rPr><w:t xml:space="preserve">Service Hole positions list</w:t></w:r></w:p></w:tc><w:tc><w:tcPr><w:tcW w:type="dxa" w:w="6500"/><w:tcBorders><w:top w:val="single" w:color="DDDDDD" w:sz="1"/><w:left w:val="single" w:color="DDDDDD" w:sz="1"/><w:bottom w:val="single" w:color="DDDDDD" w:sz="1"/><w:right w:val="single" w:color="DDDDDD" w:sz="1"/></w:tcBorders><w:shd w:fill="F5F5F5" w:val="clear"/><w:tcMar><w:top w:type="dxa" w:w="80"/><w:left w:type="dxa" w:w="120"/><w:bottom w:type="dxa" w:w="80"/><w:right w:type="dxa" w:w="120"/></w:tcMar></w:tcPr><w:p><w:pPr><w:jc w:val="left"/></w:pPr><w:r><w:rPr><w:rFonts w:ascii="Arial" w:cs="Arial" w:eastAsia="Arial" w:hAnsi="Arial"/><w:color w:val="333333"/><w:sz w:val="20"/><w:szCs w:val="20"/></w:rPr><w:t xml:space="preserve">Every stud and topplate gets these exact positions emitted as SERVICE HOLE cells. Adding 596 to the list = a new SERVICE HOLE,596 in every relevant stick. Removing one = that hole disappears.</w:t></w:r></w:p></w:tc></w:tr><w:tr><w:tc><w:tcPr><w:tcW w:type="dxa" w:w="3000"/><w:tcBorders><w:top w:val="single" w:color="DDDDDD" w:sz="1"/><w:left w:val="single" w:color="DDDDDD" w:sz="1"/><w:bottom w:val="single" w:color="DDDDDD" w:sz="1"/><w:right w:val="single" w:color="DDDDDD" w:sz="1"/></w:tcBorders><w:shd w:fill="FFFFFF" w:val="clear"/><w:tcMar><w:top w:type="dxa" w:w="80"/><w:left w:type="dxa" w:w="120"/><w:bottom w:type="dxa" w:w="80"/><w:right w:type="dxa" w:w="120"/></w:tcMar></w:tcPr><w:p><w:pPr><w:jc w:val="left"/></w:pPr><w:r><w:rPr><w:rFonts w:ascii="Arial" w:cs="Arial" w:eastAsia="Arial" w:hAnsi="Arial"/><w:b/><w:bCs/><w:color w:val="333333"/><w:sz w:val="20"/><w:szCs w:val="20"/></w:rPr><w:t xml:space="preserve">InnerDimple offsets</w:t></w:r></w:p></w:tc><w:tc><w:tcPr><w:tcW w:type="dxa" w:w="6500"/><w:tcBorders><w:top w:val="single" w:color="DDDDDD" w:sz="1"/><w:left w:val="single" w:color="DDDDDD" w:sz="1"/><w:bottom w:val="single" w:color="DDDDDD" w:sz="1"/><w:right w:val="single" w:color="DDDDDD" w:sz="1"/></w:tcBorders><w:shd w:fill="FFFFFF" w:val="clear"/><w:tcMar><w:top w:type="dxa" w:w="80"/><w:left w:type="dxa" w:w="120"/><w:bottom w:type="dxa" w:w="80"/><w:right w:type="dxa" w:w="120"/></w:tcMar></w:tcPr><w:p><w:pPr><w:jc w:val="left"/></w:pPr><w:r><w:rPr><w:rFonts w:ascii="Arial" w:cs="Arial" w:eastAsia="Arial" w:hAnsi="Arial"/><w:color w:val="333333"/><w:sz w:val="20"/><w:szCs w:val="20"/></w:rPr><w:t xml:space="preserve">Cap dimple positions on plates/studs (16.5mm = standard). Changing this shifts the visible cap pattern for every stick.</w:t></w:r></w:p></w:tc></w:tr><w:tr><w:tc><w:tcPr><w:tcW w:type="dxa" w:w="3000"/><w:tcBorders><w:top w:val="single" w:color="DDDDDD" w:sz="1"/><w:left w:val="single" w:color="DDDDDD" w:sz="1"/><w:bottom w:val="single" w:color="DDDDDD" w:sz="1"/><w:right w:val="single" w:color="DDDDDD" w:sz="1"/></w:tcBorders><w:shd w:fill="F5F5F5" w:val="clear"/><w:tcMar><w:top w:type="dxa" w:w="80"/><w:left w:type="dxa" w:w="120"/><w:bottom w:type="dxa" w:w="80"/><w:right w:type="dxa" w:w="120"/></w:tcMar></w:tcPr><w:p><w:pPr><w:jc w:val="left"/></w:pPr><w:r><w:rPr><w:rFonts w:ascii="Arial" w:cs="Arial" w:eastAsia="Arial" w:hAnsi="Arial"/><w:b/><w:bCs/><w:color w:val="333333"/><w:sz w:val="20"/><w:szCs w:val="20"/></w:rPr><w:t xml:space="preserve">Swage span offset</w:t></w:r></w:p></w:tc><w:tc><w:tcPr><w:tcW w:type="dxa" w:w="6500"/><w:tcBorders><w:top w:val="single" w:color="DDDDDD" w:sz="1"/><w:left w:val="single" w:color="DDDDDD" w:sz="1"/><w:bottom w:val="single" w:color="DDDDDD" w:sz="1"/><w:right w:val="single" w:color="DDDDDD" w:sz="1"/></w:tcBorders><w:shd w:fill="F5F5F5" w:val="clear"/><w:tcMar><w:top w:type="dxa" w:w="80"/><w:left w:type="dxa" w:w="120"/><w:bottom w:type="dxa" w:w="80"/><w:right w:type="dxa" w:w="120"/></w:tcMar></w:tcPr><w:p><w:pPr><w:jc w:val="left"/></w:pPr><w:r><w:rPr><w:rFonts w:ascii="Arial" w:cs="Arial" w:eastAsia="Arial" w:hAnsi="Arial"/><w:color w:val="333333"/><w:sz w:val="20"/><w:szCs w:val="20"/></w:rPr><w:t xml:space="preserve">Default 27.5mm = SWAGE,27.5 at start, SWAGE,length-27.5 at end. Changing it changes the LEADING and TRAILING swage positions on every stick.</w:t></w:r></w:p></w:tc></w:tr><w:tr><w:tc><w:tcPr><w:tcW w:type="dxa" w:w="3000"/><w:tcBorders><w:top w:val="single" w:color="DDDDDD" w:sz="1"/><w:left w:val="single" w:color="DDDDDD" w:sz="1"/><w:bottom w:val="single" w:color="DDDDDD" w:sz="1"/><w:right w:val="single" w:color="DDDDDD" w:sz="1"/></w:tcBorders><w:shd w:fill="FFFFFF" w:val="clear"/><w:tcMar><w:top w:type="dxa" w:w="80"/><w:left w:type="dxa" w:w="120"/><w:bottom w:type="dxa" w:w="80"/><w:right w:type="dxa" w:w="120"/></w:tcMar></w:tcPr><w:p><w:pPr><w:jc w:val="left"/></w:pPr><w:r><w:rPr><w:rFonts w:ascii="Arial" w:cs="Arial" w:eastAsia="Arial" w:hAnsi="Arial"/><w:b/><w:bCs/><w:color w:val="333333"/><w:sz w:val="20"/><w:szCs w:val="20"/></w:rPr><w:t xml:space="preserve">Lip Notch stride</w:t></w:r></w:p></w:tc><w:tc><w:tcPr><w:tcW w:type="dxa" w:w="6500"/><w:tcBorders><w:top w:val="single" w:color="DDDDDD" w:sz="1"/><w:left w:val="single" w:color="DDDDDD" w:sz="1"/><w:bottom w:val="single" w:color="DDDDDD" w:sz="1"/><w:right w:val="single" w:color="DDDDDD" w:sz="1"/></w:tcBorders><w:shd w:fill="FFFFFF" w:val="clear"/><w:tcMar><w:top w:type="dxa" w:w="80"/><w:left w:type="dxa" w:w="120"/><w:bottom w:type="dxa" w:w="80"/><w:right w:type="dxa" w:w="120"/></w:tcMar></w:tcPr><w:p><w:pPr><w:jc w:val="left"/></w:pPr><w:r><w:rPr><w:rFonts w:ascii="Arial" w:cs="Arial" w:eastAsia="Arial" w:hAnsi="Arial"/><w:color w:val="333333"/><w:sz w:val="20"/><w:szCs w:val="20"/></w:rPr><w:t xml:space="preserve">Affects how dense the LIP NOTCH cells are along long spans. Default stride 48mm = positions every 48mm. Wider stride = fewer notches per span.</w:t></w:r></w:p></w:tc></w:tr><w:tr><w:tc><w:tcPr><w:tcW w:type="dxa" w:w="3000"/><w:tcBorders><w:top w:val="single" w:color="DDDDDD" w:sz="1"/><w:left w:val="single" w:color="DDDDDD" w:sz="1"/><w:bottom w:val="single" w:color="DDDDDD" w:sz="1"/><w:right w:val="single" w:color="DDDDDD" w:sz="1"/></w:tcBorders><w:shd w:fill="F5F5F5" w:val="clear"/><w:tcMar><w:top w:type="dxa" w:w="80"/><w:left w:type="dxa" w:w="120"/><w:bottom w:type="dxa" w:w="80"/><w:right w:type="dxa" w:w="120"/></w:tcMar></w:tcPr><w:p><w:pPr><w:jc w:val="left"/></w:pPr><w:r><w:rPr><w:rFonts w:ascii="Arial" w:cs="Arial" w:eastAsia="Arial" w:hAnsi="Arial"/><w:b/><w:bCs/><w:color w:val="333333"/><w:sz w:val="20"/><w:szCs w:val="20"/></w:rPr><w:t xml:space="preserve">Anchor Bolt offset (70mm)</w:t></w:r></w:p></w:tc><w:tc><w:tcPr><w:tcW w:type="dxa" w:w="6500"/><w:tcBorders><w:top w:val="single" w:color="DDDDDD" w:sz="1"/><w:left w:val="single" w:color="DDDDDD" w:sz="1"/><w:bottom w:val="single" w:color="DDDDDD" w:sz="1"/><w:right w:val="single" w:color="DDDDDD" w:sz="1"/></w:tcBorders><w:shd w:fill="F5F5F5" w:val="clear"/><w:tcMar><w:top w:type="dxa" w:w="80"/><w:left w:type="dxa" w:w="120"/><w:bottom w:type="dxa" w:w="80"/><w:right w:type="dxa" w:w="120"/></w:tcMar></w:tcPr><w:p><w:pPr><w:jc w:val="left"/></w:pPr><w:r><w:rPr><w:rFonts w:ascii="Arial" w:cs="Arial" w:eastAsia="Arial" w:hAnsi="Arial"/><w:color w:val="333333"/><w:sz w:val="20"/><w:szCs w:val="20"/></w:rPr><w:t xml:space="preserve">Position of ANCHOR holes on ground-floor bottom plates. Edit this and every ground-floor B-plate at this profile changes where it gets anchored.</w:t></w:r></w:p></w:tc></w:tr><w:tr><w:tc><w:tcPr><w:tcW w:type="dxa" w:w="3000"/><w:tcBorders><w:top w:val="single" w:color="DDDDDD" w:sz="1"/><w:left w:val="single" w:color="DDDDDD" w:sz="1"/><w:bottom w:val="single" w:color="DDDDDD" w:sz="1"/><w:right w:val="single" w:color="DDDDDD" w:sz="1"/></w:tcBorders><w:shd w:fill="FFFFFF" w:val="clear"/><w:tcMar><w:top w:type="dxa" w:w="80"/><w:left w:type="dxa" w:w="120"/><w:bottom w:type="dxa" w:w="80"/><w:right w:type="dxa" w:w="120"/></w:tcMar></w:tcPr><w:p><w:pPr><w:jc w:val="left"/></w:pPr><w:r><w:rPr><w:rFonts w:ascii="Arial" w:cs="Arial" w:eastAsia="Arial" w:hAnsi="Arial"/><w:b/><w:bCs/><w:color w:val="333333"/><w:sz w:val="20"/><w:szCs w:val="20"/></w:rPr><w:t xml:space="preserve">Web Bolt offset</w:t></w:r></w:p></w:tc><w:tc><w:tcPr><w:tcW w:type="dxa" w:w="6500"/><w:tcBorders><w:top w:val="single" w:color="DDDDDD" w:sz="1"/><w:left w:val="single" w:color="DDDDDD" w:sz="1"/><w:bottom w:val="single" w:color="DDDDDD" w:sz="1"/><w:right w:val="single" w:color="DDDDDD" w:sz="1"/></w:tcBorders><w:shd w:fill="FFFFFF" w:val="clear"/><w:tcMar><w:top w:type="dxa" w:w="80"/><w:left w:type="dxa" w:w="120"/><w:bottom w:type="dxa" w:w="80"/><w:right w:type="dxa" w:w="120"/></w:tcMar></w:tcPr><w:p><w:pPr><w:jc w:val="left"/></w:pPr><w:r><w:rPr><w:rFonts w:ascii="Arial" w:cs="Arial" w:eastAsia="Arial" w:hAnsi="Arial"/><w:color w:val="333333"/><w:sz w:val="20"/><w:szCs w:val="20"/></w:rPr><w:t xml:space="preserve">Position of BOLT HOLES (Web tool) on plates. Same gating as ANCHOR — ground-floor walls only.</w:t></w:r></w:p></w:tc></w:tr></w:tbl><w:p><w:pPr><w:spacing w:after="160" w:before="280"/></w:pPr><w:r><w:rPr><w:rFonts w:ascii="Arial" w:cs="Arial" w:eastAsia="Arial" w:hAnsi="Arial"/><w:b/><w:bCs/><w:color w:val="231F20"/><w:sz w:val="26"/><w:szCs w:val="26"/></w:rPr><w:t xml:space="preserve">6.2  Edits that change a SUBSET of frames</w:t></w:r></w:p><w:tbl><w:tblPr><w:tblW w:type="dxa" w:w="9500"/><w:tblBorders><w:top w:val="single" w:color="auto" w:sz="4"/><w:left w:val="single" w:color="auto" w:sz="4"/><w:bottom w:val="single" w:color="auto" w:sz="4"/><w:right w:val="single" w:color="auto" w:sz="4"/><w:insideH w:val="single" w:color="auto" w:sz="4"/><w:insideV w:val="single" w:color="auto" w:sz="4"/></w:tblBorders></w:tblPr><w:tblGrid><w:gridCol w:w="100"/><w:gridCol w:w="100"/></w:tblGrid><w:tr><w:tc><w:tcPr><w:tcW w:type="dxa" w:w="3000"/><w:tcBorders><w:top w:val="single" w:color="DDDDDD" w:sz="1"/><w:left w:val="single" w:color="DDDDDD" w:sz="1"/><w:bottom w:val="single" w:color="DDDDDD" w:sz="1"/><w:right w:val="single" w:color="DDDDDD" w:sz="1"/></w:tcBorders><w:shd w:fill="231F20" w:val="clear"/><w:tcMar><w:top w:type="dxa" w:w="80"/><w:left w:type="dxa" w:w="120"/><w:bottom w:type="dxa" w:w="80"/><w:right w:type="dxa" w:w="120"/></w:tcMar></w:tcPr><w:p><w:r><w:rPr><w:rFonts w:ascii="Arial" w:cs="Arial" w:eastAsia="Arial" w:hAnsi="Arial"/><w:b/><w:bCs/><w:color w:val="FFFFFF"/><w:sz w:val="20"/><w:szCs w:val="20"/></w:rPr><w:t xml:space="preserve">Field / Setting</w:t></w:r></w:p></w:tc><w:tc><w:tcPr><w:tcW w:type="dxa" w:w="6500"/><w:tcBorders><w:top w:val="single" w:color="DDDDDD" w:sz="1"/><w:left w:val="single" w:color="DDDDDD" w:sz="1"/><w:bottom w:val="single" w:color="DDDDDD" w:sz="1"/><w:right w:val="single" w:color="DDDDDD" w:sz="1"/></w:tcBorders><w:shd w:fill="231F20" w:val="clear"/><w:tcMar><w:top w:type="dxa" w:w="80"/><w:left w:type="dxa" w:w="120"/><w:bottom w:type="dxa" w:w="80"/><w:right w:type="dxa" w:w="120"/></w:tcMar></w:tcPr><w:p><w:r><w:rPr><w:rFonts w:ascii="Arial" w:cs="Arial" w:eastAsia="Arial" w:hAnsi="Arial"/><w:b/><w:bCs/><w:color w:val="FFFFFF"/><w:sz w:val="20"/><w:szCs w:val="20"/></w:rPr><w:t xml:space="preserve">What an edit changes</w:t></w:r></w:p></w:tc></w:tr><w:tr><w:tc><w:tcPr><w:tcW w:type="dxa" w:w="3000"/><w:tcBorders><w:top w:val="single" w:color="DDDDDD" w:sz="1"/><w:left w:val="single" w:color="DDDDDD" w:sz="1"/><w:bottom w:val="single" w:color="DDDDDD" w:sz="1"/><w:right w:val="single" w:color="DDDDDD" w:sz="1"/></w:tcBorders><w:shd w:fill="F5F5F5" w:val="clear"/><w:tcMar><w:top w:type="dxa" w:w="80"/><w:left w:type="dxa" w:w="120"/><w:bottom w:type="dxa" w:w="80"/><w:right w:type="dxa" w:w="120"/></w:tcMar></w:tcPr><w:p><w:pPr><w:jc w:val="left"/></w:pPr><w:r><w:rPr><w:rFonts w:ascii="Arial" w:cs="Arial" w:eastAsia="Arial" w:hAnsi="Arial"/><w:b/><w:bCs/><w:color w:val="333333"/><w:sz w:val="20"/><w:szCs w:val="20"/></w:rPr><w:t xml:space="preserve">Frame type → Profile mapping</w:t></w:r></w:p></w:tc><w:tc><w:tcPr><w:tcW w:type="dxa" w:w="6500"/><w:tcBorders><w:top w:val="single" w:color="DDDDDD" w:sz="1"/><w:left w:val="single" w:color="DDDDDD" w:sz="1"/><w:bottom w:val="single" w:color="DDDDDD" w:sz="1"/><w:right w:val="single" w:color="DDDDDD" w:sz="1"/></w:tcBorders><w:shd w:fill="F5F5F5" w:val="clear"/><w:tcMar><w:top w:type="dxa" w:w="80"/><w:left w:type="dxa" w:w="120"/><w:bottom w:type="dxa" w:w="80"/><w:right w:type="dxa" w:w="120"/></w:tcMar></w:tcPr><w:p><w:pPr><w:jc w:val="left"/></w:pPr><w:r><w:rPr><w:rFonts w:ascii="Arial" w:cs="Arial" w:eastAsia="Arial" w:hAnsi="Arial"/><w:color w:val="333333"/><w:sz w:val="20"/><w:szCs w:val="20"/></w:rPr><w:t xml:space="preserve">Reassigns which machine-type rules fire for an entire frame category. Changing LBW from 70S41_0.75 to 89S41_0.75 makes every load-bearing wall use the heavier profile rules — which adds anchor bolts, changes cap pattern, etc.</w:t></w:r></w:p></w:tc></w:tr><w:tr><w:tc><w:tcPr><w:tcW w:type="dxa" w:w="3000"/><w:tcBorders><w:top w:val="single" w:color="DDDDDD" w:sz="1"/><w:left w:val="single" w:color="DDDDDD" w:sz="1"/><w:bottom w:val="single" w:color="DDDDDD" w:sz="1"/><w:right w:val="single" w:color="DDDDDD" w:sz="1"/></w:tcBorders><w:shd w:fill="FFFFFF" w:val="clear"/><w:tcMar><w:top w:type="dxa" w:w="80"/><w:left w:type="dxa" w:w="120"/><w:bottom w:type="dxa" w:w="80"/><w:right w:type="dxa" w:w="120"/></w:tcMar></w:tcPr><w:p><w:pPr><w:jc w:val="left"/></w:pPr><w:r><w:rPr><w:rFonts w:ascii="Arial" w:cs="Arial" w:eastAsia="Arial" w:hAnsi="Arial"/><w:b/><w:bCs/><w:color w:val="333333"/><w:sz w:val="20"/><w:szCs w:val="20"/></w:rPr><w:t xml:space="preserve">LIN trim override</w:t></w:r></w:p></w:tc><w:tc><w:tcPr><w:tcW w:type="dxa" w:w="6500"/><w:tcBorders><w:top w:val="single" w:color="DDDDDD" w:sz="1"/><w:left w:val="single" w:color="DDDDDD" w:sz="1"/><w:bottom w:val="single" w:color="DDDDDD" w:sz="1"/><w:right w:val="single" w:color="DDDDDD" w:sz="1"/></w:tcBorders><w:shd w:fill="FFFFFF" w:val="clear"/><w:tcMar><w:top w:type="dxa" w:w="80"/><w:left w:type="dxa" w:w="120"/><w:bottom w:type="dxa" w:w="80"/><w:right w:type="dxa" w:w="120"/></w:tcMar></w:tcPr><w:p><w:pPr><w:jc w:val="left"/></w:pPr><w:r><w:rPr><w:rFonts w:ascii="Arial" w:cs="Arial" w:eastAsia="Arial" w:hAnsi="Arial"/><w:color w:val="333333"/><w:sz w:val="20"/><w:szCs w:val="20"/></w:rPr><w:t xml:space="preserve">LIN (Linear Truss) frames don&apos;t trim chord ends. Toggling this on/off adds or removes 4mm/end on every LIN chord stick.</w:t></w:r></w:p></w:tc></w:tr><w:tr><w:tc><w:tcPr><w:tcW w:type="dxa" w:w="3000"/><w:tcBorders><w:top w:val="single" w:color="DDDDDD" w:sz="1"/><w:left w:val="single" w:color="DDDDDD" w:sz="1"/><w:bottom w:val="single" w:color="DDDDDD" w:sz="1"/><w:right w:val="single" w:color="DDDDDD" w:sz="1"/></w:tcBorders><w:shd w:fill="F5F5F5" w:val="clear"/><w:tcMar><w:top w:type="dxa" w:w="80"/><w:left w:type="dxa" w:w="120"/><w:bottom w:type="dxa" w:w="80"/><w:right w:type="dxa" w:w="120"/></w:tcMar></w:tcPr><w:p><w:pPr><w:jc w:val="left"/></w:pPr><w:r><w:rPr><w:rFonts w:ascii="Arial" w:cs="Arial" w:eastAsia="Arial" w:hAnsi="Arial"/><w:b/><w:bCs/><w:color w:val="333333"/><w:sz w:val="20"/><w:szCs w:val="20"/></w:rPr><w:t xml:space="preserve">Raking-frame Chamfer rule</w:t></w:r></w:p></w:tc><w:tc><w:tcPr><w:tcW w:type="dxa" w:w="6500"/><w:tcBorders><w:top w:val="single" w:color="DDDDDD" w:sz="1"/><w:left w:val="single" w:color="DDDDDD" w:sz="1"/><w:bottom w:val="single" w:color="DDDDDD" w:sz="1"/><w:right w:val="single" w:color="DDDDDD" w:sz="1"/></w:tcBorders><w:shd w:fill="F5F5F5" w:val="clear"/><w:tcMar><w:top w:type="dxa" w:w="80"/><w:left w:type="dxa" w:w="120"/><w:bottom w:type="dxa" w:w="80"/><w:right w:type="dxa" w:w="120"/></w:tcMar></w:tcPr><w:p><w:pPr><w:jc w:val="left"/></w:pPr><w:r><w:rPr><w:rFonts w:ascii="Arial" w:cs="Arial" w:eastAsia="Arial" w:hAnsi="Arial"/><w:color w:val="333333"/><w:sz w:val="20"/><w:szCs w:val="20"/></w:rPr><w:t xml:space="preserve">Sloped-top-plate walls get Chamfer@end on full studs and Chamfer@start/end on the high side of the top plate. Disabling this skips chamfers on raking walls.</w:t></w:r></w:p></w:tc></w:tr><w:tr><w:tc><w:tcPr><w:tcW w:type="dxa" w:w="3000"/><w:tcBorders><w:top w:val="single" w:color="DDDDDD" w:sz="1"/><w:left w:val="single" w:color="DDDDDD" w:sz="1"/><w:bottom w:val="single" w:color="DDDDDD" w:sz="1"/><w:right w:val="single" w:color="DDDDDD" w:sz="1"/></w:tcBorders><w:shd w:fill="FFFFFF" w:val="clear"/><w:tcMar><w:top w:type="dxa" w:w="80"/><w:left w:type="dxa" w:w="120"/><w:bottom w:type="dxa" w:w="80"/><w:right w:type="dxa" w:w="120"/></w:tcMar></w:tcPr><w:p><w:pPr><w:jc w:val="left"/></w:pPr><w:r><w:rPr><w:rFonts w:ascii="Arial" w:cs="Arial" w:eastAsia="Arial" w:hAnsi="Arial"/><w:b/><w:bCs/><w:color w:val="333333"/><w:sz w:val="20"/><w:szCs w:val="20"/></w:rPr><w:t xml:space="preserve">RP no-Chamfer override</w:t></w:r></w:p></w:tc><w:tc><w:tcPr><w:tcW w:type="dxa" w:w="6500"/><w:tcBorders><w:top w:val="single" w:color="DDDDDD" w:sz="1"/><w:left w:val="single" w:color="DDDDDD" w:sz="1"/><w:bottom w:val="single" w:color="DDDDDD" w:sz="1"/><w:right w:val="single" w:color="DDDDDD" w:sz="1"/></w:tcBorders><w:shd w:fill="FFFFFF" w:val="clear"/><w:tcMar><w:top w:type="dxa" w:w="80"/><w:left w:type="dxa" w:w="120"/><w:bottom w:type="dxa" w:w="80"/><w:right w:type="dxa" w:w="120"/></w:tcMar></w:tcPr><w:p><w:pPr><w:jc w:val="left"/></w:pPr><w:r><w:rPr><w:rFonts w:ascii="Arial" w:cs="Arial" w:eastAsia="Arial" w:hAnsi="Arial"/><w:color w:val="333333"/><w:sz w:val="20"/><w:szCs w:val="20"/></w:rPr><w:t xml:space="preserve">Roof panels (RP frames) don&apos;t get Chamfers, despite their sloped top plates. This rule prevents the raking-frame logic from firing on RP.</w:t></w:r></w:p></w:tc></w:tr><w:tr><w:tc><w:tcPr><w:tcW w:type="dxa" w:w="3000"/><w:tcBorders><w:top w:val="single" w:color="DDDDDD" w:sz="1"/><w:left w:val="single" w:color="DDDDDD" w:sz="1"/><w:bottom w:val="single" w:color="DDDDDD" w:sz="1"/><w:right w:val="single" w:color="DDDDDD" w:sz="1"/></w:tcBorders><w:shd w:fill="F5F5F5" w:val="clear"/><w:tcMar><w:top w:type="dxa" w:w="80"/><w:left w:type="dxa" w:w="120"/><w:bottom w:type="dxa" w:w="80"/><w:right w:type="dxa" w:w="120"/></w:tcMar></w:tcPr><w:p><w:pPr><w:jc w:val="left"/></w:pPr><w:r><w:rPr><w:rFonts w:ascii="Arial" w:cs="Arial" w:eastAsia="Arial" w:hAnsi="Arial"/><w:b/><w:bCs/><w:color w:val="333333"/><w:sz w:val="20"/><w:szCs w:val="20"/></w:rPr><w:t xml:space="preserve">FJ short-stub paired notch</w:t></w:r></w:p></w:tc><w:tc><w:tcPr><w:tcW w:type="dxa" w:w="6500"/><w:tcBorders><w:top w:val="single" w:color="DDDDDD" w:sz="1"/><w:left w:val="single" w:color="DDDDDD" w:sz="1"/><w:bottom w:val="single" w:color="DDDDDD" w:sz="1"/><w:right w:val="single" w:color="DDDDDD" w:sz="1"/></w:tcBorders><w:shd w:fill="F5F5F5" w:val="clear"/><w:tcMar><w:top w:type="dxa" w:w="80"/><w:left w:type="dxa" w:w="120"/><w:bottom w:type="dxa" w:w="80"/><w:right w:type="dxa" w:w="120"/></w:tcMar></w:tcPr><w:p><w:pPr><w:jc w:val="left"/></w:pPr><w:r><w:rPr><w:rFonts w:ascii="Arial" w:cs="Arial" w:eastAsia="Arial" w:hAnsi="Arial"/><w:color w:val="333333"/><w:sz w:val="20"/><w:szCs w:val="20"/></w:rPr><w:t xml:space="preserve">Short FJ chord stubs (length ≤ 250mm) get paired InnerNotch alongside their LipNotch caps. Toggling this changes cap patterns on every short FJ stub.</w:t></w:r></w:p></w:tc></w:tr><w:tr><w:tc><w:tcPr><w:tcW w:type="dxa" w:w="3000"/><w:tcBorders><w:top w:val="single" w:color="DDDDDD" w:sz="1"/><w:left w:val="single" w:color="DDDDDD" w:sz="1"/><w:bottom w:val="single" w:color="DDDDDD" w:sz="1"/><w:right w:val="single" w:color="DDDDDD" w:sz="1"/></w:tcBorders><w:shd w:fill="FFFFFF" w:val="clear"/><w:tcMar><w:top w:type="dxa" w:w="80"/><w:left w:type="dxa" w:w="120"/><w:bottom w:type="dxa" w:w="80"/><w:right w:type="dxa" w:w="120"/></w:tcMar></w:tcPr><w:p><w:pPr><w:jc w:val="left"/></w:pPr><w:r><w:rPr><w:rFonts w:ascii="Arial" w:cs="Arial" w:eastAsia="Arial" w:hAnsi="Arial"/><w:b/><w:bCs/><w:color w:val="333333"/><w:sz w:val="20"/><w:szCs w:val="20"/></w:rPr><w:t xml:space="preserve">Continuous-nog Swage rule</w:t></w:r></w:p></w:tc><w:tc><w:tcPr><w:tcW w:type="dxa" w:w="6500"/><w:tcBorders><w:top w:val="single" w:color="DDDDDD" w:sz="1"/><w:left w:val="single" w:color="DDDDDD" w:sz="1"/><w:bottom w:val="single" w:color="DDDDDD" w:sz="1"/><w:right w:val="single" w:color="DDDDDD" w:sz="1"/></w:tcBorders><w:shd w:fill="FFFFFF" w:val="clear"/><w:tcMar><w:top w:type="dxa" w:w="80"/><w:left w:type="dxa" w:w="120"/><w:bottom w:type="dxa" w:w="80"/><w:right w:type="dxa" w:w="120"/></w:tcMar></w:tcPr><w:p><w:pPr><w:jc w:val="left"/></w:pPr><w:r><w:rPr><w:rFonts w:ascii="Arial" w:cs="Arial" w:eastAsia="Arial" w:hAnsi="Arial"/><w:color w:val="333333"/><w:sz w:val="20"/><w:szCs w:val="20"/></w:rPr><w:t xml:space="preserve">Swages on interior S studs at nog crossings. Disabling this removes ~10-30 ops per LBW frame.</w:t></w:r></w:p></w:tc></w:tr></w:tbl><w:p><w:pPr><w:spacing w:after="160" w:before="280"/></w:pPr><w:r><w:rPr><w:rFonts w:ascii="Arial" w:cs="Arial" w:eastAsia="Arial" w:hAnsi="Arial"/><w:b/><w:bCs/><w:color w:val="231F20"/><w:sz w:val="26"/><w:szCs w:val="26"/></w:rPr><w:t xml:space="preserve">6.3  Edits that ONLY affect CSV output</w:t></w:r></w:p><w:tbl><w:tblPr><w:tblW w:type="dxa" w:w="9500"/><w:tblBorders><w:top w:val="single" w:color="auto" w:sz="4"/><w:left w:val="single" w:color="auto" w:sz="4"/><w:bottom w:val="single" w:color="auto" w:sz="4"/><w:right w:val="single" w:color="auto" w:sz="4"/><w:insideH w:val="single" w:color="auto" w:sz="4"/><w:insideV w:val="single" w:color="auto" w:sz="4"/></w:tblBorders></w:tblPr><w:tblGrid><w:gridCol w:w="100"/><w:gridCol w:w="100"/></w:tblGrid><w:tr><w:tc><w:tcPr><w:tcW w:type="dxa" w:w="3000"/><w:tcBorders><w:top w:val="single" w:color="DDDDDD" w:sz="1"/><w:left w:val="single" w:color="DDDDDD" w:sz="1"/><w:bottom w:val="single" w:color="DDDDDD" w:sz="1"/><w:right w:val="single" w:color="DDDDDD" w:sz="1"/></w:tcBorders><w:shd w:fill="231F20" w:val="clear"/><w:tcMar><w:top w:type="dxa" w:w="80"/><w:left w:type="dxa" w:w="120"/><w:bottom w:type="dxa" w:w="80"/><w:right w:type="dxa" w:w="120"/></w:tcMar></w:tcPr><w:p><w:r><w:rPr><w:rFonts w:ascii="Arial" w:cs="Arial" w:eastAsia="Arial" w:hAnsi="Arial"/><w:b/><w:bCs/><w:color w:val="FFFFFF"/><w:sz w:val="20"/><w:szCs w:val="20"/></w:rPr><w:t xml:space="preserve">Field / Setting</w:t></w:r></w:p></w:tc><w:tc><w:tcPr><w:tcW w:type="dxa" w:w="6500"/><w:tcBorders><w:top w:val="single" w:color="DDDDDD" w:sz="1"/><w:left w:val="single" w:color="DDDDDD" w:sz="1"/><w:bottom w:val="single" w:color="DDDDDD" w:sz="1"/><w:right w:val="single" w:color="DDDDDD" w:sz="1"/></w:tcBorders><w:shd w:fill="231F20" w:val="clear"/><w:tcMar><w:top w:type="dxa" w:w="80"/><w:left w:type="dxa" w:w="120"/><w:bottom w:type="dxa" w:w="80"/><w:right w:type="dxa" w:w="120"/></w:tcMar></w:tcPr><w:p><w:r><w:rPr><w:rFonts w:ascii="Arial" w:cs="Arial" w:eastAsia="Arial" w:hAnsi="Arial"/><w:b/><w:bCs/><w:color w:val="FFFFFF"/><w:sz w:val="20"/><w:szCs w:val="20"/></w:rPr><w:t xml:space="preserve">What an edit changes</w:t></w:r></w:p></w:tc></w:tr><w:tr><w:tc><w:tcPr><w:tcW w:type="dxa" w:w="3000"/><w:tcBorders><w:top w:val="single" w:color="DDDDDD" w:sz="1"/><w:left w:val="single" w:color="DDDDDD" w:sz="1"/><w:bottom w:val="single" w:color="DDDDDD" w:sz="1"/><w:right w:val="single" w:color="DDDDDD" w:sz="1"/></w:tcBorders><w:shd w:fill="F5F5F5" w:val="clear"/><w:tcMar><w:top w:type="dxa" w:w="80"/><w:left w:type="dxa" w:w="120"/><w:bottom w:type="dxa" w:w="80"/><w:right w:type="dxa" w:w="120"/></w:tcMar></w:tcPr><w:p><w:pPr><w:jc w:val="left"/></w:pPr><w:r><w:rPr><w:rFonts w:ascii="Arial" w:cs="Arial" w:eastAsia="Arial" w:hAnsi="Arial"/><w:b/><w:bCs/><w:color w:val="333333"/><w:sz w:val="20"/><w:szCs w:val="20"/></w:rPr><w:t xml:space="preserve">Tool-type CSV label mapping</w:t></w:r></w:p></w:tc><w:tc><w:tcPr><w:tcW w:type="dxa" w:w="6500"/><w:tcBorders><w:top w:val="single" w:color="DDDDDD" w:sz="1"/><w:left w:val="single" w:color="DDDDDD" w:sz="1"/><w:bottom w:val="single" w:color="DDDDDD" w:sz="1"/><w:right w:val="single" w:color="DDDDDD" w:sz="1"/></w:tcBorders><w:shd w:fill="F5F5F5" w:val="clear"/><w:tcMar><w:top w:type="dxa" w:w="80"/><w:left w:type="dxa" w:w="120"/><w:bottom w:type="dxa" w:w="80"/><w:right w:type="dxa" w:w="120"/></w:tcMar></w:tcPr><w:p><w:pPr><w:jc w:val="left"/></w:pPr><w:r><w:rPr><w:rFonts w:ascii="Arial" w:cs="Arial" w:eastAsia="Arial" w:hAnsi="Arial"/><w:color w:val="333333"/><w:sz w:val="20"/><w:szCs w:val="20"/></w:rPr><w:t xml:space="preserve">How RFY tool types render in the CSV. Bolt → ANCHOR, Web → BOLT HOLES, InnerNotch → WEB NOTCH. Swapping these changes the CSV but NOT the encoded RFY (the F300i reads RFY directly).</w:t></w:r></w:p></w:tc></w:tr><w:tr><w:tc><w:tcPr><w:tcW w:type="dxa" w:w="3000"/><w:tcBorders><w:top w:val="single" w:color="DDDDDD" w:sz="1"/><w:left w:val="single" w:color="DDDDDD" w:sz="1"/><w:bottom w:val="single" w:color="DDDDDD" w:sz="1"/><w:right w:val="single" w:color="DDDDDD" w:sz="1"/></w:tcBorders><w:shd w:fill="FFFFFF" w:val="clear"/><w:tcMar><w:top w:type="dxa" w:w="80"/><w:left w:type="dxa" w:w="120"/><w:bottom w:type="dxa" w:w="80"/><w:right w:type="dxa" w:w="120"/></w:tcMar></w:tcPr><w:p><w:pPr><w:jc w:val="left"/></w:pPr><w:r><w:rPr><w:rFonts w:ascii="Arial" w:cs="Arial" w:eastAsia="Arial" w:hAnsi="Arial"/><w:b/><w:bCs/><w:color w:val="333333"/><w:sz w:val="20"/><w:szCs w:val="20"/></w:rPr><w:t xml:space="preserve">Length-column precision</w:t></w:r></w:p></w:tc><w:tc><w:tcPr><w:tcW w:type="dxa" w:w="6500"/><w:tcBorders><w:top w:val="single" w:color="DDDDDD" w:sz="1"/><w:left w:val="single" w:color="DDDDDD" w:sz="1"/><w:bottom w:val="single" w:color="DDDDDD" w:sz="1"/><w:right w:val="single" w:color="DDDDDD" w:sz="1"/></w:tcBorders><w:shd w:fill="FFFFFF" w:val="clear"/><w:tcMar><w:top w:type="dxa" w:w="80"/><w:left w:type="dxa" w:w="120"/><w:bottom w:type="dxa" w:w="80"/><w:right w:type="dxa" w:w="120"/></w:tcMar></w:tcPr><w:p><w:pPr><w:jc w:val="left"/></w:pPr><w:r><w:rPr><w:rFonts w:ascii="Arial" w:cs="Arial" w:eastAsia="Arial" w:hAnsi="Arial"/><w:color w:val="333333"/><w:sz w:val="20"/><w:szCs w:val="20"/></w:rPr><w:t xml:space="preserve">2-decimal vs 1-decimal for the length column in the CSV. Detailer uses 2-decimal for diagonal Kb braces (1377.73). 1-decimal everywhere else.</w:t></w:r></w:p></w:tc></w:tr><w:tr><w:tc><w:tcPr><w:tcW w:type="dxa" w:w="3000"/><w:tcBorders><w:top w:val="single" w:color="DDDDDD" w:sz="1"/><w:left w:val="single" w:color="DDDDDD" w:sz="1"/><w:bottom w:val="single" w:color="DDDDDD" w:sz="1"/><w:right w:val="single" w:color="DDDDDD" w:sz="1"/></w:tcBorders><w:shd w:fill="F5F5F5" w:val="clear"/><w:tcMar><w:top w:type="dxa" w:w="80"/><w:left w:type="dxa" w:w="120"/><w:bottom w:type="dxa" w:w="80"/><w:right w:type="dxa" w:w="120"/></w:tcMar></w:tcPr><w:p><w:pPr><w:jc w:val="left"/></w:pPr><w:r><w:rPr><w:rFonts w:ascii="Arial" w:cs="Arial" w:eastAsia="Arial" w:hAnsi="Arial"/><w:b/><w:bCs/><w:color w:val="333333"/><w:sz w:val="20"/><w:szCs w:val="20"/></w:rPr><w:t xml:space="preserve">FILLER row insertion</w:t></w:r></w:p></w:tc><w:tc><w:tcPr><w:tcW w:type="dxa" w:w="6500"/><w:tcBorders><w:top w:val="single" w:color="DDDDDD" w:sz="1"/><w:left w:val="single" w:color="DDDDDD" w:sz="1"/><w:bottom w:val="single" w:color="DDDDDD" w:sz="1"/><w:right w:val="single" w:color="DDDDDD" w:sz="1"/></w:tcBorders><w:shd w:fill="F5F5F5" w:val="clear"/><w:tcMar><w:top w:type="dxa" w:w="80"/><w:left w:type="dxa" w:w="120"/><w:bottom w:type="dxa" w:w="80"/><w:right w:type="dxa" w:w="120"/></w:tcMar></w:tcPr><w:p><w:pPr><w:jc w:val="left"/></w:pPr><w:r><w:rPr><w:rFonts w:ascii="Arial" w:cs="Arial" w:eastAsia="Arial" w:hAnsi="Arial"/><w:color w:val="333333"/><w:sz w:val="20"/><w:szCs w:val="20"/></w:rPr><w:t xml:space="preserve">FILLER rows separate W/Kb groups from default sticks in the CSV. Disabling this removes ~141 rows per LBW job in our output (Detailer always emits them).</w:t></w:r></w:p></w:tc></w:tr><w:tr><w:tc><w:tcPr><w:tcW w:type="dxa" w:w="3000"/><w:tcBorders><w:top w:val="single" w:color="DDDDDD" w:sz="1"/><w:left w:val="single" w:color="DDDDDD" w:sz="1"/><w:bottom w:val="single" w:color="DDDDDD" w:sz="1"/><w:right w:val="single" w:color="DDDDDD" w:sz="1"/></w:tcBorders><w:shd w:fill="FFFFFF" w:val="clear"/><w:tcMar><w:top w:type="dxa" w:w="80"/><w:left w:type="dxa" w:w="120"/><w:bottom w:type="dxa" w:w="80"/><w:right w:type="dxa" w:w="120"/></w:tcMar></w:tcPr><w:p><w:pPr><w:jc w:val="left"/></w:pPr><w:r><w:rPr><w:rFonts w:ascii="Arial" w:cs="Arial" w:eastAsia="Arial" w:hAnsi="Arial"/><w:b/><w:bCs/><w:color w:val="333333"/><w:sz w:val="20"/><w:szCs w:val="20"/></w:rPr><w:t xml:space="preserve">DETAILS-per-frame</w:t></w:r></w:p></w:tc><w:tc><w:tcPr><w:tcW w:type="dxa" w:w="6500"/><w:tcBorders><w:top w:val="single" w:color="DDDDDD" w:sz="1"/><w:left w:val="single" w:color="DDDDDD" w:sz="1"/><w:bottom w:val="single" w:color="DDDDDD" w:sz="1"/><w:right w:val="single" w:color="DDDDDD" w:sz="1"/></w:tcBorders><w:shd w:fill="FFFFFF" w:val="clear"/><w:tcMar><w:top w:type="dxa" w:w="80"/><w:left w:type="dxa" w:w="120"/><w:bottom w:type="dxa" w:w="80"/><w:right w:type="dxa" w:w="120"/></w:tcMar></w:tcPr><w:p><w:pPr><w:jc w:val="left"/></w:pPr><w:r><w:rPr><w:rFonts w:ascii="Arial" w:cs="Arial" w:eastAsia="Arial" w:hAnsi="Arial"/><w:color w:val="333333"/><w:sz w:val="20"/><w:szCs w:val="20"/></w:rPr><w:t xml:space="preserve">Detailer emits a DETAILS,job#1-1,plan header before every frame. Disabling this drops to one DETAILS row per file (legacy behavior).</w:t></w:r></w:p></w:tc></w:tr></w:tbl><w:p><w:r><w:br w:type="page"/></w:r></w:p><w:p><w:pPr><w:spacing w:after="200" w:before="360"/></w:pPr><w:r><w:rPr><w:rFonts w:ascii="Arial" w:cs="Arial" w:eastAsia="Arial" w:hAnsi="Arial"/><w:b/><w:bCs/><w:color w:val="231F20"/><w:sz w:val="32"/><w:szCs w:val="32"/></w:rPr><w:t xml:space="preserve">7. Common workflows</w:t></w:r></w:p><w:p><w:pPr><w:spacing w:after="160" w:before="280"/></w:pPr><w:r><w:rPr><w:rFonts w:ascii="Arial" w:cs="Arial" w:eastAsia="Arial" w:hAnsi="Arial"/><w:b/><w:bCs/><w:color w:val="231F20"/><w:sz w:val="26"/><w:szCs w:val="26"/></w:rPr><w:t xml:space="preserve">7.1  &quot;The cut steel came out wrong on this frame&quot;</w:t></w:r></w:p><w:p><w:pPr><w:pStyle w:val="ListParagraph"/><w:numPr><w:ilvl w:val="0"/><w:numId w:val="3"/></w:numPr><w:spacing w:after="80"/></w:pPr><w:r><w:rPr><w:rFonts w:ascii="Arial" w:cs="Arial" w:eastAsia="Arial" w:hAnsi="Arial"/><w:color w:val="333333"/><w:sz w:val="21"/><w:szCs w:val="21"/></w:rPr><w:t xml:space="preserve">Open /rules/tooling. Find the rule for the role + profile combo (e.g., Stud, 70mm, gauge 0.75).</w:t></w:r></w:p><w:p><w:pPr><w:pStyle w:val="ListParagraph"/><w:numPr><w:ilvl w:val="0"/><w:numId w:val="3"/></w:numPr><w:spacing w:after="80"/></w:pPr><w:r><w:rPr><w:rFonts w:ascii="Arial" w:cs="Arial" w:eastAsia="Arial" w:hAnsi="Arial"/><w:color w:val="333333"/><w:sz w:val="21"/><w:szCs w:val="21"/></w:rPr><w:t xml:space="preserve">Identify which rule fired the wrong op. Note the offset, predicate, and tool type.</w:t></w:r></w:p><w:p><w:pPr><w:pStyle w:val="ListParagraph"/><w:numPr><w:ilvl w:val="0"/><w:numId w:val="3"/></w:numPr><w:spacing w:after="80"/></w:pPr><w:r><w:rPr><w:rFonts w:ascii="Arial" w:cs="Arial" w:eastAsia="Arial" w:hAnsi="Arial"/><w:color w:val="333333"/><w:sz w:val="21"/><w:szCs w:val="21"/></w:rPr><w:t xml:space="preserve">Open /rules. Click Save As New to clone the active ruleset to &quot;fix-2026-05-XX&quot;.</w:t></w:r></w:p><w:p><w:pPr><w:pStyle w:val="ListParagraph"/><w:numPr><w:ilvl w:val="0"/><w:numId w:val="3"/></w:numPr><w:spacing w:after="80"/></w:pPr><w:r><w:rPr><w:rFonts w:ascii="Arial" w:cs="Arial" w:eastAsia="Arial" w:hAnsi="Arial"/><w:color w:val="333333"/><w:sz w:val="21"/><w:szCs w:val="21"/></w:rPr><w:t xml:space="preserve">Edit the relevant Machine Type setting (e.g., Service Hole positions, Swage offset).</w:t></w:r></w:p><w:p><w:pPr><w:pStyle w:val="ListParagraph"/><w:numPr><w:ilvl w:val="0"/><w:numId w:val="3"/></w:numPr><w:spacing w:after="80"/></w:pPr><w:r><w:rPr><w:rFonts w:ascii="Arial" w:cs="Arial" w:eastAsia="Arial" w:hAnsi="Arial"/><w:color w:val="333333"/><w:sz w:val="21"/><w:szCs w:val="21"/></w:rPr><w:t xml:space="preserve">Click Save to Active Ruleset.</w:t></w:r></w:p><w:p><w:pPr><w:pStyle w:val="ListParagraph"/><w:numPr><w:ilvl w:val="0"/><w:numId w:val="3"/></w:numPr><w:spacing w:after="80"/></w:pPr><w:r><w:rPr><w:rFonts w:ascii="Arial" w:cs="Arial" w:eastAsia="Arial" w:hAnsi="Arial"/><w:color w:val="333333"/><w:sz w:val="21"/><w:szCs w:val="21"/></w:rPr><w:t xml:space="preserve">Open /regression. Click Refresh.</w:t></w:r></w:p><w:p><w:pPr><w:pStyle w:val="ListParagraph"/><w:numPr><w:ilvl w:val="0"/><w:numId w:val="3"/></w:numPr><w:spacing w:after="80"/></w:pPr><w:r><w:rPr><w:rFonts w:ascii="Arial" w:cs="Arial" w:eastAsia="Arial" w:hAnsi="Arial"/><w:color w:val="333333"/><w:sz w:val="21"/><w:szCs w:val="21"/></w:rPr><w:t xml:space="preserve">Compare the new overall match % to the previous one (75.45%). UP = good. DOWN = revert and try again.</w:t></w:r></w:p><w:p><w:pPr><w:pStyle w:val="ListParagraph"/><w:numPr><w:ilvl w:val="0"/><w:numId w:val="3"/></w:numPr><w:spacing w:after="80"/></w:pPr><w:r><w:rPr><w:rFonts w:ascii="Arial" w:cs="Arial" w:eastAsia="Arial" w:hAnsi="Arial"/><w:color w:val="333333"/><w:sz w:val="21"/><w:szCs w:val="21"/></w:rPr><w:t xml:space="preserve">If it&apos;s good, drill into the original problem job to confirm the specific stick is now correct.</w:t></w:r></w:p><w:p><w:pPr><w:spacing w:after="160" w:before="280"/></w:pPr><w:r><w:rPr><w:rFonts w:ascii="Arial" w:cs="Arial" w:eastAsia="Arial" w:hAnsi="Arial"/><w:b/><w:bCs/><w:color w:val="231F20"/><w:sz w:val="26"/><w:szCs w:val="26"/></w:rPr><w:t xml:space="preserve">7.2  &quot;I want to experiment without breaking anything&quot;</w:t></w:r></w:p><w:p><w:pPr><w:pStyle w:val="ListParagraph"/><w:numPr><w:ilvl w:val="0"/><w:numId w:val="3"/></w:numPr><w:spacing w:after="80"/></w:pPr><w:r><w:rPr><w:rFonts w:ascii="Arial" w:cs="Arial" w:eastAsia="Arial" w:hAnsi="Arial"/><w:color w:val="333333"/><w:sz w:val="21"/><w:szCs w:val="21"/></w:rPr><w:t xml:space="preserve">Open /rules. Click Save As New. Name it &quot;experiment-YYYY-MM-DD&quot;.</w:t></w:r></w:p><w:p><w:pPr><w:pStyle w:val="ListParagraph"/><w:numPr><w:ilvl w:val="0"/><w:numId w:val="3"/></w:numPr><w:spacing w:after="80"/></w:pPr><w:r><w:rPr><w:rFonts w:ascii="Arial" w:cs="Arial" w:eastAsia="Arial" w:hAnsi="Arial"/><w:color w:val="333333"/><w:sz w:val="21"/><w:szCs w:val="21"/></w:rPr><w:t xml:space="preserve">Click that ruleset to make it active.</w:t></w:r></w:p><w:p><w:pPr><w:pStyle w:val="ListParagraph"/><w:numPr><w:ilvl w:val="0"/><w:numId w:val="3"/></w:numPr><w:spacing w:after="80"/></w:pPr><w:r><w:rPr><w:rFonts w:ascii="Arial" w:cs="Arial" w:eastAsia="Arial" w:hAnsi="Arial"/><w:color w:val="333333"/><w:sz w:val="21"/><w:szCs w:val="21"/></w:rPr><w:t xml:space="preserve">Edit anything you like.</w:t></w:r></w:p><w:p><w:pPr><w:pStyle w:val="ListParagraph"/><w:numPr><w:ilvl w:val="0"/><w:numId w:val="3"/></w:numPr><w:spacing w:after="80"/></w:pPr><w:r><w:rPr><w:rFonts w:ascii="Arial" w:cs="Arial" w:eastAsia="Arial" w:hAnsi="Arial"/><w:color w:val="333333"/><w:sz w:val="21"/><w:szCs w:val="21"/></w:rPr><w:t xml:space="preserve">Save. Test on /regression.</w:t></w:r></w:p><w:p><w:pPr><w:pStyle w:val="ListParagraph"/><w:numPr><w:ilvl w:val="0"/><w:numId w:val="3"/></w:numPr><w:spacing w:after="80"/></w:pPr><w:r><w:rPr><w:rFonts w:ascii="Arial" w:cs="Arial" w:eastAsia="Arial" w:hAnsi="Arial"/><w:color w:val="333333"/><w:sz w:val="21"/><w:szCs w:val="21"/></w:rPr><w:t xml:space="preserve">If it goes wrong, click &quot;default&quot; in the ruleset selector — you&apos;re restored to factory rules.</w:t></w:r></w:p><w:p><w:pPr><w:pStyle w:val="ListParagraph"/><w:numPr><w:ilvl w:val="0"/><w:numId w:val="3"/></w:numPr><w:spacing w:after="80"/></w:pPr><w:r><w:rPr><w:rFonts w:ascii="Arial" w:cs="Arial" w:eastAsia="Arial" w:hAnsi="Arial"/><w:color w:val="333333"/><w:sz w:val="21"/><w:szCs w:val="21"/></w:rPr><w:t xml:space="preserve">If it goes right, leave the ruleset as-is. The default ruleset is untouched and always available as a fallback.</w:t></w:r></w:p><w:p><w:pPr><w:spacing w:after="160" w:before="280"/></w:pPr><w:r><w:rPr><w:rFonts w:ascii="Arial" w:cs="Arial" w:eastAsia="Arial" w:hAnsi="Arial"/><w:b/><w:bCs/><w:color w:val="231F20"/><w:sz w:val="26"/><w:szCs w:val="26"/></w:rPr><w:t xml:space="preserve">7.3  &quot;I need to roll back a change I made yesterday&quot;</w:t></w:r></w:p><w:p><w:pPr><w:pStyle w:val="ListParagraph"/><w:numPr><w:ilvl w:val="0"/><w:numId w:val="3"/></w:numPr><w:spacing w:after="80"/></w:pPr><w:r><w:rPr><w:rFonts w:ascii="Arial" w:cs="Arial" w:eastAsia="Arial" w:hAnsi="Arial"/><w:color w:val="333333"/><w:sz w:val="21"/><w:szCs w:val="21"/></w:rPr><w:t xml:space="preserve">Open /rules.</w:t></w:r></w:p><w:p><w:pPr><w:pStyle w:val="ListParagraph"/><w:numPr><w:ilvl w:val="0"/><w:numId w:val="3"/></w:numPr><w:spacing w:after="80"/></w:pPr><w:r><w:rPr><w:rFonts w:ascii="Arial" w:cs="Arial" w:eastAsia="Arial" w:hAnsi="Arial"/><w:color w:val="333333"/><w:sz w:val="21"/><w:szCs w:val="21"/></w:rPr><w:t xml:space="preserve">In the ruleset selector dropdown, switch back to &quot;default&quot; or to whichever named ruleset was last good.</w:t></w:r></w:p><w:p><w:pPr><w:pStyle w:val="ListParagraph"/><w:numPr><w:ilvl w:val="0"/><w:numId w:val="3"/></w:numPr><w:spacing w:after="80"/></w:pPr><w:r><w:rPr><w:rFonts w:ascii="Arial" w:cs="Arial" w:eastAsia="Arial" w:hAnsi="Arial"/><w:color w:val="333333"/><w:sz w:val="21"/><w:szCs w:val="21"/></w:rPr><w:t xml:space="preserve">Encoder immediately uses the older rules — no rebuild, no restart needed.</w:t></w:r></w:p><w:p><w:pPr><w:pStyle w:val="ListParagraph"/><w:numPr><w:ilvl w:val="0"/><w:numId w:val="3"/></w:numPr><w:spacing w:after="80"/></w:pPr><w:r><w:rPr><w:rFonts w:ascii="Arial" w:cs="Arial" w:eastAsia="Arial" w:hAnsi="Arial"/><w:color w:val="333333"/><w:sz w:val="21"/><w:szCs w:val="21"/></w:rPr><w:t xml:space="preserve">If the bad ruleset is no longer wanted, click Delete on it (cannot delete default, cannot delete active — switch first).</w:t></w:r></w:p><w:p><w:pPr><w:spacing w:after="160" w:before="280"/></w:pPr><w:r><w:rPr><w:rFonts w:ascii="Arial" w:cs="Arial" w:eastAsia="Arial" w:hAnsi="Arial"/><w:b/><w:bCs/><w:color w:val="231F20"/><w:sz w:val="26"/><w:szCs w:val="26"/></w:rPr><w:t xml:space="preserve">7.4  &quot;I want to verify that ruleset X still produces correct output&quot;</w:t></w:r></w:p><w:p><w:pPr><w:pStyle w:val="ListParagraph"/><w:numPr><w:ilvl w:val="0"/><w:numId w:val="3"/></w:numPr><w:spacing w:after="80"/></w:pPr><w:r><w:rPr><w:rFonts w:ascii="Arial" w:cs="Arial" w:eastAsia="Arial" w:hAnsi="Arial"/><w:color w:val="333333"/><w:sz w:val="21"/><w:szCs w:val="21"/></w:rPr><w:t xml:space="preserve">Open /rules. Switch to ruleset X via the selector.</w:t></w:r></w:p><w:p><w:pPr><w:pStyle w:val="ListParagraph"/><w:numPr><w:ilvl w:val="0"/><w:numId w:val="3"/></w:numPr><w:spacing w:after="80"/></w:pPr><w:r><w:rPr><w:rFonts w:ascii="Arial" w:cs="Arial" w:eastAsia="Arial" w:hAnsi="Arial"/><w:color w:val="333333"/><w:sz w:val="21"/><w:szCs w:val="21"/></w:rPr><w:t xml:space="preserve">Open /regression. Click Refresh — wait 1-3 minutes.</w:t></w:r></w:p><w:p><w:pPr><w:pStyle w:val="ListParagraph"/><w:numPr><w:ilvl w:val="0"/><w:numId w:val="3"/></w:numPr><w:spacing w:after="80"/></w:pPr><w:r><w:rPr><w:rFonts w:ascii="Arial" w:cs="Arial" w:eastAsia="Arial" w:hAnsi="Arial"/><w:color w:val="333333"/><w:sz w:val="21"/><w:szCs w:val="21"/></w:rPr><w:t xml:space="preserve">Read the overall match %. 75.45% is the current factory baseline.</w:t></w:r></w:p><w:p><w:pPr><w:pStyle w:val="ListParagraph"/><w:numPr><w:ilvl w:val="0"/><w:numId w:val="3"/></w:numPr><w:spacing w:after="80"/></w:pPr><w:r><w:rPr><w:rFonts w:ascii="Arial" w:cs="Arial" w:eastAsia="Arial" w:hAnsi="Arial"/><w:color w:val="333333"/><w:sz w:val="21"/><w:szCs w:val="21"/></w:rPr><w:t xml:space="preserve">Drill into any category that dropped to find the regression.</w:t></w:r></w:p><w:p><w:r><w:br w:type="page"/></w:r></w:p><w:p><w:pPr><w:spacing w:after="200" w:before="360"/></w:pPr><w:r><w:rPr><w:rFonts w:ascii="Arial" w:cs="Arial" w:eastAsia="Arial" w:hAnsi="Arial"/><w:b/><w:bCs/><w:color w:val="231F20"/><w:sz w:val="32"/><w:szCs w:val="32"/></w:rPr><w:t xml:space="preserve">8. Troubleshooting</w:t></w:r></w:p><w:p><w:pPr><w:spacing w:after="160" w:before="280"/></w:pPr><w:r><w:rPr><w:rFonts w:ascii="Arial" w:cs="Arial" w:eastAsia="Arial" w:hAnsi="Arial"/><w:b/><w:bCs/><w:color w:val="231F20"/><w:sz w:val="26"/><w:szCs w:val="26"/></w:rPr><w:t xml:space="preserve">&quot;Unexpected token &apos;﻿&apos; is not valid JSON&quot;</w:t></w:r></w:p><w:p><w:pPr><w:spacing w:after="120"/></w:pPr><w:r><w:rPr><w:rFonts w:ascii="Arial" w:cs="Arial" w:eastAsia="Arial" w:hAnsi="Arial"/><w:color w:val="333333"/><w:sz w:val="21"/><w:szCs w:val="21"/></w:rPr><w:t xml:space="preserve">Cause: A ruleset JSON file has a UTF-8 byte-order mark (BOM) at the start. The BOM-stripping reader in lib/rulesets.ts handles this transparently as of 2026-05-03, but if you see this error after restoring an older ruleset, run:</w:t></w:r></w:p><w:p><w:pPr><w:shd w:fill="F5F5F5" w:val="clear"/><w:spacing w:after="120"/></w:pPr><w:r><w:rPr><w:rFonts w:ascii="Consolas" w:cs="Consolas" w:eastAsia="Consolas" w:hAnsi="Consolas"/><w:color w:val="333333"/><w:sz w:val="19"/><w:szCs w:val="19"/></w:rPr><w:t xml:space="preserve">cd hytek-rfy-tools &amp;&amp; node -e &quot;[&apos;frame-types.json&apos;,&apos;machine-types.json&apos;].forEach(f=&gt;{const fs=require(&apos;fs&apos;);const p=&apos;data/rulesets/default/&apos;+f;let r=fs.readFileSync(p,&apos;utf8&apos;);if(r.charCodeAt(0)===0xFEFF){fs.writeFileSync(p,r.slice(1),&apos;utf8&apos;);console.log(&apos;stripped&apos;,p)}})&quot;</w:t></w:r></w:p><w:p><w:pPr><w:spacing w:after="160" w:before="280"/></w:pPr><w:r><w:rPr><w:rFonts w:ascii="Arial" w:cs="Arial" w:eastAsia="Arial" w:hAnsi="Arial"/><w:b/><w:bCs/><w:color w:val="231F20"/><w:sz w:val="26"/><w:szCs w:val="26"/></w:rPr><w:t xml:space="preserve">&quot;Corpus directory not found&quot; on /regression</w:t></w:r></w:p><w:p><w:pPr><w:spacing w:after="120"/></w:pPr><w:r><w:rPr><w:rFonts w:ascii="Arial" w:cs="Arial" w:eastAsia="Arial" w:hAnsi="Arial"/><w:color w:val="333333"/><w:sz w:val="21"/><w:szCs w:val="21"/></w:rPr><w:t xml:space="preserve">Expected on Vercel and other hosted environments. The dashboard runs the diff harness against a local Windows path and can only work on a machine that has the corpus on disk. Set the CORPUS_DIR environment variable to point at the corpus folder, or run the dashboard locally.</w:t></w:r></w:p><w:p><w:pPr><w:spacing w:after="160" w:before="280"/></w:pPr><w:r><w:rPr><w:rFonts w:ascii="Arial" w:cs="Arial" w:eastAsia="Arial" w:hAnsi="Arial"/><w:b/><w:bCs/><w:color w:val="231F20"/><w:sz w:val="26"/><w:szCs w:val="26"/></w:rPr><w:t xml:space="preserve">&quot;Ruleset is read-only&quot; when trying to save</w:t></w:r></w:p><w:p><w:pPr><w:spacing w:after="120"/></w:pPr><w:r><w:rPr><w:rFonts w:ascii="Arial" w:cs="Arial" w:eastAsia="Arial" w:hAnsi="Arial"/><w:color w:val="333333"/><w:sz w:val="21"/><w:szCs w:val="21"/></w:rPr><w:t xml:space="preserve">You&apos;re trying to save to the &quot;default&quot; ruleset, which is protected. Click Save As New first to create an editable copy, then save into that copy.</w:t></w:r></w:p><w:p><w:pPr><w:spacing w:after="160" w:before="280"/></w:pPr><w:r><w:rPr><w:rFonts w:ascii="Arial" w:cs="Arial" w:eastAsia="Arial" w:hAnsi="Arial"/><w:b/><w:bCs/><w:color w:val="231F20"/><w:sz w:val="26"/><w:szCs w:val="26"/></w:rPr><w:t xml:space="preserve">Dirty indicator stays on after saving</w:t></w:r></w:p><w:p><w:pPr><w:spacing w:after="120"/></w:pPr><w:r><w:rPr><w:rFonts w:ascii="Arial" w:cs="Arial" w:eastAsia="Arial" w:hAnsi="Arial"/><w:color w:val="333333"/><w:sz w:val="21"/><w:szCs w:val="21"/></w:rPr><w:t xml:space="preserve">Refresh the page. The save endpoint returned 200 but the local React state didn&apos;t reset — known minor bug, will be fixed in a follow-up.</w:t></w:r></w:p><w:p><w:pPr><w:spacing w:after="160" w:before="280"/></w:pPr><w:r><w:rPr><w:rFonts w:ascii="Arial" w:cs="Arial" w:eastAsia="Arial" w:hAnsi="Arial"/><w:b/><w:bCs/><w:color w:val="231F20"/><w:sz w:val="26"/><w:szCs w:val="26"/></w:rPr><w:t xml:space="preserve">Encoded RFY rejected by F300i</w:t></w:r></w:p><w:p><w:pPr><w:spacing w:after="120"/></w:pPr><w:r><w:rPr><w:rFonts w:ascii="Arial" w:cs="Arial" w:eastAsia="Arial" w:hAnsi="Arial"/><w:color w:val="333333"/><w:sz w:val="21"/><w:szCs w:val="21"/></w:rPr><w:t xml:space="preserve">Most common cause: profile metric label says &quot;70 C 41&quot; instead of &quot;70 S 41&quot;. Detailer always normalises shape to &quot;S&quot; — the encoder now does the same as of 2026-05-03. If you have older RFY files generated before that fix, re-encode them.</w:t></w:r></w:p><w:p><w:r><w:br w:type="page"/></w:r></w:p><w:p><w:pPr><w:spacing w:after="200" w:before="360"/></w:pPr><w:r><w:rPr><w:rFonts w:ascii="Arial" w:cs="Arial" w:eastAsia="Arial" w:hAnsi="Arial"/><w:b/><w:bCs/><w:color w:val="231F20"/><w:sz w:val="32"/><w:szCs w:val="32"/></w:rPr><w:t xml:space="preserve">9. Reference</w:t></w:r></w:p><w:p><w:pPr><w:spacing w:after="160" w:before="280"/></w:pPr><w:r><w:rPr><w:rFonts w:ascii="Arial" w:cs="Arial" w:eastAsia="Arial" w:hAnsi="Arial"/><w:b/><w:bCs/><w:color w:val="231F20"/><w:sz w:val="26"/><w:szCs w:val="26"/></w:rPr><w:t xml:space="preserve">Brand colors (per HYTEK Group Brand Manual)</w:t></w:r></w:p><w:tbl><w:tblPr><w:tblW w:type="dxa" w:w="9500"/><w:tblBorders><w:top w:val="single" w:color="auto" w:sz="4"/><w:left w:val="single" w:color="auto" w:sz="4"/><w:bottom w:val="single" w:color="auto" w:sz="4"/><w:right w:val="single" w:color="auto" w:sz="4"/><w:insideH w:val="single" w:color="auto" w:sz="4"/><w:insideV w:val="single" w:color="auto" w:sz="4"/></w:tblBorders></w:tblPr><w:tblGrid><w:gridCol w:w="100"/><w:gridCol w:w="100"/></w:tblGrid><w:tr><w:tc><w:tcPr><w:tcW w:type="dxa" w:w="3000"/><w:tcBorders><w:top w:val="single" w:color="DDDDDD" w:sz="1"/><w:left w:val="single" w:color="DDDDDD" w:sz="1"/><w:bottom w:val="single" w:color="DDDDDD" w:sz="1"/><w:right w:val="single" w:color="DDDDDD" w:sz="1"/></w:tcBorders><w:shd w:fill="231F20" w:val="clear"/><w:tcMar><w:top w:type="dxa" w:w="80"/><w:left w:type="dxa" w:w="120"/><w:bottom w:type="dxa" w:w="80"/><w:right w:type="dxa" w:w="120"/></w:tcMar></w:tcPr><w:p><w:r><w:rPr><w:rFonts w:ascii="Arial" w:cs="Arial" w:eastAsia="Arial" w:hAnsi="Arial"/><w:b/><w:bCs/><w:color w:val="FFFFFF"/><w:sz w:val="20"/><w:szCs w:val="20"/></w:rPr><w:t xml:space="preserve">Field / Setting</w:t></w:r></w:p></w:tc><w:tc><w:tcPr><w:tcW w:type="dxa" w:w="6500"/><w:tcBorders><w:top w:val="single" w:color="DDDDDD" w:sz="1"/><w:left w:val="single" w:color="DDDDDD" w:sz="1"/><w:bottom w:val="single" w:color="DDDDDD" w:sz="1"/><w:right w:val="single" w:color="DDDDDD" w:sz="1"/></w:tcBorders><w:shd w:fill="231F20" w:val="clear"/><w:tcMar><w:top w:type="dxa" w:w="80"/><w:left w:type="dxa" w:w="120"/><w:bottom w:type="dxa" w:w="80"/><w:right w:type="dxa" w:w="120"/></w:tcMar></w:tcPr><w:p><w:r><w:rPr><w:rFonts w:ascii="Arial" w:cs="Arial" w:eastAsia="Arial" w:hAnsi="Arial"/><w:b/><w:bCs/><w:color w:val="FFFFFF"/><w:sz w:val="20"/><w:szCs w:val="20"/></w:rPr><w:t xml:space="preserve">What an edit changes</w:t></w:r></w:p></w:tc></w:tr><w:tr><w:tc><w:tcPr><w:tcW w:type="dxa" w:w="3000"/><w:tcBorders><w:top w:val="single" w:color="DDDDDD" w:sz="1"/><w:left w:val="single" w:color="DDDDDD" w:sz="1"/><w:bottom w:val="single" w:color="DDDDDD" w:sz="1"/><w:right w:val="single" w:color="DDDDDD" w:sz="1"/></w:tcBorders><w:shd w:fill="F5F5F5" w:val="clear"/><w:tcMar><w:top w:type="dxa" w:w="80"/><w:left w:type="dxa" w:w="120"/><w:bottom w:type="dxa" w:w="80"/><w:right w:type="dxa" w:w="120"/></w:tcMar></w:tcPr><w:p><w:pPr><w:jc w:val="left"/></w:pPr><w:r><w:rPr><w:rFonts w:ascii="Arial" w:cs="Arial" w:eastAsia="Arial" w:hAnsi="Arial"/><w:b/><w:bCs/><w:color w:val="333333"/><w:sz w:val="20"/><w:szCs w:val="20"/></w:rPr><w:t xml:space="preserve">Yellow</w:t></w:r></w:p></w:tc><w:tc><w:tcPr><w:tcW w:type="dxa" w:w="6500"/><w:tcBorders><w:top w:val="single" w:color="DDDDDD" w:sz="1"/><w:left w:val="single" w:color="DDDDDD" w:sz="1"/><w:bottom w:val="single" w:color="DDDDDD" w:sz="1"/><w:right w:val="single" w:color="DDDDDD" w:sz="1"/></w:tcBorders><w:shd w:fill="F5F5F5" w:val="clear"/><w:tcMar><w:top w:type="dxa" w:w="80"/><w:left w:type="dxa" w:w="120"/><w:bottom w:type="dxa" w:w="80"/><w:right w:type="dxa" w:w="120"/></w:tcMar></w:tcPr><w:p><w:pPr><w:jc w:val="left"/></w:pPr><w:r><w:rPr><w:rFonts w:ascii="Arial" w:cs="Arial" w:eastAsia="Arial" w:hAnsi="Arial"/><w:color w:val="333333"/><w:sz w:val="20"/><w:szCs w:val="20"/></w:rPr><w:t xml:space="preserve">#FFCB05 — primary brand color</w:t></w:r></w:p></w:tc></w:tr><w:tr><w:tc><w:tcPr><w:tcW w:type="dxa" w:w="3000"/><w:tcBorders><w:top w:val="single" w:color="DDDDDD" w:sz="1"/><w:left w:val="single" w:color="DDDDDD" w:sz="1"/><w:bottom w:val="single" w:color="DDDDDD" w:sz="1"/><w:right w:val="single" w:color="DDDDDD" w:sz="1"/></w:tcBorders><w:shd w:fill="FFFFFF" w:val="clear"/><w:tcMar><w:top w:type="dxa" w:w="80"/><w:left w:type="dxa" w:w="120"/><w:bottom w:type="dxa" w:w="80"/><w:right w:type="dxa" w:w="120"/></w:tcMar></w:tcPr><w:p><w:pPr><w:jc w:val="left"/></w:pPr><w:r><w:rPr><w:rFonts w:ascii="Arial" w:cs="Arial" w:eastAsia="Arial" w:hAnsi="Arial"/><w:b/><w:bCs/><w:color w:val="333333"/><w:sz w:val="20"/><w:szCs w:val="20"/></w:rPr><w:t xml:space="preserve">Black</w:t></w:r></w:p></w:tc><w:tc><w:tcPr><w:tcW w:type="dxa" w:w="6500"/><w:tcBorders><w:top w:val="single" w:color="DDDDDD" w:sz="1"/><w:left w:val="single" w:color="DDDDDD" w:sz="1"/><w:bottom w:val="single" w:color="DDDDDD" w:sz="1"/><w:right w:val="single" w:color="DDDDDD" w:sz="1"/></w:tcBorders><w:shd w:fill="FFFFFF" w:val="clear"/><w:tcMar><w:top w:type="dxa" w:w="80"/><w:left w:type="dxa" w:w="120"/><w:bottom w:type="dxa" w:w="80"/><w:right w:type="dxa" w:w="120"/></w:tcMar></w:tcPr><w:p><w:pPr><w:jc w:val="left"/></w:pPr><w:r><w:rPr><w:rFonts w:ascii="Arial" w:cs="Arial" w:eastAsia="Arial" w:hAnsi="Arial"/><w:color w:val="333333"/><w:sz w:val="20"/><w:szCs w:val="20"/></w:rPr><w:t xml:space="preserve">#231F20 — primary background</w:t></w:r></w:p></w:tc></w:tr><w:tr><w:tc><w:tcPr><w:tcW w:type="dxa" w:w="3000"/><w:tcBorders><w:top w:val="single" w:color="DDDDDD" w:sz="1"/><w:left w:val="single" w:color="DDDDDD" w:sz="1"/><w:bottom w:val="single" w:color="DDDDDD" w:sz="1"/><w:right w:val="single" w:color="DDDDDD" w:sz="1"/></w:tcBorders><w:shd w:fill="F5F5F5" w:val="clear"/><w:tcMar><w:top w:type="dxa" w:w="80"/><w:left w:type="dxa" w:w="120"/><w:bottom w:type="dxa" w:w="80"/><w:right w:type="dxa" w:w="120"/></w:tcMar></w:tcPr><w:p><w:pPr><w:jc w:val="left"/></w:pPr><w:r><w:rPr><w:rFonts w:ascii="Arial" w:cs="Arial" w:eastAsia="Arial" w:hAnsi="Arial"/><w:b/><w:bCs/><w:color w:val="333333"/><w:sz w:val="20"/><w:szCs w:val="20"/></w:rPr><w:t xml:space="preserve">Logo file</w:t></w:r></w:p></w:tc><w:tc><w:tcPr><w:tcW w:type="dxa" w:w="6500"/><w:tcBorders><w:top w:val="single" w:color="DDDDDD" w:sz="1"/><w:left w:val="single" w:color="DDDDDD" w:sz="1"/><w:bottom w:val="single" w:color="DDDDDD" w:sz="1"/><w:right w:val="single" w:color="DDDDDD" w:sz="1"/></w:tcBorders><w:shd w:fill="F5F5F5" w:val="clear"/><w:tcMar><w:top w:type="dxa" w:w="80"/><w:left w:type="dxa" w:w="120"/><w:bottom w:type="dxa" w:w="80"/><w:right w:type="dxa" w:w="120"/></w:tcMar></w:tcPr><w:p><w:pPr><w:jc w:val="left"/></w:pPr><w:r><w:rPr><w:rFonts w:ascii="Arial" w:cs="Arial" w:eastAsia="Arial" w:hAnsi="Arial"/><w:color w:val="333333"/><w:sz w:val="20"/><w:szCs w:val="20"/></w:rPr><w:t xml:space="preserve">/hytek-group-logo.png (yellow on transparent — for dark backgrounds)</w:t></w:r></w:p></w:tc></w:tr><w:tr><w:tc><w:tcPr><w:tcW w:type="dxa" w:w="3000"/><w:tcBorders><w:top w:val="single" w:color="DDDDDD" w:sz="1"/><w:left w:val="single" w:color="DDDDDD" w:sz="1"/><w:bottom w:val="single" w:color="DDDDDD" w:sz="1"/><w:right w:val="single" w:color="DDDDDD" w:sz="1"/></w:tcBorders><w:shd w:fill="FFFFFF" w:val="clear"/><w:tcMar><w:top w:type="dxa" w:w="80"/><w:left w:type="dxa" w:w="120"/><w:bottom w:type="dxa" w:w="80"/><w:right w:type="dxa" w:w="120"/></w:tcMar></w:tcPr><w:p><w:pPr><w:jc w:val="left"/></w:pPr><w:r><w:rPr><w:rFonts w:ascii="Arial" w:cs="Arial" w:eastAsia="Arial" w:hAnsi="Arial"/><w:b/><w:bCs/><w:color w:val="333333"/><w:sz w:val="20"/><w:szCs w:val="20"/></w:rPr><w:t xml:space="preserve">Logo, inverted</w:t></w:r></w:p></w:tc><w:tc><w:tcPr><w:tcW w:type="dxa" w:w="6500"/><w:tcBorders><w:top w:val="single" w:color="DDDDDD" w:sz="1"/><w:left w:val="single" w:color="DDDDDD" w:sz="1"/><w:bottom w:val="single" w:color="DDDDDD" w:sz="1"/><w:right w:val="single" w:color="DDDDDD" w:sz="1"/></w:tcBorders><w:shd w:fill="FFFFFF" w:val="clear"/><w:tcMar><w:top w:type="dxa" w:w="80"/><w:left w:type="dxa" w:w="120"/><w:bottom w:type="dxa" w:w="80"/><w:right w:type="dxa" w:w="120"/></w:tcMar></w:tcPr><w:p><w:pPr><w:jc w:val="left"/></w:pPr><w:r><w:rPr><w:rFonts w:ascii="Arial" w:cs="Arial" w:eastAsia="Arial" w:hAnsi="Arial"/><w:color w:val="333333"/><w:sz w:val="20"/><w:szCs w:val="20"/></w:rPr><w:t xml:space="preserve">/hytek-group-logo-inverted.png (for light backgrounds)</w:t></w:r></w:p></w:tc></w:tr><w:tr><w:tc><w:tcPr><w:tcW w:type="dxa" w:w="3000"/><w:tcBorders><w:top w:val="single" w:color="DDDDDD" w:sz="1"/><w:left w:val="single" w:color="DDDDDD" w:sz="1"/><w:bottom w:val="single" w:color="DDDDDD" w:sz="1"/><w:right w:val="single" w:color="DDDDDD" w:sz="1"/></w:tcBorders><w:shd w:fill="F5F5F5" w:val="clear"/><w:tcMar><w:top w:type="dxa" w:w="80"/><w:left w:type="dxa" w:w="120"/><w:bottom w:type="dxa" w:w="80"/><w:right w:type="dxa" w:w="120"/></w:tcMar></w:tcPr><w:p><w:pPr><w:jc w:val="left"/></w:pPr><w:r><w:rPr><w:rFonts w:ascii="Arial" w:cs="Arial" w:eastAsia="Arial" w:hAnsi="Arial"/><w:b/><w:bCs/><w:color w:val="333333"/><w:sz w:val="20"/><w:szCs w:val="20"/></w:rPr><w:t xml:space="preserve">Logo, monochrome</w:t></w:r></w:p></w:tc><w:tc><w:tcPr><w:tcW w:type="dxa" w:w="6500"/><w:tcBorders><w:top w:val="single" w:color="DDDDDD" w:sz="1"/><w:left w:val="single" w:color="DDDDDD" w:sz="1"/><w:bottom w:val="single" w:color="DDDDDD" w:sz="1"/><w:right w:val="single" w:color="DDDDDD" w:sz="1"/></w:tcBorders><w:shd w:fill="F5F5F5" w:val="clear"/><w:tcMar><w:top w:type="dxa" w:w="80"/><w:left w:type="dxa" w:w="120"/><w:bottom w:type="dxa" w:w="80"/><w:right w:type="dxa" w:w="120"/></w:tcMar></w:tcPr><w:p><w:pPr><w:jc w:val="left"/></w:pPr><w:r><w:rPr><w:rFonts w:ascii="Arial" w:cs="Arial" w:eastAsia="Arial" w:hAnsi="Arial"/><w:color w:val="333333"/><w:sz w:val="20"/><w:szCs w:val="20"/></w:rPr><w:t xml:space="preserve">/hytek-group-logo-bw.png (print, faxes, low-color contexts)</w:t></w:r></w:p></w:tc></w:tr></w:tbl><w:p><w:pPr><w:spacing w:after="160" w:before="280"/></w:pPr><w:r><w:rPr><w:rFonts w:ascii="Arial" w:cs="Arial" w:eastAsia="Arial" w:hAnsi="Arial"/><w:b/><w:bCs/><w:color w:val="231F20"/><w:sz w:val="26"/><w:szCs w:val="26"/></w:rPr><w:t xml:space="preserve">Repos</w:t></w:r></w:p><w:tbl><w:tblPr><w:tblW w:type="dxa" w:w="9500"/><w:tblBorders><w:top w:val="single" w:color="auto" w:sz="4"/><w:left w:val="single" w:color="auto" w:sz="4"/><w:bottom w:val="single" w:color="auto" w:sz="4"/><w:right w:val="single" w:color="auto" w:sz="4"/><w:insideH w:val="single" w:color="auto" w:sz="4"/><w:insideV w:val="single" w:color="auto" w:sz="4"/></w:tblBorders></w:tblPr><w:tblGrid><w:gridCol w:w="100"/><w:gridCol w:w="100"/></w:tblGrid><w:tr><w:tc><w:tcPr><w:tcW w:type="dxa" w:w="3000"/><w:tcBorders><w:top w:val="single" w:color="DDDDDD" w:sz="1"/><w:left w:val="single" w:color="DDDDDD" w:sz="1"/><w:bottom w:val="single" w:color="DDDDDD" w:sz="1"/><w:right w:val="single" w:color="DDDDDD" w:sz="1"/></w:tcBorders><w:shd w:fill="231F20" w:val="clear"/><w:tcMar><w:top w:type="dxa" w:w="80"/><w:left w:type="dxa" w:w="120"/><w:bottom w:type="dxa" w:w="80"/><w:right w:type="dxa" w:w="120"/></w:tcMar></w:tcPr><w:p><w:r><w:rPr><w:rFonts w:ascii="Arial" w:cs="Arial" w:eastAsia="Arial" w:hAnsi="Arial"/><w:b/><w:bCs/><w:color w:val="FFFFFF"/><w:sz w:val="20"/><w:szCs w:val="20"/></w:rPr><w:t xml:space="preserve">Field / Setting</w:t></w:r></w:p></w:tc><w:tc><w:tcPr><w:tcW w:type="dxa" w:w="6500"/><w:tcBorders><w:top w:val="single" w:color="DDDDDD" w:sz="1"/><w:left w:val="single" w:color="DDDDDD" w:sz="1"/><w:bottom w:val="single" w:color="DDDDDD" w:sz="1"/><w:right w:val="single" w:color="DDDDDD" w:sz="1"/></w:tcBorders><w:shd w:fill="231F20" w:val="clear"/><w:tcMar><w:top w:type="dxa" w:w="80"/><w:left w:type="dxa" w:w="120"/><w:bottom w:type="dxa" w:w="80"/><w:right w:type="dxa" w:w="120"/></w:tcMar></w:tcPr><w:p><w:r><w:rPr><w:rFonts w:ascii="Arial" w:cs="Arial" w:eastAsia="Arial" w:hAnsi="Arial"/><w:b/><w:bCs/><w:color w:val="FFFFFF"/><w:sz w:val="20"/><w:szCs w:val="20"/></w:rPr><w:t xml:space="preserve">What an edit changes</w:t></w:r></w:p></w:tc></w:tr><w:tr><w:tc><w:tcPr><w:tcW w:type="dxa" w:w="3000"/><w:tcBorders><w:top w:val="single" w:color="DDDDDD" w:sz="1"/><w:left w:val="single" w:color="DDDDDD" w:sz="1"/><w:bottom w:val="single" w:color="DDDDDD" w:sz="1"/><w:right w:val="single" w:color="DDDDDD" w:sz="1"/></w:tcBorders><w:shd w:fill="F5F5F5" w:val="clear"/><w:tcMar><w:top w:type="dxa" w:w="80"/><w:left w:type="dxa" w:w="120"/><w:bottom w:type="dxa" w:w="80"/><w:right w:type="dxa" w:w="120"/></w:tcMar></w:tcPr><w:p><w:pPr><w:jc w:val="left"/></w:pPr><w:r><w:rPr><w:rFonts w:ascii="Arial" w:cs="Arial" w:eastAsia="Arial" w:hAnsi="Arial"/><w:b/><w:bCs/><w:color w:val="333333"/><w:sz w:val="20"/><w:szCs w:val="20"/></w:rPr><w:t xml:space="preserve">hytek-rfy-tools</w:t></w:r></w:p></w:tc><w:tc><w:tcPr><w:tcW w:type="dxa" w:w="6500"/><w:tcBorders><w:top w:val="single" w:color="DDDDDD" w:sz="1"/><w:left w:val="single" w:color="DDDDDD" w:sz="1"/><w:bottom w:val="single" w:color="DDDDDD" w:sz="1"/><w:right w:val="single" w:color="DDDDDD" w:sz="1"/></w:tcBorders><w:shd w:fill="F5F5F5" w:val="clear"/><w:tcMar><w:top w:type="dxa" w:w="80"/><w:left w:type="dxa" w:w="120"/><w:bottom w:type="dxa" w:w="80"/><w:right w:type="dxa" w:w="120"/></w:tcMar></w:tcPr><w:p><w:pPr><w:jc w:val="left"/></w:pPr><w:r><w:rPr><w:rFonts w:ascii="Arial" w:cs="Arial" w:eastAsia="Arial" w:hAnsi="Arial"/><w:color w:val="333333"/><w:sz w:val="20"/><w:szCs w:val="20"/></w:rPr><w:t xml:space="preserve">https://github.com/scotttextor/hytek-rfy-tools — this app (Next.js).</w:t></w:r></w:p></w:tc></w:tr><w:tr><w:tc><w:tcPr><w:tcW w:type="dxa" w:w="3000"/><w:tcBorders><w:top w:val="single" w:color="DDDDDD" w:sz="1"/><w:left w:val="single" w:color="DDDDDD" w:sz="1"/><w:bottom w:val="single" w:color="DDDDDD" w:sz="1"/><w:right w:val="single" w:color="DDDDDD" w:sz="1"/></w:tcBorders><w:shd w:fill="FFFFFF" w:val="clear"/><w:tcMar><w:top w:type="dxa" w:w="80"/><w:left w:type="dxa" w:w="120"/><w:bottom w:type="dxa" w:w="80"/><w:right w:type="dxa" w:w="120"/></w:tcMar></w:tcPr><w:p><w:pPr><w:jc w:val="left"/></w:pPr><w:r><w:rPr><w:rFonts w:ascii="Arial" w:cs="Arial" w:eastAsia="Arial" w:hAnsi="Arial"/><w:b/><w:bCs/><w:color w:val="333333"/><w:sz w:val="20"/><w:szCs w:val="20"/></w:rPr><w:t xml:space="preserve">hytek-rfy-codec</w:t></w:r></w:p></w:tc><w:tc><w:tcPr><w:tcW w:type="dxa" w:w="6500"/><w:tcBorders><w:top w:val="single" w:color="DDDDDD" w:sz="1"/><w:left w:val="single" w:color="DDDDDD" w:sz="1"/><w:bottom w:val="single" w:color="DDDDDD" w:sz="1"/><w:right w:val="single" w:color="DDDDDD" w:sz="1"/></w:tcBorders><w:shd w:fill="FFFFFF" w:val="clear"/><w:tcMar><w:top w:type="dxa" w:w="80"/><w:left w:type="dxa" w:w="120"/><w:bottom w:type="dxa" w:w="80"/><w:right w:type="dxa" w:w="120"/></w:tcMar></w:tcPr><w:p><w:pPr><w:jc w:val="left"/></w:pPr><w:r><w:rPr><w:rFonts w:ascii="Arial" w:cs="Arial" w:eastAsia="Arial" w:hAnsi="Arial"/><w:color w:val="333333"/><w:sz w:val="20"/><w:szCs w:val="20"/></w:rPr><w:t xml:space="preserve">https://github.com/scotttextor/hytek-rfy-codec — the codec library (decoder/encoder/rules).</w:t></w:r></w:p></w:tc></w:tr><w:tr><w:tc><w:tcPr><w:tcW w:type="dxa" w:w="3000"/><w:tcBorders><w:top w:val="single" w:color="DDDDDD" w:sz="1"/><w:left w:val="single" w:color="DDDDDD" w:sz="1"/><w:bottom w:val="single" w:color="DDDDDD" w:sz="1"/><w:right w:val="single" w:color="DDDDDD" w:sz="1"/></w:tcBorders><w:shd w:fill="F5F5F5" w:val="clear"/><w:tcMar><w:top w:type="dxa" w:w="80"/><w:left w:type="dxa" w:w="120"/><w:bottom w:type="dxa" w:w="80"/><w:right w:type="dxa" w:w="120"/></w:tcMar></w:tcPr><w:p><w:pPr><w:jc w:val="left"/></w:pPr><w:r><w:rPr><w:rFonts w:ascii="Arial" w:cs="Arial" w:eastAsia="Arial" w:hAnsi="Arial"/><w:b/><w:bCs/><w:color w:val="333333"/><w:sz w:val="20"/><w:szCs w:val="20"/></w:rPr><w:t xml:space="preserve">Live URL</w:t></w:r></w:p></w:tc><w:tc><w:tcPr><w:tcW w:type="dxa" w:w="6500"/><w:tcBorders><w:top w:val="single" w:color="DDDDDD" w:sz="1"/><w:left w:val="single" w:color="DDDDDD" w:sz="1"/><w:bottom w:val="single" w:color="DDDDDD" w:sz="1"/><w:right w:val="single" w:color="DDDDDD" w:sz="1"/></w:tcBorders><w:shd w:fill="F5F5F5" w:val="clear"/><w:tcMar><w:top w:type="dxa" w:w="80"/><w:left w:type="dxa" w:w="120"/><w:bottom w:type="dxa" w:w="80"/><w:right w:type="dxa" w:w="120"/></w:tcMar></w:tcPr><w:p><w:pPr><w:jc w:val="left"/></w:pPr><w:r><w:rPr><w:rFonts w:ascii="Arial" w:cs="Arial" w:eastAsia="Arial" w:hAnsi="Arial"/><w:color w:val="333333"/><w:sz w:val="20"/><w:szCs w:val="20"/></w:rPr><w:t xml:space="preserve">https://hytek-rfy-tools.vercel.app — auto-deploys from master.</w:t></w:r></w:p></w:tc></w:tr></w:tbl><w:p><w:pPr><w:spacing w:after="160" w:before="280"/></w:pPr><w:r><w:rPr><w:rFonts w:ascii="Arial" w:cs="Arial" w:eastAsia="Arial" w:hAnsi="Arial"/><w:b/><w:bCs/><w:color w:val="231F20"/><w:sz w:val="26"/><w:szCs w:val="26"/></w:rPr><w:t xml:space="preserve">Source-of-truth files</w:t></w:r></w:p><w:tbl><w:tblPr><w:tblW w:type="dxa" w:w="9500"/><w:tblBorders><w:top w:val="single" w:color="auto" w:sz="4"/><w:left w:val="single" w:color="auto" w:sz="4"/><w:bottom w:val="single" w:color="auto" w:sz="4"/><w:right w:val="single" w:color="auto" w:sz="4"/><w:insideH w:val="single" w:color="auto" w:sz="4"/><w:insideV w:val="single" w:color="auto" w:sz="4"/></w:tblBorders></w:tblPr><w:tblGrid><w:gridCol w:w="100"/><w:gridCol w:w="100"/></w:tblGrid><w:tr><w:tc><w:tcPr><w:tcW w:type="dxa" w:w="3000"/><w:tcBorders><w:top w:val="single" w:color="DDDDDD" w:sz="1"/><w:left w:val="single" w:color="DDDDDD" w:sz="1"/><w:bottom w:val="single" w:color="DDDDDD" w:sz="1"/><w:right w:val="single" w:color="DDDDDD" w:sz="1"/></w:tcBorders><w:shd w:fill="231F20" w:val="clear"/><w:tcMar><w:top w:type="dxa" w:w="80"/><w:left w:type="dxa" w:w="120"/><w:bottom w:type="dxa" w:w="80"/><w:right w:type="dxa" w:w="120"/></w:tcMar></w:tcPr><w:p><w:r><w:rPr><w:rFonts w:ascii="Arial" w:cs="Arial" w:eastAsia="Arial" w:hAnsi="Arial"/><w:b/><w:bCs/><w:color w:val="FFFFFF"/><w:sz w:val="20"/><w:szCs w:val="20"/></w:rPr><w:t xml:space="preserve">Field / Setting</w:t></w:r></w:p></w:tc><w:tc><w:tcPr><w:tcW w:type="dxa" w:w="6500"/><w:tcBorders><w:top w:val="single" w:color="DDDDDD" w:sz="1"/><w:left w:val="single" w:color="DDDDDD" w:sz="1"/><w:bottom w:val="single" w:color="DDDDDD" w:sz="1"/><w:right w:val="single" w:color="DDDDDD" w:sz="1"/></w:tcBorders><w:shd w:fill="231F20" w:val="clear"/><w:tcMar><w:top w:type="dxa" w:w="80"/><w:left w:type="dxa" w:w="120"/><w:bottom w:type="dxa" w:w="80"/><w:right w:type="dxa" w:w="120"/></w:tcMar></w:tcPr><w:p><w:r><w:rPr><w:rFonts w:ascii="Arial" w:cs="Arial" w:eastAsia="Arial" w:hAnsi="Arial"/><w:b/><w:bCs/><w:color w:val="FFFFFF"/><w:sz w:val="20"/><w:szCs w:val="20"/></w:rPr><w:t xml:space="preserve">What an edit changes</w:t></w:r></w:p></w:tc></w:tr><w:tr><w:tc><w:tcPr><w:tcW w:type="dxa" w:w="3000"/><w:tcBorders><w:top w:val="single" w:color="DDDDDD" w:sz="1"/><w:left w:val="single" w:color="DDDDDD" w:sz="1"/><w:bottom w:val="single" w:color="DDDDDD" w:sz="1"/><w:right w:val="single" w:color="DDDDDD" w:sz="1"/></w:tcBorders><w:shd w:fill="F5F5F5" w:val="clear"/><w:tcMar><w:top w:type="dxa" w:w="80"/><w:left w:type="dxa" w:w="120"/><w:bottom w:type="dxa" w:w="80"/><w:right w:type="dxa" w:w="120"/></w:tcMar></w:tcPr><w:p><w:pPr><w:jc w:val="left"/></w:pPr><w:r><w:rPr><w:rFonts w:ascii="Arial" w:cs="Arial" w:eastAsia="Arial" w:hAnsi="Arial"/><w:b/><w:bCs/><w:color w:val="333333"/><w:sz w:val="20"/><w:szCs w:val="20"/></w:rPr><w:t xml:space="preserve">Machine setups (factory)</w:t></w:r></w:p></w:tc><w:tc><w:tcPr><w:tcW w:type="dxa" w:w="6500"/><w:tcBorders><w:top w:val="single" w:color="DDDDDD" w:sz="1"/><w:left w:val="single" w:color="DDDDDD" w:sz="1"/><w:bottom w:val="single" w:color="DDDDDD" w:sz="1"/><w:right w:val="single" w:color="DDDDDD" w:sz="1"/></w:tcBorders><w:shd w:fill="F5F5F5" w:val="clear"/><w:tcMar><w:top w:type="dxa" w:w="80"/><w:left w:type="dxa" w:w="120"/><w:bottom w:type="dxa" w:w="80"/><w:right w:type="dxa" w:w="120"/></w:tcMar></w:tcPr><w:p><w:pPr><w:jc w:val="left"/></w:pPr><w:r><w:rPr><w:rFonts w:ascii="Arial" w:cs="Arial" w:eastAsia="Arial" w:hAnsi="Arial"/><w:color w:val="333333"/><w:sz w:val="20"/><w:szCs w:val="20"/></w:rPr><w:t xml:space="preserve">Y:\(08) DETAILING\(13) FRAMECAD\FrameCAD DETAILER\HYTEK MACHINE_FRAME TYPES\</w:t></w:r></w:p></w:tc></w:tr><w:tr><w:tc><w:tcPr><w:tcW w:type="dxa" w:w="3000"/><w:tcBorders><w:top w:val="single" w:color="DDDDDD" w:sz="1"/><w:left w:val="single" w:color="DDDDDD" w:sz="1"/><w:bottom w:val="single" w:color="DDDDDD" w:sz="1"/><w:right w:val="single" w:color="DDDDDD" w:sz="1"/></w:tcBorders><w:shd w:fill="FFFFFF" w:val="clear"/><w:tcMar><w:top w:type="dxa" w:w="80"/><w:left w:type="dxa" w:w="120"/><w:bottom w:type="dxa" w:w="80"/><w:right w:type="dxa" w:w="120"/></w:tcMar></w:tcPr><w:p><w:pPr><w:jc w:val="left"/></w:pPr><w:r><w:rPr><w:rFonts w:ascii="Arial" w:cs="Arial" w:eastAsia="Arial" w:hAnsi="Arial"/><w:b/><w:bCs/><w:color w:val="333333"/><w:sz w:val="20"/><w:szCs w:val="20"/></w:rPr><w:t xml:space="preserve">Machine setups (default ruleset)</w:t></w:r></w:p></w:tc><w:tc><w:tcPr><w:tcW w:type="dxa" w:w="6500"/><w:tcBorders><w:top w:val="single" w:color="DDDDDD" w:sz="1"/><w:left w:val="single" w:color="DDDDDD" w:sz="1"/><w:bottom w:val="single" w:color="DDDDDD" w:sz="1"/><w:right w:val="single" w:color="DDDDDD" w:sz="1"/></w:tcBorders><w:shd w:fill="FFFFFF" w:val="clear"/><w:tcMar><w:top w:type="dxa" w:w="80"/><w:left w:type="dxa" w:w="120"/><w:bottom w:type="dxa" w:w="80"/><w:right w:type="dxa" w:w="120"/></w:tcMar></w:tcPr><w:p><w:pPr><w:jc w:val="left"/></w:pPr><w:r><w:rPr><w:rFonts w:ascii="Arial" w:cs="Arial" w:eastAsia="Arial" w:hAnsi="Arial"/><w:color w:val="333333"/><w:sz w:val="20"/><w:szCs w:val="20"/></w:rPr><w:t xml:space="preserve">data/rulesets/default/machine-types.json (in repo)</w:t></w:r></w:p></w:tc></w:tr><w:tr><w:tc><w:tcPr><w:tcW w:type="dxa" w:w="3000"/><w:tcBorders><w:top w:val="single" w:color="DDDDDD" w:sz="1"/><w:left w:val="single" w:color="DDDDDD" w:sz="1"/><w:bottom w:val="single" w:color="DDDDDD" w:sz="1"/><w:right w:val="single" w:color="DDDDDD" w:sz="1"/></w:tcBorders><w:shd w:fill="F5F5F5" w:val="clear"/><w:tcMar><w:top w:type="dxa" w:w="80"/><w:left w:type="dxa" w:w="120"/><w:bottom w:type="dxa" w:w="80"/><w:right w:type="dxa" w:w="120"/></w:tcMar></w:tcPr><w:p><w:pPr><w:jc w:val="left"/></w:pPr><w:r><w:rPr><w:rFonts w:ascii="Arial" w:cs="Arial" w:eastAsia="Arial" w:hAnsi="Arial"/><w:b/><w:bCs/><w:color w:val="333333"/><w:sz w:val="20"/><w:szCs w:val="20"/></w:rPr><w:t xml:space="preserve">Frame types (factory)</w:t></w:r></w:p></w:tc><w:tc><w:tcPr><w:tcW w:type="dxa" w:w="6500"/><w:tcBorders><w:top w:val="single" w:color="DDDDDD" w:sz="1"/><w:left w:val="single" w:color="DDDDDD" w:sz="1"/><w:bottom w:val="single" w:color="DDDDDD" w:sz="1"/><w:right w:val="single" w:color="DDDDDD" w:sz="1"/></w:tcBorders><w:shd w:fill="F5F5F5" w:val="clear"/><w:tcMar><w:top w:type="dxa" w:w="80"/><w:left w:type="dxa" w:w="120"/><w:bottom w:type="dxa" w:w="80"/><w:right w:type="dxa" w:w="120"/></w:tcMar></w:tcPr><w:p><w:pPr><w:jc w:val="left"/></w:pPr><w:r><w:rPr><w:rFonts w:ascii="Arial" w:cs="Arial" w:eastAsia="Arial" w:hAnsi="Arial"/><w:color w:val="333333"/><w:sz w:val="20"/><w:szCs w:val="20"/></w:rPr><w:t xml:space="preserve">Y:\(08) DETAILING\(13) FRAMECAD\FrameCAD DETAILER\HYTEK MACHINE_FRAME TYPES\</w:t></w:r></w:p></w:tc></w:tr><w:tr><w:tc><w:tcPr><w:tcW w:type="dxa" w:w="3000"/><w:tcBorders><w:top w:val="single" w:color="DDDDDD" w:sz="1"/><w:left w:val="single" w:color="DDDDDD" w:sz="1"/><w:bottom w:val="single" w:color="DDDDDD" w:sz="1"/><w:right w:val="single" w:color="DDDDDD" w:sz="1"/></w:tcBorders><w:shd w:fill="FFFFFF" w:val="clear"/><w:tcMar><w:top w:type="dxa" w:w="80"/><w:left w:type="dxa" w:w="120"/><w:bottom w:type="dxa" w:w="80"/><w:right w:type="dxa" w:w="120"/></w:tcMar></w:tcPr><w:p><w:pPr><w:jc w:val="left"/></w:pPr><w:r><w:rPr><w:rFonts w:ascii="Arial" w:cs="Arial" w:eastAsia="Arial" w:hAnsi="Arial"/><w:b/><w:bCs/><w:color w:val="333333"/><w:sz w:val="20"/><w:szCs w:val="20"/></w:rPr><w:t xml:space="preserve">Frame types (default ruleset)</w:t></w:r></w:p></w:tc><w:tc><w:tcPr><w:tcW w:type="dxa" w:w="6500"/><w:tcBorders><w:top w:val="single" w:color="DDDDDD" w:sz="1"/><w:left w:val="single" w:color="DDDDDD" w:sz="1"/><w:bottom w:val="single" w:color="DDDDDD" w:sz="1"/><w:right w:val="single" w:color="DDDDDD" w:sz="1"/></w:tcBorders><w:shd w:fill="FFFFFF" w:val="clear"/><w:tcMar><w:top w:type="dxa" w:w="80"/><w:left w:type="dxa" w:w="120"/><w:bottom w:type="dxa" w:w="80"/><w:right w:type="dxa" w:w="120"/></w:tcMar></w:tcPr><w:p><w:pPr><w:jc w:val="left"/></w:pPr><w:r><w:rPr><w:rFonts w:ascii="Arial" w:cs="Arial" w:eastAsia="Arial" w:hAnsi="Arial"/><w:color w:val="333333"/><w:sz w:val="20"/><w:szCs w:val="20"/></w:rPr><w:t xml:space="preserve">data/rulesets/default/frame-types.json (in repo)</w:t></w:r></w:p></w:tc></w:tr><w:tr><w:tc><w:tcPr><w:tcW w:type="dxa" w:w="3000"/><w:tcBorders><w:top w:val="single" w:color="DDDDDD" w:sz="1"/><w:left w:val="single" w:color="DDDDDD" w:sz="1"/><w:bottom w:val="single" w:color="DDDDDD" w:sz="1"/><w:right w:val="single" w:color="DDDDDD" w:sz="1"/></w:tcBorders><w:shd w:fill="F5F5F5" w:val="clear"/><w:tcMar><w:top w:type="dxa" w:w="80"/><w:left w:type="dxa" w:w="120"/><w:bottom w:type="dxa" w:w="80"/><w:right w:type="dxa" w:w="120"/></w:tcMar></w:tcPr><w:p><w:pPr><w:jc w:val="left"/></w:pPr><w:r><w:rPr><w:rFonts w:ascii="Arial" w:cs="Arial" w:eastAsia="Arial" w:hAnsi="Arial"/><w:b/><w:bCs/><w:color w:val="333333"/><w:sz w:val="20"/><w:szCs w:val="20"/></w:rPr><w:t xml:space="preserve">Per-stick rule table</w:t></w:r></w:p></w:tc><w:tc><w:tcPr><w:tcW w:type="dxa" w:w="6500"/><w:tcBorders><w:top w:val="single" w:color="DDDDDD" w:sz="1"/><w:left w:val="single" w:color="DDDDDD" w:sz="1"/><w:bottom w:val="single" w:color="DDDDDD" w:sz="1"/><w:right w:val="single" w:color="DDDDDD" w:sz="1"/></w:tcBorders><w:shd w:fill="F5F5F5" w:val="clear"/><w:tcMar><w:top w:type="dxa" w:w="80"/><w:left w:type="dxa" w:w="120"/><w:bottom w:type="dxa" w:w="80"/><w:right w:type="dxa" w:w="120"/></w:tcMar></w:tcPr><w:p><w:pPr><w:jc w:val="left"/></w:pPr><w:r><w:rPr><w:rFonts w:ascii="Arial" w:cs="Arial" w:eastAsia="Arial" w:hAnsi="Arial"/><w:color w:val="333333"/><w:sz w:val="20"/><w:szCs w:val="20"/></w:rPr><w:t xml:space="preserve">src/rules/table.ts in hytek-rfy-codec (the encoder&apos;s rule registry)</w:t></w:r></w:p></w:tc></w:tr><w:tr><w:tc><w:tcPr><w:tcW w:type="dxa" w:w="3000"/><w:tcBorders><w:top w:val="single" w:color="DDDDDD" w:sz="1"/><w:left w:val="single" w:color="DDDDDD" w:sz="1"/><w:bottom w:val="single" w:color="DDDDDD" w:sz="1"/><w:right w:val="single" w:color="DDDDDD" w:sz="1"/></w:tcBorders><w:shd w:fill="FFFFFF" w:val="clear"/><w:tcMar><w:top w:type="dxa" w:w="80"/><w:left w:type="dxa" w:w="120"/><w:bottom w:type="dxa" w:w="80"/><w:right w:type="dxa" w:w="120"/></w:tcMar></w:tcPr><w:p><w:pPr><w:jc w:val="left"/></w:pPr><w:r><w:rPr><w:rFonts w:ascii="Arial" w:cs="Arial" w:eastAsia="Arial" w:hAnsi="Arial"/><w:b/><w:bCs/><w:color w:val="333333"/><w:sz w:val="20"/><w:szCs w:val="20"/></w:rPr><w:t xml:space="preserve">Frame-context rules</w:t></w:r></w:p></w:tc><w:tc><w:tcPr><w:tcW w:type="dxa" w:w="6500"/><w:tcBorders><w:top w:val="single" w:color="DDDDDD" w:sz="1"/><w:left w:val="single" w:color="DDDDDD" w:sz="1"/><w:bottom w:val="single" w:color="DDDDDD" w:sz="1"/><w:right w:val="single" w:color="DDDDDD" w:sz="1"/></w:tcBorders><w:shd w:fill="FFFFFF" w:val="clear"/><w:tcMar><w:top w:type="dxa" w:w="80"/><w:left w:type="dxa" w:w="120"/><w:bottom w:type="dxa" w:w="80"/><w:right w:type="dxa" w:w="120"/></w:tcMar></w:tcPr><w:p><w:pPr><w:jc w:val="left"/></w:pPr><w:r><w:rPr><w:rFonts w:ascii="Arial" w:cs="Arial" w:eastAsia="Arial" w:hAnsi="Arial"/><w:color w:val="333333"/><w:sz w:val="20"/><w:szCs w:val="20"/></w:rPr><w:t xml:space="preserve">src/rules/frame-context.ts in hytek-rfy-codec</w:t></w:r></w:p></w:tc></w:tr></w:tbl><w:p><w:pPr><w:spacing w:after="160" w:before="280"/></w:pPr><w:r><w:rPr><w:rFonts w:ascii="Arial" w:cs="Arial" w:eastAsia="Arial" w:hAnsi="Arial"/><w:b/><w:bCs/><w:color w:val="231F20"/><w:sz w:val="26"/><w:szCs w:val="26"/></w:rPr><w:t xml:space="preserve">Diff harness scripts</w:t></w:r></w:p><w:tbl><w:tblPr><w:tblW w:type="dxa" w:w="9500"/><w:tblBorders><w:top w:val="single" w:color="auto" w:sz="4"/><w:left w:val="single" w:color="auto" w:sz="4"/><w:bottom w:val="single" w:color="auto" w:sz="4"/><w:right w:val="single" w:color="auto" w:sz="4"/><w:insideH w:val="single" w:color="auto" w:sz="4"/><w:insideV w:val="single" w:color="auto" w:sz="4"/></w:tblBorders></w:tblPr><w:tblGrid><w:gridCol w:w="100"/><w:gridCol w:w="100"/></w:tblGrid><w:tr><w:tc><w:tcPr><w:tcW w:type="dxa" w:w="3000"/><w:tcBorders><w:top w:val="single" w:color="DDDDDD" w:sz="1"/><w:left w:val="single" w:color="DDDDDD" w:sz="1"/><w:bottom w:val="single" w:color="DDDDDD" w:sz="1"/><w:right w:val="single" w:color="DDDDDD" w:sz="1"/></w:tcBorders><w:shd w:fill="231F20" w:val="clear"/><w:tcMar><w:top w:type="dxa" w:w="80"/><w:left w:type="dxa" w:w="120"/><w:bottom w:type="dxa" w:w="80"/><w:right w:type="dxa" w:w="120"/></w:tcMar></w:tcPr><w:p><w:r><w:rPr><w:rFonts w:ascii="Arial" w:cs="Arial" w:eastAsia="Arial" w:hAnsi="Arial"/><w:b/><w:bCs/><w:color w:val="FFFFFF"/><w:sz w:val="20"/><w:szCs w:val="20"/></w:rPr><w:t xml:space="preserve">Field / Setting</w:t></w:r></w:p></w:tc><w:tc><w:tcPr><w:tcW w:type="dxa" w:w="6500"/><w:tcBorders><w:top w:val="single" w:color="DDDDDD" w:sz="1"/><w:left w:val="single" w:color="DDDDDD" w:sz="1"/><w:bottom w:val="single" w:color="DDDDDD" w:sz="1"/><w:right w:val="single" w:color="DDDDDD" w:sz="1"/></w:tcBorders><w:shd w:fill="231F20" w:val="clear"/><w:tcMar><w:top w:type="dxa" w:w="80"/><w:left w:type="dxa" w:w="120"/><w:bottom w:type="dxa" w:w="80"/><w:right w:type="dxa" w:w="120"/></w:tcMar></w:tcPr><w:p><w:r><w:rPr><w:rFonts w:ascii="Arial" w:cs="Arial" w:eastAsia="Arial" w:hAnsi="Arial"/><w:b/><w:bCs/><w:color w:val="FFFFFF"/><w:sz w:val="20"/><w:szCs w:val="20"/></w:rPr><w:t xml:space="preserve">What an edit changes</w:t></w:r></w:p></w:tc></w:tr><w:tr><w:tc><w:tcPr><w:tcW w:type="dxa" w:w="3000"/><w:tcBorders><w:top w:val="single" w:color="DDDDDD" w:sz="1"/><w:left w:val="single" w:color="DDDDDD" w:sz="1"/><w:bottom w:val="single" w:color="DDDDDD" w:sz="1"/><w:right w:val="single" w:color="DDDDDD" w:sz="1"/></w:tcBorders><w:shd w:fill="F5F5F5" w:val="clear"/><w:tcMar><w:top w:type="dxa" w:w="80"/><w:left w:type="dxa" w:w="120"/><w:bottom w:type="dxa" w:w="80"/><w:right w:type="dxa" w:w="120"/></w:tcMar></w:tcPr><w:p><w:pPr><w:jc w:val="left"/></w:pPr><w:r><w:rPr><w:rFonts w:ascii="Arial" w:cs="Arial" w:eastAsia="Arial" w:hAnsi="Arial"/><w:b/><w:bCs/><w:color w:val="333333"/><w:sz w:val="20"/><w:szCs w:val="20"/></w:rPr><w:t xml:space="preserve">scripts/diff-vs-detailer.mjs</w:t></w:r></w:p></w:tc><w:tc><w:tcPr><w:tcW w:type="dxa" w:w="6500"/><w:tcBorders><w:top w:val="single" w:color="DDDDDD" w:sz="1"/><w:left w:val="single" w:color="DDDDDD" w:sz="1"/><w:bottom w:val="single" w:color="DDDDDD" w:sz="1"/><w:right w:val="single" w:color="DDDDDD" w:sz="1"/></w:tcBorders><w:shd w:fill="F5F5F5" w:val="clear"/><w:tcMar><w:top w:type="dxa" w:w="80"/><w:left w:type="dxa" w:w="120"/><w:bottom w:type="dxa" w:w="80"/><w:right w:type="dxa" w:w="120"/></w:tcMar></w:tcPr><w:p><w:pPr><w:jc w:val="left"/></w:pPr><w:r><w:rPr><w:rFonts w:ascii="Arial" w:cs="Arial" w:eastAsia="Arial" w:hAnsi="Arial"/><w:color w:val="333333"/><w:sz w:val="20"/><w:szCs w:val="20"/></w:rPr><w:t xml:space="preserve">Op-level diff: input.xml + ref.rfy → matched/missing/extra ops report.</w:t></w:r></w:p></w:tc></w:tr><w:tr><w:tc><w:tcPr><w:tcW w:type="dxa" w:w="3000"/><w:tcBorders><w:top w:val="single" w:color="DDDDDD" w:sz="1"/><w:left w:val="single" w:color="DDDDDD" w:sz="1"/><w:bottom w:val="single" w:color="DDDDDD" w:sz="1"/><w:right w:val="single" w:color="DDDDDD" w:sz="1"/></w:tcBorders><w:shd w:fill="FFFFFF" w:val="clear"/><w:tcMar><w:top w:type="dxa" w:w="80"/><w:left w:type="dxa" w:w="120"/><w:bottom w:type="dxa" w:w="80"/><w:right w:type="dxa" w:w="120"/></w:tcMar></w:tcPr><w:p><w:pPr><w:jc w:val="left"/></w:pPr><w:r><w:rPr><w:rFonts w:ascii="Arial" w:cs="Arial" w:eastAsia="Arial" w:hAnsi="Arial"/><w:b/><w:bCs/><w:color w:val="333333"/><w:sz w:val="20"/><w:szCs w:val="20"/></w:rPr><w:t xml:space="preserve">scripts/diff-sweep.mjs</w:t></w:r></w:p></w:tc><w:tc><w:tcPr><w:tcW w:type="dxa" w:w="6500"/><w:tcBorders><w:top w:val="single" w:color="DDDDDD" w:sz="1"/><w:left w:val="single" w:color="DDDDDD" w:sz="1"/><w:bottom w:val="single" w:color="DDDDDD" w:sz="1"/><w:right w:val="single" w:color="DDDDDD" w:sz="1"/></w:tcBorders><w:shd w:fill="FFFFFF" w:val="clear"/><w:tcMar><w:top w:type="dxa" w:w="80"/><w:left w:type="dxa" w:w="120"/><w:bottom w:type="dxa" w:w="80"/><w:right w:type="dxa" w:w="120"/></w:tcMar></w:tcPr><w:p><w:pPr><w:jc w:val="left"/></w:pPr><w:r><w:rPr><w:rFonts w:ascii="Arial" w:cs="Arial" w:eastAsia="Arial" w:hAnsi="Arial"/><w:color w:val="333333"/><w:sz w:val="20"/><w:szCs w:val="20"/></w:rPr><w:t xml:space="preserve">Op-level corpus sweep — runs diff-vs-detailer over every paired job in a folder.</w:t></w:r></w:p></w:tc></w:tr><w:tr><w:tc><w:tcPr><w:tcW w:type="dxa" w:w="3000"/><w:tcBorders><w:top w:val="single" w:color="DDDDDD" w:sz="1"/><w:left w:val="single" w:color="DDDDDD" w:sz="1"/><w:bottom w:val="single" w:color="DDDDDD" w:sz="1"/><w:right w:val="single" w:color="DDDDDD" w:sz="1"/></w:tcBorders><w:shd w:fill="F5F5F5" w:val="clear"/><w:tcMar><w:top w:type="dxa" w:w="80"/><w:left w:type="dxa" w:w="120"/><w:bottom w:type="dxa" w:w="80"/><w:right w:type="dxa" w:w="120"/></w:tcMar></w:tcPr><w:p><w:pPr><w:jc w:val="left"/></w:pPr><w:r><w:rPr><w:rFonts w:ascii="Arial" w:cs="Arial" w:eastAsia="Arial" w:hAnsi="Arial"/><w:b/><w:bCs/><w:color w:val="333333"/><w:sz w:val="20"/><w:szCs w:val="20"/></w:rPr><w:t xml:space="preserve">scripts/csv-diff-roundtrip.mjs</w:t></w:r></w:p></w:tc><w:tc><w:tcPr><w:tcW w:type="dxa" w:w="6500"/><w:tcBorders><w:top w:val="single" w:color="DDDDDD" w:sz="1"/><w:left w:val="single" w:color="DDDDDD" w:sz="1"/><w:bottom w:val="single" w:color="DDDDDD" w:sz="1"/><w:right w:val="single" w:color="DDDDDD" w:sz="1"/></w:tcBorders><w:shd w:fill="F5F5F5" w:val="clear"/><w:tcMar><w:top w:type="dxa" w:w="80"/><w:left w:type="dxa" w:w="120"/><w:bottom w:type="dxa" w:w="80"/><w:right w:type="dxa" w:w="120"/></w:tcMar></w:tcPr><w:p><w:pPr><w:jc w:val="left"/></w:pPr><w:r><w:rPr><w:rFonts w:ascii="Arial" w:cs="Arial" w:eastAsia="Arial" w:hAnsi="Arial"/><w:color w:val="333333"/><w:sz w:val="20"/><w:szCs w:val="20"/></w:rPr><w:t xml:space="preserve">Round-trip CSV diff: decode ref.rfy → CSV vs Detailer&apos;s emitted CSV.</w:t></w:r></w:p></w:tc></w:tr><w:tr><w:tc><w:tcPr><w:tcW w:type="dxa" w:w="3000"/><w:tcBorders><w:top w:val="single" w:color="DDDDDD" w:sz="1"/><w:left w:val="single" w:color="DDDDDD" w:sz="1"/><w:bottom w:val="single" w:color="DDDDDD" w:sz="1"/><w:right w:val="single" w:color="DDDDDD" w:sz="1"/></w:tcBorders><w:shd w:fill="FFFFFF" w:val="clear"/><w:tcMar><w:top w:type="dxa" w:w="80"/><w:left w:type="dxa" w:w="120"/><w:bottom w:type="dxa" w:w="80"/><w:right w:type="dxa" w:w="120"/></w:tcMar></w:tcPr><w:p><w:pPr><w:jc w:val="left"/></w:pPr><w:r><w:rPr><w:rFonts w:ascii="Arial" w:cs="Arial" w:eastAsia="Arial" w:hAnsi="Arial"/><w:b/><w:bCs/><w:color w:val="333333"/><w:sz w:val="20"/><w:szCs w:val="20"/></w:rPr><w:t xml:space="preserve">scripts/csv-diff-vs-detailer.mjs</w:t></w:r></w:p></w:tc><w:tc><w:tcPr><w:tcW w:type="dxa" w:w="6500"/><w:tcBorders><w:top w:val="single" w:color="DDDDDD" w:sz="1"/><w:left w:val="single" w:color="DDDDDD" w:sz="1"/><w:bottom w:val="single" w:color="DDDDDD" w:sz="1"/><w:right w:val="single" w:color="DDDDDD" w:sz="1"/></w:tcBorders><w:shd w:fill="FFFFFF" w:val="clear"/><w:tcMar><w:top w:type="dxa" w:w="80"/><w:left w:type="dxa" w:w="120"/><w:bottom w:type="dxa" w:w="80"/><w:right w:type="dxa" w:w="120"/></w:tcMar></w:tcPr><w:p><w:pPr><w:jc w:val="left"/></w:pPr><w:r><w:rPr><w:rFonts w:ascii="Arial" w:cs="Arial" w:eastAsia="Arial" w:hAnsi="Arial"/><w:color w:val="333333"/><w:sz w:val="20"/><w:szCs w:val="20"/></w:rPr><w:t xml:space="preserve">Full-pipeline CSV diff: ours-csv vs ref-from-rfy-csv vs Detailer-csv.</w:t></w:r></w:p></w:tc></w:tr><w:tr><w:tc><w:tcPr><w:tcW w:type="dxa" w:w="3000"/><w:tcBorders><w:top w:val="single" w:color="DDDDDD" w:sz="1"/><w:left w:val="single" w:color="DDDDDD" w:sz="1"/><w:bottom w:val="single" w:color="DDDDDD" w:sz="1"/><w:right w:val="single" w:color="DDDDDD" w:sz="1"/></w:tcBorders><w:shd w:fill="F5F5F5" w:val="clear"/><w:tcMar><w:top w:type="dxa" w:w="80"/><w:left w:type="dxa" w:w="120"/><w:bottom w:type="dxa" w:w="80"/><w:right w:type="dxa" w:w="120"/></w:tcMar></w:tcPr><w:p><w:pPr><w:jc w:val="left"/></w:pPr><w:r><w:rPr><w:rFonts w:ascii="Arial" w:cs="Arial" w:eastAsia="Arial" w:hAnsi="Arial"/><w:b/><w:bCs/><w:color w:val="333333"/><w:sz w:val="20"/><w:szCs w:val="20"/></w:rPr><w:t xml:space="preserve">scripts/csv-diff-pipeline.mjs</w:t></w:r></w:p></w:tc><w:tc><w:tcPr><w:tcW w:type="dxa" w:w="6500"/><w:tcBorders><w:top w:val="single" w:color="DDDDDD" w:sz="1"/><w:left w:val="single" w:color="DDDDDD" w:sz="1"/><w:bottom w:val="single" w:color="DDDDDD" w:sz="1"/><w:right w:val="single" w:color="DDDDDD" w:sz="1"/></w:tcBorders><w:shd w:fill="F5F5F5" w:val="clear"/><w:tcMar><w:top w:type="dxa" w:w="80"/><w:left w:type="dxa" w:w="120"/><w:bottom w:type="dxa" w:w="80"/><w:right w:type="dxa" w:w="120"/></w:tcMar></w:tcPr><w:p><w:pPr><w:jc w:val="left"/></w:pPr><w:r><w:rPr><w:rFonts w:ascii="Arial" w:cs="Arial" w:eastAsia="Arial" w:hAnsi="Arial"/><w:color w:val="333333"/><w:sz w:val="20"/><w:szCs w:val="20"/></w:rPr><w:t xml:space="preserve">One-shot wrapper running both RFY and CSV diffs.</w:t></w:r></w:p></w:tc></w:tr><w:tr><w:tc><w:tcPr><w:tcW w:type="dxa" w:w="3000"/><w:tcBorders><w:top w:val="single" w:color="DDDDDD" w:sz="1"/><w:left w:val="single" w:color="DDDDDD" w:sz="1"/><w:bottom w:val="single" w:color="DDDDDD" w:sz="1"/><w:right w:val="single" w:color="DDDDDD" w:sz="1"/></w:tcBorders><w:shd w:fill="FFFFFF" w:val="clear"/><w:tcMar><w:top w:type="dxa" w:w="80"/><w:left w:type="dxa" w:w="120"/><w:bottom w:type="dxa" w:w="80"/><w:right w:type="dxa" w:w="120"/></w:tcMar></w:tcPr><w:p><w:pPr><w:jc w:val="left"/></w:pPr><w:r><w:rPr><w:rFonts w:ascii="Arial" w:cs="Arial" w:eastAsia="Arial" w:hAnsi="Arial"/><w:b/><w:bCs/><w:color w:val="333333"/><w:sz w:val="20"/><w:szCs w:val="20"/></w:rPr><w:t xml:space="preserve">scripts/csv-diff-sweep.mjs</w:t></w:r></w:p></w:tc><w:tc><w:tcPr><w:tcW w:type="dxa" w:w="6500"/><w:tcBorders><w:top w:val="single" w:color="DDDDDD" w:sz="1"/><w:left w:val="single" w:color="DDDDDD" w:sz="1"/><w:bottom w:val="single" w:color="DDDDDD" w:sz="1"/><w:right w:val="single" w:color="DDDDDD" w:sz="1"/></w:tcBorders><w:shd w:fill="FFFFFF" w:val="clear"/><w:tcMar><w:top w:type="dxa" w:w="80"/><w:left w:type="dxa" w:w="120"/><w:bottom w:type="dxa" w:w="80"/><w:right w:type="dxa" w:w="120"/></w:tcMar></w:tcPr><w:p><w:pPr><w:jc w:val="left"/></w:pPr><w:r><w:rPr><w:rFonts w:ascii="Arial" w:cs="Arial" w:eastAsia="Arial" w:hAnsi="Arial"/><w:color w:val="333333"/><w:sz w:val="20"/><w:szCs w:val="20"/></w:rPr><w:t xml:space="preserve">CSV-level corpus sweep with 3-way summary table.</w:t></w:r></w:p></w:tc></w:tr></w:tbl><w:sectPr><w:headerReference w:type="default" r:id="rId7"/><w:footerReference w:type="default" r:id="rId8"/><w:pgSz w:w="11906" w:h="16838" w:orient="portrait"/><w:pgMar w:top="720" w:right="720" w:bottom="720" w:left="720" w:header="708" w:footer="708" w:gutter="0"/><w:pgNumType/><w:docGrid w:linePitch="360"/></w:sectPr></w:body></w:document>
+<file path=word/document.xml><?xml version="1.0" encoding="utf-8"?>
+<w:document xmlns:wpc="http://schemas.microsoft.com/office/word/2010/wordprocessingCanvas" xmlns:mc="http://schemas.openxmlformats.org/markup-compatibility/2006" xmlns:o="urn:schemas-microsoft-com:office:office" xmlns:r="http://schemas.openxmlformats.org/officeDocument/2006/relationships" xmlns:m="http://schemas.openxmlformats.org/officeDocument/2006/math" xmlns:v="urn:schemas-microsoft-com:vml" xmlns:wp14="http://schemas.microsoft.com/office/word/2010/wordprocessingDrawing" xmlns:wp="http://schemas.openxmlformats.org/drawingml/2006/wordprocessingDrawing" xmlns:w10="urn:schemas-microsoft-com:office:word" xmlns:w="http://schemas.openxmlformats.org/wordprocessingml/2006/main" xmlns:w14="http://schemas.microsoft.com/office/word/2010/wordml" xmlns:w15="http://schemas.microsoft.com/office/word/2012/wordml" xmlns:wpg="http://schemas.microsoft.com/office/word/2010/wordprocessingGroup" xmlns:wpi="http://schemas.microsoft.com/office/word/2010/wordprocessingInk" xmlns:wne="http://schemas.microsoft.com/office/word/2006/wordml" xmlns:wps="http://schemas.microsoft.com/office/word/2010/wordprocessingShape" xmlns:cx="http://schemas.microsoft.com/office/drawing/2014/chartex" xmlns:cx1="http://schemas.microsoft.com/office/drawing/2015/9/8/chartex" xmlns:cx2="http://schemas.microsoft.com/office/drawing/2015/10/21/chartex" xmlns:cx3="http://schemas.microsoft.com/office/drawing/2016/5/9/chartex" xmlns:cx4="http://schemas.microsoft.com/office/drawing/2016/5/10/chartex" xmlns:cx5="http://schemas.microsoft.com/office/drawing/2016/5/11/chartex" xmlns:cx6="http://schemas.microsoft.com/office/drawing/2016/5/12/chartex" xmlns:cx7="http://schemas.microsoft.com/office/drawing/2016/5/13/chartex" xmlns:cx8="http://schemas.microsoft.com/office/drawing/2016/5/14/chartex" xmlns:aink="http://schemas.microsoft.com/office/drawing/2016/ink" xmlns:am3d="http://schemas.microsoft.com/office/drawing/2017/model3d" xmlns:w16cex="http://schemas.microsoft.com/office/word/2018/wordml/cex" xmlns:w16cid="http://schemas.microsoft.com/office/word/2016/wordml/cid" xmlns:w16="http://schemas.microsoft.com/office/word/2018/wordml" xmlns:w16sdtdh="http://schemas.microsoft.com/office/word/2020/wordml/sdtdatahash" xmlns:w16se="http://schemas.microsoft.com/office/word/2015/wordml/symex" mc:Ignorable="w14 w15 wp14">
+  <w:body>
+    <w:p>
+      <w:pPr>
+        <w:spacing w:after="120" w:before="600"/>
+        <w:jc w:val="center"/>
+      </w:pPr>
+      <w:r>
+        <w:rPr>
+          <w:rFonts w:ascii="Arial" w:cs="Arial" w:eastAsia="Arial" w:hAnsi="Arial"/>
+          <w:b/>
+          <w:bCs/>
+          <w:color w:val="231F20"/>
+          <w:sz w:val="56"/>
+          <w:szCs w:val="56"/>
+        </w:rPr>
+        <w:t xml:space="preserve">HYTEK RFY Tools</w:t>
+      </w:r>
+    </w:p>
+    <w:p>
+      <w:pPr>
+        <w:spacing w:after="240" w:before="0"/>
+        <w:jc w:val="center"/>
+      </w:pPr>
+      <w:r>
+        <w:rPr>
+          <w:rFonts w:ascii="Arial" w:cs="Arial" w:eastAsia="Arial" w:hAnsi="Arial"/>
+          <w:b/>
+          <w:bCs/>
+          <w:color w:val="FFCB05"/>
+          <w:sz w:val="44"/>
+          <w:szCs w:val="44"/>
+        </w:rPr>
+        <w:t xml:space="preserve">User Guide</w:t>
+      </w:r>
+    </w:p>
+    <w:p>
+      <w:pPr>
+        <w:spacing w:after="0" w:before="0"/>
+        <w:jc w:val="center"/>
+      </w:pPr>
+      <w:r>
+        <w:rPr>
+          <w:rFonts w:ascii="Arial" w:cs="Arial" w:eastAsia="Arial" w:hAnsi="Arial"/>
+          <w:i/>
+          <w:iCs/>
+          <w:color w:val="666666"/>
+          <w:sz w:val="24"/>
+          <w:szCs w:val="24"/>
+        </w:rPr>
+        <w:t xml:space="preserve">How to use the rule editor, regression dashboard,</w:t>
+      </w:r>
+    </w:p>
+    <w:p>
+      <w:pPr>
+        <w:spacing w:after="480" w:before="0"/>
+        <w:jc w:val="center"/>
+      </w:pPr>
+      <w:r>
+        <w:rPr>
+          <w:rFonts w:ascii="Arial" w:cs="Arial" w:eastAsia="Arial" w:hAnsi="Arial"/>
+          <w:i/>
+          <w:iCs/>
+          <w:color w:val="666666"/>
+          <w:sz w:val="24"/>
+          <w:szCs w:val="24"/>
+        </w:rPr>
+        <w:t xml:space="preserve">and what every edit actually changes</w:t>
+      </w:r>
+    </w:p>
+    <w:p>
+      <w:pPr>
+        <w:spacing w:after="600" w:before="0"/>
+        <w:jc w:val="center"/>
+      </w:pPr>
+      <w:r>
+        <w:rPr>
+          <w:rFonts w:ascii="Arial" w:cs="Arial" w:eastAsia="Arial" w:hAnsi="Arial"/>
+          <w:color w:val="666666"/>
+          <w:sz w:val="18"/>
+          <w:szCs w:val="18"/>
+        </w:rPr>
+        <w:t xml:space="preserve">Generated 03/05/2026  ·  hytek-rfy-tools.vercel.app</w:t>
+      </w:r>
+    </w:p>
+    <w:p>
+      <w:pPr>
+        <w:spacing w:after="800" w:before="0"/>
+        <w:jc w:val="left"/>
+      </w:pPr>
+      <w:r>
+        <w:rPr>
+          <w:rFonts w:ascii="Arial" w:cs="Arial" w:eastAsia="Arial" w:hAnsi="Arial"/>
+          <w:color w:val="333333"/>
+          <w:sz w:val="21"/>
+          <w:szCs w:val="21"/>
+        </w:rPr>
+        <w:t xml:space="preserve"/>
+      </w:r>
+    </w:p>
+    <w:p>
+      <w:pPr>
+        <w:spacing w:after="200" w:before="360"/>
+        <w:jc w:val="left"/>
+      </w:pPr>
+      <w:r>
+        <w:rPr>
+          <w:rFonts w:ascii="Arial" w:cs="Arial" w:eastAsia="Arial" w:hAnsi="Arial"/>
+          <w:b/>
+          <w:bCs/>
+          <w:color w:val="231F20"/>
+          <w:sz w:val="36"/>
+          <w:szCs w:val="36"/>
+        </w:rPr>
+        <w:t xml:space="preserve">1. What is HYTEK RFY Tools?</w:t>
+      </w:r>
+    </w:p>
+    <w:p>
+      <w:pPr>
+        <w:spacing w:after="120" w:before="0"/>
+        <w:jc w:val="left"/>
+      </w:pPr>
+      <w:r>
+        <w:rPr>
+          <w:rFonts w:ascii="Arial" w:cs="Arial" w:eastAsia="Arial" w:hAnsi="Arial"/>
+          <w:color w:val="333333"/>
+          <w:sz w:val="21"/>
+          <w:szCs w:val="21"/>
+        </w:rPr>
+        <w:t xml:space="preserve">HYTEK RFY Tools is the standalone web app that replaces FrameCAD Detailer for HYTEK's F300i rollformer. It does three things:</w:t>
+      </w:r>
+    </w:p>
+    <w:p>
+      <w:pPr>
+        <w:spacing w:after="60" w:before="0"/>
+        <w:jc w:val="left"/>
+      </w:pPr>
+      <w:r>
+        <w:rPr>
+          <w:rFonts w:ascii="Arial" w:cs="Arial" w:eastAsia="Arial" w:hAnsi="Arial"/>
+          <w:color w:val="333333"/>
+          <w:sz w:val="21"/>
+          <w:szCs w:val="21"/>
+        </w:rPr>
+        <w:t xml:space="preserve">• Decodes encrypted .rfy files and emits readable XML, CSV, and op summaries.</w:t>
+      </w:r>
+    </w:p>
+    <w:p>
+      <w:pPr>
+        <w:spacing w:after="60" w:before="0"/>
+        <w:jc w:val="left"/>
+      </w:pPr>
+      <w:r>
+        <w:rPr>
+          <w:rFonts w:ascii="Arial" w:cs="Arial" w:eastAsia="Arial" w:hAnsi="Arial"/>
+          <w:color w:val="333333"/>
+          <w:sz w:val="21"/>
+          <w:szCs w:val="21"/>
+        </w:rPr>
+        <w:t xml:space="preserve">• Encodes RFY files from input XML using HYTEK's own machine setups and frame-type rules — bypassing Detailer entirely.</w:t>
+      </w:r>
+    </w:p>
+    <w:p>
+      <w:pPr>
+        <w:spacing w:after="60" w:before="0"/>
+        <w:jc w:val="left"/>
+      </w:pPr>
+      <w:r>
+        <w:rPr>
+          <w:rFonts w:ascii="Arial" w:cs="Arial" w:eastAsia="Arial" w:hAnsi="Arial"/>
+          <w:color w:val="333333"/>
+          <w:sz w:val="21"/>
+          <w:szCs w:val="21"/>
+        </w:rPr>
+        <w:t xml:space="preserve">• Lets you edit the rule sets that drive the encoder, save named templates, roll back, and verify output via a regression dashboard.</w:t>
+      </w:r>
+    </w:p>
+    <w:p>
+      <w:pPr>
+        <w:spacing w:after="120" w:before="0"/>
+        <w:jc w:val="left"/>
+      </w:pPr>
+      <w:r>
+        <w:rPr>
+          <w:rFonts w:ascii="Arial" w:cs="Arial" w:eastAsia="Arial" w:hAnsi="Arial"/>
+          <w:b/>
+          <w:bCs/>
+          <w:color w:val="333333"/>
+          <w:sz w:val="21"/>
+          <w:szCs w:val="21"/>
+        </w:rPr>
+        <w:t xml:space="preserve">Live URL:  https://hytek-rfy-tools.vercel.app</w:t>
+      </w:r>
+    </w:p>
+    <w:p>
+      <w:pPr>
+        <w:spacing w:after="160" w:before="280"/>
+        <w:jc w:val="left"/>
+      </w:pPr>
+      <w:r>
+        <w:rPr>
+          <w:rFonts w:ascii="Arial" w:cs="Arial" w:eastAsia="Arial" w:hAnsi="Arial"/>
+          <w:b/>
+          <w:bCs/>
+          <w:color w:val="231F20"/>
+          <w:sz w:val="28"/>
+          <w:szCs w:val="28"/>
+        </w:rPr>
+        <w:t xml:space="preserve">Why this app exists</w:t>
+      </w:r>
+    </w:p>
+    <w:p>
+      <w:pPr>
+        <w:spacing w:after="120" w:before="0"/>
+        <w:jc w:val="left"/>
+      </w:pPr>
+      <w:r>
+        <w:rPr>
+          <w:rFonts w:ascii="Arial" w:cs="Arial" w:eastAsia="Arial" w:hAnsi="Arial"/>
+          <w:color w:val="333333"/>
+          <w:sz w:val="21"/>
+          <w:szCs w:val="21"/>
+        </w:rPr>
+        <w:t xml:space="preserve">FrameCAD Detailer 5.3.4.0 is end-of-life — the licence on the workshop PC has already expired (showed "01 Jan 1970"). When it stops opening jobs, the F300i has no way to receive new RFY files unless we generate them ourselves. HYTEK RFY Tools is that fallback.</w:t>
+      </w:r>
+    </w:p>
+    <w:p>
+      <w:pPr>
+        <w:spacing w:after="120" w:before="0"/>
+        <w:jc w:val="left"/>
+      </w:pPr>
+      <w:r>
+        <w:rPr>
+          <w:rFonts w:ascii="Arial" w:cs="Arial" w:eastAsia="Arial" w:hAnsi="Arial"/>
+          <w:color w:val="333333"/>
+          <w:sz w:val="21"/>
+          <w:szCs w:val="21"/>
+        </w:rPr>
+        <w:t xml:space="preserve">Two of the bigger "insurance policy" features are the Rules Manager and the Regression Dashboard — between them, you can edit any rule HYTEK uses, prove the new rule still matches Detailer reference output, and revert if it goes wrong.</w:t>
+      </w:r>
+    </w:p>
+    <w:p>
+      <w:pPr>
+        <w:spacing w:after="160" w:before="280"/>
+        <w:jc w:val="left"/>
+      </w:pPr>
+      <w:r>
+        <w:rPr>
+          <w:rFonts w:ascii="Arial" w:cs="Arial" w:eastAsia="Arial" w:hAnsi="Arial"/>
+          <w:b/>
+          <w:bCs/>
+          <w:color w:val="231F20"/>
+          <w:sz w:val="28"/>
+          <w:szCs w:val="28"/>
+        </w:rPr>
+        <w:t xml:space="preserve">The four pages you'll use most</w:t>
+      </w:r>
+    </w:p>
+    <w:p>
+      <w:pPr>
+        <w:spacing w:after="30" w:before="0"/>
+        <w:jc w:val="left"/>
+      </w:pPr>
+      <w:r>
+        <w:rPr>
+          <w:rFonts w:ascii="Arial" w:cs="Arial" w:eastAsia="Arial" w:hAnsi="Arial"/>
+          <w:b/>
+          <w:bCs/>
+          <w:color w:val="231F20"/>
+          <w:sz w:val="21"/>
+          <w:szCs w:val="21"/>
+        </w:rPr>
+        <w:t xml:space="preserve">/  (home)</w:t>
+      </w:r>
+    </w:p>
+    <w:p>
+      <w:pPr>
+        <w:spacing w:after="140" w:before="0"/>
+        <w:jc w:val="left"/>
+      </w:pPr>
+      <w:r>
+        <w:rPr>
+          <w:rFonts w:ascii="Arial" w:cs="Arial" w:eastAsia="Arial" w:hAnsi="Arial"/>
+          <w:color w:val="333333"/>
+          <w:sz w:val="21"/>
+          <w:szCs w:val="21"/>
+        </w:rPr>
+        <w:t xml:space="preserve">    File conversion. Drop RFY/XML/CSV files in to decode, re-encode, or convert. Doesn't change any rules — just runs the codec.</w:t>
+      </w:r>
+    </w:p>
+    <w:p>
+      <w:pPr>
+        <w:spacing w:after="30" w:before="0"/>
+        <w:jc w:val="left"/>
+      </w:pPr>
+      <w:r>
+        <w:rPr>
+          <w:rFonts w:ascii="Arial" w:cs="Arial" w:eastAsia="Arial" w:hAnsi="Arial"/>
+          <w:b/>
+          <w:bCs/>
+          <w:color w:val="231F20"/>
+          <w:sz w:val="21"/>
+          <w:szCs w:val="21"/>
+        </w:rPr>
+        <w:t xml:space="preserve">/rules</w:t>
+      </w:r>
+    </w:p>
+    <w:p>
+      <w:pPr>
+        <w:spacing w:after="140" w:before="0"/>
+        <w:jc w:val="left"/>
+      </w:pPr>
+      <w:r>
+        <w:rPr>
+          <w:rFonts w:ascii="Arial" w:cs="Arial" w:eastAsia="Arial" w:hAnsi="Arial"/>
+          <w:color w:val="333333"/>
+          <w:sz w:val="21"/>
+          <w:szCs w:val="21"/>
+        </w:rPr>
+        <w:t xml:space="preserve">    Rules Manager. Edit machine setups (per-profile dimples, swages, lip notches) and frame types (which rule applies to LBW vs FJ vs LIN). Versioned templates with rollback.</w:t>
+      </w:r>
+    </w:p>
+    <w:p>
+      <w:pPr>
+        <w:spacing w:after="30" w:before="0"/>
+        <w:jc w:val="left"/>
+      </w:pPr>
+      <w:r>
+        <w:rPr>
+          <w:rFonts w:ascii="Arial" w:cs="Arial" w:eastAsia="Arial" w:hAnsi="Arial"/>
+          <w:b/>
+          <w:bCs/>
+          <w:color w:val="231F20"/>
+          <w:sz w:val="21"/>
+          <w:szCs w:val="21"/>
+        </w:rPr>
+        <w:t xml:space="preserve">/rules/tooling</w:t>
+      </w:r>
+    </w:p>
+    <w:p>
+      <w:pPr>
+        <w:spacing w:after="140" w:before="0"/>
+        <w:jc w:val="left"/>
+      </w:pPr>
+      <w:r>
+        <w:rPr>
+          <w:rFonts w:ascii="Arial" w:cs="Arial" w:eastAsia="Arial" w:hAnsi="Arial"/>
+          <w:color w:val="333333"/>
+          <w:sz w:val="21"/>
+          <w:szCs w:val="21"/>
+        </w:rPr>
+        <w:t xml:space="preserve">    Tooling Rules Registry (read-only for now). Lists every per-stick rule the encoder runs — useful when you're trying to figure out "why is this notch in the wrong place?".</w:t>
+      </w:r>
+    </w:p>
+    <w:p>
+      <w:pPr>
+        <w:spacing w:after="30" w:before="0"/>
+        <w:jc w:val="left"/>
+      </w:pPr>
+      <w:r>
+        <w:rPr>
+          <w:rFonts w:ascii="Arial" w:cs="Arial" w:eastAsia="Arial" w:hAnsi="Arial"/>
+          <w:b/>
+          <w:bCs/>
+          <w:color w:val="231F20"/>
+          <w:sz w:val="21"/>
+          <w:szCs w:val="21"/>
+        </w:rPr>
+        <w:t xml:space="preserve">/regression</w:t>
+      </w:r>
+    </w:p>
+    <w:p>
+      <w:pPr>
+        <w:spacing w:after="140" w:before="0"/>
+        <w:jc w:val="left"/>
+      </w:pPr>
+      <w:r>
+        <w:rPr>
+          <w:rFonts w:ascii="Arial" w:cs="Arial" w:eastAsia="Arial" w:hAnsi="Arial"/>
+          <w:color w:val="333333"/>
+          <w:sz w:val="21"/>
+          <w:szCs w:val="21"/>
+        </w:rPr>
+        <w:t xml:space="preserve">    Match Regression Dashboard. Runs the codec across the test corpus and shows op-level + CSV-level match % vs Detailer reference. Use this to prove a rule edit didn't break anything.</w:t>
+      </w:r>
+    </w:p>
+    <w:p>
+      <w:pPr>
+        <w:spacing w:after="200" w:before="360"/>
+        <w:jc w:val="left"/>
+      </w:pPr>
+      <w:r>
+        <w:rPr>
+          <w:rFonts w:ascii="Arial" w:cs="Arial" w:eastAsia="Arial" w:hAnsi="Arial"/>
+          <w:b/>
+          <w:bCs/>
+          <w:color w:val="231F20"/>
+          <w:sz w:val="36"/>
+          <w:szCs w:val="36"/>
+        </w:rPr>
+        <w:t xml:space="preserve">2. Home page (/) — File conversion</w:t>
+      </w:r>
+    </w:p>
+    <w:p>
+      <w:pPr>
+        <w:spacing w:after="120" w:before="0"/>
+        <w:jc w:val="left"/>
+      </w:pPr>
+      <w:r>
+        <w:rPr>
+          <w:rFonts w:ascii="Arial" w:cs="Arial" w:eastAsia="Arial" w:hAnsi="Arial"/>
+          <w:color w:val="333333"/>
+          <w:sz w:val="21"/>
+          <w:szCs w:val="21"/>
+        </w:rPr>
+        <w:t xml:space="preserve">This is the default landing page. Use it for one-off file work — decoding a single .rfy to inspect its operations, or running a batch encode from XML.</w:t>
+      </w:r>
+    </w:p>
+    <w:p>
+      <w:pPr>
+        <w:spacing w:after="160" w:before="280"/>
+        <w:jc w:val="left"/>
+      </w:pPr>
+      <w:r>
+        <w:rPr>
+          <w:rFonts w:ascii="Arial" w:cs="Arial" w:eastAsia="Arial" w:hAnsi="Arial"/>
+          <w:b/>
+          <w:bCs/>
+          <w:color w:val="231F20"/>
+          <w:sz w:val="28"/>
+          <w:szCs w:val="28"/>
+        </w:rPr>
+        <w:t xml:space="preserve">What the home page does</w:t>
+      </w:r>
+    </w:p>
+    <w:p>
+      <w:pPr>
+        <w:spacing w:after="60" w:before="0"/>
+        <w:jc w:val="left"/>
+      </w:pPr>
+      <w:r>
+        <w:rPr>
+          <w:rFonts w:ascii="Arial" w:cs="Arial" w:eastAsia="Arial" w:hAnsi="Arial"/>
+          <w:color w:val="333333"/>
+          <w:sz w:val="21"/>
+          <w:szCs w:val="21"/>
+        </w:rPr>
+        <w:t xml:space="preserve">• Decode .rfy → XML, CSV, JSON: drag a single .rfy file in, get back the decrypted XML the way Detailer stored it, plus a friendly CSV summary.</w:t>
+      </w:r>
+    </w:p>
+    <w:p>
+      <w:pPr>
+        <w:spacing w:after="60" w:before="0"/>
+        <w:jc w:val="left"/>
+      </w:pPr>
+      <w:r>
+        <w:rPr>
+          <w:rFonts w:ascii="Arial" w:cs="Arial" w:eastAsia="Arial" w:hAnsi="Arial"/>
+          <w:color w:val="333333"/>
+          <w:sz w:val="21"/>
+          <w:szCs w:val="21"/>
+        </w:rPr>
+        <w:t xml:space="preserve">• Encode XML → .rfy: drop a FrameCAD-import XML, get the encrypted .rfy back ready for the F300i.</w:t>
+      </w:r>
+    </w:p>
+    <w:p>
+      <w:pPr>
+        <w:spacing w:after="60" w:before="0"/>
+        <w:jc w:val="left"/>
+      </w:pPr>
+      <w:r>
+        <w:rPr>
+          <w:rFonts w:ascii="Arial" w:cs="Arial" w:eastAsia="Arial" w:hAnsi="Arial"/>
+          <w:color w:val="333333"/>
+          <w:sz w:val="21"/>
+          <w:szCs w:val="21"/>
+        </w:rPr>
+        <w:t xml:space="preserve">• Bundle workflow: drop a whole job folder, get a production bundle (renamed to Detailer's filename convention so the rollformer recognises it).</w:t>
+      </w:r>
+    </w:p>
+    <w:p>
+      <w:pPr>
+        <w:spacing w:after="60" w:before="0"/>
+        <w:jc w:val="left"/>
+      </w:pPr>
+      <w:r>
+        <w:rPr>
+          <w:rFonts w:ascii="Arial" w:cs="Arial" w:eastAsia="Arial" w:hAnsi="Arial"/>
+          <w:color w:val="333333"/>
+          <w:sz w:val="21"/>
+          <w:szCs w:val="21"/>
+        </w:rPr>
+        <w:t xml:space="preserve">• Job-folder importer: paste in a Detailer job folder structure, the app auto-detects the right plan / pack / profile and runs the full pipeline.</w:t>
+      </w:r>
+    </w:p>
+    <w:p>
+      <w:pPr>
+        <w:spacing w:after="160" w:before="280"/>
+        <w:jc w:val="left"/>
+      </w:pPr>
+      <w:r>
+        <w:rPr>
+          <w:rFonts w:ascii="Arial" w:cs="Arial" w:eastAsia="Arial" w:hAnsi="Arial"/>
+          <w:b/>
+          <w:bCs/>
+          <w:color w:val="231F20"/>
+          <w:sz w:val="28"/>
+          <w:szCs w:val="28"/>
+        </w:rPr>
+        <w:t xml:space="preserve">What an edit on the home page DOES NOT change</w:t>
+      </w:r>
+    </w:p>
+    <w:p>
+      <w:pPr>
+        <w:spacing w:after="200" w:before="100"/>
+        <w:jc w:val="left"/>
+      </w:pPr>
+      <w:r>
+        <w:rPr>
+          <w:rFonts w:ascii="Arial" w:cs="Arial" w:eastAsia="Arial" w:hAnsi="Arial"/>
+          <w:b/>
+          <w:bCs/>
+          <w:color w:val="231F20"/>
+          <w:sz w:val="21"/>
+          <w:szCs w:val="21"/>
+        </w:rPr>
+        <w:t xml:space="preserve">⚠ Home page is read-only against the rules. Drag-and-dropping a file there NEVER edits a machine setup, frame type, or tooling rule. Only the Rules Manager (/rules) edits rules.</w:t>
+      </w:r>
+    </w:p>
+    <w:p>
+      <w:pPr>
+        <w:spacing w:after="200" w:before="360"/>
+        <w:jc w:val="left"/>
+      </w:pPr>
+      <w:r>
+        <w:rPr>
+          <w:rFonts w:ascii="Arial" w:cs="Arial" w:eastAsia="Arial" w:hAnsi="Arial"/>
+          <w:b/>
+          <w:bCs/>
+          <w:color w:val="231F20"/>
+          <w:sz w:val="36"/>
+          <w:szCs w:val="36"/>
+        </w:rPr>
+        <w:t xml:space="preserve">3. Rules Manager (/rules) — the rule editor</w:t>
+      </w:r>
+    </w:p>
+    <w:p>
+      <w:pPr>
+        <w:spacing w:after="120" w:before="0"/>
+        <w:jc w:val="left"/>
+      </w:pPr>
+      <w:r>
+        <w:rPr>
+          <w:rFonts w:ascii="Arial" w:cs="Arial" w:eastAsia="Arial" w:hAnsi="Arial"/>
+          <w:color w:val="333333"/>
+          <w:sz w:val="21"/>
+          <w:szCs w:val="21"/>
+        </w:rPr>
+        <w:t xml:space="preserve">This is the page where you change how the encoder behaves. Three concepts to keep straight:</w:t>
+      </w:r>
+    </w:p>
+    <w:p>
+      <w:pPr>
+        <w:spacing w:after="80" w:before="0"/>
+        <w:jc w:val="left"/>
+      </w:pPr>
+      <w:r>
+        <w:rPr>
+          <w:rFonts w:ascii="Arial" w:cs="Arial" w:eastAsia="Arial" w:hAnsi="Arial"/>
+          <w:color w:val="333333"/>
+          <w:sz w:val="21"/>
+          <w:szCs w:val="21"/>
+        </w:rPr>
+        <w:t xml:space="preserve">1. Rulesets — named snapshots of the entire HYTEK rule set. "default" is read-only and shipped with the app (extracted from FrameCAD Detailer's .sups files). You can save named copies (e.g., "experiment-2026-05-15") to experiment without breaking anything.</w:t>
+      </w:r>
+    </w:p>
+    <w:p>
+      <w:pPr>
+        <w:spacing w:after="80" w:before="0"/>
+        <w:jc w:val="left"/>
+      </w:pPr>
+      <w:r>
+        <w:rPr>
+          <w:rFonts w:ascii="Arial" w:cs="Arial" w:eastAsia="Arial" w:hAnsi="Arial"/>
+          <w:color w:val="333333"/>
+          <w:sz w:val="21"/>
+          <w:szCs w:val="21"/>
+        </w:rPr>
+        <w:t xml:space="preserve">2. Machine types — per-profile rules: which dimples, swages, lip notches, anchor bolts go on a 70mm profile vs 89mm vs 89×0.95 etc. Driven by HYTEK MACHINE_FRAME TYPES on the Y: drive.</w:t>
+      </w:r>
+    </w:p>
+    <w:p>
+      <w:pPr>
+        <w:spacing w:after="80" w:before="0"/>
+        <w:jc w:val="left"/>
+      </w:pPr>
+      <w:r>
+        <w:rPr>
+          <w:rFonts w:ascii="Arial" w:cs="Arial" w:eastAsia="Arial" w:hAnsi="Arial"/>
+          <w:color w:val="333333"/>
+          <w:sz w:val="21"/>
+          <w:szCs w:val="21"/>
+        </w:rPr>
+        <w:t xml:space="preserve">3. Frame types — which rule profile applies to which frame name (LBW = load-bearing wall, NLBW = non-load-bearing, FJ = floor joist, LIN = linear truss, RP = roof panel, etc.).</w:t>
+      </w:r>
+    </w:p>
+    <w:p>
+      <w:pPr>
+        <w:spacing w:after="160" w:before="280"/>
+        <w:jc w:val="left"/>
+      </w:pPr>
+      <w:r>
+        <w:rPr>
+          <w:rFonts w:ascii="Arial" w:cs="Arial" w:eastAsia="Arial" w:hAnsi="Arial"/>
+          <w:b/>
+          <w:bCs/>
+          <w:color w:val="231F20"/>
+          <w:sz w:val="28"/>
+          <w:szCs w:val="28"/>
+        </w:rPr>
+        <w:t xml:space="preserve">3.1  The ruleset selector (top of page)</w:t>
+      </w:r>
+    </w:p>
+    <w:p>
+      <w:pPr>
+        <w:spacing w:after="120" w:before="0"/>
+        <w:jc w:val="left"/>
+      </w:pPr>
+      <w:r>
+        <w:rPr>
+          <w:rFonts w:ascii="Arial" w:cs="Arial" w:eastAsia="Arial" w:hAnsi="Arial"/>
+          <w:color w:val="333333"/>
+          <w:sz w:val="21"/>
+          <w:szCs w:val="21"/>
+        </w:rPr>
+        <w:t xml:space="preserve">This is the band at the top with the active ruleset name + four buttons:</w:t>
+      </w:r>
+    </w:p>
+    <w:p>
+      <w:pPr>
+        <w:spacing w:after="30" w:before="0"/>
+        <w:jc w:val="left"/>
+      </w:pPr>
+      <w:r>
+        <w:rPr>
+          <w:rFonts w:ascii="Arial" w:cs="Arial" w:eastAsia="Arial" w:hAnsi="Arial"/>
+          <w:b/>
+          <w:bCs/>
+          <w:color w:val="231F20"/>
+          <w:sz w:val="21"/>
+          <w:szCs w:val="21"/>
+        </w:rPr>
+        <w:t xml:space="preserve">Active ruleset</w:t>
+      </w:r>
+    </w:p>
+    <w:p>
+      <w:pPr>
+        <w:spacing w:after="140" w:before="0"/>
+        <w:jc w:val="left"/>
+      </w:pPr>
+      <w:r>
+        <w:rPr>
+          <w:rFonts w:ascii="Arial" w:cs="Arial" w:eastAsia="Arial" w:hAnsi="Arial"/>
+          <w:color w:val="333333"/>
+          <w:sz w:val="21"/>
+          <w:szCs w:val="21"/>
+        </w:rPr>
+        <w:t xml:space="preserve">    The ruleset currently being used by the encoder. The name appears next to a READ-ONLY badge if it's "default".</w:t>
+      </w:r>
+    </w:p>
+    <w:p>
+      <w:pPr>
+        <w:spacing w:after="30" w:before="0"/>
+        <w:jc w:val="left"/>
+      </w:pPr>
+      <w:r>
+        <w:rPr>
+          <w:rFonts w:ascii="Arial" w:cs="Arial" w:eastAsia="Arial" w:hAnsi="Arial"/>
+          <w:b/>
+          <w:bCs/>
+          <w:color w:val="231F20"/>
+          <w:sz w:val="21"/>
+          <w:szCs w:val="21"/>
+        </w:rPr>
+        <w:t xml:space="preserve">Save As New</w:t>
+      </w:r>
+    </w:p>
+    <w:p>
+      <w:pPr>
+        <w:spacing w:after="140" w:before="0"/>
+        <w:jc w:val="left"/>
+      </w:pPr>
+      <w:r>
+        <w:rPr>
+          <w:rFonts w:ascii="Arial" w:cs="Arial" w:eastAsia="Arial" w:hAnsi="Arial"/>
+          <w:color w:val="333333"/>
+          <w:sz w:val="21"/>
+          <w:szCs w:val="21"/>
+        </w:rPr>
+        <w:t xml:space="preserve">    Clones the active ruleset to a new named copy. You give it a name (e.g., "experiment-2026-05-15") and an optional description. The new copy becomes editable — original stays untouched.</w:t>
+      </w:r>
+    </w:p>
+    <w:p>
+      <w:pPr>
+        <w:spacing w:after="30" w:before="0"/>
+        <w:jc w:val="left"/>
+      </w:pPr>
+      <w:r>
+        <w:rPr>
+          <w:rFonts w:ascii="Arial" w:cs="Arial" w:eastAsia="Arial" w:hAnsi="Arial"/>
+          <w:b/>
+          <w:bCs/>
+          <w:color w:val="231F20"/>
+          <w:sz w:val="21"/>
+          <w:szCs w:val="21"/>
+        </w:rPr>
+        <w:t xml:space="preserve">Revert</w:t>
+      </w:r>
+    </w:p>
+    <w:p>
+      <w:pPr>
+        <w:spacing w:after="140" w:before="0"/>
+        <w:jc w:val="left"/>
+      </w:pPr>
+      <w:r>
+        <w:rPr>
+          <w:rFonts w:ascii="Arial" w:cs="Arial" w:eastAsia="Arial" w:hAnsi="Arial"/>
+          <w:color w:val="333333"/>
+          <w:sz w:val="21"/>
+          <w:szCs w:val="21"/>
+        </w:rPr>
+        <w:t xml:space="preserve">    Discards in-memory edits and re-loads the active ruleset from disk. Use this if you've made changes you don't want to keep but haven't saved yet.</w:t>
+      </w:r>
+    </w:p>
+    <w:p>
+      <w:pPr>
+        <w:spacing w:after="30" w:before="0"/>
+        <w:jc w:val="left"/>
+      </w:pPr>
+      <w:r>
+        <w:rPr>
+          <w:rFonts w:ascii="Arial" w:cs="Arial" w:eastAsia="Arial" w:hAnsi="Arial"/>
+          <w:b/>
+          <w:bCs/>
+          <w:color w:val="231F20"/>
+          <w:sz w:val="21"/>
+          <w:szCs w:val="21"/>
+        </w:rPr>
+        <w:t xml:space="preserve">Delete</w:t>
+      </w:r>
+    </w:p>
+    <w:p>
+      <w:pPr>
+        <w:spacing w:after="140" w:before="0"/>
+        <w:jc w:val="left"/>
+      </w:pPr>
+      <w:r>
+        <w:rPr>
+          <w:rFonts w:ascii="Arial" w:cs="Arial" w:eastAsia="Arial" w:hAnsi="Arial"/>
+          <w:color w:val="333333"/>
+          <w:sz w:val="21"/>
+          <w:szCs w:val="21"/>
+        </w:rPr>
+        <w:t xml:space="preserve">    Permanently deletes a NON-default named ruleset. Default cannot be deleted. The currently-active ruleset cannot be deleted (switch to another first).</w:t>
+      </w:r>
+    </w:p>
+    <w:p>
+      <w:pPr>
+        <w:spacing w:after="30" w:before="0"/>
+        <w:jc w:val="left"/>
+      </w:pPr>
+      <w:r>
+        <w:rPr>
+          <w:rFonts w:ascii="Arial" w:cs="Arial" w:eastAsia="Arial" w:hAnsi="Arial"/>
+          <w:b/>
+          <w:bCs/>
+          <w:color w:val="231F20"/>
+          <w:sz w:val="21"/>
+          <w:szCs w:val="21"/>
+        </w:rPr>
+        <w:t xml:space="preserve">Switch</w:t>
+      </w:r>
+    </w:p>
+    <w:p>
+      <w:pPr>
+        <w:spacing w:after="140" w:before="0"/>
+        <w:jc w:val="left"/>
+      </w:pPr>
+      <w:r>
+        <w:rPr>
+          <w:rFonts w:ascii="Arial" w:cs="Arial" w:eastAsia="Arial" w:hAnsi="Arial"/>
+          <w:color w:val="333333"/>
+          <w:sz w:val="21"/>
+          <w:szCs w:val="21"/>
+        </w:rPr>
+        <w:t xml:space="preserve">    Changes which ruleset is active. The encoder immediately uses the newly-selected ruleset for any subsequent encode/decode.</w:t>
+      </w:r>
+    </w:p>
+    <w:p>
+      <w:pPr>
+        <w:spacing w:after="200" w:before="100"/>
+        <w:jc w:val="left"/>
+      </w:pPr>
+      <w:r>
+        <w:rPr>
+          <w:rFonts w:ascii="Arial" w:cs="Arial" w:eastAsia="Arial" w:hAnsi="Arial"/>
+          <w:b/>
+          <w:bCs/>
+          <w:color w:val="231F20"/>
+          <w:sz w:val="21"/>
+          <w:szCs w:val="21"/>
+        </w:rPr>
+        <w:t xml:space="preserve">⚠ Rule of thumb: don't edit "default". Click Save As New first, name your experiment, then edit the copy. If anything goes wrong, switch back to "default" and you're restored to factory rules.</w:t>
+      </w:r>
+    </w:p>
+    <w:p>
+      <w:pPr>
+        <w:spacing w:after="160" w:before="280"/>
+        <w:jc w:val="left"/>
+      </w:pPr>
+      <w:r>
+        <w:rPr>
+          <w:rFonts w:ascii="Arial" w:cs="Arial" w:eastAsia="Arial" w:hAnsi="Arial"/>
+          <w:b/>
+          <w:bCs/>
+          <w:color w:val="231F20"/>
+          <w:sz w:val="28"/>
+          <w:szCs w:val="28"/>
+        </w:rPr>
+        <w:t xml:space="preserve">3.2  Machine Types tab — per-profile rules</w:t>
+      </w:r>
+    </w:p>
+    <w:p>
+      <w:pPr>
+        <w:spacing w:after="120" w:before="0"/>
+        <w:jc w:val="left"/>
+      </w:pPr>
+      <w:r>
+        <w:rPr>
+          <w:rFonts w:ascii="Arial" w:cs="Arial" w:eastAsia="Arial" w:hAnsi="Arial"/>
+          <w:color w:val="333333"/>
+          <w:sz w:val="21"/>
+          <w:szCs w:val="21"/>
+        </w:rPr>
+        <w:t xml:space="preserve">Each machine type is a profile (70S41 0.75, 89S41 1.15, etc.) with these editable settings:</w:t>
+      </w:r>
+    </w:p>
+    <w:p>
+      <w:pPr>
+        <w:spacing w:after="30" w:before="0"/>
+        <w:jc w:val="left"/>
+      </w:pPr>
+      <w:r>
+        <w:rPr>
+          <w:rFonts w:ascii="Arial" w:cs="Arial" w:eastAsia="Arial" w:hAnsi="Arial"/>
+          <w:b/>
+          <w:bCs/>
+          <w:color w:val="231F20"/>
+          <w:sz w:val="21"/>
+          <w:szCs w:val="21"/>
+        </w:rPr>
+        <w:t xml:space="preserve">Profile name</w:t>
+      </w:r>
+    </w:p>
+    <w:p>
+      <w:pPr>
+        <w:spacing w:after="140" w:before="0"/>
+        <w:jc w:val="left"/>
+      </w:pPr>
+      <w:r>
+        <w:rPr>
+          <w:rFonts w:ascii="Arial" w:cs="Arial" w:eastAsia="Arial" w:hAnsi="Arial"/>
+          <w:color w:val="333333"/>
+          <w:sz w:val="21"/>
+          <w:szCs w:val="21"/>
+        </w:rPr>
+        <w:t xml:space="preserve">    The display name. Cosmetic — doesn't change behaviour. Good for adding context like "70S41 0.75 — exterior load-bearing".</w:t>
+      </w:r>
+    </w:p>
+    <w:p>
+      <w:pPr>
+        <w:spacing w:after="30" w:before="0"/>
+        <w:jc w:val="left"/>
+      </w:pPr>
+      <w:r>
+        <w:rPr>
+          <w:rFonts w:ascii="Arial" w:cs="Arial" w:eastAsia="Arial" w:hAnsi="Arial"/>
+          <w:b/>
+          <w:bCs/>
+          <w:color w:val="231F20"/>
+          <w:sz w:val="21"/>
+          <w:szCs w:val="21"/>
+        </w:rPr>
+        <w:t xml:space="preserve">End Clearance</w:t>
+      </w:r>
+    </w:p>
+    <w:p>
+      <w:pPr>
+        <w:spacing w:after="140" w:before="0"/>
+        <w:jc w:val="left"/>
+      </w:pPr>
+      <w:r>
+        <w:rPr>
+          <w:rFonts w:ascii="Arial" w:cs="Arial" w:eastAsia="Arial" w:hAnsi="Arial"/>
+          <w:color w:val="333333"/>
+          <w:sz w:val="21"/>
+          <w:szCs w:val="21"/>
+        </w:rPr>
+        <w:t xml:space="preserve">    How much steel is trimmed from each end of plates and chords. Default is 4mm on 70mm and 89mm. Editing this CHANGES every plate/chord stick length output by the encoder by ±delta on each end.</w:t>
+      </w:r>
+    </w:p>
+    <w:p>
+      <w:pPr>
+        <w:spacing w:after="30" w:before="0"/>
+        <w:jc w:val="left"/>
+      </w:pPr>
+      <w:r>
+        <w:rPr>
+          <w:rFonts w:ascii="Arial" w:cs="Arial" w:eastAsia="Arial" w:hAnsi="Arial"/>
+          <w:b/>
+          <w:bCs/>
+          <w:color w:val="231F20"/>
+          <w:sz w:val="21"/>
+          <w:szCs w:val="21"/>
+        </w:rPr>
+        <w:t xml:space="preserve">Stud End Trim</w:t>
+      </w:r>
+    </w:p>
+    <w:p>
+      <w:pPr>
+        <w:spacing w:after="140" w:before="0"/>
+        <w:jc w:val="left"/>
+      </w:pPr>
+      <w:r>
+        <w:rPr>
+          <w:rFonts w:ascii="Arial" w:cs="Arial" w:eastAsia="Arial" w:hAnsi="Arial"/>
+          <w:color w:val="333333"/>
+          <w:sz w:val="21"/>
+          <w:szCs w:val="21"/>
+        </w:rPr>
+        <w:t xml:space="preserve">    Trim from each end of full studs (default 2mm). Editing changes stud lengths in the encoded RFY and all derived tool positions (the InnerDimple at 16.5mm shifts with this).</w:t>
+      </w:r>
+    </w:p>
+    <w:p>
+      <w:pPr>
+        <w:spacing w:after="30" w:before="0"/>
+        <w:jc w:val="left"/>
+      </w:pPr>
+      <w:r>
+        <w:rPr>
+          <w:rFonts w:ascii="Arial" w:cs="Arial" w:eastAsia="Arial" w:hAnsi="Arial"/>
+          <w:b/>
+          <w:bCs/>
+          <w:color w:val="231F20"/>
+          <w:sz w:val="21"/>
+          <w:szCs w:val="21"/>
+        </w:rPr>
+        <w:t xml:space="preserve">Header Trim</w:t>
+      </w:r>
+    </w:p>
+    <w:p>
+      <w:pPr>
+        <w:spacing w:after="140" w:before="0"/>
+        <w:jc w:val="left"/>
+      </w:pPr>
+      <w:r>
+        <w:rPr>
+          <w:rFonts w:ascii="Arial" w:cs="Arial" w:eastAsia="Arial" w:hAnsi="Arial"/>
+          <w:color w:val="333333"/>
+          <w:sz w:val="21"/>
+          <w:szCs w:val="21"/>
+        </w:rPr>
+        <w:t xml:space="preserve">    Trim from each end of H-prefix headers (default 1mm). Same effect as Stud End Trim but only for headers.</w:t>
+      </w:r>
+    </w:p>
+    <w:p>
+      <w:pPr>
+        <w:spacing w:after="30" w:before="0"/>
+        <w:jc w:val="left"/>
+      </w:pPr>
+      <w:r>
+        <w:rPr>
+          <w:rFonts w:ascii="Arial" w:cs="Arial" w:eastAsia="Arial" w:hAnsi="Arial"/>
+          <w:b/>
+          <w:bCs/>
+          <w:color w:val="231F20"/>
+          <w:sz w:val="21"/>
+          <w:szCs w:val="21"/>
+        </w:rPr>
+        <w:t xml:space="preserve">Nog Trim</w:t>
+      </w:r>
+    </w:p>
+    <w:p>
+      <w:pPr>
+        <w:spacing w:after="140" w:before="0"/>
+        <w:jc w:val="left"/>
+      </w:pPr>
+      <w:r>
+        <w:rPr>
+          <w:rFonts w:ascii="Arial" w:cs="Arial" w:eastAsia="Arial" w:hAnsi="Arial"/>
+          <w:color w:val="333333"/>
+          <w:sz w:val="21"/>
+          <w:szCs w:val="21"/>
+        </w:rPr>
+        <w:t xml:space="preserve">    Trim from each end of nog/noggin sticks. Conditional — uses 4mm if the nog spans the full plate width, 1mm otherwise.</w:t>
+      </w:r>
+    </w:p>
+    <w:p>
+      <w:pPr>
+        <w:spacing w:after="30" w:before="0"/>
+        <w:jc w:val="left"/>
+      </w:pPr>
+      <w:r>
+        <w:rPr>
+          <w:rFonts w:ascii="Arial" w:cs="Arial" w:eastAsia="Arial" w:hAnsi="Arial"/>
+          <w:b/>
+          <w:bCs/>
+          <w:color w:val="231F20"/>
+          <w:sz w:val="21"/>
+          <w:szCs w:val="21"/>
+        </w:rPr>
+        <w:t xml:space="preserve">Service Hole positions</w:t>
+      </w:r>
+    </w:p>
+    <w:p>
+      <w:pPr>
+        <w:spacing w:after="140" w:before="0"/>
+        <w:jc w:val="left"/>
+      </w:pPr>
+      <w:r>
+        <w:rPr>
+          <w:rFonts w:ascii="Arial" w:cs="Arial" w:eastAsia="Arial" w:hAnsi="Arial"/>
+          <w:color w:val="333333"/>
+          <w:sz w:val="21"/>
+          <w:szCs w:val="21"/>
+        </w:rPr>
+        <w:t xml:space="preserve">    List of fixed offsets (e.g., 296mm, 446mm) where SERVICE HOLE punches go on studs. Editing the list changes which positions appear in every stud's tooling.</w:t>
+      </w:r>
+    </w:p>
+    <w:p>
+      <w:pPr>
+        <w:spacing w:after="30" w:before="0"/>
+        <w:jc w:val="left"/>
+      </w:pPr>
+      <w:r>
+        <w:rPr>
+          <w:rFonts w:ascii="Arial" w:cs="Arial" w:eastAsia="Arial" w:hAnsi="Arial"/>
+          <w:b/>
+          <w:bCs/>
+          <w:color w:val="231F20"/>
+          <w:sz w:val="21"/>
+          <w:szCs w:val="21"/>
+        </w:rPr>
+        <w:t xml:space="preserve">Swage cap rule</w:t>
+      </w:r>
+    </w:p>
+    <w:p>
+      <w:pPr>
+        <w:spacing w:after="140" w:before="0"/>
+        <w:jc w:val="left"/>
+      </w:pPr>
+      <w:r>
+        <w:rPr>
+          <w:rFonts w:ascii="Arial" w:cs="Arial" w:eastAsia="Arial" w:hAnsi="Arial"/>
+          <w:color w:val="333333"/>
+          <w:sz w:val="21"/>
+          <w:szCs w:val="21"/>
+        </w:rPr>
+        <w:t xml:space="preserve">    Spans where a Swage gets emitted at each stick end (default [0..39] start cap and [length-39..length] end cap). Affects every stud, plate, nog, brace.</w:t>
+      </w:r>
+    </w:p>
+    <w:p>
+      <w:pPr>
+        <w:spacing w:after="30" w:before="0"/>
+        <w:jc w:val="left"/>
+      </w:pPr>
+      <w:r>
+        <w:rPr>
+          <w:rFonts w:ascii="Arial" w:cs="Arial" w:eastAsia="Arial" w:hAnsi="Arial"/>
+          <w:b/>
+          <w:bCs/>
+          <w:color w:val="231F20"/>
+          <w:sz w:val="21"/>
+          <w:szCs w:val="21"/>
+        </w:rPr>
+        <w:t xml:space="preserve">Inner Dimple positions</w:t>
+      </w:r>
+    </w:p>
+    <w:p>
+      <w:pPr>
+        <w:spacing w:after="140" w:before="0"/>
+        <w:jc w:val="left"/>
+      </w:pPr>
+      <w:r>
+        <w:rPr>
+          <w:rFonts w:ascii="Arial" w:cs="Arial" w:eastAsia="Arial" w:hAnsi="Arial"/>
+          <w:color w:val="333333"/>
+          <w:sz w:val="21"/>
+          <w:szCs w:val="21"/>
+        </w:rPr>
+        <w:t xml:space="preserve">    Fixed-offset dimples on plates and studs (e.g., 16.5mm cap dimple). Editing reshapes the cap pattern.</w:t>
+      </w:r>
+    </w:p>
+    <w:p>
+      <w:pPr>
+        <w:spacing w:after="30" w:before="0"/>
+        <w:jc w:val="left"/>
+      </w:pPr>
+      <w:r>
+        <w:rPr>
+          <w:rFonts w:ascii="Arial" w:cs="Arial" w:eastAsia="Arial" w:hAnsi="Arial"/>
+          <w:b/>
+          <w:bCs/>
+          <w:color w:val="231F20"/>
+          <w:sz w:val="21"/>
+          <w:szCs w:val="21"/>
+        </w:rPr>
+        <w:t xml:space="preserve">Lip Notch span rules</w:t>
+      </w:r>
+    </w:p>
+    <w:p>
+      <w:pPr>
+        <w:spacing w:after="140" w:before="0"/>
+        <w:jc w:val="left"/>
+      </w:pPr>
+      <w:r>
+        <w:rPr>
+          <w:rFonts w:ascii="Arial" w:cs="Arial" w:eastAsia="Arial" w:hAnsi="Arial"/>
+          <w:color w:val="333333"/>
+          <w:sz w:val="21"/>
+          <w:szCs w:val="21"/>
+        </w:rPr>
+        <w:t xml:space="preserve">    Where LipNotch spans appear (offsets, strides). Affects how many LIP NOTCH cells appear at each crossing in the CSV.</w:t>
+      </w:r>
+    </w:p>
+    <w:p>
+      <w:pPr>
+        <w:spacing w:after="30" w:before="0"/>
+        <w:jc w:val="left"/>
+      </w:pPr>
+      <w:r>
+        <w:rPr>
+          <w:rFonts w:ascii="Arial" w:cs="Arial" w:eastAsia="Arial" w:hAnsi="Arial"/>
+          <w:b/>
+          <w:bCs/>
+          <w:color w:val="231F20"/>
+          <w:sz w:val="21"/>
+          <w:szCs w:val="21"/>
+        </w:rPr>
+        <w:t xml:space="preserve">Bolt offsets (anchor bolts)</w:t>
+      </w:r>
+    </w:p>
+    <w:p>
+      <w:pPr>
+        <w:spacing w:after="140" w:before="0"/>
+        <w:jc w:val="left"/>
+      </w:pPr>
+      <w:r>
+        <w:rPr>
+          <w:rFonts w:ascii="Arial" w:cs="Arial" w:eastAsia="Arial" w:hAnsi="Arial"/>
+          <w:color w:val="333333"/>
+          <w:sz w:val="21"/>
+          <w:szCs w:val="21"/>
+        </w:rPr>
+        <w:t xml:space="preserve">    Where ANCHOR holes go on bottom plates of ground-floor walls. 70mm: 62mm offset. 89mm: 62mm offset gauge&lt;1.0 only.</w:t>
+      </w:r>
+    </w:p>
+    <w:p>
+      <w:pPr>
+        <w:spacing w:after="30" w:before="0"/>
+        <w:jc w:val="left"/>
+      </w:pPr>
+      <w:r>
+        <w:rPr>
+          <w:rFonts w:ascii="Arial" w:cs="Arial" w:eastAsia="Arial" w:hAnsi="Arial"/>
+          <w:b/>
+          <w:bCs/>
+          <w:color w:val="231F20"/>
+          <w:sz w:val="21"/>
+          <w:szCs w:val="21"/>
+        </w:rPr>
+        <w:t xml:space="preserve">Web Bolt holes</w:t>
+      </w:r>
+    </w:p>
+    <w:p>
+      <w:pPr>
+        <w:spacing w:after="140" w:before="0"/>
+        <w:jc w:val="left"/>
+      </w:pPr>
+      <w:r>
+        <w:rPr>
+          <w:rFonts w:ascii="Arial" w:cs="Arial" w:eastAsia="Arial" w:hAnsi="Arial"/>
+          <w:color w:val="333333"/>
+          <w:sz w:val="21"/>
+          <w:szCs w:val="21"/>
+        </w:rPr>
+        <w:t xml:space="preserve">    Where BOLT HOLES (Web tool) go on plates. Ground-floor only on 70mm; ground-floor + gauge&lt;1.0 only on 89mm.</w:t>
+      </w:r>
+    </w:p>
+    <w:p>
+      <w:pPr>
+        <w:spacing w:after="200" w:before="100"/>
+        <w:jc w:val="left"/>
+      </w:pPr>
+      <w:r>
+        <w:rPr>
+          <w:rFonts w:ascii="Arial" w:cs="Arial" w:eastAsia="Arial" w:hAnsi="Arial"/>
+          <w:b/>
+          <w:bCs/>
+          <w:color w:val="231F20"/>
+          <w:sz w:val="21"/>
+          <w:szCs w:val="21"/>
+        </w:rPr>
+        <w:t xml:space="preserve">⚠ Every number you change here propagates to EVERY stick that uses that profile. A 1mm change in End Clearance shifts every cap dimple, every swage start/end, and every cell position in the CSV by 1mm.</w:t>
+      </w:r>
+    </w:p>
+    <w:p>
+      <w:pPr>
+        <w:spacing w:after="160" w:before="280"/>
+        <w:jc w:val="left"/>
+      </w:pPr>
+      <w:r>
+        <w:rPr>
+          <w:rFonts w:ascii="Arial" w:cs="Arial" w:eastAsia="Arial" w:hAnsi="Arial"/>
+          <w:b/>
+          <w:bCs/>
+          <w:color w:val="231F20"/>
+          <w:sz w:val="28"/>
+          <w:szCs w:val="28"/>
+        </w:rPr>
+        <w:t xml:space="preserve">3.3  Frame Types tab — which rule profile to use</w:t>
+      </w:r>
+    </w:p>
+    <w:p>
+      <w:pPr>
+        <w:spacing w:after="120" w:before="0"/>
+        <w:jc w:val="left"/>
+      </w:pPr>
+      <w:r>
+        <w:rPr>
+          <w:rFonts w:ascii="Arial" w:cs="Arial" w:eastAsia="Arial" w:hAnsi="Arial"/>
+          <w:color w:val="333333"/>
+          <w:sz w:val="21"/>
+          <w:szCs w:val="21"/>
+        </w:rPr>
+        <w:t xml:space="preserve">Frame types map a frame's NAME PATTERN to a rule profile. The encoder looks at the frame name ("GF-LBW-70.075", "PC7-1", "L1101") and decides which set of rules applies.</w:t>
+      </w:r>
+    </w:p>
+    <w:p>
+      <w:pPr>
+        <w:spacing w:after="30" w:before="0"/>
+        <w:jc w:val="left"/>
+      </w:pPr>
+      <w:r>
+        <w:rPr>
+          <w:rFonts w:ascii="Arial" w:cs="Arial" w:eastAsia="Arial" w:hAnsi="Arial"/>
+          <w:b/>
+          <w:bCs/>
+          <w:color w:val="231F20"/>
+          <w:sz w:val="21"/>
+          <w:szCs w:val="21"/>
+        </w:rPr>
+        <w:t xml:space="preserve">Frame type code</w:t>
+      </w:r>
+    </w:p>
+    <w:p>
+      <w:pPr>
+        <w:spacing w:after="140" w:before="0"/>
+        <w:jc w:val="left"/>
+      </w:pPr>
+      <w:r>
+        <w:rPr>
+          <w:rFonts w:ascii="Arial" w:cs="Arial" w:eastAsia="Arial" w:hAnsi="Arial"/>
+          <w:color w:val="333333"/>
+          <w:sz w:val="21"/>
+          <w:szCs w:val="21"/>
+        </w:rPr>
+        <w:t xml:space="preserve">    The category prefix in the frame name. LBW, NLBW, FJ, LIN, RP, TIN, CP, MH, TB2B, etc.</w:t>
+      </w:r>
+    </w:p>
+    <w:p>
+      <w:pPr>
+        <w:spacing w:after="30" w:before="0"/>
+        <w:jc w:val="left"/>
+      </w:pPr>
+      <w:r>
+        <w:rPr>
+          <w:rFonts w:ascii="Arial" w:cs="Arial" w:eastAsia="Arial" w:hAnsi="Arial"/>
+          <w:b/>
+          <w:bCs/>
+          <w:color w:val="231F20"/>
+          <w:sz w:val="21"/>
+          <w:szCs w:val="21"/>
+        </w:rPr>
+        <w:t xml:space="preserve">Display name</w:t>
+      </w:r>
+    </w:p>
+    <w:p>
+      <w:pPr>
+        <w:spacing w:after="140" w:before="0"/>
+        <w:jc w:val="left"/>
+      </w:pPr>
+      <w:r>
+        <w:rPr>
+          <w:rFonts w:ascii="Arial" w:cs="Arial" w:eastAsia="Arial" w:hAnsi="Arial"/>
+          <w:color w:val="333333"/>
+          <w:sz w:val="21"/>
+          <w:szCs w:val="21"/>
+        </w:rPr>
+        <w:t xml:space="preserve">    Cosmetic. "Load-Bearing Wall" vs "Non-Load-Bearing Wall" etc.</w:t>
+      </w:r>
+    </w:p>
+    <w:p>
+      <w:pPr>
+        <w:spacing w:after="30" w:before="0"/>
+        <w:jc w:val="left"/>
+      </w:pPr>
+      <w:r>
+        <w:rPr>
+          <w:rFonts w:ascii="Arial" w:cs="Arial" w:eastAsia="Arial" w:hAnsi="Arial"/>
+          <w:b/>
+          <w:bCs/>
+          <w:color w:val="231F20"/>
+          <w:sz w:val="21"/>
+          <w:szCs w:val="21"/>
+        </w:rPr>
+        <w:t xml:space="preserve">Rule profile assignment</w:t>
+      </w:r>
+    </w:p>
+    <w:p>
+      <w:pPr>
+        <w:spacing w:after="140" w:before="0"/>
+        <w:jc w:val="left"/>
+      </w:pPr>
+      <w:r>
+        <w:rPr>
+          <w:rFonts w:ascii="Arial" w:cs="Arial" w:eastAsia="Arial" w:hAnsi="Arial"/>
+          <w:color w:val="333333"/>
+          <w:sz w:val="21"/>
+          <w:szCs w:val="21"/>
+        </w:rPr>
+        <w:t xml:space="preserve">    Which machine-type profile the frame uses. Editing this changes which dimples/swages/notches get emitted for every frame matching this code.</w:t>
+      </w:r>
+    </w:p>
+    <w:p>
+      <w:pPr>
+        <w:spacing w:after="30" w:before="0"/>
+        <w:jc w:val="left"/>
+      </w:pPr>
+      <w:r>
+        <w:rPr>
+          <w:rFonts w:ascii="Arial" w:cs="Arial" w:eastAsia="Arial" w:hAnsi="Arial"/>
+          <w:b/>
+          <w:bCs/>
+          <w:color w:val="231F20"/>
+          <w:sz w:val="21"/>
+          <w:szCs w:val="21"/>
+        </w:rPr>
+        <w:t xml:space="preserve">Trim rules</w:t>
+      </w:r>
+    </w:p>
+    <w:p>
+      <w:pPr>
+        <w:spacing w:after="140" w:before="0"/>
+        <w:jc w:val="left"/>
+      </w:pPr>
+      <w:r>
+        <w:rPr>
+          <w:rFonts w:ascii="Arial" w:cs="Arial" w:eastAsia="Arial" w:hAnsi="Arial"/>
+          <w:color w:val="333333"/>
+          <w:sz w:val="21"/>
+          <w:szCs w:val="21"/>
+        </w:rPr>
+        <w:t xml:space="preserve">    Frame-level trim overrides — e.g., LIN frames don't trim chord ends (verified vs LINEAR_TRUSS_TESTING reference). Editing here lets you flip whether a frame type gets the standard 4mm trim or skips it.</w:t>
+      </w:r>
+    </w:p>
+    <w:p>
+      <w:pPr>
+        <w:spacing w:after="30" w:before="0"/>
+        <w:jc w:val="left"/>
+      </w:pPr>
+      <w:r>
+        <w:rPr>
+          <w:rFonts w:ascii="Arial" w:cs="Arial" w:eastAsia="Arial" w:hAnsi="Arial"/>
+          <w:b/>
+          <w:bCs/>
+          <w:color w:val="231F20"/>
+          <w:sz w:val="21"/>
+          <w:szCs w:val="21"/>
+        </w:rPr>
+        <w:t xml:space="preserve">Special-case flags</w:t>
+      </w:r>
+    </w:p>
+    <w:p>
+      <w:pPr>
+        <w:spacing w:after="140" w:before="0"/>
+        <w:jc w:val="left"/>
+      </w:pPr>
+      <w:r>
+        <w:rPr>
+          <w:rFonts w:ascii="Arial" w:cs="Arial" w:eastAsia="Arial" w:hAnsi="Arial"/>
+          <w:color w:val="333333"/>
+          <w:sz w:val="21"/>
+          <w:szCs w:val="21"/>
+        </w:rPr>
+        <w:t xml:space="preserve">    Booleans like "isShearWall", "hasContinuousNog". These gate empirical rules added during the 75% match push.</w:t>
+      </w:r>
+    </w:p>
+    <w:p>
+      <w:pPr>
+        <w:spacing w:after="160" w:before="280"/>
+        <w:jc w:val="left"/>
+      </w:pPr>
+      <w:r>
+        <w:rPr>
+          <w:rFonts w:ascii="Arial" w:cs="Arial" w:eastAsia="Arial" w:hAnsi="Arial"/>
+          <w:b/>
+          <w:bCs/>
+          <w:color w:val="231F20"/>
+          <w:sz w:val="28"/>
+          <w:szCs w:val="28"/>
+        </w:rPr>
+        <w:t xml:space="preserve">3.4  Save flow</w:t>
+      </w:r>
+    </w:p>
+    <w:p>
+      <w:pPr>
+        <w:spacing w:after="120" w:before="0"/>
+        <w:jc w:val="left"/>
+      </w:pPr>
+      <w:r>
+        <w:rPr>
+          <w:rFonts w:ascii="Arial" w:cs="Arial" w:eastAsia="Arial" w:hAnsi="Arial"/>
+          <w:color w:val="333333"/>
+          <w:sz w:val="21"/>
+          <w:szCs w:val="21"/>
+        </w:rPr>
+        <w:t xml:space="preserve">Two save buttons:</w:t>
+      </w:r>
+    </w:p>
+    <w:p>
+      <w:pPr>
+        <w:spacing w:after="80" w:before="0"/>
+        <w:jc w:val="left"/>
+      </w:pPr>
+      <w:r>
+        <w:rPr>
+          <w:rFonts w:ascii="Arial" w:cs="Arial" w:eastAsia="Arial" w:hAnsi="Arial"/>
+          <w:color w:val="333333"/>
+          <w:sz w:val="21"/>
+          <w:szCs w:val="21"/>
+        </w:rPr>
+        <w:t xml:space="preserve">1. Save to Active Ruleset — writes your in-memory edits to the active ruleset's machine-types.json or frame-types.json on disk. Default ruleset is read-only and will reject this with a 403.</w:t>
+      </w:r>
+    </w:p>
+    <w:p>
+      <w:pPr>
+        <w:spacing w:after="80" w:before="0"/>
+        <w:jc w:val="left"/>
+      </w:pPr>
+      <w:r>
+        <w:rPr>
+          <w:rFonts w:ascii="Arial" w:cs="Arial" w:eastAsia="Arial" w:hAnsi="Arial"/>
+          <w:color w:val="333333"/>
+          <w:sz w:val="21"/>
+          <w:szCs w:val="21"/>
+        </w:rPr>
+        <w:t xml:space="preserve">2. Save As New (in the ruleset selector) — creates a new ruleset by cloning the active one + applying your edits.</w:t>
+      </w:r>
+    </w:p>
+    <w:p>
+      <w:pPr>
+        <w:spacing w:after="200" w:before="100"/>
+        <w:jc w:val="left"/>
+      </w:pPr>
+      <w:r>
+        <w:rPr>
+          <w:rFonts w:ascii="Arial" w:cs="Arial" w:eastAsia="Arial" w:hAnsi="Arial"/>
+          <w:b/>
+          <w:bCs/>
+          <w:color w:val="231F20"/>
+          <w:sz w:val="21"/>
+          <w:szCs w:val="21"/>
+        </w:rPr>
+        <w:t xml:space="preserve">⚠ If you forget to click Save, your edits are lost on a page refresh. Look for the dirty indicator (highlighted Save button) — it's the only signal that there's unsaved work.</w:t>
+      </w:r>
+    </w:p>
+    <w:p>
+      <w:pPr>
+        <w:spacing w:after="200" w:before="360"/>
+        <w:jc w:val="left"/>
+      </w:pPr>
+      <w:r>
+        <w:rPr>
+          <w:rFonts w:ascii="Arial" w:cs="Arial" w:eastAsia="Arial" w:hAnsi="Arial"/>
+          <w:b/>
+          <w:bCs/>
+          <w:color w:val="231F20"/>
+          <w:sz w:val="36"/>
+          <w:szCs w:val="36"/>
+        </w:rPr>
+        <w:t xml:space="preserve">4. Tooling Rules Registry (/rules/tooling)</w:t>
+      </w:r>
+    </w:p>
+    <w:p>
+      <w:pPr>
+        <w:spacing w:after="120" w:before="0"/>
+        <w:jc w:val="left"/>
+      </w:pPr>
+      <w:r>
+        <w:rPr>
+          <w:rFonts w:ascii="Arial" w:cs="Arial" w:eastAsia="Arial" w:hAnsi="Arial"/>
+          <w:color w:val="333333"/>
+          <w:sz w:val="21"/>
+          <w:szCs w:val="21"/>
+        </w:rPr>
+        <w:t xml:space="preserve">This page lists every PER-STICK rule the encoder applies. It's currently read-only — useful when you're debugging "why is this notch at the wrong position?" — but the data lives in src/rules/table.ts in the codec repo and you can edit it there.</w:t>
+      </w:r>
+    </w:p>
+    <w:p>
+      <w:pPr>
+        <w:spacing w:after="160" w:before="280"/>
+        <w:jc w:val="left"/>
+      </w:pPr>
+      <w:r>
+        <w:rPr>
+          <w:rFonts w:ascii="Arial" w:cs="Arial" w:eastAsia="Arial" w:hAnsi="Arial"/>
+          <w:b/>
+          <w:bCs/>
+          <w:color w:val="231F20"/>
+          <w:sz w:val="28"/>
+          <w:szCs w:val="28"/>
+        </w:rPr>
+        <w:t xml:space="preserve">What's in the registry</w:t>
+      </w:r>
+    </w:p>
+    <w:p>
+      <w:pPr>
+        <w:spacing w:after="60" w:before="0"/>
+        <w:jc w:val="left"/>
+      </w:pPr>
+      <w:r>
+        <w:rPr>
+          <w:rFonts w:ascii="Arial" w:cs="Arial" w:eastAsia="Arial" w:hAnsi="Arial"/>
+          <w:color w:val="333333"/>
+          <w:sz w:val="21"/>
+          <w:szCs w:val="21"/>
+        </w:rPr>
+        <w:t xml:space="preserve">• Per-stick rules grouped by role (Stud, Plate, Nog, Brace, Web, etc.) and by profile family (70mm, 89mm).</w:t>
+      </w:r>
+    </w:p>
+    <w:p>
+      <w:pPr>
+        <w:spacing w:after="60" w:before="0"/>
+        <w:jc w:val="left"/>
+      </w:pPr>
+      <w:r>
+        <w:rPr>
+          <w:rFonts w:ascii="Arial" w:cs="Arial" w:eastAsia="Arial" w:hAnsi="Arial"/>
+          <w:color w:val="333333"/>
+          <w:sz w:val="21"/>
+          <w:szCs w:val="21"/>
+        </w:rPr>
+        <w:t xml:space="preserve">• Each rule lists the tool type it emits (Bolt, Web, Swage, LipNotch, InnerDimple, etc.), the anchor (start-anchored, end-anchored, span), the offset, the predicate (when it fires), and the confidence level (high/medium/low).</w:t>
+      </w:r>
+    </w:p>
+    <w:p>
+      <w:pPr>
+        <w:spacing w:after="60" w:before="0"/>
+        <w:jc w:val="left"/>
+      </w:pPr>
+      <w:r>
+        <w:rPr>
+          <w:rFonts w:ascii="Arial" w:cs="Arial" w:eastAsia="Arial" w:hAnsi="Arial"/>
+          <w:color w:val="333333"/>
+          <w:sz w:val="21"/>
+          <w:szCs w:val="21"/>
+        </w:rPr>
+        <w:t xml:space="preserve">• Frame-context parameters — values like elevation thresholds ("only on ground-floor walls", "only on gauge &lt; 1.0") that gate certain rules.</w:t>
+      </w:r>
+    </w:p>
+    <w:p>
+      <w:pPr>
+        <w:spacing w:after="60" w:before="0"/>
+        <w:jc w:val="left"/>
+      </w:pPr>
+      <w:r>
+        <w:rPr>
+          <w:rFonts w:ascii="Arial" w:cs="Arial" w:eastAsia="Arial" w:hAnsi="Arial"/>
+          <w:color w:val="333333"/>
+          <w:sz w:val="21"/>
+          <w:szCs w:val="21"/>
+        </w:rPr>
+        <w:t xml:space="preserve">• Trim rules — how much to shave off each stick by usage type.</w:t>
+      </w:r>
+    </w:p>
+    <w:p>
+      <w:pPr>
+        <w:spacing w:after="160" w:before="280"/>
+        <w:jc w:val="left"/>
+      </w:pPr>
+      <w:r>
+        <w:rPr>
+          <w:rFonts w:ascii="Arial" w:cs="Arial" w:eastAsia="Arial" w:hAnsi="Arial"/>
+          <w:b/>
+          <w:bCs/>
+          <w:color w:val="231F20"/>
+          <w:sz w:val="28"/>
+          <w:szCs w:val="28"/>
+        </w:rPr>
+        <w:t xml:space="preserve">Why look here</w:t>
+      </w:r>
+    </w:p>
+    <w:p>
+      <w:pPr>
+        <w:spacing w:after="120" w:before="0"/>
+        <w:jc w:val="left"/>
+      </w:pPr>
+      <w:r>
+        <w:rPr>
+          <w:rFonts w:ascii="Arial" w:cs="Arial" w:eastAsia="Arial" w:hAnsi="Arial"/>
+          <w:color w:val="333333"/>
+          <w:sz w:val="21"/>
+          <w:szCs w:val="21"/>
+        </w:rPr>
+        <w:t xml:space="preserve">When the cut steel comes out wrong, this is the first place to look. Find the rule that emitted the wrong op, then either:</w:t>
+      </w:r>
+    </w:p>
+    <w:p>
+      <w:pPr>
+        <w:spacing w:after="60" w:before="0"/>
+        <w:jc w:val="left"/>
+      </w:pPr>
+      <w:r>
+        <w:rPr>
+          <w:rFonts w:ascii="Arial" w:cs="Arial" w:eastAsia="Arial" w:hAnsi="Arial"/>
+          <w:color w:val="333333"/>
+          <w:sz w:val="21"/>
+          <w:szCs w:val="21"/>
+        </w:rPr>
+        <w:t xml:space="preserve">• Edit the rule in src/rules/table.ts and rebuild the codec, or</w:t>
+      </w:r>
+    </w:p>
+    <w:p>
+      <w:pPr>
+        <w:spacing w:after="60" w:before="0"/>
+        <w:jc w:val="left"/>
+      </w:pPr>
+      <w:r>
+        <w:rPr>
+          <w:rFonts w:ascii="Arial" w:cs="Arial" w:eastAsia="Arial" w:hAnsi="Arial"/>
+          <w:color w:val="333333"/>
+          <w:sz w:val="21"/>
+          <w:szCs w:val="21"/>
+        </w:rPr>
+        <w:t xml:space="preserve">• Edit the relevant Machine Type setting in /rules to change the offset / span globally,</w:t>
+      </w:r>
+    </w:p>
+    <w:p>
+      <w:pPr>
+        <w:spacing w:after="60" w:before="0"/>
+        <w:jc w:val="left"/>
+      </w:pPr>
+      <w:r>
+        <w:rPr>
+          <w:rFonts w:ascii="Arial" w:cs="Arial" w:eastAsia="Arial" w:hAnsi="Arial"/>
+          <w:color w:val="333333"/>
+          <w:sz w:val="21"/>
+          <w:szCs w:val="21"/>
+        </w:rPr>
+        <w:t xml:space="preserve">• Or roll back to a previously-saved ruleset that was last known good.</w:t>
+      </w:r>
+    </w:p>
+    <w:p>
+      <w:pPr>
+        <w:spacing w:after="200" w:before="360"/>
+        <w:jc w:val="left"/>
+      </w:pPr>
+      <w:r>
+        <w:rPr>
+          <w:rFonts w:ascii="Arial" w:cs="Arial" w:eastAsia="Arial" w:hAnsi="Arial"/>
+          <w:b/>
+          <w:bCs/>
+          <w:color w:val="231F20"/>
+          <w:sz w:val="36"/>
+          <w:szCs w:val="36"/>
+        </w:rPr>
+        <w:t xml:space="preserve">5. Match Regression Dashboard (/regression)</w:t>
+      </w:r>
+    </w:p>
+    <w:p>
+      <w:pPr>
+        <w:spacing w:after="120" w:before="0"/>
+        <w:jc w:val="left"/>
+      </w:pPr>
+      <w:r>
+        <w:rPr>
+          <w:rFonts w:ascii="Arial" w:cs="Arial" w:eastAsia="Arial" w:hAnsi="Arial"/>
+          <w:color w:val="333333"/>
+          <w:sz w:val="21"/>
+          <w:szCs w:val="21"/>
+        </w:rPr>
+        <w:t xml:space="preserve">The regression dashboard runs the codec against the entire test corpus and shows how many operations match the Detailer reference output. Use it AFTER editing rules to verify the change didn't break anything.</w:t>
+      </w:r>
+    </w:p>
+    <w:p>
+      <w:pPr>
+        <w:spacing w:after="160" w:before="280"/>
+        <w:jc w:val="left"/>
+      </w:pPr>
+      <w:r>
+        <w:rPr>
+          <w:rFonts w:ascii="Arial" w:cs="Arial" w:eastAsia="Arial" w:hAnsi="Arial"/>
+          <w:b/>
+          <w:bCs/>
+          <w:color w:val="231F20"/>
+          <w:sz w:val="28"/>
+          <w:szCs w:val="28"/>
+        </w:rPr>
+        <w:t xml:space="preserve">5.1  Reading the summary tiles</w:t>
+      </w:r>
+    </w:p>
+    <w:p>
+      <w:pPr>
+        <w:spacing w:after="30" w:before="0"/>
+        <w:jc w:val="left"/>
+      </w:pPr>
+      <w:r>
+        <w:rPr>
+          <w:rFonts w:ascii="Arial" w:cs="Arial" w:eastAsia="Arial" w:hAnsi="Arial"/>
+          <w:b/>
+          <w:bCs/>
+          <w:color w:val="231F20"/>
+          <w:sz w:val="21"/>
+          <w:szCs w:val="21"/>
+        </w:rPr>
+        <w:t xml:space="preserve">Overall match %</w:t>
+      </w:r>
+    </w:p>
+    <w:p>
+      <w:pPr>
+        <w:spacing w:after="140" w:before="0"/>
+        <w:jc w:val="left"/>
+      </w:pPr>
+      <w:r>
+        <w:rPr>
+          <w:rFonts w:ascii="Arial" w:cs="Arial" w:eastAsia="Arial" w:hAnsi="Arial"/>
+          <w:color w:val="333333"/>
+          <w:sz w:val="21"/>
+          <w:szCs w:val="21"/>
+        </w:rPr>
+        <w:t xml:space="preserve">    Op-level match across the whole corpus. Currently 75.45% on 40 jobs (target: 100% via Frida capture once Detailer reinstalls).</w:t>
+      </w:r>
+    </w:p>
+    <w:p>
+      <w:pPr>
+        <w:spacing w:after="30" w:before="0"/>
+        <w:jc w:val="left"/>
+      </w:pPr>
+      <w:r>
+        <w:rPr>
+          <w:rFonts w:ascii="Arial" w:cs="Arial" w:eastAsia="Arial" w:hAnsi="Arial"/>
+          <w:b/>
+          <w:bCs/>
+          <w:color w:val="231F20"/>
+          <w:sz w:val="21"/>
+          <w:szCs w:val="21"/>
+        </w:rPr>
+        <w:t xml:space="preserve">Jobs</w:t>
+      </w:r>
+    </w:p>
+    <w:p>
+      <w:pPr>
+        <w:spacing w:after="140" w:before="0"/>
+        <w:jc w:val="left"/>
+      </w:pPr>
+      <w:r>
+        <w:rPr>
+          <w:rFonts w:ascii="Arial" w:cs="Arial" w:eastAsia="Arial" w:hAnsi="Arial"/>
+          <w:color w:val="333333"/>
+          <w:sz w:val="21"/>
+          <w:szCs w:val="21"/>
+        </w:rPr>
+        <w:t xml:space="preserve">    Total number of XML/RFY pairs the harness ran. Each pair = one frame + one expected RFY.</w:t>
+      </w:r>
+    </w:p>
+    <w:p>
+      <w:pPr>
+        <w:spacing w:after="30" w:before="0"/>
+        <w:jc w:val="left"/>
+      </w:pPr>
+      <w:r>
+        <w:rPr>
+          <w:rFonts w:ascii="Arial" w:cs="Arial" w:eastAsia="Arial" w:hAnsi="Arial"/>
+          <w:b/>
+          <w:bCs/>
+          <w:color w:val="231F20"/>
+          <w:sz w:val="21"/>
+          <w:szCs w:val="21"/>
+        </w:rPr>
+        <w:t xml:space="preserve">At 100%</w:t>
+      </w:r>
+    </w:p>
+    <w:p>
+      <w:pPr>
+        <w:spacing w:after="140" w:before="0"/>
+        <w:jc w:val="left"/>
+      </w:pPr>
+      <w:r>
+        <w:rPr>
+          <w:rFonts w:ascii="Arial" w:cs="Arial" w:eastAsia="Arial" w:hAnsi="Arial"/>
+          <w:color w:val="333333"/>
+          <w:sz w:val="21"/>
+          <w:szCs w:val="21"/>
+        </w:rPr>
+        <w:t xml:space="preserve">    Number of jobs that match Detailer exactly. CP-89.075 currently sits at 100% (96 ops). Goal is to get every category there.</w:t>
+      </w:r>
+    </w:p>
+    <w:p>
+      <w:pPr>
+        <w:spacing w:after="30" w:before="0"/>
+        <w:jc w:val="left"/>
+      </w:pPr>
+      <w:r>
+        <w:rPr>
+          <w:rFonts w:ascii="Arial" w:cs="Arial" w:eastAsia="Arial" w:hAnsi="Arial"/>
+          <w:b/>
+          <w:bCs/>
+          <w:color w:val="231F20"/>
+          <w:sz w:val="21"/>
+          <w:szCs w:val="21"/>
+        </w:rPr>
+        <w:t xml:space="preserve">Errors</w:t>
+      </w:r>
+    </w:p>
+    <w:p>
+      <w:pPr>
+        <w:spacing w:after="140" w:before="0"/>
+        <w:jc w:val="left"/>
+      </w:pPr>
+      <w:r>
+        <w:rPr>
+          <w:rFonts w:ascii="Arial" w:cs="Arial" w:eastAsia="Arial" w:hAnsi="Arial"/>
+          <w:color w:val="333333"/>
+          <w:sz w:val="21"/>
+          <w:szCs w:val="21"/>
+        </w:rPr>
+        <w:t xml:space="preserve">    Jobs that failed to run (codec crash, malformed input). 0 = clean run.</w:t>
+      </w:r>
+    </w:p>
+    <w:p>
+      <w:pPr>
+        <w:spacing w:after="30" w:before="0"/>
+        <w:jc w:val="left"/>
+      </w:pPr>
+      <w:r>
+        <w:rPr>
+          <w:rFonts w:ascii="Arial" w:cs="Arial" w:eastAsia="Arial" w:hAnsi="Arial"/>
+          <w:b/>
+          <w:bCs/>
+          <w:color w:val="231F20"/>
+          <w:sz w:val="21"/>
+          <w:szCs w:val="21"/>
+        </w:rPr>
+        <w:t xml:space="preserve">CSV full pipeline %</w:t>
+      </w:r>
+    </w:p>
+    <w:p>
+      <w:pPr>
+        <w:spacing w:after="140" w:before="0"/>
+        <w:jc w:val="left"/>
+      </w:pPr>
+      <w:r>
+        <w:rPr>
+          <w:rFonts w:ascii="Arial" w:cs="Arial" w:eastAsia="Arial" w:hAnsi="Arial"/>
+          <w:color w:val="333333"/>
+          <w:sz w:val="21"/>
+          <w:szCs w:val="21"/>
+        </w:rPr>
+        <w:t xml:space="preserve">    NEW. Row-level CSV match: ours-csv vs Detailer-csv. Currently 25.1% on HG260044 (full pipeline). Lower than op-level because CSV reordering + FILLER rules add row-level differences not visible in the RFY.</w:t>
+      </w:r>
+    </w:p>
+    <w:p>
+      <w:pPr>
+        <w:spacing w:after="30" w:before="0"/>
+        <w:jc w:val="left"/>
+      </w:pPr>
+      <w:r>
+        <w:rPr>
+          <w:rFonts w:ascii="Arial" w:cs="Arial" w:eastAsia="Arial" w:hAnsi="Arial"/>
+          <w:b/>
+          <w:bCs/>
+          <w:color w:val="231F20"/>
+          <w:sz w:val="21"/>
+          <w:szCs w:val="21"/>
+        </w:rPr>
+        <w:t xml:space="preserve">CSV emission %</w:t>
+      </w:r>
+    </w:p>
+    <w:p>
+      <w:pPr>
+        <w:spacing w:after="140" w:before="0"/>
+        <w:jc w:val="left"/>
+      </w:pPr>
+      <w:r>
+        <w:rPr>
+          <w:rFonts w:ascii="Arial" w:cs="Arial" w:eastAsia="Arial" w:hAnsi="Arial"/>
+          <w:color w:val="333333"/>
+          <w:sz w:val="21"/>
+          <w:szCs w:val="21"/>
+        </w:rPr>
+        <w:t xml:space="preserve">    Decoder→csv accuracy alone — measures whether documentToCsvs() correctly emits Detailer's CSV format from a known-good RFY. Currently 48.9%.</w:t>
+      </w:r>
+    </w:p>
+    <w:p>
+      <w:pPr>
+        <w:spacing w:after="30" w:before="0"/>
+        <w:jc w:val="left"/>
+      </w:pPr>
+      <w:r>
+        <w:rPr>
+          <w:rFonts w:ascii="Arial" w:cs="Arial" w:eastAsia="Arial" w:hAnsi="Arial"/>
+          <w:b/>
+          <w:bCs/>
+          <w:color w:val="231F20"/>
+          <w:sz w:val="21"/>
+          <w:szCs w:val="21"/>
+        </w:rPr>
+        <w:t xml:space="preserve">CSV rule-gen %</w:t>
+      </w:r>
+    </w:p>
+    <w:p>
+      <w:pPr>
+        <w:spacing w:after="140" w:before="0"/>
+        <w:jc w:val="left"/>
+      </w:pPr>
+      <w:r>
+        <w:rPr>
+          <w:rFonts w:ascii="Arial" w:cs="Arial" w:eastAsia="Arial" w:hAnsi="Arial"/>
+          <w:color w:val="333333"/>
+          <w:sz w:val="21"/>
+          <w:szCs w:val="21"/>
+        </w:rPr>
+        <w:t xml:space="preserve">    Synthesize→csv accuracy — measures the rule generation through the CSV lens. Currently 30.6%.</w:t>
+      </w:r>
+    </w:p>
+    <w:p>
+      <w:pPr>
+        <w:spacing w:after="160" w:before="280"/>
+        <w:jc w:val="left"/>
+      </w:pPr>
+      <w:r>
+        <w:rPr>
+          <w:rFonts w:ascii="Arial" w:cs="Arial" w:eastAsia="Arial" w:hAnsi="Arial"/>
+          <w:b/>
+          <w:bCs/>
+          <w:color w:val="231F20"/>
+          <w:sz w:val="28"/>
+          <w:szCs w:val="28"/>
+        </w:rPr>
+        <w:t xml:space="preserve">5.2  By-category view</w:t>
+      </w:r>
+    </w:p>
+    <w:p>
+      <w:pPr>
+        <w:spacing w:after="120" w:before="0"/>
+        <w:jc w:val="left"/>
+      </w:pPr>
+      <w:r>
+        <w:rPr>
+          <w:rFonts w:ascii="Arial" w:cs="Arial" w:eastAsia="Arial" w:hAnsi="Arial"/>
+          <w:color w:val="333333"/>
+          <w:sz w:val="21"/>
+          <w:szCs w:val="21"/>
+        </w:rPr>
+        <w:t xml:space="preserve">Below the tiles is a per-category breakdown (CP-89.075, NLBW-89.075, LBW-89.075, etc.). The bar chart shows the match % visually; numbers next to it are matched / total ops in that category.</w:t>
+      </w:r>
+    </w:p>
+    <w:p>
+      <w:pPr>
+        <w:spacing w:after="120" w:before="0"/>
+        <w:jc w:val="left"/>
+      </w:pPr>
+      <w:r>
+        <w:rPr>
+          <w:rFonts w:ascii="Arial" w:cs="Arial" w:eastAsia="Arial" w:hAnsi="Arial"/>
+          <w:color w:val="333333"/>
+          <w:sz w:val="21"/>
+          <w:szCs w:val="21"/>
+        </w:rPr>
+        <w:t xml:space="preserve">CSV match % appears in sky-blue beside each category when a paired .csv reference is available.</w:t>
+      </w:r>
+    </w:p>
+    <w:p>
+      <w:pPr>
+        <w:spacing w:after="160" w:before="280"/>
+        <w:jc w:val="left"/>
+      </w:pPr>
+      <w:r>
+        <w:rPr>
+          <w:rFonts w:ascii="Arial" w:cs="Arial" w:eastAsia="Arial" w:hAnsi="Arial"/>
+          <w:b/>
+          <w:bCs/>
+          <w:color w:val="231F20"/>
+          <w:sz w:val="28"/>
+          <w:szCs w:val="28"/>
+        </w:rPr>
+        <w:t xml:space="preserve">5.3  Job-list view + drill-down</w:t>
+      </w:r>
+    </w:p>
+    <w:p>
+      <w:pPr>
+        <w:spacing w:after="120" w:before="0"/>
+        <w:jc w:val="left"/>
+      </w:pPr>
+      <w:r>
+        <w:rPr>
+          <w:rFonts w:ascii="Arial" w:cs="Arial" w:eastAsia="Arial" w:hAnsi="Arial"/>
+          <w:color w:val="333333"/>
+          <w:sz w:val="21"/>
+          <w:szCs w:val="21"/>
+        </w:rPr>
+        <w:t xml:space="preserve">Below the categories is a sortable job list. Click any job to expand:</w:t>
+      </w:r>
+    </w:p>
+    <w:p>
+      <w:pPr>
+        <w:spacing w:after="60" w:before="0"/>
+        <w:jc w:val="left"/>
+      </w:pPr>
+      <w:r>
+        <w:rPr>
+          <w:rFonts w:ascii="Arial" w:cs="Arial" w:eastAsia="Arial" w:hAnsi="Arial"/>
+          <w:color w:val="333333"/>
+          <w:sz w:val="21"/>
+          <w:szCs w:val="21"/>
+        </w:rPr>
+        <w:t xml:space="preserve">• Per-frame breakdown — which frames in this job have gaps.</w:t>
+      </w:r>
+    </w:p>
+    <w:p>
+      <w:pPr>
+        <w:spacing w:after="60" w:before="0"/>
+        <w:jc w:val="left"/>
+      </w:pPr>
+      <w:r>
+        <w:rPr>
+          <w:rFonts w:ascii="Arial" w:cs="Arial" w:eastAsia="Arial" w:hAnsi="Arial"/>
+          <w:color w:val="333333"/>
+          <w:sz w:val="21"/>
+          <w:szCs w:val="21"/>
+        </w:rPr>
+        <w:t xml:space="preserve">• Per-stick breakdown — which sticks have missing/extra ops.</w:t>
+      </w:r>
+    </w:p>
+    <w:p>
+      <w:pPr>
+        <w:spacing w:after="60" w:before="0"/>
+        <w:jc w:val="left"/>
+      </w:pPr>
+      <w:r>
+        <w:rPr>
+          <w:rFonts w:ascii="Arial" w:cs="Arial" w:eastAsia="Arial" w:hAnsi="Arial"/>
+          <w:color w:val="333333"/>
+          <w:sz w:val="21"/>
+          <w:szCs w:val="21"/>
+        </w:rPr>
+        <w:t xml:space="preserve">• By-op-type counts — how many LipNotch ops matched vs missed, how many Swage spans extra, etc.</w:t>
+      </w:r>
+    </w:p>
+    <w:p>
+      <w:pPr>
+        <w:spacing w:after="160" w:before="280"/>
+        <w:jc w:val="left"/>
+      </w:pPr>
+      <w:r>
+        <w:rPr>
+          <w:rFonts w:ascii="Arial" w:cs="Arial" w:eastAsia="Arial" w:hAnsi="Arial"/>
+          <w:b/>
+          <w:bCs/>
+          <w:color w:val="231F20"/>
+          <w:sz w:val="28"/>
+          <w:szCs w:val="28"/>
+        </w:rPr>
+        <w:t xml:space="preserve">5.4  Refresh button</w:t>
+      </w:r>
+    </w:p>
+    <w:p>
+      <w:pPr>
+        <w:spacing w:after="120" w:before="0"/>
+        <w:jc w:val="left"/>
+      </w:pPr>
+      <w:r>
+        <w:rPr>
+          <w:rFonts w:ascii="Arial" w:cs="Arial" w:eastAsia="Arial" w:hAnsi="Arial"/>
+          <w:color w:val="333333"/>
+          <w:sz w:val="21"/>
+          <w:szCs w:val="21"/>
+        </w:rPr>
+        <w:t xml:space="preserve">The dashboard caches results in memory. Click Refresh to re-run the corpus diff after a rule edit. Takes 1-3 minutes for the full 40-job run on a warm machine.</w:t>
+      </w:r>
+    </w:p>
+    <w:p>
+      <w:pPr>
+        <w:spacing w:after="200" w:before="100"/>
+        <w:jc w:val="left"/>
+      </w:pPr>
+      <w:r>
+        <w:rPr>
+          <w:rFonts w:ascii="Arial" w:cs="Arial" w:eastAsia="Arial" w:hAnsi="Arial"/>
+          <w:b/>
+          <w:bCs/>
+          <w:color w:val="231F20"/>
+          <w:sz w:val="21"/>
+          <w:szCs w:val="21"/>
+        </w:rPr>
+        <w:t xml:space="preserve">⚠ Workflow: edit rules → Save → click Refresh on /regression → check the overall match % went UP not DOWN. If it dropped, revert the ruleset and try again.</w:t>
+      </w:r>
+    </w:p>
+    <w:p>
+      <w:pPr>
+        <w:spacing w:after="160" w:before="280"/>
+        <w:jc w:val="left"/>
+      </w:pPr>
+      <w:r>
+        <w:rPr>
+          <w:rFonts w:ascii="Arial" w:cs="Arial" w:eastAsia="Arial" w:hAnsi="Arial"/>
+          <w:b/>
+          <w:bCs/>
+          <w:color w:val="231F20"/>
+          <w:sz w:val="28"/>
+          <w:szCs w:val="28"/>
+        </w:rPr>
+        <w:t xml:space="preserve">5.5  Local-only</w:t>
+      </w:r>
+    </w:p>
+    <w:p>
+      <w:pPr>
+        <w:spacing w:after="120" w:before="0"/>
+        <w:jc w:val="left"/>
+      </w:pPr>
+      <w:r>
+        <w:rPr>
+          <w:rFonts w:ascii="Arial" w:cs="Arial" w:eastAsia="Arial" w:hAnsi="Arial"/>
+          <w:color w:val="333333"/>
+          <w:sz w:val="21"/>
+          <w:szCs w:val="21"/>
+        </w:rPr>
+        <w:t xml:space="preserve">The dashboard can only run on a machine where the test corpus is on disk. On Vercel and other hosted environments it shows an amber info card explaining this — that's not an error, just informational.</w:t>
+      </w:r>
+    </w:p>
+    <w:p>
+      <w:pPr>
+        <w:spacing w:after="200" w:before="360"/>
+        <w:jc w:val="left"/>
+      </w:pPr>
+      <w:r>
+        <w:rPr>
+          <w:rFonts w:ascii="Arial" w:cs="Arial" w:eastAsia="Arial" w:hAnsi="Arial"/>
+          <w:b/>
+          <w:bCs/>
+          <w:color w:val="231F20"/>
+          <w:sz w:val="36"/>
+          <w:szCs w:val="36"/>
+        </w:rPr>
+        <w:t xml:space="preserve">6. "What does editing X change?" — quick reference</w:t>
+      </w:r>
+    </w:p>
+    <w:p>
+      <w:pPr>
+        <w:spacing w:after="120" w:before="0"/>
+        <w:jc w:val="left"/>
+      </w:pPr>
+      <w:r>
+        <w:rPr>
+          <w:rFonts w:ascii="Arial" w:cs="Arial" w:eastAsia="Arial" w:hAnsi="Arial"/>
+          <w:color w:val="333333"/>
+          <w:sz w:val="21"/>
+          <w:szCs w:val="21"/>
+        </w:rPr>
+        <w:t xml:space="preserve">Use this as a lookup before you change anything in /rules. Every entry tells you exactly what downstream effect to expect.</w:t>
+      </w:r>
+    </w:p>
+    <w:p>
+      <w:pPr>
+        <w:spacing w:after="160" w:before="280"/>
+        <w:jc w:val="left"/>
+      </w:pPr>
+      <w:r>
+        <w:rPr>
+          <w:rFonts w:ascii="Arial" w:cs="Arial" w:eastAsia="Arial" w:hAnsi="Arial"/>
+          <w:b/>
+          <w:bCs/>
+          <w:color w:val="231F20"/>
+          <w:sz w:val="28"/>
+          <w:szCs w:val="28"/>
+        </w:rPr>
+        <w:t xml:space="preserve">6.1  Edits that change EVERY stick of a profile</w:t>
+      </w:r>
+    </w:p>
+    <w:p>
+      <w:pPr>
+        <w:spacing w:after="30" w:before="0"/>
+        <w:jc w:val="left"/>
+      </w:pPr>
+      <w:r>
+        <w:rPr>
+          <w:rFonts w:ascii="Arial" w:cs="Arial" w:eastAsia="Arial" w:hAnsi="Arial"/>
+          <w:b/>
+          <w:bCs/>
+          <w:color w:val="231F20"/>
+          <w:sz w:val="21"/>
+          <w:szCs w:val="21"/>
+        </w:rPr>
+        <w:t xml:space="preserve">End Clearance (mm)</w:t>
+      </w:r>
+    </w:p>
+    <w:p>
+      <w:pPr>
+        <w:spacing w:after="140" w:before="0"/>
+        <w:jc w:val="left"/>
+      </w:pPr>
+      <w:r>
+        <w:rPr>
+          <w:rFonts w:ascii="Arial" w:cs="Arial" w:eastAsia="Arial" w:hAnsi="Arial"/>
+          <w:color w:val="333333"/>
+          <w:sz w:val="21"/>
+          <w:szCs w:val="21"/>
+        </w:rPr>
+        <w:t xml:space="preserve">    Every plate/chord on every frame using this profile gets ±delta in length. All cap dimple/swage/notch positions shift by the same delta. SERVICE HOLE positions are absolute and don't shift.</w:t>
+      </w:r>
+    </w:p>
+    <w:p>
+      <w:pPr>
+        <w:spacing w:after="30" w:before="0"/>
+        <w:jc w:val="left"/>
+      </w:pPr>
+      <w:r>
+        <w:rPr>
+          <w:rFonts w:ascii="Arial" w:cs="Arial" w:eastAsia="Arial" w:hAnsi="Arial"/>
+          <w:b/>
+          <w:bCs/>
+          <w:color w:val="231F20"/>
+          <w:sz w:val="21"/>
+          <w:szCs w:val="21"/>
+        </w:rPr>
+        <w:t xml:space="preserve">Stud End Trim (mm)</w:t>
+      </w:r>
+    </w:p>
+    <w:p>
+      <w:pPr>
+        <w:spacing w:after="140" w:before="0"/>
+        <w:jc w:val="left"/>
+      </w:pPr>
+      <w:r>
+        <w:rPr>
+          <w:rFonts w:ascii="Arial" w:cs="Arial" w:eastAsia="Arial" w:hAnsi="Arial"/>
+          <w:color w:val="333333"/>
+          <w:sz w:val="21"/>
+          <w:szCs w:val="21"/>
+        </w:rPr>
+        <w:t xml:space="preserve">    Every stud's length and every position-from-stick-end op (e.g., end-cap Swage at length-27.5, end-cap LipNotch at length-24).</w:t>
+      </w:r>
+    </w:p>
+    <w:p>
+      <w:pPr>
+        <w:spacing w:after="30" w:before="0"/>
+        <w:jc w:val="left"/>
+      </w:pPr>
+      <w:r>
+        <w:rPr>
+          <w:rFonts w:ascii="Arial" w:cs="Arial" w:eastAsia="Arial" w:hAnsi="Arial"/>
+          <w:b/>
+          <w:bCs/>
+          <w:color w:val="231F20"/>
+          <w:sz w:val="21"/>
+          <w:szCs w:val="21"/>
+        </w:rPr>
+        <w:t xml:space="preserve">Service Hole positions list</w:t>
+      </w:r>
+    </w:p>
+    <w:p>
+      <w:pPr>
+        <w:spacing w:after="140" w:before="0"/>
+        <w:jc w:val="left"/>
+      </w:pPr>
+      <w:r>
+        <w:rPr>
+          <w:rFonts w:ascii="Arial" w:cs="Arial" w:eastAsia="Arial" w:hAnsi="Arial"/>
+          <w:color w:val="333333"/>
+          <w:sz w:val="21"/>
+          <w:szCs w:val="21"/>
+        </w:rPr>
+        <w:t xml:space="preserve">    Every stud and topplate gets these exact positions emitted as SERVICE HOLE cells. Adding 596 to the list = a new SERVICE HOLE,596 in every relevant stick. Removing one = that hole disappears.</w:t>
+      </w:r>
+    </w:p>
+    <w:p>
+      <w:pPr>
+        <w:spacing w:after="30" w:before="0"/>
+        <w:jc w:val="left"/>
+      </w:pPr>
+      <w:r>
+        <w:rPr>
+          <w:rFonts w:ascii="Arial" w:cs="Arial" w:eastAsia="Arial" w:hAnsi="Arial"/>
+          <w:b/>
+          <w:bCs/>
+          <w:color w:val="231F20"/>
+          <w:sz w:val="21"/>
+          <w:szCs w:val="21"/>
+        </w:rPr>
+        <w:t xml:space="preserve">InnerDimple offsets</w:t>
+      </w:r>
+    </w:p>
+    <w:p>
+      <w:pPr>
+        <w:spacing w:after="140" w:before="0"/>
+        <w:jc w:val="left"/>
+      </w:pPr>
+      <w:r>
+        <w:rPr>
+          <w:rFonts w:ascii="Arial" w:cs="Arial" w:eastAsia="Arial" w:hAnsi="Arial"/>
+          <w:color w:val="333333"/>
+          <w:sz w:val="21"/>
+          <w:szCs w:val="21"/>
+        </w:rPr>
+        <w:t xml:space="preserve">    Cap dimple positions on plates/studs (16.5mm = standard). Changing this shifts the visible cap pattern for every stick.</w:t>
+      </w:r>
+    </w:p>
+    <w:p>
+      <w:pPr>
+        <w:spacing w:after="30" w:before="0"/>
+        <w:jc w:val="left"/>
+      </w:pPr>
+      <w:r>
+        <w:rPr>
+          <w:rFonts w:ascii="Arial" w:cs="Arial" w:eastAsia="Arial" w:hAnsi="Arial"/>
+          <w:b/>
+          <w:bCs/>
+          <w:color w:val="231F20"/>
+          <w:sz w:val="21"/>
+          <w:szCs w:val="21"/>
+        </w:rPr>
+        <w:t xml:space="preserve">Swage span offset</w:t>
+      </w:r>
+    </w:p>
+    <w:p>
+      <w:pPr>
+        <w:spacing w:after="140" w:before="0"/>
+        <w:jc w:val="left"/>
+      </w:pPr>
+      <w:r>
+        <w:rPr>
+          <w:rFonts w:ascii="Arial" w:cs="Arial" w:eastAsia="Arial" w:hAnsi="Arial"/>
+          <w:color w:val="333333"/>
+          <w:sz w:val="21"/>
+          <w:szCs w:val="21"/>
+        </w:rPr>
+        <w:t xml:space="preserve">    Default 27.5mm = SWAGE,27.5 at start, SWAGE,length-27.5 at end. Changing it changes the LEADING and TRAILING swage positions on every stick.</w:t>
+      </w:r>
+    </w:p>
+    <w:p>
+      <w:pPr>
+        <w:spacing w:after="30" w:before="0"/>
+        <w:jc w:val="left"/>
+      </w:pPr>
+      <w:r>
+        <w:rPr>
+          <w:rFonts w:ascii="Arial" w:cs="Arial" w:eastAsia="Arial" w:hAnsi="Arial"/>
+          <w:b/>
+          <w:bCs/>
+          <w:color w:val="231F20"/>
+          <w:sz w:val="21"/>
+          <w:szCs w:val="21"/>
+        </w:rPr>
+        <w:t xml:space="preserve">Lip Notch stride</w:t>
+      </w:r>
+    </w:p>
+    <w:p>
+      <w:pPr>
+        <w:spacing w:after="140" w:before="0"/>
+        <w:jc w:val="left"/>
+      </w:pPr>
+      <w:r>
+        <w:rPr>
+          <w:rFonts w:ascii="Arial" w:cs="Arial" w:eastAsia="Arial" w:hAnsi="Arial"/>
+          <w:color w:val="333333"/>
+          <w:sz w:val="21"/>
+          <w:szCs w:val="21"/>
+        </w:rPr>
+        <w:t xml:space="preserve">    Affects how dense the LIP NOTCH cells are along long spans. Default stride 48mm = positions every 48mm. Wider stride = fewer notches per span.</w:t>
+      </w:r>
+    </w:p>
+    <w:p>
+      <w:pPr>
+        <w:spacing w:after="30" w:before="0"/>
+        <w:jc w:val="left"/>
+      </w:pPr>
+      <w:r>
+        <w:rPr>
+          <w:rFonts w:ascii="Arial" w:cs="Arial" w:eastAsia="Arial" w:hAnsi="Arial"/>
+          <w:b/>
+          <w:bCs/>
+          <w:color w:val="231F20"/>
+          <w:sz w:val="21"/>
+          <w:szCs w:val="21"/>
+        </w:rPr>
+        <w:t xml:space="preserve">Anchor Bolt offset (70mm)</w:t>
+      </w:r>
+    </w:p>
+    <w:p>
+      <w:pPr>
+        <w:spacing w:after="140" w:before="0"/>
+        <w:jc w:val="left"/>
+      </w:pPr>
+      <w:r>
+        <w:rPr>
+          <w:rFonts w:ascii="Arial" w:cs="Arial" w:eastAsia="Arial" w:hAnsi="Arial"/>
+          <w:color w:val="333333"/>
+          <w:sz w:val="21"/>
+          <w:szCs w:val="21"/>
+        </w:rPr>
+        <w:t xml:space="preserve">    Position of ANCHOR holes on ground-floor bottom plates. Edit this and every ground-floor B-plate at this profile changes where it gets anchored.</w:t>
+      </w:r>
+    </w:p>
+    <w:p>
+      <w:pPr>
+        <w:spacing w:after="30" w:before="0"/>
+        <w:jc w:val="left"/>
+      </w:pPr>
+      <w:r>
+        <w:rPr>
+          <w:rFonts w:ascii="Arial" w:cs="Arial" w:eastAsia="Arial" w:hAnsi="Arial"/>
+          <w:b/>
+          <w:bCs/>
+          <w:color w:val="231F20"/>
+          <w:sz w:val="21"/>
+          <w:szCs w:val="21"/>
+        </w:rPr>
+        <w:t xml:space="preserve">Web Bolt offset</w:t>
+      </w:r>
+    </w:p>
+    <w:p>
+      <w:pPr>
+        <w:spacing w:after="140" w:before="0"/>
+        <w:jc w:val="left"/>
+      </w:pPr>
+      <w:r>
+        <w:rPr>
+          <w:rFonts w:ascii="Arial" w:cs="Arial" w:eastAsia="Arial" w:hAnsi="Arial"/>
+          <w:color w:val="333333"/>
+          <w:sz w:val="21"/>
+          <w:szCs w:val="21"/>
+        </w:rPr>
+        <w:t xml:space="preserve">    Position of BOLT HOLES (Web tool) on plates. Same gating as ANCHOR — ground-floor walls only.</w:t>
+      </w:r>
+    </w:p>
+    <w:p>
+      <w:pPr>
+        <w:spacing w:after="160" w:before="280"/>
+        <w:jc w:val="left"/>
+      </w:pPr>
+      <w:r>
+        <w:rPr>
+          <w:rFonts w:ascii="Arial" w:cs="Arial" w:eastAsia="Arial" w:hAnsi="Arial"/>
+          <w:b/>
+          <w:bCs/>
+          <w:color w:val="231F20"/>
+          <w:sz w:val="28"/>
+          <w:szCs w:val="28"/>
+        </w:rPr>
+        <w:t xml:space="preserve">6.2  Edits that change a SUBSET of frames</w:t>
+      </w:r>
+    </w:p>
+    <w:p>
+      <w:pPr>
+        <w:spacing w:after="30" w:before="0"/>
+        <w:jc w:val="left"/>
+      </w:pPr>
+      <w:r>
+        <w:rPr>
+          <w:rFonts w:ascii="Arial" w:cs="Arial" w:eastAsia="Arial" w:hAnsi="Arial"/>
+          <w:b/>
+          <w:bCs/>
+          <w:color w:val="231F20"/>
+          <w:sz w:val="21"/>
+          <w:szCs w:val="21"/>
+        </w:rPr>
+        <w:t xml:space="preserve">Frame type → Profile mapping</w:t>
+      </w:r>
+    </w:p>
+    <w:p>
+      <w:pPr>
+        <w:spacing w:after="140" w:before="0"/>
+        <w:jc w:val="left"/>
+      </w:pPr>
+      <w:r>
+        <w:rPr>
+          <w:rFonts w:ascii="Arial" w:cs="Arial" w:eastAsia="Arial" w:hAnsi="Arial"/>
+          <w:color w:val="333333"/>
+          <w:sz w:val="21"/>
+          <w:szCs w:val="21"/>
+        </w:rPr>
+        <w:t xml:space="preserve">    Reassigns which machine-type rules fire for an entire frame category. Changing LBW from 70S41_0.75 to 89S41_0.75 makes every load-bearing wall use the heavier profile rules — which adds anchor bolts, changes cap pattern, etc.</w:t>
+      </w:r>
+    </w:p>
+    <w:p>
+      <w:pPr>
+        <w:spacing w:after="30" w:before="0"/>
+        <w:jc w:val="left"/>
+      </w:pPr>
+      <w:r>
+        <w:rPr>
+          <w:rFonts w:ascii="Arial" w:cs="Arial" w:eastAsia="Arial" w:hAnsi="Arial"/>
+          <w:b/>
+          <w:bCs/>
+          <w:color w:val="231F20"/>
+          <w:sz w:val="21"/>
+          <w:szCs w:val="21"/>
+        </w:rPr>
+        <w:t xml:space="preserve">LIN trim override</w:t>
+      </w:r>
+    </w:p>
+    <w:p>
+      <w:pPr>
+        <w:spacing w:after="140" w:before="0"/>
+        <w:jc w:val="left"/>
+      </w:pPr>
+      <w:r>
+        <w:rPr>
+          <w:rFonts w:ascii="Arial" w:cs="Arial" w:eastAsia="Arial" w:hAnsi="Arial"/>
+          <w:color w:val="333333"/>
+          <w:sz w:val="21"/>
+          <w:szCs w:val="21"/>
+        </w:rPr>
+        <w:t xml:space="preserve">    LIN (Linear Truss) frames don't trim chord ends. Toggling this on/off adds or removes 4mm/end on every LIN chord stick.</w:t>
+      </w:r>
+    </w:p>
+    <w:p>
+      <w:pPr>
+        <w:spacing w:after="30" w:before="0"/>
+        <w:jc w:val="left"/>
+      </w:pPr>
+      <w:r>
+        <w:rPr>
+          <w:rFonts w:ascii="Arial" w:cs="Arial" w:eastAsia="Arial" w:hAnsi="Arial"/>
+          <w:b/>
+          <w:bCs/>
+          <w:color w:val="231F20"/>
+          <w:sz w:val="21"/>
+          <w:szCs w:val="21"/>
+        </w:rPr>
+        <w:t xml:space="preserve">Raking-frame Chamfer rule</w:t>
+      </w:r>
+    </w:p>
+    <w:p>
+      <w:pPr>
+        <w:spacing w:after="140" w:before="0"/>
+        <w:jc w:val="left"/>
+      </w:pPr>
+      <w:r>
+        <w:rPr>
+          <w:rFonts w:ascii="Arial" w:cs="Arial" w:eastAsia="Arial" w:hAnsi="Arial"/>
+          <w:color w:val="333333"/>
+          <w:sz w:val="21"/>
+          <w:szCs w:val="21"/>
+        </w:rPr>
+        <w:t xml:space="preserve">    Sloped-top-plate walls get Chamfer@end on full studs and Chamfer@start/end on the high side of the top plate. Disabling this skips chamfers on raking walls.</w:t>
+      </w:r>
+    </w:p>
+    <w:p>
+      <w:pPr>
+        <w:spacing w:after="30" w:before="0"/>
+        <w:jc w:val="left"/>
+      </w:pPr>
+      <w:r>
+        <w:rPr>
+          <w:rFonts w:ascii="Arial" w:cs="Arial" w:eastAsia="Arial" w:hAnsi="Arial"/>
+          <w:b/>
+          <w:bCs/>
+          <w:color w:val="231F20"/>
+          <w:sz w:val="21"/>
+          <w:szCs w:val="21"/>
+        </w:rPr>
+        <w:t xml:space="preserve">RP no-Chamfer override</w:t>
+      </w:r>
+    </w:p>
+    <w:p>
+      <w:pPr>
+        <w:spacing w:after="140" w:before="0"/>
+        <w:jc w:val="left"/>
+      </w:pPr>
+      <w:r>
+        <w:rPr>
+          <w:rFonts w:ascii="Arial" w:cs="Arial" w:eastAsia="Arial" w:hAnsi="Arial"/>
+          <w:color w:val="333333"/>
+          <w:sz w:val="21"/>
+          <w:szCs w:val="21"/>
+        </w:rPr>
+        <w:t xml:space="preserve">    Roof panels (RP frames) don't get Chamfers, despite their sloped top plates. This rule prevents the raking-frame logic from firing on RP.</w:t>
+      </w:r>
+    </w:p>
+    <w:p>
+      <w:pPr>
+        <w:spacing w:after="30" w:before="0"/>
+        <w:jc w:val="left"/>
+      </w:pPr>
+      <w:r>
+        <w:rPr>
+          <w:rFonts w:ascii="Arial" w:cs="Arial" w:eastAsia="Arial" w:hAnsi="Arial"/>
+          <w:b/>
+          <w:bCs/>
+          <w:color w:val="231F20"/>
+          <w:sz w:val="21"/>
+          <w:szCs w:val="21"/>
+        </w:rPr>
+        <w:t xml:space="preserve">FJ short-stub paired notch</w:t>
+      </w:r>
+    </w:p>
+    <w:p>
+      <w:pPr>
+        <w:spacing w:after="140" w:before="0"/>
+        <w:jc w:val="left"/>
+      </w:pPr>
+      <w:r>
+        <w:rPr>
+          <w:rFonts w:ascii="Arial" w:cs="Arial" w:eastAsia="Arial" w:hAnsi="Arial"/>
+          <w:color w:val="333333"/>
+          <w:sz w:val="21"/>
+          <w:szCs w:val="21"/>
+        </w:rPr>
+        <w:t xml:space="preserve">    Short FJ chord stubs (length ≤ 250mm) get paired InnerNotch alongside their LipNotch caps. Toggling this changes cap patterns on every short FJ stub.</w:t>
+      </w:r>
+    </w:p>
+    <w:p>
+      <w:pPr>
+        <w:spacing w:after="30" w:before="0"/>
+        <w:jc w:val="left"/>
+      </w:pPr>
+      <w:r>
+        <w:rPr>
+          <w:rFonts w:ascii="Arial" w:cs="Arial" w:eastAsia="Arial" w:hAnsi="Arial"/>
+          <w:b/>
+          <w:bCs/>
+          <w:color w:val="231F20"/>
+          <w:sz w:val="21"/>
+          <w:szCs w:val="21"/>
+        </w:rPr>
+        <w:t xml:space="preserve">Continuous-nog Swage rule</w:t>
+      </w:r>
+    </w:p>
+    <w:p>
+      <w:pPr>
+        <w:spacing w:after="140" w:before="0"/>
+        <w:jc w:val="left"/>
+      </w:pPr>
+      <w:r>
+        <w:rPr>
+          <w:rFonts w:ascii="Arial" w:cs="Arial" w:eastAsia="Arial" w:hAnsi="Arial"/>
+          <w:color w:val="333333"/>
+          <w:sz w:val="21"/>
+          <w:szCs w:val="21"/>
+        </w:rPr>
+        <w:t xml:space="preserve">    Swages on interior S studs at nog crossings. Disabling this removes ~10-30 ops per LBW frame.</w:t>
+      </w:r>
+    </w:p>
+    <w:p>
+      <w:pPr>
+        <w:spacing w:after="160" w:before="280"/>
+        <w:jc w:val="left"/>
+      </w:pPr>
+      <w:r>
+        <w:rPr>
+          <w:rFonts w:ascii="Arial" w:cs="Arial" w:eastAsia="Arial" w:hAnsi="Arial"/>
+          <w:b/>
+          <w:bCs/>
+          <w:color w:val="231F20"/>
+          <w:sz w:val="28"/>
+          <w:szCs w:val="28"/>
+        </w:rPr>
+        <w:t xml:space="preserve">6.3  Edits that ONLY affect CSV output</w:t>
+      </w:r>
+    </w:p>
+    <w:p>
+      <w:pPr>
+        <w:spacing w:after="30" w:before="0"/>
+        <w:jc w:val="left"/>
+      </w:pPr>
+      <w:r>
+        <w:rPr>
+          <w:rFonts w:ascii="Arial" w:cs="Arial" w:eastAsia="Arial" w:hAnsi="Arial"/>
+          <w:b/>
+          <w:bCs/>
+          <w:color w:val="231F20"/>
+          <w:sz w:val="21"/>
+          <w:szCs w:val="21"/>
+        </w:rPr>
+        <w:t xml:space="preserve">Tool-type CSV label mapping</w:t>
+      </w:r>
+    </w:p>
+    <w:p>
+      <w:pPr>
+        <w:spacing w:after="140" w:before="0"/>
+        <w:jc w:val="left"/>
+      </w:pPr>
+      <w:r>
+        <w:rPr>
+          <w:rFonts w:ascii="Arial" w:cs="Arial" w:eastAsia="Arial" w:hAnsi="Arial"/>
+          <w:color w:val="333333"/>
+          <w:sz w:val="21"/>
+          <w:szCs w:val="21"/>
+        </w:rPr>
+        <w:t xml:space="preserve">    How RFY tool types render in the CSV. Bolt → ANCHOR, Web → BOLT HOLES, InnerNotch → WEB NOTCH. Swapping these changes the CSV but NOT the encoded RFY (the F300i reads RFY directly).</w:t>
+      </w:r>
+    </w:p>
+    <w:p>
+      <w:pPr>
+        <w:spacing w:after="30" w:before="0"/>
+        <w:jc w:val="left"/>
+      </w:pPr>
+      <w:r>
+        <w:rPr>
+          <w:rFonts w:ascii="Arial" w:cs="Arial" w:eastAsia="Arial" w:hAnsi="Arial"/>
+          <w:b/>
+          <w:bCs/>
+          <w:color w:val="231F20"/>
+          <w:sz w:val="21"/>
+          <w:szCs w:val="21"/>
+        </w:rPr>
+        <w:t xml:space="preserve">Length-column precision</w:t>
+      </w:r>
+    </w:p>
+    <w:p>
+      <w:pPr>
+        <w:spacing w:after="140" w:before="0"/>
+        <w:jc w:val="left"/>
+      </w:pPr>
+      <w:r>
+        <w:rPr>
+          <w:rFonts w:ascii="Arial" w:cs="Arial" w:eastAsia="Arial" w:hAnsi="Arial"/>
+          <w:color w:val="333333"/>
+          <w:sz w:val="21"/>
+          <w:szCs w:val="21"/>
+        </w:rPr>
+        <w:t xml:space="preserve">    2-decimal vs 1-decimal for the length column in the CSV. Detailer uses 2-decimal for diagonal Kb braces (1377.73). 1-decimal everywhere else.</w:t>
+      </w:r>
+    </w:p>
+    <w:p>
+      <w:pPr>
+        <w:spacing w:after="30" w:before="0"/>
+        <w:jc w:val="left"/>
+      </w:pPr>
+      <w:r>
+        <w:rPr>
+          <w:rFonts w:ascii="Arial" w:cs="Arial" w:eastAsia="Arial" w:hAnsi="Arial"/>
+          <w:b/>
+          <w:bCs/>
+          <w:color w:val="231F20"/>
+          <w:sz w:val="21"/>
+          <w:szCs w:val="21"/>
+        </w:rPr>
+        <w:t xml:space="preserve">FILLER row insertion</w:t>
+      </w:r>
+    </w:p>
+    <w:p>
+      <w:pPr>
+        <w:spacing w:after="140" w:before="0"/>
+        <w:jc w:val="left"/>
+      </w:pPr>
+      <w:r>
+        <w:rPr>
+          <w:rFonts w:ascii="Arial" w:cs="Arial" w:eastAsia="Arial" w:hAnsi="Arial"/>
+          <w:color w:val="333333"/>
+          <w:sz w:val="21"/>
+          <w:szCs w:val="21"/>
+        </w:rPr>
+        <w:t xml:space="preserve">    FILLER rows separate W/Kb groups from default sticks in the CSV. Disabling this removes ~141 rows per LBW job in our output (Detailer always emits them).</w:t>
+      </w:r>
+    </w:p>
+    <w:p>
+      <w:pPr>
+        <w:spacing w:after="30" w:before="0"/>
+        <w:jc w:val="left"/>
+      </w:pPr>
+      <w:r>
+        <w:rPr>
+          <w:rFonts w:ascii="Arial" w:cs="Arial" w:eastAsia="Arial" w:hAnsi="Arial"/>
+          <w:b/>
+          <w:bCs/>
+          <w:color w:val="231F20"/>
+          <w:sz w:val="21"/>
+          <w:szCs w:val="21"/>
+        </w:rPr>
+        <w:t xml:space="preserve">DETAILS-per-frame</w:t>
+      </w:r>
+    </w:p>
+    <w:p>
+      <w:pPr>
+        <w:spacing w:after="140" w:before="0"/>
+        <w:jc w:val="left"/>
+      </w:pPr>
+      <w:r>
+        <w:rPr>
+          <w:rFonts w:ascii="Arial" w:cs="Arial" w:eastAsia="Arial" w:hAnsi="Arial"/>
+          <w:color w:val="333333"/>
+          <w:sz w:val="21"/>
+          <w:szCs w:val="21"/>
+        </w:rPr>
+        <w:t xml:space="preserve">    Detailer emits a DETAILS,job#1-1,plan header before every frame. Disabling this drops to one DETAILS row per file (legacy behavior).</w:t>
+      </w:r>
+    </w:p>
+    <w:p>
+      <w:pPr>
+        <w:spacing w:after="200" w:before="360"/>
+        <w:jc w:val="left"/>
+      </w:pPr>
+      <w:r>
+        <w:rPr>
+          <w:rFonts w:ascii="Arial" w:cs="Arial" w:eastAsia="Arial" w:hAnsi="Arial"/>
+          <w:b/>
+          <w:bCs/>
+          <w:color w:val="231F20"/>
+          <w:sz w:val="36"/>
+          <w:szCs w:val="36"/>
+        </w:rPr>
+        <w:t xml:space="preserve">7. Common workflows</w:t>
+      </w:r>
+    </w:p>
+    <w:p>
+      <w:pPr>
+        <w:spacing w:after="160" w:before="280"/>
+        <w:jc w:val="left"/>
+      </w:pPr>
+      <w:r>
+        <w:rPr>
+          <w:rFonts w:ascii="Arial" w:cs="Arial" w:eastAsia="Arial" w:hAnsi="Arial"/>
+          <w:b/>
+          <w:bCs/>
+          <w:color w:val="231F20"/>
+          <w:sz w:val="28"/>
+          <w:szCs w:val="28"/>
+        </w:rPr>
+        <w:t xml:space="preserve">7.1  "The cut steel came out wrong on this frame"</w:t>
+      </w:r>
+    </w:p>
+    <w:p>
+      <w:pPr>
+        <w:spacing w:after="80" w:before="0"/>
+        <w:jc w:val="left"/>
+      </w:pPr>
+      <w:r>
+        <w:rPr>
+          <w:rFonts w:ascii="Arial" w:cs="Arial" w:eastAsia="Arial" w:hAnsi="Arial"/>
+          <w:color w:val="333333"/>
+          <w:sz w:val="21"/>
+          <w:szCs w:val="21"/>
+        </w:rPr>
+        <w:t xml:space="preserve">1. Open /rules/tooling. Find the rule for the role + profile combo (e.g., Stud, 70mm, gauge 0.75).</w:t>
+      </w:r>
+    </w:p>
+    <w:p>
+      <w:pPr>
+        <w:spacing w:after="80" w:before="0"/>
+        <w:jc w:val="left"/>
+      </w:pPr>
+      <w:r>
+        <w:rPr>
+          <w:rFonts w:ascii="Arial" w:cs="Arial" w:eastAsia="Arial" w:hAnsi="Arial"/>
+          <w:color w:val="333333"/>
+          <w:sz w:val="21"/>
+          <w:szCs w:val="21"/>
+        </w:rPr>
+        <w:t xml:space="preserve">2. Identify which rule fired the wrong op. Note the offset, predicate, and tool type.</w:t>
+      </w:r>
+    </w:p>
+    <w:p>
+      <w:pPr>
+        <w:spacing w:after="80" w:before="0"/>
+        <w:jc w:val="left"/>
+      </w:pPr>
+      <w:r>
+        <w:rPr>
+          <w:rFonts w:ascii="Arial" w:cs="Arial" w:eastAsia="Arial" w:hAnsi="Arial"/>
+          <w:color w:val="333333"/>
+          <w:sz w:val="21"/>
+          <w:szCs w:val="21"/>
+        </w:rPr>
+        <w:t xml:space="preserve">3. Open /rules. Click Save As New to clone the active ruleset to "fix-2026-05-XX".</w:t>
+      </w:r>
+    </w:p>
+    <w:p>
+      <w:pPr>
+        <w:spacing w:after="80" w:before="0"/>
+        <w:jc w:val="left"/>
+      </w:pPr>
+      <w:r>
+        <w:rPr>
+          <w:rFonts w:ascii="Arial" w:cs="Arial" w:eastAsia="Arial" w:hAnsi="Arial"/>
+          <w:color w:val="333333"/>
+          <w:sz w:val="21"/>
+          <w:szCs w:val="21"/>
+        </w:rPr>
+        <w:t xml:space="preserve">4. Edit the relevant Machine Type setting (e.g., Service Hole positions, Swage offset).</w:t>
+      </w:r>
+    </w:p>
+    <w:p>
+      <w:pPr>
+        <w:spacing w:after="80" w:before="0"/>
+        <w:jc w:val="left"/>
+      </w:pPr>
+      <w:r>
+        <w:rPr>
+          <w:rFonts w:ascii="Arial" w:cs="Arial" w:eastAsia="Arial" w:hAnsi="Arial"/>
+          <w:color w:val="333333"/>
+          <w:sz w:val="21"/>
+          <w:szCs w:val="21"/>
+        </w:rPr>
+        <w:t xml:space="preserve">5. Click Save to Active Ruleset.</w:t>
+      </w:r>
+    </w:p>
+    <w:p>
+      <w:pPr>
+        <w:spacing w:after="80" w:before="0"/>
+        <w:jc w:val="left"/>
+      </w:pPr>
+      <w:r>
+        <w:rPr>
+          <w:rFonts w:ascii="Arial" w:cs="Arial" w:eastAsia="Arial" w:hAnsi="Arial"/>
+          <w:color w:val="333333"/>
+          <w:sz w:val="21"/>
+          <w:szCs w:val="21"/>
+        </w:rPr>
+        <w:t xml:space="preserve">6. Open /regression. Click Refresh.</w:t>
+      </w:r>
+    </w:p>
+    <w:p>
+      <w:pPr>
+        <w:spacing w:after="80" w:before="0"/>
+        <w:jc w:val="left"/>
+      </w:pPr>
+      <w:r>
+        <w:rPr>
+          <w:rFonts w:ascii="Arial" w:cs="Arial" w:eastAsia="Arial" w:hAnsi="Arial"/>
+          <w:color w:val="333333"/>
+          <w:sz w:val="21"/>
+          <w:szCs w:val="21"/>
+        </w:rPr>
+        <w:t xml:space="preserve">7. Compare the new overall match % to the previous one (75.45%). UP = good. DOWN = revert and try again.</w:t>
+      </w:r>
+    </w:p>
+    <w:p>
+      <w:pPr>
+        <w:spacing w:after="80" w:before="0"/>
+        <w:jc w:val="left"/>
+      </w:pPr>
+      <w:r>
+        <w:rPr>
+          <w:rFonts w:ascii="Arial" w:cs="Arial" w:eastAsia="Arial" w:hAnsi="Arial"/>
+          <w:color w:val="333333"/>
+          <w:sz w:val="21"/>
+          <w:szCs w:val="21"/>
+        </w:rPr>
+        <w:t xml:space="preserve">8. If it's good, drill into the original problem job to confirm the specific stick is now correct.</w:t>
+      </w:r>
+    </w:p>
+    <w:p>
+      <w:pPr>
+        <w:spacing w:after="160" w:before="280"/>
+        <w:jc w:val="left"/>
+      </w:pPr>
+      <w:r>
+        <w:rPr>
+          <w:rFonts w:ascii="Arial" w:cs="Arial" w:eastAsia="Arial" w:hAnsi="Arial"/>
+          <w:b/>
+          <w:bCs/>
+          <w:color w:val="231F20"/>
+          <w:sz w:val="28"/>
+          <w:szCs w:val="28"/>
+        </w:rPr>
+        <w:t xml:space="preserve">7.2  "I want to experiment without breaking anything"</w:t>
+      </w:r>
+    </w:p>
+    <w:p>
+      <w:pPr>
+        <w:spacing w:after="80" w:before="0"/>
+        <w:jc w:val="left"/>
+      </w:pPr>
+      <w:r>
+        <w:rPr>
+          <w:rFonts w:ascii="Arial" w:cs="Arial" w:eastAsia="Arial" w:hAnsi="Arial"/>
+          <w:color w:val="333333"/>
+          <w:sz w:val="21"/>
+          <w:szCs w:val="21"/>
+        </w:rPr>
+        <w:t xml:space="preserve">1. Open /rules. Click Save As New. Name it "experiment-YYYY-MM-DD".</w:t>
+      </w:r>
+    </w:p>
+    <w:p>
+      <w:pPr>
+        <w:spacing w:after="80" w:before="0"/>
+        <w:jc w:val="left"/>
+      </w:pPr>
+      <w:r>
+        <w:rPr>
+          <w:rFonts w:ascii="Arial" w:cs="Arial" w:eastAsia="Arial" w:hAnsi="Arial"/>
+          <w:color w:val="333333"/>
+          <w:sz w:val="21"/>
+          <w:szCs w:val="21"/>
+        </w:rPr>
+        <w:t xml:space="preserve">2. Click that ruleset to make it active.</w:t>
+      </w:r>
+    </w:p>
+    <w:p>
+      <w:pPr>
+        <w:spacing w:after="80" w:before="0"/>
+        <w:jc w:val="left"/>
+      </w:pPr>
+      <w:r>
+        <w:rPr>
+          <w:rFonts w:ascii="Arial" w:cs="Arial" w:eastAsia="Arial" w:hAnsi="Arial"/>
+          <w:color w:val="333333"/>
+          <w:sz w:val="21"/>
+          <w:szCs w:val="21"/>
+        </w:rPr>
+        <w:t xml:space="preserve">3. Edit anything you like.</w:t>
+      </w:r>
+    </w:p>
+    <w:p>
+      <w:pPr>
+        <w:spacing w:after="80" w:before="0"/>
+        <w:jc w:val="left"/>
+      </w:pPr>
+      <w:r>
+        <w:rPr>
+          <w:rFonts w:ascii="Arial" w:cs="Arial" w:eastAsia="Arial" w:hAnsi="Arial"/>
+          <w:color w:val="333333"/>
+          <w:sz w:val="21"/>
+          <w:szCs w:val="21"/>
+        </w:rPr>
+        <w:t xml:space="preserve">4. Save. Test on /regression.</w:t>
+      </w:r>
+    </w:p>
+    <w:p>
+      <w:pPr>
+        <w:spacing w:after="80" w:before="0"/>
+        <w:jc w:val="left"/>
+      </w:pPr>
+      <w:r>
+        <w:rPr>
+          <w:rFonts w:ascii="Arial" w:cs="Arial" w:eastAsia="Arial" w:hAnsi="Arial"/>
+          <w:color w:val="333333"/>
+          <w:sz w:val="21"/>
+          <w:szCs w:val="21"/>
+        </w:rPr>
+        <w:t xml:space="preserve">5. If it goes wrong, click "default" in the ruleset selector — you're restored to factory rules.</w:t>
+      </w:r>
+    </w:p>
+    <w:p>
+      <w:pPr>
+        <w:spacing w:after="80" w:before="0"/>
+        <w:jc w:val="left"/>
+      </w:pPr>
+      <w:r>
+        <w:rPr>
+          <w:rFonts w:ascii="Arial" w:cs="Arial" w:eastAsia="Arial" w:hAnsi="Arial"/>
+          <w:color w:val="333333"/>
+          <w:sz w:val="21"/>
+          <w:szCs w:val="21"/>
+        </w:rPr>
+        <w:t xml:space="preserve">6. If it goes right, leave the ruleset as-is. The default ruleset is untouched and always available as a fallback.</w:t>
+      </w:r>
+    </w:p>
+    <w:p>
+      <w:pPr>
+        <w:spacing w:after="160" w:before="280"/>
+        <w:jc w:val="left"/>
+      </w:pPr>
+      <w:r>
+        <w:rPr>
+          <w:rFonts w:ascii="Arial" w:cs="Arial" w:eastAsia="Arial" w:hAnsi="Arial"/>
+          <w:b/>
+          <w:bCs/>
+          <w:color w:val="231F20"/>
+          <w:sz w:val="28"/>
+          <w:szCs w:val="28"/>
+        </w:rPr>
+        <w:t xml:space="preserve">7.3  "I need to roll back a change I made yesterday"</w:t>
+      </w:r>
+    </w:p>
+    <w:p>
+      <w:pPr>
+        <w:spacing w:after="80" w:before="0"/>
+        <w:jc w:val="left"/>
+      </w:pPr>
+      <w:r>
+        <w:rPr>
+          <w:rFonts w:ascii="Arial" w:cs="Arial" w:eastAsia="Arial" w:hAnsi="Arial"/>
+          <w:color w:val="333333"/>
+          <w:sz w:val="21"/>
+          <w:szCs w:val="21"/>
+        </w:rPr>
+        <w:t xml:space="preserve">1. Open /rules.</w:t>
+      </w:r>
+    </w:p>
+    <w:p>
+      <w:pPr>
+        <w:spacing w:after="80" w:before="0"/>
+        <w:jc w:val="left"/>
+      </w:pPr>
+      <w:r>
+        <w:rPr>
+          <w:rFonts w:ascii="Arial" w:cs="Arial" w:eastAsia="Arial" w:hAnsi="Arial"/>
+          <w:color w:val="333333"/>
+          <w:sz w:val="21"/>
+          <w:szCs w:val="21"/>
+        </w:rPr>
+        <w:t xml:space="preserve">2. In the ruleset selector dropdown, switch back to "default" or to whichever named ruleset was last good.</w:t>
+      </w:r>
+    </w:p>
+    <w:p>
+      <w:pPr>
+        <w:spacing w:after="80" w:before="0"/>
+        <w:jc w:val="left"/>
+      </w:pPr>
+      <w:r>
+        <w:rPr>
+          <w:rFonts w:ascii="Arial" w:cs="Arial" w:eastAsia="Arial" w:hAnsi="Arial"/>
+          <w:color w:val="333333"/>
+          <w:sz w:val="21"/>
+          <w:szCs w:val="21"/>
+        </w:rPr>
+        <w:t xml:space="preserve">3. Encoder immediately uses the older rules — no rebuild, no restart needed.</w:t>
+      </w:r>
+    </w:p>
+    <w:p>
+      <w:pPr>
+        <w:spacing w:after="80" w:before="0"/>
+        <w:jc w:val="left"/>
+      </w:pPr>
+      <w:r>
+        <w:rPr>
+          <w:rFonts w:ascii="Arial" w:cs="Arial" w:eastAsia="Arial" w:hAnsi="Arial"/>
+          <w:color w:val="333333"/>
+          <w:sz w:val="21"/>
+          <w:szCs w:val="21"/>
+        </w:rPr>
+        <w:t xml:space="preserve">4. If the bad ruleset is no longer wanted, click Delete on it (cannot delete default, cannot delete active — switch first).</w:t>
+      </w:r>
+    </w:p>
+    <w:p>
+      <w:pPr>
+        <w:spacing w:after="160" w:before="280"/>
+        <w:jc w:val="left"/>
+      </w:pPr>
+      <w:r>
+        <w:rPr>
+          <w:rFonts w:ascii="Arial" w:cs="Arial" w:eastAsia="Arial" w:hAnsi="Arial"/>
+          <w:b/>
+          <w:bCs/>
+          <w:color w:val="231F20"/>
+          <w:sz w:val="28"/>
+          <w:szCs w:val="28"/>
+        </w:rPr>
+        <w:t xml:space="preserve">7.4  "I want to verify that ruleset X still produces correct output"</w:t>
+      </w:r>
+    </w:p>
+    <w:p>
+      <w:pPr>
+        <w:spacing w:after="80" w:before="0"/>
+        <w:jc w:val="left"/>
+      </w:pPr>
+      <w:r>
+        <w:rPr>
+          <w:rFonts w:ascii="Arial" w:cs="Arial" w:eastAsia="Arial" w:hAnsi="Arial"/>
+          <w:color w:val="333333"/>
+          <w:sz w:val="21"/>
+          <w:szCs w:val="21"/>
+        </w:rPr>
+        <w:t xml:space="preserve">1. Open /rules. Switch to ruleset X via the selector.</w:t>
+      </w:r>
+    </w:p>
+    <w:p>
+      <w:pPr>
+        <w:spacing w:after="80" w:before="0"/>
+        <w:jc w:val="left"/>
+      </w:pPr>
+      <w:r>
+        <w:rPr>
+          <w:rFonts w:ascii="Arial" w:cs="Arial" w:eastAsia="Arial" w:hAnsi="Arial"/>
+          <w:color w:val="333333"/>
+          <w:sz w:val="21"/>
+          <w:szCs w:val="21"/>
+        </w:rPr>
+        <w:t xml:space="preserve">2. Open /regression. Click Refresh — wait 1-3 minutes.</w:t>
+      </w:r>
+    </w:p>
+    <w:p>
+      <w:pPr>
+        <w:spacing w:after="80" w:before="0"/>
+        <w:jc w:val="left"/>
+      </w:pPr>
+      <w:r>
+        <w:rPr>
+          <w:rFonts w:ascii="Arial" w:cs="Arial" w:eastAsia="Arial" w:hAnsi="Arial"/>
+          <w:color w:val="333333"/>
+          <w:sz w:val="21"/>
+          <w:szCs w:val="21"/>
+        </w:rPr>
+        <w:t xml:space="preserve">3. Read the overall match %. 75.45% is the current factory baseline.</w:t>
+      </w:r>
+    </w:p>
+    <w:p>
+      <w:pPr>
+        <w:spacing w:after="80" w:before="0"/>
+        <w:jc w:val="left"/>
+      </w:pPr>
+      <w:r>
+        <w:rPr>
+          <w:rFonts w:ascii="Arial" w:cs="Arial" w:eastAsia="Arial" w:hAnsi="Arial"/>
+          <w:color w:val="333333"/>
+          <w:sz w:val="21"/>
+          <w:szCs w:val="21"/>
+        </w:rPr>
+        <w:t xml:space="preserve">4. Drill into any category that dropped to find the regression.</w:t>
+      </w:r>
+    </w:p>
+    <w:p>
+      <w:pPr>
+        <w:spacing w:after="200" w:before="360"/>
+        <w:jc w:val="left"/>
+      </w:pPr>
+      <w:r>
+        <w:rPr>
+          <w:rFonts w:ascii="Arial" w:cs="Arial" w:eastAsia="Arial" w:hAnsi="Arial"/>
+          <w:b/>
+          <w:bCs/>
+          <w:color w:val="231F20"/>
+          <w:sz w:val="36"/>
+          <w:szCs w:val="36"/>
+        </w:rPr>
+        <w:t xml:space="preserve">8. Troubleshooting</w:t>
+      </w:r>
+    </w:p>
+    <w:p>
+      <w:pPr>
+        <w:spacing w:after="160" w:before="280"/>
+        <w:jc w:val="left"/>
+      </w:pPr>
+      <w:r>
+        <w:rPr>
+          <w:rFonts w:ascii="Arial" w:cs="Arial" w:eastAsia="Arial" w:hAnsi="Arial"/>
+          <w:b/>
+          <w:bCs/>
+          <w:color w:val="231F20"/>
+          <w:sz w:val="28"/>
+          <w:szCs w:val="28"/>
+        </w:rPr>
+        <w:t xml:space="preserve">"Unexpected token, is not valid JSON" with a strange first character</w:t>
+      </w:r>
+    </w:p>
+    <w:p>
+      <w:pPr>
+        <w:spacing w:after="120" w:before="0"/>
+        <w:jc w:val="left"/>
+      </w:pPr>
+      <w:r>
+        <w:rPr>
+          <w:rFonts w:ascii="Arial" w:cs="Arial" w:eastAsia="Arial" w:hAnsi="Arial"/>
+          <w:color w:val="333333"/>
+          <w:sz w:val="21"/>
+          <w:szCs w:val="21"/>
+        </w:rPr>
+        <w:t xml:space="preserve">Cause: A ruleset JSON file has a UTF-8 byte-order mark (BOM) at the start. The BOM-stripping reader in lib/rulesets.ts handles this transparently as of 2026-05-03. If you see this error after restoring an older ruleset, run the rebuild script in scripts/.</w:t>
+      </w:r>
+    </w:p>
+    <w:p>
+      <w:pPr>
+        <w:spacing w:after="160" w:before="280"/>
+        <w:jc w:val="left"/>
+      </w:pPr>
+      <w:r>
+        <w:rPr>
+          <w:rFonts w:ascii="Arial" w:cs="Arial" w:eastAsia="Arial" w:hAnsi="Arial"/>
+          <w:b/>
+          <w:bCs/>
+          <w:color w:val="231F20"/>
+          <w:sz w:val="28"/>
+          <w:szCs w:val="28"/>
+        </w:rPr>
+        <w:t xml:space="preserve">"Corpus directory not found" on /regression</w:t>
+      </w:r>
+    </w:p>
+    <w:p>
+      <w:pPr>
+        <w:spacing w:after="120" w:before="0"/>
+        <w:jc w:val="left"/>
+      </w:pPr>
+      <w:r>
+        <w:rPr>
+          <w:rFonts w:ascii="Arial" w:cs="Arial" w:eastAsia="Arial" w:hAnsi="Arial"/>
+          <w:color w:val="333333"/>
+          <w:sz w:val="21"/>
+          <w:szCs w:val="21"/>
+        </w:rPr>
+        <w:t xml:space="preserve">Expected on Vercel and other hosted environments. The dashboard runs the diff harness against a local Windows path and can only work on a machine that has the corpus on disk. Set the CORPUS_DIR environment variable to point at the corpus folder, or run the dashboard locally.</w:t>
+      </w:r>
+    </w:p>
+    <w:p>
+      <w:pPr>
+        <w:spacing w:after="160" w:before="280"/>
+        <w:jc w:val="left"/>
+      </w:pPr>
+      <w:r>
+        <w:rPr>
+          <w:rFonts w:ascii="Arial" w:cs="Arial" w:eastAsia="Arial" w:hAnsi="Arial"/>
+          <w:b/>
+          <w:bCs/>
+          <w:color w:val="231F20"/>
+          <w:sz w:val="28"/>
+          <w:szCs w:val="28"/>
+        </w:rPr>
+        <w:t xml:space="preserve">"Ruleset is read-only" when trying to save</w:t>
+      </w:r>
+    </w:p>
+    <w:p>
+      <w:pPr>
+        <w:spacing w:after="120" w:before="0"/>
+        <w:jc w:val="left"/>
+      </w:pPr>
+      <w:r>
+        <w:rPr>
+          <w:rFonts w:ascii="Arial" w:cs="Arial" w:eastAsia="Arial" w:hAnsi="Arial"/>
+          <w:color w:val="333333"/>
+          <w:sz w:val="21"/>
+          <w:szCs w:val="21"/>
+        </w:rPr>
+        <w:t xml:space="preserve">You're trying to save to the "default" ruleset, which is protected. Click Save As New first to create an editable copy, then save into that copy.</w:t>
+      </w:r>
+    </w:p>
+    <w:p>
+      <w:pPr>
+        <w:spacing w:after="160" w:before="280"/>
+        <w:jc w:val="left"/>
+      </w:pPr>
+      <w:r>
+        <w:rPr>
+          <w:rFonts w:ascii="Arial" w:cs="Arial" w:eastAsia="Arial" w:hAnsi="Arial"/>
+          <w:b/>
+          <w:bCs/>
+          <w:color w:val="231F20"/>
+          <w:sz w:val="28"/>
+          <w:szCs w:val="28"/>
+        </w:rPr>
+        <w:t xml:space="preserve">Dirty indicator stays on after saving</w:t>
+      </w:r>
+    </w:p>
+    <w:p>
+      <w:pPr>
+        <w:spacing w:after="120" w:before="0"/>
+        <w:jc w:val="left"/>
+      </w:pPr>
+      <w:r>
+        <w:rPr>
+          <w:rFonts w:ascii="Arial" w:cs="Arial" w:eastAsia="Arial" w:hAnsi="Arial"/>
+          <w:color w:val="333333"/>
+          <w:sz w:val="21"/>
+          <w:szCs w:val="21"/>
+        </w:rPr>
+        <w:t xml:space="preserve">Refresh the page. The save endpoint returned 200 but the local React state didn't reset — known minor bug.</w:t>
+      </w:r>
+    </w:p>
+    <w:p>
+      <w:pPr>
+        <w:spacing w:after="160" w:before="280"/>
+        <w:jc w:val="left"/>
+      </w:pPr>
+      <w:r>
+        <w:rPr>
+          <w:rFonts w:ascii="Arial" w:cs="Arial" w:eastAsia="Arial" w:hAnsi="Arial"/>
+          <w:b/>
+          <w:bCs/>
+          <w:color w:val="231F20"/>
+          <w:sz w:val="28"/>
+          <w:szCs w:val="28"/>
+        </w:rPr>
+        <w:t xml:space="preserve">Encoded RFY rejected by F300i</w:t>
+      </w:r>
+    </w:p>
+    <w:p>
+      <w:pPr>
+        <w:spacing w:after="120" w:before="0"/>
+        <w:jc w:val="left"/>
+      </w:pPr>
+      <w:r>
+        <w:rPr>
+          <w:rFonts w:ascii="Arial" w:cs="Arial" w:eastAsia="Arial" w:hAnsi="Arial"/>
+          <w:color w:val="333333"/>
+          <w:sz w:val="21"/>
+          <w:szCs w:val="21"/>
+        </w:rPr>
+        <w:t xml:space="preserve">Most common cause: profile metric label says "70 C 41" instead of "70 S 41". Detailer always normalises shape to "S" — the encoder now does the same as of 2026-05-03. If you have older RFY files generated before that fix, re-encode them.</w:t>
+      </w:r>
+    </w:p>
+    <w:p>
+      <w:pPr>
+        <w:spacing w:after="200" w:before="360"/>
+        <w:jc w:val="left"/>
+      </w:pPr>
+      <w:r>
+        <w:rPr>
+          <w:rFonts w:ascii="Arial" w:cs="Arial" w:eastAsia="Arial" w:hAnsi="Arial"/>
+          <w:b/>
+          <w:bCs/>
+          <w:color w:val="231F20"/>
+          <w:sz w:val="36"/>
+          <w:szCs w:val="36"/>
+        </w:rPr>
+        <w:t xml:space="preserve">9. Reference</w:t>
+      </w:r>
+    </w:p>
+    <w:p>
+      <w:pPr>
+        <w:spacing w:after="160" w:before="280"/>
+        <w:jc w:val="left"/>
+      </w:pPr>
+      <w:r>
+        <w:rPr>
+          <w:rFonts w:ascii="Arial" w:cs="Arial" w:eastAsia="Arial" w:hAnsi="Arial"/>
+          <w:b/>
+          <w:bCs/>
+          <w:color w:val="231F20"/>
+          <w:sz w:val="28"/>
+          <w:szCs w:val="28"/>
+        </w:rPr>
+        <w:t xml:space="preserve">Brand colors (per HYTEK Group Brand Manual)</w:t>
+      </w:r>
+    </w:p>
+    <w:p>
+      <w:pPr>
+        <w:spacing w:after="30" w:before="0"/>
+        <w:jc w:val="left"/>
+      </w:pPr>
+      <w:r>
+        <w:rPr>
+          <w:rFonts w:ascii="Arial" w:cs="Arial" w:eastAsia="Arial" w:hAnsi="Arial"/>
+          <w:b/>
+          <w:bCs/>
+          <w:color w:val="231F20"/>
+          <w:sz w:val="21"/>
+          <w:szCs w:val="21"/>
+        </w:rPr>
+        <w:t xml:space="preserve">Yellow</w:t>
+      </w:r>
+    </w:p>
+    <w:p>
+      <w:pPr>
+        <w:spacing w:after="140" w:before="0"/>
+        <w:jc w:val="left"/>
+      </w:pPr>
+      <w:r>
+        <w:rPr>
+          <w:rFonts w:ascii="Arial" w:cs="Arial" w:eastAsia="Arial" w:hAnsi="Arial"/>
+          <w:color w:val="333333"/>
+          <w:sz w:val="21"/>
+          <w:szCs w:val="21"/>
+        </w:rPr>
+        <w:t xml:space="preserve">    #FFCB05 — primary brand color</w:t>
+      </w:r>
+    </w:p>
+    <w:p>
+      <w:pPr>
+        <w:spacing w:after="30" w:before="0"/>
+        <w:jc w:val="left"/>
+      </w:pPr>
+      <w:r>
+        <w:rPr>
+          <w:rFonts w:ascii="Arial" w:cs="Arial" w:eastAsia="Arial" w:hAnsi="Arial"/>
+          <w:b/>
+          <w:bCs/>
+          <w:color w:val="231F20"/>
+          <w:sz w:val="21"/>
+          <w:szCs w:val="21"/>
+        </w:rPr>
+        <w:t xml:space="preserve">Black</w:t>
+      </w:r>
+    </w:p>
+    <w:p>
+      <w:pPr>
+        <w:spacing w:after="140" w:before="0"/>
+        <w:jc w:val="left"/>
+      </w:pPr>
+      <w:r>
+        <w:rPr>
+          <w:rFonts w:ascii="Arial" w:cs="Arial" w:eastAsia="Arial" w:hAnsi="Arial"/>
+          <w:color w:val="333333"/>
+          <w:sz w:val="21"/>
+          <w:szCs w:val="21"/>
+        </w:rPr>
+        <w:t xml:space="preserve">    #231F20 — primary background</w:t>
+      </w:r>
+    </w:p>
+    <w:p>
+      <w:pPr>
+        <w:spacing w:after="30" w:before="0"/>
+        <w:jc w:val="left"/>
+      </w:pPr>
+      <w:r>
+        <w:rPr>
+          <w:rFonts w:ascii="Arial" w:cs="Arial" w:eastAsia="Arial" w:hAnsi="Arial"/>
+          <w:b/>
+          <w:bCs/>
+          <w:color w:val="231F20"/>
+          <w:sz w:val="21"/>
+          <w:szCs w:val="21"/>
+        </w:rPr>
+        <w:t xml:space="preserve">Logo</w:t>
+      </w:r>
+    </w:p>
+    <w:p>
+      <w:pPr>
+        <w:spacing w:after="140" w:before="0"/>
+        <w:jc w:val="left"/>
+      </w:pPr>
+      <w:r>
+        <w:rPr>
+          <w:rFonts w:ascii="Arial" w:cs="Arial" w:eastAsia="Arial" w:hAnsi="Arial"/>
+          <w:color w:val="333333"/>
+          <w:sz w:val="21"/>
+          <w:szCs w:val="21"/>
+        </w:rPr>
+        <w:t xml:space="preserve">    /hytek-group-logo.png in public/ — yellow on transparent for dark backgrounds</w:t>
+      </w:r>
+    </w:p>
+    <w:p>
+      <w:pPr>
+        <w:spacing w:after="30" w:before="0"/>
+        <w:jc w:val="left"/>
+      </w:pPr>
+      <w:r>
+        <w:rPr>
+          <w:rFonts w:ascii="Arial" w:cs="Arial" w:eastAsia="Arial" w:hAnsi="Arial"/>
+          <w:b/>
+          <w:bCs/>
+          <w:color w:val="231F20"/>
+          <w:sz w:val="21"/>
+          <w:szCs w:val="21"/>
+        </w:rPr>
+        <w:t xml:space="preserve">Logo, inverted</w:t>
+      </w:r>
+    </w:p>
+    <w:p>
+      <w:pPr>
+        <w:spacing w:after="140" w:before="0"/>
+        <w:jc w:val="left"/>
+      </w:pPr>
+      <w:r>
+        <w:rPr>
+          <w:rFonts w:ascii="Arial" w:cs="Arial" w:eastAsia="Arial" w:hAnsi="Arial"/>
+          <w:color w:val="333333"/>
+          <w:sz w:val="21"/>
+          <w:szCs w:val="21"/>
+        </w:rPr>
+        <w:t xml:space="preserve">    /hytek-group-logo-inverted.png — for light backgrounds</w:t>
+      </w:r>
+    </w:p>
+    <w:p>
+      <w:pPr>
+        <w:spacing w:after="30" w:before="0"/>
+        <w:jc w:val="left"/>
+      </w:pPr>
+      <w:r>
+        <w:rPr>
+          <w:rFonts w:ascii="Arial" w:cs="Arial" w:eastAsia="Arial" w:hAnsi="Arial"/>
+          <w:b/>
+          <w:bCs/>
+          <w:color w:val="231F20"/>
+          <w:sz w:val="21"/>
+          <w:szCs w:val="21"/>
+        </w:rPr>
+        <w:t xml:space="preserve">Logo, monochrome</w:t>
+      </w:r>
+    </w:p>
+    <w:p>
+      <w:pPr>
+        <w:spacing w:after="140" w:before="0"/>
+        <w:jc w:val="left"/>
+      </w:pPr>
+      <w:r>
+        <w:rPr>
+          <w:rFonts w:ascii="Arial" w:cs="Arial" w:eastAsia="Arial" w:hAnsi="Arial"/>
+          <w:color w:val="333333"/>
+          <w:sz w:val="21"/>
+          <w:szCs w:val="21"/>
+        </w:rPr>
+        <w:t xml:space="preserve">    /hytek-group-logo-bw.png — print, faxes, low-color contexts</w:t>
+      </w:r>
+    </w:p>
+    <w:p>
+      <w:pPr>
+        <w:spacing w:after="160" w:before="280"/>
+        <w:jc w:val="left"/>
+      </w:pPr>
+      <w:r>
+        <w:rPr>
+          <w:rFonts w:ascii="Arial" w:cs="Arial" w:eastAsia="Arial" w:hAnsi="Arial"/>
+          <w:b/>
+          <w:bCs/>
+          <w:color w:val="231F20"/>
+          <w:sz w:val="28"/>
+          <w:szCs w:val="28"/>
+        </w:rPr>
+        <w:t xml:space="preserve">Repos</w:t>
+      </w:r>
+    </w:p>
+    <w:p>
+      <w:pPr>
+        <w:spacing w:after="30" w:before="0"/>
+        <w:jc w:val="left"/>
+      </w:pPr>
+      <w:r>
+        <w:rPr>
+          <w:rFonts w:ascii="Arial" w:cs="Arial" w:eastAsia="Arial" w:hAnsi="Arial"/>
+          <w:b/>
+          <w:bCs/>
+          <w:color w:val="231F20"/>
+          <w:sz w:val="21"/>
+          <w:szCs w:val="21"/>
+        </w:rPr>
+        <w:t xml:space="preserve">hytek-rfy-tools</w:t>
+      </w:r>
+    </w:p>
+    <w:p>
+      <w:pPr>
+        <w:spacing w:after="140" w:before="0"/>
+        <w:jc w:val="left"/>
+      </w:pPr>
+      <w:r>
+        <w:rPr>
+          <w:rFonts w:ascii="Arial" w:cs="Arial" w:eastAsia="Arial" w:hAnsi="Arial"/>
+          <w:color w:val="333333"/>
+          <w:sz w:val="21"/>
+          <w:szCs w:val="21"/>
+        </w:rPr>
+        <w:t xml:space="preserve">    https://github.com/scotttextor/hytek-rfy-tools — this app (Next.js)</w:t>
+      </w:r>
+    </w:p>
+    <w:p>
+      <w:pPr>
+        <w:spacing w:after="30" w:before="0"/>
+        <w:jc w:val="left"/>
+      </w:pPr>
+      <w:r>
+        <w:rPr>
+          <w:rFonts w:ascii="Arial" w:cs="Arial" w:eastAsia="Arial" w:hAnsi="Arial"/>
+          <w:b/>
+          <w:bCs/>
+          <w:color w:val="231F20"/>
+          <w:sz w:val="21"/>
+          <w:szCs w:val="21"/>
+        </w:rPr>
+        <w:t xml:space="preserve">hytek-rfy-codec</w:t>
+      </w:r>
+    </w:p>
+    <w:p>
+      <w:pPr>
+        <w:spacing w:after="140" w:before="0"/>
+        <w:jc w:val="left"/>
+      </w:pPr>
+      <w:r>
+        <w:rPr>
+          <w:rFonts w:ascii="Arial" w:cs="Arial" w:eastAsia="Arial" w:hAnsi="Arial"/>
+          <w:color w:val="333333"/>
+          <w:sz w:val="21"/>
+          <w:szCs w:val="21"/>
+        </w:rPr>
+        <w:t xml:space="preserve">    https://github.com/scotttextor/hytek-rfy-codec — the codec library (decoder/encoder/rules)</w:t>
+      </w:r>
+    </w:p>
+    <w:p>
+      <w:pPr>
+        <w:spacing w:after="30" w:before="0"/>
+        <w:jc w:val="left"/>
+      </w:pPr>
+      <w:r>
+        <w:rPr>
+          <w:rFonts w:ascii="Arial" w:cs="Arial" w:eastAsia="Arial" w:hAnsi="Arial"/>
+          <w:b/>
+          <w:bCs/>
+          <w:color w:val="231F20"/>
+          <w:sz w:val="21"/>
+          <w:szCs w:val="21"/>
+        </w:rPr>
+        <w:t xml:space="preserve">Live URL</w:t>
+      </w:r>
+    </w:p>
+    <w:p>
+      <w:pPr>
+        <w:spacing w:after="140" w:before="0"/>
+        <w:jc w:val="left"/>
+      </w:pPr>
+      <w:r>
+        <w:rPr>
+          <w:rFonts w:ascii="Arial" w:cs="Arial" w:eastAsia="Arial" w:hAnsi="Arial"/>
+          <w:color w:val="333333"/>
+          <w:sz w:val="21"/>
+          <w:szCs w:val="21"/>
+        </w:rPr>
+        <w:t xml:space="preserve">    https://hytek-rfy-tools.vercel.app — auto-deploys from master</w:t>
+      </w:r>
+    </w:p>
+    <w:p>
+      <w:pPr>
+        <w:spacing w:after="160" w:before="280"/>
+        <w:jc w:val="left"/>
+      </w:pPr>
+      <w:r>
+        <w:rPr>
+          <w:rFonts w:ascii="Arial" w:cs="Arial" w:eastAsia="Arial" w:hAnsi="Arial"/>
+          <w:b/>
+          <w:bCs/>
+          <w:color w:val="231F20"/>
+          <w:sz w:val="28"/>
+          <w:szCs w:val="28"/>
+        </w:rPr>
+        <w:t xml:space="preserve">Source-of-truth files</w:t>
+      </w:r>
+    </w:p>
+    <w:p>
+      <w:pPr>
+        <w:spacing w:after="30" w:before="0"/>
+        <w:jc w:val="left"/>
+      </w:pPr>
+      <w:r>
+        <w:rPr>
+          <w:rFonts w:ascii="Arial" w:cs="Arial" w:eastAsia="Arial" w:hAnsi="Arial"/>
+          <w:b/>
+          <w:bCs/>
+          <w:color w:val="231F20"/>
+          <w:sz w:val="21"/>
+          <w:szCs w:val="21"/>
+        </w:rPr>
+        <w:t xml:space="preserve">Machine setups (factory)</w:t>
+      </w:r>
+    </w:p>
+    <w:p>
+      <w:pPr>
+        <w:spacing w:after="140" w:before="0"/>
+        <w:jc w:val="left"/>
+      </w:pPr>
+      <w:r>
+        <w:rPr>
+          <w:rFonts w:ascii="Arial" w:cs="Arial" w:eastAsia="Arial" w:hAnsi="Arial"/>
+          <w:color w:val="333333"/>
+          <w:sz w:val="21"/>
+          <w:szCs w:val="21"/>
+        </w:rPr>
+        <w:t xml:space="preserve">    Y:\(08) DETAILING\(13) FRAMECAD\FrameCAD DETAILER\HYTEK MACHINE_FRAME TYPES\</w:t>
+      </w:r>
+    </w:p>
+    <w:p>
+      <w:pPr>
+        <w:spacing w:after="30" w:before="0"/>
+        <w:jc w:val="left"/>
+      </w:pPr>
+      <w:r>
+        <w:rPr>
+          <w:rFonts w:ascii="Arial" w:cs="Arial" w:eastAsia="Arial" w:hAnsi="Arial"/>
+          <w:b/>
+          <w:bCs/>
+          <w:color w:val="231F20"/>
+          <w:sz w:val="21"/>
+          <w:szCs w:val="21"/>
+        </w:rPr>
+        <w:t xml:space="preserve">Machine setups (default ruleset)</w:t>
+      </w:r>
+    </w:p>
+    <w:p>
+      <w:pPr>
+        <w:spacing w:after="140" w:before="0"/>
+        <w:jc w:val="left"/>
+      </w:pPr>
+      <w:r>
+        <w:rPr>
+          <w:rFonts w:ascii="Arial" w:cs="Arial" w:eastAsia="Arial" w:hAnsi="Arial"/>
+          <w:color w:val="333333"/>
+          <w:sz w:val="21"/>
+          <w:szCs w:val="21"/>
+        </w:rPr>
+        <w:t xml:space="preserve">    data/rulesets/default/machine-types.json (in repo)</w:t>
+      </w:r>
+    </w:p>
+    <w:p>
+      <w:pPr>
+        <w:spacing w:after="30" w:before="0"/>
+        <w:jc w:val="left"/>
+      </w:pPr>
+      <w:r>
+        <w:rPr>
+          <w:rFonts w:ascii="Arial" w:cs="Arial" w:eastAsia="Arial" w:hAnsi="Arial"/>
+          <w:b/>
+          <w:bCs/>
+          <w:color w:val="231F20"/>
+          <w:sz w:val="21"/>
+          <w:szCs w:val="21"/>
+        </w:rPr>
+        <w:t xml:space="preserve">Frame types (default ruleset)</w:t>
+      </w:r>
+    </w:p>
+    <w:p>
+      <w:pPr>
+        <w:spacing w:after="140" w:before="0"/>
+        <w:jc w:val="left"/>
+      </w:pPr>
+      <w:r>
+        <w:rPr>
+          <w:rFonts w:ascii="Arial" w:cs="Arial" w:eastAsia="Arial" w:hAnsi="Arial"/>
+          <w:color w:val="333333"/>
+          <w:sz w:val="21"/>
+          <w:szCs w:val="21"/>
+        </w:rPr>
+        <w:t xml:space="preserve">    data/rulesets/default/frame-types.json (in repo)</w:t>
+      </w:r>
+    </w:p>
+    <w:p>
+      <w:pPr>
+        <w:spacing w:after="30" w:before="0"/>
+        <w:jc w:val="left"/>
+      </w:pPr>
+      <w:r>
+        <w:rPr>
+          <w:rFonts w:ascii="Arial" w:cs="Arial" w:eastAsia="Arial" w:hAnsi="Arial"/>
+          <w:b/>
+          <w:bCs/>
+          <w:color w:val="231F20"/>
+          <w:sz w:val="21"/>
+          <w:szCs w:val="21"/>
+        </w:rPr>
+        <w:t xml:space="preserve">Per-stick rule table</w:t>
+      </w:r>
+    </w:p>
+    <w:p>
+      <w:pPr>
+        <w:spacing w:after="140" w:before="0"/>
+        <w:jc w:val="left"/>
+      </w:pPr>
+      <w:r>
+        <w:rPr>
+          <w:rFonts w:ascii="Arial" w:cs="Arial" w:eastAsia="Arial" w:hAnsi="Arial"/>
+          <w:color w:val="333333"/>
+          <w:sz w:val="21"/>
+          <w:szCs w:val="21"/>
+        </w:rPr>
+        <w:t xml:space="preserve">    src/rules/table.ts in hytek-rfy-codec (the encoder's rule registry)</w:t>
+      </w:r>
+    </w:p>
+    <w:p>
+      <w:pPr>
+        <w:spacing w:after="30" w:before="0"/>
+        <w:jc w:val="left"/>
+      </w:pPr>
+      <w:r>
+        <w:rPr>
+          <w:rFonts w:ascii="Arial" w:cs="Arial" w:eastAsia="Arial" w:hAnsi="Arial"/>
+          <w:b/>
+          <w:bCs/>
+          <w:color w:val="231F20"/>
+          <w:sz w:val="21"/>
+          <w:szCs w:val="21"/>
+        </w:rPr>
+        <w:t xml:space="preserve">Frame-context rules</w:t>
+      </w:r>
+    </w:p>
+    <w:p>
+      <w:pPr>
+        <w:spacing w:after="140" w:before="0"/>
+        <w:jc w:val="left"/>
+      </w:pPr>
+      <w:r>
+        <w:rPr>
+          <w:rFonts w:ascii="Arial" w:cs="Arial" w:eastAsia="Arial" w:hAnsi="Arial"/>
+          <w:color w:val="333333"/>
+          <w:sz w:val="21"/>
+          <w:szCs w:val="21"/>
+        </w:rPr>
+        <w:t xml:space="preserve">    src/rules/frame-context.ts in hytek-rfy-codec</w:t>
+      </w:r>
+    </w:p>
+    <w:p>
+      <w:pPr>
+        <w:spacing w:after="160" w:before="280"/>
+        <w:jc w:val="left"/>
+      </w:pPr>
+      <w:r>
+        <w:rPr>
+          <w:rFonts w:ascii="Arial" w:cs="Arial" w:eastAsia="Arial" w:hAnsi="Arial"/>
+          <w:b/>
+          <w:bCs/>
+          <w:color w:val="231F20"/>
+          <w:sz w:val="28"/>
+          <w:szCs w:val="28"/>
+        </w:rPr>
+        <w:t xml:space="preserve">Diff harness scripts</w:t>
+      </w:r>
+    </w:p>
+    <w:p>
+      <w:pPr>
+        <w:spacing w:after="30" w:before="0"/>
+        <w:jc w:val="left"/>
+      </w:pPr>
+      <w:r>
+        <w:rPr>
+          <w:rFonts w:ascii="Arial" w:cs="Arial" w:eastAsia="Arial" w:hAnsi="Arial"/>
+          <w:b/>
+          <w:bCs/>
+          <w:color w:val="231F20"/>
+          <w:sz w:val="21"/>
+          <w:szCs w:val="21"/>
+        </w:rPr>
+        <w:t xml:space="preserve">scripts/diff-vs-detailer.mjs</w:t>
+      </w:r>
+    </w:p>
+    <w:p>
+      <w:pPr>
+        <w:spacing w:after="140" w:before="0"/>
+        <w:jc w:val="left"/>
+      </w:pPr>
+      <w:r>
+        <w:rPr>
+          <w:rFonts w:ascii="Arial" w:cs="Arial" w:eastAsia="Arial" w:hAnsi="Arial"/>
+          <w:color w:val="333333"/>
+          <w:sz w:val="21"/>
+          <w:szCs w:val="21"/>
+        </w:rPr>
+        <w:t xml:space="preserve">    Op-level diff: input.xml + ref.rfy → matched/missing/extra ops report.</w:t>
+      </w:r>
+    </w:p>
+    <w:p>
+      <w:pPr>
+        <w:spacing w:after="30" w:before="0"/>
+        <w:jc w:val="left"/>
+      </w:pPr>
+      <w:r>
+        <w:rPr>
+          <w:rFonts w:ascii="Arial" w:cs="Arial" w:eastAsia="Arial" w:hAnsi="Arial"/>
+          <w:b/>
+          <w:bCs/>
+          <w:color w:val="231F20"/>
+          <w:sz w:val="21"/>
+          <w:szCs w:val="21"/>
+        </w:rPr>
+        <w:t xml:space="preserve">scripts/diff-sweep.mjs</w:t>
+      </w:r>
+    </w:p>
+    <w:p>
+      <w:pPr>
+        <w:spacing w:after="140" w:before="0"/>
+        <w:jc w:val="left"/>
+      </w:pPr>
+      <w:r>
+        <w:rPr>
+          <w:rFonts w:ascii="Arial" w:cs="Arial" w:eastAsia="Arial" w:hAnsi="Arial"/>
+          <w:color w:val="333333"/>
+          <w:sz w:val="21"/>
+          <w:szCs w:val="21"/>
+        </w:rPr>
+        <w:t xml:space="preserve">    Op-level corpus sweep — runs diff-vs-detailer over every paired job in a folder.</w:t>
+      </w:r>
+    </w:p>
+    <w:p>
+      <w:pPr>
+        <w:spacing w:after="30" w:before="0"/>
+        <w:jc w:val="left"/>
+      </w:pPr>
+      <w:r>
+        <w:rPr>
+          <w:rFonts w:ascii="Arial" w:cs="Arial" w:eastAsia="Arial" w:hAnsi="Arial"/>
+          <w:b/>
+          <w:bCs/>
+          <w:color w:val="231F20"/>
+          <w:sz w:val="21"/>
+          <w:szCs w:val="21"/>
+        </w:rPr>
+        <w:t xml:space="preserve">scripts/csv-diff-roundtrip.mjs</w:t>
+      </w:r>
+    </w:p>
+    <w:p>
+      <w:pPr>
+        <w:spacing w:after="140" w:before="0"/>
+        <w:jc w:val="left"/>
+      </w:pPr>
+      <w:r>
+        <w:rPr>
+          <w:rFonts w:ascii="Arial" w:cs="Arial" w:eastAsia="Arial" w:hAnsi="Arial"/>
+          <w:color w:val="333333"/>
+          <w:sz w:val="21"/>
+          <w:szCs w:val="21"/>
+        </w:rPr>
+        <w:t xml:space="preserve">    Round-trip CSV diff: decode ref.rfy → CSV vs Detailer's emitted CSV.</w:t>
+      </w:r>
+    </w:p>
+    <w:p>
+      <w:pPr>
+        <w:spacing w:after="30" w:before="0"/>
+        <w:jc w:val="left"/>
+      </w:pPr>
+      <w:r>
+        <w:rPr>
+          <w:rFonts w:ascii="Arial" w:cs="Arial" w:eastAsia="Arial" w:hAnsi="Arial"/>
+          <w:b/>
+          <w:bCs/>
+          <w:color w:val="231F20"/>
+          <w:sz w:val="21"/>
+          <w:szCs w:val="21"/>
+        </w:rPr>
+        <w:t xml:space="preserve">scripts/csv-diff-vs-detailer.mjs</w:t>
+      </w:r>
+    </w:p>
+    <w:p>
+      <w:pPr>
+        <w:spacing w:after="140" w:before="0"/>
+        <w:jc w:val="left"/>
+      </w:pPr>
+      <w:r>
+        <w:rPr>
+          <w:rFonts w:ascii="Arial" w:cs="Arial" w:eastAsia="Arial" w:hAnsi="Arial"/>
+          <w:color w:val="333333"/>
+          <w:sz w:val="21"/>
+          <w:szCs w:val="21"/>
+        </w:rPr>
+        <w:t xml:space="preserve">    Full-pipeline CSV diff: ours-csv vs ref-from-rfy-csv vs Detailer-csv.</w:t>
+      </w:r>
+    </w:p>
+    <w:p>
+      <w:pPr>
+        <w:spacing w:after="30" w:before="0"/>
+        <w:jc w:val="left"/>
+      </w:pPr>
+      <w:r>
+        <w:rPr>
+          <w:rFonts w:ascii="Arial" w:cs="Arial" w:eastAsia="Arial" w:hAnsi="Arial"/>
+          <w:b/>
+          <w:bCs/>
+          <w:color w:val="231F20"/>
+          <w:sz w:val="21"/>
+          <w:szCs w:val="21"/>
+        </w:rPr>
+        <w:t xml:space="preserve">scripts/csv-diff-pipeline.mjs</w:t>
+      </w:r>
+    </w:p>
+    <w:p>
+      <w:pPr>
+        <w:spacing w:after="140" w:before="0"/>
+        <w:jc w:val="left"/>
+      </w:pPr>
+      <w:r>
+        <w:rPr>
+          <w:rFonts w:ascii="Arial" w:cs="Arial" w:eastAsia="Arial" w:hAnsi="Arial"/>
+          <w:color w:val="333333"/>
+          <w:sz w:val="21"/>
+          <w:szCs w:val="21"/>
+        </w:rPr>
+        <w:t xml:space="preserve">    One-shot wrapper running both RFY and CSV diffs.</w:t>
+      </w:r>
+    </w:p>
+    <w:p>
+      <w:pPr>
+        <w:spacing w:after="30" w:before="0"/>
+        <w:jc w:val="left"/>
+      </w:pPr>
+      <w:r>
+        <w:rPr>
+          <w:rFonts w:ascii="Arial" w:cs="Arial" w:eastAsia="Arial" w:hAnsi="Arial"/>
+          <w:b/>
+          <w:bCs/>
+          <w:color w:val="231F20"/>
+          <w:sz w:val="21"/>
+          <w:szCs w:val="21"/>
+        </w:rPr>
+        <w:t xml:space="preserve">scripts/csv-diff-sweep.mjs</w:t>
+      </w:r>
+    </w:p>
+    <w:p>
+      <w:pPr>
+        <w:spacing w:after="140" w:before="0"/>
+        <w:jc w:val="left"/>
+      </w:pPr>
+      <w:r>
+        <w:rPr>
+          <w:rFonts w:ascii="Arial" w:cs="Arial" w:eastAsia="Arial" w:hAnsi="Arial"/>
+          <w:color w:val="333333"/>
+          <w:sz w:val="21"/>
+          <w:szCs w:val="21"/>
+        </w:rPr>
+        <w:t xml:space="preserve">    CSV-level corpus sweep with 3-way summary table.</w:t>
+      </w:r>
+    </w:p>
+    <w:sectPr>
+      <w:pgSz w:w="11906" w:h="16838" w:orient="portrait"/>
+      <w:pgMar w:top="1440" w:right="1440" w:bottom="1440" w:left="1440" w:header="708" w:footer="708" w:gutter="0"/>
+      <w:pgNumType/>
+      <w:docGrid w:linePitch="360"/>
+    </w:sectPr>
+  </w:body>
+</w:document>
 </file>
 
 <file path=word/comments.xml><?xml version="1.0" encoding="utf-8"?>
@@ -43,34 +4146,6 @@
 </w:endnotes>
 </file>
 
-<file path=word/footer1.xml><?xml version="1.0" encoding="utf-8"?>
-<w:ftr xmlns:wpc="http://schemas.microsoft.com/office/word/2010/wordprocessingCanvas" xmlns:mc="http://schemas.openxmlformats.org/markup-compatibility/2006" xmlns:o="urn:schemas-microsoft-com:office:office" xmlns:r="http://schemas.openxmlformats.org/officeDocument/2006/relationships" xmlns:m="http://schemas.openxmlformats.org/officeDocument/2006/math" xmlns:v="urn:schemas-microsoft-com:vml" xmlns:wp14="http://schemas.microsoft.com/office/word/2010/wordprocessingDrawing" xmlns:wp="http://schemas.openxmlformats.org/drawingml/2006/wordprocessingDrawing" xmlns:w10="urn:schemas-microsoft-com:office:word" xmlns:w="http://schemas.openxmlformats.org/wordprocessingml/2006/main" xmlns:w14="http://schemas.microsoft.com/office/word/2010/wordml" xmlns:w15="http://schemas.microsoft.com/office/word/2012/wordml" xmlns:wpg="http://schemas.microsoft.com/office/word/2010/wordprocessingGroup" xmlns:wpi="http://schemas.microsoft.com/office/word/2010/wordprocessingInk" xmlns:wne="http://schemas.microsoft.com/office/word/2006/wordml" xmlns:wps="http://schemas.microsoft.com/office/word/2010/wordprocessingShape">
-  <w:p>
-    <w:pPr>
-      <w:jc w:val="center"/>
-    </w:pPr>
-    <w:r>
-      <w:rPr>
-        <w:rFonts w:ascii="Arial" w:cs="Arial" w:eastAsia="Arial" w:hAnsi="Arial"/>
-        <w:color w:val="666666"/>
-        <w:sz w:val="16"/>
-        <w:szCs w:val="16"/>
-      </w:rPr>
-      <w:t xml:space="preserve">Page </w:t>
-      <w:fldChar w:fldCharType="begin"/>
-      <w:instrText xml:space="preserve">PAGE</w:instrText>
-      <w:fldChar w:fldCharType="separate"/>
-      <w:fldChar w:fldCharType="end"/>
-      <w:t xml:space="preserve"> of </w:t>
-      <w:fldChar w:fldCharType="begin"/>
-      <w:instrText xml:space="preserve">NUMPAGES</w:instrText>
-      <w:fldChar w:fldCharType="separate"/>
-      <w:fldChar w:fldCharType="end"/>
-    </w:r>
-  </w:p>
-</w:ftr>
-</file>
-
 <file path=word/footnotes.xml><?xml version="1.0" encoding="utf-8"?>
 <w:footnotes xmlns:wpc="http://schemas.microsoft.com/office/word/2010/wordprocessingCanvas" xmlns:mc="http://schemas.openxmlformats.org/markup-compatibility/2006" xmlns:o="urn:schemas-microsoft-com:office:office" xmlns:r="http://schemas.openxmlformats.org/officeDocument/2006/relationships" xmlns:m="http://schemas.openxmlformats.org/officeDocument/2006/math" xmlns:v="urn:schemas-microsoft-com:vml" xmlns:wp14="http://schemas.microsoft.com/office/word/2010/wordprocessingDrawing" xmlns:wp="http://schemas.openxmlformats.org/drawingml/2006/wordprocessingDrawing" xmlns:w10="urn:schemas-microsoft-com:office:word" xmlns:w="http://schemas.openxmlformats.org/wordprocessingml/2006/main" xmlns:w14="http://schemas.microsoft.com/office/word/2010/wordml" xmlns:w15="http://schemas.microsoft.com/office/word/2012/wordml" xmlns:wpg="http://schemas.microsoft.com/office/word/2010/wordprocessingGroup" xmlns:wpi="http://schemas.microsoft.com/office/word/2010/wordprocessingInk" xmlns:wne="http://schemas.microsoft.com/office/word/2006/wordml" xmlns:wps="http://schemas.microsoft.com/office/word/2010/wordprocessingShape" mc:Ignorable="w14 w15 wp14">
   <w:footnote w:type="separator" w:id="-1">
@@ -106,25 +4181,6 @@
     </w:p>
   </w:footnote>
 </w:footnotes>
-</file>
-
-<file path=word/header1.xml><?xml version="1.0" encoding="utf-8"?>
-<w:hdr xmlns:wpc="http://schemas.microsoft.com/office/word/2010/wordprocessingCanvas" xmlns:mc="http://schemas.openxmlformats.org/markup-compatibility/2006" xmlns:o="urn:schemas-microsoft-com:office:office" xmlns:r="http://schemas.openxmlformats.org/officeDocument/2006/relationships" xmlns:m="http://schemas.openxmlformats.org/officeDocument/2006/math" xmlns:v="urn:schemas-microsoft-com:vml" xmlns:wp14="http://schemas.microsoft.com/office/word/2010/wordprocessingDrawing" xmlns:wp="http://schemas.openxmlformats.org/drawingml/2006/wordprocessingDrawing" xmlns:w10="urn:schemas-microsoft-com:office:word" xmlns:w="http://schemas.openxmlformats.org/wordprocessingml/2006/main" xmlns:w14="http://schemas.microsoft.com/office/word/2010/wordml" xmlns:w15="http://schemas.microsoft.com/office/word/2012/wordml" xmlns:wpg="http://schemas.microsoft.com/office/word/2010/wordprocessingGroup" xmlns:wpi="http://schemas.microsoft.com/office/word/2010/wordprocessingInk" xmlns:wne="http://schemas.microsoft.com/office/word/2006/wordml" xmlns:wps="http://schemas.microsoft.com/office/word/2010/wordprocessingShape" xmlns:cx="http://schemas.microsoft.com/office/drawing/2014/chartex" xmlns:cx1="http://schemas.microsoft.com/office/drawing/2015/9/8/chartex" xmlns:cx2="http://schemas.microsoft.com/office/drawing/2015/10/21/chartex" xmlns:cx3="http://schemas.microsoft.com/office/drawing/2016/5/9/chartex" xmlns:cx4="http://schemas.microsoft.com/office/drawing/2016/5/10/chartex" xmlns:cx5="http://schemas.microsoft.com/office/drawing/2016/5/11/chartex" xmlns:cx6="http://schemas.microsoft.com/office/drawing/2016/5/12/chartex" xmlns:cx7="http://schemas.microsoft.com/office/drawing/2016/5/13/chartex" xmlns:cx8="http://schemas.microsoft.com/office/drawing/2016/5/14/chartex" xmlns:w16cid="http://schemas.microsoft.com/office/word/2016/wordml/cid" xmlns:w16se="http://schemas.microsoft.com/office/word/2015/wordml/symex">
-  <w:p>
-    <w:pPr>
-      <w:jc w:val="right"/>
-    </w:pPr>
-    <w:r>
-      <w:rPr>
-        <w:rFonts w:ascii="Arial" w:cs="Arial" w:eastAsia="Arial" w:hAnsi="Arial"/>
-        <w:color w:val="666666"/>
-        <w:sz w:val="16"/>
-        <w:szCs w:val="16"/>
-      </w:rPr>
-      <w:t xml:space="preserve">HYTEK RFY Tools — User Guide</w:t>
-    </w:r>
-  </w:p>
-</w:hdr>
 </file>
 
 <file path=word/numbering.xml><?xml version="1.0" encoding="utf-8"?>
@@ -213,44 +4269,8 @@
       </w:pPr>
     </w:lvl>
   </w:abstractNum>
-  <w:abstractNum w:abstractNumId="2" w15:restartNumberingAfterBreak="0">
-    <w:multiLevelType w:val="hybridMultilevel"/>
-    <w:lvl w:ilvl="0" w15:tentative="1">
-      <w:start w:val="1"/>
-      <w:numFmt w:val="bullet"/>
-      <w:lvlText w:val="•"/>
-      <w:lvlJc w:val="left"/>
-      <w:pPr>
-        <w:ind w:left="360" w:hanging="240"/>
-      </w:pPr>
-    </w:lvl>
-  </w:abstractNum>
-  <w:abstractNum w:abstractNumId="3" w15:restartNumberingAfterBreak="0">
-    <w:multiLevelType w:val="hybridMultilevel"/>
-    <w:lvl w:ilvl="0" w15:tentative="1">
-      <w:start w:val="1"/>
-      <w:numFmt w:val="decimal"/>
-      <w:lvlText w:val="%1."/>
-      <w:lvlJc w:val="left"/>
-      <w:pPr>
-        <w:ind w:left="360" w:hanging="240"/>
-      </w:pPr>
-    </w:lvl>
-  </w:abstractNum>
   <w:num w:numId="1">
     <w:abstractNumId w:val="1"/>
-    <w:lvlOverride w:ilvl="0">
-      <w:startOverride w:val="1"/>
-    </w:lvlOverride>
-  </w:num>
-  <w:num w:numId="2">
-    <w:abstractNumId w:val="2"/>
-    <w:lvlOverride w:ilvl="0">
-      <w:startOverride w:val="1"/>
-    </w:lvlOverride>
-  </w:num>
-  <w:num w:numId="3">
-    <w:abstractNumId w:val="3"/>
     <w:lvlOverride w:ilvl="0">
       <w:startOverride w:val="1"/>
     </w:lvlOverride>

--- a/docs/HYTEK_RFY_Tools_User_Guide.docx
+++ b/docs/HYTEK_RFY_Tools_User_Guide.docx
@@ -667,7 +667,7 @@
           <w:sz w:val="21"/>
           <w:szCs w:val="21"/>
         </w:rPr>
-        <w:t xml:space="preserve">    The ruleset currently being used by the encoder. The name appears next to a READ-ONLY badge if it's "default".</w:t>
+        <w:t xml:space="preserve">    The ruleset currently being used by the encoder. The name appears next to a READ-ONLY badge if it's "default" (or any default.N version — see below).</w:t>
       </w:r>
     </w:p>
     <w:p>
@@ -796,23 +796,6 @@
           <w:szCs w:val="21"/>
         </w:rPr>
         <w:t xml:space="preserve">    Changes which ruleset is active. The encoder immediately uses the newly-selected ruleset for any subsequent encode/decode.</w:t>
-      </w:r>
-    </w:p>
-    <w:p>
-      <w:pPr>
-        <w:spacing w:after="200" w:before="100"/>
-        <w:jc w:val="left"/>
-      </w:pPr>
-      <w:r>
-        <w:rPr>
-          <w:rFonts w:ascii="Arial" w:cs="Arial" w:eastAsia="Arial" w:hAnsi="Arial"/>
-          <w:b/>
-          <w:bCs/>
-          <w:color w:val="231F20"/>
-          <w:sz w:val="21"/>
-          <w:szCs w:val="21"/>
-        </w:rPr>
-        <w:t xml:space="preserve">⚠ Rule of thumb: don't edit "default". Click Save As New first, name your experiment, then edit the copy. If anything goes wrong, switch back to "default" and you're restored to factory rules.</w:t>
       </w:r>
     </w:p>
     <w:p>
@@ -829,7 +812,7 @@
           <w:sz w:val="28"/>
           <w:szCs w:val="28"/>
         </w:rPr>
-        <w:t xml:space="preserve">3.2  Machine Types tab — per-profile rules</w:t>
+        <w:t xml:space="preserve">3.1a  The default master file — STANDING DIRECTIVE</w:t>
       </w:r>
     </w:p>
     <w:p>
@@ -844,376 +827,82 @@
           <w:sz w:val="21"/>
           <w:szCs w:val="21"/>
         </w:rPr>
-        <w:t xml:space="preserve">Each machine type is a profile (70S41 0.75, 89S41 1.15, etc.) with these editable settings:</w:t>
-      </w:r>
-    </w:p>
-    <w:p>
-      <w:pPr>
-        <w:spacing w:after="30" w:before="0"/>
-        <w:jc w:val="left"/>
-      </w:pPr>
-      <w:r>
-        <w:rPr>
-          <w:rFonts w:ascii="Arial" w:cs="Arial" w:eastAsia="Arial" w:hAnsi="Arial"/>
-          <w:b/>
-          <w:bCs/>
-          <w:color w:val="231F20"/>
-          <w:sz w:val="21"/>
-          <w:szCs w:val="21"/>
-        </w:rPr>
-        <w:t xml:space="preserve">Profile name</w:t>
-      </w:r>
-    </w:p>
-    <w:p>
-      <w:pPr>
-        <w:spacing w:after="140" w:before="0"/>
-        <w:jc w:val="left"/>
-      </w:pPr>
-      <w:r>
-        <w:rPr>
-          <w:rFonts w:ascii="Arial" w:cs="Arial" w:eastAsia="Arial" w:hAnsi="Arial"/>
-          <w:color w:val="333333"/>
-          <w:sz w:val="21"/>
-          <w:szCs w:val="21"/>
-        </w:rPr>
-        <w:t xml:space="preserve">    The display name. Cosmetic — doesn't change behaviour. Good for adding context like "70S41 0.75 — exterior load-bearing".</w:t>
-      </w:r>
-    </w:p>
-    <w:p>
-      <w:pPr>
-        <w:spacing w:after="30" w:before="0"/>
-        <w:jc w:val="left"/>
-      </w:pPr>
-      <w:r>
-        <w:rPr>
-          <w:rFonts w:ascii="Arial" w:cs="Arial" w:eastAsia="Arial" w:hAnsi="Arial"/>
-          <w:b/>
-          <w:bCs/>
-          <w:color w:val="231F20"/>
-          <w:sz w:val="21"/>
-          <w:szCs w:val="21"/>
-        </w:rPr>
-        <w:t xml:space="preserve">End Clearance</w:t>
-      </w:r>
-    </w:p>
-    <w:p>
-      <w:pPr>
-        <w:spacing w:after="140" w:before="0"/>
-        <w:jc w:val="left"/>
-      </w:pPr>
-      <w:r>
-        <w:rPr>
-          <w:rFonts w:ascii="Arial" w:cs="Arial" w:eastAsia="Arial" w:hAnsi="Arial"/>
-          <w:color w:val="333333"/>
-          <w:sz w:val="21"/>
-          <w:szCs w:val="21"/>
-        </w:rPr>
-        <w:t xml:space="preserve">    How much steel is trimmed from each end of plates and chords. Default is 4mm on 70mm and 89mm. Editing this CHANGES every plate/chord stick length output by the encoder by ±delta on each end.</w:t>
-      </w:r>
-    </w:p>
-    <w:p>
-      <w:pPr>
-        <w:spacing w:after="30" w:before="0"/>
-        <w:jc w:val="left"/>
-      </w:pPr>
-      <w:r>
-        <w:rPr>
-          <w:rFonts w:ascii="Arial" w:cs="Arial" w:eastAsia="Arial" w:hAnsi="Arial"/>
-          <w:b/>
-          <w:bCs/>
-          <w:color w:val="231F20"/>
-          <w:sz w:val="21"/>
-          <w:szCs w:val="21"/>
-        </w:rPr>
-        <w:t xml:space="preserve">Stud End Trim</w:t>
-      </w:r>
-    </w:p>
-    <w:p>
-      <w:pPr>
-        <w:spacing w:after="140" w:before="0"/>
-        <w:jc w:val="left"/>
-      </w:pPr>
-      <w:r>
-        <w:rPr>
-          <w:rFonts w:ascii="Arial" w:cs="Arial" w:eastAsia="Arial" w:hAnsi="Arial"/>
-          <w:color w:val="333333"/>
-          <w:sz w:val="21"/>
-          <w:szCs w:val="21"/>
-        </w:rPr>
-        <w:t xml:space="preserve">    Trim from each end of full studs (default 2mm). Editing changes stud lengths in the encoded RFY and all derived tool positions (the InnerDimple at 16.5mm shifts with this).</w:t>
-      </w:r>
-    </w:p>
-    <w:p>
-      <w:pPr>
-        <w:spacing w:after="30" w:before="0"/>
-        <w:jc w:val="left"/>
-      </w:pPr>
-      <w:r>
-        <w:rPr>
-          <w:rFonts w:ascii="Arial" w:cs="Arial" w:eastAsia="Arial" w:hAnsi="Arial"/>
-          <w:b/>
-          <w:bCs/>
-          <w:color w:val="231F20"/>
-          <w:sz w:val="21"/>
-          <w:szCs w:val="21"/>
-        </w:rPr>
-        <w:t xml:space="preserve">Header Trim</w:t>
-      </w:r>
-    </w:p>
-    <w:p>
-      <w:pPr>
-        <w:spacing w:after="140" w:before="0"/>
-        <w:jc w:val="left"/>
-      </w:pPr>
-      <w:r>
-        <w:rPr>
-          <w:rFonts w:ascii="Arial" w:cs="Arial" w:eastAsia="Arial" w:hAnsi="Arial"/>
-          <w:color w:val="333333"/>
-          <w:sz w:val="21"/>
-          <w:szCs w:val="21"/>
-        </w:rPr>
-        <w:t xml:space="preserve">    Trim from each end of H-prefix headers (default 1mm). Same effect as Stud End Trim but only for headers.</w:t>
-      </w:r>
-    </w:p>
-    <w:p>
-      <w:pPr>
-        <w:spacing w:after="30" w:before="0"/>
-        <w:jc w:val="left"/>
-      </w:pPr>
-      <w:r>
-        <w:rPr>
-          <w:rFonts w:ascii="Arial" w:cs="Arial" w:eastAsia="Arial" w:hAnsi="Arial"/>
-          <w:b/>
-          <w:bCs/>
-          <w:color w:val="231F20"/>
-          <w:sz w:val="21"/>
-          <w:szCs w:val="21"/>
-        </w:rPr>
-        <w:t xml:space="preserve">Nog Trim</w:t>
-      </w:r>
-    </w:p>
-    <w:p>
-      <w:pPr>
-        <w:spacing w:after="140" w:before="0"/>
-        <w:jc w:val="left"/>
-      </w:pPr>
-      <w:r>
-        <w:rPr>
-          <w:rFonts w:ascii="Arial" w:cs="Arial" w:eastAsia="Arial" w:hAnsi="Arial"/>
-          <w:color w:val="333333"/>
-          <w:sz w:val="21"/>
-          <w:szCs w:val="21"/>
-        </w:rPr>
-        <w:t xml:space="preserve">    Trim from each end of nog/noggin sticks. Conditional — uses 4mm if the nog spans the full plate width, 1mm otherwise.</w:t>
-      </w:r>
-    </w:p>
-    <w:p>
-      <w:pPr>
-        <w:spacing w:after="30" w:before="0"/>
-        <w:jc w:val="left"/>
-      </w:pPr>
-      <w:r>
-        <w:rPr>
-          <w:rFonts w:ascii="Arial" w:cs="Arial" w:eastAsia="Arial" w:hAnsi="Arial"/>
-          <w:b/>
-          <w:bCs/>
-          <w:color w:val="231F20"/>
-          <w:sz w:val="21"/>
-          <w:szCs w:val="21"/>
-        </w:rPr>
-        <w:t xml:space="preserve">Service Hole positions</w:t>
-      </w:r>
-    </w:p>
-    <w:p>
-      <w:pPr>
-        <w:spacing w:after="140" w:before="0"/>
-        <w:jc w:val="left"/>
-      </w:pPr>
-      <w:r>
-        <w:rPr>
-          <w:rFonts w:ascii="Arial" w:cs="Arial" w:eastAsia="Arial" w:hAnsi="Arial"/>
-          <w:color w:val="333333"/>
-          <w:sz w:val="21"/>
-          <w:szCs w:val="21"/>
-        </w:rPr>
-        <w:t xml:space="preserve">    List of fixed offsets (e.g., 296mm, 446mm) where SERVICE HOLE punches go on studs. Editing the list changes which positions appear in every stud's tooling.</w:t>
-      </w:r>
-    </w:p>
-    <w:p>
-      <w:pPr>
-        <w:spacing w:after="30" w:before="0"/>
-        <w:jc w:val="left"/>
-      </w:pPr>
-      <w:r>
-        <w:rPr>
-          <w:rFonts w:ascii="Arial" w:cs="Arial" w:eastAsia="Arial" w:hAnsi="Arial"/>
-          <w:b/>
-          <w:bCs/>
-          <w:color w:val="231F20"/>
-          <w:sz w:val="21"/>
-          <w:szCs w:val="21"/>
-        </w:rPr>
-        <w:t xml:space="preserve">Swage cap rule</w:t>
-      </w:r>
-    </w:p>
-    <w:p>
-      <w:pPr>
-        <w:spacing w:after="140" w:before="0"/>
-        <w:jc w:val="left"/>
-      </w:pPr>
-      <w:r>
-        <w:rPr>
-          <w:rFonts w:ascii="Arial" w:cs="Arial" w:eastAsia="Arial" w:hAnsi="Arial"/>
-          <w:color w:val="333333"/>
-          <w:sz w:val="21"/>
-          <w:szCs w:val="21"/>
-        </w:rPr>
-        <w:t xml:space="preserve">    Spans where a Swage gets emitted at each stick end (default [0..39] start cap and [length-39..length] end cap). Affects every stud, plate, nog, brace.</w:t>
-      </w:r>
-    </w:p>
-    <w:p>
-      <w:pPr>
-        <w:spacing w:after="30" w:before="0"/>
-        <w:jc w:val="left"/>
-      </w:pPr>
-      <w:r>
-        <w:rPr>
-          <w:rFonts w:ascii="Arial" w:cs="Arial" w:eastAsia="Arial" w:hAnsi="Arial"/>
-          <w:b/>
-          <w:bCs/>
-          <w:color w:val="231F20"/>
-          <w:sz w:val="21"/>
-          <w:szCs w:val="21"/>
-        </w:rPr>
-        <w:t xml:space="preserve">Inner Dimple positions</w:t>
-      </w:r>
-    </w:p>
-    <w:p>
-      <w:pPr>
-        <w:spacing w:after="140" w:before="0"/>
-        <w:jc w:val="left"/>
-      </w:pPr>
-      <w:r>
-        <w:rPr>
-          <w:rFonts w:ascii="Arial" w:cs="Arial" w:eastAsia="Arial" w:hAnsi="Arial"/>
-          <w:color w:val="333333"/>
-          <w:sz w:val="21"/>
-          <w:szCs w:val="21"/>
-        </w:rPr>
-        <w:t xml:space="preserve">    Fixed-offset dimples on plates and studs (e.g., 16.5mm cap dimple). Editing reshapes the cap pattern.</w:t>
-      </w:r>
-    </w:p>
-    <w:p>
-      <w:pPr>
-        <w:spacing w:after="30" w:before="0"/>
-        <w:jc w:val="left"/>
-      </w:pPr>
-      <w:r>
-        <w:rPr>
-          <w:rFonts w:ascii="Arial" w:cs="Arial" w:eastAsia="Arial" w:hAnsi="Arial"/>
-          <w:b/>
-          <w:bCs/>
-          <w:color w:val="231F20"/>
-          <w:sz w:val="21"/>
-          <w:szCs w:val="21"/>
-        </w:rPr>
-        <w:t xml:space="preserve">Lip Notch span rules</w:t>
-      </w:r>
-    </w:p>
-    <w:p>
-      <w:pPr>
-        <w:spacing w:after="140" w:before="0"/>
-        <w:jc w:val="left"/>
-      </w:pPr>
-      <w:r>
-        <w:rPr>
-          <w:rFonts w:ascii="Arial" w:cs="Arial" w:eastAsia="Arial" w:hAnsi="Arial"/>
-          <w:color w:val="333333"/>
-          <w:sz w:val="21"/>
-          <w:szCs w:val="21"/>
-        </w:rPr>
-        <w:t xml:space="preserve">    Where LipNotch spans appear (offsets, strides). Affects how many LIP NOTCH cells appear at each crossing in the CSV.</w:t>
-      </w:r>
-    </w:p>
-    <w:p>
-      <w:pPr>
-        <w:spacing w:after="30" w:before="0"/>
-        <w:jc w:val="left"/>
-      </w:pPr>
-      <w:r>
-        <w:rPr>
-          <w:rFonts w:ascii="Arial" w:cs="Arial" w:eastAsia="Arial" w:hAnsi="Arial"/>
-          <w:b/>
-          <w:bCs/>
-          <w:color w:val="231F20"/>
-          <w:sz w:val="21"/>
-          <w:szCs w:val="21"/>
-        </w:rPr>
-        <w:t xml:space="preserve">Bolt offsets (anchor bolts)</w:t>
-      </w:r>
-    </w:p>
-    <w:p>
-      <w:pPr>
-        <w:spacing w:after="140" w:before="0"/>
-        <w:jc w:val="left"/>
-      </w:pPr>
-      <w:r>
-        <w:rPr>
-          <w:rFonts w:ascii="Arial" w:cs="Arial" w:eastAsia="Arial" w:hAnsi="Arial"/>
-          <w:color w:val="333333"/>
-          <w:sz w:val="21"/>
-          <w:szCs w:val="21"/>
-        </w:rPr>
-        <w:t xml:space="preserve">    Where ANCHOR holes go on bottom plates of ground-floor walls. 70mm: 62mm offset. 89mm: 62mm offset gauge&lt;1.0 only.</w:t>
-      </w:r>
-    </w:p>
-    <w:p>
-      <w:pPr>
-        <w:spacing w:after="30" w:before="0"/>
-        <w:jc w:val="left"/>
-      </w:pPr>
-      <w:r>
-        <w:rPr>
-          <w:rFonts w:ascii="Arial" w:cs="Arial" w:eastAsia="Arial" w:hAnsi="Arial"/>
-          <w:b/>
-          <w:bCs/>
-          <w:color w:val="231F20"/>
-          <w:sz w:val="21"/>
-          <w:szCs w:val="21"/>
-        </w:rPr>
-        <w:t xml:space="preserve">Web Bolt holes</w:t>
-      </w:r>
-    </w:p>
-    <w:p>
-      <w:pPr>
-        <w:spacing w:after="140" w:before="0"/>
-        <w:jc w:val="left"/>
-      </w:pPr>
-      <w:r>
-        <w:rPr>
-          <w:rFonts w:ascii="Arial" w:cs="Arial" w:eastAsia="Arial" w:hAnsi="Arial"/>
-          <w:color w:val="333333"/>
-          <w:sz w:val="21"/>
-          <w:szCs w:val="21"/>
-        </w:rPr>
-        <w:t xml:space="preserve">    Where BOLT HOLES (Web tool) go on plates. Ground-floor only on 70mm; ground-floor + gauge&lt;1.0 only on 89mm.</w:t>
-      </w:r>
-    </w:p>
-    <w:p>
-      <w:pPr>
-        <w:spacing w:after="200" w:before="100"/>
-        <w:jc w:val="left"/>
-      </w:pPr>
-      <w:r>
-        <w:rPr>
-          <w:rFonts w:ascii="Arial" w:cs="Arial" w:eastAsia="Arial" w:hAnsi="Arial"/>
-          <w:b/>
-          <w:bCs/>
-          <w:color w:val="231F20"/>
-          <w:sz w:val="21"/>
-          <w:szCs w:val="21"/>
-        </w:rPr>
-        <w:t xml:space="preserve">⚠ Every number you change here propagates to EVERY stick that uses that profile. A 1mm change in End Clearance shifts every cap dimple, every swage start/end, and every cell position in the CSV by 1mm.</w:t>
+        <w:t xml:space="preserve">The "default" ruleset is the factory baseline — the original HYTEK rules extracted from FrameCAD Detailer's .sups files. It is intentionally sacred.</w:t>
+      </w:r>
+    </w:p>
+    <w:p>
+      <w:pPr>
+        <w:spacing w:after="120" w:before="0"/>
+        <w:jc w:val="left"/>
+      </w:pPr>
+      <w:r>
+        <w:rPr>
+          <w:rFonts w:ascii="Arial" w:cs="Arial" w:eastAsia="Arial" w:hAnsi="Arial"/>
+          <w:color w:val="333333"/>
+          <w:sz w:val="21"/>
+          <w:szCs w:val="21"/>
+        </w:rPr>
+        <w:t xml:space="preserve">The default master can ONLY ever be changed by editing source files in the git repo and pushing new code. There is NO path through the running app — no UI button, no API call, no admin override — that can modify it. This is enforced at every layer:</w:t>
+      </w:r>
+    </w:p>
+    <w:p>
+      <w:pPr>
+        <w:spacing w:after="60" w:before="0"/>
+        <w:jc w:val="left"/>
+      </w:pPr>
+      <w:r>
+        <w:rPr>
+          <w:rFonts w:ascii="Arial" w:cs="Arial" w:eastAsia="Arial" w:hAnsi="Arial"/>
+          <w:color w:val="333333"/>
+          <w:sz w:val="21"/>
+          <w:szCs w:val="21"/>
+        </w:rPr>
+        <w:t xml:space="preserve">• UI: "Save" button is hidden when the active ruleset is read-only.</w:t>
+      </w:r>
+    </w:p>
+    <w:p>
+      <w:pPr>
+        <w:spacing w:after="60" w:before="0"/>
+        <w:jc w:val="left"/>
+      </w:pPr>
+      <w:r>
+        <w:rPr>
+          <w:rFonts w:ascii="Arial" w:cs="Arial" w:eastAsia="Arial" w:hAnsi="Arial"/>
+          <w:color w:val="333333"/>
+          <w:sz w:val="21"/>
+          <w:szCs w:val="21"/>
+        </w:rPr>
+        <w:t xml:space="preserve">• API: /api/setups PUT and /api/frame-types PUT both return 403 if the active ruleset is default.</w:t>
+      </w:r>
+    </w:p>
+    <w:p>
+      <w:pPr>
+        <w:spacing w:after="60" w:before="0"/>
+        <w:jc w:val="left"/>
+      </w:pPr>
+      <w:r>
+        <w:rPr>
+          <w:rFonts w:ascii="Arial" w:cs="Arial" w:eastAsia="Arial" w:hAnsi="Arial"/>
+          <w:color w:val="333333"/>
+          <w:sz w:val="21"/>
+          <w:szCs w:val="21"/>
+        </w:rPr>
+        <w:t xml:space="preserve">• Library: lib/rulesets.ts rejects saveRuleset() calls with "Ruleset is read-only".</w:t>
+      </w:r>
+    </w:p>
+    <w:p>
+      <w:pPr>
+        <w:spacing w:after="60" w:before="0"/>
+        <w:jc w:val="left"/>
+      </w:pPr>
+      <w:r>
+        <w:rPr>
+          <w:rFonts w:ascii="Arial" w:cs="Arial" w:eastAsia="Arial" w:hAnsi="Arial"/>
+          <w:color w:val="333333"/>
+          <w:sz w:val="21"/>
+          <w:szCs w:val="21"/>
+        </w:rPr>
+        <w:t xml:space="preserve">• File: meta.json has readonly: true; the deletion endpoint specifically excludes "default".</w:t>
       </w:r>
     </w:p>
     <w:p>
@@ -1230,7 +919,7 @@
           <w:sz w:val="28"/>
           <w:szCs w:val="28"/>
         </w:rPr>
-        <w:t xml:space="preserve">3.3  Frame Types tab — which rule profile to use</w:t>
+        <w:t xml:space="preserve">3.1b  Versioned defaults — when a fault is found</w:t>
       </w:r>
     </w:p>
     <w:p>
@@ -1245,167 +934,99 @@
           <w:sz w:val="21"/>
           <w:szCs w:val="21"/>
         </w:rPr>
-        <w:t xml:space="preserve">Frame types map a frame's NAME PATTERN to a rule profile. The encoder looks at the frame name ("GF-LBW-70.075", "PC7-1", "L1101") and decides which set of rules applies.</w:t>
-      </w:r>
-    </w:p>
-    <w:p>
-      <w:pPr>
-        <w:spacing w:after="30" w:before="0"/>
-        <w:jc w:val="left"/>
-      </w:pPr>
-      <w:r>
-        <w:rPr>
-          <w:rFonts w:ascii="Arial" w:cs="Arial" w:eastAsia="Arial" w:hAnsi="Arial"/>
-          <w:b/>
-          <w:bCs/>
-          <w:color w:val="231F20"/>
-          <w:sz w:val="21"/>
-          <w:szCs w:val="21"/>
-        </w:rPr>
-        <w:t xml:space="preserve">Frame type code</w:t>
-      </w:r>
-    </w:p>
-    <w:p>
-      <w:pPr>
-        <w:spacing w:after="140" w:before="0"/>
-        <w:jc w:val="left"/>
-      </w:pPr>
-      <w:r>
-        <w:rPr>
-          <w:rFonts w:ascii="Arial" w:cs="Arial" w:eastAsia="Arial" w:hAnsi="Arial"/>
-          <w:color w:val="333333"/>
-          <w:sz w:val="21"/>
-          <w:szCs w:val="21"/>
-        </w:rPr>
-        <w:t xml:space="preserve">    The category prefix in the frame name. LBW, NLBW, FJ, LIN, RP, TIN, CP, MH, TB2B, etc.</w:t>
-      </w:r>
-    </w:p>
-    <w:p>
-      <w:pPr>
-        <w:spacing w:after="30" w:before="0"/>
-        <w:jc w:val="left"/>
-      </w:pPr>
-      <w:r>
-        <w:rPr>
-          <w:rFonts w:ascii="Arial" w:cs="Arial" w:eastAsia="Arial" w:hAnsi="Arial"/>
-          <w:b/>
-          <w:bCs/>
-          <w:color w:val="231F20"/>
-          <w:sz w:val="21"/>
-          <w:szCs w:val="21"/>
-        </w:rPr>
-        <w:t xml:space="preserve">Display name</w:t>
-      </w:r>
-    </w:p>
-    <w:p>
-      <w:pPr>
-        <w:spacing w:after="140" w:before="0"/>
-        <w:jc w:val="left"/>
-      </w:pPr>
-      <w:r>
-        <w:rPr>
-          <w:rFonts w:ascii="Arial" w:cs="Arial" w:eastAsia="Arial" w:hAnsi="Arial"/>
-          <w:color w:val="333333"/>
-          <w:sz w:val="21"/>
-          <w:szCs w:val="21"/>
-        </w:rPr>
-        <w:t xml:space="preserve">    Cosmetic. "Load-Bearing Wall" vs "Non-Load-Bearing Wall" etc.</w:t>
-      </w:r>
-    </w:p>
-    <w:p>
-      <w:pPr>
-        <w:spacing w:after="30" w:before="0"/>
-        <w:jc w:val="left"/>
-      </w:pPr>
-      <w:r>
-        <w:rPr>
-          <w:rFonts w:ascii="Arial" w:cs="Arial" w:eastAsia="Arial" w:hAnsi="Arial"/>
-          <w:b/>
-          <w:bCs/>
-          <w:color w:val="231F20"/>
-          <w:sz w:val="21"/>
-          <w:szCs w:val="21"/>
-        </w:rPr>
-        <w:t xml:space="preserve">Rule profile assignment</w:t>
-      </w:r>
-    </w:p>
-    <w:p>
-      <w:pPr>
-        <w:spacing w:after="140" w:before="0"/>
-        <w:jc w:val="left"/>
-      </w:pPr>
-      <w:r>
-        <w:rPr>
-          <w:rFonts w:ascii="Arial" w:cs="Arial" w:eastAsia="Arial" w:hAnsi="Arial"/>
-          <w:color w:val="333333"/>
-          <w:sz w:val="21"/>
-          <w:szCs w:val="21"/>
-        </w:rPr>
-        <w:t xml:space="preserve">    Which machine-type profile the frame uses. Editing this changes which dimples/swages/notches get emitted for every frame matching this code.</w:t>
-      </w:r>
-    </w:p>
-    <w:p>
-      <w:pPr>
-        <w:spacing w:after="30" w:before="0"/>
-        <w:jc w:val="left"/>
-      </w:pPr>
-      <w:r>
-        <w:rPr>
-          <w:rFonts w:ascii="Arial" w:cs="Arial" w:eastAsia="Arial" w:hAnsi="Arial"/>
-          <w:b/>
-          <w:bCs/>
-          <w:color w:val="231F20"/>
-          <w:sz w:val="21"/>
-          <w:szCs w:val="21"/>
-        </w:rPr>
-        <w:t xml:space="preserve">Trim rules</w:t>
-      </w:r>
-    </w:p>
-    <w:p>
-      <w:pPr>
-        <w:spacing w:after="140" w:before="0"/>
-        <w:jc w:val="left"/>
-      </w:pPr>
-      <w:r>
-        <w:rPr>
-          <w:rFonts w:ascii="Arial" w:cs="Arial" w:eastAsia="Arial" w:hAnsi="Arial"/>
-          <w:color w:val="333333"/>
-          <w:sz w:val="21"/>
-          <w:szCs w:val="21"/>
-        </w:rPr>
-        <w:t xml:space="preserve">    Frame-level trim overrides — e.g., LIN frames don't trim chord ends (verified vs LINEAR_TRUSS_TESTING reference). Editing here lets you flip whether a frame type gets the standard 4mm trim or skips it.</w:t>
-      </w:r>
-    </w:p>
-    <w:p>
-      <w:pPr>
-        <w:spacing w:after="30" w:before="0"/>
-        <w:jc w:val="left"/>
-      </w:pPr>
-      <w:r>
-        <w:rPr>
-          <w:rFonts w:ascii="Arial" w:cs="Arial" w:eastAsia="Arial" w:hAnsi="Arial"/>
-          <w:b/>
-          <w:bCs/>
-          <w:color w:val="231F20"/>
-          <w:sz w:val="21"/>
-          <w:szCs w:val="21"/>
-        </w:rPr>
-        <w:t xml:space="preserve">Special-case flags</w:t>
-      </w:r>
-    </w:p>
-    <w:p>
-      <w:pPr>
-        <w:spacing w:after="140" w:before="0"/>
-        <w:jc w:val="left"/>
-      </w:pPr>
-      <w:r>
-        <w:rPr>
-          <w:rFonts w:ascii="Arial" w:cs="Arial" w:eastAsia="Arial" w:hAnsi="Arial"/>
-          <w:color w:val="333333"/>
-          <w:sz w:val="21"/>
-          <w:szCs w:val="21"/>
-        </w:rPr>
-        <w:t xml:space="preserve">    Booleans like "isShearWall", "hasContinuousNog". These gate empirical rules added during the 75% match push.</w:t>
+        <w:t xml:space="preserve">If we ever identify a fault in the default rules, we do NOT edit the original. We create a NEW versioned default that incorporates the fix, and the original stays on disk forever.</w:t>
+      </w:r>
+    </w:p>
+    <w:p>
+      <w:pPr>
+        <w:spacing w:after="120" w:before="0"/>
+        <w:jc w:val="left"/>
+      </w:pPr>
+      <w:r>
+        <w:rPr>
+          <w:rFonts w:ascii="Arial" w:cs="Arial" w:eastAsia="Arial" w:hAnsi="Arial"/>
+          <w:color w:val="333333"/>
+          <w:sz w:val="21"/>
+          <w:szCs w:val="21"/>
+        </w:rPr>
+        <w:t xml:space="preserve">How it works:</w:t>
+      </w:r>
+    </w:p>
+    <w:p>
+      <w:pPr>
+        <w:spacing w:after="80" w:before="0"/>
+        <w:jc w:val="left"/>
+      </w:pPr>
+      <w:r>
+        <w:rPr>
+          <w:rFonts w:ascii="Arial" w:cs="Arial" w:eastAsia="Arial" w:hAnsi="Arial"/>
+          <w:color w:val="333333"/>
+          <w:sz w:val="21"/>
+          <w:szCs w:val="21"/>
+        </w:rPr>
+        <w:t xml:space="preserve">1. Developer regenerates or fixes the JSON in data/rulesets/default.N/ (where N is the next free version number — default.1, default.2, etc.).</w:t>
+      </w:r>
+    </w:p>
+    <w:p>
+      <w:pPr>
+        <w:spacing w:after="80" w:before="0"/>
+        <w:jc w:val="left"/>
+      </w:pPr>
+      <w:r>
+        <w:rPr>
+          <w:rFonts w:ascii="Arial" w:cs="Arial" w:eastAsia="Arial" w:hAnsi="Arial"/>
+          <w:color w:val="333333"/>
+          <w:sz w:val="21"/>
+          <w:szCs w:val="21"/>
+        </w:rPr>
+        <w:t xml:space="preserve">2. Pushes the change to git. The app now ships with BOTH the original default AND default.N — both visible in the ruleset selector, both read-only, both preserved permanently.</w:t>
+      </w:r>
+    </w:p>
+    <w:p>
+      <w:pPr>
+        <w:spacing w:after="80" w:before="0"/>
+        <w:jc w:val="left"/>
+      </w:pPr>
+      <w:r>
+        <w:rPr>
+          <w:rFonts w:ascii="Arial" w:cs="Arial" w:eastAsia="Arial" w:hAnsi="Arial"/>
+          <w:color w:val="333333"/>
+          <w:sz w:val="21"/>
+          <w:szCs w:val="21"/>
+        </w:rPr>
+        <w:t xml:space="preserve">3. The "preferred default" pointer flips to default.N (also a code change). The encoder uses default.N by default for new sessions.</w:t>
+      </w:r>
+    </w:p>
+    <w:p>
+      <w:pPr>
+        <w:spacing w:after="80" w:before="0"/>
+        <w:jc w:val="left"/>
+      </w:pPr>
+      <w:r>
+        <w:rPr>
+          <w:rFonts w:ascii="Arial" w:cs="Arial" w:eastAsia="Arial" w:hAnsi="Arial"/>
+          <w:color w:val="333333"/>
+          <w:sz w:val="21"/>
+          <w:szCs w:val="21"/>
+        </w:rPr>
+        <w:t xml:space="preserve">4. Anyone wanting the original behavior can switch back to plain "default" anytime — it's still there, untouched, exactly as shipped.</w:t>
+      </w:r>
+    </w:p>
+    <w:p>
+      <w:pPr>
+        <w:spacing w:after="200" w:before="100"/>
+        <w:jc w:val="left"/>
+      </w:pPr>
+      <w:r>
+        <w:rPr>
+          <w:rFonts w:ascii="Arial" w:cs="Arial" w:eastAsia="Arial" w:hAnsi="Arial"/>
+          <w:b/>
+          <w:bCs/>
+          <w:color w:val="231F20"/>
+          <w:sz w:val="21"/>
+          <w:szCs w:val="21"/>
+        </w:rPr>
+        <w:t xml:space="preserve">⚠ Rule of thumb: never edit a default* ruleset. Click Save As New to clone, then edit the copy. If your experiment goes wrong, switch back to any default version and you're restored to that factory baseline. Full restorability — no factory version is ever lost.</w:t>
       </w:r>
     </w:p>
     <w:p>
@@ -1422,6 +1043,599 @@
           <w:sz w:val="28"/>
           <w:szCs w:val="28"/>
         </w:rPr>
+        <w:t xml:space="preserve">3.2  Machine Types tab — per-profile rules</w:t>
+      </w:r>
+    </w:p>
+    <w:p>
+      <w:pPr>
+        <w:spacing w:after="120" w:before="0"/>
+        <w:jc w:val="left"/>
+      </w:pPr>
+      <w:r>
+        <w:rPr>
+          <w:rFonts w:ascii="Arial" w:cs="Arial" w:eastAsia="Arial" w:hAnsi="Arial"/>
+          <w:color w:val="333333"/>
+          <w:sz w:val="21"/>
+          <w:szCs w:val="21"/>
+        </w:rPr>
+        <w:t xml:space="preserve">Each machine type is a profile (70S41 0.75, 89S41 1.15, etc.) with these editable settings:</w:t>
+      </w:r>
+    </w:p>
+    <w:p>
+      <w:pPr>
+        <w:spacing w:after="30" w:before="0"/>
+        <w:jc w:val="left"/>
+      </w:pPr>
+      <w:r>
+        <w:rPr>
+          <w:rFonts w:ascii="Arial" w:cs="Arial" w:eastAsia="Arial" w:hAnsi="Arial"/>
+          <w:b/>
+          <w:bCs/>
+          <w:color w:val="231F20"/>
+          <w:sz w:val="21"/>
+          <w:szCs w:val="21"/>
+        </w:rPr>
+        <w:t xml:space="preserve">Profile name</w:t>
+      </w:r>
+    </w:p>
+    <w:p>
+      <w:pPr>
+        <w:spacing w:after="140" w:before="0"/>
+        <w:jc w:val="left"/>
+      </w:pPr>
+      <w:r>
+        <w:rPr>
+          <w:rFonts w:ascii="Arial" w:cs="Arial" w:eastAsia="Arial" w:hAnsi="Arial"/>
+          <w:color w:val="333333"/>
+          <w:sz w:val="21"/>
+          <w:szCs w:val="21"/>
+        </w:rPr>
+        <w:t xml:space="preserve">    The display name. Cosmetic — doesn't change behaviour. Good for adding context like "70S41 0.75 — exterior load-bearing".</w:t>
+      </w:r>
+    </w:p>
+    <w:p>
+      <w:pPr>
+        <w:spacing w:after="30" w:before="0"/>
+        <w:jc w:val="left"/>
+      </w:pPr>
+      <w:r>
+        <w:rPr>
+          <w:rFonts w:ascii="Arial" w:cs="Arial" w:eastAsia="Arial" w:hAnsi="Arial"/>
+          <w:b/>
+          <w:bCs/>
+          <w:color w:val="231F20"/>
+          <w:sz w:val="21"/>
+          <w:szCs w:val="21"/>
+        </w:rPr>
+        <w:t xml:space="preserve">End Clearance</w:t>
+      </w:r>
+    </w:p>
+    <w:p>
+      <w:pPr>
+        <w:spacing w:after="140" w:before="0"/>
+        <w:jc w:val="left"/>
+      </w:pPr>
+      <w:r>
+        <w:rPr>
+          <w:rFonts w:ascii="Arial" w:cs="Arial" w:eastAsia="Arial" w:hAnsi="Arial"/>
+          <w:color w:val="333333"/>
+          <w:sz w:val="21"/>
+          <w:szCs w:val="21"/>
+        </w:rPr>
+        <w:t xml:space="preserve">    How much steel is trimmed from each end of plates and chords. Default is 4mm on 70mm and 89mm. Editing this CHANGES every plate/chord stick length output by the encoder by ±delta on each end.</w:t>
+      </w:r>
+    </w:p>
+    <w:p>
+      <w:pPr>
+        <w:spacing w:after="30" w:before="0"/>
+        <w:jc w:val="left"/>
+      </w:pPr>
+      <w:r>
+        <w:rPr>
+          <w:rFonts w:ascii="Arial" w:cs="Arial" w:eastAsia="Arial" w:hAnsi="Arial"/>
+          <w:b/>
+          <w:bCs/>
+          <w:color w:val="231F20"/>
+          <w:sz w:val="21"/>
+          <w:szCs w:val="21"/>
+        </w:rPr>
+        <w:t xml:space="preserve">Stud End Trim</w:t>
+      </w:r>
+    </w:p>
+    <w:p>
+      <w:pPr>
+        <w:spacing w:after="140" w:before="0"/>
+        <w:jc w:val="left"/>
+      </w:pPr>
+      <w:r>
+        <w:rPr>
+          <w:rFonts w:ascii="Arial" w:cs="Arial" w:eastAsia="Arial" w:hAnsi="Arial"/>
+          <w:color w:val="333333"/>
+          <w:sz w:val="21"/>
+          <w:szCs w:val="21"/>
+        </w:rPr>
+        <w:t xml:space="preserve">    Trim from each end of full studs (default 2mm). Editing changes stud lengths in the encoded RFY and all derived tool positions (the InnerDimple at 16.5mm shifts with this).</w:t>
+      </w:r>
+    </w:p>
+    <w:p>
+      <w:pPr>
+        <w:spacing w:after="30" w:before="0"/>
+        <w:jc w:val="left"/>
+      </w:pPr>
+      <w:r>
+        <w:rPr>
+          <w:rFonts w:ascii="Arial" w:cs="Arial" w:eastAsia="Arial" w:hAnsi="Arial"/>
+          <w:b/>
+          <w:bCs/>
+          <w:color w:val="231F20"/>
+          <w:sz w:val="21"/>
+          <w:szCs w:val="21"/>
+        </w:rPr>
+        <w:t xml:space="preserve">Header Trim</w:t>
+      </w:r>
+    </w:p>
+    <w:p>
+      <w:pPr>
+        <w:spacing w:after="140" w:before="0"/>
+        <w:jc w:val="left"/>
+      </w:pPr>
+      <w:r>
+        <w:rPr>
+          <w:rFonts w:ascii="Arial" w:cs="Arial" w:eastAsia="Arial" w:hAnsi="Arial"/>
+          <w:color w:val="333333"/>
+          <w:sz w:val="21"/>
+          <w:szCs w:val="21"/>
+        </w:rPr>
+        <w:t xml:space="preserve">    Trim from each end of H-prefix headers (default 1mm). Same effect as Stud End Trim but only for headers.</w:t>
+      </w:r>
+    </w:p>
+    <w:p>
+      <w:pPr>
+        <w:spacing w:after="30" w:before="0"/>
+        <w:jc w:val="left"/>
+      </w:pPr>
+      <w:r>
+        <w:rPr>
+          <w:rFonts w:ascii="Arial" w:cs="Arial" w:eastAsia="Arial" w:hAnsi="Arial"/>
+          <w:b/>
+          <w:bCs/>
+          <w:color w:val="231F20"/>
+          <w:sz w:val="21"/>
+          <w:szCs w:val="21"/>
+        </w:rPr>
+        <w:t xml:space="preserve">Nog Trim</w:t>
+      </w:r>
+    </w:p>
+    <w:p>
+      <w:pPr>
+        <w:spacing w:after="140" w:before="0"/>
+        <w:jc w:val="left"/>
+      </w:pPr>
+      <w:r>
+        <w:rPr>
+          <w:rFonts w:ascii="Arial" w:cs="Arial" w:eastAsia="Arial" w:hAnsi="Arial"/>
+          <w:color w:val="333333"/>
+          <w:sz w:val="21"/>
+          <w:szCs w:val="21"/>
+        </w:rPr>
+        <w:t xml:space="preserve">    Trim from each end of nog/noggin sticks. Conditional — uses 4mm if the nog spans the full plate width, 1mm otherwise.</w:t>
+      </w:r>
+    </w:p>
+    <w:p>
+      <w:pPr>
+        <w:spacing w:after="30" w:before="0"/>
+        <w:jc w:val="left"/>
+      </w:pPr>
+      <w:r>
+        <w:rPr>
+          <w:rFonts w:ascii="Arial" w:cs="Arial" w:eastAsia="Arial" w:hAnsi="Arial"/>
+          <w:b/>
+          <w:bCs/>
+          <w:color w:val="231F20"/>
+          <w:sz w:val="21"/>
+          <w:szCs w:val="21"/>
+        </w:rPr>
+        <w:t xml:space="preserve">Service Hole positions</w:t>
+      </w:r>
+    </w:p>
+    <w:p>
+      <w:pPr>
+        <w:spacing w:after="140" w:before="0"/>
+        <w:jc w:val="left"/>
+      </w:pPr>
+      <w:r>
+        <w:rPr>
+          <w:rFonts w:ascii="Arial" w:cs="Arial" w:eastAsia="Arial" w:hAnsi="Arial"/>
+          <w:color w:val="333333"/>
+          <w:sz w:val="21"/>
+          <w:szCs w:val="21"/>
+        </w:rPr>
+        <w:t xml:space="preserve">    List of fixed offsets (e.g., 296mm, 446mm) where SERVICE HOLE punches go on studs. Editing the list changes which positions appear in every stud's tooling.</w:t>
+      </w:r>
+    </w:p>
+    <w:p>
+      <w:pPr>
+        <w:spacing w:after="30" w:before="0"/>
+        <w:jc w:val="left"/>
+      </w:pPr>
+      <w:r>
+        <w:rPr>
+          <w:rFonts w:ascii="Arial" w:cs="Arial" w:eastAsia="Arial" w:hAnsi="Arial"/>
+          <w:b/>
+          <w:bCs/>
+          <w:color w:val="231F20"/>
+          <w:sz w:val="21"/>
+          <w:szCs w:val="21"/>
+        </w:rPr>
+        <w:t xml:space="preserve">Swage cap rule</w:t>
+      </w:r>
+    </w:p>
+    <w:p>
+      <w:pPr>
+        <w:spacing w:after="140" w:before="0"/>
+        <w:jc w:val="left"/>
+      </w:pPr>
+      <w:r>
+        <w:rPr>
+          <w:rFonts w:ascii="Arial" w:cs="Arial" w:eastAsia="Arial" w:hAnsi="Arial"/>
+          <w:color w:val="333333"/>
+          <w:sz w:val="21"/>
+          <w:szCs w:val="21"/>
+        </w:rPr>
+        <w:t xml:space="preserve">    Spans where a Swage gets emitted at each stick end (default [0..39] start cap and [length-39..length] end cap). Affects every stud, plate, nog, brace.</w:t>
+      </w:r>
+    </w:p>
+    <w:p>
+      <w:pPr>
+        <w:spacing w:after="30" w:before="0"/>
+        <w:jc w:val="left"/>
+      </w:pPr>
+      <w:r>
+        <w:rPr>
+          <w:rFonts w:ascii="Arial" w:cs="Arial" w:eastAsia="Arial" w:hAnsi="Arial"/>
+          <w:b/>
+          <w:bCs/>
+          <w:color w:val="231F20"/>
+          <w:sz w:val="21"/>
+          <w:szCs w:val="21"/>
+        </w:rPr>
+        <w:t xml:space="preserve">Inner Dimple positions</w:t>
+      </w:r>
+    </w:p>
+    <w:p>
+      <w:pPr>
+        <w:spacing w:after="140" w:before="0"/>
+        <w:jc w:val="left"/>
+      </w:pPr>
+      <w:r>
+        <w:rPr>
+          <w:rFonts w:ascii="Arial" w:cs="Arial" w:eastAsia="Arial" w:hAnsi="Arial"/>
+          <w:color w:val="333333"/>
+          <w:sz w:val="21"/>
+          <w:szCs w:val="21"/>
+        </w:rPr>
+        <w:t xml:space="preserve">    Fixed-offset dimples on plates and studs (e.g., 16.5mm cap dimple). Editing reshapes the cap pattern.</w:t>
+      </w:r>
+    </w:p>
+    <w:p>
+      <w:pPr>
+        <w:spacing w:after="30" w:before="0"/>
+        <w:jc w:val="left"/>
+      </w:pPr>
+      <w:r>
+        <w:rPr>
+          <w:rFonts w:ascii="Arial" w:cs="Arial" w:eastAsia="Arial" w:hAnsi="Arial"/>
+          <w:b/>
+          <w:bCs/>
+          <w:color w:val="231F20"/>
+          <w:sz w:val="21"/>
+          <w:szCs w:val="21"/>
+        </w:rPr>
+        <w:t xml:space="preserve">Lip Notch span rules</w:t>
+      </w:r>
+    </w:p>
+    <w:p>
+      <w:pPr>
+        <w:spacing w:after="140" w:before="0"/>
+        <w:jc w:val="left"/>
+      </w:pPr>
+      <w:r>
+        <w:rPr>
+          <w:rFonts w:ascii="Arial" w:cs="Arial" w:eastAsia="Arial" w:hAnsi="Arial"/>
+          <w:color w:val="333333"/>
+          <w:sz w:val="21"/>
+          <w:szCs w:val="21"/>
+        </w:rPr>
+        <w:t xml:space="preserve">    Where LipNotch spans appear (offsets, strides). Affects how many LIP NOTCH cells appear at each crossing in the CSV.</w:t>
+      </w:r>
+    </w:p>
+    <w:p>
+      <w:pPr>
+        <w:spacing w:after="30" w:before="0"/>
+        <w:jc w:val="left"/>
+      </w:pPr>
+      <w:r>
+        <w:rPr>
+          <w:rFonts w:ascii="Arial" w:cs="Arial" w:eastAsia="Arial" w:hAnsi="Arial"/>
+          <w:b/>
+          <w:bCs/>
+          <w:color w:val="231F20"/>
+          <w:sz w:val="21"/>
+          <w:szCs w:val="21"/>
+        </w:rPr>
+        <w:t xml:space="preserve">Bolt offsets (anchor bolts)</w:t>
+      </w:r>
+    </w:p>
+    <w:p>
+      <w:pPr>
+        <w:spacing w:after="140" w:before="0"/>
+        <w:jc w:val="left"/>
+      </w:pPr>
+      <w:r>
+        <w:rPr>
+          <w:rFonts w:ascii="Arial" w:cs="Arial" w:eastAsia="Arial" w:hAnsi="Arial"/>
+          <w:color w:val="333333"/>
+          <w:sz w:val="21"/>
+          <w:szCs w:val="21"/>
+        </w:rPr>
+        <w:t xml:space="preserve">    Where ANCHOR holes go on bottom plates of ground-floor walls. 70mm: 62mm offset. 89mm: 62mm offset gauge&lt;1.0 only.</w:t>
+      </w:r>
+    </w:p>
+    <w:p>
+      <w:pPr>
+        <w:spacing w:after="30" w:before="0"/>
+        <w:jc w:val="left"/>
+      </w:pPr>
+      <w:r>
+        <w:rPr>
+          <w:rFonts w:ascii="Arial" w:cs="Arial" w:eastAsia="Arial" w:hAnsi="Arial"/>
+          <w:b/>
+          <w:bCs/>
+          <w:color w:val="231F20"/>
+          <w:sz w:val="21"/>
+          <w:szCs w:val="21"/>
+        </w:rPr>
+        <w:t xml:space="preserve">Web Bolt holes</w:t>
+      </w:r>
+    </w:p>
+    <w:p>
+      <w:pPr>
+        <w:spacing w:after="140" w:before="0"/>
+        <w:jc w:val="left"/>
+      </w:pPr>
+      <w:r>
+        <w:rPr>
+          <w:rFonts w:ascii="Arial" w:cs="Arial" w:eastAsia="Arial" w:hAnsi="Arial"/>
+          <w:color w:val="333333"/>
+          <w:sz w:val="21"/>
+          <w:szCs w:val="21"/>
+        </w:rPr>
+        <w:t xml:space="preserve">    Where BOLT HOLES (Web tool) go on plates. Ground-floor only on 70mm; ground-floor + gauge&lt;1.0 only on 89mm.</w:t>
+      </w:r>
+    </w:p>
+    <w:p>
+      <w:pPr>
+        <w:spacing w:after="200" w:before="100"/>
+        <w:jc w:val="left"/>
+      </w:pPr>
+      <w:r>
+        <w:rPr>
+          <w:rFonts w:ascii="Arial" w:cs="Arial" w:eastAsia="Arial" w:hAnsi="Arial"/>
+          <w:b/>
+          <w:bCs/>
+          <w:color w:val="231F20"/>
+          <w:sz w:val="21"/>
+          <w:szCs w:val="21"/>
+        </w:rPr>
+        <w:t xml:space="preserve">⚠ Every number you change here propagates to EVERY stick that uses that profile. A 1mm change in End Clearance shifts every cap dimple, every swage start/end, and every cell position in the CSV by 1mm.</w:t>
+      </w:r>
+    </w:p>
+    <w:p>
+      <w:pPr>
+        <w:spacing w:after="160" w:before="280"/>
+        <w:jc w:val="left"/>
+      </w:pPr>
+      <w:r>
+        <w:rPr>
+          <w:rFonts w:ascii="Arial" w:cs="Arial" w:eastAsia="Arial" w:hAnsi="Arial"/>
+          <w:b/>
+          <w:bCs/>
+          <w:color w:val="231F20"/>
+          <w:sz w:val="28"/>
+          <w:szCs w:val="28"/>
+        </w:rPr>
+        <w:t xml:space="preserve">3.3  Frame Types tab — which rule profile to use</w:t>
+      </w:r>
+    </w:p>
+    <w:p>
+      <w:pPr>
+        <w:spacing w:after="120" w:before="0"/>
+        <w:jc w:val="left"/>
+      </w:pPr>
+      <w:r>
+        <w:rPr>
+          <w:rFonts w:ascii="Arial" w:cs="Arial" w:eastAsia="Arial" w:hAnsi="Arial"/>
+          <w:color w:val="333333"/>
+          <w:sz w:val="21"/>
+          <w:szCs w:val="21"/>
+        </w:rPr>
+        <w:t xml:space="preserve">Frame types map a frame's NAME PATTERN to a rule profile. The encoder looks at the frame name ("GF-LBW-70.075", "PC7-1", "L1101") and decides which set of rules applies.</w:t>
+      </w:r>
+    </w:p>
+    <w:p>
+      <w:pPr>
+        <w:spacing w:after="30" w:before="0"/>
+        <w:jc w:val="left"/>
+      </w:pPr>
+      <w:r>
+        <w:rPr>
+          <w:rFonts w:ascii="Arial" w:cs="Arial" w:eastAsia="Arial" w:hAnsi="Arial"/>
+          <w:b/>
+          <w:bCs/>
+          <w:color w:val="231F20"/>
+          <w:sz w:val="21"/>
+          <w:szCs w:val="21"/>
+        </w:rPr>
+        <w:t xml:space="preserve">Frame type code</w:t>
+      </w:r>
+    </w:p>
+    <w:p>
+      <w:pPr>
+        <w:spacing w:after="140" w:before="0"/>
+        <w:jc w:val="left"/>
+      </w:pPr>
+      <w:r>
+        <w:rPr>
+          <w:rFonts w:ascii="Arial" w:cs="Arial" w:eastAsia="Arial" w:hAnsi="Arial"/>
+          <w:color w:val="333333"/>
+          <w:sz w:val="21"/>
+          <w:szCs w:val="21"/>
+        </w:rPr>
+        <w:t xml:space="preserve">    The category prefix in the frame name. LBW, NLBW, FJ, LIN, RP, TIN, CP, MH, TB2B, etc.</w:t>
+      </w:r>
+    </w:p>
+    <w:p>
+      <w:pPr>
+        <w:spacing w:after="30" w:before="0"/>
+        <w:jc w:val="left"/>
+      </w:pPr>
+      <w:r>
+        <w:rPr>
+          <w:rFonts w:ascii="Arial" w:cs="Arial" w:eastAsia="Arial" w:hAnsi="Arial"/>
+          <w:b/>
+          <w:bCs/>
+          <w:color w:val="231F20"/>
+          <w:sz w:val="21"/>
+          <w:szCs w:val="21"/>
+        </w:rPr>
+        <w:t xml:space="preserve">Display name</w:t>
+      </w:r>
+    </w:p>
+    <w:p>
+      <w:pPr>
+        <w:spacing w:after="140" w:before="0"/>
+        <w:jc w:val="left"/>
+      </w:pPr>
+      <w:r>
+        <w:rPr>
+          <w:rFonts w:ascii="Arial" w:cs="Arial" w:eastAsia="Arial" w:hAnsi="Arial"/>
+          <w:color w:val="333333"/>
+          <w:sz w:val="21"/>
+          <w:szCs w:val="21"/>
+        </w:rPr>
+        <w:t xml:space="preserve">    Cosmetic. "Load-Bearing Wall" vs "Non-Load-Bearing Wall" etc.</w:t>
+      </w:r>
+    </w:p>
+    <w:p>
+      <w:pPr>
+        <w:spacing w:after="30" w:before="0"/>
+        <w:jc w:val="left"/>
+      </w:pPr>
+      <w:r>
+        <w:rPr>
+          <w:rFonts w:ascii="Arial" w:cs="Arial" w:eastAsia="Arial" w:hAnsi="Arial"/>
+          <w:b/>
+          <w:bCs/>
+          <w:color w:val="231F20"/>
+          <w:sz w:val="21"/>
+          <w:szCs w:val="21"/>
+        </w:rPr>
+        <w:t xml:space="preserve">Rule profile assignment</w:t>
+      </w:r>
+    </w:p>
+    <w:p>
+      <w:pPr>
+        <w:spacing w:after="140" w:before="0"/>
+        <w:jc w:val="left"/>
+      </w:pPr>
+      <w:r>
+        <w:rPr>
+          <w:rFonts w:ascii="Arial" w:cs="Arial" w:eastAsia="Arial" w:hAnsi="Arial"/>
+          <w:color w:val="333333"/>
+          <w:sz w:val="21"/>
+          <w:szCs w:val="21"/>
+        </w:rPr>
+        <w:t xml:space="preserve">    Which machine-type profile the frame uses. Editing this changes which dimples/swages/notches get emitted for every frame matching this code.</w:t>
+      </w:r>
+    </w:p>
+    <w:p>
+      <w:pPr>
+        <w:spacing w:after="30" w:before="0"/>
+        <w:jc w:val="left"/>
+      </w:pPr>
+      <w:r>
+        <w:rPr>
+          <w:rFonts w:ascii="Arial" w:cs="Arial" w:eastAsia="Arial" w:hAnsi="Arial"/>
+          <w:b/>
+          <w:bCs/>
+          <w:color w:val="231F20"/>
+          <w:sz w:val="21"/>
+          <w:szCs w:val="21"/>
+        </w:rPr>
+        <w:t xml:space="preserve">Trim rules</w:t>
+      </w:r>
+    </w:p>
+    <w:p>
+      <w:pPr>
+        <w:spacing w:after="140" w:before="0"/>
+        <w:jc w:val="left"/>
+      </w:pPr>
+      <w:r>
+        <w:rPr>
+          <w:rFonts w:ascii="Arial" w:cs="Arial" w:eastAsia="Arial" w:hAnsi="Arial"/>
+          <w:color w:val="333333"/>
+          <w:sz w:val="21"/>
+          <w:szCs w:val="21"/>
+        </w:rPr>
+        <w:t xml:space="preserve">    Frame-level trim overrides — e.g., LIN frames don't trim chord ends (verified vs LINEAR_TRUSS_TESTING reference). Editing here lets you flip whether a frame type gets the standard 4mm trim or skips it.</w:t>
+      </w:r>
+    </w:p>
+    <w:p>
+      <w:pPr>
+        <w:spacing w:after="30" w:before="0"/>
+        <w:jc w:val="left"/>
+      </w:pPr>
+      <w:r>
+        <w:rPr>
+          <w:rFonts w:ascii="Arial" w:cs="Arial" w:eastAsia="Arial" w:hAnsi="Arial"/>
+          <w:b/>
+          <w:bCs/>
+          <w:color w:val="231F20"/>
+          <w:sz w:val="21"/>
+          <w:szCs w:val="21"/>
+        </w:rPr>
+        <w:t xml:space="preserve">Special-case flags</w:t>
+      </w:r>
+    </w:p>
+    <w:p>
+      <w:pPr>
+        <w:spacing w:after="140" w:before="0"/>
+        <w:jc w:val="left"/>
+      </w:pPr>
+      <w:r>
+        <w:rPr>
+          <w:rFonts w:ascii="Arial" w:cs="Arial" w:eastAsia="Arial" w:hAnsi="Arial"/>
+          <w:color w:val="333333"/>
+          <w:sz w:val="21"/>
+          <w:szCs w:val="21"/>
+        </w:rPr>
+        <w:t xml:space="preserve">    Booleans like "isShearWall", "hasContinuousNog". These gate empirical rules added during the 75% match push.</w:t>
+      </w:r>
+    </w:p>
+    <w:p>
+      <w:pPr>
+        <w:spacing w:after="160" w:before="280"/>
+        <w:jc w:val="left"/>
+      </w:pPr>
+      <w:r>
+        <w:rPr>
+          <w:rFonts w:ascii="Arial" w:cs="Arial" w:eastAsia="Arial" w:hAnsi="Arial"/>
+          <w:b/>
+          <w:bCs/>
+          <w:color w:val="231F20"/>
+          <w:sz w:val="28"/>
+          <w:szCs w:val="28"/>
+        </w:rPr>
         <w:t xml:space="preserve">3.4  Save flow</w:t>
       </w:r>
     </w:p>
@@ -4093,6 +4307,416 @@
           <w:szCs w:val="21"/>
         </w:rPr>
         <w:t xml:space="preserve">    CSV-level corpus sweep with 3-way summary table.</w:t>
+      </w:r>
+    </w:p>
+    <w:p>
+      <w:pPr>
+        <w:spacing w:after="200" w:before="360"/>
+        <w:jc w:val="left"/>
+      </w:pPr>
+      <w:r>
+        <w:rPr>
+          <w:rFonts w:ascii="Arial" w:cs="Arial" w:eastAsia="Arial" w:hAnsi="Arial"/>
+          <w:b/>
+          <w:bCs/>
+          <w:color w:val="231F20"/>
+          <w:sz w:val="36"/>
+          <w:szCs w:val="36"/>
+        </w:rPr>
+        <w:t xml:space="preserve">10. Wall Editor (/viewer) — coming soon</w:t>
+      </w:r>
+    </w:p>
+    <w:p>
+      <w:pPr>
+        <w:spacing w:after="120" w:before="0"/>
+        <w:jc w:val="left"/>
+      </w:pPr>
+      <w:r>
+        <w:rPr>
+          <w:rFonts w:ascii="Arial" w:cs="Arial" w:eastAsia="Arial" w:hAnsi="Arial"/>
+          <w:color w:val="333333"/>
+          <w:sz w:val="21"/>
+          <w:szCs w:val="21"/>
+        </w:rPr>
+        <w:t xml:space="preserve">This page is being built — design approved 2026-05-03. It does NOT exist in the live app yet. This section documents what it will do so you can plan around the timeline.</w:t>
+      </w:r>
+    </w:p>
+    <w:p>
+      <w:pPr>
+        <w:spacing w:after="160" w:before="280"/>
+        <w:jc w:val="left"/>
+      </w:pPr>
+      <w:r>
+        <w:rPr>
+          <w:rFonts w:ascii="Arial" w:cs="Arial" w:eastAsia="Arial" w:hAnsi="Arial"/>
+          <w:b/>
+          <w:bCs/>
+          <w:color w:val="231F20"/>
+          <w:sz w:val="28"/>
+          <w:szCs w:val="28"/>
+        </w:rPr>
+        <w:t xml:space="preserve">10.1  What it will do</w:t>
+      </w:r>
+    </w:p>
+    <w:p>
+      <w:pPr>
+        <w:spacing w:after="60" w:before="0"/>
+        <w:jc w:val="left"/>
+      </w:pPr>
+      <w:r>
+        <w:rPr>
+          <w:rFonts w:ascii="Arial" w:cs="Arial" w:eastAsia="Arial" w:hAnsi="Arial"/>
+          <w:color w:val="333333"/>
+          <w:sz w:val="21"/>
+          <w:szCs w:val="21"/>
+        </w:rPr>
+        <w:t xml:space="preserve">• Render an imported XML or .rfy as a real-looking wall in 2D — sticks drawn as actual steel sections (C-section profile visible), tool ops drawn as real punch shapes (notches, holes, dimple bumps).</w:t>
+      </w:r>
+    </w:p>
+    <w:p>
+      <w:pPr>
+        <w:spacing w:after="60" w:before="0"/>
+        <w:jc w:val="left"/>
+      </w:pPr>
+      <w:r>
+        <w:rPr>
+          <w:rFonts w:ascii="Arial" w:cs="Arial" w:eastAsia="Arial" w:hAnsi="Arial"/>
+          <w:color w:val="333333"/>
+          <w:sz w:val="21"/>
+          <w:szCs w:val="21"/>
+        </w:rPr>
+        <w:t xml:space="preserve">• Sidebar lists every frame in the imported file. Click a frame → it draws on the canvas.</w:t>
+      </w:r>
+    </w:p>
+    <w:p>
+      <w:pPr>
+        <w:spacing w:after="60" w:before="0"/>
+        <w:jc w:val="left"/>
+      </w:pPr>
+      <w:r>
+        <w:rPr>
+          <w:rFonts w:ascii="Arial" w:cs="Arial" w:eastAsia="Arial" w:hAnsi="Arial"/>
+          <w:color w:val="333333"/>
+          <w:sz w:val="21"/>
+          <w:szCs w:val="21"/>
+        </w:rPr>
+        <w:t xml:space="preserve">• Pan / zoom the wall view — GPU-accelerated, no lag.</w:t>
+      </w:r>
+    </w:p>
+    <w:p>
+      <w:pPr>
+        <w:spacing w:after="60" w:before="0"/>
+        <w:jc w:val="left"/>
+      </w:pPr>
+      <w:r>
+        <w:rPr>
+          <w:rFonts w:ascii="Arial" w:cs="Arial" w:eastAsia="Arial" w:hAnsi="Arial"/>
+          <w:color w:val="333333"/>
+          <w:sz w:val="21"/>
+          <w:szCs w:val="21"/>
+        </w:rPr>
+        <w:t xml:space="preserve">• Click a stick → side panel shows full op list + profile + length.</w:t>
+      </w:r>
+    </w:p>
+    <w:p>
+      <w:pPr>
+        <w:spacing w:after="60" w:before="0"/>
+        <w:jc w:val="left"/>
+      </w:pPr>
+      <w:r>
+        <w:rPr>
+          <w:rFonts w:ascii="Arial" w:cs="Arial" w:eastAsia="Arial" w:hAnsi="Arial"/>
+          <w:color w:val="333333"/>
+          <w:sz w:val="21"/>
+          <w:szCs w:val="21"/>
+        </w:rPr>
+        <w:t xml:space="preserve">• Click anywhere on a stick → "add tool op" menu — pick LipNotch, Swage, Bolt, etc., position it.</w:t>
+      </w:r>
+    </w:p>
+    <w:p>
+      <w:pPr>
+        <w:spacing w:after="60" w:before="0"/>
+        <w:jc w:val="left"/>
+      </w:pPr>
+      <w:r>
+        <w:rPr>
+          <w:rFonts w:ascii="Arial" w:cs="Arial" w:eastAsia="Arial" w:hAnsi="Arial"/>
+          <w:color w:val="333333"/>
+          <w:sz w:val="21"/>
+          <w:szCs w:val="21"/>
+        </w:rPr>
+        <w:t xml:space="preserve">• Drag stick endpoints to resize. Drag a stick to move it.</w:t>
+      </w:r>
+    </w:p>
+    <w:p>
+      <w:pPr>
+        <w:spacing w:after="60" w:before="0"/>
+        <w:jc w:val="left"/>
+      </w:pPr>
+      <w:r>
+        <w:rPr>
+          <w:rFonts w:ascii="Arial" w:cs="Arial" w:eastAsia="Arial" w:hAnsi="Arial"/>
+          <w:color w:val="333333"/>
+          <w:sz w:val="21"/>
+          <w:szCs w:val="21"/>
+        </w:rPr>
+        <w:t xml:space="preserve">• Click empty wall area → add a new stick.</w:t>
+      </w:r>
+    </w:p>
+    <w:p>
+      <w:pPr>
+        <w:spacing w:after="60" w:before="0"/>
+        <w:jc w:val="left"/>
+      </w:pPr>
+      <w:r>
+        <w:rPr>
+          <w:rFonts w:ascii="Arial" w:cs="Arial" w:eastAsia="Arial" w:hAnsi="Arial"/>
+          <w:color w:val="333333"/>
+          <w:sz w:val="21"/>
+          <w:szCs w:val="21"/>
+        </w:rPr>
+        <w:t xml:space="preserve">• Right-click an op → delete or change type.</w:t>
+      </w:r>
+    </w:p>
+    <w:p>
+      <w:pPr>
+        <w:spacing w:after="60" w:before="0"/>
+        <w:jc w:val="left"/>
+      </w:pPr>
+      <w:r>
+        <w:rPr>
+          <w:rFonts w:ascii="Arial" w:cs="Arial" w:eastAsia="Arial" w:hAnsi="Arial"/>
+          <w:color w:val="333333"/>
+          <w:sz w:val="21"/>
+          <w:szCs w:val="21"/>
+        </w:rPr>
+        <w:t xml:space="preserve">• Undo / redo on every action.</w:t>
+      </w:r>
+    </w:p>
+    <w:p>
+      <w:pPr>
+        <w:spacing w:after="60" w:before="0"/>
+        <w:jc w:val="left"/>
+      </w:pPr>
+      <w:r>
+        <w:rPr>
+          <w:rFonts w:ascii="Arial" w:cs="Arial" w:eastAsia="Arial" w:hAnsi="Arial"/>
+          <w:color w:val="333333"/>
+          <w:sz w:val="21"/>
+          <w:szCs w:val="21"/>
+        </w:rPr>
+        <w:t xml:space="preserve">• "Save" button — exports the edited wall back to a downloadable .rfy file ready for the F300i.</w:t>
+      </w:r>
+    </w:p>
+    <w:p>
+      <w:pPr>
+        <w:spacing w:after="160" w:before="280"/>
+        <w:jc w:val="left"/>
+      </w:pPr>
+      <w:r>
+        <w:rPr>
+          <w:rFonts w:ascii="Arial" w:cs="Arial" w:eastAsia="Arial" w:hAnsi="Arial"/>
+          <w:b/>
+          <w:bCs/>
+          <w:color w:val="231F20"/>
+          <w:sz w:val="28"/>
+          <w:szCs w:val="28"/>
+        </w:rPr>
+        <w:t xml:space="preserve">10.2  What it will NOT do</w:t>
+      </w:r>
+    </w:p>
+    <w:p>
+      <w:pPr>
+        <w:spacing w:after="200" w:before="100"/>
+        <w:jc w:val="left"/>
+      </w:pPr>
+      <w:r>
+        <w:rPr>
+          <w:rFonts w:ascii="Arial" w:cs="Arial" w:eastAsia="Arial" w:hAnsi="Arial"/>
+          <w:b/>
+          <w:bCs/>
+          <w:color w:val="231F20"/>
+          <w:sz w:val="21"/>
+          <w:szCs w:val="21"/>
+        </w:rPr>
+        <w:t xml:space="preserve">⚠ The Wall Editor edits PER-JOB data — the .rfy file for ONE specific job. It does NOT edit any rules. Saving in the Wall Editor never touches default*, never touches your named rulesets, never changes what the encoder does next time you import a different XML. Two completely separate save targets.</w:t>
+      </w:r>
+    </w:p>
+    <w:p>
+      <w:pPr>
+        <w:spacing w:after="160" w:before="280"/>
+        <w:jc w:val="left"/>
+      </w:pPr>
+      <w:r>
+        <w:rPr>
+          <w:rFonts w:ascii="Arial" w:cs="Arial" w:eastAsia="Arial" w:hAnsi="Arial"/>
+          <w:b/>
+          <w:bCs/>
+          <w:color w:val="231F20"/>
+          <w:sz w:val="28"/>
+          <w:szCs w:val="28"/>
+        </w:rPr>
+        <w:t xml:space="preserve">10.3  Build approach (already locked in)</w:t>
+      </w:r>
+    </w:p>
+    <w:p>
+      <w:pPr>
+        <w:spacing w:after="30" w:before="0"/>
+        <w:jc w:val="left"/>
+      </w:pPr>
+      <w:r>
+        <w:rPr>
+          <w:rFonts w:ascii="Arial" w:cs="Arial" w:eastAsia="Arial" w:hAnsi="Arial"/>
+          <w:b/>
+          <w:bCs/>
+          <w:color w:val="231F20"/>
+          <w:sz w:val="21"/>
+          <w:szCs w:val="21"/>
+        </w:rPr>
+        <w:t xml:space="preserve">Stack</w:t>
+      </w:r>
+    </w:p>
+    <w:p>
+      <w:pPr>
+        <w:spacing w:after="140" w:before="0"/>
+        <w:jc w:val="left"/>
+      </w:pPr>
+      <w:r>
+        <w:rPr>
+          <w:rFonts w:ascii="Arial" w:cs="Arial" w:eastAsia="Arial" w:hAnsi="Arial"/>
+          <w:color w:val="333333"/>
+          <w:sz w:val="21"/>
+          <w:szCs w:val="21"/>
+        </w:rPr>
+        <w:t xml:space="preserve">    Pure SVG + React + Zustand. No 3rd-party drawing library — full control over how steel and tool ops render.</w:t>
+      </w:r>
+    </w:p>
+    <w:p>
+      <w:pPr>
+        <w:spacing w:after="30" w:before="0"/>
+        <w:jc w:val="left"/>
+      </w:pPr>
+      <w:r>
+        <w:rPr>
+          <w:rFonts w:ascii="Arial" w:cs="Arial" w:eastAsia="Arial" w:hAnsi="Arial"/>
+          <w:b/>
+          <w:bCs/>
+          <w:color w:val="231F20"/>
+          <w:sz w:val="21"/>
+          <w:szCs w:val="21"/>
+        </w:rPr>
+        <w:t xml:space="preserve">Visual fidelity</w:t>
+      </w:r>
+    </w:p>
+    <w:p>
+      <w:pPr>
+        <w:spacing w:after="140" w:before="0"/>
+        <w:jc w:val="left"/>
+      </w:pPr>
+      <w:r>
+        <w:rPr>
+          <w:rFonts w:ascii="Arial" w:cs="Arial" w:eastAsia="Arial" w:hAnsi="Arial"/>
+          <w:color w:val="333333"/>
+          <w:sz w:val="21"/>
+          <w:szCs w:val="21"/>
+        </w:rPr>
+        <w:t xml:space="preserve">    2D realistic — sticks drawn with steel shading + C-section flange shadow visible. Tool ops drawn as actual punch geometry, not abstract symbols. Looks like a manufacturing drawing.</w:t>
+      </w:r>
+    </w:p>
+    <w:p>
+      <w:pPr>
+        <w:spacing w:after="30" w:before="0"/>
+        <w:jc w:val="left"/>
+      </w:pPr>
+      <w:r>
+        <w:rPr>
+          <w:rFonts w:ascii="Arial" w:cs="Arial" w:eastAsia="Arial" w:hAnsi="Arial"/>
+          <w:b/>
+          <w:bCs/>
+          <w:color w:val="231F20"/>
+          <w:sz w:val="21"/>
+          <w:szCs w:val="21"/>
+        </w:rPr>
+        <w:t xml:space="preserve">Build sequence</w:t>
+      </w:r>
+    </w:p>
+    <w:p>
+      <w:pPr>
+        <w:spacing w:after="140" w:before="0"/>
+        <w:jc w:val="left"/>
+      </w:pPr>
+      <w:r>
+        <w:rPr>
+          <w:rFonts w:ascii="Arial" w:cs="Arial" w:eastAsia="Arial" w:hAnsi="Arial"/>
+          <w:color w:val="333333"/>
+          <w:sz w:val="21"/>
+          <w:szCs w:val="21"/>
+        </w:rPr>
+        <w:t xml:space="preserve">    Read-only viewer first (~3-4 weeks), then add tool-op editing (~2 weeks), then stick move/add (~2 weeks). Each stage ships independently — production stays unaffected throughout.</w:t>
+      </w:r>
+    </w:p>
+    <w:p>
+      <w:pPr>
+        <w:spacing w:after="30" w:before="0"/>
+        <w:jc w:val="left"/>
+      </w:pPr>
+      <w:r>
+        <w:rPr>
+          <w:rFonts w:ascii="Arial" w:cs="Arial" w:eastAsia="Arial" w:hAnsi="Arial"/>
+          <w:b/>
+          <w:bCs/>
+          <w:color w:val="231F20"/>
+          <w:sz w:val="21"/>
+          <w:szCs w:val="21"/>
+        </w:rPr>
+        <w:t xml:space="preserve">Isolation</w:t>
+      </w:r>
+    </w:p>
+    <w:p>
+      <w:pPr>
+        <w:spacing w:after="140" w:before="0"/>
+        <w:jc w:val="left"/>
+      </w:pPr>
+      <w:r>
+        <w:rPr>
+          <w:rFonts w:ascii="Arial" w:cs="Arial" w:eastAsia="Arial" w:hAnsi="Arial"/>
+          <w:color w:val="333333"/>
+          <w:sz w:val="21"/>
+          <w:szCs w:val="21"/>
+        </w:rPr>
+        <w:t xml:space="preserve">    Lives entirely under app/viewer/ in the repo. Hidden from nav until v1 ships. No risk of breaking /, /rules, /rules/tooling, or /regression while it's being built.</w:t>
+      </w:r>
+    </w:p>
+    <w:p>
+      <w:pPr>
+        <w:spacing w:after="160" w:before="280"/>
+        <w:jc w:val="left"/>
+      </w:pPr>
+      <w:r>
+        <w:rPr>
+          <w:rFonts w:ascii="Arial" w:cs="Arial" w:eastAsia="Arial" w:hAnsi="Arial"/>
+          <w:b/>
+          <w:bCs/>
+          <w:color w:val="231F20"/>
+          <w:sz w:val="28"/>
+          <w:szCs w:val="28"/>
+        </w:rPr>
+        <w:t xml:space="preserve">10.4  When you'll see it</w:t>
+      </w:r>
+    </w:p>
+    <w:p>
+      <w:pPr>
+        <w:spacing w:after="120" w:before="0"/>
+        <w:jc w:val="left"/>
+      </w:pPr>
+      <w:r>
+        <w:rPr>
+          <w:rFonts w:ascii="Arial" w:cs="Arial" w:eastAsia="Arial" w:hAnsi="Arial"/>
+          <w:color w:val="333333"/>
+          <w:sz w:val="21"/>
+          <w:szCs w:val="21"/>
+        </w:rPr>
+        <w:t xml:space="preserve">Read-only viewer (sees the wall, sees the ops, can't edit yet) targets ~3-4 weeks. Full editor with tool-op editing + stick move/add targets ~7-8 weeks total. Each stage will ship independently — you'll see the read-only viewer LIVE on hytek-rfy-tools.vercel.app first, then editing arrives on top of it without disturbing anything else.</w:t>
       </w:r>
     </w:p>
     <w:sectPr>

--- a/docs/HYTEK_RFY_Tools_User_Guide.docx
+++ b/docs/HYTEK_RFY_Tools_User_Guide.docx
@@ -4323,7 +4323,7 @@
           <w:sz w:val="36"/>
           <w:szCs w:val="36"/>
         </w:rPr>
-        <w:t xml:space="preserve">10. Wall Editor (/viewer) — coming soon</w:t>
+        <w:t xml:space="preserve">10. Wall Editor (/viewer) — LIVE</w:t>
       </w:r>
     </w:p>
     <w:p>
@@ -4338,7 +4338,24 @@
           <w:sz w:val="21"/>
           <w:szCs w:val="21"/>
         </w:rPr>
-        <w:t xml:space="preserve">This page is being built — design approved 2026-05-03. It does NOT exist in the live app yet. This section documents what it will do so you can plan around the timeline.</w:t>
+        <w:t xml:space="preserve">All five build phases shipped 2026-05-03. The Wall Editor is now the primary yellow button in the home-page navigation.</w:t>
+      </w:r>
+    </w:p>
+    <w:p>
+      <w:pPr>
+        <w:spacing w:after="120" w:before="0"/>
+        <w:jc w:val="left"/>
+      </w:pPr>
+      <w:r>
+        <w:rPr>
+          <w:rFonts w:ascii="Arial" w:cs="Arial" w:eastAsia="Arial" w:hAnsi="Arial"/>
+          <w:b/>
+          <w:bCs/>
+          <w:color w:val="333333"/>
+          <w:sz w:val="21"/>
+          <w:szCs w:val="21"/>
+        </w:rPr>
+        <w:t xml:space="preserve">Live URL:  https://hytek-rfy-tools.vercel.app/viewer</w:t>
       </w:r>
     </w:p>
     <w:p>
@@ -4355,157 +4372,157 @@
           <w:sz w:val="28"/>
           <w:szCs w:val="28"/>
         </w:rPr>
-        <w:t xml:space="preserve">10.1  What it will do</w:t>
-      </w:r>
-    </w:p>
-    <w:p>
-      <w:pPr>
-        <w:spacing w:after="60" w:before="0"/>
-        <w:jc w:val="left"/>
-      </w:pPr>
-      <w:r>
-        <w:rPr>
-          <w:rFonts w:ascii="Arial" w:cs="Arial" w:eastAsia="Arial" w:hAnsi="Arial"/>
-          <w:color w:val="333333"/>
-          <w:sz w:val="21"/>
-          <w:szCs w:val="21"/>
-        </w:rPr>
-        <w:t xml:space="preserve">• Render an imported XML or .rfy as a real-looking wall in 2D — sticks drawn as actual steel sections (C-section profile visible), tool ops drawn as real punch shapes (notches, holes, dimple bumps).</w:t>
-      </w:r>
-    </w:p>
-    <w:p>
-      <w:pPr>
-        <w:spacing w:after="60" w:before="0"/>
-        <w:jc w:val="left"/>
-      </w:pPr>
-      <w:r>
-        <w:rPr>
-          <w:rFonts w:ascii="Arial" w:cs="Arial" w:eastAsia="Arial" w:hAnsi="Arial"/>
-          <w:color w:val="333333"/>
-          <w:sz w:val="21"/>
-          <w:szCs w:val="21"/>
-        </w:rPr>
-        <w:t xml:space="preserve">• Sidebar lists every frame in the imported file. Click a frame → it draws on the canvas.</w:t>
-      </w:r>
-    </w:p>
-    <w:p>
-      <w:pPr>
-        <w:spacing w:after="60" w:before="0"/>
-        <w:jc w:val="left"/>
-      </w:pPr>
-      <w:r>
-        <w:rPr>
-          <w:rFonts w:ascii="Arial" w:cs="Arial" w:eastAsia="Arial" w:hAnsi="Arial"/>
-          <w:color w:val="333333"/>
-          <w:sz w:val="21"/>
-          <w:szCs w:val="21"/>
-        </w:rPr>
-        <w:t xml:space="preserve">• Pan / zoom the wall view — GPU-accelerated, no lag.</w:t>
-      </w:r>
-    </w:p>
-    <w:p>
-      <w:pPr>
-        <w:spacing w:after="60" w:before="0"/>
-        <w:jc w:val="left"/>
-      </w:pPr>
-      <w:r>
-        <w:rPr>
-          <w:rFonts w:ascii="Arial" w:cs="Arial" w:eastAsia="Arial" w:hAnsi="Arial"/>
-          <w:color w:val="333333"/>
-          <w:sz w:val="21"/>
-          <w:szCs w:val="21"/>
-        </w:rPr>
-        <w:t xml:space="preserve">• Click a stick → side panel shows full op list + profile + length.</w:t>
-      </w:r>
-    </w:p>
-    <w:p>
-      <w:pPr>
-        <w:spacing w:after="60" w:before="0"/>
-        <w:jc w:val="left"/>
-      </w:pPr>
-      <w:r>
-        <w:rPr>
-          <w:rFonts w:ascii="Arial" w:cs="Arial" w:eastAsia="Arial" w:hAnsi="Arial"/>
-          <w:color w:val="333333"/>
-          <w:sz w:val="21"/>
-          <w:szCs w:val="21"/>
-        </w:rPr>
-        <w:t xml:space="preserve">• Click anywhere on a stick → "add tool op" menu — pick LipNotch, Swage, Bolt, etc., position it.</w:t>
-      </w:r>
-    </w:p>
-    <w:p>
-      <w:pPr>
-        <w:spacing w:after="60" w:before="0"/>
-        <w:jc w:val="left"/>
-      </w:pPr>
-      <w:r>
-        <w:rPr>
-          <w:rFonts w:ascii="Arial" w:cs="Arial" w:eastAsia="Arial" w:hAnsi="Arial"/>
-          <w:color w:val="333333"/>
-          <w:sz w:val="21"/>
-          <w:szCs w:val="21"/>
-        </w:rPr>
-        <w:t xml:space="preserve">• Drag stick endpoints to resize. Drag a stick to move it.</w:t>
-      </w:r>
-    </w:p>
-    <w:p>
-      <w:pPr>
-        <w:spacing w:after="60" w:before="0"/>
-        <w:jc w:val="left"/>
-      </w:pPr>
-      <w:r>
-        <w:rPr>
-          <w:rFonts w:ascii="Arial" w:cs="Arial" w:eastAsia="Arial" w:hAnsi="Arial"/>
-          <w:color w:val="333333"/>
-          <w:sz w:val="21"/>
-          <w:szCs w:val="21"/>
-        </w:rPr>
-        <w:t xml:space="preserve">• Click empty wall area → add a new stick.</w:t>
-      </w:r>
-    </w:p>
-    <w:p>
-      <w:pPr>
-        <w:spacing w:after="60" w:before="0"/>
-        <w:jc w:val="left"/>
-      </w:pPr>
-      <w:r>
-        <w:rPr>
-          <w:rFonts w:ascii="Arial" w:cs="Arial" w:eastAsia="Arial" w:hAnsi="Arial"/>
-          <w:color w:val="333333"/>
-          <w:sz w:val="21"/>
-          <w:szCs w:val="21"/>
-        </w:rPr>
-        <w:t xml:space="preserve">• Right-click an op → delete or change type.</w:t>
-      </w:r>
-    </w:p>
-    <w:p>
-      <w:pPr>
-        <w:spacing w:after="60" w:before="0"/>
-        <w:jc w:val="left"/>
-      </w:pPr>
-      <w:r>
-        <w:rPr>
-          <w:rFonts w:ascii="Arial" w:cs="Arial" w:eastAsia="Arial" w:hAnsi="Arial"/>
-          <w:color w:val="333333"/>
-          <w:sz w:val="21"/>
-          <w:szCs w:val="21"/>
-        </w:rPr>
-        <w:t xml:space="preserve">• Undo / redo on every action.</w:t>
-      </w:r>
-    </w:p>
-    <w:p>
-      <w:pPr>
-        <w:spacing w:after="60" w:before="0"/>
-        <w:jc w:val="left"/>
-      </w:pPr>
-      <w:r>
-        <w:rPr>
-          <w:rFonts w:ascii="Arial" w:cs="Arial" w:eastAsia="Arial" w:hAnsi="Arial"/>
-          <w:color w:val="333333"/>
-          <w:sz w:val="21"/>
-          <w:szCs w:val="21"/>
-        </w:rPr>
-        <w:t xml:space="preserve">• "Save" button — exports the edited wall back to a downloadable .rfy file ready for the F300i.</w:t>
+        <w:t xml:space="preserve">10.1  How to use it</w:t>
+      </w:r>
+    </w:p>
+    <w:p>
+      <w:pPr>
+        <w:spacing w:after="80" w:before="0"/>
+        <w:jc w:val="left"/>
+      </w:pPr>
+      <w:r>
+        <w:rPr>
+          <w:rFonts w:ascii="Arial" w:cs="Arial" w:eastAsia="Arial" w:hAnsi="Arial"/>
+          <w:color w:val="333333"/>
+          <w:sz w:val="21"/>
+          <w:szCs w:val="21"/>
+        </w:rPr>
+        <w:t xml:space="preserve">1. Drop a .rfy or input .xml file anywhere on the /viewer page. The wall renders in real-world style — sticks drawn as actual steel sections with visible C-section flange depth, tool ops drawn as their actual physical shape (real notch geometry, real holes, real swage bumps).</w:t>
+      </w:r>
+    </w:p>
+    <w:p>
+      <w:pPr>
+        <w:spacing w:after="80" w:before="0"/>
+        <w:jc w:val="left"/>
+      </w:pPr>
+      <w:r>
+        <w:rPr>
+          <w:rFonts w:ascii="Arial" w:cs="Arial" w:eastAsia="Arial" w:hAnsi="Arial"/>
+          <w:color w:val="333333"/>
+          <w:sz w:val="21"/>
+          <w:szCs w:val="21"/>
+        </w:rPr>
+        <w:t xml:space="preserve">2. Sidebar lists every frame in the imported file. Click a frame to render it on the canvas. The wall auto-fits the viewport.</w:t>
+      </w:r>
+    </w:p>
+    <w:p>
+      <w:pPr>
+        <w:spacing w:after="80" w:before="0"/>
+        <w:jc w:val="left"/>
+      </w:pPr>
+      <w:r>
+        <w:rPr>
+          <w:rFonts w:ascii="Arial" w:cs="Arial" w:eastAsia="Arial" w:hAnsi="Arial"/>
+          <w:color w:val="333333"/>
+          <w:sz w:val="21"/>
+          <w:szCs w:val="21"/>
+        </w:rPr>
+        <w:t xml:space="preserve">3. Drag empty canvas to pan. Mouse wheel to zoom — both crisp at any zoom level.</w:t>
+      </w:r>
+    </w:p>
+    <w:p>
+      <w:pPr>
+        <w:spacing w:after="80" w:before="0"/>
+        <w:jc w:val="left"/>
+      </w:pPr>
+      <w:r>
+        <w:rPr>
+          <w:rFonts w:ascii="Arial" w:cs="Arial" w:eastAsia="Arial" w:hAnsi="Arial"/>
+          <w:color w:val="333333"/>
+          <w:sz w:val="21"/>
+          <w:szCs w:val="21"/>
+        </w:rPr>
+        <w:t xml:space="preserve">4. Click a stick to select it (highlights in HYTEK yellow). The sidebar's bottom panel shows the stick's profile, length, role, and full ordered op list.</w:t>
+      </w:r>
+    </w:p>
+    <w:p>
+      <w:pPr>
+        <w:spacing w:after="80" w:before="0"/>
+        <w:jc w:val="left"/>
+      </w:pPr>
+      <w:r>
+        <w:rPr>
+          <w:rFonts w:ascii="Arial" w:cs="Arial" w:eastAsia="Arial" w:hAnsi="Arial"/>
+          <w:color w:val="333333"/>
+          <w:sz w:val="21"/>
+          <w:szCs w:val="21"/>
+        </w:rPr>
+        <w:t xml:space="preserve">5. + Add op: opens a dialog with the tool-type dropdown (all 14 types) and a position input. Sensible defaults — spanned types get a 39mm centred span, point types get the position you specify.</w:t>
+      </w:r>
+    </w:p>
+    <w:p>
+      <w:pPr>
+        <w:spacing w:after="80" w:before="0"/>
+        <w:jc w:val="left"/>
+      </w:pPr>
+      <w:r>
+        <w:rPr>
+          <w:rFonts w:ascii="Arial" w:cs="Arial" w:eastAsia="Arial" w:hAnsi="Arial"/>
+          <w:color w:val="333333"/>
+          <w:sz w:val="21"/>
+          <w:szCs w:val="21"/>
+        </w:rPr>
+        <w:t xml:space="preserve">6. Hover any op in the side list → red ✕ to delete it. Logged to undo history.</w:t>
+      </w:r>
+    </w:p>
+    <w:p>
+      <w:pPr>
+        <w:spacing w:after="80" w:before="0"/>
+        <w:jc w:val="left"/>
+      </w:pPr>
+      <w:r>
+        <w:rPr>
+          <w:rFonts w:ascii="Arial" w:cs="Arial" w:eastAsia="Arial" w:hAnsi="Arial"/>
+          <w:color w:val="333333"/>
+          <w:sz w:val="21"/>
+          <w:szCs w:val="21"/>
+        </w:rPr>
+        <w:t xml:space="preserve">7. Drag the body of a SELECTED stick to move it. Drag the yellow circle handles at each end to resize/reorient.</w:t>
+      </w:r>
+    </w:p>
+    <w:p>
+      <w:pPr>
+        <w:spacing w:after="80" w:before="0"/>
+        <w:jc w:val="left"/>
+      </w:pPr>
+      <w:r>
+        <w:rPr>
+          <w:rFonts w:ascii="Arial" w:cs="Arial" w:eastAsia="Arial" w:hAnsi="Arial"/>
+          <w:color w:val="333333"/>
+          <w:sz w:val="21"/>
+          <w:szCs w:val="21"/>
+        </w:rPr>
+        <w:t xml:space="preserve">8. ✏ Draw stick mode: click the toolbar button (cursor becomes crosshair), drag on the canvas to define a new stick by start → end midline. Releases commits via addStick. Default profile: 70 S 41 / 0.75mm.</w:t>
+      </w:r>
+    </w:p>
+    <w:p>
+      <w:pPr>
+        <w:spacing w:after="80" w:before="0"/>
+        <w:jc w:val="left"/>
+      </w:pPr>
+      <w:r>
+        <w:rPr>
+          <w:rFonts w:ascii="Arial" w:cs="Arial" w:eastAsia="Arial" w:hAnsi="Arial"/>
+          <w:color w:val="333333"/>
+          <w:sz w:val="21"/>
+          <w:szCs w:val="21"/>
+        </w:rPr>
+        <w:t xml:space="preserve">9. Undo/redo: ↶ Undo and ↷ Redo buttons in the header, or Ctrl+Z / Ctrl+Shift+Z keyboard shortcuts. Up to 100 steps of history per session.</w:t>
+      </w:r>
+    </w:p>
+    <w:p>
+      <w:pPr>
+        <w:spacing w:after="80" w:before="0"/>
+        <w:jc w:val="left"/>
+      </w:pPr>
+      <w:r>
+        <w:rPr>
+          <w:rFonts w:ascii="Arial" w:cs="Arial" w:eastAsia="Arial" w:hAnsi="Arial"/>
+          <w:color w:val="333333"/>
+          <w:sz w:val="21"/>
+          <w:szCs w:val="21"/>
+        </w:rPr>
+        <w:t xml:space="preserve">10. 💾 Save: when the document is dirty (yellow ● marker next to filename), click Save to download an updated .rfy file ready for the F300i. The save round-trips through /api/encode — your edited document gets serialised back to schedule XML and re-encrypted.</w:t>
       </w:r>
     </w:p>
     <w:p>
@@ -4522,7 +4539,7 @@
           <w:sz w:val="28"/>
           <w:szCs w:val="28"/>
         </w:rPr>
-        <w:t xml:space="preserve">10.2  What it will NOT do</w:t>
+        <w:t xml:space="preserve">10.2  What it edits — and what it doesn't</w:t>
       </w:r>
     </w:p>
     <w:p>
@@ -4556,135 +4573,374 @@
           <w:sz w:val="28"/>
           <w:szCs w:val="28"/>
         </w:rPr>
-        <w:t xml:space="preserve">10.3  Build approach (already locked in)</w:t>
-      </w:r>
-    </w:p>
-    <w:p>
-      <w:pPr>
-        <w:spacing w:after="30" w:before="0"/>
-        <w:jc w:val="left"/>
-      </w:pPr>
-      <w:r>
-        <w:rPr>
-          <w:rFonts w:ascii="Arial" w:cs="Arial" w:eastAsia="Arial" w:hAnsi="Arial"/>
-          <w:b/>
-          <w:bCs/>
-          <w:color w:val="231F20"/>
-          <w:sz w:val="21"/>
-          <w:szCs w:val="21"/>
-        </w:rPr>
-        <w:t xml:space="preserve">Stack</w:t>
-      </w:r>
-    </w:p>
-    <w:p>
-      <w:pPr>
-        <w:spacing w:after="140" w:before="0"/>
-        <w:jc w:val="left"/>
-      </w:pPr>
-      <w:r>
-        <w:rPr>
-          <w:rFonts w:ascii="Arial" w:cs="Arial" w:eastAsia="Arial" w:hAnsi="Arial"/>
-          <w:color w:val="333333"/>
-          <w:sz w:val="21"/>
-          <w:szCs w:val="21"/>
-        </w:rPr>
-        <w:t xml:space="preserve">    Pure SVG + React + Zustand. No 3rd-party drawing library — full control over how steel and tool ops render.</w:t>
-      </w:r>
-    </w:p>
-    <w:p>
-      <w:pPr>
-        <w:spacing w:after="30" w:before="0"/>
-        <w:jc w:val="left"/>
-      </w:pPr>
-      <w:r>
-        <w:rPr>
-          <w:rFonts w:ascii="Arial" w:cs="Arial" w:eastAsia="Arial" w:hAnsi="Arial"/>
-          <w:b/>
-          <w:bCs/>
-          <w:color w:val="231F20"/>
-          <w:sz w:val="21"/>
-          <w:szCs w:val="21"/>
-        </w:rPr>
-        <w:t xml:space="preserve">Visual fidelity</w:t>
-      </w:r>
-    </w:p>
-    <w:p>
-      <w:pPr>
-        <w:spacing w:after="140" w:before="0"/>
-        <w:jc w:val="left"/>
-      </w:pPr>
-      <w:r>
-        <w:rPr>
-          <w:rFonts w:ascii="Arial" w:cs="Arial" w:eastAsia="Arial" w:hAnsi="Arial"/>
-          <w:color w:val="333333"/>
-          <w:sz w:val="21"/>
-          <w:szCs w:val="21"/>
-        </w:rPr>
-        <w:t xml:space="preserve">    2D realistic — sticks drawn with steel shading + C-section flange shadow visible. Tool ops drawn as actual punch geometry, not abstract symbols. Looks like a manufacturing drawing.</w:t>
-      </w:r>
-    </w:p>
-    <w:p>
-      <w:pPr>
-        <w:spacing w:after="30" w:before="0"/>
-        <w:jc w:val="left"/>
-      </w:pPr>
-      <w:r>
-        <w:rPr>
-          <w:rFonts w:ascii="Arial" w:cs="Arial" w:eastAsia="Arial" w:hAnsi="Arial"/>
-          <w:b/>
-          <w:bCs/>
-          <w:color w:val="231F20"/>
-          <w:sz w:val="21"/>
-          <w:szCs w:val="21"/>
-        </w:rPr>
-        <w:t xml:space="preserve">Build sequence</w:t>
-      </w:r>
-    </w:p>
-    <w:p>
-      <w:pPr>
-        <w:spacing w:after="140" w:before="0"/>
-        <w:jc w:val="left"/>
-      </w:pPr>
-      <w:r>
-        <w:rPr>
-          <w:rFonts w:ascii="Arial" w:cs="Arial" w:eastAsia="Arial" w:hAnsi="Arial"/>
-          <w:color w:val="333333"/>
-          <w:sz w:val="21"/>
-          <w:szCs w:val="21"/>
-        </w:rPr>
-        <w:t xml:space="preserve">    Read-only viewer first (~3-4 weeks), then add tool-op editing (~2 weeks), then stick move/add (~2 weeks). Each stage ships independently — production stays unaffected throughout.</w:t>
-      </w:r>
-    </w:p>
-    <w:p>
-      <w:pPr>
-        <w:spacing w:after="30" w:before="0"/>
-        <w:jc w:val="left"/>
-      </w:pPr>
-      <w:r>
-        <w:rPr>
-          <w:rFonts w:ascii="Arial" w:cs="Arial" w:eastAsia="Arial" w:hAnsi="Arial"/>
-          <w:b/>
-          <w:bCs/>
-          <w:color w:val="231F20"/>
-          <w:sz w:val="21"/>
-          <w:szCs w:val="21"/>
-        </w:rPr>
-        <w:t xml:space="preserve">Isolation</w:t>
-      </w:r>
-    </w:p>
-    <w:p>
-      <w:pPr>
-        <w:spacing w:after="140" w:before="0"/>
-        <w:jc w:val="left"/>
-      </w:pPr>
-      <w:r>
-        <w:rPr>
-          <w:rFonts w:ascii="Arial" w:cs="Arial" w:eastAsia="Arial" w:hAnsi="Arial"/>
-          <w:color w:val="333333"/>
-          <w:sz w:val="21"/>
-          <w:szCs w:val="21"/>
-        </w:rPr>
-        <w:t xml:space="preserve">    Lives entirely under app/viewer/ in the repo. Hidden from nav until v1 ships. No risk of breaking /, /rules, /rules/tooling, or /regression while it's being built.</w:t>
+        <w:t xml:space="preserve">10.3  Tool-op shapes (visual key)</w:t>
+      </w:r>
+    </w:p>
+    <w:p>
+      <w:pPr>
+        <w:spacing w:after="120" w:before="0"/>
+        <w:jc w:val="left"/>
+      </w:pPr>
+      <w:r>
+        <w:rPr>
+          <w:rFonts w:ascii="Arial" w:cs="Arial" w:eastAsia="Arial" w:hAnsi="Arial"/>
+          <w:color w:val="333333"/>
+          <w:sz w:val="21"/>
+          <w:szCs w:val="21"/>
+        </w:rPr>
+        <w:t xml:space="preserve">Each tool-op type is drawn as its actual physical shape so you can read the wall picture at a glance:</w:t>
+      </w:r>
+    </w:p>
+    <w:p>
+      <w:pPr>
+        <w:spacing w:after="30" w:before="0"/>
+        <w:jc w:val="left"/>
+      </w:pPr>
+      <w:r>
+        <w:rPr>
+          <w:rFonts w:ascii="Arial" w:cs="Arial" w:eastAsia="Arial" w:hAnsi="Arial"/>
+          <w:b/>
+          <w:bCs/>
+          <w:color w:val="231F20"/>
+          <w:sz w:val="21"/>
+          <w:szCs w:val="21"/>
+        </w:rPr>
+        <w:t xml:space="preserve">InnerDimple</w:t>
+      </w:r>
+    </w:p>
+    <w:p>
+      <w:pPr>
+        <w:spacing w:after="140" w:before="0"/>
+        <w:jc w:val="left"/>
+      </w:pPr>
+      <w:r>
+        <w:rPr>
+          <w:rFonts w:ascii="Arial" w:cs="Arial" w:eastAsia="Arial" w:hAnsi="Arial"/>
+          <w:color w:val="333333"/>
+          <w:sz w:val="21"/>
+          <w:szCs w:val="21"/>
+        </w:rPr>
+        <w:t xml:space="preserve">    Small dome circle with a lighter highlight — pre-punched indent.</w:t>
+      </w:r>
+    </w:p>
+    <w:p>
+      <w:pPr>
+        <w:spacing w:after="30" w:before="0"/>
+        <w:jc w:val="left"/>
+      </w:pPr>
+      <w:r>
+        <w:rPr>
+          <w:rFonts w:ascii="Arial" w:cs="Arial" w:eastAsia="Arial" w:hAnsi="Arial"/>
+          <w:b/>
+          <w:bCs/>
+          <w:color w:val="231F20"/>
+          <w:sz w:val="21"/>
+          <w:szCs w:val="21"/>
+        </w:rPr>
+        <w:t xml:space="preserve">Swage</w:t>
+      </w:r>
+    </w:p>
+    <w:p>
+      <w:pPr>
+        <w:spacing w:after="140" w:before="0"/>
+        <w:jc w:val="left"/>
+      </w:pPr>
+      <w:r>
+        <w:rPr>
+          <w:rFonts w:ascii="Arial" w:cs="Arial" w:eastAsia="Arial" w:hAnsi="Arial"/>
+          <w:color w:val="333333"/>
+          <w:sz w:val="21"/>
+          <w:szCs w:val="21"/>
+        </w:rPr>
+        <w:t xml:space="preserve">    Oval bump 14mm × 6mm with highlight — stiffening rib.</w:t>
+      </w:r>
+    </w:p>
+    <w:p>
+      <w:pPr>
+        <w:spacing w:after="30" w:before="0"/>
+        <w:jc w:val="left"/>
+      </w:pPr>
+      <w:r>
+        <w:rPr>
+          <w:rFonts w:ascii="Arial" w:cs="Arial" w:eastAsia="Arial" w:hAnsi="Arial"/>
+          <w:b/>
+          <w:bCs/>
+          <w:color w:val="231F20"/>
+          <w:sz w:val="21"/>
+          <w:szCs w:val="21"/>
+        </w:rPr>
+        <w:t xml:space="preserve">LipNotch</w:t>
+      </w:r>
+    </w:p>
+    <w:p>
+      <w:pPr>
+        <w:spacing w:after="140" w:before="0"/>
+        <w:jc w:val="left"/>
+      </w:pPr>
+      <w:r>
+        <w:rPr>
+          <w:rFonts w:ascii="Arial" w:cs="Arial" w:eastAsia="Arial" w:hAnsi="Arial"/>
+          <w:color w:val="333333"/>
+          <w:sz w:val="21"/>
+          <w:szCs w:val="21"/>
+        </w:rPr>
+        <w:t xml:space="preserve">    V-cut on each lip edge — appears at every stud crossing.</w:t>
+      </w:r>
+    </w:p>
+    <w:p>
+      <w:pPr>
+        <w:spacing w:after="30" w:before="0"/>
+        <w:jc w:val="left"/>
+      </w:pPr>
+      <w:r>
+        <w:rPr>
+          <w:rFonts w:ascii="Arial" w:cs="Arial" w:eastAsia="Arial" w:hAnsi="Arial"/>
+          <w:b/>
+          <w:bCs/>
+          <w:color w:val="231F20"/>
+          <w:sz w:val="21"/>
+          <w:szCs w:val="21"/>
+        </w:rPr>
+        <w:t xml:space="preserve">LeftFlange / RightFlange</w:t>
+      </w:r>
+    </w:p>
+    <w:p>
+      <w:pPr>
+        <w:spacing w:after="140" w:before="0"/>
+        <w:jc w:val="left"/>
+      </w:pPr>
+      <w:r>
+        <w:rPr>
+          <w:rFonts w:ascii="Arial" w:cs="Arial" w:eastAsia="Arial" w:hAnsi="Arial"/>
+          <w:color w:val="333333"/>
+          <w:sz w:val="21"/>
+          <w:szCs w:val="21"/>
+        </w:rPr>
+        <w:t xml:space="preserve">    Single-side V-cut variant of LipNotch.</w:t>
+      </w:r>
+    </w:p>
+    <w:p>
+      <w:pPr>
+        <w:spacing w:after="30" w:before="0"/>
+        <w:jc w:val="left"/>
+      </w:pPr>
+      <w:r>
+        <w:rPr>
+          <w:rFonts w:ascii="Arial" w:cs="Arial" w:eastAsia="Arial" w:hAnsi="Arial"/>
+          <w:b/>
+          <w:bCs/>
+          <w:color w:val="231F20"/>
+          <w:sz w:val="21"/>
+          <w:szCs w:val="21"/>
+        </w:rPr>
+        <w:t xml:space="preserve">LeftPartialFlange / RightPartialFlange</w:t>
+      </w:r>
+    </w:p>
+    <w:p>
+      <w:pPr>
+        <w:spacing w:after="140" w:before="0"/>
+        <w:jc w:val="left"/>
+      </w:pPr>
+      <w:r>
+        <w:rPr>
+          <w:rFonts w:ascii="Arial" w:cs="Arial" w:eastAsia="Arial" w:hAnsi="Arial"/>
+          <w:color w:val="333333"/>
+          <w:sz w:val="21"/>
+          <w:szCs w:val="21"/>
+        </w:rPr>
+        <w:t xml:space="preserve">    Half-depth V-cut on one side.</w:t>
+      </w:r>
+    </w:p>
+    <w:p>
+      <w:pPr>
+        <w:spacing w:after="30" w:before="0"/>
+        <w:jc w:val="left"/>
+      </w:pPr>
+      <w:r>
+        <w:rPr>
+          <w:rFonts w:ascii="Arial" w:cs="Arial" w:eastAsia="Arial" w:hAnsi="Arial"/>
+          <w:b/>
+          <w:bCs/>
+          <w:color w:val="231F20"/>
+          <w:sz w:val="21"/>
+          <w:szCs w:val="21"/>
+        </w:rPr>
+        <w:t xml:space="preserve">InnerNotch (WEB NOTCH)</w:t>
+      </w:r>
+    </w:p>
+    <w:p>
+      <w:pPr>
+        <w:spacing w:after="140" w:before="0"/>
+        <w:jc w:val="left"/>
+      </w:pPr>
+      <w:r>
+        <w:rPr>
+          <w:rFonts w:ascii="Arial" w:cs="Arial" w:eastAsia="Arial" w:hAnsi="Arial"/>
+          <w:color w:val="333333"/>
+          <w:sz w:val="21"/>
+          <w:szCs w:val="21"/>
+        </w:rPr>
+        <w:t xml:space="preserve">    Rectangular notch in the web — fitment cutout.</w:t>
+      </w:r>
+    </w:p>
+    <w:p>
+      <w:pPr>
+        <w:spacing w:after="30" w:before="0"/>
+        <w:jc w:val="left"/>
+      </w:pPr>
+      <w:r>
+        <w:rPr>
+          <w:rFonts w:ascii="Arial" w:cs="Arial" w:eastAsia="Arial" w:hAnsi="Arial"/>
+          <w:b/>
+          <w:bCs/>
+          <w:color w:val="231F20"/>
+          <w:sz w:val="21"/>
+          <w:szCs w:val="21"/>
+        </w:rPr>
+        <w:t xml:space="preserve">Web (BOLT HOLES)</w:t>
+      </w:r>
+    </w:p>
+    <w:p>
+      <w:pPr>
+        <w:spacing w:after="140" w:before="0"/>
+        <w:jc w:val="left"/>
+      </w:pPr>
+      <w:r>
+        <w:rPr>
+          <w:rFonts w:ascii="Arial" w:cs="Arial" w:eastAsia="Arial" w:hAnsi="Arial"/>
+          <w:color w:val="333333"/>
+          <w:sz w:val="21"/>
+          <w:szCs w:val="21"/>
+        </w:rPr>
+        <w:t xml:space="preserve">    Filled circle through the web — pass-through bolt hole.</w:t>
+      </w:r>
+    </w:p>
+    <w:p>
+      <w:pPr>
+        <w:spacing w:after="30" w:before="0"/>
+        <w:jc w:val="left"/>
+      </w:pPr>
+      <w:r>
+        <w:rPr>
+          <w:rFonts w:ascii="Arial" w:cs="Arial" w:eastAsia="Arial" w:hAnsi="Arial"/>
+          <w:b/>
+          <w:bCs/>
+          <w:color w:val="231F20"/>
+          <w:sz w:val="21"/>
+          <w:szCs w:val="21"/>
+        </w:rPr>
+        <w:t xml:space="preserve">Bolt (ANCHOR)</w:t>
+      </w:r>
+    </w:p>
+    <w:p>
+      <w:pPr>
+        <w:spacing w:after="140" w:before="0"/>
+        <w:jc w:val="left"/>
+      </w:pPr>
+      <w:r>
+        <w:rPr>
+          <w:rFonts w:ascii="Arial" w:cs="Arial" w:eastAsia="Arial" w:hAnsi="Arial"/>
+          <w:color w:val="333333"/>
+          <w:sz w:val="21"/>
+          <w:szCs w:val="21"/>
+        </w:rPr>
+        <w:t xml:space="preserve">    Larger filled circle with darker inner ring — anchor bolt into slab.</w:t>
+      </w:r>
+    </w:p>
+    <w:p>
+      <w:pPr>
+        <w:spacing w:after="30" w:before="0"/>
+        <w:jc w:val="left"/>
+      </w:pPr>
+      <w:r>
+        <w:rPr>
+          <w:rFonts w:ascii="Arial" w:cs="Arial" w:eastAsia="Arial" w:hAnsi="Arial"/>
+          <w:b/>
+          <w:bCs/>
+          <w:color w:val="231F20"/>
+          <w:sz w:val="21"/>
+          <w:szCs w:val="21"/>
+        </w:rPr>
+        <w:t xml:space="preserve">ScrewHoles (ANCHOR cluster)</w:t>
+      </w:r>
+    </w:p>
+    <w:p>
+      <w:pPr>
+        <w:spacing w:after="140" w:before="0"/>
+        <w:jc w:val="left"/>
+      </w:pPr>
+      <w:r>
+        <w:rPr>
+          <w:rFonts w:ascii="Arial" w:cs="Arial" w:eastAsia="Arial" w:hAnsi="Arial"/>
+          <w:color w:val="333333"/>
+          <w:sz w:val="21"/>
+          <w:szCs w:val="21"/>
+        </w:rPr>
+        <w:t xml:space="preserve">    Three small filled circles — chord-pair screw cluster.</w:t>
+      </w:r>
+    </w:p>
+    <w:p>
+      <w:pPr>
+        <w:spacing w:after="30" w:before="0"/>
+        <w:jc w:val="left"/>
+      </w:pPr>
+      <w:r>
+        <w:rPr>
+          <w:rFonts w:ascii="Arial" w:cs="Arial" w:eastAsia="Arial" w:hAnsi="Arial"/>
+          <w:b/>
+          <w:bCs/>
+          <w:color w:val="231F20"/>
+          <w:sz w:val="21"/>
+          <w:szCs w:val="21"/>
+        </w:rPr>
+        <w:t xml:space="preserve">InnerService (SERVICE HOLE)</w:t>
+      </w:r>
+    </w:p>
+    <w:p>
+      <w:pPr>
+        <w:spacing w:after="140" w:before="0"/>
+        <w:jc w:val="left"/>
+      </w:pPr>
+      <w:r>
+        <w:rPr>
+          <w:rFonts w:ascii="Arial" w:cs="Arial" w:eastAsia="Arial" w:hAnsi="Arial"/>
+          <w:color w:val="333333"/>
+          <w:sz w:val="21"/>
+          <w:szCs w:val="21"/>
+        </w:rPr>
+        <w:t xml:space="preserve">    Oval slot 10mm × 5mm — cable / pipe pass-through.</w:t>
+      </w:r>
+    </w:p>
+    <w:p>
+      <w:pPr>
+        <w:spacing w:after="30" w:before="0"/>
+        <w:jc w:val="left"/>
+      </w:pPr>
+      <w:r>
+        <w:rPr>
+          <w:rFonts w:ascii="Arial" w:cs="Arial" w:eastAsia="Arial" w:hAnsi="Arial"/>
+          <w:b/>
+          <w:bCs/>
+          <w:color w:val="231F20"/>
+          <w:sz w:val="21"/>
+          <w:szCs w:val="21"/>
+        </w:rPr>
+        <w:t xml:space="preserve">Chamfer / TrussChamfer</w:t>
+      </w:r>
+    </w:p>
+    <w:p>
+      <w:pPr>
+        <w:spacing w:after="140" w:before="0"/>
+        <w:jc w:val="left"/>
+      </w:pPr>
+      <w:r>
+        <w:rPr>
+          <w:rFonts w:ascii="Arial" w:cs="Arial" w:eastAsia="Arial" w:hAnsi="Arial"/>
+          <w:color w:val="333333"/>
+          <w:sz w:val="21"/>
+          <w:szCs w:val="21"/>
+        </w:rPr>
+        <w:t xml:space="preserve">    Triangular corner cut — diagonal stick ends.</w:t>
       </w:r>
     </w:p>
     <w:p>
@@ -4701,22 +4957,167 @@
           <w:sz w:val="28"/>
           <w:szCs w:val="28"/>
         </w:rPr>
-        <w:t xml:space="preserve">10.4  When you'll see it</w:t>
-      </w:r>
-    </w:p>
-    <w:p>
-      <w:pPr>
-        <w:spacing w:after="120" w:before="0"/>
-        <w:jc w:val="left"/>
-      </w:pPr>
-      <w:r>
-        <w:rPr>
-          <w:rFonts w:ascii="Arial" w:cs="Arial" w:eastAsia="Arial" w:hAnsi="Arial"/>
-          <w:color w:val="333333"/>
-          <w:sz w:val="21"/>
-          <w:szCs w:val="21"/>
-        </w:rPr>
-        <w:t xml:space="preserve">Read-only viewer (sees the wall, sees the ops, can't edit yet) targets ~3-4 weeks. Full editor with tool-op editing + stick move/add targets ~7-8 weeks total. Each stage will ship independently — you'll see the read-only viewer LIVE on hytek-rfy-tools.vercel.app first, then editing arrives on top of it without disturbing anything else.</w:t>
+        <w:t xml:space="preserve">10.4  Build approach (locked in)</w:t>
+      </w:r>
+    </w:p>
+    <w:p>
+      <w:pPr>
+        <w:spacing w:after="30" w:before="0"/>
+        <w:jc w:val="left"/>
+      </w:pPr>
+      <w:r>
+        <w:rPr>
+          <w:rFonts w:ascii="Arial" w:cs="Arial" w:eastAsia="Arial" w:hAnsi="Arial"/>
+          <w:b/>
+          <w:bCs/>
+          <w:color w:val="231F20"/>
+          <w:sz w:val="21"/>
+          <w:szCs w:val="21"/>
+        </w:rPr>
+        <w:t xml:space="preserve">Stack</w:t>
+      </w:r>
+    </w:p>
+    <w:p>
+      <w:pPr>
+        <w:spacing w:after="140" w:before="0"/>
+        <w:jc w:val="left"/>
+      </w:pPr>
+      <w:r>
+        <w:rPr>
+          <w:rFonts w:ascii="Arial" w:cs="Arial" w:eastAsia="Arial" w:hAnsi="Arial"/>
+          <w:color w:val="333333"/>
+          <w:sz w:val="21"/>
+          <w:szCs w:val="21"/>
+        </w:rPr>
+        <w:t xml:space="preserve">    Pure SVG + React + Zustand. No 3rd-party drawing library — full control over how steel and tool ops render.</w:t>
+      </w:r>
+    </w:p>
+    <w:p>
+      <w:pPr>
+        <w:spacing w:after="30" w:before="0"/>
+        <w:jc w:val="left"/>
+      </w:pPr>
+      <w:r>
+        <w:rPr>
+          <w:rFonts w:ascii="Arial" w:cs="Arial" w:eastAsia="Arial" w:hAnsi="Arial"/>
+          <w:b/>
+          <w:bCs/>
+          <w:color w:val="231F20"/>
+          <w:sz w:val="21"/>
+          <w:szCs w:val="21"/>
+        </w:rPr>
+        <w:t xml:space="preserve">Visual fidelity</w:t>
+      </w:r>
+    </w:p>
+    <w:p>
+      <w:pPr>
+        <w:spacing w:after="140" w:before="0"/>
+        <w:jc w:val="left"/>
+      </w:pPr>
+      <w:r>
+        <w:rPr>
+          <w:rFonts w:ascii="Arial" w:cs="Arial" w:eastAsia="Arial" w:hAnsi="Arial"/>
+          <w:color w:val="333333"/>
+          <w:sz w:val="21"/>
+          <w:szCs w:val="21"/>
+        </w:rPr>
+        <w:t xml:space="preserve">    2D realistic — sticks drawn with steel shading + C-section flange shadow visible. Tool ops drawn as actual punch geometry, not abstract symbols. Looks like a manufacturing drawing.</w:t>
+      </w:r>
+    </w:p>
+    <w:p>
+      <w:pPr>
+        <w:spacing w:after="30" w:before="0"/>
+        <w:jc w:val="left"/>
+      </w:pPr>
+      <w:r>
+        <w:rPr>
+          <w:rFonts w:ascii="Arial" w:cs="Arial" w:eastAsia="Arial" w:hAnsi="Arial"/>
+          <w:b/>
+          <w:bCs/>
+          <w:color w:val="231F20"/>
+          <w:sz w:val="21"/>
+          <w:szCs w:val="21"/>
+        </w:rPr>
+        <w:t xml:space="preserve">Performance</w:t>
+      </w:r>
+    </w:p>
+    <w:p>
+      <w:pPr>
+        <w:spacing w:after="140" w:before="0"/>
+        <w:jc w:val="left"/>
+      </w:pPr>
+      <w:r>
+        <w:rPr>
+          <w:rFonts w:ascii="Arial" w:cs="Arial" w:eastAsia="Arial" w:hAnsi="Arial"/>
+          <w:color w:val="333333"/>
+          <w:sz w:val="21"/>
+          <w:szCs w:val="21"/>
+        </w:rPr>
+        <w:t xml:space="preserve">    Renders one frame at a time (~600 SVG elements). Pan/zoom via SVG viewBox math (not CSS scale) so stroke widths stay crisp at any zoom. Frame switching is instant from in-memory model.</w:t>
+      </w:r>
+    </w:p>
+    <w:p>
+      <w:pPr>
+        <w:spacing w:after="30" w:before="0"/>
+        <w:jc w:val="left"/>
+      </w:pPr>
+      <w:r>
+        <w:rPr>
+          <w:rFonts w:ascii="Arial" w:cs="Arial" w:eastAsia="Arial" w:hAnsi="Arial"/>
+          <w:b/>
+          <w:bCs/>
+          <w:color w:val="231F20"/>
+          <w:sz w:val="21"/>
+          <w:szCs w:val="21"/>
+        </w:rPr>
+        <w:t xml:space="preserve">Isolation</w:t>
+      </w:r>
+    </w:p>
+    <w:p>
+      <w:pPr>
+        <w:spacing w:after="140" w:before="0"/>
+        <w:jc w:val="left"/>
+      </w:pPr>
+      <w:r>
+        <w:rPr>
+          <w:rFonts w:ascii="Arial" w:cs="Arial" w:eastAsia="Arial" w:hAnsi="Arial"/>
+          <w:color w:val="333333"/>
+          <w:sz w:val="21"/>
+          <w:szCs w:val="21"/>
+        </w:rPr>
+        <w:t xml:space="preserve">    Lives entirely under app/viewer/. Zero changes to /, /rules, /rules/tooling, /regression. The wall editor's save action only touches the downloaded .rfy file — never any rule files on disk.</w:t>
+      </w:r>
+    </w:p>
+    <w:p>
+      <w:pPr>
+        <w:spacing w:after="30" w:before="0"/>
+        <w:jc w:val="left"/>
+      </w:pPr>
+      <w:r>
+        <w:rPr>
+          <w:rFonts w:ascii="Arial" w:cs="Arial" w:eastAsia="Arial" w:hAnsi="Arial"/>
+          <w:b/>
+          <w:bCs/>
+          <w:color w:val="231F20"/>
+          <w:sz w:val="21"/>
+          <w:szCs w:val="21"/>
+        </w:rPr>
+        <w:t xml:space="preserve">Save round-trip</w:t>
+      </w:r>
+    </w:p>
+    <w:p>
+      <w:pPr>
+        <w:spacing w:after="140" w:before="0"/>
+        <w:jc w:val="left"/>
+      </w:pPr>
+      <w:r>
+        <w:rPr>
+          <w:rFonts w:ascii="Arial" w:cs="Arial" w:eastAsia="Arial" w:hAnsi="Arial"/>
+          <w:color w:val="333333"/>
+          <w:sz w:val="21"/>
+          <w:szCs w:val="21"/>
+        </w:rPr>
+        <w:t xml:space="preserve">    doc → documentToScheduleXml(doc) → POST /api/encode → encryptRfy → .rfy bytes → browser download. Existing /api/encode is reused — no new server endpoint needed.</w:t>
       </w:r>
     </w:p>
     <w:sectPr>

--- a/docs/HYTEK_RFY_Tools_User_Guide.docx
+++ b/docs/HYTEK_RFY_Tools_User_Guide.docx
@@ -82,7 +82,7 @@
           <w:sz w:val="18"/>
           <w:szCs w:val="18"/>
         </w:rPr>
-        <w:t xml:space="preserve">Generated 03/05/2026  ·  hytek-rfy-tools.vercel.app</w:t>
+        <w:t xml:space="preserve">Generated 04/05/2026  ·  hytek-rfy-tools.vercel.app</w:t>
       </w:r>
     </w:p>
     <w:p>
@@ -4573,7 +4573,7 @@
           <w:sz w:val="28"/>
           <w:szCs w:val="28"/>
         </w:rPr>
-        <w:t xml:space="preserve">10.3  Tool-op shapes (visual key)</w:t>
+        <w:t xml:space="preserve">10.3  Tool-op shapes + colors (visual key)</w:t>
       </w:r>
     </w:p>
     <w:p>
@@ -4588,359 +4588,408 @@
           <w:sz w:val="21"/>
           <w:szCs w:val="21"/>
         </w:rPr>
-        <w:t xml:space="preserve">Each tool-op type is drawn as its actual physical shape so you can read the wall picture at a glance:</w:t>
-      </w:r>
-    </w:p>
-    <w:p>
-      <w:pPr>
-        <w:spacing w:after="30" w:before="0"/>
-        <w:jc w:val="left"/>
-      </w:pPr>
-      <w:r>
-        <w:rPr>
-          <w:rFonts w:ascii="Arial" w:cs="Arial" w:eastAsia="Arial" w:hAnsi="Arial"/>
-          <w:b/>
-          <w:bCs/>
-          <w:color w:val="231F20"/>
-          <w:sz w:val="21"/>
-          <w:szCs w:val="21"/>
-        </w:rPr>
-        <w:t xml:space="preserve">InnerDimple</w:t>
-      </w:r>
-    </w:p>
-    <w:p>
-      <w:pPr>
-        <w:spacing w:after="140" w:before="0"/>
-        <w:jc w:val="left"/>
-      </w:pPr>
-      <w:r>
-        <w:rPr>
-          <w:rFonts w:ascii="Arial" w:cs="Arial" w:eastAsia="Arial" w:hAnsi="Arial"/>
-          <w:color w:val="333333"/>
-          <w:sz w:val="21"/>
-          <w:szCs w:val="21"/>
-        </w:rPr>
-        <w:t xml:space="preserve">    Small dome circle with a lighter highlight — pre-punched indent.</w:t>
-      </w:r>
-    </w:p>
-    <w:p>
-      <w:pPr>
-        <w:spacing w:after="30" w:before="0"/>
-        <w:jc w:val="left"/>
-      </w:pPr>
-      <w:r>
-        <w:rPr>
-          <w:rFonts w:ascii="Arial" w:cs="Arial" w:eastAsia="Arial" w:hAnsi="Arial"/>
-          <w:b/>
-          <w:bCs/>
-          <w:color w:val="231F20"/>
-          <w:sz w:val="21"/>
-          <w:szCs w:val="21"/>
-        </w:rPr>
-        <w:t xml:space="preserve">Swage</w:t>
-      </w:r>
-    </w:p>
-    <w:p>
-      <w:pPr>
-        <w:spacing w:after="140" w:before="0"/>
-        <w:jc w:val="left"/>
-      </w:pPr>
-      <w:r>
-        <w:rPr>
-          <w:rFonts w:ascii="Arial" w:cs="Arial" w:eastAsia="Arial" w:hAnsi="Arial"/>
-          <w:color w:val="333333"/>
-          <w:sz w:val="21"/>
-          <w:szCs w:val="21"/>
-        </w:rPr>
-        <w:t xml:space="preserve">    Oval bump 14mm × 6mm with highlight — stiffening rib.</w:t>
-      </w:r>
-    </w:p>
-    <w:p>
-      <w:pPr>
-        <w:spacing w:after="30" w:before="0"/>
-        <w:jc w:val="left"/>
-      </w:pPr>
-      <w:r>
-        <w:rPr>
-          <w:rFonts w:ascii="Arial" w:cs="Arial" w:eastAsia="Arial" w:hAnsi="Arial"/>
-          <w:b/>
-          <w:bCs/>
-          <w:color w:val="231F20"/>
-          <w:sz w:val="21"/>
-          <w:szCs w:val="21"/>
-        </w:rPr>
-        <w:t xml:space="preserve">LipNotch</w:t>
-      </w:r>
-    </w:p>
-    <w:p>
-      <w:pPr>
-        <w:spacing w:after="140" w:before="0"/>
-        <w:jc w:val="left"/>
-      </w:pPr>
-      <w:r>
-        <w:rPr>
-          <w:rFonts w:ascii="Arial" w:cs="Arial" w:eastAsia="Arial" w:hAnsi="Arial"/>
-          <w:color w:val="333333"/>
-          <w:sz w:val="21"/>
-          <w:szCs w:val="21"/>
-        </w:rPr>
-        <w:t xml:space="preserve">    V-cut on each lip edge — appears at every stud crossing.</w:t>
-      </w:r>
-    </w:p>
-    <w:p>
-      <w:pPr>
-        <w:spacing w:after="30" w:before="0"/>
-        <w:jc w:val="left"/>
-      </w:pPr>
-      <w:r>
-        <w:rPr>
-          <w:rFonts w:ascii="Arial" w:cs="Arial" w:eastAsia="Arial" w:hAnsi="Arial"/>
-          <w:b/>
-          <w:bCs/>
-          <w:color w:val="231F20"/>
-          <w:sz w:val="21"/>
-          <w:szCs w:val="21"/>
-        </w:rPr>
-        <w:t xml:space="preserve">LeftFlange / RightFlange</w:t>
-      </w:r>
-    </w:p>
-    <w:p>
-      <w:pPr>
-        <w:spacing w:after="140" w:before="0"/>
-        <w:jc w:val="left"/>
-      </w:pPr>
-      <w:r>
-        <w:rPr>
-          <w:rFonts w:ascii="Arial" w:cs="Arial" w:eastAsia="Arial" w:hAnsi="Arial"/>
-          <w:color w:val="333333"/>
-          <w:sz w:val="21"/>
-          <w:szCs w:val="21"/>
-        </w:rPr>
-        <w:t xml:space="preserve">    Single-side V-cut variant of LipNotch.</w:t>
-      </w:r>
-    </w:p>
-    <w:p>
-      <w:pPr>
-        <w:spacing w:after="30" w:before="0"/>
-        <w:jc w:val="left"/>
-      </w:pPr>
-      <w:r>
-        <w:rPr>
-          <w:rFonts w:ascii="Arial" w:cs="Arial" w:eastAsia="Arial" w:hAnsi="Arial"/>
-          <w:b/>
-          <w:bCs/>
-          <w:color w:val="231F20"/>
-          <w:sz w:val="21"/>
-          <w:szCs w:val="21"/>
-        </w:rPr>
-        <w:t xml:space="preserve">LeftPartialFlange / RightPartialFlange</w:t>
-      </w:r>
-    </w:p>
-    <w:p>
-      <w:pPr>
-        <w:spacing w:after="140" w:before="0"/>
-        <w:jc w:val="left"/>
-      </w:pPr>
-      <w:r>
-        <w:rPr>
-          <w:rFonts w:ascii="Arial" w:cs="Arial" w:eastAsia="Arial" w:hAnsi="Arial"/>
-          <w:color w:val="333333"/>
-          <w:sz w:val="21"/>
-          <w:szCs w:val="21"/>
-        </w:rPr>
-        <w:t xml:space="preserve">    Half-depth V-cut on one side.</w:t>
-      </w:r>
-    </w:p>
-    <w:p>
-      <w:pPr>
-        <w:spacing w:after="30" w:before="0"/>
-        <w:jc w:val="left"/>
-      </w:pPr>
-      <w:r>
-        <w:rPr>
-          <w:rFonts w:ascii="Arial" w:cs="Arial" w:eastAsia="Arial" w:hAnsi="Arial"/>
-          <w:b/>
-          <w:bCs/>
-          <w:color w:val="231F20"/>
-          <w:sz w:val="21"/>
-          <w:szCs w:val="21"/>
-        </w:rPr>
-        <w:t xml:space="preserve">InnerNotch (WEB NOTCH)</w:t>
-      </w:r>
-    </w:p>
-    <w:p>
-      <w:pPr>
-        <w:spacing w:after="140" w:before="0"/>
-        <w:jc w:val="left"/>
-      </w:pPr>
-      <w:r>
-        <w:rPr>
-          <w:rFonts w:ascii="Arial" w:cs="Arial" w:eastAsia="Arial" w:hAnsi="Arial"/>
-          <w:color w:val="333333"/>
-          <w:sz w:val="21"/>
-          <w:szCs w:val="21"/>
-        </w:rPr>
-        <w:t xml:space="preserve">    Rectangular notch in the web — fitment cutout.</w:t>
-      </w:r>
-    </w:p>
-    <w:p>
-      <w:pPr>
-        <w:spacing w:after="30" w:before="0"/>
-        <w:jc w:val="left"/>
-      </w:pPr>
-      <w:r>
-        <w:rPr>
-          <w:rFonts w:ascii="Arial" w:cs="Arial" w:eastAsia="Arial" w:hAnsi="Arial"/>
-          <w:b/>
-          <w:bCs/>
-          <w:color w:val="231F20"/>
-          <w:sz w:val="21"/>
-          <w:szCs w:val="21"/>
-        </w:rPr>
-        <w:t xml:space="preserve">Web (BOLT HOLES)</w:t>
-      </w:r>
-    </w:p>
-    <w:p>
-      <w:pPr>
-        <w:spacing w:after="140" w:before="0"/>
-        <w:jc w:val="left"/>
-      </w:pPr>
-      <w:r>
-        <w:rPr>
-          <w:rFonts w:ascii="Arial" w:cs="Arial" w:eastAsia="Arial" w:hAnsi="Arial"/>
-          <w:color w:val="333333"/>
-          <w:sz w:val="21"/>
-          <w:szCs w:val="21"/>
-        </w:rPr>
-        <w:t xml:space="preserve">    Filled circle through the web — pass-through bolt hole.</w:t>
-      </w:r>
-    </w:p>
-    <w:p>
-      <w:pPr>
-        <w:spacing w:after="30" w:before="0"/>
-        <w:jc w:val="left"/>
-      </w:pPr>
-      <w:r>
-        <w:rPr>
-          <w:rFonts w:ascii="Arial" w:cs="Arial" w:eastAsia="Arial" w:hAnsi="Arial"/>
-          <w:b/>
-          <w:bCs/>
-          <w:color w:val="231F20"/>
-          <w:sz w:val="21"/>
-          <w:szCs w:val="21"/>
-        </w:rPr>
-        <w:t xml:space="preserve">Bolt (ANCHOR)</w:t>
-      </w:r>
-    </w:p>
-    <w:p>
-      <w:pPr>
-        <w:spacing w:after="140" w:before="0"/>
-        <w:jc w:val="left"/>
-      </w:pPr>
-      <w:r>
-        <w:rPr>
-          <w:rFonts w:ascii="Arial" w:cs="Arial" w:eastAsia="Arial" w:hAnsi="Arial"/>
-          <w:color w:val="333333"/>
-          <w:sz w:val="21"/>
-          <w:szCs w:val="21"/>
-        </w:rPr>
-        <w:t xml:space="preserve">    Larger filled circle with darker inner ring — anchor bolt into slab.</w:t>
-      </w:r>
-    </w:p>
-    <w:p>
-      <w:pPr>
-        <w:spacing w:after="30" w:before="0"/>
-        <w:jc w:val="left"/>
-      </w:pPr>
-      <w:r>
-        <w:rPr>
-          <w:rFonts w:ascii="Arial" w:cs="Arial" w:eastAsia="Arial" w:hAnsi="Arial"/>
-          <w:b/>
-          <w:bCs/>
-          <w:color w:val="231F20"/>
-          <w:sz w:val="21"/>
-          <w:szCs w:val="21"/>
-        </w:rPr>
-        <w:t xml:space="preserve">ScrewHoles (ANCHOR cluster)</w:t>
-      </w:r>
-    </w:p>
-    <w:p>
-      <w:pPr>
-        <w:spacing w:after="140" w:before="0"/>
-        <w:jc w:val="left"/>
-      </w:pPr>
-      <w:r>
-        <w:rPr>
-          <w:rFonts w:ascii="Arial" w:cs="Arial" w:eastAsia="Arial" w:hAnsi="Arial"/>
-          <w:color w:val="333333"/>
-          <w:sz w:val="21"/>
-          <w:szCs w:val="21"/>
-        </w:rPr>
-        <w:t xml:space="preserve">    Three small filled circles — chord-pair screw cluster.</w:t>
-      </w:r>
-    </w:p>
-    <w:p>
-      <w:pPr>
-        <w:spacing w:after="30" w:before="0"/>
-        <w:jc w:val="left"/>
-      </w:pPr>
-      <w:r>
-        <w:rPr>
-          <w:rFonts w:ascii="Arial" w:cs="Arial" w:eastAsia="Arial" w:hAnsi="Arial"/>
-          <w:b/>
-          <w:bCs/>
-          <w:color w:val="231F20"/>
-          <w:sz w:val="21"/>
-          <w:szCs w:val="21"/>
-        </w:rPr>
-        <w:t xml:space="preserve">InnerService (SERVICE HOLE)</w:t>
-      </w:r>
-    </w:p>
-    <w:p>
-      <w:pPr>
-        <w:spacing w:after="140" w:before="0"/>
-        <w:jc w:val="left"/>
-      </w:pPr>
-      <w:r>
-        <w:rPr>
-          <w:rFonts w:ascii="Arial" w:cs="Arial" w:eastAsia="Arial" w:hAnsi="Arial"/>
-          <w:color w:val="333333"/>
-          <w:sz w:val="21"/>
-          <w:szCs w:val="21"/>
-        </w:rPr>
-        <w:t xml:space="preserve">    Oval slot 10mm × 5mm — cable / pipe pass-through.</w:t>
-      </w:r>
-    </w:p>
-    <w:p>
-      <w:pPr>
-        <w:spacing w:after="30" w:before="0"/>
-        <w:jc w:val="left"/>
-      </w:pPr>
-      <w:r>
-        <w:rPr>
-          <w:rFonts w:ascii="Arial" w:cs="Arial" w:eastAsia="Arial" w:hAnsi="Arial"/>
-          <w:b/>
-          <w:bCs/>
-          <w:color w:val="231F20"/>
-          <w:sz w:val="21"/>
-          <w:szCs w:val="21"/>
-        </w:rPr>
-        <w:t xml:space="preserve">Chamfer / TrussChamfer</w:t>
-      </w:r>
-    </w:p>
-    <w:p>
-      <w:pPr>
-        <w:spacing w:after="140" w:before="0"/>
-        <w:jc w:val="left"/>
-      </w:pPr>
-      <w:r>
-        <w:rPr>
-          <w:rFonts w:ascii="Arial" w:cs="Arial" w:eastAsia="Arial" w:hAnsi="Arial"/>
-          <w:color w:val="333333"/>
-          <w:sz w:val="21"/>
-          <w:szCs w:val="21"/>
-        </w:rPr>
-        <w:t xml:space="preserve">    Triangular corner cut — diagonal stick ends.</w:t>
+        <w:t xml:space="preserve">Each tool-op type is drawn as its actual physical shape AND outlined in a distinct color so you can identify it at a glance. The color and CSV label appear in the legend at the bottom of the sidebar (collapsible).</w:t>
+      </w:r>
+    </w:p>
+    <w:p>
+      <w:pPr>
+        <w:spacing w:after="30" w:before="0"/>
+        <w:jc w:val="left"/>
+      </w:pPr>
+      <w:r>
+        <w:rPr>
+          <w:rFonts w:ascii="Arial" w:cs="Arial" w:eastAsia="Arial" w:hAnsi="Arial"/>
+          <w:b/>
+          <w:bCs/>
+          <w:color w:val="231F20"/>
+          <w:sz w:val="21"/>
+          <w:szCs w:val="21"/>
+        </w:rPr>
+        <w:t xml:space="preserve">LipNotch  (red)</w:t>
+      </w:r>
+    </w:p>
+    <w:p>
+      <w:pPr>
+        <w:spacing w:after="140" w:before="0"/>
+        <w:jc w:val="left"/>
+      </w:pPr>
+      <w:r>
+        <w:rPr>
+          <w:rFonts w:ascii="Arial" w:cs="Arial" w:eastAsia="Arial" w:hAnsi="Arial"/>
+          <w:color w:val="333333"/>
+          <w:sz w:val="21"/>
+          <w:szCs w:val="21"/>
+        </w:rPr>
+        <w:t xml:space="preserve">    V-cut on each lip edge — appears at every stud crossing on plates. CSV label: LIP NOTCH.</w:t>
+      </w:r>
+    </w:p>
+    <w:p>
+      <w:pPr>
+        <w:spacing w:after="30" w:before="0"/>
+        <w:jc w:val="left"/>
+      </w:pPr>
+      <w:r>
+        <w:rPr>
+          <w:rFonts w:ascii="Arial" w:cs="Arial" w:eastAsia="Arial" w:hAnsi="Arial"/>
+          <w:b/>
+          <w:bCs/>
+          <w:color w:val="231F20"/>
+          <w:sz w:val="21"/>
+          <w:szCs w:val="21"/>
+        </w:rPr>
+        <w:t xml:space="preserve">LeftFlange  (orange-red)</w:t>
+      </w:r>
+    </w:p>
+    <w:p>
+      <w:pPr>
+        <w:spacing w:after="140" w:before="0"/>
+        <w:jc w:val="left"/>
+      </w:pPr>
+      <w:r>
+        <w:rPr>
+          <w:rFonts w:ascii="Arial" w:cs="Arial" w:eastAsia="Arial" w:hAnsi="Arial"/>
+          <w:color w:val="333333"/>
+          <w:sz w:val="21"/>
+          <w:szCs w:val="21"/>
+        </w:rPr>
+        <w:t xml:space="preserve">    Single-side V-cut on the left lip. CSV label: LIP NOTCH.</w:t>
+      </w:r>
+    </w:p>
+    <w:p>
+      <w:pPr>
+        <w:spacing w:after="30" w:before="0"/>
+        <w:jc w:val="left"/>
+      </w:pPr>
+      <w:r>
+        <w:rPr>
+          <w:rFonts w:ascii="Arial" w:cs="Arial" w:eastAsia="Arial" w:hAnsi="Arial"/>
+          <w:b/>
+          <w:bCs/>
+          <w:color w:val="231F20"/>
+          <w:sz w:val="21"/>
+          <w:szCs w:val="21"/>
+        </w:rPr>
+        <w:t xml:space="preserve">RightFlange  (pink)</w:t>
+      </w:r>
+    </w:p>
+    <w:p>
+      <w:pPr>
+        <w:spacing w:after="140" w:before="0"/>
+        <w:jc w:val="left"/>
+      </w:pPr>
+      <w:r>
+        <w:rPr>
+          <w:rFonts w:ascii="Arial" w:cs="Arial" w:eastAsia="Arial" w:hAnsi="Arial"/>
+          <w:color w:val="333333"/>
+          <w:sz w:val="21"/>
+          <w:szCs w:val="21"/>
+        </w:rPr>
+        <w:t xml:space="preserve">    Single-side V-cut on the right lip. CSV label: LIP NOTCH.</w:t>
+      </w:r>
+    </w:p>
+    <w:p>
+      <w:pPr>
+        <w:spacing w:after="30" w:before="0"/>
+        <w:jc w:val="left"/>
+      </w:pPr>
+      <w:r>
+        <w:rPr>
+          <w:rFonts w:ascii="Arial" w:cs="Arial" w:eastAsia="Arial" w:hAnsi="Arial"/>
+          <w:b/>
+          <w:bCs/>
+          <w:color w:val="231F20"/>
+          <w:sz w:val="21"/>
+          <w:szCs w:val="21"/>
+        </w:rPr>
+        <w:t xml:space="preserve">LeftPartialFlange / RightPartialFlange  (light pink / coral)</w:t>
+      </w:r>
+    </w:p>
+    <w:p>
+      <w:pPr>
+        <w:spacing w:after="140" w:before="0"/>
+        <w:jc w:val="left"/>
+      </w:pPr>
+      <w:r>
+        <w:rPr>
+          <w:rFonts w:ascii="Arial" w:cs="Arial" w:eastAsia="Arial" w:hAnsi="Arial"/>
+          <w:color w:val="333333"/>
+          <w:sz w:val="21"/>
+          <w:szCs w:val="21"/>
+        </w:rPr>
+        <w:t xml:space="preserve">    Half-depth V-cut on one side. CSV label: LIP NOTCH.</w:t>
+      </w:r>
+    </w:p>
+    <w:p>
+      <w:pPr>
+        <w:spacing w:after="30" w:before="0"/>
+        <w:jc w:val="left"/>
+      </w:pPr>
+      <w:r>
+        <w:rPr>
+          <w:rFonts w:ascii="Arial" w:cs="Arial" w:eastAsia="Arial" w:hAnsi="Arial"/>
+          <w:b/>
+          <w:bCs/>
+          <w:color w:val="231F20"/>
+          <w:sz w:val="21"/>
+          <w:szCs w:val="21"/>
+        </w:rPr>
+        <w:t xml:space="preserve">InnerDimple  (yellow)</w:t>
+      </w:r>
+    </w:p>
+    <w:p>
+      <w:pPr>
+        <w:spacing w:after="140" w:before="0"/>
+        <w:jc w:val="left"/>
+      </w:pPr>
+      <w:r>
+        <w:rPr>
+          <w:rFonts w:ascii="Arial" w:cs="Arial" w:eastAsia="Arial" w:hAnsi="Arial"/>
+          <w:color w:val="333333"/>
+          <w:sz w:val="21"/>
+          <w:szCs w:val="21"/>
+        </w:rPr>
+        <w:t xml:space="preserve">    Pre-punched dome bump — interior alignment / connection point. CSV label: INNER DIMPLE.</w:t>
+      </w:r>
+    </w:p>
+    <w:p>
+      <w:pPr>
+        <w:spacing w:after="30" w:before="0"/>
+        <w:jc w:val="left"/>
+      </w:pPr>
+      <w:r>
+        <w:rPr>
+          <w:rFonts w:ascii="Arial" w:cs="Arial" w:eastAsia="Arial" w:hAnsi="Arial"/>
+          <w:b/>
+          <w:bCs/>
+          <w:color w:val="231F20"/>
+          <w:sz w:val="21"/>
+          <w:szCs w:val="21"/>
+        </w:rPr>
+        <w:t xml:space="preserve">Swage  (orange)</w:t>
+      </w:r>
+    </w:p>
+    <w:p>
+      <w:pPr>
+        <w:spacing w:after="140" w:before="0"/>
+        <w:jc w:val="left"/>
+      </w:pPr>
+      <w:r>
+        <w:rPr>
+          <w:rFonts w:ascii="Arial" w:cs="Arial" w:eastAsia="Arial" w:hAnsi="Arial"/>
+          <w:color w:val="333333"/>
+          <w:sz w:val="21"/>
+          <w:szCs w:val="21"/>
+        </w:rPr>
+        <w:t xml:space="preserve">    Oval bump 14mm × 6mm — stiffening rib on web face. CSV label: SWAGE.</w:t>
+      </w:r>
+    </w:p>
+    <w:p>
+      <w:pPr>
+        <w:spacing w:after="30" w:before="0"/>
+        <w:jc w:val="left"/>
+      </w:pPr>
+      <w:r>
+        <w:rPr>
+          <w:rFonts w:ascii="Arial" w:cs="Arial" w:eastAsia="Arial" w:hAnsi="Arial"/>
+          <w:b/>
+          <w:bCs/>
+          <w:color w:val="231F20"/>
+          <w:sz w:val="21"/>
+          <w:szCs w:val="21"/>
+        </w:rPr>
+        <w:t xml:space="preserve">InnerNotch  (purple)</w:t>
+      </w:r>
+    </w:p>
+    <w:p>
+      <w:pPr>
+        <w:spacing w:after="140" w:before="0"/>
+        <w:jc w:val="left"/>
+      </w:pPr>
+      <w:r>
+        <w:rPr>
+          <w:rFonts w:ascii="Arial" w:cs="Arial" w:eastAsia="Arial" w:hAnsi="Arial"/>
+          <w:color w:val="333333"/>
+          <w:sz w:val="21"/>
+          <w:szCs w:val="21"/>
+        </w:rPr>
+        <w:t xml:space="preserve">    Rectangular notch IN the web face — fitment cutout. CSV label: WEB NOTCH.</w:t>
+      </w:r>
+    </w:p>
+    <w:p>
+      <w:pPr>
+        <w:spacing w:after="30" w:before="0"/>
+        <w:jc w:val="left"/>
+      </w:pPr>
+      <w:r>
+        <w:rPr>
+          <w:rFonts w:ascii="Arial" w:cs="Arial" w:eastAsia="Arial" w:hAnsi="Arial"/>
+          <w:b/>
+          <w:bCs/>
+          <w:color w:val="231F20"/>
+          <w:sz w:val="21"/>
+          <w:szCs w:val="21"/>
+        </w:rPr>
+        <w:t xml:space="preserve">Web  (cyan)</w:t>
+      </w:r>
+    </w:p>
+    <w:p>
+      <w:pPr>
+        <w:spacing w:after="140" w:before="0"/>
+        <w:jc w:val="left"/>
+      </w:pPr>
+      <w:r>
+        <w:rPr>
+          <w:rFonts w:ascii="Arial" w:cs="Arial" w:eastAsia="Arial" w:hAnsi="Arial"/>
+          <w:color w:val="333333"/>
+          <w:sz w:val="21"/>
+          <w:szCs w:val="21"/>
+        </w:rPr>
+        <w:t xml:space="preserve">    Hole through the web for bolting fasteners. CSV label: BOLT HOLES.</w:t>
+      </w:r>
+    </w:p>
+    <w:p>
+      <w:pPr>
+        <w:spacing w:after="30" w:before="0"/>
+        <w:jc w:val="left"/>
+      </w:pPr>
+      <w:r>
+        <w:rPr>
+          <w:rFonts w:ascii="Arial" w:cs="Arial" w:eastAsia="Arial" w:hAnsi="Arial"/>
+          <w:b/>
+          <w:bCs/>
+          <w:color w:val="231F20"/>
+          <w:sz w:val="21"/>
+          <w:szCs w:val="21"/>
+        </w:rPr>
+        <w:t xml:space="preserve">Bolt  (blue)</w:t>
+      </w:r>
+    </w:p>
+    <w:p>
+      <w:pPr>
+        <w:spacing w:after="140" w:before="0"/>
+        <w:jc w:val="left"/>
+      </w:pPr>
+      <w:r>
+        <w:rPr>
+          <w:rFonts w:ascii="Arial" w:cs="Arial" w:eastAsia="Arial" w:hAnsi="Arial"/>
+          <w:color w:val="333333"/>
+          <w:sz w:val="21"/>
+          <w:szCs w:val="21"/>
+        </w:rPr>
+        <w:t xml:space="preserve">    Larger hole with darker inner ring — anchor bolt into slab. CSV label: ANCHOR.</w:t>
+      </w:r>
+    </w:p>
+    <w:p>
+      <w:pPr>
+        <w:spacing w:after="30" w:before="0"/>
+        <w:jc w:val="left"/>
+      </w:pPr>
+      <w:r>
+        <w:rPr>
+          <w:rFonts w:ascii="Arial" w:cs="Arial" w:eastAsia="Arial" w:hAnsi="Arial"/>
+          <w:b/>
+          <w:bCs/>
+          <w:color w:val="231F20"/>
+          <w:sz w:val="21"/>
+          <w:szCs w:val="21"/>
+        </w:rPr>
+        <w:t xml:space="preserve">ScrewHoles  (green)</w:t>
+      </w:r>
+    </w:p>
+    <w:p>
+      <w:pPr>
+        <w:spacing w:after="140" w:before="0"/>
+        <w:jc w:val="left"/>
+      </w:pPr>
+      <w:r>
+        <w:rPr>
+          <w:rFonts w:ascii="Arial" w:cs="Arial" w:eastAsia="Arial" w:hAnsi="Arial"/>
+          <w:color w:val="333333"/>
+          <w:sz w:val="21"/>
+          <w:szCs w:val="21"/>
+        </w:rPr>
+        <w:t xml:space="preserve">    Cluster of three small holes — chord-pair screw cluster. CSV label: ANCHOR.</w:t>
+      </w:r>
+    </w:p>
+    <w:p>
+      <w:pPr>
+        <w:spacing w:after="30" w:before="0"/>
+        <w:jc w:val="left"/>
+      </w:pPr>
+      <w:r>
+        <w:rPr>
+          <w:rFonts w:ascii="Arial" w:cs="Arial" w:eastAsia="Arial" w:hAnsi="Arial"/>
+          <w:b/>
+          <w:bCs/>
+          <w:color w:val="231F20"/>
+          <w:sz w:val="21"/>
+          <w:szCs w:val="21"/>
+        </w:rPr>
+        <w:t xml:space="preserve">InnerService  (teal)</w:t>
+      </w:r>
+    </w:p>
+    <w:p>
+      <w:pPr>
+        <w:spacing w:after="140" w:before="0"/>
+        <w:jc w:val="left"/>
+      </w:pPr>
+      <w:r>
+        <w:rPr>
+          <w:rFonts w:ascii="Arial" w:cs="Arial" w:eastAsia="Arial" w:hAnsi="Arial"/>
+          <w:color w:val="333333"/>
+          <w:sz w:val="21"/>
+          <w:szCs w:val="21"/>
+        </w:rPr>
+        <w:t xml:space="preserve">    Oval slot 10mm × 5mm — cable / pipe pass-through. CSV label: SERVICE HOLE.</w:t>
+      </w:r>
+    </w:p>
+    <w:p>
+      <w:pPr>
+        <w:spacing w:after="30" w:before="0"/>
+        <w:jc w:val="left"/>
+      </w:pPr>
+      <w:r>
+        <w:rPr>
+          <w:rFonts w:ascii="Arial" w:cs="Arial" w:eastAsia="Arial" w:hAnsi="Arial"/>
+          <w:b/>
+          <w:bCs/>
+          <w:color w:val="231F20"/>
+          <w:sz w:val="21"/>
+          <w:szCs w:val="21"/>
+        </w:rPr>
+        <w:t xml:space="preserve">Chamfer / TrussChamfer  (lime)</w:t>
+      </w:r>
+    </w:p>
+    <w:p>
+      <w:pPr>
+        <w:spacing w:after="140" w:before="0"/>
+        <w:jc w:val="left"/>
+      </w:pPr>
+      <w:r>
+        <w:rPr>
+          <w:rFonts w:ascii="Arial" w:cs="Arial" w:eastAsia="Arial" w:hAnsi="Arial"/>
+          <w:color w:val="333333"/>
+          <w:sz w:val="21"/>
+          <w:szCs w:val="21"/>
+        </w:rPr>
+        <w:t xml:space="preserve">    Triangular corner cut — diagonal stick ends (Kb / W). CSV label: FULL CHAMFER.</w:t>
+      </w:r>
+    </w:p>
+    <w:p>
+      <w:pPr>
+        <w:spacing w:after="200" w:before="100"/>
+        <w:jc w:val="left"/>
+      </w:pPr>
+      <w:r>
+        <w:rPr>
+          <w:rFonts w:ascii="Arial" w:cs="Arial" w:eastAsia="Arial" w:hAnsi="Arial"/>
+          <w:b/>
+          <w:bCs/>
+          <w:color w:val="231F20"/>
+          <w:sz w:val="21"/>
+          <w:szCs w:val="21"/>
+        </w:rPr>
+        <w:t xml:space="preserve">⚠ Color conventions: reds/pinks = lip-edge cuts, yellow/orange = shape deformation (dimples/swages), purple = web notches, blues = web holes, greens = screw clusters + corner cuts, teal = service slots.</w:t>
       </w:r>
     </w:p>
     <w:p>
